--- a/07-third-party-risk/Third_Party_Risk_and_Supply_Chain/Espanol/Third_Party_Risk_Management_and_Cyber_Supply_Chain_Security_Manual_Espanol_v1.0.docx
+++ b/07-third-party-risk/Third_Party_Risk_and_Supply_Chain/Espanol/Third_Party_Risk_Management_and_Cyber_Supply_Chain_Security_Manual_Espanol_v1.0.docx
@@ -2,32 +2,6 @@
 <file path=word/document.xml><?xml version="1.0" encoding="utf-8"?>
 <w:document xmlns:w="http://schemas.openxmlformats.org/wordprocessingml/2006/main" xmlns:m="http://schemas.openxmlformats.org/officeDocument/2006/math" xmlns:r="http://schemas.openxmlformats.org/officeDocument/2006/relationships" xmlns:o="urn:schemas-microsoft-com:office:office" xmlns:v="urn:schemas-microsoft-com:vml" xmlns:w10="urn:schemas-microsoft-com:office:word" xmlns:a="http://schemas.openxmlformats.org/drawingml/2006/main" xmlns:pic="http://schemas.openxmlformats.org/drawingml/2006/picture" xmlns:wp="http://schemas.openxmlformats.org/drawingml/2006/wordprocessingDrawing">
   <w:body>
-    <w:sdt>
-      <w:sdtPr>
-        <w:docPartObj>
-          <w:docPartGallery w:val="Table of Contents"/>
-          <w:docPartUnique/>
-        </w:docPartObj>
-      </w:sdtPr>
-      <w:sdtContent>
-        <w:p>
-          <w:pPr>
-            <w:pStyle w:val="TOCHeading"/>
-          </w:pPr>
-          <w:r>
-            <w:t xml:space="preserve">Table of Contents</w:t>
-          </w:r>
-        </w:p>
-        <w:p>
-          <w:r>
-            <w:fldChar w:fldCharType="begin" w:dirty="true"/>
-            <w:instrText xml:space="preserve">TOC \o "1-3" \h \z \u</w:instrText>
-            <w:fldChar w:fldCharType="separate"/>
-            <w:fldChar w:fldCharType="end"/>
-          </w:r>
-        </w:p>
-      </w:sdtContent>
-    </w:sdt>
     <w:p>
       <w:pPr>
         <w:pStyle w:val="BlockText"/>

--- a/07-third-party-risk/Third_Party_Risk_and_Supply_Chain/Espanol/Third_Party_Risk_Management_and_Cyber_Supply_Chain_Security_Manual_Espanol_v1.0.docx
+++ b/07-third-party-risk/Third_Party_Risk_and_Supply_Chain/Espanol/Third_Party_Risk_Management_and_Cyber_Supply_Chain_Security_Manual_Espanol_v1.0.docx
@@ -2,6 +2,32 @@
 <file path=word/document.xml><?xml version="1.0" encoding="utf-8"?>
 <w:document xmlns:w="http://schemas.openxmlformats.org/wordprocessingml/2006/main" xmlns:m="http://schemas.openxmlformats.org/officeDocument/2006/math" xmlns:r="http://schemas.openxmlformats.org/officeDocument/2006/relationships" xmlns:o="urn:schemas-microsoft-com:office:office" xmlns:v="urn:schemas-microsoft-com:vml" xmlns:w10="urn:schemas-microsoft-com:office:word" xmlns:a="http://schemas.openxmlformats.org/drawingml/2006/main" xmlns:pic="http://schemas.openxmlformats.org/drawingml/2006/picture" xmlns:wp="http://schemas.openxmlformats.org/drawingml/2006/wordprocessingDrawing">
   <w:body>
+    <w:sdt>
+      <w:sdtPr>
+        <w:docPartObj>
+          <w:docPartGallery w:val="Table of Contents"/>
+          <w:docPartUnique/>
+        </w:docPartObj>
+      </w:sdtPr>
+      <w:sdtContent>
+        <w:p>
+          <w:pPr>
+            <w:pStyle w:val="TOCHeading"/>
+          </w:pPr>
+          <w:r>
+            <w:t xml:space="preserve">Table of Contents</w:t>
+          </w:r>
+        </w:p>
+        <w:p>
+          <w:r>
+            <w:fldChar w:fldCharType="begin" w:dirty="true"/>
+            <w:instrText xml:space="preserve">TOC \o "1-3" \h \z \u</w:instrText>
+            <w:fldChar w:fldCharType="separate"/>
+            <w:fldChar w:fldCharType="end"/>
+          </w:r>
+        </w:p>
+      </w:sdtContent>
+    </w:sdt>
     <w:p>
       <w:pPr>
         <w:pStyle w:val="BlockText"/>

--- a/07-third-party-risk/Third_Party_Risk_and_Supply_Chain/Espanol/Third_Party_Risk_Management_and_Cyber_Supply_Chain_Security_Manual_Espanol_v1.0.docx
+++ b/07-third-party-risk/Third_Party_Risk_and_Supply_Chain/Espanol/Third_Party_Risk_Management_and_Cyber_Supply_Chain_Security_Manual_Espanol_v1.0.docx
@@ -34,8 +34,8 @@
       </w:pPr>
       <w:r>
         <w:rPr>
+          <w:b/>
           <w:bCs/>
-          <w:b/>
         </w:rPr>
         <w:t xml:space="preserve">Estado de revisión:</w:t>
       </w:r>
@@ -46,7 +46,7 @@
         <w:t xml:space="preserve">Borrador de traducción asistida por máquina. Requiere revisión humana de terminología, significado, enlaces, formato y vigencia técnica antes de marcarse como edición final.</w:t>
       </w:r>
     </w:p>
-    <w:bookmarkStart w:id="20" w:name="theird-party-risk-management"/>
+    <w:bookmarkStart w:id="9" w:name="theird-party-risk-management"/>
     <w:p>
       <w:pPr>
         <w:pStyle w:val="Heading1"/>
@@ -55,8 +55,8 @@
         <w:t xml:space="preserve">THEIRD-PARTY RISK MANAGEMENT</w:t>
       </w:r>
     </w:p>
-    <w:bookmarkEnd w:id="20"/>
-    <w:bookmarkStart w:id="21" w:name="y-cyber-supply-chain-seguridad"/>
+    <w:bookmarkEnd w:id="9"/>
+    <w:bookmarkStart w:id="10" w:name="y-cyber-supply-chain-seguridad"/>
     <w:p>
       <w:pPr>
         <w:pStyle w:val="Heading1"/>
@@ -85,8 +85,8 @@
       </w:r>
       <w:r>
         <w:rPr>
+          <w:b/>
           <w:bCs/>
-          <w:b/>
         </w:rPr>
         <w:t xml:space="preserve">Lo que este manual hace:</w:t>
       </w:r>
@@ -94,13 +94,13 @@
         <w:t xml:space="preserve"> </w:t>
       </w:r>
       <w:r>
-        <w:t xml:space="preserve">Explica cómo identificar, evaluar, contratar con, supervisar, responder a los proveedores y salir con seguridad. Combina la gobernanza, las pruebas prácticas, la orientación actual NIST, herramientas de código abierto, plantillas reutilizables y preparación de carreras. Silencio</w:t>
-      </w:r>
-      <w:r>
-        <w:t xml:space="preserve"> </w:t>
-      </w:r>
-      <w:r>
-        <w:t xml:space="preserve">Silencio.</w:t>
+        <w:t xml:space="preserve">Explica cómo identificar, evaluar, contratar con, supervisar, responder a los proveedores y salir con seguridad. Combina la gobernanza, las pruebas prácticas, la orientación actual NIST, herramientas de código abierto, plantillas reutilizables y preparación de carreras. |</w:t>
+      </w:r>
+      <w:r>
+        <w:t xml:space="preserve"> </w:t>
+      </w:r>
+      <w:r>
+        <w:t xml:space="preserve">|. |</w:t>
       </w:r>
     </w:p>
     <w:p>
@@ -109,8 +109,8 @@
       </w:pPr>
       <w:r>
         <w:rPr>
+          <w:b/>
           <w:bCs/>
-          <w:b/>
         </w:rPr>
         <w:t xml:space="preserve">Alberto (Al) Leiva</w:t>
       </w:r>
@@ -123,8 +123,8 @@
         <w:t xml:space="preserve">Primera edición • Julio 2026</w:t>
       </w:r>
     </w:p>
-    <w:bookmarkEnd w:id="21"/>
-    <w:bookmarkStart w:id="23" w:name="prefacio"/>
+    <w:bookmarkEnd w:id="10"/>
+    <w:bookmarkStart w:id="12" w:name="prefacio"/>
     <w:p>
       <w:pPr>
         <w:pStyle w:val="Heading1"/>
@@ -154,16 +154,18 @@
         <w:pStyle w:val="BodyText"/>
       </w:pPr>
       <w:r>
-        <w:t xml:space="preserve">Silencio ** Nota de información actual** El manual refleja el material oficial comprobado el 14 de julio de 2026, incluyendo NIST SP 1326 (final julio 8, 2026), NIST SP 800-18 Rev. 2 (final junio 30, 2026), NIST SP 800-161 Rev. 1 Update 1, NIST SP 1305, y ZXPROTECTED4X 2.0Z ZX</w:t>
-      </w:r>
-      <w:r>
-        <w:t xml:space="preserve"> </w:t>
-      </w:r>
-      <w:r>
-        <w:t xml:space="preserve">Silencio.</w:t>
-      </w:r>
-    </w:p>
-    <w:bookmarkStart w:id="22" w:name="cómo-usar-este-manual"/>
+        <w:t xml:space="preserve">** Nota de información actual** El manual refleja el material oficial comprobado el 14 de julio de 2026, incluyendo NIST SP 1326 (final julio 8, 2026), NIST SP 800-18 Rev. 2 (final junio 30, 2026), NIST SP 800-161 Rev. 1 Update 1, NIST SP 1305, y ZXPROTECTED4X 2.0Z ZX |</w:t>
+      </w:r>
+    </w:p>
+    <w:p>
+      <w:pPr>
+        <w:pStyle w:val="BodyText"/>
+      </w:pPr>
+      <w:r>
+        <w:t xml:space="preserve">|. |</w:t>
+      </w:r>
+    </w:p>
+    <w:bookmarkStart w:id="11" w:name="cómo-usar-este-manual"/>
     <w:p>
       <w:pPr>
         <w:pStyle w:val="Heading2"/>
@@ -227,9 +229,9 @@
         <w:t xml:space="preserve">Utilizar las plantillas como puntos de partida; adaptar criterios y aprobaciones a su organización.</w:t>
       </w:r>
     </w:p>
-    <w:bookmarkEnd w:id="22"/>
-    <w:bookmarkEnd w:id="23"/>
-    <w:bookmarkStart w:id="24" w:name="tabla-de-contenidos"/>
+    <w:bookmarkEnd w:id="11"/>
+    <w:bookmarkEnd w:id="12"/>
+    <w:bookmarkStart w:id="13" w:name="tabla-de-contenidos"/>
     <w:p>
       <w:pPr>
         <w:pStyle w:val="Heading1"/>
@@ -1437,8 +1439,8 @@
         <w:t xml:space="preserve">Guía del Capítulo</w:t>
       </w:r>
     </w:p>
-    <w:bookmarkEnd w:id="24"/>
-    <w:bookmarkStart w:id="28" w:name="tprm-and-cyber-supply-chain-foundations"/>
+    <w:bookmarkEnd w:id="13"/>
+    <w:bookmarkStart w:id="17" w:name="tprm-and-cyber-supply-chain-foundations"/>
     <w:p>
       <w:pPr>
         <w:pStyle w:val="Heading1"/>
@@ -1453,8 +1455,8 @@
       </w:pPr>
       <w:r>
         <w:rPr>
+          <w:i/>
           <w:iCs/>
-          <w:i/>
         </w:rPr>
         <w:t xml:space="preserve">La gestión del riesgo de terceros controla los riesgos que plantean las organizaciones externas, los productos, las personas y los servicios</w:t>
       </w:r>
@@ -1470,7 +1472,7 @@
         <w:t xml:space="preserve">Un tercero puede albergar sistemas, procesar datos, suministrar software, proporcionar personal, ejecutar operaciones críticas o apoyar a los clientes. La gestión del riesgo de cadena de suministro cibernético (C-SCRM) es más amplia: considera cómo la tecnología está diseñada, desarrollada, fabricada, integrada, entregada, operada, mantenida y retirada en muchos niveles.</w:t>
       </w:r>
     </w:p>
-    <w:bookmarkStart w:id="25" w:name="qué-buena-tprm-produce"/>
+    <w:bookmarkStart w:id="14" w:name="qué-buena-tprm-produce"/>
     <w:p>
       <w:pPr>
         <w:pStyle w:val="Heading2"/>
@@ -1527,8 +1529,8 @@
         <w:t xml:space="preserve">Realizó la coordinación de incidentes y un plan de salida ejecutable.</w:t>
       </w:r>
     </w:p>
-    <w:bookmarkEnd w:id="25"/>
-    <w:bookmarkStart w:id="26" w:name="importantes-límites"/>
+    <w:bookmarkEnd w:id="14"/>
+    <w:bookmarkStart w:id="15" w:name="importantes-límites"/>
     <w:p>
       <w:pPr>
         <w:pStyle w:val="Heading2"/>
@@ -1543,8 +1545,8 @@
       </w:pPr>
       <w:r>
         <w:rPr>
+          <w:b/>
           <w:bCs/>
-          <w:b/>
         </w:rPr>
         <w:t xml:space="preserve">Item</w:t>
       </w:r>
@@ -1552,15 +1554,15 @@
         <w:t xml:space="preserve"> </w:t>
       </w:r>
       <w:r>
-        <w:t xml:space="preserve">Silencio</w:t>
+        <w:t xml:space="preserve">|</w:t>
       </w:r>
       <w:r>
         <w:t xml:space="preserve"> </w:t>
       </w:r>
       <w:r>
         <w:rPr>
+          <w:b/>
           <w:bCs/>
-          <w:b/>
         </w:rPr>
         <w:t xml:space="preserve">Lo que no prueba</w:t>
       </w:r>
@@ -1568,13 +1570,13 @@
         <w:t xml:space="preserve"> </w:t>
       </w:r>
       <w:r>
-        <w:t xml:space="preserve">Silencio.</w:t>
-      </w:r>
-      <w:r>
-        <w:t xml:space="preserve"> </w:t>
-      </w:r>
-      <w:r>
-        <w:t xml:space="preserve">Silencio Cuestionario Silencio Una afirmación del proveedor no es una prueba independiente.</w:t>
+        <w:t xml:space="preserve">|. |</w:t>
+      </w:r>
+      <w:r>
+        <w:t xml:space="preserve"> </w:t>
+      </w:r>
+      <w:r>
+        <w:t xml:space="preserve">| Cuestionario | Una afirmación del proveedor no es una prueba independiente.</w:t>
       </w:r>
       <w:r>
         <w:t xml:space="preserve"> </w:t>
@@ -1586,41 +1588,35 @@
         <w:t xml:space="preserve"> </w:t>
       </w:r>
       <w:r>
-        <w:t xml:space="preserve">TENIDO ISO certificado Se aplica sólo al alcance certificado y los detalles del certificado actual.</w:t>
-      </w:r>
-      <w:r>
-        <w:t xml:space="preserve"> </w:t>
-      </w:r>
-      <w:r>
-        <w:t xml:space="preserve">Nota de seguridad Silencio Las señales externas pueden ser útiles pero pueden ser incompletas, estancadas o mal atribuidas. Silencio</w:t>
-      </w:r>
-      <w:r>
-        <w:t xml:space="preserve"> </w:t>
-      </w:r>
-      <w:r>
-        <w:t xml:space="preserve">Contrato permanente Una promesa no muestra que un control funciona. Silencio</w:t>
-      </w:r>
-      <w:r>
-        <w:t xml:space="preserve"> </w:t>
-      </w:r>
-      <w:r>
-        <w:t xml:space="preserve">← Herramienta resultado Silencio Automatización es compatible con las pruebas; no toma la decisión del negocio. Silencio</w:t>
-      </w:r>
-    </w:p>
-    <w:p>
-      <w:pPr>
-        <w:pStyle w:val="BodyText"/>
-      </w:pPr>
-      <w:r>
-        <w:t xml:space="preserve">Silencio</w:t>
-      </w:r>
-      <w:r>
-        <w:t xml:space="preserve"> </w:t>
-      </w:r>
+        <w:t xml:space="preserve">| ISO certificado Se aplica sólo al alcance certificado y los detalles del certificado actual. |</w:t>
+      </w:r>
+      <w:r>
+        <w:t xml:space="preserve"> </w:t>
+      </w:r>
+      <w:r>
+        <w:t xml:space="preserve">Nota de seguridad | Las señales externas pueden ser útiles pero pueden ser incompletas, estancadas o mal atribuidas. |</w:t>
+      </w:r>
+      <w:r>
+        <w:t xml:space="preserve"> </w:t>
+      </w:r>
+      <w:r>
+        <w:t xml:space="preserve">Contrato permanente Una promesa no muestra que un control funciona. |</w:t>
+      </w:r>
+      <w:r>
+        <w:t xml:space="preserve"> </w:t>
+      </w:r>
+      <w:r>
+        <w:t xml:space="preserve">← Herramienta resultado | Automatización es compatible con las pruebas; no toma la decisión del negocio. |</w:t>
+      </w:r>
+    </w:p>
+    <w:p>
+      <w:pPr>
+        <w:pStyle w:val="BodyText"/>
+      </w:pPr>
       <w:r>
         <w:rPr>
+          <w:b/>
           <w:bCs/>
-          <w:b/>
         </w:rPr>
         <w:t xml:space="preserve">Principio del contrato:</w:t>
       </w:r>
@@ -1628,22 +1624,24 @@
         <w:t xml:space="preserve"> </w:t>
       </w:r>
       <w:r>
-        <w:t xml:space="preserve">Proporcione la actividad, no la responsabilidad. El propietario del negocio sigue siendo responsable de entender y gestionar el impacto.</w:t>
-      </w:r>
-      <w:r>
-        <w:t xml:space="preserve"> </w:t>
-      </w:r>
-      <w:r>
-        <w:t xml:space="preserve">Silencio.</w:t>
-      </w:r>
-    </w:p>
-    <w:p>
-      <w:pPr>
+        <w:t xml:space="preserve">Proporcione la actividad, no la responsabilidad. El propietario del negocio sigue siendo responsable de entender y gestionar el impacto. |</w:t>
+      </w:r>
+    </w:p>
+    <w:p>
+      <w:pPr>
+        <w:pStyle w:val="BodyText"/>
+      </w:pPr>
+      <w:r>
+        <w:t xml:space="preserve">|. |</w:t>
+      </w:r>
+    </w:p>
+    <w:p>
+      <w:pPr>
+        <w:pStyle w:val="Compact"/>
         <w:numPr>
           <w:ilvl w:val="0"/>
           <w:numId w:val="1002"/>
         </w:numPr>
-        <w:pStyle w:val="Compact"/>
       </w:pPr>
       <w:r>
         <w:t xml:space="preserve">El Ciclo de Vida de Terceros</w:t>
@@ -1655,8 +1653,8 @@
       </w:pPr>
       <w:r>
         <w:rPr>
+          <w:i/>
           <w:iCs/>
-          <w:i/>
         </w:rPr>
         <w:t xml:space="preserve">Un proceso de ciclo de vida evita que la evaluación se convierta en un cuestionario único</w:t>
       </w:r>
@@ -1672,13 +1670,7 @@
         <w:t xml:space="preserve">■img src=</w:t>
       </w:r>
       <w:r>
-        <w:t xml:space="preserve">“</w:t>
-      </w:r>
-      <w:r>
-        <w:t xml:space="preserve">media/image1.png</w:t>
-      </w:r>
-      <w:r>
-        <w:t xml:space="preserve">”</w:t>
+        <w:t xml:space="preserve">“media/image1.png”</w:t>
       </w:r>
       <w:r>
         <w:t xml:space="preserve"> </w:t>
@@ -1687,13 +1679,7 @@
         <w:t xml:space="preserve">style=</w:t>
       </w:r>
       <w:r>
-        <w:t xml:space="preserve">“</w:t>
-      </w:r>
-      <w:r>
-        <w:t xml:space="preserve">width:6.15in;height:3.39605in</w:t>
-      </w:r>
-      <w:r>
-        <w:t xml:space="preserve">”</w:t>
+        <w:t xml:space="preserve">“width:6.15in;height:3.39605in”</w:t>
       </w:r>
       <w:r>
         <w:t xml:space="preserve"> </w:t>
@@ -1702,13 +1688,7 @@
         <w:t xml:space="preserve">alt=</w:t>
       </w:r>
       <w:r>
-        <w:t xml:space="preserve">“</w:t>
-      </w:r>
-      <w:r>
-        <w:t xml:space="preserve">El mismo registro debe seguir al proveedor de la solicitud de negocio a través de salida segura.</w:t>
-      </w:r>
-      <w:r>
-        <w:t xml:space="preserve">”</w:t>
+        <w:t xml:space="preserve">“El mismo registro debe seguir al proveedor de la solicitud de negocio a través de salida segura.”</w:t>
       </w:r>
       <w:r>
         <w:t xml:space="preserve"> </w:t>
@@ -1725,38 +1705,54 @@
         <w:t xml:space="preserve">Figura 1. Ciclo de vida de riesgo de terceros</w:t>
       </w:r>
     </w:p>
-    <w:p>
-      <w:pPr>
-        <w:pStyle w:val="BodyText"/>
-      </w:pPr>
-      <w:r>
-        <w:rPr>
-          <w:bCs/>
-          <w:b/>
-        </w:rPr>
-        <w:t xml:space="preserve">Stage</w:t>
-      </w:r>
-      <w:r>
-        <w:t xml:space="preserve"> </w:t>
-      </w:r>
-      <w:r>
-        <w:t xml:space="preserve">Silencio**</w:t>
-      </w:r>
-      <w:r>
-        <w:t xml:space="preserve"> </w:t>
-      </w:r>
-      <w:r>
-        <w:t xml:space="preserve">Silencio————————–</w:t>
-      </w:r>
-      <w:r>
-        <w:t xml:space="preserve"> </w:t>
-      </w:r>
-      <w:r>
-        <w:t xml:space="preserve">TENCIÓN ANTERIOR ¿Hay una necesidad válida y un propietario responsable? Silencio Solicitud, descripción del servicio, propietario, alternativas</w:t>
-      </w:r>
-      <w:r>
-        <w:t xml:space="preserve"> </w:t>
-      </w:r>
+    <w:tbl>
+      <w:tblPr>
+        <w:tblStyle w:val="Table"/>
+        <w:tblW w:type="pct" w:w="5000"/>
+        <w:tblLayout w:type="fixed"/>
+        <w:tblLook w:firstRow="1" w:lastRow="0" w:firstColumn="0" w:lastColumn="0" w:noHBand="0" w:noVBand="0" w:val="0020"/>
+      </w:tblPr>
+      <w:tblGrid>
+        <w:gridCol w:w="7920"/>
+      </w:tblGrid>
+      <w:tr>
+        <w:trPr>
+          <w:tblHeader w:val="on"/>
+        </w:trPr>
+        <w:tc>
+          <w:tcPr/>
+          <w:p>
+            <w:pPr>
+              <w:pStyle w:val="Compact"/>
+            </w:pPr>
+            <w:r>
+              <w:rPr>
+                <w:b/>
+                <w:bCs/>
+              </w:rPr>
+              <w:t xml:space="preserve">Stage</w:t>
+            </w:r>
+          </w:p>
+        </w:tc>
+      </w:tr>
+      <w:tr>
+        <w:tc>
+          <w:tcPr/>
+          <w:p>
+            <w:pPr>
+              <w:pStyle w:val="Compact"/>
+            </w:pPr>
+            <w:r>
+              <w:t xml:space="preserve">TENCIÓN ANTERIOR ¿Hay una necesidad válida y un propietario responsable?</w:t>
+            </w:r>
+          </w:p>
+        </w:tc>
+      </w:tr>
+    </w:tbl>
+    <w:p>
+      <w:pPr>
+        <w:pStyle w:val="BodyText"/>
+      </w:pPr>
       <w:r>
         <w:t xml:space="preserve">¿Cuánto daño podría causar el fracaso? ← Datos, acceso, dependencia, disponibilidad, geografía</w:t>
       </w:r>
@@ -1764,7 +1760,7 @@
         <w:t xml:space="preserve"> </w:t>
       </w:r>
       <w:r>
-        <w:t xml:space="preserve">Silencio ¿Es aceptable el riesgo residual? Ø Investigación, pruebas, pruebas, hallazgos, tratamiento</w:t>
+        <w:t xml:space="preserve">| ¿Es aceptable el riesgo residual? Ø Investigación, pruebas, pruebas, hallazgos, tratamiento |</w:t>
       </w:r>
       <w:r>
         <w:t xml:space="preserve"> </w:t>
@@ -1776,7 +1772,7 @@
         <w:t xml:space="preserve"> </w:t>
       </w:r>
       <w:r>
-        <w:t xml:space="preserve">Silencio a bordo ¿El acceso es limitado y aprobado? Configuración, cuenta, flujo de datos, registros de aceptación</w:t>
+        <w:t xml:space="preserve">| a bordo ¿El acceso es limitado y aprobado? Configuración, cuenta, flujo de datos, registros de aceptación |</w:t>
       </w:r>
       <w:r>
         <w:t xml:space="preserve"> </w:t>
@@ -1793,11 +1789,11 @@
     </w:p>
     <w:p>
       <w:pPr>
+        <w:pStyle w:val="Compact"/>
         <w:numPr>
           <w:ilvl w:val="0"/>
           <w:numId w:val="1003"/>
         </w:numPr>
-        <w:pStyle w:val="Compact"/>
       </w:pPr>
       <w:r>
         <w:t xml:space="preserve">Gobernanza, estrategia y competencia de riesgo</w:t>
@@ -1809,8 +1805,8 @@
       </w:pPr>
       <w:r>
         <w:rPr>
+          <w:i/>
           <w:iCs/>
-          <w:i/>
         </w:rPr>
         <w:t xml:space="preserve">Governance establece derechos de decisión, límites de riesgo, financiación y escalada</w:t>
       </w:r>
@@ -1818,8 +1814,8 @@
         <w:t xml:space="preserve">.</w:t>
       </w:r>
     </w:p>
-    <w:bookmarkEnd w:id="26"/>
-    <w:bookmarkStart w:id="27" w:name="documentos-del-programa"/>
+    <w:bookmarkEnd w:id="15"/>
+    <w:bookmarkStart w:id="16" w:name="documentos-del-programa"/>
     <w:p>
       <w:pPr>
         <w:pStyle w:val="Heading2"/>
@@ -1899,23 +1895,25 @@
         <w:pStyle w:val="FirstParagraph"/>
       </w:pPr>
       <w:r>
-        <w:t xml:space="preserve">Silencio</w:t>
-      </w:r>
-      <w:r>
-        <w:t xml:space="preserve"> </w:t>
-      </w:r>
-      <w:r>
         <w:rPr>
+          <w:b/>
           <w:bCs/>
-          <w:b/>
         </w:rPr>
-        <w:t xml:space="preserve">Role</w:t>
-      </w:r>
-      <w:r>
-        <w:t xml:space="preserve"> </w:t>
-      </w:r>
-      <w:r>
-        <w:t xml:space="preserve">Silencio.</w:t>
+        <w:t xml:space="preserve">Rol</w:t>
+      </w:r>
+      <w:r>
+        <w:t xml:space="preserve"> </w:t>
+      </w:r>
+      <w:r>
+        <w:t xml:space="preserve">|</w:t>
+      </w:r>
+    </w:p>
+    <w:p>
+      <w:pPr>
+        <w:pStyle w:val="BodyText"/>
+      </w:pPr>
+      <w:r>
+        <w:t xml:space="preserve">|. |</w:t>
       </w:r>
       <w:r>
         <w:t xml:space="preserve"> </w:t>
@@ -1933,7 +1931,7 @@
         <w:t xml:space="preserve"> </w:t>
       </w:r>
       <w:r>
-        <w:t xml:space="preserve">Silencioso Compras Silencio Flujo de trabajo, términos comerciales, renovación, registro de proveedores</w:t>
+        <w:t xml:space="preserve">Silencioso Compras | Flujo de trabajo, términos comerciales, renovación, registro de proveedores</w:t>
       </w:r>
       <w:r>
         <w:t xml:space="preserve"> </w:t>
@@ -1945,7 +1943,7 @@
         <w:t xml:space="preserve"> </w:t>
       </w:r>
       <w:r>
-        <w:t xml:space="preserve">TEN Seguridad / TPRM TENIDO Método, diligencia debida, análisis técnico, monitoreo, hallazgos TENIDO</w:t>
+        <w:t xml:space="preserve">TEN Seguridad / TPRM | Método, diligencia debida, análisis técnico, monitoreo, hallazgos |</w:t>
       </w:r>
       <w:r>
         <w:t xml:space="preserve"> </w:t>
@@ -1963,26 +1961,28 @@
         <w:t xml:space="preserve"> </w:t>
       </w:r>
       <w:r>
-        <w:t xml:space="preserve">← Proveedor Silencio Información precisa, controles contratados, aviso, corrección, cooperación</w:t>
-      </w:r>
-    </w:p>
-    <w:p>
-      <w:pPr>
-        <w:pStyle w:val="BodyText"/>
-      </w:pPr>
-      <w:r>
-        <w:t xml:space="preserve">Silencio ** Decisión mayor:** Defina quién puede aceptar qué nivel de riesgo residual. Un propietario de riesgos debe tener autoridad, contexto y rendición de cuentas, no sólo una firma conveniente. Silencio</w:t>
-      </w:r>
-      <w:r>
-        <w:t xml:space="preserve"> </w:t>
-      </w:r>
-      <w:r>
-        <w:t xml:space="preserve">Silencio.</w:t>
-      </w:r>
-    </w:p>
-    <w:bookmarkEnd w:id="27"/>
-    <w:bookmarkEnd w:id="28"/>
-    <w:bookmarkStart w:id="33" w:name="inventario-clasificación-y-tiering"/>
+        <w:t xml:space="preserve">← Proveedor | Información precisa, controles contratados, aviso, corrección, cooperación</w:t>
+      </w:r>
+    </w:p>
+    <w:p>
+      <w:pPr>
+        <w:pStyle w:val="BodyText"/>
+      </w:pPr>
+      <w:r>
+        <w:t xml:space="preserve">** Decisión mayor:** Defina quién puede aceptar qué nivel de riesgo residual. Un propietario de riesgos debe tener autoridad, contexto y rendición de cuentas, no sólo una firma conveniente. |</w:t>
+      </w:r>
+    </w:p>
+    <w:p>
+      <w:pPr>
+        <w:pStyle w:val="BodyText"/>
+      </w:pPr>
+      <w:r>
+        <w:t xml:space="preserve">|. |</w:t>
+      </w:r>
+    </w:p>
+    <w:bookmarkEnd w:id="16"/>
+    <w:bookmarkEnd w:id="17"/>
+    <w:bookmarkStart w:id="22" w:name="inventario-clasificación-y-tiering"/>
     <w:p>
       <w:pPr>
         <w:pStyle w:val="Heading1"/>
@@ -1997,8 +1997,8 @@
       </w:pPr>
       <w:r>
         <w:rPr>
+          <w:i/>
           <w:iCs/>
-          <w:i/>
         </w:rPr>
         <w:t xml:space="preserve">Conocer cada proveedor y escala de trabajo para dañar probablemente.</w:t>
       </w:r>
@@ -2011,13 +2011,7 @@
         <w:t xml:space="preserve">■img src=</w:t>
       </w:r>
       <w:r>
-        <w:t xml:space="preserve">“</w:t>
-      </w:r>
-      <w:r>
-        <w:t xml:space="preserve">media/image2.png</w:t>
-      </w:r>
-      <w:r>
-        <w:t xml:space="preserve">”</w:t>
+        <w:t xml:space="preserve">“media/image2.png”</w:t>
       </w:r>
       <w:r>
         <w:t xml:space="preserve"> </w:t>
@@ -2026,13 +2020,7 @@
         <w:t xml:space="preserve">estilo=</w:t>
       </w:r>
       <w:r>
-        <w:t xml:space="preserve">“</w:t>
-      </w:r>
-      <w:r>
-        <w:t xml:space="preserve">Ancho:6.15in; Altura:4.02397in</w:t>
-      </w:r>
-      <w:r>
-        <w:t xml:space="preserve">”</w:t>
+        <w:t xml:space="preserve">“Ancho:6.15in; Altura:4.02397in”</w:t>
       </w:r>
       <w:r>
         <w:t xml:space="preserve"> </w:t>
@@ -2041,13 +2029,7 @@
         <w:t xml:space="preserve">alt=</w:t>
       </w:r>
       <w:r>
-        <w:t xml:space="preserve">“</w:t>
-      </w:r>
-      <w:r>
-        <w:t xml:space="preserve">Utilizar los factores documentados y permitir la escalada cuando un factor es especialmente grave</w:t>
-      </w:r>
-      <w:r>
-        <w:t xml:space="preserve">”</w:t>
+        <w:t xml:space="preserve">“Utilizar los factores documentados y permitir la escalada cuando un factor es especialmente grave”</w:t>
       </w:r>
       <w:r>
         <w:t xml:space="preserve">.</w:t>
@@ -2061,7 +2043,7 @@
         <w:t xml:space="preserve">Figura 2. Ejemplo de fichas de proveedores</w:t>
       </w:r>
     </w:p>
-    <w:bookmarkStart w:id="29" w:name="campos-de-inventario"/>
+    <w:bookmarkStart w:id="18" w:name="campos-de-inventario"/>
     <w:p>
       <w:pPr>
         <w:pStyle w:val="Heading2"/>
@@ -2114,8 +2096,8 @@
         <w:t xml:space="preserve">Tierno, riesgo inherente, riesgo residual, estado de evaluación, conclusiones, excepciones, fechas de contrato, renovación y estado de salida.</w:t>
       </w:r>
     </w:p>
-    <w:bookmarkEnd w:id="29"/>
-    <w:bookmarkStart w:id="30" w:name="factores-de-inclinación"/>
+    <w:bookmarkEnd w:id="18"/>
+    <w:bookmarkStart w:id="19" w:name="factores-de-inclinación"/>
     <w:p>
       <w:pPr>
         <w:pStyle w:val="Heading2"/>
@@ -2124,48 +2106,40 @@
         <w:t xml:space="preserve">4.2 Factores de inclinación</w:t>
       </w:r>
     </w:p>
-    <w:p>
-      <w:pPr>
-        <w:pStyle w:val="FirstParagraph"/>
-      </w:pPr>
-      <w:r>
-        <w:t xml:space="preserve">Silencio</w:t>
-      </w:r>
-      <w:r>
-        <w:t xml:space="preserve"> </w:t>
-      </w:r>
-      <w:r>
-        <w:rPr>
-          <w:bCs/>
-          <w:b/>
-        </w:rPr>
-        <w:t xml:space="preserve">Factor</w:t>
-      </w:r>
-      <w:r>
-        <w:t xml:space="preserve"> </w:t>
-      </w:r>
-      <w:r>
-        <w:t xml:space="preserve">Silencio</w:t>
-      </w:r>
-      <w:r>
-        <w:t xml:space="preserve"> </w:t>
-      </w:r>
-      <w:r>
-        <w:rPr>
-          <w:bCs/>
-          <w:b/>
-        </w:rPr>
-        <w:t xml:space="preserve">Ejemplio estado de alto riesgo</w:t>
-      </w:r>
-      <w:r>
-        <w:t xml:space="preserve"> </w:t>
-      </w:r>
-      <w:r>
-        <w:t xml:space="preserve">Silencio——————————</w:t>
-      </w:r>
-      <w:r>
-        <w:t xml:space="preserve"> </w:t>
-      </w:r>
+    <w:tbl>
+      <w:tblPr>
+        <w:tblStyle w:val="Table"/>
+        <w:tblW w:type="auto" w:w="0"/>
+        <w:tblLook w:firstRow="1" w:lastRow="0" w:firstColumn="0" w:lastColumn="0" w:noHBand="0" w:noVBand="0" w:val="0020"/>
+      </w:tblPr>
+      <w:tblGrid>
+        <w:gridCol w:w="7920"/>
+      </w:tblGrid>
+      <w:tr>
+        <w:trPr>
+          <w:tblHeader w:val="on"/>
+        </w:trPr>
+        <w:tc>
+          <w:tcPr/>
+          <w:p>
+            <w:pPr>
+              <w:pStyle w:val="Compact"/>
+            </w:pPr>
+            <w:r>
+              <w:rPr>
+                <w:b/>
+                <w:bCs/>
+              </w:rPr>
+              <w:t xml:space="preserve">Factor</w:t>
+            </w:r>
+          </w:p>
+        </w:tc>
+      </w:tr>
+    </w:tbl>
+    <w:p>
+      <w:pPr>
+        <w:pStyle w:val="BodyText"/>
+      </w:pPr>
       <w:r>
         <w:t xml:space="preserve">TENER Datos TENIENTES Personal sensible, salud, pago, secretos o información regulada</w:t>
       </w:r>
@@ -2173,19 +2147,19 @@
         <w:t xml:space="preserve"> </w:t>
       </w:r>
       <w:r>
-        <w:t xml:space="preserve">TENIDO Acceso TENIDO Privilegiado, producción, remota, persistente o amplia API acceso ANTE</w:t>
-      </w:r>
-      <w:r>
-        <w:t xml:space="preserve"> </w:t>
-      </w:r>
-      <w:r>
-        <w:t xml:space="preserve">TEN Disponibilidad TENIDO Failure detiene un producto crítico, operación o servicio al cliente TEN</w:t>
-      </w:r>
-      <w:r>
-        <w:t xml:space="preserve"> </w:t>
-      </w:r>
-      <w:r>
-        <w:t xml:space="preserve">Silencio Cambio Silencio Proveedor puede actualizar el código, firmware, modelos, reglas o infraestructura</w:t>
+        <w:t xml:space="preserve">| Acceso | Privilegiado, producción, remota, persistente o amplia API acceso ANTE</w:t>
+      </w:r>
+      <w:r>
+        <w:t xml:space="preserve"> </w:t>
+      </w:r>
+      <w:r>
+        <w:t xml:space="preserve">TEN Disponibilidad | Failure detiene un producto crítico, operación o servicio al cliente |</w:t>
+      </w:r>
+      <w:r>
+        <w:t xml:space="preserve"> </w:t>
+      </w:r>
+      <w:r>
+        <w:t xml:space="preserve">| Cambio | Proveedor puede actualizar el código, firmware, modelos, reglas o infraestructura</w:t>
       </w:r>
       <w:r>
         <w:t xml:space="preserve"> </w:t>
@@ -2197,7 +2171,7 @@
         <w:t xml:space="preserve"> </w:t>
       </w:r>
       <w:r>
-        <w:t xml:space="preserve">Silencio Reach Silencio Proveedor sirve muchos sistemas críticos, regiones, clientes o subsidiarias TEN</w:t>
+        <w:t xml:space="preserve">| Reach | Proveedor sirve muchos sistemas críticos, regiones, clientes o subsidiarias |</w:t>
       </w:r>
       <w:r>
         <w:t xml:space="preserve"> </w:t>
@@ -2208,11 +2182,11 @@
     </w:p>
     <w:p>
       <w:pPr>
+        <w:pStyle w:val="Compact"/>
         <w:numPr>
           <w:ilvl w:val="0"/>
           <w:numId w:val="1006"/>
         </w:numPr>
-        <w:pStyle w:val="Compact"/>
       </w:pPr>
       <w:r>
         <w:t xml:space="preserve">Ingestión y Riesgo Inherente</w:t>
@@ -2224,8 +2198,8 @@
       </w:pPr>
       <w:r>
         <w:rPr>
+          <w:i/>
           <w:iCs/>
-          <w:i/>
         </w:rPr>
         <w:t xml:space="preserve">Intake captura el uso propuesto completo antes de la presión comercial hace difícil la revisión.</w:t>
       </w:r>
@@ -2320,29 +2294,29 @@
     </w:p>
     <w:p>
       <w:pPr>
+        <w:pStyle w:val="Compact"/>
         <w:numPr>
           <w:ilvl w:val="0"/>
           <w:numId w:val="1008"/>
         </w:numPr>
+      </w:pPr>
+      <w:r>
+        <w:t xml:space="preserve">Riesgo hereditario versus riesgo residual* El riesgo inherente es la exposición antes de considerar los controles. El riesgo residual es lo que queda después de controles verificados, términos de contrato, opciones de diseño y otro tratamiento. |</w:t>
+      </w:r>
+      <w:r>
+        <w:t xml:space="preserve"> </w:t>
+      </w:r>
+      <w:r>
+        <w:t xml:space="preserve">|. |</w:t>
+      </w:r>
+    </w:p>
+    <w:p>
+      <w:pPr>
         <w:pStyle w:val="Compact"/>
-      </w:pPr>
-      <w:r>
-        <w:t xml:space="preserve">Riesgo hereditario versus riesgo residual* El riesgo inherente es la exposición antes de considerar los controles. El riesgo residual es lo que queda después de controles verificados, términos de contrato, opciones de diseño y otro tratamiento. Silencio</w:t>
-      </w:r>
-      <w:r>
-        <w:t xml:space="preserve"> </w:t>
-      </w:r>
-      <w:r>
-        <w:t xml:space="preserve">Silencio.</w:t>
-      </w:r>
-    </w:p>
-    <w:p>
-      <w:pPr>
         <w:numPr>
           <w:ilvl w:val="0"/>
           <w:numId w:val="1009"/>
         </w:numPr>
-        <w:pStyle w:val="Compact"/>
       </w:pPr>
       <w:r>
         <w:t xml:space="preserve">Due Diligence and Research</w:t>
@@ -2354,8 +2328,8 @@
       </w:pPr>
       <w:r>
         <w:rPr>
+          <w:i/>
           <w:iCs/>
-          <w:i/>
         </w:rPr>
         <w:t xml:space="preserve">La diligencia debida reúne la información pertinente para que la organización pueda tomar una decisión de adquisición informada o de uso continuado.</w:t>
       </w:r>
@@ -2368,13 +2342,7 @@
         <w:t xml:space="preserve">■img src=</w:t>
       </w:r>
       <w:r>
-        <w:t xml:space="preserve">“</w:t>
-      </w:r>
-      <w:r>
-        <w:t xml:space="preserve">media/image3.png</w:t>
-      </w:r>
-      <w:r>
-        <w:t xml:space="preserve">”</w:t>
+        <w:t xml:space="preserve">“media/image3.png”</w:t>
       </w:r>
       <w:r>
         <w:t xml:space="preserve"> </w:t>
@@ -2383,13 +2351,7 @@
         <w:t xml:space="preserve">style=</w:t>
       </w:r>
       <w:r>
-        <w:t xml:space="preserve">“</w:t>
-      </w:r>
-      <w:r>
-        <w:t xml:space="preserve">width:6.15in;height:3.39605in</w:t>
-      </w:r>
-      <w:r>
-        <w:t xml:space="preserve">”</w:t>
+        <w:t xml:space="preserve">“width:6.15in;height:3.39605in”</w:t>
       </w:r>
       <w:r>
         <w:t xml:space="preserve"> </w:t>
@@ -2398,13 +2360,7 @@
         <w:t xml:space="preserve">alt=</w:t>
       </w:r>
       <w:r>
-        <w:t xml:space="preserve">“</w:t>
-      </w:r>
-      <w:r>
-        <w:t xml:space="preserve">Las solicitudes de investigación y evidencia deben seguir el papel y el riesgo real del proveedor.</w:t>
-      </w:r>
-      <w:r>
-        <w:t xml:space="preserve">”</w:t>
+        <w:t xml:space="preserve">“Las solicitudes de investigación y evidencia deben seguir el papel y el riesgo real del proveedor.”</w:t>
       </w:r>
     </w:p>
     <w:p>
@@ -2415,8 +2371,8 @@
         <w:t xml:space="preserve">Gráfico 3 Corriente de trabajo de diligencia debida</w:t>
       </w:r>
     </w:p>
-    <w:bookmarkEnd w:id="30"/>
-    <w:bookmarkStart w:id="31" w:name="componentes-de-evaluación-nist-sp-1326"/>
+    <w:bookmarkEnd w:id="19"/>
+    <w:bookmarkStart w:id="20" w:name="componentes-de-evaluación-nist-sp-1326"/>
     <w:p>
       <w:pPr>
         <w:pStyle w:val="Heading2"/>
@@ -2425,48 +2381,41 @@
         <w:t xml:space="preserve">6.1 Componentes de evaluación NIST SP 1326</w:t>
       </w:r>
     </w:p>
-    <w:p>
-      <w:pPr>
-        <w:pStyle w:val="FirstParagraph"/>
-      </w:pPr>
-      <w:r>
-        <w:t xml:space="preserve">Silencio</w:t>
-      </w:r>
-      <w:r>
-        <w:t xml:space="preserve"> </w:t>
-      </w:r>
-      <w:r>
-        <w:rPr>
-          <w:bCs/>
-          <w:b/>
-        </w:rPr>
-        <w:t xml:space="preserve">Componente</w:t>
-      </w:r>
-      <w:r>
-        <w:t xml:space="preserve"> </w:t>
-      </w:r>
-      <w:r>
-        <w:t xml:space="preserve">Silencio</w:t>
-      </w:r>
-      <w:r>
-        <w:t xml:space="preserve"> </w:t>
-      </w:r>
-      <w:r>
-        <w:rPr>
-          <w:bCs/>
-          <w:b/>
-        </w:rPr>
-        <w:t xml:space="preserve">Preguntas para investigar</w:t>
-      </w:r>
-      <w:r>
-        <w:t xml:space="preserve"> </w:t>
-      </w:r>
-      <w:r>
-        <w:t xml:space="preserve">Silencio——————————————————————————–</w:t>
-      </w:r>
-      <w:r>
-        <w:t xml:space="preserve"> </w:t>
-      </w:r>
+    <w:tbl>
+      <w:tblPr>
+        <w:tblStyle w:val="Table"/>
+        <w:tblW w:type="pct" w:w="5000"/>
+        <w:tblLayout w:type="fixed"/>
+        <w:tblLook w:firstRow="1" w:lastRow="0" w:firstColumn="0" w:lastColumn="0" w:noHBand="0" w:noVBand="0" w:val="0020"/>
+      </w:tblPr>
+      <w:tblGrid>
+        <w:gridCol w:w="7920"/>
+      </w:tblGrid>
+      <w:tr>
+        <w:trPr>
+          <w:tblHeader w:val="on"/>
+        </w:trPr>
+        <w:tc>
+          <w:tcPr/>
+          <w:p>
+            <w:pPr>
+              <w:pStyle w:val="Compact"/>
+            </w:pPr>
+            <w:r>
+              <w:rPr>
+                <w:b/>
+                <w:bCs/>
+              </w:rPr>
+              <w:t xml:space="preserve">Componente</w:t>
+            </w:r>
+          </w:p>
+        </w:tc>
+      </w:tr>
+    </w:tbl>
+    <w:p>
+      <w:pPr>
+        <w:pStyle w:val="BodyText"/>
+      </w:pPr>
       <w:r>
         <w:t xml:space="preserve">¿Quién posee o influye en el proveedor? ¿Qué jurisdicciones o presiones legales importan?</w:t>
       </w:r>
@@ -2474,7 +2423,7 @@
         <w:t xml:space="preserve"> </w:t>
       </w:r>
       <w:r>
-        <w:t xml:space="preserve">Silencio ¿Dónde se originó el producto, código, componentes, hardware y datos? ¿Pueden rastrearse las afirmaciones?</w:t>
+        <w:t xml:space="preserve">| ¿Dónde se originó el producto, código, componentes, hardware y datos? ¿Pueden rastrearse las afirmaciones? |</w:t>
       </w:r>
       <w:r>
         <w:t xml:space="preserve"> </w:t>
@@ -2495,8 +2444,8 @@
         <w:t xml:space="preserve">¿Qué organizaciones aguas arriba y aguas abajo afectan materialmente el producto o el servicio?</w:t>
       </w:r>
     </w:p>
-    <w:bookmarkEnd w:id="31"/>
-    <w:bookmarkStart w:id="32" w:name="research-sources"/>
+    <w:bookmarkEnd w:id="20"/>
+    <w:bookmarkStart w:id="21" w:name="research-sources"/>
     <w:p>
       <w:pPr>
         <w:pStyle w:val="Heading2"/>
@@ -2561,8 +2510,8 @@
       </w:r>
       <w:r>
         <w:rPr>
+          <w:b/>
           <w:bCs/>
-          <w:b/>
         </w:rPr>
         <w:t xml:space="preserve">Fairness and accuracy:</w:t>
       </w:r>
@@ -2570,18 +2519,18 @@
         <w:t xml:space="preserve"> </w:t>
       </w:r>
       <w:r>
-        <w:t xml:space="preserve">Verificar identidad, fecha, relevancia, jurisdicción y calidad de fuente. Dar al proveedor una oportunidad razonable para corregir errores de hecho materiales. Siga la ley y la política de selección e información personal. Silencio</w:t>
-      </w:r>
-      <w:r>
-        <w:t xml:space="preserve"> </w:t>
-      </w:r>
-      <w:r>
-        <w:t xml:space="preserve">Silencio.</w:t>
-      </w:r>
-    </w:p>
-    <w:bookmarkEnd w:id="32"/>
-    <w:bookmarkEnd w:id="33"/>
-    <w:bookmarkStart w:id="34" w:name="evidencia-y-confianza"/>
+        <w:t xml:space="preserve">Verificar identidad, fecha, relevancia, jurisdicción y calidad de fuente. Dar al proveedor una oportunidad razonable para corregir errores de hecho materiales. Siga la ley y la política de selección e información personal. |</w:t>
+      </w:r>
+      <w:r>
+        <w:t xml:space="preserve"> </w:t>
+      </w:r>
+      <w:r>
+        <w:t xml:space="preserve">|. |</w:t>
+      </w:r>
+    </w:p>
+    <w:bookmarkEnd w:id="21"/>
+    <w:bookmarkEnd w:id="22"/>
+    <w:bookmarkStart w:id="23" w:name="evidencia-y-confianza"/>
     <w:p>
       <w:pPr>
         <w:pStyle w:val="Heading1"/>
@@ -2596,8 +2545,8 @@
       </w:pPr>
       <w:r>
         <w:rPr>
+          <w:i/>
           <w:iCs/>
-          <w:i/>
         </w:rPr>
         <w:t xml:space="preserve">La evidencia es útil sólo cuando coincide con el servicio, el período, el control y el riesgo que se evalúa.</w:t>
       </w:r>
@@ -2610,13 +2559,7 @@
         <w:t xml:space="preserve">יimg src=</w:t>
       </w:r>
       <w:r>
-        <w:t xml:space="preserve">“</w:t>
-      </w:r>
-      <w:r>
-        <w:t xml:space="preserve">media/image4.png</w:t>
-      </w:r>
-      <w:r>
-        <w:t xml:space="preserve">”</w:t>
+        <w:t xml:space="preserve">“media/image4.png”</w:t>
       </w:r>
       <w:r>
         <w:t xml:space="preserve"> </w:t>
@@ -2625,13 +2568,7 @@
         <w:t xml:space="preserve">style=</w:t>
       </w:r>
       <w:r>
-        <w:t xml:space="preserve">“</w:t>
-      </w:r>
-      <w:r>
-        <w:t xml:space="preserve">width:6.15in;height:3.39605in</w:t>
-      </w:r>
-      <w:r>
-        <w:t xml:space="preserve">”</w:t>
+        <w:t xml:space="preserve">“width:6.15in;height:3.39605in”</w:t>
       </w:r>
       <w:r>
         <w:t xml:space="preserve"> </w:t>
@@ -2640,13 +2577,7 @@
         <w:t xml:space="preserve">alt=</w:t>
       </w:r>
       <w:r>
-        <w:t xml:space="preserve">“</w:t>
-      </w:r>
-      <w:r>
-        <w:t xml:space="preserve">Las fuentes de evidencia se complementan unos a otros; ningún artefacto único responde cada pregunta.</w:t>
-      </w:r>
-      <w:r>
-        <w:t xml:space="preserve">”</w:t>
+        <w:t xml:space="preserve">“Las fuentes de evidencia se complementan unos a otros; ningún artefacto único responde cada pregunta.”</w:t>
       </w:r>
       <w:r>
         <w:t xml:space="preserve"> </w:t>
@@ -2663,117 +2594,138 @@
         <w:t xml:space="preserve">Figura 4. Escalera de confianza en la prueba</w:t>
       </w:r>
     </w:p>
-    <w:p>
-      <w:pPr>
-        <w:pStyle w:val="BodyText"/>
-      </w:pPr>
-      <w:r>
-        <w:t xml:space="preserve">Silencio</w:t>
-      </w:r>
-      <w:r>
-        <w:t xml:space="preserve"> </w:t>
-      </w:r>
+    <w:tbl>
+      <w:tblPr>
+        <w:tblStyle w:val="Table"/>
+        <w:tblW w:type="pct" w:w="5000"/>
+        <w:tblLayout w:type="fixed"/>
+        <w:tblLook w:firstRow="1" w:lastRow="0" w:firstColumn="0" w:lastColumn="0" w:noHBand="0" w:noVBand="0" w:val="0020"/>
+      </w:tblPr>
+      <w:tblGrid>
+        <w:gridCol w:w="7920"/>
+      </w:tblGrid>
+      <w:tr>
+        <w:trPr>
+          <w:tblHeader w:val="on"/>
+        </w:trPr>
+        <w:tc>
+          <w:tcPr/>
+          <w:p>
+            <w:pPr>
+              <w:pStyle w:val="Compact"/>
+            </w:pPr>
+            <w:r>
+              <w:rPr>
+                <w:b/>
+                <w:bCs/>
+              </w:rPr>
+              <w:t xml:space="preserve">Artifact</w:t>
+            </w:r>
+          </w:p>
+        </w:tc>
+      </w:tr>
+      <w:tr>
+        <w:tc>
+          <w:tcPr/>
+          <w:p>
+            <w:pPr>
+              <w:pStyle w:val="Compact"/>
+            </w:pPr>
+            <w:r>
+              <w:t xml:space="preserve">TEN SOC 2 Tipo 2</w:t>
+            </w:r>
+          </w:p>
+        </w:tc>
+      </w:tr>
+      <w:tr>
+        <w:tc>
+          <w:tcPr/>
+          <w:p>
+            <w:pPr>
+              <w:pStyle w:val="Compact"/>
+            </w:pPr>
+            <w:r>
+              <w:t xml:space="preserve">ISO/IEC 27001 certificado</w:t>
+            </w:r>
+          </w:p>
+        </w:tc>
+      </w:tr>
+      <w:tr>
+        <w:tc>
+          <w:tcPr/>
+          <w:p>
+            <w:pPr>
+              <w:pStyle w:val="Compact"/>
+            </w:pPr>
+            <w:r>
+              <w:t xml:space="preserve">Penetration-test report tención Tester independence/skill, scope, date, method, exclusions, severidad, remediation, retest</w:t>
+            </w:r>
+          </w:p>
+        </w:tc>
+      </w:tr>
+      <w:tr>
+        <w:tc>
+          <w:tcPr/>
+          <w:p>
+            <w:pPr>
+              <w:pStyle w:val="Compact"/>
+            </w:pPr>
+            <w:r>
+              <w:t xml:space="preserve">tención Política / estándar</w:t>
+            </w:r>
+          </w:p>
+        </w:tc>
+      </w:tr>
+    </w:tbl>
+    <w:p>
+      <w:pPr>
+        <w:pStyle w:val="BodyText"/>
+      </w:pPr>
+      <w:r>
+        <w:t xml:space="preserve">Respuesta precisa, respuesta precisa, evidencia de apoyo, lagunas no resueltas</w:t>
+      </w:r>
+      <w:r>
+        <w:t xml:space="preserve"> </w:t>
+      </w:r>
+      <w:r>
+        <w:t xml:space="preserve">TEN Arquitectura / flujo de datos TENSI Sistemas, límites de confianza, integraciones, ubicaciones, cifrado, administradores, cuartas partes | Utilizando un viejo diagrama de ventas ANTE</w:t>
+      </w:r>
+      <w:r>
+        <w:t xml:space="preserve"> </w:t>
+      </w:r>
+      <w:r>
+        <w:t xml:space="preserve">TEN BC/DR test | Escenario, alcance, objetivos de recuperación, resultados observados, fallos, corrección, retest TENA Aceptar un plan sin una prueba ANTE</w:t>
+      </w:r>
+      <w:r>
+        <w:t xml:space="preserve"> </w:t>
+      </w:r>
+      <w:r>
+        <w:t xml:space="preserve">TEN Vulnerability evidence ¦ Asset coverage, credenciales, date, severidad, remediation, exceptions, rescan ¦ Contando la salida del escaneo como tratamiento de riesgo</w:t>
+      </w:r>
+    </w:p>
+    <w:bookmarkEnd w:id="23"/>
+    <w:bookmarkStart w:id="25" w:name="alcanzar-riesgos-y-tratamiento"/>
+    <w:p>
+      <w:pPr>
+        <w:pStyle w:val="Heading1"/>
+      </w:pPr>
+      <w:r>
+        <w:t xml:space="preserve">8. Alcanzar riesgos y tratamiento</w:t>
+      </w:r>
+    </w:p>
+    <w:p>
+      <w:pPr>
+        <w:pStyle w:val="FirstParagraph"/>
+      </w:pPr>
       <w:r>
         <w:rPr>
-          <w:bCs/>
-          <w:b/>
-        </w:rPr>
-        <w:t xml:space="preserve">Artifact</w:t>
-      </w:r>
-      <w:r>
-        <w:t xml:space="preserve"> </w:t>
-      </w:r>
-      <w:r>
-        <w:t xml:space="preserve">Silencio</w:t>
-      </w:r>
-      <w:r>
-        <w:t xml:space="preserve"> </w:t>
-      </w:r>
-      <w:r>
-        <w:rPr>
-          <w:bCs/>
-          <w:b/>
-        </w:rPr>
-        <w:t xml:space="preserve">Revisión de puntos</w:t>
-      </w:r>
-      <w:r>
-        <w:t xml:space="preserve"> </w:t>
-      </w:r>
-      <w:r>
-        <w:t xml:space="preserve">Silencio————————————————————————————————————————————————————————————————————</w:t>
-      </w:r>
-      <w:r>
-        <w:t xml:space="preserve"> </w:t>
-      </w:r>
-      <w:r>
-        <w:t xml:space="preserve">TEN SOC 2 Tipo 2 TENIDO Entity/system scope, criteria, period, opinion, tests, exceptions, CUECs, subservice organizations, subsequent events ← Aceptar la página de portada o un informe para otro producto TENIDO</w:t>
-      </w:r>
-      <w:r>
-        <w:t xml:space="preserve"> </w:t>
-      </w:r>
-      <w:r>
-        <w:t xml:space="preserve">Silencio ISO/IEC 27001 certificado Silencio Certified organization and locations, scope, ISO versión, entidad certificado, acreditación, fechas, status Silencio Assuming certification covers every service and control TEN</w:t>
-      </w:r>
-      <w:r>
-        <w:t xml:space="preserve"> </w:t>
-      </w:r>
-      <w:r>
-        <w:t xml:space="preserve">Silencio Penetration-test report tención Tester independence/skill, scope, date, method, exclusions, severidad, remediation, retest</w:t>
-      </w:r>
-      <w:r>
-        <w:t xml:space="preserve"> </w:t>
-      </w:r>
-      <w:r>
-        <w:t xml:space="preserve">tención Política / estándar Silencio Aprobación, propietario, versión, alcance, acción requerida, excepciones dura Tratar la política escrita como prueba de funcionamiento ¦</w:t>
-      </w:r>
-      <w:r>
-        <w:t xml:space="preserve"> </w:t>
-      </w:r>
-      <w:r>
-        <w:t xml:space="preserve">Respuesta precisa, respuesta precisa, evidencia de apoyo, lagunas no resueltas</w:t>
-      </w:r>
-      <w:r>
-        <w:t xml:space="preserve"> </w:t>
-      </w:r>
-      <w:r>
-        <w:t xml:space="preserve">TEN Arquitectura / flujo de datos TENSI Sistemas, límites de confianza, integraciones, ubicaciones, cifrado, administradores, cuartas partes TENIDO Utilizando un viejo diagrama de ventas ANTE</w:t>
-      </w:r>
-      <w:r>
-        <w:t xml:space="preserve"> </w:t>
-      </w:r>
-      <w:r>
-        <w:t xml:space="preserve">TEN BC/DR test TENIDO Escenario, alcance, objetivos de recuperación, resultados observados, fallos, corrección, retest TENA Aceptar un plan sin una prueba ANTE</w:t>
-      </w:r>
-      <w:r>
-        <w:t xml:space="preserve"> </w:t>
-      </w:r>
-      <w:r>
-        <w:t xml:space="preserve">TEN Vulnerability evidence ¦ Asset coverage, credenciales, date, severidad, remediation, exceptions, rescan ¦ Contando la salida del escaneo como tratamiento de riesgo</w:t>
-      </w:r>
-    </w:p>
-    <w:bookmarkEnd w:id="34"/>
-    <w:bookmarkStart w:id="36" w:name="alcanzar-riesgos-y-tratamiento"/>
-    <w:p>
-      <w:pPr>
-        <w:pStyle w:val="Heading1"/>
-      </w:pPr>
-      <w:r>
-        <w:t xml:space="preserve">8. Alcanzar riesgos y tratamiento</w:t>
-      </w:r>
-    </w:p>
-    <w:p>
-      <w:pPr>
-        <w:pStyle w:val="FirstParagraph"/>
-      </w:pPr>
-      <w:r>
-        <w:rPr>
+          <w:i/>
           <w:iCs/>
-          <w:i/>
         </w:rPr>
         <w:t xml:space="preserve">La puntuación de la tinta apoya decisiones consistentes, pero los números no deben ocultar incertidumbre o problemas individuales graves.</w:t>
       </w:r>
     </w:p>
-    <w:bookmarkStart w:id="35" w:name="un-método-defensible"/>
+    <w:bookmarkStart w:id="24" w:name="un-método-defensible"/>
     <w:p>
       <w:pPr>
         <w:pStyle w:val="Heading2"/>
@@ -2853,15 +2805,9 @@
         <w:pStyle w:val="FirstParagraph"/>
       </w:pPr>
       <w:r>
-        <w:t xml:space="preserve">Silencio</w:t>
-      </w:r>
-      <w:r>
-        <w:t xml:space="preserve"> </w:t>
-      </w:r>
-      <w:r>
         <w:rPr>
+          <w:b/>
           <w:bCs/>
-          <w:b/>
         </w:rPr>
         <w:t xml:space="preserve">Tratamiento</w:t>
       </w:r>
@@ -2869,23 +2815,25 @@
         <w:t xml:space="preserve"> </w:t>
       </w:r>
       <w:r>
-        <w:t xml:space="preserve">Silencio</w:t>
+        <w:t xml:space="preserve">|</w:t>
       </w:r>
       <w:r>
         <w:t xml:space="preserve"> </w:t>
       </w:r>
       <w:r>
         <w:rPr>
+          <w:b/>
           <w:bCs/>
-          <w:b/>
         </w:rPr>
         <w:t xml:space="preserve">Ejemplo</w:t>
       </w:r>
-      <w:r>
-        <w:t xml:space="preserve"> </w:t>
-      </w:r>
-      <w:r>
-        <w:t xml:space="preserve">Silencio.</w:t>
+    </w:p>
+    <w:p>
+      <w:pPr>
+        <w:pStyle w:val="BodyText"/>
+      </w:pPr>
+      <w:r>
+        <w:t xml:space="preserve">|. |</w:t>
       </w:r>
       <w:r>
         <w:t xml:space="preserve"> </w:t>
@@ -2897,7 +2845,7 @@
         <w:t xml:space="preserve"> </w:t>
       </w:r>
       <w:r>
-        <w:t xml:space="preserve">← Reducir los datos de confidencialidad, eliminar el acceso de administración, añadir MFA, fijar vulnerabilidades TENER Control, propietario, fecha, prueba TENIDO</w:t>
+        <w:t xml:space="preserve">← Reducir los datos de confidencialidad, eliminar el acceso de administración, añadir MFA, fijar vulnerabilidades TENER Control, propietario, fecha, prueba |</w:t>
       </w:r>
       <w:r>
         <w:t xml:space="preserve"> </w:t>
@@ -2909,7 +2857,7 @@
         <w:t xml:space="preserve"> </w:t>
       </w:r>
       <w:r>
-        <w:t xml:space="preserve">Silencio Aceptar Silencio Autorizado propietario acepta el riesgo residual definido para un período TENIDO Alcance, razón, aprobador, expiración, monitoreo TENIDO</w:t>
+        <w:t xml:space="preserve">| Aceptar | Autorizado propietario acepta el riesgo residual definido para un período | Alcance, razón, aprobador, expiración, monitoreo |</w:t>
       </w:r>
       <w:r>
         <w:t xml:space="preserve"> </w:t>
@@ -2923,15 +2871,9 @@
         <w:pStyle w:val="BodyText"/>
       </w:pPr>
       <w:r>
-        <w:t xml:space="preserve">Silencio</w:t>
-      </w:r>
-      <w:r>
-        <w:t xml:space="preserve"> </w:t>
-      </w:r>
-      <w:r>
         <w:rPr>
+          <w:b/>
           <w:bCs/>
-          <w:b/>
         </w:rPr>
         <w:t xml:space="preserve">Advertencia de puntuación:</w:t>
       </w:r>
@@ -2939,22 +2881,24 @@
         <w:t xml:space="preserve"> </w:t>
       </w:r>
       <w:r>
-        <w:t xml:space="preserve">No promedia un problema catastrófico. Reportar escenarios graves, lagunas de evidencia y concentración separadas de la puntuación general.</w:t>
-      </w:r>
-      <w:r>
-        <w:t xml:space="preserve"> </w:t>
-      </w:r>
-      <w:r>
-        <w:t xml:space="preserve">Silencio.</w:t>
-      </w:r>
-    </w:p>
-    <w:p>
-      <w:pPr>
+        <w:t xml:space="preserve">No promedia un problema catastrófico. Reportar escenarios graves, lagunas de evidencia y concentración separadas de la puntuación general. |</w:t>
+      </w:r>
+    </w:p>
+    <w:p>
+      <w:pPr>
+        <w:pStyle w:val="BodyText"/>
+      </w:pPr>
+      <w:r>
+        <w:t xml:space="preserve">|. |</w:t>
+      </w:r>
+    </w:p>
+    <w:p>
+      <w:pPr>
+        <w:pStyle w:val="Compact"/>
         <w:numPr>
           <w:ilvl w:val="0"/>
           <w:numId w:val="1012"/>
         </w:numPr>
-        <w:pStyle w:val="Compact"/>
       </w:pPr>
       <w:r>
         <w:t xml:space="preserve">Requisitos contractuales</w:t>
@@ -2966,8 +2910,8 @@
       </w:pPr>
       <w:r>
         <w:rPr>
+          <w:i/>
           <w:iCs/>
-          <w:i/>
         </w:rPr>
         <w:t xml:space="preserve">Los contratos convierten los requisitos seleccionados en responsabilidades ejecutables.</w:t>
       </w:r>
@@ -2977,15 +2921,9 @@
         <w:pStyle w:val="BodyText"/>
       </w:pPr>
       <w:r>
-        <w:t xml:space="preserve">Silencio</w:t>
-      </w:r>
-      <w:r>
-        <w:t xml:space="preserve"> </w:t>
-      </w:r>
-      <w:r>
         <w:rPr>
+          <w:b/>
           <w:bCs/>
-          <w:b/>
         </w:rPr>
         <w:t xml:space="preserve">Área de aislamiento</w:t>
       </w:r>
@@ -2993,25 +2931,33 @@
         <w:t xml:space="preserve"> </w:t>
       </w:r>
       <w:r>
-        <w:t xml:space="preserve">Silencio.</w:t>
-      </w:r>
-      <w:r>
-        <w:t xml:space="preserve"> </w:t>
-      </w:r>
-      <w:r>
-        <w:t xml:space="preserve">Programa de seguridad permanente ¿Qué marco, controles, políticas, pruebas, entrenamiento y pruebas de seguridad son necesarias? Silencio</w:t>
-      </w:r>
-      <w:r>
-        <w:t xml:space="preserve"> </w:t>
-      </w:r>
-      <w:r>
-        <w:t xml:space="preserve">Silencio Uso de datos ¿Qué datos se pueden utilizar, dónde, para qué propósito, durante cuánto tiempo y para la formación de modelos? Silencio</w:t>
-      </w:r>
-      <w:r>
-        <w:t xml:space="preserve"> </w:t>
-      </w:r>
-      <w:r>
-        <w:t xml:space="preserve">Silencio ¿Cómo se manejan menos privilegios, MFA, registro, acceso de apoyo y terminación? Silencio</w:t>
+        <w:t xml:space="preserve">|</w:t>
+      </w:r>
+    </w:p>
+    <w:p>
+      <w:pPr>
+        <w:pStyle w:val="BodyText"/>
+      </w:pPr>
+      <w:r>
+        <w:t xml:space="preserve">|. |</w:t>
+      </w:r>
+      <w:r>
+        <w:t xml:space="preserve"> </w:t>
+      </w:r>
+      <w:r>
+        <w:t xml:space="preserve">Programa de seguridad permanente ¿Qué marco, controles, políticas, pruebas, entrenamiento y pruebas de seguridad son necesarias? |</w:t>
+      </w:r>
+      <w:r>
+        <w:t xml:space="preserve"> </w:t>
+      </w:r>
+      <w:r>
+        <w:t xml:space="preserve">| Uso de datos ¿Qué datos se pueden utilizar, dónde, para qué propósito, durante cuánto tiempo y para la formación de modelos? |</w:t>
+      </w:r>
+      <w:r>
+        <w:t xml:space="preserve"> </w:t>
+      </w:r>
+      <w:r>
+        <w:t xml:space="preserve">| ¿Cómo se manejan menos privilegios, MFA, registro, acceso de apoyo y terminación? |</w:t>
       </w:r>
       <w:r>
         <w:t xml:space="preserve"> </w:t>
@@ -3023,19 +2969,19 @@
         <w:t xml:space="preserve"> </w:t>
       </w:r>
       <w:r>
-        <w:t xml:space="preserve">Silencio ¿Qué evento activa notar, con qué rapidez, a través de qué canal, con qué actualizaciones y cooperación? Silencio</w:t>
-      </w:r>
-      <w:r>
-        <w:t xml:space="preserve"> </w:t>
-      </w:r>
-      <w:r>
-        <w:t xml:space="preserve">Subprocesadores Silencio ¿Se requiere aprobación o aviso? ¿Desbordan derechos equivalentes? ¿Hay una lista actual disponible?</w:t>
-      </w:r>
-      <w:r>
-        <w:t xml:space="preserve"> </w:t>
-      </w:r>
-      <w:r>
-        <w:t xml:space="preserve">tención auditiva / evidencia Silencio ¿Qué informes, certificaciones, registros, derechos de prueba y prueba de remediación se pueden solicitar? Silencio</w:t>
+        <w:t xml:space="preserve">| ¿Qué evento activa notar, con qué rapidez, a través de qué canal, con qué actualizaciones y cooperación? |</w:t>
+      </w:r>
+      <w:r>
+        <w:t xml:space="preserve"> </w:t>
+      </w:r>
+      <w:r>
+        <w:t xml:space="preserve">Subprocesadores | ¿Se requiere aprobación o aviso? ¿Desbordan derechos equivalentes? ¿Hay una lista actual disponible?</w:t>
+      </w:r>
+      <w:r>
+        <w:t xml:space="preserve"> </w:t>
+      </w:r>
+      <w:r>
+        <w:t xml:space="preserve">tención auditiva / evidencia | ¿Qué informes, certificaciones, registros, derechos de prueba y prueba de remediación se pueden solicitar? |</w:t>
       </w:r>
       <w:r>
         <w:t xml:space="preserve"> </w:t>
@@ -3053,7 +2999,7 @@
         <w:t xml:space="preserve"> </w:t>
       </w:r>
       <w:r>
-        <w:t xml:space="preserve">¿Cómo se maneja el acceso, datos, claves, activos, registros, soporte de transición, retención y eliminación? Silencio</w:t>
+        <w:t xml:space="preserve">¿Cómo se maneja el acceso, datos, claves, activos, registros, soporte de transición, retención y eliminación? |</w:t>
       </w:r>
       <w:r>
         <w:t xml:space="preserve"> </w:t>
@@ -3074,8 +3020,8 @@
       </w:r>
       <w:r>
         <w:rPr>
+          <w:b/>
           <w:bCs/>
-          <w:b/>
         </w:rPr>
         <w:t xml:space="preserve">Revisión legal:</w:t>
       </w:r>
@@ -3089,12 +3035,12 @@
         <w:t xml:space="preserve"> </w:t>
       </w:r>
       <w:r>
-        <w:t xml:space="preserve">Silencio.</w:t>
-      </w:r>
-    </w:p>
-    <w:bookmarkEnd w:id="35"/>
-    <w:bookmarkEnd w:id="36"/>
-    <w:bookmarkStart w:id="39" w:name="a-bordo-seguro"/>
+        <w:t xml:space="preserve">|. |</w:t>
+      </w:r>
+    </w:p>
+    <w:bookmarkEnd w:id="24"/>
+    <w:bookmarkEnd w:id="25"/>
+    <w:bookmarkStart w:id="28" w:name="a-bordo-seguro"/>
     <w:p>
       <w:pPr>
         <w:pStyle w:val="Heading1"/>
@@ -3109,8 +3055,8 @@
       </w:pPr>
       <w:r>
         <w:rPr>
+          <w:i/>
           <w:iCs/>
-          <w:i/>
         </w:rPr>
         <w:t xml:space="preserve">El internado convierte las promesas en entornos técnicos y operativos seguros</w:t>
       </w:r>
@@ -3195,7 +3141,7 @@
         <w:t xml:space="preserve">Grabar la base de datos de configuración aceptada y añadir al proveedor a los horarios de vigilancia, incidentes, renovación y salida.</w:t>
       </w:r>
     </w:p>
-    <w:bookmarkStart w:id="37" w:name="aceptación-de-pruebas"/>
+    <w:bookmarkStart w:id="26" w:name="aceptación-de-pruebas"/>
     <w:p>
       <w:pPr>
         <w:pStyle w:val="Heading2"/>
@@ -3261,11 +3207,11 @@
     </w:p>
     <w:p>
       <w:pPr>
+        <w:pStyle w:val="Compact"/>
         <w:numPr>
           <w:ilvl w:val="0"/>
           <w:numId w:val="1015"/>
         </w:numPr>
-        <w:pStyle w:val="Compact"/>
       </w:pPr>
       <w:r>
         <w:t xml:space="preserve">Vigilancia continua</w:t>
@@ -3277,8 +3223,8 @@
       </w:pPr>
       <w:r>
         <w:rPr>
+          <w:i/>
           <w:iCs/>
-          <w:i/>
         </w:rPr>
         <w:t xml:space="preserve">Monitoring detecta cambios significativos y verifica que el tratamiento continúa funcionando.</w:t>
       </w:r>
@@ -3289,8 +3235,8 @@
       </w:pPr>
       <w:r>
         <w:rPr>
+          <w:b/>
           <w:bCs/>
-          <w:b/>
         </w:rPr>
         <w:t xml:space="preserve">Signal</w:t>
       </w:r>
@@ -3298,13 +3244,13 @@
         <w:t xml:space="preserve"> </w:t>
       </w:r>
       <w:r>
-        <w:t xml:space="preserve">Silencio**</w:t>
-      </w:r>
-      <w:r>
-        <w:t xml:space="preserve"> </w:t>
-      </w:r>
-      <w:r>
-        <w:t xml:space="preserve">Silencio…</w:t>
+        <w:t xml:space="preserve">|**</w:t>
+      </w:r>
+      <w:r>
+        <w:t xml:space="preserve"> </w:t>
+      </w:r>
+      <w:r>
+        <w:t xml:space="preserve">|… |</w:t>
       </w:r>
       <w:r>
         <w:t xml:space="preserve"> </w:t>
@@ -3316,7 +3262,7 @@
         <w:t xml:space="preserve"> </w:t>
       </w:r>
       <w:r>
-        <w:t xml:space="preserve">Ø Incident, outage, or control failure TEN invoke notification and coordination process; reassess risk TEN</w:t>
+        <w:t xml:space="preserve">Ø Incident, outage, or control failure TEN invoke notification and coordination process; reassess risk |</w:t>
       </w:r>
       <w:r>
         <w:t xml:space="preserve"> </w:t>
@@ -3334,13 +3280,13 @@
         <w:t xml:space="preserve"> </w:t>
       </w:r>
       <w:r>
-        <w:t xml:space="preserve">Silencio financiero o operativo Silencioso de revisión, escrow/export, alternativas, y disparador de salida</w:t>
-      </w:r>
-      <w:r>
-        <w:t xml:space="preserve"> </w:t>
-      </w:r>
-      <w:r>
-        <w:t xml:space="preserve">tención Repetida SLA o la búsqueda de fracaso ← Escalate corrective action and residual-risk decision TEN</w:t>
+        <w:t xml:space="preserve">| financiero o operativo Silencioso de revisión, escrow/export, alternativas, y disparador de salida |</w:t>
+      </w:r>
+      <w:r>
+        <w:t xml:space="preserve"> </w:t>
+      </w:r>
+      <w:r>
+        <w:t xml:space="preserve">tención Repetida SLA o la búsqueda de fracaso ← Escalate corrective action and residual-risk decision |</w:t>
       </w:r>
       <w:r>
         <w:t xml:space="preserve"> </w:t>
@@ -3352,11 +3298,11 @@
         <w:t xml:space="preserve"> </w:t>
       </w:r>
       <w:r>
-        <w:t xml:space="preserve">Silencio No hay evidencia ni contacto absoluto Silencio Escalar según el nivel y el contrato; no marcar silenciosamente completo</w:t>
-      </w:r>
-    </w:p>
-    <w:bookmarkEnd w:id="37"/>
-    <w:bookmarkStart w:id="38" w:name="frecuencia"/>
+        <w:t xml:space="preserve">| No hay evidencia ni contacto absoluto | Escalar según el nivel y el contrato; no marcar silenciosamente completo</w:t>
+      </w:r>
+    </w:p>
+    <w:bookmarkEnd w:id="26"/>
+    <w:bookmarkStart w:id="27" w:name="frecuencia"/>
     <w:p>
       <w:pPr>
         <w:pStyle w:val="Heading2"/>
@@ -3398,9 +3344,9 @@
         <w:t xml:space="preserve">Los proveedores de más bajo nivel todavía necesitan propiedad, control sobre los contratos/renovaciones, la derivación de incidentes y la revisión basada en cambios.</w:t>
       </w:r>
     </w:p>
-    <w:bookmarkEnd w:id="38"/>
-    <w:bookmarkEnd w:id="39"/>
-    <w:bookmarkStart w:id="41" w:name="conclusiones-remediación-y-excepciones"/>
+    <w:bookmarkEnd w:id="27"/>
+    <w:bookmarkEnd w:id="28"/>
+    <w:bookmarkStart w:id="30" w:name="conclusiones-remediación-y-excepciones"/>
     <w:p>
       <w:pPr>
         <w:pStyle w:val="Heading1"/>
@@ -3415,8 +3361,8 @@
       </w:pPr>
       <w:r>
         <w:rPr>
+          <w:i/>
           <w:iCs/>
-          <w:i/>
         </w:rPr>
         <w:t xml:space="preserve">Un hallazgo es una brecha documentada entre criterios y condición observada.</w:t>
       </w:r>
@@ -3426,15 +3372,9 @@
         <w:pStyle w:val="BodyText"/>
       </w:pPr>
       <w:r>
-        <w:t xml:space="preserve">Silencio</w:t>
-      </w:r>
-      <w:r>
-        <w:t xml:space="preserve"> </w:t>
-      </w:r>
-      <w:r>
         <w:rPr>
+          <w:b/>
           <w:bCs/>
-          <w:b/>
         </w:rPr>
         <w:t xml:space="preserve">Encuentro del elemento</w:t>
       </w:r>
@@ -3442,31 +3382,39 @@
         <w:t xml:space="preserve"> </w:t>
       </w:r>
       <w:r>
-        <w:t xml:space="preserve">Silencio…</w:t>
-      </w:r>
-      <w:r>
-        <w:t xml:space="preserve"> </w:t>
-      </w:r>
-      <w:r>
-        <w:t xml:space="preserve">tención Criterios Silencio Exactitud, plazo de contrato, política o norma aprobada</w:t>
-      </w:r>
-      <w:r>
-        <w:t xml:space="preserve"> </w:t>
-      </w:r>
-      <w:r>
-        <w:t xml:space="preserve">Silencio Silencio Qué evidencia mostró, incluyendo la población afectada y la fecha</w:t>
-      </w:r>
-      <w:r>
-        <w:t xml:space="preserve"> </w:t>
-      </w:r>
-      <w:r>
-        <w:t xml:space="preserve">← Riesgo Silencio Credible escenario e impacto empresarial</w:t>
-      </w:r>
-      <w:r>
-        <w:t xml:space="preserve"> </w:t>
-      </w:r>
-      <w:r>
-        <w:t xml:space="preserve">Silencio . Por qué se produjo la brecha; evitar las conjeturas no apoyadas</w:t>
+        <w:t xml:space="preserve">|</w:t>
+      </w:r>
+    </w:p>
+    <w:p>
+      <w:pPr>
+        <w:pStyle w:val="BodyText"/>
+      </w:pPr>
+      <w:r>
+        <w:t xml:space="preserve">|… |</w:t>
+      </w:r>
+      <w:r>
+        <w:t xml:space="preserve"> </w:t>
+      </w:r>
+      <w:r>
+        <w:t xml:space="preserve">tención Criterios | Exactitud, plazo de contrato, política o norma aprobada</w:t>
+      </w:r>
+      <w:r>
+        <w:t xml:space="preserve"> </w:t>
+      </w:r>
+      <w:r>
+        <w:t xml:space="preserve">| | Qué evidencia mostró, incluyendo la población afectada y la fecha</w:t>
+      </w:r>
+      <w:r>
+        <w:t xml:space="preserve"> </w:t>
+      </w:r>
+      <w:r>
+        <w:t xml:space="preserve">← Riesgo | Credible escenario e impacto empresarial</w:t>
+      </w:r>
+      <w:r>
+        <w:t xml:space="preserve"> </w:t>
+      </w:r>
+      <w:r>
+        <w:t xml:space="preserve">| . Por qué se produjo la brecha; evitar las conjeturas no apoyadas |</w:t>
       </w:r>
       <w:r>
         <w:t xml:space="preserve"> </w:t>
@@ -3478,22 +3426,22 @@
         <w:t xml:space="preserve"> </w:t>
       </w:r>
       <w:r>
-        <w:t xml:space="preserve">Silencio Propietario/fecha Fecha límite de responsabilidad y riesgo</w:t>
-      </w:r>
-      <w:r>
-        <w:t xml:space="preserve"> </w:t>
-      </w:r>
-      <w:r>
-        <w:t xml:space="preserve">TENCIÓN PROVISIONAL TENIDO Medida a corto plazo mientras que la corrección completa está pendiente</w:t>
-      </w:r>
-      <w:r>
-        <w:t xml:space="preserve"> </w:t>
-      </w:r>
-      <w:r>
-        <w:t xml:space="preserve">TEN Retest TENIDO Método, evidencia, resultado, revisor y fecha de cierre</w:t>
-      </w:r>
-    </w:p>
-    <w:bookmarkStart w:id="40" w:name="disciplina-de-excepción"/>
+        <w:t xml:space="preserve">| Propietario/fecha Fecha límite de responsabilidad y riesgo |</w:t>
+      </w:r>
+      <w:r>
+        <w:t xml:space="preserve"> </w:t>
+      </w:r>
+      <w:r>
+        <w:t xml:space="preserve">TENCIÓN PROVISIONAL | Medida a corto plazo mientras que la corrección completa está pendiente</w:t>
+      </w:r>
+      <w:r>
+        <w:t xml:space="preserve"> </w:t>
+      </w:r>
+      <w:r>
+        <w:t xml:space="preserve">TEN Retest | Método, evidencia, resultado, revisor y fecha de cierre</w:t>
+      </w:r>
+    </w:p>
+    <w:bookmarkStart w:id="29" w:name="disciplina-de-excepción"/>
     <w:p>
       <w:pPr>
         <w:pStyle w:val="Heading2"/>
@@ -3542,9 +3490,9 @@
         <w:t xml:space="preserve">Cerrar sólo cuando la evidencia prueba corrección o la relación afectada termina.</w:t>
       </w:r>
     </w:p>
-    <w:bookmarkEnd w:id="40"/>
-    <w:bookmarkEnd w:id="41"/>
-    <w:bookmarkStart w:id="43" w:name="X98c8347cba1078108befd3a289a549d1d1c95df"/>
+    <w:bookmarkEnd w:id="29"/>
+    <w:bookmarkEnd w:id="30"/>
+    <w:bookmarkStart w:id="32" w:name="X98c8347cba1078108befd3a289a549d1d1c95df"/>
     <w:p>
       <w:pPr>
         <w:pStyle w:val="Heading1"/>
@@ -3559,8 +3507,8 @@
       </w:pPr>
       <w:r>
         <w:rPr>
+          <w:i/>
           <w:iCs/>
-          <w:i/>
         </w:rPr>
         <w:t xml:space="preserve">Los incidentes del proveedor requieren hechos compartidos, roles, relojes, canales y decisiones de recuperación</w:t>
       </w:r>
@@ -3576,13 +3524,7 @@
         <w:t xml:space="preserve">■img src=</w:t>
       </w:r>
       <w:r>
-        <w:t xml:space="preserve">“</w:t>
-      </w:r>
-      <w:r>
-        <w:t xml:space="preserve">media/image5.png</w:t>
-      </w:r>
-      <w:r>
-        <w:t xml:space="preserve">”</w:t>
+        <w:t xml:space="preserve">“media/image5.png”</w:t>
       </w:r>
       <w:r>
         <w:t xml:space="preserve"> </w:t>
@@ -3591,13 +3533,7 @@
         <w:t xml:space="preserve">style=</w:t>
       </w:r>
       <w:r>
-        <w:t xml:space="preserve">“</w:t>
-      </w:r>
-      <w:r>
-        <w:t xml:space="preserve">width:6.15in;height:3.39605in</w:t>
-      </w:r>
-      <w:r>
-        <w:t xml:space="preserve">”</w:t>
+        <w:t xml:space="preserve">“width:6.15in;height:3.39605in”</w:t>
       </w:r>
       <w:r>
         <w:t xml:space="preserve"> </w:t>
@@ -3614,7 +3550,7 @@
         <w:t xml:space="preserve">Gráfico 5 Coordinación de incidentes de proveedores</w:t>
       </w:r>
     </w:p>
-    <w:bookmarkStart w:id="42" w:name="prepare-before-an-incident"/>
+    <w:bookmarkStart w:id="31" w:name="prepare-before-an-incident"/>
     <w:p>
       <w:pPr>
         <w:pStyle w:val="Heading2"/>
@@ -3683,15 +3619,9 @@
         <w:pStyle w:val="FirstParagraph"/>
       </w:pPr>
       <w:r>
-        <w:t xml:space="preserve">Silencio</w:t>
-      </w:r>
-      <w:r>
-        <w:t xml:space="preserve"> </w:t>
-      </w:r>
-      <w:r>
         <w:rPr>
+          <w:b/>
           <w:bCs/>
-          <w:b/>
         </w:rPr>
         <w:t xml:space="preserve">Primeras preguntas</w:t>
       </w:r>
@@ -3699,19 +3629,27 @@
         <w:t xml:space="preserve"> </w:t>
       </w:r>
       <w:r>
+        <w:t xml:space="preserve">|</w:t>
+      </w:r>
+    </w:p>
+    <w:p>
+      <w:pPr>
+        <w:pStyle w:val="BodyText"/>
+      </w:pPr>
+      <w:r>
         <w:t xml:space="preserve">Silencioso…—————————————————————————————- La vida——————————————————</w:t>
       </w:r>
       <w:r>
         <w:t xml:space="preserve"> </w:t>
       </w:r>
       <w:r>
-        <w:t xml:space="preserve">¿Qué pasó y cuándo? Silencio Establecer plazos y obligaciones de notificación</w:t>
-      </w:r>
-      <w:r>
-        <w:t xml:space="preserve"> </w:t>
-      </w:r>
-      <w:r>
-        <w:t xml:space="preserve">¿Qué producto, inquilino, región, versión, cuentas, datos y subprocesadores? Silencio</w:t>
+        <w:t xml:space="preserve">¿Qué pasó y cuándo? | Establecer plazos y obligaciones de notificación</w:t>
+      </w:r>
+      <w:r>
+        <w:t xml:space="preserve"> </w:t>
+      </w:r>
+      <w:r>
+        <w:t xml:space="preserve">¿Qué producto, inquilino, región, versión, cuentas, datos y subprocesadores? |</w:t>
       </w:r>
       <w:r>
         <w:t xml:space="preserve"> </w:t>
@@ -3723,13 +3661,13 @@
         <w:t xml:space="preserve"> </w:t>
       </w:r>
       <w:r>
-        <w:t xml:space="preserve">¿Qué evidencia apoya la conclusión actual? Silencio Acto separado de la suposición</w:t>
-      </w:r>
-      <w:r>
-        <w:t xml:space="preserve"> </w:t>
-      </w:r>
-      <w:r>
-        <w:t xml:space="preserve">¿Qué acciones de los clientes son necesarias? Silencio Coordinar teclas, acceso, parches, configuraciones y comunicación</w:t>
+        <w:t xml:space="preserve">¿Qué evidencia apoya la conclusión actual? | Acto separado de la suposición</w:t>
+      </w:r>
+      <w:r>
+        <w:t xml:space="preserve"> </w:t>
+      </w:r>
+      <w:r>
+        <w:t xml:space="preserve">¿Qué acciones de los clientes son necesarias? | Coordinar teclas, acceso, parches, configuraciones y comunicación</w:t>
       </w:r>
       <w:r>
         <w:t xml:space="preserve"> </w:t>
@@ -3738,9 +3676,9 @@
         <w:t xml:space="preserve">¿Cuándo es la siguiente actualización? Mantener un ritmo de funcionamiento fiable</w:t>
       </w:r>
     </w:p>
-    <w:bookmarkEnd w:id="42"/>
-    <w:bookmarkEnd w:id="43"/>
-    <w:bookmarkStart w:id="46" w:name="X650cd4538d99490bd0466240858b87d7adfe24b"/>
+    <w:bookmarkEnd w:id="31"/>
+    <w:bookmarkEnd w:id="32"/>
+    <w:bookmarkStart w:id="35" w:name="X650cd4538d99490bd0466240858b87d7adfe24b"/>
     <w:p>
       <w:pPr>
         <w:pStyle w:val="Heading1"/>
@@ -3755,8 +3693,8 @@
       </w:pPr>
       <w:r>
         <w:rPr>
+          <w:i/>
           <w:iCs/>
-          <w:i/>
         </w:rPr>
         <w:t xml:space="preserve">El riesgo de la cuarta parte y la concentración puede convertir muchos registros separados de los proveedores en un fallo compartido</w:t>
       </w:r>
@@ -3772,13 +3710,7 @@
         <w:t xml:space="preserve">■img src=</w:t>
       </w:r>
       <w:r>
-        <w:t xml:space="preserve">“</w:t>
-      </w:r>
-      <w:r>
-        <w:t xml:space="preserve">media/image6.png</w:t>
-      </w:r>
-      <w:r>
-        <w:t xml:space="preserve">”</w:t>
+        <w:t xml:space="preserve">“media/image6.png”</w:t>
       </w:r>
       <w:r>
         <w:t xml:space="preserve"> </w:t>
@@ -3787,13 +3719,7 @@
         <w:t xml:space="preserve">estilo=</w:t>
       </w:r>
       <w:r>
-        <w:t xml:space="preserve">“</w:t>
-      </w:r>
-      <w:r>
-        <w:t xml:space="preserve">Ancho:6.15in; Altura:4.32536in</w:t>
-      </w:r>
-      <w:r>
-        <w:t xml:space="preserve">”</w:t>
+        <w:t xml:space="preserve">“Ancho:6.15in; Altura:4.32536in”</w:t>
       </w:r>
       <w:r>
         <w:t xml:space="preserve"> </w:t>
@@ -3810,7 +3736,7 @@
         <w:t xml:space="preserve">Figura 6. Concentración oculta de cuarto partido</w:t>
       </w:r>
     </w:p>
-    <w:bookmarkStart w:id="44" w:name="qué-hacer-en-el-mapa"/>
+    <w:bookmarkStart w:id="33" w:name="qué-hacer-en-el-mapa"/>
     <w:p>
       <w:pPr>
         <w:pStyle w:val="Heading2"/>
@@ -3863,8 +3789,8 @@
         <w:t xml:space="preserve">Visibilidad contractual, controles de flujo, notificación de incidentes, derechos de evidencia y apoyo de salida para las cuartas partes materiales.</w:t>
       </w:r>
     </w:p>
-    <w:bookmarkEnd w:id="44"/>
-    <w:bookmarkStart w:id="45" w:name="treat-concentration"/>
+    <w:bookmarkEnd w:id="33"/>
+    <w:bookmarkStart w:id="34" w:name="treat-concentration"/>
     <w:p>
       <w:pPr>
         <w:pStyle w:val="Heading2"/>
@@ -3917,9 +3843,9 @@
         <w:t xml:space="preserve">Realizar trastornos simultáneos en múltiples proveedores.</w:t>
       </w:r>
     </w:p>
-    <w:bookmarkEnd w:id="45"/>
-    <w:bookmarkEnd w:id="46"/>
-    <w:bookmarkStart w:id="47" w:name="vendedores-de-cloud-y-saas"/>
+    <w:bookmarkEnd w:id="34"/>
+    <w:bookmarkEnd w:id="35"/>
+    <w:bookmarkStart w:id="36" w:name="vendedores-de-cloud-y-saas"/>
     <w:p>
       <w:pPr>
         <w:pStyle w:val="Heading1"/>
@@ -3934,8 +3860,8 @@
       </w:pPr>
       <w:r>
         <w:rPr>
+          <w:i/>
           <w:iCs/>
-          <w:i/>
         </w:rPr>
         <w:t xml:space="preserve">El riesgo de Cloud y SaaS depende del modelo de responsabilidad compartida y de la configuración de la organización</w:t>
       </w:r>
@@ -3948,13 +3874,13 @@
         <w:pStyle w:val="BodyText"/>
       </w:pPr>
       <w:r>
-        <w:t xml:space="preserve">Silencio**</w:t>
-      </w:r>
-      <w:r>
-        <w:t xml:space="preserve"> </w:t>
-      </w:r>
-      <w:r>
-        <w:t xml:space="preserve">Silencio.</w:t>
+        <w:t xml:space="preserve">|** |</w:t>
+      </w:r>
+      <w:r>
+        <w:t xml:space="preserve"> </w:t>
+      </w:r>
+      <w:r>
+        <w:t xml:space="preserve">|. |</w:t>
       </w:r>
       <w:r>
         <w:t xml:space="preserve"> </w:t>
@@ -3966,7 +3892,7 @@
         <w:t xml:space="preserve"> </w:t>
       </w:r>
       <w:r>
-        <w:t xml:space="preserve">← Datos TENIDO Categorías, tenacidad, encriptación, claves, regiones, réplicas, respaldos, retención, eliminación</w:t>
+        <w:t xml:space="preserve">← Datos | Categorías, tenacidad, encriptación, claves, regiones, réplicas, respaldos, retención, eliminación</w:t>
       </w:r>
       <w:r>
         <w:t xml:space="preserve"> </w:t>
@@ -3978,7 +3904,7 @@
         <w:t xml:space="preserve"> </w:t>
       </w:r>
       <w:r>
-        <w:t xml:space="preserve">TENIENDO Aseguramiento TENIDO Servicio en la nube y ubicaciones dentro de informe/certificado alcance TEN</w:t>
+        <w:t xml:space="preserve">TENIENDO Aseguramiento | Servicio en la nube y ubicaciones dentro de informe/certificado alcance |</w:t>
       </w:r>
       <w:r>
         <w:t xml:space="preserve"> </w:t>
@@ -4011,8 +3937,8 @@
       </w:r>
       <w:r>
         <w:rPr>
+          <w:b/>
           <w:bCs/>
-          <w:b/>
         </w:rPr>
         <w:t xml:space="preserve">Responsabilidad compartida:</w:t>
       </w:r>
@@ -4020,17 +3946,17 @@
         <w:t xml:space="preserve"> </w:t>
       </w:r>
       <w:r>
-        <w:t xml:space="preserve">Un proveedor seguro no crea automáticamente un inquilino seguro. Prueba la configuración, acceso, integraciones, opciones de datos y monitoreo del cliente. Silencio</w:t>
-      </w:r>
-      <w:r>
-        <w:t xml:space="preserve"> </w:t>
-      </w:r>
-      <w:r>
-        <w:t xml:space="preserve">Silencio.</w:t>
-      </w:r>
-    </w:p>
-    <w:bookmarkEnd w:id="47"/>
-    <w:bookmarkStart w:id="50" w:name="software-and-open-source-supply-chains"/>
+        <w:t xml:space="preserve">Un proveedor seguro no crea automáticamente un inquilino seguro. Prueba la configuración, acceso, integraciones, opciones de datos y monitoreo del cliente. |</w:t>
+      </w:r>
+      <w:r>
+        <w:t xml:space="preserve"> </w:t>
+      </w:r>
+      <w:r>
+        <w:t xml:space="preserve">|. |</w:t>
+      </w:r>
+    </w:p>
+    <w:bookmarkEnd w:id="36"/>
+    <w:bookmarkStart w:id="39" w:name="software-and-open-source-supply-chains"/>
     <w:p>
       <w:pPr>
         <w:pStyle w:val="Heading1"/>
@@ -4045,8 +3971,8 @@
       </w:pPr>
       <w:r>
         <w:rPr>
+          <w:i/>
           <w:iCs/>
-          <w:i/>
         </w:rPr>
         <w:t xml:space="preserve">El riesgo de robo incluye prácticas de proveedores y cada componente, construye paso, canal de actualización y dependencia.</w:t>
       </w:r>
@@ -4059,13 +3985,7 @@
         <w:t xml:space="preserve">יimg src=</w:t>
       </w:r>
       <w:r>
-        <w:t xml:space="preserve">“</w:t>
-      </w:r>
-      <w:r>
-        <w:t xml:space="preserve">media/image7.png</w:t>
-      </w:r>
-      <w:r>
-        <w:t xml:space="preserve">”</w:t>
+        <w:t xml:space="preserve">“media/image7.png”</w:t>
       </w:r>
       <w:r>
         <w:t xml:space="preserve"> </w:t>
@@ -4074,13 +3994,7 @@
         <w:t xml:space="preserve">style=</w:t>
       </w:r>
       <w:r>
-        <w:t xml:space="preserve">“</w:t>
-      </w:r>
-      <w:r>
-        <w:t xml:space="preserve">width:6.15in;height:3.39605in</w:t>
-      </w:r>
-      <w:r>
-        <w:t xml:space="preserve">”</w:t>
+        <w:t xml:space="preserve">“width:6.15in;height:3.39605in”</w:t>
       </w:r>
       <w:r>
         <w:t xml:space="preserve"> </w:t>
@@ -4089,13 +4003,7 @@
         <w:t xml:space="preserve">alt=</w:t>
       </w:r>
       <w:r>
-        <w:t xml:space="preserve">“</w:t>
-      </w:r>
-      <w:r>
-        <w:t xml:space="preserve">Conecte el SBOM y evidencia de seguridad a la versión exacta liberada y operada.</w:t>
-      </w:r>
-      <w:r>
-        <w:t xml:space="preserve">”</w:t>
+        <w:t xml:space="preserve">“Conecte el SBOM y evidencia de seguridad a la versión exacta liberada y operada.”</w:t>
       </w:r>
       <w:r>
         <w:t xml:space="preserve"> </w:t>
@@ -4112,7 +4020,7 @@
         <w:t xml:space="preserve">Gráfico 7 Flujo de evidencia de cadena de suministro de software</w:t>
       </w:r>
     </w:p>
-    <w:bookmarkStart w:id="48" w:name="X606f304a989b1d8f9ae51039b2a78bbb710a570"/>
+    <w:bookmarkStart w:id="37" w:name="X606f304a989b1d8f9ae51039b2a78bbb710a570"/>
     <w:p>
       <w:pPr>
         <w:pStyle w:val="Heading2"/>
@@ -4176,8 +4084,8 @@
         <w:t xml:space="preserve">Mantenimiento de código abierto, confianza en el contribuyente, transferencia de propiedad, proceso de liberación, determinación de dependencia y plan integrado por abandonos.</w:t>
       </w:r>
     </w:p>
-    <w:bookmarkEnd w:id="48"/>
-    <w:bookmarkStart w:id="49" w:name="sbom-limits"/>
+    <w:bookmarkEnd w:id="37"/>
+    <w:bookmarkStart w:id="38" w:name="sbom-limits"/>
     <w:p>
       <w:pPr>
         <w:pStyle w:val="Heading2"/>
@@ -4230,9 +4138,9 @@
         <w:t xml:space="preserve">Proteger a los SBOM cuando revelan arquitectura sensible; mantenerlos actualizados para cada liberación material.</w:t>
       </w:r>
     </w:p>
-    <w:bookmarkEnd w:id="49"/>
-    <w:bookmarkEnd w:id="50"/>
-    <w:bookmarkStart w:id="51" w:name="vendedores-de-inteligencia-artificial"/>
+    <w:bookmarkEnd w:id="38"/>
+    <w:bookmarkEnd w:id="39"/>
+    <w:bookmarkStart w:id="40" w:name="vendedores-de-inteligencia-artificial"/>
     <w:p>
       <w:pPr>
         <w:pStyle w:val="Heading1"/>
@@ -4247,8 +4155,8 @@
       </w:pPr>
       <w:r>
         <w:rPr>
+          <w:i/>
           <w:iCs/>
-          <w:i/>
         </w:rPr>
         <w:t xml:space="preserve">Los proveedores de IAI agregan modelos cambiantes, capacitación y datos rápidos, salidas inciertas y cadenas de proveedores ocultas.</w:t>
       </w:r>
@@ -4258,13 +4166,7 @@
         <w:pStyle w:val="BodyText"/>
       </w:pPr>
       <w:r>
-        <w:t xml:space="preserve">“</w:t>
-      </w:r>
-      <w:r>
-        <w:t xml:space="preserve">Iniciar el caso de uso permitido, los datos, el impacto, la cadena modelo, la evaluación y el control humano</w:t>
-      </w:r>
-      <w:r>
-        <w:t xml:space="preserve">”</w:t>
+        <w:t xml:space="preserve">“Iniciar el caso de uso permitido, los datos, el impacto, la cadena modelo, la evaluación y el control humano”</w:t>
       </w:r>
       <w:r>
         <w:t xml:space="preserve"> </w:t>
@@ -4286,25 +4188,25 @@
         <w:pStyle w:val="BodyText"/>
       </w:pPr>
       <w:r>
-        <w:t xml:space="preserve">Silencio**</w:t>
-      </w:r>
-      <w:r>
-        <w:t xml:space="preserve"> </w:t>
-      </w:r>
-      <w:r>
-        <w:t xml:space="preserve">Silencio.</w:t>
-      </w:r>
-      <w:r>
-        <w:t xml:space="preserve"> </w:t>
-      </w:r>
-      <w:r>
-        <w:t xml:space="preserve">Silencio Caso de uso / impacto ¿Qué decisión o tarea se apoya? ¿Quién puede ser dañado? ¿Es significativa la revisión humana?</w:t>
-      </w:r>
-      <w:r>
-        <w:t xml:space="preserve"> </w:t>
-      </w:r>
-      <w:r>
-        <w:t xml:space="preserve">tención de datos Silencio ¿Se mantienen, comparten o utilizan los avisos, subidas, salidas, comentarios y registros para la formación? Silencio</w:t>
+        <w:t xml:space="preserve">|** |</w:t>
+      </w:r>
+      <w:r>
+        <w:t xml:space="preserve"> </w:t>
+      </w:r>
+      <w:r>
+        <w:t xml:space="preserve">|. |</w:t>
+      </w:r>
+      <w:r>
+        <w:t xml:space="preserve"> </w:t>
+      </w:r>
+      <w:r>
+        <w:t xml:space="preserve">| Caso de uso / impacto ¿Qué decisión o tarea se apoya? ¿Quién puede ser dañado? ¿Es significativa la revisión humana? |</w:t>
+      </w:r>
+      <w:r>
+        <w:t xml:space="preserve"> </w:t>
+      </w:r>
+      <w:r>
+        <w:t xml:space="preserve">tención de datos | ¿Se mantienen, comparten o utilizan los avisos, subidas, salidas, comentarios y registros para la formación? |</w:t>
       </w:r>
       <w:r>
         <w:t xml:space="preserve"> </w:t>
@@ -4316,13 +4218,13 @@
         <w:t xml:space="preserve"> </w:t>
       </w:r>
       <w:r>
-        <w:t xml:space="preserve">¿Cómo se maneja el aislamiento, el acceso, los secretos, los permisos de herramientas, la inyección rápida, el abuso y la vigilancia? Silencio</w:t>
-      </w:r>
-      <w:r>
-        <w:t xml:space="preserve"> </w:t>
-      </w:r>
-      <w:r>
-        <w:t xml:space="preserve">TENIDA Privacidad / IP ¿Qué fundamento jurídico, propiedad, licencias, eliminación, ubicación, transferencia y derechos se aplican? TEN</w:t>
+        <w:t xml:space="preserve">¿Cómo se maneja el aislamiento, el acceso, los secretos, los permisos de herramientas, la inyección rápida, el abuso y la vigilancia? |</w:t>
+      </w:r>
+      <w:r>
+        <w:t xml:space="preserve"> </w:t>
+      </w:r>
+      <w:r>
+        <w:t xml:space="preserve">TENIDA Privacidad / IP ¿Qué fundamento jurídico, propiedad, licencias, eliminación, ubicación, transferencia y derechos se aplican? |</w:t>
       </w:r>
       <w:r>
         <w:t xml:space="preserve"> </w:t>
@@ -4334,23 +4236,23 @@
         <w:t xml:space="preserve"> </w:t>
       </w:r>
       <w:r>
-        <w:t xml:space="preserve">Silencio ¿Qué cambios de modelo, política, característica, proveedor o entrenamiento desencadenan aviso y reevaluación? Silencio</w:t>
-      </w:r>
-      <w:r>
-        <w:t xml:space="preserve"> </w:t>
-      </w:r>
-      <w:r>
-        <w:t xml:space="preserve">¿Cómo se manejan los productos dañinos, las fugas, el compromiso modelo, los abusos, las interrupciones y las pruebas? Silencio</w:t>
-      </w:r>
-      <w:r>
-        <w:t xml:space="preserve"> </w:t>
-      </w:r>
-      <w:r>
-        <w:t xml:space="preserve">¿Pueden exportarse o eliminarse los avisos, archivos, índices, notas finas, registros y datos derivados? Silencio</w:t>
-      </w:r>
-    </w:p>
-    <w:bookmarkEnd w:id="51"/>
-    <w:bookmarkStart w:id="53" w:name="privacidad-y-protección-de-datos"/>
+        <w:t xml:space="preserve">| ¿Qué cambios de modelo, política, característica, proveedor o entrenamiento desencadenan aviso y reevaluación? |</w:t>
+      </w:r>
+      <w:r>
+        <w:t xml:space="preserve"> </w:t>
+      </w:r>
+      <w:r>
+        <w:t xml:space="preserve">¿Cómo se manejan los productos dañinos, las fugas, el compromiso modelo, los abusos, las interrupciones y las pruebas? |</w:t>
+      </w:r>
+      <w:r>
+        <w:t xml:space="preserve"> </w:t>
+      </w:r>
+      <w:r>
+        <w:t xml:space="preserve">¿Pueden exportarse o eliminarse los avisos, archivos, índices, notas finas, registros y datos derivados? |</w:t>
+      </w:r>
+    </w:p>
+    <w:bookmarkEnd w:id="40"/>
+    <w:bookmarkStart w:id="42" w:name="privacidad-y-protección-de-datos"/>
     <w:p>
       <w:pPr>
         <w:pStyle w:val="Heading1"/>
@@ -4365,8 +4267,8 @@
       </w:pPr>
       <w:r>
         <w:rPr>
+          <w:i/>
           <w:iCs/>
-          <w:i/>
         </w:rPr>
         <w:t xml:space="preserve">El examen de precios sigue los datos a través de toda la cadena de proveedores.</w:t>
       </w:r>
@@ -4462,16 +4364,16 @@
         <w:t xml:space="preserve"> </w:t>
       </w:r>
       <w:r>
-        <w:t xml:space="preserve">Silencio.</w:t>
-      </w:r>
-    </w:p>
-    <w:p>
-      <w:pPr>
+        <w:t xml:space="preserve">|. |</w:t>
+      </w:r>
+    </w:p>
+    <w:p>
+      <w:pPr>
+        <w:pStyle w:val="Compact"/>
         <w:numPr>
           <w:ilvl w:val="0"/>
           <w:numId w:val="1023"/>
         </w:numPr>
-        <w:pStyle w:val="Compact"/>
       </w:pPr>
       <w:r>
         <w:t xml:space="preserve">Resiliencia, continuidad y salida</w:t>
@@ -4483,8 +4385,8 @@
       </w:pPr>
       <w:r>
         <w:rPr>
+          <w:i/>
           <w:iCs/>
-          <w:i/>
         </w:rPr>
         <w:t xml:space="preserve">Resilience means providing critical outcomes despite provider disruption and leaving safe when necessary.</w:t>
       </w:r>
@@ -4501,8 +4403,8 @@
       </w:r>
       <w:r>
         <w:rPr>
+          <w:b/>
           <w:bCs/>
-          <w:b/>
         </w:rPr>
         <w:t xml:space="preserve">Evidence to test</w:t>
       </w:r>
@@ -4510,13 +4412,13 @@
         <w:t xml:space="preserve"> </w:t>
       </w:r>
       <w:r>
-        <w:t xml:space="preserve">Silencio…</w:t>
-      </w:r>
-      <w:r>
-        <w:t xml:space="preserve"> </w:t>
-      </w:r>
-      <w:r>
-        <w:t xml:space="preserve">← Impacto empresarial TENIDO Servicio crítico, máxima perturbación tolerable, RTO/RPO, dependencias</w:t>
+        <w:t xml:space="preserve">|… |</w:t>
+      </w:r>
+      <w:r>
+        <w:t xml:space="preserve"> </w:t>
+      </w:r>
+      <w:r>
+        <w:t xml:space="preserve">← Impacto empresarial | Servicio crítico, máxima perturbación tolerable, RTO/RPO, dependencias</w:t>
       </w:r>
       <w:r>
         <w:t xml:space="preserve"> </w:t>
@@ -4528,7 +4430,7 @@
         <w:t xml:space="preserve"> </w:t>
       </w:r>
       <w:r>
-        <w:t xml:space="preserve">← Continuidad Silencio Personas, instalaciones, tecnología, comunicaciones, recorridos manuales, ejercicios</w:t>
+        <w:t xml:space="preserve">← Continuidad | Personas, instalaciones, tecnología, comunicaciones, recorridos manuales, ejercicios</w:t>
       </w:r>
       <w:r>
         <w:t xml:space="preserve"> </w:t>
@@ -4540,7 +4442,7 @@
         <w:t xml:space="preserve"> </w:t>
       </w:r>
       <w:r>
-        <w:t xml:space="preserve">Silencio Plan de salida Silenciosos, derechos de decisión, alternativa, exportación de datos, eliminación de acceso, secuencia de migración</w:t>
+        <w:t xml:space="preserve">| Plan de salida Silenciosos, derechos de decisión, alternativa, exportación de datos, eliminación de acceso, secuencia de migración |</w:t>
       </w:r>
       <w:r>
         <w:t xml:space="preserve"> </w:t>
@@ -4555,7 +4457,7 @@
         <w:t xml:space="preserve">tención, retención legal, confidencialidad, vulnerabilidad/incidente, apoyo</w:t>
       </w:r>
     </w:p>
-    <w:bookmarkStart w:id="52" w:name="exit-test"/>
+    <w:bookmarkStart w:id="41" w:name="exit-test"/>
     <w:p>
       <w:pPr>
         <w:pStyle w:val="Heading2"/>
@@ -4610,11 +4512,11 @@
     </w:p>
     <w:p>
       <w:pPr>
+        <w:pStyle w:val="Compact"/>
         <w:numPr>
           <w:ilvl w:val="0"/>
           <w:numId w:val="1025"/>
         </w:numPr>
-        <w:pStyle w:val="Compact"/>
       </w:pPr>
       <w:r>
         <w:t xml:space="preserve">NIST CSF 2.0 Resultados del proveedor</w:t>
@@ -4626,8 +4528,8 @@
       </w:pPr>
       <w:r>
         <w:rPr>
+          <w:i/>
           <w:iCs/>
-          <w:i/>
         </w:rPr>
         <w:t xml:space="preserve">NIST CSF 2.0 coloca la gobernanza de la cadena de suministro en la categoría GV.SC.</w:t>
       </w:r>
@@ -4637,15 +4539,9 @@
         <w:pStyle w:val="BodyText"/>
       </w:pPr>
       <w:r>
-        <w:t xml:space="preserve">Silencio</w:t>
-      </w:r>
-      <w:r>
-        <w:t xml:space="preserve"> </w:t>
-      </w:r>
-      <w:r>
         <w:rPr>
+          <w:b/>
           <w:bCs/>
-          <w:b/>
         </w:rPr>
         <w:t xml:space="preserve">Responde</w:t>
       </w:r>
@@ -4653,103 +4549,105 @@
         <w:t xml:space="preserve"> </w:t>
       </w:r>
       <w:r>
-        <w:t xml:space="preserve">Silencio</w:t>
+        <w:t xml:space="preserve">|</w:t>
       </w:r>
       <w:r>
         <w:t xml:space="preserve"> </w:t>
       </w:r>
       <w:r>
         <w:rPr>
+          <w:b/>
           <w:bCs/>
+        </w:rPr>
+        <w:t xml:space="preserve">Significado claro</w:t>
+      </w:r>
+      <w:r>
+        <w:rPr>
           <w:b/>
+          <w:bCs/>
         </w:rPr>
-        <w:t xml:space="preserve">Plain meaning</w:t>
-      </w:r>
+        <w:t xml:space="preserve"> </w:t>
+      </w:r>
+      <w:r>
+        <w:t xml:space="preserve">Evidencia de ejemplo**</w:t>
+      </w:r>
+    </w:p>
+    <w:p>
+      <w:pPr>
+        <w:pStyle w:val="BodyText"/>
+      </w:pPr>
+      <w:r>
+        <w:t xml:space="preserve">|.. |</w:t>
+      </w:r>
+      <w:r>
+        <w:t xml:space="preserve"> </w:t>
+      </w:r>
+      <w:r>
+        <w:t xml:space="preserve">| GV.SC-01 | Un programa C-SCRM, estrategia, objetivos, políticas y procesos son establecidos y acordados por los interesados de la organización. | Programa aprobado y registro de los interesados</w:t>
+      </w:r>
+      <w:r>
+        <w:t xml:space="preserve"> </w:t>
+      </w:r>
+      <w:r>
+        <w:t xml:space="preserve">| GV.SC-02 | funciones y responsabilidades de ciberseguridad para proveedores, clientes y socios se establecen, comunican y coordinan. | RACI, contactos, acuerdos, ejercicios</w:t>
+      </w:r>
+      <w:r>
+        <w:t xml:space="preserve"> </w:t>
+      </w:r>
+      <w:r>
+        <w:t xml:space="preserve">tención GV.SC-03 | C-SCRM se integra en la gestión del riesgo empresarial, evaluación del riesgo de ciberseguridad y procesos de mejora. ← Enlace, registro de riesgos, lecciones y mejoras</w:t>
+      </w:r>
+      <w:r>
+        <w:t xml:space="preserve"> </w:t>
+      </w:r>
+      <w:r>
+        <w:t xml:space="preserve">Los proveedores son conocidos y priorizados por la crítica. tención Completo inventario de proveedores y método de crítica</w:t>
+      </w:r>
+      <w:r>
+        <w:t xml:space="preserve"> </w:t>
+      </w:r>
+      <w:r>
+        <w:t xml:space="preserve">Los requisitos de ciberseguridad de cadena de suministro se establecen, priorizan e incluyen en contratos y acuerdos. biblioteca de requisitos, términos firmados, desviaciones</w:t>
+      </w:r>
+      <w:r>
+        <w:t xml:space="preserve"> </w:t>
+      </w:r>
+      <w:r>
+        <w:t xml:space="preserve">| GV.SC-06 ANTE La planificación y la diligencia debida se realizan antes de iniciar relaciones formales con los proveedores. | Toma, investigación, evidencia, análisis, aprobación</w:t>
+      </w:r>
+      <w:r>
+        <w:t xml:space="preserve"> </w:t>
+      </w:r>
+      <w:r>
+        <w:t xml:space="preserve">| GV.SC-07 | Los riesgos de los proveedores se entienden, registran, priorizan, evalúan, tratan y supervisan a lo largo de la relación. | Registros de riesgos, monitoreo, hallazgos, tratamiento confidencialidad</w:t>
+      </w:r>
+      <w:r>
+        <w:t xml:space="preserve"> </w:t>
+      </w:r>
+      <w:r>
+        <w:t xml:space="preserve">Los proveedores pertinentes están incluidos en la planificación, respuesta y recuperación de incidentes. Ø Planes, contactos, mesas, registros de incidentes</w:t>
+      </w:r>
+      <w:r>
+        <w:t xml:space="preserve"> </w:t>
+      </w:r>
+      <w:r>
+        <w:t xml:space="preserve">Las prácticas de seguridad de cadena de suministro están integradas y supervisadas a lo largo del ciclo de vida útil y de productos tecnológicos. Requisitos para el ciclo de vida, pruebas de productos y servicios</w:t>
+      </w:r>
+      <w:r>
+        <w:t xml:space="preserve"> </w:t>
+      </w:r>
+      <w:r>
+        <w:t xml:space="preserve">Los planes de cadena de suministro de Ciberseguridad incluyen actividades que se producen después de que termine un acuerdo de asociación o servicio. | Plan de salida, eliminación de acceso/datos, funciones posteriores a la determinación</w:t>
+      </w:r>
+    </w:p>
+    <w:p>
+      <w:pPr>
+        <w:pStyle w:val="BodyText"/>
+      </w:pPr>
       <w:r>
         <w:rPr>
+          <w:b/>
           <w:bCs/>
-          <w:b/>
-        </w:rPr>
-        <w:t xml:space="preserve"> </w:t>
-      </w:r>
-      <w:r>
-        <w:t xml:space="preserve">Example evidence**</w:t>
-      </w:r>
-      <w:r>
-        <w:t xml:space="preserve"> </w:t>
-      </w:r>
-      <w:r>
-        <w:t xml:space="preserve">Silencio..</w:t>
-      </w:r>
-      <w:r>
-        <w:t xml:space="preserve"> </w:t>
-      </w:r>
-      <w:r>
-        <w:t xml:space="preserve">Silencio GV.SC-01 TENIDO Un programa C-SCRM, estrategia, objetivos, políticas y procesos son establecidos y acordados por los interesados de la organización. Silencio Programa aprobado y registro de los interesados</w:t>
-      </w:r>
-      <w:r>
-        <w:t xml:space="preserve"> </w:t>
-      </w:r>
-      <w:r>
-        <w:t xml:space="preserve">Silencio GV.SC-02 TENIDO funciones y responsabilidades de ciberseguridad para proveedores, clientes y socios se establecen, comunican y coordinan. Silencio RACI, contactos, acuerdos, ejercicios</w:t>
-      </w:r>
-      <w:r>
-        <w:t xml:space="preserve"> </w:t>
-      </w:r>
-      <w:r>
-        <w:t xml:space="preserve">tención GV.SC-03 Silencio C-SCRM se integra en la gestión del riesgo empresarial, evaluación del riesgo de ciberseguridad y procesos de mejora. ← Enlace, registro de riesgos, lecciones y mejoras</w:t>
-      </w:r>
-      <w:r>
-        <w:t xml:space="preserve"> </w:t>
-      </w:r>
-      <w:r>
-        <w:t xml:space="preserve">Los proveedores son conocidos y priorizados por la crítica. tención Completo inventario de proveedores y método de crítica</w:t>
-      </w:r>
-      <w:r>
-        <w:t xml:space="preserve"> </w:t>
-      </w:r>
-      <w:r>
-        <w:t xml:space="preserve">Los requisitos de ciberseguridad de cadena de suministro se establecen, priorizan e incluyen en contratos y acuerdos. biblioteca de requisitos, términos firmados, desviaciones</w:t>
-      </w:r>
-      <w:r>
-        <w:t xml:space="preserve"> </w:t>
-      </w:r>
-      <w:r>
-        <w:t xml:space="preserve">Silencio GV.SC-06 ANTE La planificación y la diligencia debida se realizan antes de iniciar relaciones formales con los proveedores. Silencio Toma, investigación, evidencia, análisis, aprobación</w:t>
-      </w:r>
-      <w:r>
-        <w:t xml:space="preserve"> </w:t>
-      </w:r>
-      <w:r>
-        <w:t xml:space="preserve">Silencio GV.SC-07 Silencio Los riesgos de los proveedores se entienden, registran, priorizan, evalúan, tratan y supervisan a lo largo de la relación. Silencio Registros de riesgos, monitoreo, hallazgos, tratamiento confidencialidad</w:t>
-      </w:r>
-      <w:r>
-        <w:t xml:space="preserve"> </w:t>
-      </w:r>
-      <w:r>
-        <w:t xml:space="preserve">Los proveedores pertinentes están incluidos en la planificación, respuesta y recuperación de incidentes. Ø Planes, contactos, mesas, registros de incidentes</w:t>
-      </w:r>
-      <w:r>
-        <w:t xml:space="preserve"> </w:t>
-      </w:r>
-      <w:r>
-        <w:t xml:space="preserve">Las prácticas de seguridad de cadena de suministro están integradas y supervisadas a lo largo del ciclo de vida útil y de productos tecnológicos. Requisitos para el ciclo de vida, pruebas de productos y servicios</w:t>
-      </w:r>
-      <w:r>
-        <w:t xml:space="preserve"> </w:t>
-      </w:r>
-      <w:r>
-        <w:t xml:space="preserve">Los planes de cadena de suministro de Ciberseguridad incluyen actividades que se producen después de que termine un acuerdo de asociación o servicio. Silencio Plan de salida, eliminación de acceso/datos, funciones posteriores a la determinación</w:t>
-      </w:r>
-    </w:p>
-    <w:p>
-      <w:pPr>
-        <w:pStyle w:val="BodyText"/>
-      </w:pPr>
-      <w:r>
-        <w:rPr>
-          <w:bCs/>
-          <w:b/>
         </w:rPr>
         <w:t xml:space="preserve">Usando GV.SC:</w:t>
       </w:r>
@@ -4757,18 +4655,18 @@
         <w:t xml:space="preserve"> </w:t>
       </w:r>
       <w:r>
-        <w:t xml:space="preserve">Define un perfil actual de los resultados observados y un perfil de destino de las necesidades empresariales. Priorizar las lagunas, propietarios, recursos y fechas; no tratar un mapeo como aplicación automática. Silencio</w:t>
-      </w:r>
-      <w:r>
-        <w:t xml:space="preserve"> </w:t>
-      </w:r>
-      <w:r>
-        <w:t xml:space="preserve">Silencio.</w:t>
-      </w:r>
-    </w:p>
-    <w:bookmarkEnd w:id="52"/>
-    <w:bookmarkEnd w:id="53"/>
-    <w:bookmarkStart w:id="55" w:name="nist-c-scrm-orientación-en-la-práctica"/>
+        <w:t xml:space="preserve">Define un perfil actual de los resultados observados y un perfil de destino de las necesidades empresariales. Priorizar las lagunas, propietarios, recursos y fechas; no tratar un mapeo como aplicación automática. |</w:t>
+      </w:r>
+      <w:r>
+        <w:t xml:space="preserve"> </w:t>
+      </w:r>
+      <w:r>
+        <w:t xml:space="preserve">|. |</w:t>
+      </w:r>
+    </w:p>
+    <w:bookmarkEnd w:id="41"/>
+    <w:bookmarkEnd w:id="42"/>
+    <w:bookmarkStart w:id="44" w:name="nist-c-scrm-orientación-en-la-práctica"/>
     <w:p>
       <w:pPr>
         <w:pStyle w:val="Heading1"/>
@@ -4783,8 +4681,8 @@
       </w:pPr>
       <w:r>
         <w:rPr>
+          <w:i/>
           <w:iCs/>
-          <w:i/>
         </w:rPr>
         <w:t xml:space="preserve">Las publicaciones actuales NIST proporcionan orientación complementaria sobre programa, evaluación y planificación.</w:t>
       </w:r>
@@ -4794,15 +4692,9 @@
         <w:pStyle w:val="BodyText"/>
       </w:pPr>
       <w:r>
-        <w:t xml:space="preserve">Silencio</w:t>
-      </w:r>
-      <w:r>
-        <w:t xml:space="preserve"> </w:t>
-      </w:r>
-      <w:r>
         <w:rPr>
+          <w:b/>
           <w:bCs/>
-          <w:b/>
         </w:rPr>
         <w:t xml:space="preserve">Publicación</w:t>
       </w:r>
@@ -4810,7 +4702,15 @@
         <w:t xml:space="preserve"> </w:t>
       </w:r>
       <w:r>
-        <w:t xml:space="preserve">Silencio.</w:t>
+        <w:t xml:space="preserve">|</w:t>
+      </w:r>
+    </w:p>
+    <w:p>
+      <w:pPr>
+        <w:pStyle w:val="BodyText"/>
+      </w:pPr>
+      <w:r>
+        <w:t xml:space="preserve">|. |</w:t>
       </w:r>
       <w:r>
         <w:t xml:space="preserve"> </w:t>
@@ -4822,22 +4722,22 @@
         <w:t xml:space="preserve"> </w:t>
       </w:r>
       <w:r>
-        <w:t xml:space="preserve">Silencio NIST SP 1305 Silencio Usos NIST CSF 2.0 GV.SC para establecer y operar C-SCRM y comunicar los requisitos de los proveedores.</w:t>
-      </w:r>
-      <w:r>
-        <w:t xml:space="preserve"> </w:t>
-      </w:r>
-      <w:r>
-        <w:t xml:space="preserve">Silencio NIST SP 1326 (final julio 8, 2026) Silencio Consideraciones rápidas para evaluaciones de la diligencia debida del proveedor de TIC: FOCI, procedencia, resiliencia, prácticas cibernéticas fundamentales y cadenas de suministro. Silencio</w:t>
-      </w:r>
-      <w:r>
-        <w:t xml:space="preserve"> </w:t>
-      </w:r>
-      <w:r>
-        <w:t xml:space="preserve">Silencio NIST SP 800-18 Rev. 2 (final junio 30, 2026) Silencio Define elementos esenciales para los planes de seguridad del sistema, privacidad y C-SCRM, incluyendo propósito, estado de control, responsabilidades y comportamiento esperado.</w:t>
-      </w:r>
-    </w:p>
-    <w:bookmarkStart w:id="54" w:name="pensamiento-de-tres-niveles"/>
+        <w:t xml:space="preserve">| NIST SP 1305 | Usos NIST CSF 2.0 GV.SC para establecer y operar C-SCRM y comunicar los requisitos de los proveedores.</w:t>
+      </w:r>
+      <w:r>
+        <w:t xml:space="preserve"> </w:t>
+      </w:r>
+      <w:r>
+        <w:t xml:space="preserve">| NIST SP 1326 (final julio 8, 2026) | Consideraciones rápidas para evaluaciones de la diligencia debida del proveedor de TIC: FOCI, procedencia, resiliencia, prácticas cibernéticas fundamentales y cadenas de suministro. |</w:t>
+      </w:r>
+      <w:r>
+        <w:t xml:space="preserve"> </w:t>
+      </w:r>
+      <w:r>
+        <w:t xml:space="preserve">| NIST SP 800-18 Rev. 2 (final junio 30, 2026) | Define elementos esenciales para los planes de seguridad del sistema, privacidad y C-SCRM, incluyendo propósito, estado de control, responsabilidades y comportamiento esperado.</w:t>
+      </w:r>
+    </w:p>
+    <w:bookmarkStart w:id="43" w:name="pensamiento-de-tres-niveles"/>
     <w:p>
       <w:pPr>
         <w:pStyle w:val="Heading2"/>
@@ -4852,8 +4752,8 @@
       </w:pPr>
       <w:r>
         <w:rPr>
+          <w:b/>
           <w:bCs/>
-          <w:b/>
         </w:rPr>
         <w:t xml:space="preserve">Nivel</w:t>
       </w:r>
@@ -4873,22 +4773,22 @@
         <w:t xml:space="preserve"> </w:t>
       </w:r>
       <w:r>
-        <w:t xml:space="preserve">TEN Misión / proceso de negocios TENIDO Servicios críticos y dependencias</w:t>
-      </w:r>
-      <w:r>
-        <w:t xml:space="preserve"> </w:t>
-      </w:r>
-      <w:r>
-        <w:t xml:space="preserve">TEN System TENED producto, servicio, arquitectura, controles y plan TENIDO Plataforma cliente utilizando una nube y proveedor de identidad</w:t>
-      </w:r>
-    </w:p>
-    <w:p>
-      <w:pPr>
+        <w:t xml:space="preserve">TEN Misión / proceso de negocios | Servicios críticos y dependencias</w:t>
+      </w:r>
+      <w:r>
+        <w:t xml:space="preserve"> </w:t>
+      </w:r>
+      <w:r>
+        <w:t xml:space="preserve">TEN System TENED producto, servicio, arquitectura, controles y plan | Plataforma cliente utilizando una nube y proveedor de identidad</w:t>
+      </w:r>
+    </w:p>
+    <w:p>
+      <w:pPr>
+        <w:pStyle w:val="Compact"/>
         <w:numPr>
           <w:ilvl w:val="0"/>
           <w:numId w:val="1026"/>
         </w:numPr>
-        <w:pStyle w:val="Compact"/>
       </w:pPr>
       <w:r>
         <w:t xml:space="preserve">Un plan C-SCRM explica los arreglos previstos y aplicados. Los evaluadores todavía necesitan pruebas fiables de que funcionan los controles pertinentes.</w:t>
@@ -4897,12 +4797,12 @@
         <w:t xml:space="preserve"> </w:t>
       </w:r>
       <w:r>
-        <w:t xml:space="preserve">Silencio.</w:t>
-      </w:r>
-    </w:p>
-    <w:bookmarkEnd w:id="54"/>
-    <w:bookmarkEnd w:id="55"/>
-    <w:bookmarkStart w:id="56" w:name="compliance-and-framework-mappings"/>
+        <w:t xml:space="preserve">|. |</w:t>
+      </w:r>
+    </w:p>
+    <w:bookmarkEnd w:id="43"/>
+    <w:bookmarkEnd w:id="44"/>
+    <w:bookmarkStart w:id="45" w:name="compliance-and-framework-mappings"/>
     <w:p>
       <w:pPr>
         <w:pStyle w:val="Heading1"/>
@@ -4917,8 +4817,8 @@
       </w:pPr>
       <w:r>
         <w:rPr>
+          <w:i/>
           <w:iCs/>
-          <w:i/>
         </w:rPr>
         <w:t xml:space="preserve">Los ajustes coordinan el trabajo, pero cada obligación debe ser interpretada y probada en sus propios términos</w:t>
       </w:r>
@@ -4926,106 +4826,140 @@
         <w:t xml:space="preserve">.</w:t>
       </w:r>
     </w:p>
-    <w:p>
-      <w:pPr>
-        <w:pStyle w:val="BodyText"/>
-      </w:pPr>
-      <w:r>
-        <w:t xml:space="preserve">Silencioso</w:t>
-      </w:r>
-      <w:r>
-        <w:t xml:space="preserve"> </w:t>
-      </w:r>
+    <w:tbl>
+      <w:tblPr>
+        <w:tblStyle w:val="Table"/>
+        <w:tblW w:type="pct" w:w="5000"/>
+        <w:tblLayout w:type="fixed"/>
+        <w:tblLook w:firstRow="1" w:lastRow="0" w:firstColumn="0" w:lastColumn="0" w:noHBand="0" w:noVBand="0" w:val="0020"/>
+      </w:tblPr>
+      <w:tblGrid>
+        <w:gridCol w:w="7920"/>
+      </w:tblGrid>
+      <w:tr>
+        <w:trPr>
+          <w:tblHeader w:val="on"/>
+        </w:trPr>
+        <w:tc>
+          <w:tcPr/>
+          <w:p>
+            <w:pPr>
+              <w:pStyle w:val="Compact"/>
+            </w:pPr>
+            <w:r>
+              <w:t xml:space="preserve">Silencioso</w:t>
+            </w:r>
+            <w:r>
+              <w:t xml:space="preserve"> </w:t>
+            </w:r>
+            <w:r>
+              <w:rPr>
+                <w:b/>
+                <w:bCs/>
+              </w:rPr>
+              <w:t xml:space="preserve">Framework / obligation</w:t>
+            </w:r>
+          </w:p>
+        </w:tc>
+      </w:tr>
+      <w:tr>
+        <w:tc>
+          <w:tcPr/>
+          <w:p>
+            <w:pPr>
+              <w:pStyle w:val="Compact"/>
+            </w:pPr>
+            <w:r>
+              <w:t xml:space="preserve">SOC 2</w:t>
+            </w:r>
+          </w:p>
+        </w:tc>
+      </w:tr>
+      <w:tr>
+        <w:tc>
+          <w:tcPr/>
+          <w:p>
+            <w:pPr>
+              <w:pStyle w:val="Compact"/>
+            </w:pPr>
+            <w:r>
+              <w:t xml:space="preserve">TEN ISO/IEC 27001:2022</w:t>
+            </w:r>
+          </w:p>
+        </w:tc>
+      </w:tr>
+      <w:tr>
+        <w:tc>
+          <w:tcPr/>
+          <w:p>
+            <w:pPr>
+              <w:pStyle w:val="Compact"/>
+            </w:pPr>
+            <w:r>
+              <w:t xml:space="preserve">PCI DSS v4.0.1</w:t>
+            </w:r>
+          </w:p>
+        </w:tc>
+      </w:tr>
+      <w:tr>
+        <w:tc>
+          <w:tcPr/>
+          <w:p>
+            <w:pPr>
+              <w:pStyle w:val="Compact"/>
+            </w:pPr>
+            <w:r>
+              <w:t xml:space="preserve">HIPAA</w:t>
+            </w:r>
+          </w:p>
+        </w:tc>
+      </w:tr>
+      <w:tr>
+        <w:tc>
+          <w:tcPr/>
+          <w:p>
+            <w:pPr>
+              <w:pStyle w:val="Compact"/>
+            </w:pPr>
+            <w:r>
+              <w:t xml:space="preserve">TENCIÓN GDPR</w:t>
+            </w:r>
+          </w:p>
+        </w:tc>
+      </w:tr>
+    </w:tbl>
+    <w:p>
+      <w:pPr>
+        <w:pStyle w:val="BodyText"/>
+      </w:pPr>
+      <w:r>
+        <w:t xml:space="preserve">TEN CIS Controls v8.1 Ø Control 15 inventario de proveedores de servicios, políticas, clasificación, contratos, evaluación, monitoreo, desmantelamiento de las Salvaguardias son una base de referencia priorizada, no cumplimiento legal universal ANTE</w:t>
+      </w:r>
+      <w:r>
+        <w:t xml:space="preserve"> </w:t>
+      </w:r>
+      <w:r>
+        <w:t xml:space="preserve">| NIST CSF 2.0 | GV.SC más organización en todo el Govern, Identificar, Proteger, Detectar, Responder, Recuperar los resultados TENIDOS Los perfiles están adaptados; CSF no es una certificación ANTE</w:t>
+      </w:r>
+    </w:p>
+    <w:bookmarkEnd w:id="45"/>
+    <w:bookmarkStart w:id="47" w:name="pruebas-de-pruebas-y-métricas"/>
+    <w:p>
+      <w:pPr>
+        <w:pStyle w:val="Heading1"/>
+      </w:pPr>
+      <w:r>
+        <w:t xml:space="preserve">23. Pruebas de pruebas y métricas</w:t>
+      </w:r>
+    </w:p>
+    <w:p>
+      <w:pPr>
+        <w:pStyle w:val="FirstParagraph"/>
+      </w:pPr>
       <w:r>
         <w:rPr>
-          <w:bCs/>
-          <w:b/>
-        </w:rPr>
-        <w:t xml:space="preserve">Framework / obligation</w:t>
-      </w:r>
-      <w:r>
-        <w:t xml:space="preserve"> </w:t>
-      </w:r>
-      <w:r>
-        <w:t xml:space="preserve">Silencio</w:t>
-      </w:r>
-      <w:r>
-        <w:t xml:space="preserve"> </w:t>
-      </w:r>
-      <w:r>
-        <w:rPr>
-          <w:bCs/>
-          <w:b/>
-        </w:rPr>
-        <w:t xml:space="preserve">Supplier-risk connection</w:t>
-      </w:r>
-      <w:r>
-        <w:t xml:space="preserve"> </w:t>
-      </w:r>
-      <w:r>
-        <w:t xml:space="preserve">Silencio————————————————————————————————————————————————————————————————————————————————————————————————————————————————————————————————————————————————————————————————————————————————————————————————————————————————————————————————————————————————————————–</w:t>
-      </w:r>
-      <w:r>
-        <w:t xml:space="preserve"> </w:t>
-      </w:r>
-      <w:r>
-        <w:t xml:space="preserve">Silencio SOC 2 Silencio Gestión de proveedores, riesgos, compromisos, límites del sistema, organizaciones de subservicio, CUECs Silencioso Revisar el alcance exacto del informe, período, criterios, opinión, pruebas, excepciones</w:t>
-      </w:r>
-      <w:r>
-        <w:t xml:space="preserve"> </w:t>
-      </w:r>
-      <w:r>
-        <w:t xml:space="preserve">TEN ISO/IEC 27001:2022 Silencio Partes interesadas, relaciones con los proveedores, cadena de suministro de TIC, uso en la nube, monitoreo y cambio TENIDO El alcance de la certificación y la aplicabilidad del control varían Ø</w:t>
-      </w:r>
-      <w:r>
-        <w:t xml:space="preserve"> </w:t>
-      </w:r>
-      <w:r>
-        <w:t xml:space="preserve">Silencio PCI DSS v4.0.1 Silencio Proveedores de servicios de terceros, responsabilidades, acuerdos, monitoreo, soporte de incidentes TENIDO Validar el propio alcance y responsabilidades de la entidad</w:t>
-      </w:r>
-      <w:r>
-        <w:t xml:space="preserve"> </w:t>
-      </w:r>
-      <w:r>
-        <w:t xml:space="preserve">Silencio HIPAA Silencio Negocios asociados, acuerdos, salvaguardias, incidentes, subcontratistas sometidos Estatus y deberes legales dependen de hechos y leyes</w:t>
-      </w:r>
-      <w:r>
-        <w:t xml:space="preserve"> </w:t>
-      </w:r>
-      <w:r>
-        <w:t xml:space="preserve">TENCIÓN GDPR TENIDO Procesadores, contratos, subprocesadores, seguridad, transferencias, asistencia, supresión/audit ANTERIOR Papeles, jurisdicción, base legal y mecanismo de transferencia requieren análisis legal ANTE</w:t>
-      </w:r>
-      <w:r>
-        <w:t xml:space="preserve"> </w:t>
-      </w:r>
-      <w:r>
-        <w:t xml:space="preserve">TEN CIS Controls v8.1 Ø Control 15 inventario de proveedores de servicios, políticas, clasificación, contratos, evaluación, monitoreo, desmantelamiento de las Salvaguardias son una base de referencia priorizada, no cumplimiento legal universal ANTE</w:t>
-      </w:r>
-      <w:r>
-        <w:t xml:space="preserve"> </w:t>
-      </w:r>
-      <w:r>
-        <w:t xml:space="preserve">Silencio NIST CSF 2.0 TENIDO GV.SC más organización en todo el Govern, Identificar, Proteger, Detectar, Responder, Recuperar los resultados TENIDOS Los perfiles están adaptados; CSF no es una certificación ANTE</w:t>
-      </w:r>
-    </w:p>
-    <w:bookmarkEnd w:id="56"/>
-    <w:bookmarkStart w:id="58" w:name="pruebas-de-pruebas-y-métricas"/>
-    <w:p>
-      <w:pPr>
-        <w:pStyle w:val="Heading1"/>
-      </w:pPr>
-      <w:r>
-        <w:t xml:space="preserve">23. Pruebas de pruebas y métricas</w:t>
-      </w:r>
-    </w:p>
-    <w:p>
-      <w:pPr>
-        <w:pStyle w:val="FirstParagraph"/>
-      </w:pPr>
-      <w:r>
-        <w:rPr>
+          <w:i/>
           <w:iCs/>
-          <w:i/>
         </w:rPr>
         <w:t xml:space="preserve">Testing pregunta si los controles están diseñados, implementados y funcionando correctamente para el alcance completo.</w:t>
       </w:r>
@@ -5038,13 +4972,7 @@
         <w:t xml:space="preserve">■img src=</w:t>
       </w:r>
       <w:r>
-        <w:t xml:space="preserve">“</w:t>
-      </w:r>
-      <w:r>
-        <w:t xml:space="preserve">media/image9.png</w:t>
-      </w:r>
-      <w:r>
-        <w:t xml:space="preserve">”</w:t>
+        <w:t xml:space="preserve">“media/image9.png”</w:t>
       </w:r>
       <w:r>
         <w:t xml:space="preserve"> </w:t>
@@ -5053,13 +4981,7 @@
         <w:t xml:space="preserve">style=</w:t>
       </w:r>
       <w:r>
-        <w:t xml:space="preserve">“</w:t>
-      </w:r>
-      <w:r>
-        <w:t xml:space="preserve">width:6.15in;height:3.39605in</w:t>
-      </w:r>
-      <w:r>
-        <w:t xml:space="preserve">”</w:t>
+        <w:t xml:space="preserve">“width:6.15in;height:3.39605in”</w:t>
       </w:r>
       <w:r>
         <w:t xml:space="preserve"> </w:t>
@@ -5068,13 +4990,7 @@
         <w:t xml:space="preserve">alt=</w:t>
       </w:r>
       <w:r>
-        <w:t xml:space="preserve">“</w:t>
-      </w:r>
-      <w:r>
-        <w:t xml:space="preserve">Cada conclusión debe ser trazable de criterios exactos a través de la prueba.</w:t>
-      </w:r>
-      <w:r>
-        <w:t xml:space="preserve">”</w:t>
+        <w:t xml:space="preserve">“Cada conclusión debe ser trazable de criterios exactos a través de la prueba.”</w:t>
       </w:r>
       <w:r>
         <w:t xml:space="preserve"> </w:t>
@@ -5091,7 +5007,7 @@
         <w:t xml:space="preserve">Figure 9. Evidence-testing chain</w:t>
       </w:r>
     </w:p>
-    <w:bookmarkStart w:id="57" w:name="método-de-prueba"/>
+    <w:bookmarkStart w:id="46" w:name="método-de-prueba"/>
     <w:p>
       <w:pPr>
         <w:pStyle w:val="Heading2"/>
@@ -5161,15 +5077,15 @@
         <w:pStyle w:val="BodyText"/>
       </w:pPr>
       <w:r>
-        <w:t xml:space="preserve">Silencio ** Métrico** Silencio</w:t>
+        <w:t xml:space="preserve">** Métrico** |</w:t>
       </w:r>
       <w:r>
         <w:t xml:space="preserve"> </w:t>
       </w:r>
       <w:r>
         <w:rPr>
+          <w:b/>
           <w:bCs/>
-          <w:b/>
         </w:rPr>
         <w:t xml:space="preserve">Cálculo del ejemplo</w:t>
       </w:r>
@@ -5177,15 +5093,15 @@
         <w:t xml:space="preserve"> </w:t>
       </w:r>
       <w:r>
-        <w:t xml:space="preserve">Silencio</w:t>
+        <w:t xml:space="preserve">|</w:t>
       </w:r>
       <w:r>
         <w:t xml:space="preserve"> </w:t>
       </w:r>
       <w:r>
         <w:rPr>
+          <w:b/>
           <w:bCs/>
-          <w:b/>
         </w:rPr>
         <w:t xml:space="preserve">Lo que puede revelar</w:t>
       </w:r>
@@ -5193,43 +5109,45 @@
         <w:t xml:space="preserve"> </w:t>
       </w:r>
       <w:r>
-        <w:t xml:space="preserve">Silencio</w:t>
-      </w:r>
-      <w:r>
-        <w:t xml:space="preserve"> </w:t>
-      </w:r>
-      <w:r>
-        <w:t xml:space="preserve">Silencio…————————————————————</w:t>
-      </w:r>
-      <w:r>
-        <w:t xml:space="preserve"> </w:t>
-      </w:r>
-      <w:r>
-        <w:t xml:space="preserve">Silencio Inventario propiedad Silencio Proveedores con propietario válido ÷ proveedores activos Silencio Relaciones con los huérfanos Silencio</w:t>
-      </w:r>
-      <w:r>
-        <w:t xml:space="preserve"> </w:t>
-      </w:r>
-      <w:r>
-        <w:t xml:space="preserve">tención Evaluación cobertura Silencio proveedores In-scope con evaluación completada actual ÷ proveedores in-scope</w:t>
-      </w:r>
-      <w:r>
-        <w:t xml:space="preserve"> </w:t>
-      </w:r>
-      <w:r>
-        <w:t xml:space="preserve">← Cobertura de contrato Silencio proveedores de alto nivel con cláusulas requeridas</w:t>
-      </w:r>
-      <w:r>
-        <w:t xml:space="preserve"> </w:t>
-      </w:r>
-      <w:r>
-        <w:t xml:space="preserve">Silencio Critical finding age Silencio Días desde encontrar fecha hasta el cierre o hoy Silencio Remediation delay tención</w:t>
-      </w:r>
-      <w:r>
-        <w:t xml:space="preserve"> </w:t>
-      </w:r>
-      <w:r>
-        <w:t xml:space="preserve">← Rendimiento de notificación de incidentes Silencio Eventos notificados dentro del tiempo contractual ÷ eventos reportables ¦</w:t>
+        <w:t xml:space="preserve">|</w:t>
+      </w:r>
+    </w:p>
+    <w:p>
+      <w:pPr>
+        <w:pStyle w:val="BodyText"/>
+      </w:pPr>
+      <w:r>
+        <w:t xml:space="preserve">|…———————————————————— |</w:t>
+      </w:r>
+      <w:r>
+        <w:t xml:space="preserve"> </w:t>
+      </w:r>
+      <w:r>
+        <w:t xml:space="preserve">| Inventario propiedad | Proveedores con propietario válido ÷ proveedores activos | Relaciones con los huérfanos |</w:t>
+      </w:r>
+      <w:r>
+        <w:t xml:space="preserve"> </w:t>
+      </w:r>
+      <w:r>
+        <w:t xml:space="preserve">tención Evaluación cobertura | proveedores In-scope con evaluación completada actual ÷ proveedores in-scope</w:t>
+      </w:r>
+      <w:r>
+        <w:t xml:space="preserve"> </w:t>
+      </w:r>
+      <w:r>
+        <w:t xml:space="preserve">← Cobertura de contrato | proveedores de alto nivel con cláusulas requeridas</w:t>
+      </w:r>
+      <w:r>
+        <w:t xml:space="preserve"> </w:t>
+      </w:r>
+      <w:r>
+        <w:t xml:space="preserve">| Critical finding age | Días desde encontrar fecha hasta el cierre o hoy | Remediation delay tención</w:t>
+      </w:r>
+      <w:r>
+        <w:t xml:space="preserve"> </w:t>
+      </w:r>
+      <w:r>
+        <w:t xml:space="preserve">← Rendimiento de notificación de incidentes | Eventos notificados dentro del tiempo contractual ÷ eventos reportables ¦</w:t>
       </w:r>
       <w:r>
         <w:t xml:space="preserve"> </w:t>
@@ -5241,34 +5159,34 @@
         <w:t xml:space="preserve"> </w:t>
       </w:r>
       <w:r>
-        <w:t xml:space="preserve">← Concentración Silencio Servicios críticos dependientes del mismo proveedor/región/tecnología TENCIÓN Fallo relacionado con el cuerpo</w:t>
-      </w:r>
-    </w:p>
-    <w:p>
-      <w:pPr>
+        <w:t xml:space="preserve">← Concentración | Servicios críticos dependientes del mismo proveedor/región/tecnología TENCIÓN Fallo relacionado con el cuerpo</w:t>
+      </w:r>
+    </w:p>
+    <w:p>
+      <w:pPr>
+        <w:pStyle w:val="Compact"/>
         <w:numPr>
           <w:ilvl w:val="0"/>
           <w:numId w:val="1027"/>
         </w:numPr>
+      </w:pPr>
+      <w:r>
+        <w:t xml:space="preserve">Calidad métrica* Siempre mostrar numerador, denominador, fecha, reglas de inclusión, propietario de datos, limitaciones, tendencia y acción. Un porcentaje verde puede ocultar una excepción severa.</w:t>
+      </w:r>
+      <w:r>
+        <w:t xml:space="preserve"> </w:t>
+      </w:r>
+      <w:r>
+        <w:t xml:space="preserve">|. |</w:t>
+      </w:r>
+    </w:p>
+    <w:p>
+      <w:pPr>
         <w:pStyle w:val="Compact"/>
-      </w:pPr>
-      <w:r>
-        <w:t xml:space="preserve">Calidad métrica* Siempre mostrar numerador, denominador, fecha, reglas de inclusión, propietario de datos, limitaciones, tendencia y acción. Un porcentaje verde puede ocultar una excepción severa.</w:t>
-      </w:r>
-      <w:r>
-        <w:t xml:space="preserve"> </w:t>
-      </w:r>
-      <w:r>
-        <w:t xml:space="preserve">Silencio.</w:t>
-      </w:r>
-    </w:p>
-    <w:p>
-      <w:pPr>
         <w:numPr>
           <w:ilvl w:val="0"/>
           <w:numId w:val="1028"/>
         </w:numPr>
-        <w:pStyle w:val="Compact"/>
       </w:pPr>
       <w:r>
         <w:t xml:space="preserve">Herramientas de código abierto</w:t>
@@ -5280,15 +5198,15 @@
       </w:pPr>
       <w:r>
         <w:rPr>
+          <w:i/>
           <w:iCs/>
-          <w:i/>
         </w:rPr>
         <w:t xml:space="preserve">Las herramientas de código abierto pueden apoyar inventario, pruebas, seguridad de software, pruebas técnicas, monitoreo y remediación.</w:t>
       </w:r>
     </w:p>
-    <w:bookmarkEnd w:id="57"/>
-    <w:bookmarkEnd w:id="58"/>
-    <w:bookmarkStart w:id="87" w:name="tool-silencioso"/>
+    <w:bookmarkEnd w:id="46"/>
+    <w:bookmarkEnd w:id="47"/>
+    <w:bookmarkStart w:id="76" w:name="tool-silencioso"/>
     <w:p>
       <w:pPr>
         <w:pStyle w:val="Heading1"/>
@@ -5302,13 +5220,13 @@
         <w:pStyle w:val="FirstParagraph"/>
       </w:pPr>
       <w:r>
-        <w:t xml:space="preserve">Silencio.</w:t>
-      </w:r>
-      <w:r>
-        <w:t xml:space="preserve"> </w:t>
-      </w:r>
-      <w:r>
-        <w:t xml:space="preserve">TENIDO CISO Assistant TENIDO Riesgo, controles, evaluaciones, pruebas y hallazgos</w:t>
+        <w:t xml:space="preserve">|. |</w:t>
+      </w:r>
+      <w:r>
+        <w:t xml:space="preserve"> </w:t>
+      </w:r>
+      <w:r>
+        <w:t xml:space="preserve">| CISO Assistant | Riesgo, controles, evaluaciones, pruebas y hallazgos</w:t>
       </w:r>
       <w:r>
         <w:t xml:space="preserve"> </w:t>
@@ -5350,13 +5268,13 @@
         <w:t xml:space="preserve"> </w:t>
       </w:r>
       <w:r>
-        <w:t xml:space="preserve">Silencio GUAC tóxico Graphing software supply-chain metadata</w:t>
-      </w:r>
-      <w:r>
-        <w:t xml:space="preserve"> </w:t>
-      </w:r>
-      <w:r>
-        <w:t xml:space="preserve">TEN OSV-Scanner TENIDO Comprobaciones de vulnerabilidad conocida para las dependencias</w:t>
+        <w:t xml:space="preserve">| GUAC tóxico Graphing software supply-chain metadata |</w:t>
+      </w:r>
+      <w:r>
+        <w:t xml:space="preserve"> </w:t>
+      </w:r>
+      <w:r>
+        <w:t xml:space="preserve">TEN OSV-Scanner | Comprobaciones de vulnerabilidad conocida para las dependencias</w:t>
       </w:r>
       <w:r>
         <w:t xml:space="preserve"> </w:t>
@@ -5368,7 +5286,7 @@
         <w:t xml:space="preserve"> </w:t>
       </w:r>
       <w:r>
-        <w:t xml:space="preserve">TEN Wazuh TENRI Endpoint monitoring, file integrity, log analysis, and alerts TEN</w:t>
+        <w:t xml:space="preserve">TEN Wazuh TENRI Endpoint monitoring, file integrity, log analysis, and alerts |</w:t>
       </w:r>
       <w:r>
         <w:t xml:space="preserve"> </w:t>
@@ -5380,25 +5298,25 @@
         <w:t xml:space="preserve"> </w:t>
       </w:r>
       <w:r>
-        <w:t xml:space="preserve">Silencio OWASP ZAP Silencio Autorizado de las pruebas de la aplicación web</w:t>
-      </w:r>
-      <w:r>
-        <w:t xml:space="preserve"> </w:t>
-      </w:r>
-      <w:r>
-        <w:t xml:space="preserve">Silencio Greenbone Community Edition Silencio Evaluación de vulnerabilidad autorizada</w:t>
-      </w:r>
-      <w:r>
-        <w:t xml:space="preserve"> </w:t>
-      </w:r>
-      <w:r>
-        <w:t xml:space="preserve">Silencio Nmap Silencio Servicio autorizado y descubrimiento de activos</w:t>
-      </w:r>
-      <w:r>
-        <w:t xml:space="preserve"> </w:t>
-      </w:r>
-      <w:r>
-        <w:t xml:space="preserve">TEN Open Policy Agent TENIDO Decisiones de política como código</w:t>
+        <w:t xml:space="preserve">| OWASP ZAP | Autorizado de las pruebas de la aplicación web</w:t>
+      </w:r>
+      <w:r>
+        <w:t xml:space="preserve"> </w:t>
+      </w:r>
+      <w:r>
+        <w:t xml:space="preserve">| Greenbone Community Edition | Evaluación de vulnerabilidad autorizada</w:t>
+      </w:r>
+      <w:r>
+        <w:t xml:space="preserve"> </w:t>
+      </w:r>
+      <w:r>
+        <w:t xml:space="preserve">| Nmap | Servicio autorizado y descubrimiento de activos</w:t>
+      </w:r>
+      <w:r>
+        <w:t xml:space="preserve"> </w:t>
+      </w:r>
+      <w:r>
+        <w:t xml:space="preserve">TEN Open Policy Agent | Decisiones de política como código</w:t>
       </w:r>
     </w:p>
     <w:p>
@@ -5407,8 +5325,8 @@
       </w:pPr>
       <w:r>
         <w:rPr>
+          <w:b/>
           <w:bCs/>
-          <w:b/>
         </w:rPr>
         <w:t xml:space="preserve">Autorización y límites:</w:t>
       </w:r>
@@ -5416,16 +5334,16 @@
         <w:t xml:space="preserve"> </w:t>
       </w:r>
       <w:r>
-        <w:t xml:space="preserve">Utilice herramientas sólo en sistemas, repositorios, redes, datos y cuentas que posee o tiene permiso escrito para probar. Protege los resultados. Una herramienta apoya la evidencia; no certifica a un proveedor o reemplaza el juicio legal, empresarial y humano. Silencio</w:t>
-      </w:r>
-      <w:r>
-        <w:t xml:space="preserve"> </w:t>
-      </w:r>
-      <w:r>
-        <w:t xml:space="preserve">Silencio.</w:t>
-      </w:r>
-    </w:p>
-    <w:bookmarkStart w:id="60" w:name="ciso-assistant"/>
+        <w:t xml:space="preserve">Utilice herramientas sólo en sistemas, repositorios, redes, datos y cuentas que posee o tiene permiso escrito para probar. Protege los resultados. Una herramienta apoya la evidencia; no certifica a un proveedor o reemplaza el juicio legal, empresarial y humano. |</w:t>
+      </w:r>
+      <w:r>
+        <w:t xml:space="preserve"> </w:t>
+      </w:r>
+      <w:r>
+        <w:t xml:space="preserve">|. |</w:t>
+      </w:r>
+    </w:p>
+    <w:bookmarkStart w:id="49" w:name="ciso-assistant"/>
     <w:p>
       <w:pPr>
         <w:pStyle w:val="Heading2"/>
@@ -5440,6 +5358,265 @@
       </w:pPr>
       <w:r>
         <w:t xml:space="preserve">Propósito: Riesgo, controles, evaluaciones, pruebas y hallazgos. Proyecto oficial:</w:t>
+      </w:r>
+      <w:r>
+        <w:t xml:space="preserve"> </w:t>
+      </w:r>
+      <w:hyperlink r:id="rId48">
+        <w:r>
+          <w:rPr>
+            <w:rStyle w:val="Hyperlink"/>
+          </w:rPr>
+          <w:t xml:space="preserve">Seguido</w:t>
+        </w:r>
+      </w:hyperlink>
+    </w:p>
+    <w:p>
+      <w:pPr>
+        <w:pStyle w:val="BodyText"/>
+      </w:pPr>
+      <w:r>
+        <w:t xml:space="preserve">Inicio rápido seguro: Crear un proyecto de alcance, definir criterios de riesgo, asignar propietarios, adjuntar pruebas revisadas, registrar hallazgos y restringir el acceso.</w:t>
+      </w:r>
+    </w:p>
+    <w:p>
+      <w:pPr>
+        <w:pStyle w:val="BodyText"/>
+      </w:pPr>
+      <w:r>
+        <w:t xml:space="preserve">Pruebas para retener: aprobación y alcance, herramienta/versión, configuración o comando, fecha, población objetivo, resultado bruto, validación analista, limitación, hallazgo, acción y retest. Acceso limitado porque los resultados pueden exponer arquitectura sensible o debilidades.</w:t>
+      </w:r>
+    </w:p>
+    <w:bookmarkEnd w:id="49"/>
+    <w:bookmarkStart w:id="50" w:name="dependency-track"/>
+    <w:p>
+      <w:pPr>
+        <w:pStyle w:val="Heading2"/>
+      </w:pPr>
+      <w:r>
+        <w:t xml:space="preserve">24.2 Dependency-Track</w:t>
+      </w:r>
+    </w:p>
+    <w:p>
+      <w:pPr>
+        <w:pStyle w:val="FirstParagraph"/>
+      </w:pPr>
+      <w:r>
+        <w:t xml:space="preserve">Objetivo: Análisis de la SBOM y vigilancia del riesgo de componentes. Proyecto oficial: [ejecutado]Dependencia-Track realizado/u título](https://dependencytrack.org/)</w:t>
+      </w:r>
+    </w:p>
+    <w:p>
+      <w:pPr>
+        <w:pStyle w:val="BodyText"/>
+      </w:pPr>
+      <w:r>
+        <w:t xml:space="preserve">Inicio rápido seguro: Importar un CycloneDX SBOM de un proyecto de laboratorio, confirmar componentes, revisar vulnerabilidad y alertas políticas, asignar acciones e importar un nuevo SBOM después de la corrección.</w:t>
+      </w:r>
+    </w:p>
+    <w:p>
+      <w:pPr>
+        <w:pStyle w:val="BodyText"/>
+      </w:pPr>
+      <w:r>
+        <w:t xml:space="preserve">Pruebas para retener: aprobación y alcance, herramienta/versión, configuración o comando, fecha, población objetivo, resultado bruto, validación analista, limitación, hallazgo, acción y retest. Acceso limitado porque los resultados pueden exponer arquitectura sensible o debilidades.</w:t>
+      </w:r>
+    </w:p>
+    <w:bookmarkEnd w:id="50"/>
+    <w:bookmarkStart w:id="52" w:name="cyclonedx"/>
+    <w:p>
+      <w:pPr>
+        <w:pStyle w:val="Heading2"/>
+      </w:pPr>
+      <w:r>
+        <w:t xml:space="preserve">24.3 CycloneDX</w:t>
+      </w:r>
+    </w:p>
+    <w:p>
+      <w:pPr>
+        <w:pStyle w:val="FirstParagraph"/>
+      </w:pPr>
+      <w:r>
+        <w:t xml:space="preserve">Propósito: Billetera de software de materiales estándar y herramientas. Proyecto oficial:</w:t>
+      </w:r>
+      <w:r>
+        <w:t xml:space="preserve"> </w:t>
+      </w:r>
+      <w:hyperlink r:id="rId51">
+        <w:r>
+          <w:rPr>
+            <w:rStyle w:val="Hyperlink"/>
+          </w:rPr>
+          <w:t xml:space="preserve">Seguido</w:t>
+        </w:r>
+      </w:hyperlink>
+    </w:p>
+    <w:p>
+      <w:pPr>
+        <w:pStyle w:val="BodyText"/>
+      </w:pPr>
+      <w:r>
+        <w:t xml:space="preserve">Inicio rápido seguro: Usar un generador oficial para el lenguaje del proyecto, crear un SBOM, validarlo, proteger metadatos sensibles y proporcionarlo a herramientas de análisis aprobadas.</w:t>
+      </w:r>
+    </w:p>
+    <w:p>
+      <w:pPr>
+        <w:pStyle w:val="BodyText"/>
+      </w:pPr>
+      <w:r>
+        <w:t xml:space="preserve">Pruebas para retener: aprobación y alcance, herramienta/versión, configuración o comando, fecha, población objetivo, resultado bruto, validación analista, limitación, hallazgo, acción y retest. Acceso limitado porque los resultados pueden exponer arquitectura sensible o debilidades.</w:t>
+      </w:r>
+    </w:p>
+    <w:bookmarkEnd w:id="52"/>
+    <w:bookmarkStart w:id="54" w:name="syft"/>
+    <w:p>
+      <w:pPr>
+        <w:pStyle w:val="Heading2"/>
+      </w:pPr>
+      <w:r>
+        <w:t xml:space="preserve">24.4 Syft</w:t>
+      </w:r>
+    </w:p>
+    <w:p>
+      <w:pPr>
+        <w:pStyle w:val="FirstParagraph"/>
+      </w:pPr>
+      <w:r>
+        <w:t xml:space="preserve">Propósito: generación SBOM para imágenes y sistemas de archivos. Proyecto oficial:</w:t>
+      </w:r>
+      <w:r>
+        <w:t xml:space="preserve"> </w:t>
+      </w:r>
+      <w:hyperlink r:id="rId53">
+        <w:r>
+          <w:rPr>
+            <w:rStyle w:val="Hyperlink"/>
+          </w:rPr>
+          <w:t xml:space="preserve">Seguido</w:t>
+        </w:r>
+      </w:hyperlink>
+    </w:p>
+    <w:p>
+      <w:pPr>
+        <w:pStyle w:val="BodyText"/>
+      </w:pPr>
+      <w:r>
+        <w:t xml:space="preserve">Inicio rápido seguro: Correr contra una imagen de laboratorio autorizada, exportar CycloneDX JSON, revisar la cobertura del paquete, grabar la versión y el comando, y almacenar el resultado de forma segura.</w:t>
+      </w:r>
+    </w:p>
+    <w:p>
+      <w:pPr>
+        <w:pStyle w:val="BodyText"/>
+      </w:pPr>
+      <w:r>
+        <w:t xml:space="preserve">Pruebas para retener: aprobación y alcance, herramienta/versión, configuración o comando, fecha, población objetivo, resultado bruto, validación analista, limitación, hallazgo, acción y retest. Acceso limitado porque los resultados pueden exponer arquitectura sensible o debilidades.</w:t>
+      </w:r>
+    </w:p>
+    <w:bookmarkEnd w:id="54"/>
+    <w:bookmarkStart w:id="56" w:name="grype"/>
+    <w:p>
+      <w:pPr>
+        <w:pStyle w:val="Heading2"/>
+      </w:pPr>
+      <w:r>
+        <w:t xml:space="preserve">24.5 Grype</w:t>
+      </w:r>
+    </w:p>
+    <w:p>
+      <w:pPr>
+        <w:pStyle w:val="FirstParagraph"/>
+      </w:pPr>
+      <w:r>
+        <w:t xml:space="preserve">Propósito: Escaneo de vulnerabilidad para imágenes y SBOMs. Proyecto oficial:</w:t>
+      </w:r>
+      <w:r>
+        <w:t xml:space="preserve"> </w:t>
+      </w:r>
+      <w:hyperlink r:id="rId55">
+        <w:r>
+          <w:rPr>
+            <w:rStyle w:val="Hyperlink"/>
+          </w:rPr>
+          <w:t xml:space="preserve">Seguido</w:t>
+        </w:r>
+      </w:hyperlink>
+    </w:p>
+    <w:p>
+      <w:pPr>
+        <w:pStyle w:val="BodyText"/>
+      </w:pPr>
+      <w:r>
+        <w:t xml:space="preserve">Comenzar rápido seguro: Escanear la imagen del laboratorio o su SBOM, validar resultados importantes, identificar versiones fijas, remediar y reescanear.</w:t>
+      </w:r>
+    </w:p>
+    <w:p>
+      <w:pPr>
+        <w:pStyle w:val="BodyText"/>
+      </w:pPr>
+      <w:r>
+        <w:t xml:space="preserve">Pruebas para retener: aprobación y alcance, herramienta/versión, configuración o comando, fecha, población objetivo, resultado bruto, validación analista, limitación, hallazgo, acción y retest. Acceso limitado porque los resultados pueden exponer arquitectura sensible o debilidades.</w:t>
+      </w:r>
+    </w:p>
+    <w:bookmarkEnd w:id="56"/>
+    <w:bookmarkStart w:id="58" w:name="trivy"/>
+    <w:p>
+      <w:pPr>
+        <w:pStyle w:val="Heading2"/>
+      </w:pPr>
+      <w:r>
+        <w:t xml:space="preserve">24.6 Trivy</w:t>
+      </w:r>
+    </w:p>
+    <w:p>
+      <w:pPr>
+        <w:pStyle w:val="FirstParagraph"/>
+      </w:pPr>
+      <w:r>
+        <w:t xml:space="preserve">Propósito: Repositorio, imagen, dependencia, secreto y cheques IaC. Proyecto oficial:</w:t>
+      </w:r>
+      <w:r>
+        <w:t xml:space="preserve"> </w:t>
+      </w:r>
+      <w:hyperlink r:id="rId57">
+        <w:r>
+          <w:rPr>
+            <w:rStyle w:val="Hyperlink"/>
+          </w:rPr>
+          <w:t xml:space="preserve">Seguido</w:t>
+        </w:r>
+      </w:hyperlink>
+    </w:p>
+    <w:p>
+      <w:pPr>
+        <w:pStyle w:val="BodyText"/>
+      </w:pPr>
+      <w:r>
+        <w:t xml:space="preserve">Inicio rápido seguro: escanear sólo repositorios o imágenes aprobados, alcance de revisión y falsos positivos, hallazgos correctos, excepciones de documentos, y rescan en CI.</w:t>
+      </w:r>
+    </w:p>
+    <w:p>
+      <w:pPr>
+        <w:pStyle w:val="BodyText"/>
+      </w:pPr>
+      <w:r>
+        <w:t xml:space="preserve">Pruebas para retener: aprobación y alcance, herramienta/versión, configuración o comando, fecha, población objetivo, resultado bruto, validación analista, limitación, hallazgo, acción y retest. Acceso limitado porque los resultados pueden exponer arquitectura sensible o debilidades.</w:t>
+      </w:r>
+    </w:p>
+    <w:bookmarkEnd w:id="58"/>
+    <w:bookmarkStart w:id="60" w:name="openssf-scorecard"/>
+    <w:p>
+      <w:pPr>
+        <w:pStyle w:val="Heading2"/>
+      </w:pPr>
+      <w:r>
+        <w:t xml:space="preserve">24.7 OpenSSF Scorecard</w:t>
+      </w:r>
+    </w:p>
+    <w:p>
+      <w:pPr>
+        <w:pStyle w:val="FirstParagraph"/>
+      </w:pPr>
+      <w:r>
+        <w:t xml:space="preserve">Propósito: Señales sobre prácticas de seguridad de proyectos de código abierto. Proyecto oficial:</w:t>
       </w:r>
       <w:r>
         <w:t xml:space="preserve"> </w:t>
@@ -5458,7 +5635,7 @@
         <w:pStyle w:val="BodyText"/>
       </w:pPr>
       <w:r>
-        <w:t xml:space="preserve">Inicio rápido seguro: Crear un proyecto de alcance, definir criterios de riesgo, asignar propietarios, adjuntar pruebas revisadas, registrar hallazgos y restringir el acceso.</w:t>
+        <w:t xml:space="preserve">Inicio rápido seguro: Revisar un proyecto público o un repositorio autorizado, entender cada cheque, verificar las señales importantes manualmente, y no tratar la puntuación como prueba de seguridad.</w:t>
       </w:r>
     </w:p>
     <w:p>
@@ -5470,13 +5647,13 @@
       </w:r>
     </w:p>
     <w:bookmarkEnd w:id="60"/>
-    <w:bookmarkStart w:id="61" w:name="dependency-track"/>
+    <w:bookmarkStart w:id="62" w:name="guac"/>
     <w:p>
       <w:pPr>
         <w:pStyle w:val="Heading2"/>
       </w:pPr>
       <w:r>
-        <w:t xml:space="preserve">24.2 Dependency-Track</w:t>
+        <w:t xml:space="preserve">24.8 GUAC</w:t>
       </w:r>
     </w:p>
     <w:p>
@@ -5484,46 +5661,12 @@
         <w:pStyle w:val="FirstParagraph"/>
       </w:pPr>
       <w:r>
-        <w:t xml:space="preserve">Objetivo: Análisis de la SBOM y vigilancia del riesgo de componentes. Proyecto oficial: [ejecutado]Dependencia-Track realizado/u título](https://dependencytrack.org/)</w:t>
-      </w:r>
-    </w:p>
-    <w:p>
-      <w:pPr>
-        <w:pStyle w:val="BodyText"/>
-      </w:pPr>
-      <w:r>
-        <w:t xml:space="preserve">Inicio rápido seguro: Importar un CycloneDX SBOM de un proyecto de laboratorio, confirmar componentes, revisar vulnerabilidad y alertas políticas, asignar acciones e importar un nuevo SBOM después de la corrección.</w:t>
-      </w:r>
-    </w:p>
-    <w:p>
-      <w:pPr>
-        <w:pStyle w:val="BodyText"/>
-      </w:pPr>
-      <w:r>
-        <w:t xml:space="preserve">Pruebas para retener: aprobación y alcance, herramienta/versión, configuración o comando, fecha, población objetivo, resultado bruto, validación analista, limitación, hallazgo, acción y retest. Acceso limitado porque los resultados pueden exponer arquitectura sensible o debilidades.</w:t>
-      </w:r>
-    </w:p>
-    <w:bookmarkEnd w:id="61"/>
-    <w:bookmarkStart w:id="63" w:name="cyclonedx"/>
-    <w:p>
-      <w:pPr>
-        <w:pStyle w:val="Heading2"/>
-      </w:pPr>
-      <w:r>
-        <w:t xml:space="preserve">24.3 CycloneDX</w:t>
-      </w:r>
-    </w:p>
-    <w:p>
-      <w:pPr>
-        <w:pStyle w:val="FirstParagraph"/>
-      </w:pPr>
-      <w:r>
-        <w:t xml:space="preserve">Propósito: Billetera de software de materiales estándar y herramientas. Proyecto oficial:</w:t>
-      </w:r>
-      <w:r>
-        <w:t xml:space="preserve"> </w:t>
-      </w:r>
-      <w:hyperlink r:id="rId62">
+        <w:t xml:space="preserve">Propósito: Metadatos de cadena de suministro de software de Gráficos. Proyecto oficial:</w:t>
+      </w:r>
+      <w:r>
+        <w:t xml:space="preserve"> </w:t>
+      </w:r>
+      <w:hyperlink r:id="rId61">
         <w:r>
           <w:rPr>
             <w:rStyle w:val="Hyperlink"/>
@@ -5537,7 +5680,7 @@
         <w:pStyle w:val="BodyText"/>
       </w:pPr>
       <w:r>
-        <w:t xml:space="preserve">Inicio rápido seguro: Usar un generador oficial para el lenguaje del proyecto, crear un SBOM, validarlo, proteger metadatos sensibles y proporcionarlo a herramientas de análisis aprobadas.</w:t>
+        <w:t xml:space="preserve">Comienzo rápido seguro: Cargue el SBOM aprobado y metadatos de vulnerabilidad en un laboratorio, relaciones de componentes de consulta, verifique la procedencia y proteja el gráfico, ya que puede revelar la arquitectura.</w:t>
       </w:r>
     </w:p>
     <w:p>
@@ -5548,14 +5691,48 @@
         <w:t xml:space="preserve">Pruebas para retener: aprobación y alcance, herramienta/versión, configuración o comando, fecha, población objetivo, resultado bruto, validación analista, limitación, hallazgo, acción y retest. Acceso limitado porque los resultados pueden exponer arquitectura sensible o debilidades.</w:t>
       </w:r>
     </w:p>
+    <w:bookmarkEnd w:id="62"/>
+    <w:bookmarkStart w:id="63" w:name="osv-scanner"/>
+    <w:p>
+      <w:pPr>
+        <w:pStyle w:val="Heading2"/>
+      </w:pPr>
+      <w:r>
+        <w:t xml:space="preserve">24.9 OSV-Scanner</w:t>
+      </w:r>
+    </w:p>
+    <w:p>
+      <w:pPr>
+        <w:pStyle w:val="FirstParagraph"/>
+      </w:pPr>
+      <w:r>
+        <w:t xml:space="preserve">Propósito: Comprobación de vulnerabilidad conocida para dependencias. Proyecto oficial: [ejecutado]o(https://google.github.io/osv-scanner/)</w:t>
+      </w:r>
+    </w:p>
+    <w:p>
+      <w:pPr>
+        <w:pStyle w:val="BodyText"/>
+      </w:pPr>
+      <w:r>
+        <w:t xml:space="preserve">Inicio rápido seguro: Escanear un fichero de bloqueo autorizado, repositorio, imagen o SBOM; validar la aplicabilidad; actualizar o mitigar; y preservar los resultados antes y después.</w:t>
+      </w:r>
+    </w:p>
+    <w:p>
+      <w:pPr>
+        <w:pStyle w:val="BodyText"/>
+      </w:pPr>
+      <w:r>
+        <w:t xml:space="preserve">Pruebas para retener: aprobación y alcance, herramienta/versión, configuración o comando, fecha, población objetivo, resultado bruto, validación analista, limitación, hallazgo, acción y retest. Acceso limitado porque los resultados pueden exponer arquitectura sensible o debilidades.</w:t>
+      </w:r>
+    </w:p>
     <w:bookmarkEnd w:id="63"/>
-    <w:bookmarkStart w:id="65" w:name="syft"/>
+    <w:bookmarkStart w:id="65" w:name="defectodojo"/>
     <w:p>
       <w:pPr>
         <w:pStyle w:val="Heading2"/>
       </w:pPr>
       <w:r>
-        <w:t xml:space="preserve">24.4 Syft</w:t>
+        <w:t xml:space="preserve">24.10 DefectoDojo</w:t>
       </w:r>
     </w:p>
     <w:p>
@@ -5563,7 +5740,7 @@
         <w:pStyle w:val="FirstParagraph"/>
       </w:pPr>
       <w:r>
-        <w:t xml:space="preserve">Propósito: generación SBOM para imágenes y sistemas de archivos. Proyecto oficial:</w:t>
+        <w:t xml:space="preserve">Propósito: Encontrar ingesta, deduplicación, remediación y retest. Proyecto oficial:</w:t>
       </w:r>
       <w:r>
         <w:t xml:space="preserve"> </w:t>
@@ -5582,7 +5759,7 @@
         <w:pStyle w:val="BodyText"/>
       </w:pPr>
       <w:r>
-        <w:t xml:space="preserve">Inicio rápido seguro: Correr contra una imagen de laboratorio autorizada, exportar CycloneDX JSON, revisar la cobertura del paquete, grabar la versión y el comando, y almacenar el resultado de forma segura.</w:t>
+        <w:t xml:space="preserve">Inicio rápido seguro: Crear un compromiso de prueba, importar resultados seguros, validar la deduplicación, asignar propietarios y fechas debidas, adjuntar prueba y cerrar sólo después de la prueba.</w:t>
       </w:r>
     </w:p>
     <w:p>
@@ -5594,13 +5771,13 @@
       </w:r>
     </w:p>
     <w:bookmarkEnd w:id="65"/>
-    <w:bookmarkStart w:id="67" w:name="grype"/>
+    <w:bookmarkStart w:id="67" w:name="wazuh"/>
     <w:p>
       <w:pPr>
         <w:pStyle w:val="Heading2"/>
       </w:pPr>
       <w:r>
-        <w:t xml:space="preserve">24.5 Grype</w:t>
+        <w:t xml:space="preserve">24.11 Wazuh</w:t>
       </w:r>
     </w:p>
     <w:p>
@@ -5608,7 +5785,7 @@
         <w:pStyle w:val="FirstParagraph"/>
       </w:pPr>
       <w:r>
-        <w:t xml:space="preserve">Propósito: Escaneo de vulnerabilidad para imágenes y SBOMs. Proyecto oficial:</w:t>
+        <w:t xml:space="preserve">Propósito: Supervisión de puntos finales, integridad de archivos, análisis de registros y alertas. Proyecto oficial:</w:t>
       </w:r>
       <w:r>
         <w:t xml:space="preserve"> </w:t>
@@ -5627,7 +5804,7 @@
         <w:pStyle w:val="BodyText"/>
       </w:pPr>
       <w:r>
-        <w:t xml:space="preserve">Comenzar rápido seguro: Escanear la imagen del laboratorio o su SBOM, validar resultados importantes, identificar versiones fijas, remediar y reescanear.</w:t>
+        <w:t xml:space="preserve">Inicio rápido seguro: Inscribir un punto final de laboratorio, producir un evento de prueba inofensivo, confirmar la recogida y alerta, investigar, y retener la cobertura y evidencia de respuesta.</w:t>
       </w:r>
     </w:p>
     <w:p>
@@ -5639,13 +5816,13 @@
       </w:r>
     </w:p>
     <w:bookmarkEnd w:id="67"/>
-    <w:bookmarkStart w:id="69" w:name="trivy"/>
+    <w:bookmarkStart w:id="69" w:name="keycloak"/>
     <w:p>
       <w:pPr>
         <w:pStyle w:val="Heading2"/>
       </w:pPr>
       <w:r>
-        <w:t xml:space="preserve">24.6 Trivy</w:t>
+        <w:t xml:space="preserve">24.12 Keycloak</w:t>
       </w:r>
     </w:p>
     <w:p>
@@ -5653,7 +5830,7 @@
         <w:pStyle w:val="FirstParagraph"/>
       </w:pPr>
       <w:r>
-        <w:t xml:space="preserve">Propósito: Repositorio, imagen, dependencia, secreto y cheques IaC. Proyecto oficial:</w:t>
+        <w:t xml:space="preserve">Propósito: Identidad, roles, MFA, sesiones y eventos. Proyecto oficial:</w:t>
       </w:r>
       <w:r>
         <w:t xml:space="preserve"> </w:t>
@@ -5672,7 +5849,7 @@
         <w:pStyle w:val="BodyText"/>
       </w:pPr>
       <w:r>
-        <w:t xml:space="preserve">Inicio rápido seguro: escanear sólo repositorios o imágenes aprobados, alcance de revisión y falsos positivos, hallazgos correctos, excepciones de documentos, y rescan en CI.</w:t>
+        <w:t xml:space="preserve">Comenzar rápido seguro: Crear un reino de laboratorio, configurar roles y MFA, probar casos de conexión a Internet y expiración de acceso a proveedores, luego revisar eventos.</w:t>
       </w:r>
     </w:p>
     <w:p>
@@ -5684,13 +5861,13 @@
       </w:r>
     </w:p>
     <w:bookmarkEnd w:id="69"/>
-    <w:bookmarkStart w:id="71" w:name="openssf-scorecard"/>
+    <w:bookmarkStart w:id="70" w:name="owasp-zap"/>
     <w:p>
       <w:pPr>
         <w:pStyle w:val="Heading2"/>
       </w:pPr>
       <w:r>
-        <w:t xml:space="preserve">24.7 OpenSSF Scorecard</w:t>
+        <w:t xml:space="preserve">24.13 OWASP ZAP</w:t>
       </w:r>
     </w:p>
     <w:p>
@@ -5698,26 +5875,15 @@
         <w:pStyle w:val="FirstParagraph"/>
       </w:pPr>
       <w:r>
-        <w:t xml:space="preserve">Propósito: Señales sobre prácticas de seguridad de proyectos de código abierto. Proyecto oficial:</w:t>
-      </w:r>
-      <w:r>
-        <w:t xml:space="preserve"> </w:t>
-      </w:r>
-      <w:hyperlink r:id="rId70">
-        <w:r>
-          <w:rPr>
-            <w:rStyle w:val="Hyperlink"/>
-          </w:rPr>
-          <w:t xml:space="preserve">Seguido</w:t>
-        </w:r>
-      </w:hyperlink>
-    </w:p>
-    <w:p>
-      <w:pPr>
-        <w:pStyle w:val="BodyText"/>
-      </w:pPr>
-      <w:r>
-        <w:t xml:space="preserve">Inicio rápido seguro: Revisar un proyecto público o un repositorio autorizado, entender cada cheque, verificar las señales importantes manualmente, y no tratar la puntuación como prueba de seguridad.</w:t>
+        <w:t xml:space="preserve">Propósito: Pruebas de aplicación web autorizadas. Proyecto oficial: [Seguido] (https://www.zaproxy.org/)</w:t>
+      </w:r>
+    </w:p>
+    <w:p>
+      <w:pPr>
+        <w:pStyle w:val="BodyText"/>
+      </w:pPr>
+      <w:r>
+        <w:t xml:space="preserve">Comenzar rápido seguro: Usar una aplicación de entrenamiento, tráfico proxy, arrastrar pasivamente, utilizar el escaneo activo sólo con aprobación escrita, validar hallazgos, fijar y retest.</w:t>
       </w:r>
     </w:p>
     <w:p>
@@ -5728,14 +5894,48 @@
         <w:t xml:space="preserve">Pruebas para retener: aprobación y alcance, herramienta/versión, configuración o comando, fecha, población objetivo, resultado bruto, validación analista, limitación, hallazgo, acción y retest. Acceso limitado porque los resultados pueden exponer arquitectura sensible o debilidades.</w:t>
       </w:r>
     </w:p>
+    <w:bookmarkEnd w:id="70"/>
+    <w:bookmarkStart w:id="71" w:name="greenbone-community-edition"/>
+    <w:p>
+      <w:pPr>
+        <w:pStyle w:val="Heading2"/>
+      </w:pPr>
+      <w:r>
+        <w:t xml:space="preserve">24.14 Greenbone Community Edition</w:t>
+      </w:r>
+    </w:p>
+    <w:p>
+      <w:pPr>
+        <w:pStyle w:val="FirstParagraph"/>
+      </w:pPr>
+      <w:r>
+        <w:t xml:space="preserve">Objetivo: Evaluación autorizada de la vulnerabilidad. Proyecto oficial: [ejecutado]Greenbone Community Edition (10)(https://greenbone.github.io/docs/latest/)</w:t>
+      </w:r>
+    </w:p>
+    <w:p>
+      <w:pPr>
+        <w:pStyle w:val="BodyText"/>
+      </w:pPr>
+      <w:r>
+        <w:t xml:space="preserve">Inicio rápido seguro: Actualizar los alimentos, definir los objetivos de laboratorio aprobados, utilizar credenciales seguras, revisar la cobertura, validar los hallazgos, corregir y cambiar.</w:t>
+      </w:r>
+    </w:p>
+    <w:p>
+      <w:pPr>
+        <w:pStyle w:val="BodyText"/>
+      </w:pPr>
+      <w:r>
+        <w:t xml:space="preserve">Pruebas para retener: aprobación y alcance, herramienta/versión, configuración o comando, fecha, población objetivo, resultado bruto, validación analista, limitación, hallazgo, acción y retest. Acceso limitado porque los resultados pueden exponer arquitectura sensible o debilidades.</w:t>
+      </w:r>
+    </w:p>
     <w:bookmarkEnd w:id="71"/>
-    <w:bookmarkStart w:id="73" w:name="guac"/>
+    <w:bookmarkStart w:id="73" w:name="nmap"/>
     <w:p>
       <w:pPr>
         <w:pStyle w:val="Heading2"/>
       </w:pPr>
       <w:r>
-        <w:t xml:space="preserve">24.8 GUAC</w:t>
+        <w:t xml:space="preserve">24.15 Nmap</w:t>
       </w:r>
     </w:p>
     <w:p>
@@ -5743,7 +5943,7 @@
         <w:pStyle w:val="FirstParagraph"/>
       </w:pPr>
       <w:r>
-        <w:t xml:space="preserve">Propósito: Metadatos de cadena de suministro de software de Gráficos. Proyecto oficial:</w:t>
+        <w:t xml:space="preserve">Propósito: Servicio autorizado y descubrimiento de activos. Proyecto oficial:</w:t>
       </w:r>
       <w:r>
         <w:t xml:space="preserve"> </w:t>
@@ -5762,7 +5962,7 @@
         <w:pStyle w:val="BodyText"/>
       </w:pPr>
       <w:r>
-        <w:t xml:space="preserve">Comienzo rápido seguro: Cargue el SBOM aprobado y metadatos de vulnerabilidad en un laboratorio, relaciones de componentes de consulta, verifique la procedencia y proteja el gráfico, ya que puede revelar la arquitectura.</w:t>
+        <w:t xml:space="preserve">Comenzar rápido seguro: Escanear sólo rangos escritos con opciones limitadas, comparar resultados con inventario, investigar servicios desconocidos, y preservar el alcance y la evidencia de comando.</w:t>
       </w:r>
     </w:p>
     <w:p>
@@ -5774,13 +5974,13 @@
       </w:r>
     </w:p>
     <w:bookmarkEnd w:id="73"/>
-    <w:bookmarkStart w:id="74" w:name="osv-scanner"/>
+    <w:bookmarkStart w:id="75" w:name="open-policy-agent"/>
     <w:p>
       <w:pPr>
         <w:pStyle w:val="Heading2"/>
       </w:pPr>
       <w:r>
-        <w:t xml:space="preserve">24.9 OSV-Scanner</w:t>
+        <w:t xml:space="preserve">24.16 Open Policy Agent</w:t>
       </w:r>
     </w:p>
     <w:p>
@@ -5788,46 +5988,12 @@
         <w:pStyle w:val="FirstParagraph"/>
       </w:pPr>
       <w:r>
-        <w:t xml:space="preserve">Propósito: Comprobación de vulnerabilidad conocida para dependencias. Proyecto oficial: [ejecutado]o(https://google.github.io/osv-scanner/)</w:t>
-      </w:r>
-    </w:p>
-    <w:p>
-      <w:pPr>
-        <w:pStyle w:val="BodyText"/>
-      </w:pPr>
-      <w:r>
-        <w:t xml:space="preserve">Inicio rápido seguro: Escanear un fichero de bloqueo autorizado, repositorio, imagen o SBOM; validar la aplicabilidad; actualizar o mitigar; y preservar los resultados antes y después.</w:t>
-      </w:r>
-    </w:p>
-    <w:p>
-      <w:pPr>
-        <w:pStyle w:val="BodyText"/>
-      </w:pPr>
-      <w:r>
-        <w:t xml:space="preserve">Pruebas para retener: aprobación y alcance, herramienta/versión, configuración o comando, fecha, población objetivo, resultado bruto, validación analista, limitación, hallazgo, acción y retest. Acceso limitado porque los resultados pueden exponer arquitectura sensible o debilidades.</w:t>
-      </w:r>
-    </w:p>
-    <w:bookmarkEnd w:id="74"/>
-    <w:bookmarkStart w:id="76" w:name="defectodojo"/>
-    <w:p>
-      <w:pPr>
-        <w:pStyle w:val="Heading2"/>
-      </w:pPr>
-      <w:r>
-        <w:t xml:space="preserve">24.10 DefectoDojo</w:t>
-      </w:r>
-    </w:p>
-    <w:p>
-      <w:pPr>
-        <w:pStyle w:val="FirstParagraph"/>
-      </w:pPr>
-      <w:r>
-        <w:t xml:space="preserve">Propósito: Encontrar ingesta, deduplicación, remediación y retest. Proyecto oficial:</w:t>
-      </w:r>
-      <w:r>
-        <w:t xml:space="preserve"> </w:t>
-      </w:r>
-      <w:hyperlink r:id="rId75">
+        <w:t xml:space="preserve">Objetivo: Decisiones de política como código. Proyecto oficial:</w:t>
+      </w:r>
+      <w:r>
+        <w:t xml:space="preserve"> </w:t>
+      </w:r>
+      <w:hyperlink r:id="rId74">
         <w:r>
           <w:rPr>
             <w:rStyle w:val="Hyperlink"/>
@@ -5841,7 +6007,7 @@
         <w:pStyle w:val="BodyText"/>
       </w:pPr>
       <w:r>
-        <w:t xml:space="preserve">Inicio rápido seguro: Crear un compromiso de prueba, importar resultados seguros, validar la deduplicación, asignar propietarios y fechas debidas, adjuntar prueba y cerrar sólo después de la prueba.</w:t>
+        <w:t xml:space="preserve">Inicio rápido seguro: Escribir una pequeña política de laboratorio para un atributo de proveedor aprobado, probar permitir y negar casos, cambios de revisión entre pares, decisiones de registro y mantener la aprobación de la excepción humana.</w:t>
       </w:r>
     </w:p>
     <w:p>
@@ -5852,14 +6018,15 @@
         <w:t xml:space="preserve">Pruebas para retener: aprobación y alcance, herramienta/versión, configuración o comando, fecha, población objetivo, resultado bruto, validación analista, limitación, hallazgo, acción y retest. Acceso limitado porque los resultados pueden exponer arquitectura sensible o debilidades.</w:t>
       </w:r>
     </w:p>
+    <w:bookmarkEnd w:id="75"/>
     <w:bookmarkEnd w:id="76"/>
-    <w:bookmarkStart w:id="78" w:name="wazuh"/>
-    <w:p>
-      <w:pPr>
-        <w:pStyle w:val="Heading2"/>
-      </w:pPr>
-      <w:r>
-        <w:t xml:space="preserve">24.11 Wazuh</w:t>
+    <w:bookmarkStart w:id="78" w:name="libro-de-reproducción-de-tprm-de-manager"/>
+    <w:p>
+      <w:pPr>
+        <w:pStyle w:val="Heading1"/>
+      </w:pPr>
+      <w:r>
+        <w:t xml:space="preserve">25. Libro de reproducción de TPRM de Manager</w:t>
       </w:r>
     </w:p>
     <w:p>
@@ -5867,258 +6034,9 @@
         <w:pStyle w:val="FirstParagraph"/>
       </w:pPr>
       <w:r>
-        <w:t xml:space="preserve">Propósito: Supervisión de puntos finales, integridad de archivos, análisis de registros y alertas. Proyecto oficial:</w:t>
-      </w:r>
-      <w:r>
-        <w:t xml:space="preserve"> </w:t>
-      </w:r>
-      <w:hyperlink r:id="rId77">
-        <w:r>
-          <w:rPr>
-            <w:rStyle w:val="Hyperlink"/>
-          </w:rPr>
-          <w:t xml:space="preserve">Seguido</w:t>
-        </w:r>
-      </w:hyperlink>
-    </w:p>
-    <w:p>
-      <w:pPr>
-        <w:pStyle w:val="BodyText"/>
-      </w:pPr>
-      <w:r>
-        <w:t xml:space="preserve">Inicio rápido seguro: Inscribir un punto final de laboratorio, producir un evento de prueba inofensivo, confirmar la recogida y alerta, investigar, y retener la cobertura y evidencia de respuesta.</w:t>
-      </w:r>
-    </w:p>
-    <w:p>
-      <w:pPr>
-        <w:pStyle w:val="BodyText"/>
-      </w:pPr>
-      <w:r>
-        <w:t xml:space="preserve">Pruebas para retener: aprobación y alcance, herramienta/versión, configuración o comando, fecha, población objetivo, resultado bruto, validación analista, limitación, hallazgo, acción y retest. Acceso limitado porque los resultados pueden exponer arquitectura sensible o debilidades.</w:t>
-      </w:r>
-    </w:p>
-    <w:bookmarkEnd w:id="78"/>
-    <w:bookmarkStart w:id="80" w:name="keycloak"/>
-    <w:p>
-      <w:pPr>
-        <w:pStyle w:val="Heading2"/>
-      </w:pPr>
-      <w:r>
-        <w:t xml:space="preserve">24.12 Keycloak</w:t>
-      </w:r>
-    </w:p>
-    <w:p>
-      <w:pPr>
-        <w:pStyle w:val="FirstParagraph"/>
-      </w:pPr>
-      <w:r>
-        <w:t xml:space="preserve">Propósito: Identidad, roles, MFA, sesiones y eventos. Proyecto oficial:</w:t>
-      </w:r>
-      <w:r>
-        <w:t xml:space="preserve"> </w:t>
-      </w:r>
-      <w:hyperlink r:id="rId79">
-        <w:r>
-          <w:rPr>
-            <w:rStyle w:val="Hyperlink"/>
-          </w:rPr>
-          <w:t xml:space="preserve">Seguido</w:t>
-        </w:r>
-      </w:hyperlink>
-    </w:p>
-    <w:p>
-      <w:pPr>
-        <w:pStyle w:val="BodyText"/>
-      </w:pPr>
-      <w:r>
-        <w:t xml:space="preserve">Comenzar rápido seguro: Crear un reino de laboratorio, configurar roles y MFA, probar casos de conexión a Internet y expiración de acceso a proveedores, luego revisar eventos.</w:t>
-      </w:r>
-    </w:p>
-    <w:p>
-      <w:pPr>
-        <w:pStyle w:val="BodyText"/>
-      </w:pPr>
-      <w:r>
-        <w:t xml:space="preserve">Pruebas para retener: aprobación y alcance, herramienta/versión, configuración o comando, fecha, población objetivo, resultado bruto, validación analista, limitación, hallazgo, acción y retest. Acceso limitado porque los resultados pueden exponer arquitectura sensible o debilidades.</w:t>
-      </w:r>
-    </w:p>
-    <w:bookmarkEnd w:id="80"/>
-    <w:bookmarkStart w:id="81" w:name="owasp-zap"/>
-    <w:p>
-      <w:pPr>
-        <w:pStyle w:val="Heading2"/>
-      </w:pPr>
-      <w:r>
-        <w:t xml:space="preserve">24.13 OWASP ZAP</w:t>
-      </w:r>
-    </w:p>
-    <w:p>
-      <w:pPr>
-        <w:pStyle w:val="FirstParagraph"/>
-      </w:pPr>
-      <w:r>
-        <w:t xml:space="preserve">Propósito: Pruebas de aplicación web autorizadas. Proyecto oficial: [Seguido] (https://www.zaproxy.org/)</w:t>
-      </w:r>
-    </w:p>
-    <w:p>
-      <w:pPr>
-        <w:pStyle w:val="BodyText"/>
-      </w:pPr>
-      <w:r>
-        <w:t xml:space="preserve">Comenzar rápido seguro: Usar una aplicación de entrenamiento, tráfico proxy, arrastrar pasivamente, utilizar el escaneo activo sólo con aprobación escrita, validar hallazgos, fijar y retest.</w:t>
-      </w:r>
-    </w:p>
-    <w:p>
-      <w:pPr>
-        <w:pStyle w:val="BodyText"/>
-      </w:pPr>
-      <w:r>
-        <w:t xml:space="preserve">Pruebas para retener: aprobación y alcance, herramienta/versión, configuración o comando, fecha, población objetivo, resultado bruto, validación analista, limitación, hallazgo, acción y retest. Acceso limitado porque los resultados pueden exponer arquitectura sensible o debilidades.</w:t>
-      </w:r>
-    </w:p>
-    <w:bookmarkEnd w:id="81"/>
-    <w:bookmarkStart w:id="82" w:name="greenbone-community-edition"/>
-    <w:p>
-      <w:pPr>
-        <w:pStyle w:val="Heading2"/>
-      </w:pPr>
-      <w:r>
-        <w:t xml:space="preserve">24.14 Greenbone Community Edition</w:t>
-      </w:r>
-    </w:p>
-    <w:p>
-      <w:pPr>
-        <w:pStyle w:val="FirstParagraph"/>
-      </w:pPr>
-      <w:r>
-        <w:t xml:space="preserve">Objetivo: Evaluación autorizada de la vulnerabilidad. Proyecto oficial: [ejecutado]Greenbone Community Edition (10)(https://greenbone.github.io/docs/latest/)</w:t>
-      </w:r>
-    </w:p>
-    <w:p>
-      <w:pPr>
-        <w:pStyle w:val="BodyText"/>
-      </w:pPr>
-      <w:r>
-        <w:t xml:space="preserve">Inicio rápido seguro: Actualizar los alimentos, definir los objetivos de laboratorio aprobados, utilizar credenciales seguras, revisar la cobertura, validar los hallazgos, corregir y cambiar.</w:t>
-      </w:r>
-    </w:p>
-    <w:p>
-      <w:pPr>
-        <w:pStyle w:val="BodyText"/>
-      </w:pPr>
-      <w:r>
-        <w:t xml:space="preserve">Pruebas para retener: aprobación y alcance, herramienta/versión, configuración o comando, fecha, población objetivo, resultado bruto, validación analista, limitación, hallazgo, acción y retest. Acceso limitado porque los resultados pueden exponer arquitectura sensible o debilidades.</w:t>
-      </w:r>
-    </w:p>
-    <w:bookmarkEnd w:id="82"/>
-    <w:bookmarkStart w:id="84" w:name="nmap"/>
-    <w:p>
-      <w:pPr>
-        <w:pStyle w:val="Heading2"/>
-      </w:pPr>
-      <w:r>
-        <w:t xml:space="preserve">24.15 Nmap</w:t>
-      </w:r>
-    </w:p>
-    <w:p>
-      <w:pPr>
-        <w:pStyle w:val="FirstParagraph"/>
-      </w:pPr>
-      <w:r>
-        <w:t xml:space="preserve">Propósito: Servicio autorizado y descubrimiento de activos. Proyecto oficial:</w:t>
-      </w:r>
-      <w:r>
-        <w:t xml:space="preserve"> </w:t>
-      </w:r>
-      <w:hyperlink r:id="rId83">
-        <w:r>
-          <w:rPr>
-            <w:rStyle w:val="Hyperlink"/>
-          </w:rPr>
-          <w:t xml:space="preserve">Seguido</w:t>
-        </w:r>
-      </w:hyperlink>
-    </w:p>
-    <w:p>
-      <w:pPr>
-        <w:pStyle w:val="BodyText"/>
-      </w:pPr>
-      <w:r>
-        <w:t xml:space="preserve">Comenzar rápido seguro: Escanear sólo rangos escritos con opciones limitadas, comparar resultados con inventario, investigar servicios desconocidos, y preservar el alcance y la evidencia de comando.</w:t>
-      </w:r>
-    </w:p>
-    <w:p>
-      <w:pPr>
-        <w:pStyle w:val="BodyText"/>
-      </w:pPr>
-      <w:r>
-        <w:t xml:space="preserve">Pruebas para retener: aprobación y alcance, herramienta/versión, configuración o comando, fecha, población objetivo, resultado bruto, validación analista, limitación, hallazgo, acción y retest. Acceso limitado porque los resultados pueden exponer arquitectura sensible o debilidades.</w:t>
-      </w:r>
-    </w:p>
-    <w:bookmarkEnd w:id="84"/>
-    <w:bookmarkStart w:id="86" w:name="open-policy-agent"/>
-    <w:p>
-      <w:pPr>
-        <w:pStyle w:val="Heading2"/>
-      </w:pPr>
-      <w:r>
-        <w:t xml:space="preserve">24.16 Open Policy Agent</w:t>
-      </w:r>
-    </w:p>
-    <w:p>
-      <w:pPr>
-        <w:pStyle w:val="FirstParagraph"/>
-      </w:pPr>
-      <w:r>
-        <w:t xml:space="preserve">Objetivo: Decisiones de política como código. Proyecto oficial:</w:t>
-      </w:r>
-      <w:r>
-        <w:t xml:space="preserve"> </w:t>
-      </w:r>
-      <w:hyperlink r:id="rId85">
-        <w:r>
-          <w:rPr>
-            <w:rStyle w:val="Hyperlink"/>
-          </w:rPr>
-          <w:t xml:space="preserve">Seguido</w:t>
-        </w:r>
-      </w:hyperlink>
-    </w:p>
-    <w:p>
-      <w:pPr>
-        <w:pStyle w:val="BodyText"/>
-      </w:pPr>
-      <w:r>
-        <w:t xml:space="preserve">Inicio rápido seguro: Escribir una pequeña política de laboratorio para un atributo de proveedor aprobado, probar permitir y negar casos, cambios de revisión entre pares, decisiones de registro y mantener la aprobación de la excepción humana.</w:t>
-      </w:r>
-    </w:p>
-    <w:p>
-      <w:pPr>
-        <w:pStyle w:val="BodyText"/>
-      </w:pPr>
-      <w:r>
-        <w:t xml:space="preserve">Pruebas para retener: aprobación y alcance, herramienta/versión, configuración o comando, fecha, población objetivo, resultado bruto, validación analista, limitación, hallazgo, acción y retest. Acceso limitado porque los resultados pueden exponer arquitectura sensible o debilidades.</w:t>
-      </w:r>
-    </w:p>
-    <w:bookmarkEnd w:id="86"/>
-    <w:bookmarkEnd w:id="87"/>
-    <w:bookmarkStart w:id="89" w:name="libro-de-reproducción-de-tprm-de-manager"/>
-    <w:p>
-      <w:pPr>
-        <w:pStyle w:val="Heading1"/>
-      </w:pPr>
-      <w:r>
-        <w:t xml:space="preserve">25. Libro de reproducción de TPRM de Manager</w:t>
-      </w:r>
-    </w:p>
-    <w:p>
-      <w:pPr>
-        <w:pStyle w:val="FirstParagraph"/>
-      </w:pPr>
-      <w:r>
         <w:rPr>
+          <w:i/>
           <w:iCs/>
-          <w:i/>
         </w:rPr>
         <w:t xml:space="preserve">Los administradores hacen que el programa sea real estableciendo prioridades, resolviendo conflictos, financiando tratamiento y desafiando pruebas</w:t>
       </w:r>
@@ -6131,15 +6049,15 @@
         <w:pStyle w:val="BodyText"/>
       </w:pPr>
       <w:r>
-        <w:t xml:space="preserve">****Dashboard area** Silencio</w:t>
+        <w:t xml:space="preserve">****Dashboard area** |</w:t>
       </w:r>
       <w:r>
         <w:t xml:space="preserve"> </w:t>
       </w:r>
       <w:r>
         <w:rPr>
+          <w:b/>
           <w:bCs/>
-          <w:b/>
         </w:rPr>
         <w:t xml:space="preserve">Pregunta principal</w:t>
       </w:r>
@@ -6153,7 +6071,7 @@
         <w:t xml:space="preserve"> </w:t>
       </w:r>
       <w:r>
-        <w:t xml:space="preserve">¿Conocemos a todos los proveedores activos, propietarios, servicios, ruta de datos y dependencia? Silencio Servicio crítico desconocido o propietario huérfano</w:t>
+        <w:t xml:space="preserve">¿Conocemos a todos los proveedores activos, propietarios, servicios, ruta de datos y dependencia? | Servicio crítico desconocido o propietario huérfano</w:t>
       </w:r>
       <w:r>
         <w:t xml:space="preserve"> </w:t>
@@ -6165,19 +6083,19 @@
         <w:t xml:space="preserve"> </w:t>
       </w:r>
       <w:r>
-        <w:t xml:space="preserve">Silencio Evidencia Silencio ¿Cubre el servicio y el período exactos? TENIDA La brecha material, excepción, alcance débil o informe final</w:t>
-      </w:r>
-      <w:r>
-        <w:t xml:space="preserve"> </w:t>
-      </w:r>
-      <w:r>
-        <w:t xml:space="preserve">TENSIONES FORMULADAS ¿Se han firmado requisitos materiales y se han aprobado desviaciones? Silencio Cláusula crítica ausente o inaplicable</w:t>
-      </w:r>
-      <w:r>
-        <w:t xml:space="preserve"> </w:t>
-      </w:r>
-      <w:r>
-        <w:t xml:space="preserve">viv Findings Silencio ¿Quién tiene problemas graves y atrasados? tención El riesgo grave carece de protección provisional o decisión</w:t>
+        <w:t xml:space="preserve">| Evidencia | ¿Cubre el servicio y el período exactos? TENIDA La brecha material, excepción, alcance débil o informe final</w:t>
+      </w:r>
+      <w:r>
+        <w:t xml:space="preserve"> </w:t>
+      </w:r>
+      <w:r>
+        <w:t xml:space="preserve">TENSIONES FORMULADAS ¿Se han firmado requisitos materiales y se han aprobado desviaciones? | Cláusula crítica ausente o inaplicable</w:t>
+      </w:r>
+      <w:r>
+        <w:t xml:space="preserve"> </w:t>
+      </w:r>
+      <w:r>
+        <w:t xml:space="preserve">viv Findings | ¿Quién tiene problemas graves y atrasados? tención El riesgo grave carece de protección provisional o decisión</w:t>
       </w:r>
       <w:r>
         <w:t xml:space="preserve"> </w:t>
@@ -6195,10 +6113,10 @@
         <w:t xml:space="preserve"> </w:t>
       </w:r>
       <w:r>
-        <w:t xml:space="preserve">¿Podemos recuperar datos y reemplazar el servicio a tiempo? Silencio No hay ruta de exportación, alternativa o eliminación probada</w:t>
-      </w:r>
-    </w:p>
-    <w:bookmarkStart w:id="88" w:name="gestor-de-ritmo-operativo"/>
+        <w:t xml:space="preserve">¿Podemos recuperar datos y reemplazar el servicio a tiempo? | No hay ruta de exportación, alternativa o eliminación probada</w:t>
+      </w:r>
+    </w:p>
+    <w:bookmarkStart w:id="77" w:name="gestor-de-ritmo-operativo"/>
     <w:p>
       <w:pPr>
         <w:pStyle w:val="Heading2"/>
@@ -6245,8 +6163,8 @@
       </w:pPr>
       <w:r>
         <w:rPr>
+          <w:b/>
           <w:bCs/>
-          <w:b/>
         </w:rPr>
         <w:t xml:space="preserve">Preguntas que importan:</w:t>
       </w:r>
@@ -6254,18 +6172,18 @@
         <w:t xml:space="preserve"> </w:t>
       </w:r>
       <w:r>
-        <w:t xml:space="preserve">¿Qué puede fallar? ¿Quién está afectado? ¿Qué evidencia apoya la conclusión? ¿Qué sigue siendo incierto? ¿Quién debe actuar cuando? ¿Cómo sabremos que la solución funcionó? Silencio</w:t>
-      </w:r>
-      <w:r>
-        <w:t xml:space="preserve"> </w:t>
-      </w:r>
-      <w:r>
-        <w:t xml:space="preserve">Silencio.</w:t>
-      </w:r>
-    </w:p>
-    <w:bookmarkEnd w:id="88"/>
-    <w:bookmarkEnd w:id="89"/>
-    <w:bookmarkStart w:id="92" w:name="junior-analyst-career-guide"/>
+        <w:t xml:space="preserve">¿Qué puede fallar? ¿Quién está afectado? ¿Qué evidencia apoya la conclusión? ¿Qué sigue siendo incierto? ¿Quién debe actuar cuando? ¿Cómo sabremos que la solución funcionó? |</w:t>
+      </w:r>
+      <w:r>
+        <w:t xml:space="preserve"> </w:t>
+      </w:r>
+      <w:r>
+        <w:t xml:space="preserve">|. |</w:t>
+      </w:r>
+    </w:p>
+    <w:bookmarkEnd w:id="77"/>
+    <w:bookmarkEnd w:id="78"/>
+    <w:bookmarkStart w:id="81" w:name="junior-analyst-career-guide"/>
     <w:p>
       <w:pPr>
         <w:pStyle w:val="Heading1"/>
@@ -6280,8 +6198,8 @@
       </w:pPr>
       <w:r>
         <w:rPr>
+          <w:i/>
           <w:iCs/>
-          <w:i/>
         </w:rPr>
         <w:t xml:space="preserve">Los analistas de Junior crean valor produciendo inventarios precisos, exámenes de evidencia, hallazgos y seguimiento.</w:t>
       </w:r>
@@ -6294,13 +6212,7 @@
         <w:t xml:space="preserve">■img src=</w:t>
       </w:r>
       <w:r>
-        <w:t xml:space="preserve">“</w:t>
-      </w:r>
-      <w:r>
-        <w:t xml:space="preserve">media/image10.png</w:t>
-      </w:r>
-      <w:r>
-        <w:t xml:space="preserve">”</w:t>
+        <w:t xml:space="preserve">“media/image10.png”</w:t>
       </w:r>
       <w:r>
         <w:t xml:space="preserve"> </w:t>
@@ -6309,13 +6221,7 @@
         <w:t xml:space="preserve">estilo=</w:t>
       </w:r>
       <w:r>
-        <w:t xml:space="preserve">“</w:t>
-      </w:r>
-      <w:r>
-        <w:t xml:space="preserve">width:6.15in;height:3.39605in</w:t>
-      </w:r>
-      <w:r>
-        <w:t xml:space="preserve">”</w:t>
+        <w:t xml:space="preserve">“width:6.15in;height:3.39605in”</w:t>
       </w:r>
       <w:r>
         <w:t xml:space="preserve"> </w:t>
@@ -6324,13 +6230,7 @@
         <w:t xml:space="preserve">alt=</w:t>
       </w:r>
       <w:r>
-        <w:t xml:space="preserve">“</w:t>
-      </w:r>
-      <w:r>
-        <w:t xml:space="preserve">Trabajo cuidado y limitaciones honestas construyen una cartera y confianza profesional.</w:t>
-      </w:r>
-      <w:r>
-        <w:t xml:space="preserve">”</w:t>
+        <w:t xml:space="preserve">“Trabajo cuidado y limitaciones honestas construyen una cartera y confianza profesional.”</w:t>
       </w:r>
       <w:r>
         <w:t xml:space="preserve"> </w:t>
@@ -6347,7 +6247,7 @@
         <w:t xml:space="preserve">Gráfico 10 Júnior TPRM analista</w:t>
       </w:r>
     </w:p>
-    <w:bookmarkStart w:id="90" w:name="títulos-de-trabajo-comunes"/>
+    <w:bookmarkStart w:id="79" w:name="títulos-de-trabajo-comunes"/>
     <w:p>
       <w:pPr>
         <w:pStyle w:val="Heading2"/>
@@ -6420,8 +6320,8 @@
         <w:t xml:space="preserve">Analista de cadena de suministro de software</w:t>
       </w:r>
     </w:p>
-    <w:bookmarkEnd w:id="90"/>
-    <w:bookmarkStart w:id="91" w:name="típico-trabajo-junior"/>
+    <w:bookmarkEnd w:id="79"/>
+    <w:bookmarkStart w:id="80" w:name="típico-trabajo-junior"/>
     <w:p>
       <w:pPr>
         <w:pStyle w:val="Heading2"/>
@@ -6505,7 +6405,7 @@
         <w:t xml:space="preserve"> </w:t>
       </w:r>
       <w:r>
-        <w:t xml:space="preserve">Silencio…</w:t>
+        <w:t xml:space="preserve">|… |</w:t>
       </w:r>
       <w:r>
         <w:t xml:space="preserve"> </w:t>
@@ -6517,19 +6417,19 @@
         <w:t xml:space="preserve"> </w:t>
       </w:r>
       <w:r>
-        <w:t xml:space="preserve">← Evidencia Silencio Anotado SOC 2/ISO / lista de verificación de revisión de la prueba mediante hechos sintéticos</w:t>
-      </w:r>
-      <w:r>
-        <w:t xml:space="preserve"> </w:t>
-      </w:r>
-      <w:r>
-        <w:t xml:space="preserve">Silencio Tres evaluaciones basadas en escenarios con incertidumbre</w:t>
-      </w:r>
-      <w:r>
-        <w:t xml:space="preserve"> </w:t>
-      </w:r>
-      <w:r>
-        <w:t xml:space="preserve">Ø Alfabetización técnica TENIDO SBOM y análisis de la vulnerabilidad de un proyecto de capacitación</w:t>
+        <w:t xml:space="preserve">← Evidencia | Anotado SOC 2/ISO / lista de verificación de revisión de la prueba mediante hechos sintéticos</w:t>
+      </w:r>
+      <w:r>
+        <w:t xml:space="preserve"> </w:t>
+      </w:r>
+      <w:r>
+        <w:t xml:space="preserve">| Tres evaluaciones basadas en escenarios con incertidumbre |</w:t>
+      </w:r>
+      <w:r>
+        <w:t xml:space="preserve"> </w:t>
+      </w:r>
+      <w:r>
+        <w:t xml:space="preserve">Ø Alfabetización técnica | SBOM y análisis de la vulnerabilidad de un proyecto de capacitación</w:t>
       </w:r>
       <w:r>
         <w:t xml:space="preserve"> </w:t>
@@ -6541,7 +6441,7 @@
         <w:t xml:space="preserve"> </w:t>
       </w:r>
       <w:r>
-        <w:t xml:space="preserve">← Datos TENIDO Dashboard con poblaciones definidas y cálculos</w:t>
+        <w:t xml:space="preserve">← Datos | Dashboard con poblaciones definidas y cálculos</w:t>
       </w:r>
       <w:r>
         <w:t xml:space="preserve"> </w:t>
@@ -6550,9 +6450,9 @@
         <w:t xml:space="preserve">← Ética ← Autorización escrita, datos sintéticos, redes y limitaciones honestas</w:t>
       </w:r>
     </w:p>
-    <w:bookmarkEnd w:id="91"/>
-    <w:bookmarkEnd w:id="92"/>
-    <w:bookmarkStart w:id="104" w:name="laboratorio-ficcional-y-portfolio"/>
+    <w:bookmarkEnd w:id="80"/>
+    <w:bookmarkEnd w:id="81"/>
+    <w:bookmarkStart w:id="93" w:name="laboratorio-ficcional-y-portfolio"/>
     <w:p>
       <w:pPr>
         <w:pStyle w:val="Heading1"/>
@@ -6567,8 +6467,8 @@
       </w:pPr>
       <w:r>
         <w:rPr>
+          <w:i/>
           <w:iCs/>
-          <w:i/>
         </w:rPr>
         <w:t xml:space="preserve">Construir una cartera segura con una empresa ficticia, proveedores sintéticos y laboratorios técnicos aislados</w:t>
       </w:r>
@@ -6705,15 +6605,9 @@
         <w:pStyle w:val="FirstParagraph"/>
       </w:pPr>
       <w:r>
-        <w:t xml:space="preserve">Silencio</w:t>
-      </w:r>
-      <w:r>
-        <w:t xml:space="preserve"> </w:t>
-      </w:r>
-      <w:r>
         <w:rPr>
+          <w:b/>
           <w:bCs/>
-          <w:b/>
         </w:rPr>
         <w:t xml:space="preserve">Artifact</w:t>
       </w:r>
@@ -6721,25 +6615,27 @@
         <w:t xml:space="preserve"> </w:t>
       </w:r>
       <w:r>
-        <w:t xml:space="preserve">Silencio ** Lo que demuestra** Silencio</w:t>
-      </w:r>
-      <w:r>
-        <w:t xml:space="preserve"> </w:t>
-      </w:r>
-      <w:r>
-        <w:t xml:space="preserve">Silencio.</w:t>
-      </w:r>
-      <w:r>
-        <w:t xml:space="preserve"> </w:t>
-      </w:r>
-      <w:r>
-        <w:t xml:space="preserve">TENIDO inventario de proveedores y ordenamiento TENIDO Gestión y priorización de la población</w:t>
-      </w:r>
-      <w:r>
-        <w:t xml:space="preserve"> </w:t>
-      </w:r>
-      <w:r>
-        <w:t xml:space="preserve">tención Due-diligence memo ANTE Investigación, calidad de la evidencia y decisión razonada TEN</w:t>
+        <w:t xml:space="preserve">| ** Lo que demuestra** |</w:t>
+      </w:r>
+    </w:p>
+    <w:p>
+      <w:pPr>
+        <w:pStyle w:val="BodyText"/>
+      </w:pPr>
+      <w:r>
+        <w:t xml:space="preserve">|. |</w:t>
+      </w:r>
+      <w:r>
+        <w:t xml:space="preserve"> </w:t>
+      </w:r>
+      <w:r>
+        <w:t xml:space="preserve">| inventario de proveedores y ordenamiento | Gestión y priorización de la población</w:t>
+      </w:r>
+      <w:r>
+        <w:t xml:space="preserve"> </w:t>
+      </w:r>
+      <w:r>
+        <w:t xml:space="preserve">tención Due-diligence memo ANTE Investigación, calidad de la evidencia y decisión razonada |</w:t>
       </w:r>
       <w:r>
         <w:t xml:space="preserve"> </w:t>
@@ -6751,7 +6647,7 @@
         <w:t xml:space="preserve"> </w:t>
       </w:r>
       <w:r>
-        <w:t xml:space="preserve">tención registro de riesgos / encontrar la vida Escenario, criterios, acción, propietario y retestigo TENIDO</w:t>
+        <w:t xml:space="preserve">tención registro de riesgos / encontrar la vida Escenario, criterios, acción, propietario y retestigo |</w:t>
       </w:r>
       <w:r>
         <w:t xml:space="preserve"> </w:t>
@@ -6763,13 +6659,13 @@
         <w:t xml:space="preserve"> </w:t>
       </w:r>
       <w:r>
-        <w:t xml:space="preserve">TEN SBOM laboratorio TENIDO Componente de software y alfabetización de vulnerabilidad</w:t>
-      </w:r>
-      <w:r>
-        <w:t xml:space="preserve"> </w:t>
-      </w:r>
-      <w:r>
-        <w:t xml:space="preserve">tención Incident tabletop tención Roles, facts, communication, and improvement</w:t>
+        <w:t xml:space="preserve">TEN SBOM laboratorio | Componente de software y alfabetización de vulnerabilidad</w:t>
+      </w:r>
+      <w:r>
+        <w:t xml:space="preserve"> </w:t>
+      </w:r>
+      <w:r>
+        <w:t xml:space="preserve">tención Incident tabletop tención Rols, facts, communication, and improvement</w:t>
       </w:r>
       <w:r>
         <w:t xml:space="preserve"> </w:t>
@@ -6781,16 +6677,16 @@
         <w:t xml:space="preserve"> </w:t>
       </w:r>
       <w:r>
-        <w:t xml:space="preserve">tención Administrador dashboard Silencio Metrices claras, problemas graves, incertidumbre y acción</w:t>
-      </w:r>
-    </w:p>
-    <w:p>
-      <w:pPr>
+        <w:t xml:space="preserve">tención Administrador dashboard | Metrices claras, problemas graves, incertidumbre y acción</w:t>
+      </w:r>
+    </w:p>
+    <w:p>
+      <w:pPr>
+        <w:pStyle w:val="Compact"/>
         <w:numPr>
           <w:ilvl w:val="0"/>
           <w:numId w:val="1030"/>
         </w:numPr>
-        <w:pStyle w:val="Compact"/>
       </w:pPr>
       <w:r>
         <w:t xml:space="preserve">Plan de aprendizaje de 30 días</w:t>
@@ -6802,8 +6698,8 @@
       </w:pPr>
       <w:r>
         <w:rPr>
+          <w:i/>
           <w:iCs/>
-          <w:i/>
         </w:rPr>
         <w:t xml:space="preserve">Un mes centrado puede crear una capacidad útil de nivel de entrada</w:t>
       </w:r>
@@ -6811,97 +6707,173 @@
         <w:t xml:space="preserve">.</w:t>
       </w:r>
     </w:p>
-    <w:p>
-      <w:pPr>
-        <w:pStyle w:val="BodyText"/>
-      </w:pPr>
-      <w:r>
-        <w:rPr>
-          <w:bCs/>
-          <w:b/>
-        </w:rPr>
-        <w:t xml:space="preserve">Días</w:t>
-      </w:r>
-      <w:r>
-        <w:t xml:space="preserve"> </w:t>
-      </w:r>
-      <w:r>
-        <w:t xml:space="preserve">Silencio**</w:t>
-      </w:r>
-      <w:r>
-        <w:t xml:space="preserve"> </w:t>
-      </w:r>
-      <w:r>
-        <w:t xml:space="preserve">Silencio——————————</w:t>
-      </w:r>
-      <w:r>
-        <w:t xml:space="preserve"> </w:t>
-      </w:r>
-      <w:r>
-        <w:t xml:space="preserve">TENIDO 1–3 TENIDO TPRM/C-SCRM términos, ciclo de vida, roles TENIDO Concept map and lifecycle record</w:t>
-      </w:r>
-      <w:r>
-        <w:t xml:space="preserve"> </w:t>
-      </w:r>
-      <w:r>
-        <w:t xml:space="preserve">Silencio 4–6 Silencio Inventario, crítica, inclinación, riesgo inherente TEN-Supplier inventario y tier memo</w:t>
-      </w:r>
-      <w:r>
-        <w:t xml:space="preserve"> </w:t>
-      </w:r>
-      <w:r>
-        <w:t xml:space="preserve">Silencio 7–10 Silencio debida diligencia y NIST SP 1326 Silencio Tres evaluaciones basadas en la investigación</w:t>
-      </w:r>
-      <w:r>
-        <w:t xml:space="preserve"> </w:t>
-      </w:r>
-      <w:r>
-        <w:t xml:space="preserve">TEN 11–13 TENIDO SOC 2, ISO, prueba de plumas, política, diagramas ANTERI Evidencia crítica documentos de trabajo ANTE</w:t>
-      </w:r>
-      <w:r>
-        <w:t xml:space="preserve"> </w:t>
-      </w:r>
-      <w:r>
-        <w:t xml:space="preserve">TEN 14–16 TENIDO Riesgo, hallazgos, tratamiento, excepciones TENIDO registro de riesgos y dos hallazgos TENIDO</w:t>
-      </w:r>
-      <w:r>
-        <w:t xml:space="preserve"> </w:t>
-      </w:r>
-      <w:r>
-        <w:t xml:space="preserve">TEN 17–19 ANTERIENTE Contratos, a bordo, monitoreando TENIDO Cláusulae y listas de verificación a bordo ANTE</w:t>
-      </w:r>
-      <w:r>
-        <w:t xml:space="preserve"> </w:t>
-      </w:r>
-      <w:r>
-        <w:t xml:space="preserve">TEN 20–22 TENIDO Incidentes, resiliencia, salida TENIDO Tabletop y prueba de salida TEN</w:t>
-      </w:r>
-      <w:r>
-        <w:t xml:space="preserve"> </w:t>
-      </w:r>
-      <w:r>
-        <w:t xml:space="preserve">TEN 23–25 TENIDO Cloud, cadena de suministro de software, AI TENIDO Tres evaluaciones enfocadas</w:t>
-      </w:r>
-      <w:r>
-        <w:t xml:space="preserve"> </w:t>
-      </w:r>
-      <w:r>
-        <w:t xml:space="preserve">Silencio 26–27 Silencio Laboratorio de herramientas de código abierto ← SBOM, escaneo, corrección, rescan Silencio</w:t>
-      </w:r>
-      <w:r>
-        <w:t xml:space="preserve"> </w:t>
-      </w:r>
-      <w:r>
-        <w:t xml:space="preserve">TEN 28–30 TENIDA Metrics, portafolio, entrevista TENIDO Dashboard, manager memo, cinco historias de STAR</w:t>
-      </w:r>
-    </w:p>
-    <w:p>
-      <w:pPr>
+    <w:tbl>
+      <w:tblPr>
+        <w:tblStyle w:val="Table"/>
+        <w:tblW w:type="auto" w:w="0"/>
+        <w:tblLook w:firstRow="1" w:lastRow="0" w:firstColumn="0" w:lastColumn="0" w:noHBand="0" w:noVBand="0" w:val="0020"/>
+      </w:tblPr>
+      <w:tblGrid>
+        <w:gridCol w:w="7920"/>
+      </w:tblGrid>
+      <w:tr>
+        <w:trPr>
+          <w:tblHeader w:val="on"/>
+        </w:trPr>
+        <w:tc>
+          <w:tcPr/>
+          <w:p>
+            <w:pPr>
+              <w:pStyle w:val="Compact"/>
+            </w:pPr>
+            <w:r>
+              <w:rPr>
+                <w:b/>
+                <w:bCs/>
+              </w:rPr>
+              <w:t xml:space="preserve">Días</w:t>
+            </w:r>
+          </w:p>
+        </w:tc>
+      </w:tr>
+      <w:tr>
+        <w:tc>
+          <w:tcPr/>
+          <w:p>
+            <w:pPr>
+              <w:pStyle w:val="Compact"/>
+            </w:pPr>
+            <w:r>
+              <w:t xml:space="preserve">1–3</w:t>
+            </w:r>
+          </w:p>
+        </w:tc>
+      </w:tr>
+      <w:tr>
+        <w:tc>
+          <w:tcPr/>
+          <w:p>
+            <w:pPr>
+              <w:pStyle w:val="Compact"/>
+            </w:pPr>
+            <w:r>
+              <w:t xml:space="preserve">4–6</w:t>
+            </w:r>
+          </w:p>
+        </w:tc>
+      </w:tr>
+      <w:tr>
+        <w:tc>
+          <w:tcPr/>
+          <w:p>
+            <w:pPr>
+              <w:pStyle w:val="Compact"/>
+            </w:pPr>
+            <w:r>
+              <w:t xml:space="preserve">7–10</w:t>
+            </w:r>
+          </w:p>
+        </w:tc>
+      </w:tr>
+      <w:tr>
+        <w:tc>
+          <w:tcPr/>
+          <w:p>
+            <w:pPr>
+              <w:pStyle w:val="Compact"/>
+            </w:pPr>
+            <w:r>
+              <w:t xml:space="preserve">TEN 11–13</w:t>
+            </w:r>
+          </w:p>
+        </w:tc>
+      </w:tr>
+      <w:tr>
+        <w:tc>
+          <w:tcPr/>
+          <w:p>
+            <w:pPr>
+              <w:pStyle w:val="Compact"/>
+            </w:pPr>
+            <w:r>
+              <w:t xml:space="preserve">TEN 14–16</w:t>
+            </w:r>
+          </w:p>
+        </w:tc>
+      </w:tr>
+      <w:tr>
+        <w:tc>
+          <w:tcPr/>
+          <w:p>
+            <w:pPr>
+              <w:pStyle w:val="Compact"/>
+            </w:pPr>
+            <w:r>
+              <w:t xml:space="preserve">TEN 17–19 ANTERIENTE Contratos, a bordo, monitoreando</w:t>
+            </w:r>
+          </w:p>
+        </w:tc>
+      </w:tr>
+      <w:tr>
+        <w:tc>
+          <w:tcPr/>
+          <w:p>
+            <w:pPr>
+              <w:pStyle w:val="Compact"/>
+            </w:pPr>
+            <w:r>
+              <w:t xml:space="preserve">TEN 20–22</w:t>
+            </w:r>
+          </w:p>
+        </w:tc>
+      </w:tr>
+      <w:tr>
+        <w:tc>
+          <w:tcPr/>
+          <w:p>
+            <w:pPr>
+              <w:pStyle w:val="Compact"/>
+            </w:pPr>
+            <w:r>
+              <w:t xml:space="preserve">TEN 23–25</w:t>
+            </w:r>
+          </w:p>
+        </w:tc>
+      </w:tr>
+      <w:tr>
+        <w:tc>
+          <w:tcPr/>
+          <w:p>
+            <w:pPr>
+              <w:pStyle w:val="Compact"/>
+            </w:pPr>
+            <w:r>
+              <w:t xml:space="preserve">26–27</w:t>
+            </w:r>
+          </w:p>
+        </w:tc>
+      </w:tr>
+      <w:tr>
+        <w:tc>
+          <w:tcPr/>
+          <w:p>
+            <w:pPr>
+              <w:pStyle w:val="Compact"/>
+            </w:pPr>
+            <w:r>
+              <w:t xml:space="preserve">TEN 28–30 TENIDA Metrics, portafolio, entrevista</w:t>
+            </w:r>
+          </w:p>
+        </w:tc>
+      </w:tr>
+    </w:tbl>
+    <w:p>
+      <w:pPr>
+        <w:pStyle w:val="Compact"/>
         <w:numPr>
           <w:ilvl w:val="0"/>
           <w:numId w:val="1031"/>
         </w:numPr>
-        <w:pStyle w:val="Compact"/>
       </w:pPr>
       <w:r>
         <w:t xml:space="preserve">Preparación de entrevistas</w:t>
@@ -6913,8 +6885,8 @@
       </w:pPr>
       <w:r>
         <w:rPr>
+          <w:i/>
           <w:iCs/>
-          <w:i/>
         </w:rPr>
         <w:t xml:space="preserve">Las respuestas de interés deben ser cortas, precisas y atadas a ejemplos</w:t>
       </w:r>
@@ -6922,7 +6894,7 @@
         <w:t xml:space="preserve">.</w:t>
       </w:r>
     </w:p>
-    <w:bookmarkStart w:id="93" w:name="qué-es-la-tprm"/>
+    <w:bookmarkStart w:id="82" w:name="qué-es-la-tprm"/>
     <w:p>
       <w:pPr>
         <w:pStyle w:val="Heading2"/>
@@ -6939,229 +6911,229 @@
         <w:t xml:space="preserve">Un proceso de ciclo de vida para identificar, evaluar, contratar, supervisar, responder y salir de los riesgos de organizaciones, productos, personas y servicios externos.</w:t>
       </w:r>
     </w:p>
+    <w:bookmarkEnd w:id="82"/>
+    <w:bookmarkStart w:id="83" w:name="tprm-versus-c-scrm"/>
+    <w:p>
+      <w:pPr>
+        <w:pStyle w:val="Heading2"/>
+      </w:pPr>
+      <w:r>
+        <w:t xml:space="preserve">29.2 TPRM versus C-SCRM?</w:t>
+      </w:r>
+    </w:p>
+    <w:p>
+      <w:pPr>
+        <w:pStyle w:val="FirstParagraph"/>
+      </w:pPr>
+      <w:r>
+        <w:t xml:space="preserve">TPRM gestiona ampliamente las relaciones externas. C-SCRM se centra en el riesgo de ciberseguridad en toda la cadena de suministro de tecnología y el ciclo de vida de productos o servicios.</w:t>
+      </w:r>
+    </w:p>
+    <w:bookmarkEnd w:id="83"/>
+    <w:bookmarkStart w:id="84" w:name="un-riesgo-hereditario-versus-residual"/>
+    <w:p>
+      <w:pPr>
+        <w:pStyle w:val="Heading2"/>
+      </w:pPr>
+      <w:r>
+        <w:t xml:space="preserve">29.3 ¿Un riesgo hereditario versus residual?</w:t>
+      </w:r>
+    </w:p>
+    <w:p>
+      <w:pPr>
+        <w:pStyle w:val="FirstParagraph"/>
+      </w:pPr>
+      <w:r>
+        <w:t xml:space="preserve">El riesgo inherente existe antes de los controles. El riesgo residual permanece después de controles y tratamiento verificados.</w:t>
+      </w:r>
+    </w:p>
+    <w:bookmarkEnd w:id="84"/>
+    <w:bookmarkStart w:id="85" w:name="cómo-fijas-un-proveedor"/>
+    <w:p>
+      <w:pPr>
+        <w:pStyle w:val="Heading2"/>
+      </w:pPr>
+      <w:r>
+        <w:t xml:space="preserve">29.4 ¿Cómo fijas un proveedor?</w:t>
+      </w:r>
+    </w:p>
+    <w:p>
+      <w:pPr>
+        <w:pStyle w:val="FirstParagraph"/>
+      </w:pPr>
+      <w:r>
+        <w:t xml:space="preserve">Use factores de impacto documentados como datos, privilegios, disponibilidad, autoridad de cambio, sustitutabilidad, alcance, geografía y dependencias de aguas abajo.</w:t>
+      </w:r>
+    </w:p>
+    <w:bookmarkEnd w:id="85"/>
+    <w:bookmarkStart w:id="86" w:name="cómo-revisa-un-informe-soc-2"/>
+    <w:p>
+      <w:pPr>
+        <w:pStyle w:val="Heading2"/>
+      </w:pPr>
+      <w:r>
+        <w:t xml:space="preserve">29.5 ¿Cómo revisa un informe SOC 2?</w:t>
+      </w:r>
+    </w:p>
+    <w:p>
+      <w:pPr>
+        <w:pStyle w:val="FirstParagraph"/>
+      </w:pPr>
+      <w:r>
+        <w:t xml:space="preserve">Compruebe la entidad y el sistema exactos, criterios, período, opinión, pruebas, excepciones, CUECs, organizaciones de subservicio y eventos subsiguientes; a continuación, mapelo al uso real.</w:t>
+      </w:r>
+    </w:p>
+    <w:bookmarkEnd w:id="86"/>
+    <w:bookmarkStart w:id="87" w:name="límite-cuestionario"/>
+    <w:p>
+      <w:pPr>
+        <w:pStyle w:val="Heading2"/>
+      </w:pPr>
+      <w:r>
+        <w:t xml:space="preserve">29.6 ¿Límite Cuestionario?</w:t>
+      </w:r>
+    </w:p>
+    <w:p>
+      <w:pPr>
+        <w:pStyle w:val="FirstParagraph"/>
+      </w:pPr>
+      <w:r>
+        <w:t xml:space="preserve">Es una afirmación del proveedor. valido respuestas importantes con pruebas relevantes, actuales, fiables y lagunas récord.</w:t>
+      </w:r>
+    </w:p>
+    <w:bookmarkEnd w:id="87"/>
+    <w:bookmarkStart w:id="88" w:name="qué-es-un-sbom"/>
+    <w:p>
+      <w:pPr>
+        <w:pStyle w:val="Heading2"/>
+      </w:pPr>
+      <w:r>
+        <w:t xml:space="preserve">29.7 ¿Qué es un SBOM?</w:t>
+      </w:r>
+    </w:p>
+    <w:p>
+      <w:pPr>
+        <w:pStyle w:val="FirstParagraph"/>
+      </w:pPr>
+      <w:r>
+        <w:t xml:space="preserve">Un inventario estructurado de componentes y relaciones de software. Mejora la visibilidad pero no prueba la aplicabilidad de seguridad o vulnerabilidad.</w:t>
+      </w:r>
+    </w:p>
+    <w:bookmarkEnd w:id="88"/>
+    <w:bookmarkStart w:id="89" w:name="cómo-cierras-un-hallazgo"/>
+    <w:p>
+      <w:pPr>
+        <w:pStyle w:val="Heading2"/>
+      </w:pPr>
+      <w:r>
+        <w:t xml:space="preserve">29.8 ¿Cómo cierras un hallazgo?</w:t>
+      </w:r>
+    </w:p>
+    <w:p>
+      <w:pPr>
+        <w:pStyle w:val="FirstParagraph"/>
+      </w:pPr>
+      <w:r>
+        <w:t xml:space="preserve">Reprueba el control corregido utilizando criterios definidos y pruebas fiables; no cierra sólo porque el proveedor dice que está fijo.</w:t>
+      </w:r>
+    </w:p>
+    <w:bookmarkEnd w:id="89"/>
+    <w:bookmarkStart w:id="90" w:name="X0ad2c4a5d205dd89d58eacc3bf5482e2628f204"/>
+    <w:p>
+      <w:pPr>
+        <w:pStyle w:val="Heading2"/>
+      </w:pPr>
+      <w:r>
+        <w:t xml:space="preserve">29.9 ¿Y si un proveedor crítico rechaza pruebas?</w:t>
+      </w:r>
+    </w:p>
+    <w:p>
+      <w:pPr>
+        <w:pStyle w:val="FirstParagraph"/>
+      </w:pPr>
+      <w:r>
+        <w:t xml:space="preserve">Grabar la brecha, utilizar pruebas independientes disponibles, considerar opciones de diseño y contrato, evaluar la incertidumbre y el riesgo, y escalar a la toma de decisiones autorizada.</w:t>
+      </w:r>
+    </w:p>
+    <w:bookmarkEnd w:id="90"/>
+    <w:bookmarkStart w:id="91" w:name="qué-hace-un-buen-analista-junior"/>
+    <w:p>
+      <w:pPr>
+        <w:pStyle w:val="Heading2"/>
+      </w:pPr>
+      <w:r>
+        <w:t xml:space="preserve">29.10 ¿Qué hace un buen analista junior?</w:t>
+      </w:r>
+    </w:p>
+    <w:p>
+      <w:pPr>
+        <w:pStyle w:val="FirstParagraph"/>
+      </w:pPr>
+      <w:r>
+        <w:t xml:space="preserve">Alcance cuidadoso, registros completos, escepticismo de evidencia, escritura clara, seguimiento respetuoso, manejo seguro y conclusiones honestas.</w:t>
+      </w:r>
+    </w:p>
+    <w:bookmarkEnd w:id="91"/>
+    <w:bookmarkStart w:id="92" w:name="preguntas-para-hacer-al-empleador"/>
+    <w:p>
+      <w:pPr>
+        <w:pStyle w:val="Heading2"/>
+      </w:pPr>
+      <w:r>
+        <w:t xml:space="preserve">29.11 Preguntas para hacer al empleador</w:t>
+      </w:r>
+    </w:p>
+    <w:p>
+      <w:pPr>
+        <w:pStyle w:val="FirstParagraph"/>
+      </w:pPr>
+      <w:r>
+        <w:t xml:space="preserve">¿Qué proveedores y riesgos son más importantes para el programa?</w:t>
+      </w:r>
+    </w:p>
+    <w:p>
+      <w:pPr>
+        <w:pStyle w:val="BodyText"/>
+      </w:pPr>
+      <w:r>
+        <w:t xml:space="preserve">¿Cómo se concilian los inventarios con los registros de adquisiciones, finanzas, identidad, red y aplicaciones?</w:t>
+      </w:r>
+    </w:p>
+    <w:p>
+      <w:pPr>
+        <w:pStyle w:val="BodyText"/>
+      </w:pPr>
+      <w:r>
+        <w:t xml:space="preserve">¿Qué pruebas y normas contractuales se utilizan por nivel?</w:t>
+      </w:r>
+    </w:p>
+    <w:p>
+      <w:pPr>
+        <w:pStyle w:val="BodyText"/>
+      </w:pPr>
+      <w:r>
+        <w:t xml:space="preserve">¿Cómo se intensifican las conclusiones, excepciones, incidentes y renovaciones graves?</w:t>
+      </w:r>
+    </w:p>
+    <w:p>
+      <w:pPr>
+        <w:pStyle w:val="BodyText"/>
+      </w:pPr>
+      <w:r>
+        <w:t xml:space="preserve">¿Qué herramientas se aprueban y cómo se revisa el trabajo analista?</w:t>
+      </w:r>
+    </w:p>
+    <w:p>
+      <w:pPr>
+        <w:pStyle w:val="BodyText"/>
+      </w:pPr>
+      <w:r>
+        <w:t xml:space="preserve">¿Cómo sería el éxito en los primeros 90 días?</w:t>
+      </w:r>
+    </w:p>
+    <w:bookmarkEnd w:id="92"/>
     <w:bookmarkEnd w:id="93"/>
-    <w:bookmarkStart w:id="94" w:name="tprm-versus-c-scrm"/>
-    <w:p>
-      <w:pPr>
-        <w:pStyle w:val="Heading2"/>
-      </w:pPr>
-      <w:r>
-        <w:t xml:space="preserve">29.2 TPRM versus C-SCRM?</w:t>
-      </w:r>
-    </w:p>
-    <w:p>
-      <w:pPr>
-        <w:pStyle w:val="FirstParagraph"/>
-      </w:pPr>
-      <w:r>
-        <w:t xml:space="preserve">TPRM gestiona ampliamente las relaciones externas. C-SCRM se centra en el riesgo de ciberseguridad en toda la cadena de suministro de tecnología y el ciclo de vida de productos o servicios.</w:t>
-      </w:r>
-    </w:p>
-    <w:bookmarkEnd w:id="94"/>
-    <w:bookmarkStart w:id="95" w:name="un-riesgo-hereditario-versus-residual"/>
-    <w:p>
-      <w:pPr>
-        <w:pStyle w:val="Heading2"/>
-      </w:pPr>
-      <w:r>
-        <w:t xml:space="preserve">29.3 ¿Un riesgo hereditario versus residual?</w:t>
-      </w:r>
-    </w:p>
-    <w:p>
-      <w:pPr>
-        <w:pStyle w:val="FirstParagraph"/>
-      </w:pPr>
-      <w:r>
-        <w:t xml:space="preserve">El riesgo inherente existe antes de los controles. El riesgo residual permanece después de controles y tratamiento verificados.</w:t>
-      </w:r>
-    </w:p>
-    <w:bookmarkEnd w:id="95"/>
-    <w:bookmarkStart w:id="96" w:name="cómo-fijas-un-proveedor"/>
-    <w:p>
-      <w:pPr>
-        <w:pStyle w:val="Heading2"/>
-      </w:pPr>
-      <w:r>
-        <w:t xml:space="preserve">29.4 ¿Cómo fijas un proveedor?</w:t>
-      </w:r>
-    </w:p>
-    <w:p>
-      <w:pPr>
-        <w:pStyle w:val="FirstParagraph"/>
-      </w:pPr>
-      <w:r>
-        <w:t xml:space="preserve">Use factores de impacto documentados como datos, privilegios, disponibilidad, autoridad de cambio, sustitutabilidad, alcance, geografía y dependencias de aguas abajo.</w:t>
-      </w:r>
-    </w:p>
-    <w:bookmarkEnd w:id="96"/>
-    <w:bookmarkStart w:id="97" w:name="cómo-revisa-un-informe-soc-2"/>
-    <w:p>
-      <w:pPr>
-        <w:pStyle w:val="Heading2"/>
-      </w:pPr>
-      <w:r>
-        <w:t xml:space="preserve">29.5 ¿Cómo revisa un informe SOC 2?</w:t>
-      </w:r>
-    </w:p>
-    <w:p>
-      <w:pPr>
-        <w:pStyle w:val="FirstParagraph"/>
-      </w:pPr>
-      <w:r>
-        <w:t xml:space="preserve">Compruebe la entidad y el sistema exactos, criterios, período, opinión, pruebas, excepciones, CUECs, organizaciones de subservicio y eventos subsiguientes; a continuación, mapelo al uso real.</w:t>
-      </w:r>
-    </w:p>
-    <w:bookmarkEnd w:id="97"/>
-    <w:bookmarkStart w:id="98" w:name="límite-cuestionario"/>
-    <w:p>
-      <w:pPr>
-        <w:pStyle w:val="Heading2"/>
-      </w:pPr>
-      <w:r>
-        <w:t xml:space="preserve">29.6 ¿Límite Cuestionario?</w:t>
-      </w:r>
-    </w:p>
-    <w:p>
-      <w:pPr>
-        <w:pStyle w:val="FirstParagraph"/>
-      </w:pPr>
-      <w:r>
-        <w:t xml:space="preserve">Es una afirmación del proveedor. valido respuestas importantes con pruebas relevantes, actuales, fiables y lagunas récord.</w:t>
-      </w:r>
-    </w:p>
-    <w:bookmarkEnd w:id="98"/>
-    <w:bookmarkStart w:id="99" w:name="qué-es-un-sbom"/>
-    <w:p>
-      <w:pPr>
-        <w:pStyle w:val="Heading2"/>
-      </w:pPr>
-      <w:r>
-        <w:t xml:space="preserve">29.7 ¿Qué es un SBOM?</w:t>
-      </w:r>
-    </w:p>
-    <w:p>
-      <w:pPr>
-        <w:pStyle w:val="FirstParagraph"/>
-      </w:pPr>
-      <w:r>
-        <w:t xml:space="preserve">Un inventario estructurado de componentes y relaciones de software. Mejora la visibilidad pero no prueba la aplicabilidad de seguridad o vulnerabilidad.</w:t>
-      </w:r>
-    </w:p>
-    <w:bookmarkEnd w:id="99"/>
-    <w:bookmarkStart w:id="100" w:name="cómo-cierras-un-hallazgo"/>
-    <w:p>
-      <w:pPr>
-        <w:pStyle w:val="Heading2"/>
-      </w:pPr>
-      <w:r>
-        <w:t xml:space="preserve">29.8 ¿Cómo cierras un hallazgo?</w:t>
-      </w:r>
-    </w:p>
-    <w:p>
-      <w:pPr>
-        <w:pStyle w:val="FirstParagraph"/>
-      </w:pPr>
-      <w:r>
-        <w:t xml:space="preserve">Reprueba el control corregido utilizando criterios definidos y pruebas fiables; no cierra sólo porque el proveedor dice que está fijo.</w:t>
-      </w:r>
-    </w:p>
-    <w:bookmarkEnd w:id="100"/>
-    <w:bookmarkStart w:id="101" w:name="X0ad2c4a5d205dd89d58eacc3bf5482e2628f204"/>
-    <w:p>
-      <w:pPr>
-        <w:pStyle w:val="Heading2"/>
-      </w:pPr>
-      <w:r>
-        <w:t xml:space="preserve">29.9 ¿Y si un proveedor crítico rechaza pruebas?</w:t>
-      </w:r>
-    </w:p>
-    <w:p>
-      <w:pPr>
-        <w:pStyle w:val="FirstParagraph"/>
-      </w:pPr>
-      <w:r>
-        <w:t xml:space="preserve">Grabar la brecha, utilizar pruebas independientes disponibles, considerar opciones de diseño y contrato, evaluar la incertidumbre y el riesgo, y escalar a la toma de decisiones autorizada.</w:t>
-      </w:r>
-    </w:p>
-    <w:bookmarkEnd w:id="101"/>
-    <w:bookmarkStart w:id="102" w:name="qué-hace-un-buen-analista-junior"/>
-    <w:p>
-      <w:pPr>
-        <w:pStyle w:val="Heading2"/>
-      </w:pPr>
-      <w:r>
-        <w:t xml:space="preserve">29.10 ¿Qué hace un buen analista junior?</w:t>
-      </w:r>
-    </w:p>
-    <w:p>
-      <w:pPr>
-        <w:pStyle w:val="FirstParagraph"/>
-      </w:pPr>
-      <w:r>
-        <w:t xml:space="preserve">Alcance cuidadoso, registros completos, escepticismo de evidencia, escritura clara, seguimiento respetuoso, manejo seguro y conclusiones honestas.</w:t>
-      </w:r>
-    </w:p>
-    <w:bookmarkEnd w:id="102"/>
-    <w:bookmarkStart w:id="103" w:name="preguntas-para-hacer-al-empleador"/>
-    <w:p>
-      <w:pPr>
-        <w:pStyle w:val="Heading2"/>
-      </w:pPr>
-      <w:r>
-        <w:t xml:space="preserve">29.11 Preguntas para hacer al empleador</w:t>
-      </w:r>
-    </w:p>
-    <w:p>
-      <w:pPr>
-        <w:pStyle w:val="FirstParagraph"/>
-      </w:pPr>
-      <w:r>
-        <w:t xml:space="preserve">¿Qué proveedores y riesgos son más importantes para el programa?</w:t>
-      </w:r>
-    </w:p>
-    <w:p>
-      <w:pPr>
-        <w:pStyle w:val="BodyText"/>
-      </w:pPr>
-      <w:r>
-        <w:t xml:space="preserve">¿Cómo se concilian los inventarios con los registros de adquisiciones, finanzas, identidad, red y aplicaciones?</w:t>
-      </w:r>
-    </w:p>
-    <w:p>
-      <w:pPr>
-        <w:pStyle w:val="BodyText"/>
-      </w:pPr>
-      <w:r>
-        <w:t xml:space="preserve">¿Qué pruebas y normas contractuales se utilizan por nivel?</w:t>
-      </w:r>
-    </w:p>
-    <w:p>
-      <w:pPr>
-        <w:pStyle w:val="BodyText"/>
-      </w:pPr>
-      <w:r>
-        <w:t xml:space="preserve">¿Cómo se intensifican las conclusiones, excepciones, incidentes y renovaciones graves?</w:t>
-      </w:r>
-    </w:p>
-    <w:p>
-      <w:pPr>
-        <w:pStyle w:val="BodyText"/>
-      </w:pPr>
-      <w:r>
-        <w:t xml:space="preserve">¿Qué herramientas se aprueban y cómo se revisa el trabajo analista?</w:t>
-      </w:r>
-    </w:p>
-    <w:p>
-      <w:pPr>
-        <w:pStyle w:val="BodyText"/>
-      </w:pPr>
-      <w:r>
-        <w:t xml:space="preserve">¿Cómo sería el éxito en los primeros 90 días?</w:t>
-      </w:r>
-    </w:p>
-    <w:bookmarkEnd w:id="103"/>
-    <w:bookmarkEnd w:id="104"/>
-    <w:bookmarkStart w:id="116" w:name="plantillas-glosario-índice-y-referencias"/>
+    <w:bookmarkStart w:id="105" w:name="plantillas-glosario-índice-y-referencias"/>
     <w:p>
       <w:pPr>
         <w:pStyle w:val="Heading1"/>
@@ -7172,17 +7144,17 @@
     </w:p>
     <w:p>
       <w:pPr>
+        <w:pStyle w:val="Compact"/>
         <w:numPr>
           <w:ilvl w:val="0"/>
           <w:numId w:val="1032"/>
         </w:numPr>
-        <w:pStyle w:val="Compact"/>
       </w:pPr>
       <w:r>
         <w:t xml:space="preserve">Estructuras reutilizables, términos clave, índice de sujeto y puntos de partida oficiales.*</w:t>
       </w:r>
     </w:p>
-    <w:bookmarkStart w:id="105" w:name="registro-de-inventario-de-proveedores"/>
+    <w:bookmarkStart w:id="94" w:name="registro-de-inventario-de-proveedores"/>
     <w:p>
       <w:pPr>
         <w:pStyle w:val="Heading2"/>
@@ -7196,19 +7168,19 @@
         <w:pStyle w:val="FirstParagraph"/>
       </w:pPr>
       <w:r>
-        <w:t xml:space="preserve">Silencio**</w:t>
-      </w:r>
-      <w:r>
-        <w:t xml:space="preserve"> </w:t>
-      </w:r>
-      <w:r>
-        <w:t xml:space="preserve">Silencio…</w:t>
-      </w:r>
-      <w:r>
-        <w:t xml:space="preserve"> </w:t>
-      </w:r>
-      <w:r>
-        <w:t xml:space="preserve">TENIDO Nombre legal / servicio TENIDO                                  </w:t>
+        <w:t xml:space="preserve">|** |</w:t>
+      </w:r>
+      <w:r>
+        <w:t xml:space="preserve"> </w:t>
+      </w:r>
+      <w:r>
+        <w:t xml:space="preserve">|… |</w:t>
+      </w:r>
+      <w:r>
+        <w:t xml:space="preserve"> </w:t>
+      </w:r>
+      <w:r>
+        <w:t xml:space="preserve">| Nombre legal / servicio |                                  </w:t>
       </w:r>
       <w:r>
         <w:br/>
@@ -7220,13 +7192,7 @@
         <w:t xml:space="preserve"> </w:t>
       </w:r>
       <w:r>
-        <w:t xml:space="preserve">“</w:t>
-      </w:r>
-      <w:r>
-        <w:t xml:space="preserve">Pripose</w:t>
-      </w:r>
-      <w:r>
-        <w:t xml:space="preserve">”</w:t>
+        <w:t xml:space="preserve">“Pripose”</w:t>
       </w:r>
       <w:r>
         <w:t xml:space="preserve"> </w:t>
@@ -7238,43 +7204,25 @@
         <w:t xml:space="preserve"> </w:t>
       </w:r>
       <w:r>
-        <w:t xml:space="preserve">“</w:t>
-      </w:r>
-      <w:r>
-        <w:t xml:space="preserve">vivir</w:t>
-      </w:r>
-      <w:r>
-        <w:t xml:space="preserve">”</w:t>
-      </w:r>
-      <w:r>
-        <w:t xml:space="preserve"> </w:t>
-      </w:r>
-      <w:r>
-        <w:t xml:space="preserve">TENIENDO Datos / ubicaciones / transferencias TENIDO                                  </w:t>
+        <w:t xml:space="preserve">“vivir”</w:t>
+      </w:r>
+      <w:r>
+        <w:t xml:space="preserve"> </w:t>
+      </w:r>
+      <w:r>
+        <w:t xml:space="preserve">TENIENDO Datos / ubicaciones / transferencias |                                  </w:t>
       </w:r>
       <w:r>
         <w:br/>
       </w:r>
       <w:r>
-        <w:t xml:space="preserve">“</w:t>
-      </w:r>
-      <w:r>
-        <w:t xml:space="preserve">Acceso a las integraciones / privilegios</w:t>
-      </w:r>
-      <w:r>
-        <w:t xml:space="preserve">”</w:t>
-      </w:r>
-      <w:r>
-        <w:t xml:space="preserve"> </w:t>
-      </w:r>
-      <w:r>
-        <w:t xml:space="preserve">“</w:t>
-      </w:r>
-      <w:r>
-        <w:t xml:space="preserve">Primeras fiestas / concentración</w:t>
-      </w:r>
-      <w:r>
-        <w:t xml:space="preserve">”</w:t>
+        <w:t xml:space="preserve">“Acceso a las integraciones / privilegios”</w:t>
+      </w:r>
+      <w:r>
+        <w:t xml:space="preserve"> </w:t>
+      </w:r>
+      <w:r>
+        <w:t xml:space="preserve">“Primeras fiestas / concentración”</w:t>
       </w:r>
       <w:r>
         <w:t xml:space="preserve"> </w:t>
@@ -7298,17 +7246,11 @@
         <w:t xml:space="preserve"> </w:t>
       </w:r>
       <w:r>
-        <w:t xml:space="preserve">“</w:t>
-      </w:r>
-      <w:r>
-        <w:t xml:space="preserve">La vigilancia / el incidente / estado de la salida</w:t>
-      </w:r>
-      <w:r>
-        <w:t xml:space="preserve">”</w:t>
-      </w:r>
-    </w:p>
-    <w:bookmarkEnd w:id="105"/>
-    <w:bookmarkStart w:id="106" w:name="X139557a0fa9fa37146edddecc8a8af05dd4022f"/>
+        <w:t xml:space="preserve">“La vigilancia / el incidente / estado de la salida”</w:t>
+      </w:r>
+    </w:p>
+    <w:bookmarkEnd w:id="94"/>
+    <w:bookmarkStart w:id="95" w:name="X139557a0fa9fa37146edddecc8a8af05dd4022f"/>
     <w:p>
       <w:pPr>
         <w:pStyle w:val="Heading2"/>
@@ -7322,25 +7264,19 @@
         <w:pStyle w:val="FirstParagraph"/>
       </w:pPr>
       <w:r>
-        <w:t xml:space="preserve">Silencio**</w:t>
-      </w:r>
-      <w:r>
-        <w:t xml:space="preserve"> </w:t>
-      </w:r>
-      <w:r>
-        <w:t xml:space="preserve">Silencio.</w:t>
-      </w:r>
-      <w:r>
-        <w:t xml:space="preserve"> </w:t>
-      </w:r>
-      <w:r>
-        <w:t xml:space="preserve">“</w:t>
-      </w:r>
-      <w:r>
-        <w:t xml:space="preserve">La decisión y el alcance de la vida</w:t>
-      </w:r>
-      <w:r>
-        <w:t xml:space="preserve">”</w:t>
+        <w:t xml:space="preserve">|** |</w:t>
+      </w:r>
+      <w:r>
+        <w:t xml:space="preserve"> </w:t>
+      </w:r>
+      <w:r>
+        <w:t xml:space="preserve">|. |</w:t>
+      </w:r>
+      <w:r>
+        <w:t xml:space="preserve"> </w:t>
+      </w:r>
+      <w:r>
+        <w:t xml:space="preserve">“La decisión y el alcance de la vida”</w:t>
       </w:r>
       <w:r>
         <w:t xml:space="preserve"> </w:t>
@@ -7352,31 +7288,19 @@
         <w:t xml:space="preserve"> </w:t>
       </w:r>
       <w:r>
-        <w:t xml:space="preserve">TENIDO FOCI TENIDO                               </w:t>
+        <w:t xml:space="preserve">| FOCI |                               </w:t>
       </w:r>
       <w:r>
         <w:br/>
       </w:r>
       <w:r>
-        <w:t xml:space="preserve">“</w:t>
-      </w:r>
-      <w:r>
-        <w:t xml:space="preserve">La venganza en la vida</w:t>
-      </w:r>
-      <w:r>
-        <w:t xml:space="preserve">”</w:t>
-      </w:r>
-      <w:r>
-        <w:t xml:space="preserve"> </w:t>
-      </w:r>
-      <w:r>
-        <w:t xml:space="preserve">“</w:t>
-      </w:r>
-      <w:r>
-        <w:t xml:space="preserve">La Resiliencia de la Vida</w:t>
-      </w:r>
-      <w:r>
-        <w:t xml:space="preserve">”</w:t>
+        <w:t xml:space="preserve">“La venganza en la vida”</w:t>
+      </w:r>
+      <w:r>
+        <w:t xml:space="preserve"> </w:t>
+      </w:r>
+      <w:r>
+        <w:t xml:space="preserve">“La Resiliencia de la Vida”</w:t>
       </w:r>
       <w:r>
         <w:t xml:space="preserve"> </w:t>
@@ -7400,17 +7324,17 @@
         <w:t xml:space="preserve"> </w:t>
       </w:r>
       <w:r>
-        <w:t xml:space="preserve">Los escenarios de riesgo de muerte / el tratamiento TENIDO                                                                                                                          </w:t>
-      </w:r>
-      <w:r>
-        <w:t xml:space="preserve"> </w:t>
-      </w:r>
-      <w:r>
-        <w:t xml:space="preserve">TENIDO CONCLUSIÓN / Aprobador / expiración                          </w:t>
-      </w:r>
-    </w:p>
-    <w:bookmarkEnd w:id="106"/>
-    <w:bookmarkStart w:id="107" w:name="assurance-review"/>
+        <w:t xml:space="preserve">Los escenarios de riesgo de muerte / el tratamiento |                                                                                                                          </w:t>
+      </w:r>
+      <w:r>
+        <w:t xml:space="preserve"> </w:t>
+      </w:r>
+      <w:r>
+        <w:t xml:space="preserve">| CONCLUSIÓN / Aprobador / expiración                           |</w:t>
+      </w:r>
+    </w:p>
+    <w:bookmarkEnd w:id="95"/>
+    <w:bookmarkStart w:id="96" w:name="assurance-review"/>
     <w:p>
       <w:pPr>
         <w:pStyle w:val="Heading2"/>
@@ -7424,107 +7348,167 @@
         <w:pStyle w:val="FirstParagraph"/>
       </w:pPr>
       <w:r>
-        <w:t xml:space="preserve">Silencio**</w:t>
-      </w:r>
-      <w:r>
-        <w:t xml:space="preserve"> </w:t>
-      </w:r>
-      <w:r>
-        <w:t xml:space="preserve">Silencio…</w:t>
-      </w:r>
-      <w:r>
-        <w:t xml:space="preserve"> </w:t>
-      </w:r>
-      <w:r>
-        <w:t xml:space="preserve">TENIDO Artifact / issuer / date TEN                             </w:t>
+        <w:t xml:space="preserve">|** |</w:t>
+      </w:r>
+      <w:r>
+        <w:t xml:space="preserve"> </w:t>
+      </w:r>
+      <w:r>
+        <w:t xml:space="preserve">|… |</w:t>
+      </w:r>
+      <w:r>
+        <w:t xml:space="preserve"> </w:t>
+      </w:r>
+      <w:r>
+        <w:t xml:space="preserve">| Artifact / issuer / date TEN                              |</w:t>
+      </w:r>
+      <w:r>
+        <w:t xml:space="preserve"> </w:t>
+      </w:r>
+      <w:r>
+        <w:t xml:space="preserve">“Entity / system / location scope”</w:t>
+      </w:r>
+      <w:r>
+        <w:t xml:space="preserve"> </w:t>
+      </w:r>
+      <w:r>
+        <w:t xml:space="preserve">Criterios de la vida / período estándar / duración                              </w:t>
       </w:r>
       <w:r>
         <w:br/>
       </w:r>
       <w:r>
-        <w:t xml:space="preserve">“</w:t>
-      </w:r>
-      <w:r>
-        <w:t xml:space="preserve">Entity / system / location scope</w:t>
-      </w:r>
-      <w:r>
-        <w:t xml:space="preserve">”</w:t>
-      </w:r>
-      <w:r>
-        <w:t xml:space="preserve"> </w:t>
-      </w:r>
-      <w:r>
-        <w:t xml:space="preserve">Criterios de la vida / período estándar / duración                              </w:t>
+        <w:t xml:space="preserve">“Opinión o estado de vida”</w:t>
+      </w:r>
+      <w:r>
+        <w:t xml:space="preserve"> </w:t>
+      </w:r>
+      <w:r>
+        <w:t xml:space="preserve">Tests / excepciones / hallazgos |                                                                                                                            </w:t>
+      </w:r>
+      <w:r>
+        <w:t xml:space="preserve"> </w:t>
+      </w:r>
+      <w:r>
+        <w:t xml:space="preserve">TENIDOS DE LAS CUESTIONES DEL cliente |                                                                                                                          </w:t>
+      </w:r>
+      <w:r>
+        <w:t xml:space="preserve"> </w:t>
+      </w:r>
+      <w:r>
+        <w:t xml:space="preserve">“Las organizaciones de subservicio en la vida”</w:t>
+      </w:r>
+      <w:r>
+        <w:t xml:space="preserve"> </w:t>
+      </w:r>
+      <w:r>
+        <w:t xml:space="preserve">Subsequent events / changes                      </w:t>
       </w:r>
       <w:r>
         <w:br/>
       </w:r>
       <w:r>
-        <w:t xml:space="preserve">“</w:t>
-      </w:r>
-      <w:r>
-        <w:t xml:space="preserve">Opinión o estado de vida</w:t>
-      </w:r>
-      <w:r>
-        <w:t xml:space="preserve">”</w:t>
-      </w:r>
-      <w:r>
-        <w:t xml:space="preserve"> </w:t>
-      </w:r>
-      <w:r>
-        <w:t xml:space="preserve">Tests / excepciones / hallazgos TENIDO                                                                                                                            </w:t>
-      </w:r>
-      <w:r>
-        <w:t xml:space="preserve"> </w:t>
-      </w:r>
-      <w:r>
-        <w:t xml:space="preserve">TENIDOS DE LAS CUESTIONES DEL cliente TENIDO                                                                                                                          </w:t>
-      </w:r>
-      <w:r>
-        <w:t xml:space="preserve"> </w:t>
-      </w:r>
-      <w:r>
-        <w:t xml:space="preserve">“</w:t>
-      </w:r>
-      <w:r>
-        <w:t xml:space="preserve">Las organizaciones de subservicio en la vida</w:t>
-      </w:r>
-      <w:r>
-        <w:t xml:space="preserve">”</w:t>
-      </w:r>
-      <w:r>
-        <w:t xml:space="preserve"> </w:t>
-      </w:r>
-      <w:r>
-        <w:t xml:space="preserve">Subsequent events / changes                      </w:t>
+        <w:t xml:space="preserve">“Aplicabilidad a nuestro uso”</w:t>
+      </w:r>
+      <w:r>
+        <w:t xml:space="preserve"> </w:t>
+      </w:r>
+      <w:r>
+        <w:t xml:space="preserve">Н Gaps / action / retest ⋅                            </w:t>
+      </w:r>
+    </w:p>
+    <w:bookmarkEnd w:id="96"/>
+    <w:bookmarkStart w:id="97" w:name="registro-de-búsqueda-y-excepción"/>
+    <w:p>
+      <w:pPr>
+        <w:pStyle w:val="Heading2"/>
+      </w:pPr>
+      <w:r>
+        <w:t xml:space="preserve">30.4 Registro de búsqueda y excepción</w:t>
+      </w:r>
+    </w:p>
+    <w:p>
+      <w:pPr>
+        <w:pStyle w:val="FirstParagraph"/>
+      </w:pPr>
+      <w:r>
+        <w:t xml:space="preserve">|** |</w:t>
+      </w:r>
+      <w:r>
+        <w:t xml:space="preserve"> </w:t>
+      </w:r>
+      <w:r>
+        <w:t xml:space="preserve">|… |</w:t>
+      </w:r>
+      <w:r>
+        <w:t xml:space="preserve"> </w:t>
+      </w:r>
+      <w:r>
+        <w:t xml:space="preserve">“Princes Criteria”</w:t>
+      </w:r>
+      <w:r>
+        <w:t xml:space="preserve"> </w:t>
+      </w:r>
+      <w:r>
+        <w:t xml:space="preserve">“Acondicionamiento/población / evidencia”</w:t>
+      </w:r>
+      <w:r>
+        <w:t xml:space="preserve"> </w:t>
+      </w:r>
+      <w:r>
+        <w:t xml:space="preserve">El escenario de riesgo de muerte/el impacto de la vida                       </w:t>
       </w:r>
       <w:r>
         <w:br/>
       </w:r>
       <w:r>
-        <w:t xml:space="preserve">“</w:t>
-      </w:r>
-      <w:r>
-        <w:t xml:space="preserve">Aplicabilidad a nuestro uso</w:t>
-      </w:r>
-      <w:r>
-        <w:t xml:space="preserve">”</w:t>
-      </w:r>
-      <w:r>
-        <w:t xml:space="preserve"> </w:t>
-      </w:r>
-      <w:r>
-        <w:t xml:space="preserve">Н Gaps / action / retest ⋅                            </w:t>
-      </w:r>
-    </w:p>
-    <w:bookmarkEnd w:id="107"/>
-    <w:bookmarkStart w:id="108" w:name="registro-de-búsqueda-y-excepción"/>
+        <w:t xml:space="preserve">| Cause / uncertainty |                               </w:t>
+      </w:r>
+      <w:r>
+        <w:br/>
+      </w:r>
+      <w:r>
+        <w:t xml:space="preserve">“Acción permanente / protección provisional”</w:t>
+      </w:r>
+      <w:r>
+        <w:t xml:space="preserve"> </w:t>
+      </w:r>
+      <w:r>
+        <w:t xml:space="preserve">“Prisionista de la vida”</w:t>
+      </w:r>
+      <w:r>
+        <w:t xml:space="preserve"> </w:t>
+      </w:r>
+      <w:r>
+        <w:t xml:space="preserve">“Aprudente de la Excepción”</w:t>
+      </w:r>
+      <w:r>
+        <w:t xml:space="preserve"> </w:t>
+      </w:r>
+      <w:r>
+        <w:t xml:space="preserve">“La vigilancia de la vida / el gatillo”</w:t>
+      </w:r>
+      <w:r>
+        <w:t xml:space="preserve"> </w:t>
+      </w:r>
+      <w:r>
+        <w:t xml:space="preserve">, método de la prueba de la vida, la prueba, la respuesta, la prueba, la prueba, la prueba, la respuesta, la prueba, la prueba, la prueba, la prueba, la prueba, la prueba, la respuesta, la prueba, la prueba, la prueba, la respuesta, la prueba, la prueba, la respuesta, la prueba, la prueba, la respuesta, la respuesta, la respuesta, la respuesta, la respuesta, la prueba, la respuesta, la prueba, la prueba, la prueba, la prueba, la prueba, la prueba, la prueba, la prueba, la prueba, la prueba, la prueba, la prueba, la respuesta, la respuesta, la prueba, la respuesta, la respuesta, la respuesta, la respuesta, la respuesta, la respuesta, la respuesta, la respuesta, la respuesta, la respuesta, la respuesta, la respuesta, la respuesta, la respuesta, la respuesta, la prueba, la respuesta, la respuesta, la respuesta, la respuesta, la respuesta, la respuesta, la respuesta, la respuesta, la respuesta, la respuesta, la respuesta, la respuesta, la respuesta, la respuesta, la respuesta, la respuesta, la respuesta, la respuesta, la respuesta, la respuesta, la respuesta, la respuesta,</w:t>
+      </w:r>
+      <w:r>
+        <w:t xml:space="preserve"> </w:t>
+      </w:r>
+      <w:r>
+        <w:t xml:space="preserve">El resultado de la clausura fue la fecha en que se insistió.</w:t>
+      </w:r>
+    </w:p>
+    <w:bookmarkEnd w:id="97"/>
+    <w:bookmarkStart w:id="98" w:name="X4f819822122dd837ad16dbdabc482764d5be23f"/>
     <w:p>
       <w:pPr>
         <w:pStyle w:val="Heading2"/>
       </w:pPr>
       <w:r>
-        <w:t xml:space="preserve">30.4 Registro de búsqueda y excepción</w:t>
+        <w:t xml:space="preserve">30.5 Lista de verificación de contrato y salida</w:t>
       </w:r>
     </w:p>
     <w:p>
@@ -7532,119 +7516,33 @@
         <w:pStyle w:val="FirstParagraph"/>
       </w:pPr>
       <w:r>
-        <w:t xml:space="preserve">Silencio**</w:t>
-      </w:r>
-      <w:r>
-        <w:t xml:space="preserve"> </w:t>
-      </w:r>
-      <w:r>
-        <w:t xml:space="preserve">Silencio…</w:t>
-      </w:r>
-      <w:r>
-        <w:t xml:space="preserve"> </w:t>
-      </w:r>
-      <w:r>
-        <w:t xml:space="preserve">“</w:t>
-      </w:r>
-      <w:r>
-        <w:t xml:space="preserve">Princes Criteria</w:t>
-      </w:r>
-      <w:r>
-        <w:t xml:space="preserve">”</w:t>
-      </w:r>
-      <w:r>
-        <w:t xml:space="preserve"> </w:t>
-      </w:r>
-      <w:r>
-        <w:t xml:space="preserve">“</w:t>
-      </w:r>
-      <w:r>
-        <w:t xml:space="preserve">Acondicionamiento/población / evidencia</w:t>
-      </w:r>
-      <w:r>
-        <w:t xml:space="preserve">”</w:t>
-      </w:r>
-      <w:r>
-        <w:t xml:space="preserve"> </w:t>
-      </w:r>
-      <w:r>
-        <w:t xml:space="preserve">El escenario de riesgo de muerte/el impacto de la vida                       </w:t>
-      </w:r>
-      <w:r>
-        <w:br/>
-      </w:r>
-      <w:r>
-        <w:t xml:space="preserve">TENIDO Cause / uncertainty TENIDO                               </w:t>
-      </w:r>
-      <w:r>
-        <w:br/>
-      </w:r>
-      <w:r>
-        <w:t xml:space="preserve">“</w:t>
-      </w:r>
-      <w:r>
-        <w:t xml:space="preserve">Acción permanente / protección provisional</w:t>
-      </w:r>
-      <w:r>
-        <w:t xml:space="preserve">”</w:t>
-      </w:r>
-      <w:r>
-        <w:t xml:space="preserve"> </w:t>
-      </w:r>
-      <w:r>
-        <w:t xml:space="preserve">“</w:t>
-      </w:r>
-      <w:r>
-        <w:t xml:space="preserve">Prisionista de la vida</w:t>
-      </w:r>
-      <w:r>
-        <w:t xml:space="preserve">”</w:t>
-      </w:r>
-      <w:r>
-        <w:t xml:space="preserve"> </w:t>
-      </w:r>
-      <w:r>
-        <w:t xml:space="preserve">“</w:t>
-      </w:r>
-      <w:r>
-        <w:t xml:space="preserve">Aprudente de la Excepción</w:t>
-      </w:r>
-      <w:r>
-        <w:t xml:space="preserve">”</w:t>
-      </w:r>
-      <w:r>
-        <w:t xml:space="preserve"> </w:t>
-      </w:r>
-      <w:r>
-        <w:t xml:space="preserve">“</w:t>
-      </w:r>
-      <w:r>
-        <w:t xml:space="preserve">La vigilancia de la vida / el gatillo</w:t>
-      </w:r>
-      <w:r>
-        <w:t xml:space="preserve">”</w:t>
-      </w:r>
-      <w:r>
-        <w:t xml:space="preserve"> </w:t>
-      </w:r>
-      <w:r>
-        <w:t xml:space="preserve">, método de la prueba de la vida, la prueba, la respuesta, la prueba, la prueba, la prueba, la respuesta, la prueba, la prueba, la prueba, la prueba, la prueba, la prueba, la respuesta, la prueba, la prueba, la prueba, la respuesta, la prueba, la prueba, la respuesta, la prueba, la prueba, la respuesta, la respuesta, la respuesta, la respuesta, la respuesta, la prueba, la respuesta, la prueba, la prueba, la prueba, la prueba, la prueba, la prueba, la prueba, la prueba, la prueba, la prueba, la prueba, la prueba, la respuesta, la respuesta, la prueba, la respuesta, la respuesta, la respuesta, la respuesta, la respuesta, la respuesta, la respuesta, la respuesta, la respuesta, la respuesta, la respuesta, la respuesta, la respuesta, la respuesta, la respuesta, la prueba, la respuesta, la respuesta, la respuesta, la respuesta, la respuesta, la respuesta, la respuesta, la respuesta, la respuesta, la respuesta, la respuesta, la respuesta, la respuesta, la respuesta, la respuesta, la respuesta, la respuesta, la respuesta, la respuesta, la respuesta, la respuesta, la respuesta,</w:t>
-      </w:r>
-      <w:r>
-        <w:t xml:space="preserve"> </w:t>
-      </w:r>
-      <w:r>
-        <w:t xml:space="preserve">El resultado de la clausura fue la fecha en que se insistió.</w:t>
-      </w:r>
-    </w:p>
-    <w:bookmarkEnd w:id="108"/>
-    <w:bookmarkStart w:id="109" w:name="X4f819822122dd837ad16dbdabc482764d5be23f"/>
+        <w:t xml:space="preserve">Seguridad, privacidad, confidencialidad, acceso, registro, vulnerabilidad, desarrollo, uso de datos, capacitación de IA, ubicación, subprocesador, garantía, auditoría, incidente, resiliencia, cambio, seguro/liability, rescisión, transición, retorno, eliminación y revisión de las obligaciones posteriores a la determinación.</w:t>
+      </w:r>
+    </w:p>
+    <w:p>
+      <w:pPr>
+        <w:pStyle w:val="BodyText"/>
+      </w:pPr>
+      <w:r>
+        <w:t xml:space="preserve">Cada desviación material tiene una decisión de riesgo documentada y propietario.</w:t>
+      </w:r>
+    </w:p>
+    <w:p>
+      <w:pPr>
+        <w:pStyle w:val="BodyText"/>
+      </w:pPr>
+      <w:r>
+        <w:t xml:space="preserve">El inventario de salida abarca datos, cuentas, claves, certificados, agentes, rutas, dispositivos, integraciones, subprocesadores, respaldos, registros, artefactos AI, depósitos legales y pruebas de eliminación.</w:t>
+      </w:r>
+    </w:p>
+    <w:bookmarkEnd w:id="98"/>
+    <w:bookmarkStart w:id="99" w:name="glosario"/>
     <w:p>
       <w:pPr>
         <w:pStyle w:val="Heading2"/>
       </w:pPr>
       <w:r>
-        <w:t xml:space="preserve">30.5 Lista de verificación de contrato y salida</w:t>
+        <w:t xml:space="preserve">30.6 Glosario</w:t>
       </w:r>
     </w:p>
     <w:p>
@@ -7652,33 +7550,119 @@
         <w:pStyle w:val="FirstParagraph"/>
       </w:pPr>
       <w:r>
-        <w:t xml:space="preserve">Seguridad, privacidad, confidencialidad, acceso, registro, vulnerabilidad, desarrollo, uso de datos, capacitación de IA, ubicación, subprocesador, garantía, auditoría, incidente, resiliencia, cambio, seguro/liability, rescisión, transición, retorno, eliminación y revisión de las obligaciones posteriores a la determinación.</w:t>
-      </w:r>
-    </w:p>
-    <w:p>
-      <w:pPr>
-        <w:pStyle w:val="BodyText"/>
-      </w:pPr>
-      <w:r>
-        <w:t xml:space="preserve">Cada desviación material tiene una decisión de riesgo documentada y propietario.</w:t>
-      </w:r>
-    </w:p>
-    <w:p>
-      <w:pPr>
-        <w:pStyle w:val="BodyText"/>
-      </w:pPr>
-      <w:r>
-        <w:t xml:space="preserve">El inventario de salida abarca datos, cuentas, claves, certificados, agentes, rutas, dispositivos, integraciones, subprocesadores, respaldos, registros, artefactos AI, depósitos legales y pruebas de eliminación.</w:t>
-      </w:r>
-    </w:p>
-    <w:bookmarkEnd w:id="109"/>
-    <w:bookmarkStart w:id="110" w:name="glosario"/>
+        <w:t xml:space="preserve">|** |</w:t>
+      </w:r>
+      <w:r>
+        <w:t xml:space="preserve"> </w:t>
+      </w:r>
+      <w:r>
+        <w:t xml:space="preserve">|… |</w:t>
+      </w:r>
+      <w:r>
+        <w:t xml:space="preserve"> </w:t>
+      </w:r>
+      <w:r>
+        <w:t xml:space="preserve">| Attestation | Una declaración o informe que proporciona seguridad sobre la materia especificada.</w:t>
+      </w:r>
+      <w:r>
+        <w:t xml:space="preserve"> </w:t>
+      </w:r>
+      <w:r>
+        <w:t xml:space="preserve">tención C-SCRM Silencioso Ciberseguridad de la gestión del riesgo de cadena de suministro.</w:t>
+      </w:r>
+      <w:r>
+        <w:t xml:space="preserve"> </w:t>
+      </w:r>
+      <w:r>
+        <w:t xml:space="preserve">riesgo de concentración | Exposición creada cuando varios servicios críticos dependen del mismo proveedor, lugar, tecnología o recurso.</w:t>
+      </w:r>
+      <w:r>
+        <w:t xml:space="preserve"> </w:t>
+      </w:r>
+      <w:r>
+        <w:t xml:space="preserve">TEN CUEC | Control complementario de la entidad de usuario: se espera que el cliente realice un control para alcanzar los objetivos del informe. |</w:t>
+      </w:r>
+      <w:r>
+        <w:t xml:space="preserve"> </w:t>
+      </w:r>
+      <w:r>
+        <w:t xml:space="preserve">tención debida diligencia | Investigación investigativa de la información pertinente del proveedor o producto para una decisión informada. |</w:t>
+      </w:r>
+      <w:r>
+        <w:t xml:space="preserve"> </w:t>
+      </w:r>
+      <w:r>
+        <w:t xml:space="preserve">| Primera parte La organización que gestiona su propio riesgo. |</w:t>
+      </w:r>
+      <w:r>
+        <w:t xml:space="preserve"> </w:t>
+      </w:r>
+      <w:r>
+        <w:t xml:space="preserve">TEN FOCI | La propiedad, el control o la influencia extranjeras. |</w:t>
+      </w:r>
+      <w:r>
+        <w:t xml:space="preserve"> </w:t>
+      </w:r>
+      <w:r>
+        <w:t xml:space="preserve">| Cuarta Parte | Un proveedor o dependencia utilizado por el tercero de la organización. |</w:t>
+      </w:r>
+      <w:r>
+        <w:t xml:space="preserve"> </w:t>
+      </w:r>
+      <w:r>
+        <w:t xml:space="preserve">tención Riesgo hereditario tención riesgo antes de considerar controles o tratamiento. |</w:t>
+      </w:r>
+      <w:r>
+        <w:t xml:space="preserve"> </w:t>
+      </w:r>
+      <w:r>
+        <w:t xml:space="preserve">← Provenencia | Origen rastreable e historia de un producto, componente, código, datos o proceso.</w:t>
+      </w:r>
+      <w:r>
+        <w:t xml:space="preserve"> </w:t>
+      </w:r>
+      <w:r>
+        <w:t xml:space="preserve">| Riesgo residual | El riesgo permanece después del tratamiento.</w:t>
+      </w:r>
+      <w:r>
+        <w:t xml:space="preserve"> </w:t>
+      </w:r>
+      <w:r>
+        <w:t xml:space="preserve">tención de riesgo | Cantidad y tipo de riesgo que una organización está dispuesta a perseguir o retener. |</w:t>
+      </w:r>
+      <w:r>
+        <w:t xml:space="preserve"> </w:t>
+      </w:r>
+      <w:r>
+        <w:t xml:space="preserve">TEN SBOM | Proyecto de ley de materiales: un inventario de componentes estructurado.</w:t>
+      </w:r>
+      <w:r>
+        <w:t xml:space="preserve"> </w:t>
+      </w:r>
+      <w:r>
+        <w:t xml:space="preserve">| Subprocesador | Una parte comprometida por un procesador para procesar datos personales. |</w:t>
+      </w:r>
+      <w:r>
+        <w:t xml:space="preserve"> </w:t>
+      </w:r>
+      <w:r>
+        <w:t xml:space="preserve">| Una organización externa, producto, servicio o persona que apoye a la organización. |</w:t>
+      </w:r>
+      <w:r>
+        <w:t xml:space="preserve"> </w:t>
+      </w:r>
+      <w:r>
+        <w:t xml:space="preserve">TENER TPRM | Gestión del riesgo de terceros a través del ciclo de vida de relación.</w:t>
+      </w:r>
+    </w:p>
+    <w:bookmarkEnd w:id="99"/>
+    <w:bookmarkStart w:id="100" w:name="subject-index"/>
     <w:p>
       <w:pPr>
         <w:pStyle w:val="Heading2"/>
       </w:pPr>
       <w:r>
-        <w:t xml:space="preserve">30.6 Glosario</w:t>
+        <w:t xml:space="preserve">30.7 Subject index</w:t>
       </w:r>
     </w:p>
     <w:p>
@@ -7686,119 +7670,143 @@
         <w:pStyle w:val="FirstParagraph"/>
       </w:pPr>
       <w:r>
-        <w:t xml:space="preserve">Silencio**</w:t>
-      </w:r>
-      <w:r>
-        <w:t xml:space="preserve"> </w:t>
-      </w:r>
-      <w:r>
-        <w:t xml:space="preserve">Silencio…</w:t>
-      </w:r>
-      <w:r>
-        <w:t xml:space="preserve"> </w:t>
-      </w:r>
-      <w:r>
-        <w:t xml:space="preserve">Silencio Attestation Silencio Una declaración o informe que proporciona seguridad sobre la materia especificada.</w:t>
-      </w:r>
-      <w:r>
-        <w:t xml:space="preserve"> </w:t>
-      </w:r>
-      <w:r>
-        <w:t xml:space="preserve">tención C-SCRM Silencioso Ciberseguridad de la gestión del riesgo de cadena de suministro.</w:t>
-      </w:r>
-      <w:r>
-        <w:t xml:space="preserve"> </w:t>
-      </w:r>
-      <w:r>
-        <w:t xml:space="preserve">riesgo de concentración TENIDO Exposición creada cuando varios servicios críticos dependen del mismo proveedor, lugar, tecnología o recurso.</w:t>
-      </w:r>
-      <w:r>
-        <w:t xml:space="preserve"> </w:t>
-      </w:r>
-      <w:r>
-        <w:t xml:space="preserve">TEN CUEC TENIDO Control complementario de la entidad de usuario: se espera que el cliente realice un control para alcanzar los objetivos del informe. Silencio</w:t>
-      </w:r>
-      <w:r>
-        <w:t xml:space="preserve"> </w:t>
-      </w:r>
-      <w:r>
-        <w:t xml:space="preserve">tención debida diligencia Silencio Investigación investigativa de la información pertinente del proveedor o producto para una decisión informada. Silencio</w:t>
-      </w:r>
-      <w:r>
-        <w:t xml:space="preserve"> </w:t>
-      </w:r>
-      <w:r>
-        <w:t xml:space="preserve">Silencio Primera parte La organización que gestiona su propio riesgo.</w:t>
-      </w:r>
-      <w:r>
-        <w:t xml:space="preserve"> </w:t>
-      </w:r>
-      <w:r>
-        <w:t xml:space="preserve">TEN FOCI TENIDO La propiedad, el control o la influencia extranjeras. TEN</w:t>
-      </w:r>
-      <w:r>
-        <w:t xml:space="preserve"> </w:t>
-      </w:r>
-      <w:r>
-        <w:t xml:space="preserve">Silencio Cuarta Parte Silencio Un proveedor o dependencia utilizado por el tercero de la organización. Silencio</w:t>
-      </w:r>
-      <w:r>
-        <w:t xml:space="preserve"> </w:t>
-      </w:r>
-      <w:r>
-        <w:t xml:space="preserve">tención Riesgo hereditario tención riesgo antes de considerar controles o tratamiento. Silencio</w:t>
-      </w:r>
-      <w:r>
-        <w:t xml:space="preserve"> </w:t>
-      </w:r>
-      <w:r>
-        <w:t xml:space="preserve">← Provenencia Silencio Origen rastreable e historia de un producto, componente, código, datos o proceso.</w:t>
-      </w:r>
-      <w:r>
-        <w:t xml:space="preserve"> </w:t>
-      </w:r>
-      <w:r>
-        <w:t xml:space="preserve">TENIDO Riesgo residual TENIDO El riesgo permanece después del tratamiento.</w:t>
-      </w:r>
-      <w:r>
-        <w:t xml:space="preserve"> </w:t>
-      </w:r>
-      <w:r>
-        <w:t xml:space="preserve">tención de riesgo TENIDO Cantidad y tipo de riesgo que una organización está dispuesta a perseguir o retener. Silencio</w:t>
-      </w:r>
-      <w:r>
-        <w:t xml:space="preserve"> </w:t>
-      </w:r>
-      <w:r>
-        <w:t xml:space="preserve">TEN SBOM TENIDO Proyecto de ley de materiales: un inventario de componentes estructurado.</w:t>
-      </w:r>
-      <w:r>
-        <w:t xml:space="preserve"> </w:t>
-      </w:r>
-      <w:r>
-        <w:t xml:space="preserve">Silencio Subprocesador Silencio Una parte comprometida por un procesador para procesar datos personales. Silencio</w:t>
-      </w:r>
-      <w:r>
-        <w:t xml:space="preserve"> </w:t>
-      </w:r>
-      <w:r>
-        <w:t xml:space="preserve">Silencio Una organización externa, producto, servicio o persona que apoye a la organización. Silencio</w:t>
-      </w:r>
-      <w:r>
-        <w:t xml:space="preserve"> </w:t>
-      </w:r>
-      <w:r>
-        <w:t xml:space="preserve">TENER TPRM TENIDO Gestión del riesgo de terceros a través del ciclo de vida de relación.</w:t>
-      </w:r>
-    </w:p>
-    <w:bookmarkEnd w:id="110"/>
-    <w:bookmarkStart w:id="111" w:name="subject-index"/>
+        <w:t xml:space="preserve">Subjeto**</w:t>
+      </w:r>
+      <w:r>
+        <w:t xml:space="preserve"> </w:t>
+      </w:r>
+      <w:r>
+        <w:t xml:space="preserve">|… |</w:t>
+      </w:r>
+      <w:r>
+        <w:t xml:space="preserve"> </w:t>
+      </w:r>
+      <w:r>
+        <w:t xml:space="preserve">Silenciosos vendedores de inteligencia artificial</w:t>
+      </w:r>
+      <w:r>
+        <w:t xml:space="preserve"> </w:t>
+      </w:r>
+      <w:r>
+        <w:t xml:space="preserve">| Nube / SaaS |</w:t>
+      </w:r>
+      <w:r>
+        <w:t xml:space="preserve"> </w:t>
+      </w:r>
+      <w:r>
+        <w:t xml:space="preserve">Silencioso Concentración</w:t>
+      </w:r>
+      <w:r>
+        <w:t xml:space="preserve"> </w:t>
+      </w:r>
+      <w:r>
+        <w:t xml:space="preserve">| LOS CONTRATOS | 9, 30</w:t>
+      </w:r>
+      <w:r>
+        <w:t xml:space="preserve"> </w:t>
+      </w:r>
+      <w:r>
+        <w:t xml:space="preserve">Silencioso</w:t>
+      </w:r>
+      <w:r>
+        <w:t xml:space="preserve"> </w:t>
+      </w:r>
+      <w:r>
+        <w:t xml:space="preserve">Evidencia en la vida 7, 23</w:t>
+      </w:r>
+      <w:r>
+        <w:t xml:space="preserve"> </w:t>
+      </w:r>
+      <w:r>
+        <w:t xml:space="preserve">← Exit | 19, 30</w:t>
+      </w:r>
+      <w:r>
+        <w:t xml:space="preserve"> </w:t>
+      </w:r>
+      <w:r>
+        <w:t xml:space="preserve">| cuartos de las partes |</w:t>
+      </w:r>
+      <w:r>
+        <w:t xml:space="preserve"> </w:t>
+      </w:r>
+      <w:r>
+        <w:t xml:space="preserve">Silenciosos incidentes</w:t>
+      </w:r>
+      <w:r>
+        <w:t xml:space="preserve"> </w:t>
+      </w:r>
+      <w:r>
+        <w:t xml:space="preserve">| Inventario / Tiering | 4</w:t>
+      </w:r>
+      <w:r>
+        <w:t xml:space="preserve"> </w:t>
+      </w:r>
+      <w:r>
+        <w:t xml:space="preserve">Silencioso analista junior</w:t>
+      </w:r>
+      <w:r>
+        <w:t xml:space="preserve"> </w:t>
+      </w:r>
+      <w:r>
+        <w:t xml:space="preserve">TENCIÓN TERRITORIO | 23, 25 ANTE</w:t>
+      </w:r>
+      <w:r>
+        <w:t xml:space="preserve"> </w:t>
+      </w:r>
+      <w:r>
+        <w:t xml:space="preserve">| NIST CSF GV.SC | 20 |</w:t>
+      </w:r>
+      <w:r>
+        <w:t xml:space="preserve"> </w:t>
+      </w:r>
+      <w:r>
+        <w:t xml:space="preserve">TEN TERRITORIO NIST SP 1326 Silencioso 6, 21</w:t>
+      </w:r>
+      <w:r>
+        <w:t xml:space="preserve"> </w:t>
+      </w:r>
+      <w:r>
+        <w:t xml:space="preserve">| Herramientas de código abierto | 24 |</w:t>
+      </w:r>
+      <w:r>
+        <w:t xml:space="preserve"> </w:t>
+      </w:r>
+      <w:r>
+        <w:t xml:space="preserve">confidencialidad | 18</w:t>
+      </w:r>
+      <w:r>
+        <w:t xml:space="preserve"> </w:t>
+      </w:r>
+      <w:r>
+        <w:t xml:space="preserve">| ANTERIOR DE PRESUPUESTO |</w:t>
+      </w:r>
+      <w:r>
+        <w:t xml:space="preserve"> </w:t>
+      </w:r>
+      <w:r>
+        <w:t xml:space="preserve">| SBOM / software | 16, 24 |</w:t>
+      </w:r>
+      <w:r>
+        <w:t xml:space="preserve"> </w:t>
+      </w:r>
+      <w:r>
+        <w:t xml:space="preserve">| SOC 2 / ISO evidencia | 7 |</w:t>
+      </w:r>
+      <w:r>
+        <w:t xml:space="preserve"> </w:t>
+      </w:r>
+      <w:r>
+        <w:t xml:space="preserve">Silencioso de la vigilancia de los proveedores</w:t>
+      </w:r>
+    </w:p>
+    <w:bookmarkEnd w:id="100"/>
+    <w:bookmarkStart w:id="104" w:name="referencias-oficiales"/>
     <w:p>
       <w:pPr>
         <w:pStyle w:val="Heading2"/>
       </w:pPr>
       <w:r>
-        <w:t xml:space="preserve">30.7 Subject index</w:t>
+        <w:t xml:space="preserve">30.8 Referencias oficiales</w:t>
       </w:r>
     </w:p>
     <w:p>
@@ -7806,150 +7814,6 @@
         <w:pStyle w:val="FirstParagraph"/>
       </w:pPr>
       <w:r>
-        <w:t xml:space="preserve">Subjeto**</w:t>
-      </w:r>
-      <w:r>
-        <w:t xml:space="preserve"> </w:t>
-      </w:r>
-      <w:r>
-        <w:t xml:space="preserve">Silencio…</w:t>
-      </w:r>
-      <w:r>
-        <w:t xml:space="preserve"> </w:t>
-      </w:r>
-      <w:r>
-        <w:t xml:space="preserve">Silenciosos vendedores de inteligencia artificial</w:t>
-      </w:r>
-      <w:r>
-        <w:t xml:space="preserve"> </w:t>
-      </w:r>
-      <w:r>
-        <w:t xml:space="preserve">Silencio Nube / SaaS</w:t>
-      </w:r>
-      <w:r>
-        <w:t xml:space="preserve"> </w:t>
-      </w:r>
-      <w:r>
-        <w:t xml:space="preserve">Silencioso Concentración</w:t>
-      </w:r>
-      <w:r>
-        <w:t xml:space="preserve"> </w:t>
-      </w:r>
-      <w:r>
-        <w:t xml:space="preserve">TENIDO LOS CONTRATOS TENIDO 9, 30</w:t>
-      </w:r>
-      <w:r>
-        <w:t xml:space="preserve"> </w:t>
-      </w:r>
-      <w:r>
-        <w:t xml:space="preserve">Silencioso</w:t>
-      </w:r>
-      <w:r>
-        <w:t xml:space="preserve"> </w:t>
-      </w:r>
-      <w:r>
-        <w:t xml:space="preserve">Evidencia en la vida 7, 23</w:t>
-      </w:r>
-      <w:r>
-        <w:t xml:space="preserve"> </w:t>
-      </w:r>
-      <w:r>
-        <w:t xml:space="preserve">← Exit Silencio 19, 30</w:t>
-      </w:r>
-      <w:r>
-        <w:t xml:space="preserve"> </w:t>
-      </w:r>
-      <w:r>
-        <w:t xml:space="preserve">Silencio cuartos de las partes</w:t>
-      </w:r>
-      <w:r>
-        <w:t xml:space="preserve"> </w:t>
-      </w:r>
-      <w:r>
-        <w:t xml:space="preserve">Silenciosos incidentes</w:t>
-      </w:r>
-      <w:r>
-        <w:t xml:space="preserve"> </w:t>
-      </w:r>
-      <w:r>
-        <w:t xml:space="preserve">Silencio Inventario / Tiering Silencio 4</w:t>
-      </w:r>
-      <w:r>
-        <w:t xml:space="preserve"> </w:t>
-      </w:r>
-      <w:r>
-        <w:t xml:space="preserve">Silencioso analista junior</w:t>
-      </w:r>
-      <w:r>
-        <w:t xml:space="preserve"> </w:t>
-      </w:r>
-      <w:r>
-        <w:t xml:space="preserve">TENCIÓN TERRITORIO TENIDO 23, 25 ANTE</w:t>
-      </w:r>
-      <w:r>
-        <w:t xml:space="preserve"> </w:t>
-      </w:r>
-      <w:r>
-        <w:t xml:space="preserve">Silencio NIST CSF GV.SC Silencio 20 Silencio</w:t>
-      </w:r>
-      <w:r>
-        <w:t xml:space="preserve"> </w:t>
-      </w:r>
-      <w:r>
-        <w:t xml:space="preserve">TEN TERRITORIO NIST SP 1326 Silencioso 6, 21</w:t>
-      </w:r>
-      <w:r>
-        <w:t xml:space="preserve"> </w:t>
-      </w:r>
-      <w:r>
-        <w:t xml:space="preserve">Silencio Herramientas de código abierto Silencio 24 Silencio</w:t>
-      </w:r>
-      <w:r>
-        <w:t xml:space="preserve"> </w:t>
-      </w:r>
-      <w:r>
-        <w:t xml:space="preserve">confidencialidad Silencio 18</w:t>
-      </w:r>
-      <w:r>
-        <w:t xml:space="preserve"> </w:t>
-      </w:r>
-      <w:r>
-        <w:t xml:space="preserve">TENIDO ANTERIOR DE PRESUPUESTO</w:t>
-      </w:r>
-      <w:r>
-        <w:t xml:space="preserve"> </w:t>
-      </w:r>
-      <w:r>
-        <w:t xml:space="preserve">Silencio SBOM / software Silencio 16, 24 Silencio</w:t>
-      </w:r>
-      <w:r>
-        <w:t xml:space="preserve"> </w:t>
-      </w:r>
-      <w:r>
-        <w:t xml:space="preserve">Silencio SOC 2 / ISO evidencia TENIDO 7 Silencio</w:t>
-      </w:r>
-      <w:r>
-        <w:t xml:space="preserve"> </w:t>
-      </w:r>
-      <w:r>
-        <w:t xml:space="preserve">Silencioso de la vigilancia de los proveedores</w:t>
-      </w:r>
-    </w:p>
-    <w:bookmarkEnd w:id="111"/>
-    <w:bookmarkStart w:id="115" w:name="referencias-oficiales"/>
-    <w:p>
-      <w:pPr>
-        <w:pStyle w:val="Heading2"/>
-      </w:pPr>
-      <w:r>
-        <w:t xml:space="preserve">30.8 Referencias oficiales</w:t>
-      </w:r>
-    </w:p>
-    <w:p>
-      <w:pPr>
-        <w:pStyle w:val="FirstParagraph"/>
-      </w:pPr>
-      <w:r>
         <w:t xml:space="preserve">[Seguido]u Guía de inicio rápido para la evaluación de la diligencia debida</w:t>
       </w:r>
     </w:p>
@@ -7957,7 +7821,7 @@
       <w:pPr>
         <w:pStyle w:val="BodyText"/>
       </w:pPr>
-      <w:hyperlink r:id="rId112">
+      <w:hyperlink r:id="rId101">
         <w:r>
           <w:rPr>
             <w:rStyle w:val="Hyperlink"/>
@@ -7986,7 +7850,7 @@
       <w:pPr>
         <w:pStyle w:val="BodyText"/>
       </w:pPr>
-      <w:hyperlink r:id="rId113">
+      <w:hyperlink r:id="rId102">
         <w:r>
           <w:rPr>
             <w:rStyle w:val="Hyperlink"/>
@@ -8039,7 +7903,7 @@
       <w:pPr>
         <w:pStyle w:val="BodyText"/>
       </w:pPr>
-      <w:hyperlink r:id="rId114">
+      <w:hyperlink r:id="rId103">
         <w:r>
           <w:rPr>
             <w:rStyle w:val="Hyperlink"/>
@@ -8061,15 +7925,9 @@
         <w:pStyle w:val="BodyText"/>
       </w:pPr>
       <w:r>
-        <w:t xml:space="preserve">Silencio</w:t>
-      </w:r>
-      <w:r>
-        <w:t xml:space="preserve"> </w:t>
-      </w:r>
-      <w:r>
         <w:rPr>
+          <w:b/>
           <w:bCs/>
-          <w:b/>
         </w:rPr>
         <w:t xml:space="preserve">Recuerdo final:</w:t>
       </w:r>
@@ -8077,18 +7935,24 @@
         <w:t xml:space="preserve"> </w:t>
       </w:r>
       <w:r>
-        <w:t xml:space="preserve">Cambio de marcos, orientaciones, leyes, contratos, proveedores, amenazas, herramientas, productos e interpretaciones oficiales. Confirme la fuente oficial actual y las obligaciones aplicables antes de una decisión o evaluación real. Silencio</w:t>
-      </w:r>
-      <w:r>
-        <w:t xml:space="preserve"> </w:t>
-      </w:r>
-      <w:r>
-        <w:t xml:space="preserve">Silencio.</w:t>
-      </w:r>
-    </w:p>
-    <w:bookmarkEnd w:id="115"/>
-    <w:bookmarkEnd w:id="116"/>
-    <w:sectPr/>
+        <w:t xml:space="preserve">Cambio de marcos, orientaciones, leyes, contratos, proveedores, amenazas, herramientas, productos e interpretaciones oficiales. Confirme la fuente oficial actual y las obligaciones aplicables antes de una decisión o evaluación real. |</w:t>
+      </w:r>
+    </w:p>
+    <w:p>
+      <w:pPr>
+        <w:pStyle w:val="BodyText"/>
+      </w:pPr>
+      <w:r>
+        <w:t xml:space="preserve">|. |</w:t>
+      </w:r>
+    </w:p>
+    <w:bookmarkEnd w:id="104"/>
+    <w:bookmarkEnd w:id="105"/>
+    <w:sectPr>
+      <w:footnotePr>
+        <w:numRestart w:val="eachSect"/>
+      </w:footnotePr>
+    </w:sectPr>
   </w:body>
 </w:document>
 </file>
@@ -8119,14 +7983,14 @@
 <file path=word/numbering.xml><?xml version="1.0" encoding="utf-8"?>
 <w:numbering xmlns:w="http://schemas.openxmlformats.org/wordprocessingml/2006/main">
   <w:abstractNum w:abstractNumId="990">
-    <w:nsid w:val="A990"/>
+    <w:nsid w:val="0000A990"/>
     <w:multiLevelType w:val="multilevel"/>
     <w:lvl w:ilvl="0">
       <w:numFmt w:val="bullet"/>
       <w:lvlText w:val=" "/>
       <w:lvlJc w:val="left"/>
       <w:pPr>
-        <w:ind w:left="720" w:hanging="480"/>
+        <w:ind w:left="720" w:hanging="360"/>
       </w:pPr>
     </w:lvl>
     <w:lvl w:ilvl="1">
@@ -8134,7 +7998,7 @@
       <w:lvlText w:val=" "/>
       <w:lvlJc w:val="left"/>
       <w:pPr>
-        <w:ind w:left="1440" w:hanging="480"/>
+        <w:ind w:left="1440" w:hanging="360"/>
       </w:pPr>
     </w:lvl>
     <w:lvl w:ilvl="2">
@@ -8142,7 +8006,7 @@
       <w:lvlText w:val=" "/>
       <w:lvlJc w:val="left"/>
       <w:pPr>
-        <w:ind w:left="2160" w:hanging="480"/>
+        <w:ind w:left="2160" w:hanging="360"/>
       </w:pPr>
     </w:lvl>
     <w:lvl w:ilvl="3">
@@ -8150,7 +8014,7 @@
       <w:lvlText w:val=" "/>
       <w:lvlJc w:val="left"/>
       <w:pPr>
-        <w:ind w:left="2880" w:hanging="480"/>
+        <w:ind w:left="2880" w:hanging="360"/>
       </w:pPr>
     </w:lvl>
     <w:lvl w:ilvl="4">
@@ -8158,7 +8022,7 @@
       <w:lvlText w:val=" "/>
       <w:lvlJc w:val="left"/>
       <w:pPr>
-        <w:ind w:left="3600" w:hanging="480"/>
+        <w:ind w:left="3600" w:hanging="360"/>
       </w:pPr>
     </w:lvl>
     <w:lvl w:ilvl="5">
@@ -8166,7 +8030,7 @@
       <w:lvlText w:val=" "/>
       <w:lvlJc w:val="left"/>
       <w:pPr>
-        <w:ind w:left="4320" w:hanging="480"/>
+        <w:ind w:left="4320" w:hanging="360"/>
       </w:pPr>
     </w:lvl>
     <w:lvl w:ilvl="6">
@@ -8174,7 +8038,7 @@
       <w:lvlText w:val=" "/>
       <w:lvlJc w:val="left"/>
       <w:pPr>
-        <w:ind w:left="5040" w:hanging="480"/>
+        <w:ind w:left="5040" w:hanging="360"/>
       </w:pPr>
     </w:lvl>
     <w:lvl w:ilvl="7">
@@ -8182,7 +8046,7 @@
       <w:lvlText w:val=" "/>
       <w:lvlJc w:val="left"/>
       <w:pPr>
-        <w:ind w:left="5760" w:hanging="480"/>
+        <w:ind w:left="5760" w:hanging="360"/>
       </w:pPr>
     </w:lvl>
     <w:lvl w:ilvl="8">
@@ -8190,88 +8054,115 @@
       <w:lvlText w:val=" "/>
       <w:lvlJc w:val="left"/>
       <w:pPr>
-        <w:ind w:left="6480" w:hanging="480"/>
+        <w:ind w:left="6480" w:hanging="360"/>
       </w:pPr>
     </w:lvl>
   </w:abstractNum>
   <w:abstractNum w:abstractNumId="991">
-    <w:nsid w:val="A991"/>
+    <w:nsid w:val="0000A991"/>
     <w:multiLevelType w:val="multilevel"/>
     <w:lvl w:ilvl="0">
       <w:numFmt w:val="bullet"/>
-      <w:lvlText w:val="•"/>
-      <w:lvlJc w:val="left"/>
-      <w:pPr>
-        <w:ind w:left="720" w:hanging="480"/>
-      </w:pPr>
+      <w:lvlText w:val=""/>
+      <w:lvlJc w:val="left"/>
+      <w:pPr>
+        <w:ind w:left="720" w:hanging="360"/>
+      </w:pPr>
+      <w:rPr>
+        <w:rFonts w:ascii="Symbol" w:hAnsi="Symbol" w:cs="Symbol" w:hint="default"/>
+      </w:rPr>
     </w:lvl>
     <w:lvl w:ilvl="1">
       <w:numFmt w:val="bullet"/>
-      <w:lvlText w:val="–"/>
-      <w:lvlJc w:val="left"/>
-      <w:pPr>
-        <w:ind w:left="1440" w:hanging="480"/>
-      </w:pPr>
+      <w:lvlText w:val="o"/>
+      <w:lvlJc w:val="left"/>
+      <w:pPr>
+        <w:ind w:left="1440" w:hanging="360"/>
+      </w:pPr>
+      <w:rPr>
+        <w:rFonts w:ascii="Courier New" w:hAnsi="Courier New" w:cs="Courier New" w:hint="default"/>
+      </w:rPr>
     </w:lvl>
     <w:lvl w:ilvl="2">
       <w:numFmt w:val="bullet"/>
-      <w:lvlText w:val="•"/>
-      <w:lvlJc w:val="left"/>
-      <w:pPr>
-        <w:ind w:left="2160" w:hanging="480"/>
-      </w:pPr>
+      <w:lvlText w:val=""/>
+      <w:lvlJc w:val="left"/>
+      <w:pPr>
+        <w:ind w:left="2160" w:hanging="360"/>
+      </w:pPr>
+      <w:rPr>
+        <w:rFonts w:ascii="Wingdings" w:hAnsi="Wingdings" w:cs="Wingdings" w:hint="default"/>
+      </w:rPr>
     </w:lvl>
     <w:lvl w:ilvl="3">
       <w:numFmt w:val="bullet"/>
-      <w:lvlText w:val="–"/>
-      <w:lvlJc w:val="left"/>
-      <w:pPr>
-        <w:ind w:left="2880" w:hanging="480"/>
-      </w:pPr>
+      <w:lvlText w:val=""/>
+      <w:lvlJc w:val="left"/>
+      <w:pPr>
+        <w:ind w:left="2880" w:hanging="360"/>
+      </w:pPr>
+      <w:rPr>
+        <w:rFonts w:ascii="Symbol" w:hAnsi="Symbol" w:cs="Symbol" w:hint="default"/>
+      </w:rPr>
     </w:lvl>
     <w:lvl w:ilvl="4">
       <w:numFmt w:val="bullet"/>
-      <w:lvlText w:val="•"/>
-      <w:lvlJc w:val="left"/>
-      <w:pPr>
-        <w:ind w:left="3600" w:hanging="480"/>
-      </w:pPr>
+      <w:lvlText w:val="o"/>
+      <w:lvlJc w:val="left"/>
+      <w:pPr>
+        <w:ind w:left="3600" w:hanging="360"/>
+      </w:pPr>
+      <w:rPr>
+        <w:rFonts w:ascii="Courier New" w:hAnsi="Courier New" w:cs="Courier New" w:hint="default"/>
+      </w:rPr>
     </w:lvl>
     <w:lvl w:ilvl="5">
       <w:numFmt w:val="bullet"/>
-      <w:lvlText w:val="–"/>
-      <w:lvlJc w:val="left"/>
-      <w:pPr>
-        <w:ind w:left="4320" w:hanging="480"/>
-      </w:pPr>
+      <w:lvlText w:val=""/>
+      <w:lvlJc w:val="left"/>
+      <w:pPr>
+        <w:ind w:left="4320" w:hanging="360"/>
+      </w:pPr>
+      <w:rPr>
+        <w:rFonts w:ascii="Wingdings" w:hAnsi="Wingdings" w:cs="Wingdings" w:hint="default"/>
+      </w:rPr>
     </w:lvl>
     <w:lvl w:ilvl="6">
       <w:numFmt w:val="bullet"/>
-      <w:lvlText w:val="•"/>
-      <w:lvlJc w:val="left"/>
-      <w:pPr>
-        <w:ind w:left="5040" w:hanging="480"/>
-      </w:pPr>
+      <w:lvlText w:val=""/>
+      <w:lvlJc w:val="left"/>
+      <w:pPr>
+        <w:ind w:left="5040" w:hanging="360"/>
+      </w:pPr>
+      <w:rPr>
+        <w:rFonts w:ascii="Symbol" w:hAnsi="Symbol" w:cs="Symbol" w:hint="default"/>
+      </w:rPr>
     </w:lvl>
     <w:lvl w:ilvl="7">
       <w:numFmt w:val="bullet"/>
-      <w:lvlText w:val="–"/>
-      <w:lvlJc w:val="left"/>
-      <w:pPr>
-        <w:ind w:left="5760" w:hanging="480"/>
-      </w:pPr>
+      <w:lvlText w:val="o"/>
+      <w:lvlJc w:val="left"/>
+      <w:pPr>
+        <w:ind w:left="5760" w:hanging="360"/>
+      </w:pPr>
+      <w:rPr>
+        <w:rFonts w:ascii="Courier New" w:hAnsi="Courier New" w:cs="Courier New" w:hint="default"/>
+      </w:rPr>
     </w:lvl>
     <w:lvl w:ilvl="8">
       <w:numFmt w:val="bullet"/>
-      <w:lvlText w:val="•"/>
-      <w:lvlJc w:val="left"/>
-      <w:pPr>
-        <w:ind w:left="6480" w:hanging="480"/>
-      </w:pPr>
+      <w:lvlText w:val=""/>
+      <w:lvlJc w:val="left"/>
+      <w:pPr>
+        <w:ind w:left="6480" w:hanging="360"/>
+      </w:pPr>
+      <w:rPr>
+        <w:rFonts w:ascii="Wingdings" w:hAnsi="Wingdings" w:cs="Wingdings" w:hint="default"/>
+      </w:rPr>
     </w:lvl>
   </w:abstractNum>
   <w:abstractNum w:abstractNumId="99412">
-    <w:nsid w:val="A99412"/>
+    <w:nsid w:val="00A99412"/>
     <w:multiLevelType w:val="multilevel"/>
     <w:lvl w:ilvl="0">
       <w:start w:val="2"/>
@@ -8279,7 +8170,7 @@
       <w:lvlText w:val="%1."/>
       <w:lvlJc w:val="left"/>
       <w:pPr>
-        <w:ind w:left="720" w:hanging="480"/>
+        <w:ind w:left="720" w:hanging="360"/>
       </w:pPr>
     </w:lvl>
     <w:lvl w:ilvl="1">
@@ -8288,7 +8179,7 @@
       <w:lvlText w:val="%2."/>
       <w:lvlJc w:val="left"/>
       <w:pPr>
-        <w:ind w:left="1440" w:hanging="480"/>
+        <w:ind w:left="1440" w:hanging="360"/>
       </w:pPr>
     </w:lvl>
     <w:lvl w:ilvl="2">
@@ -8297,7 +8188,7 @@
       <w:lvlText w:val="%3."/>
       <w:lvlJc w:val="left"/>
       <w:pPr>
-        <w:ind w:left="2160" w:hanging="480"/>
+        <w:ind w:left="2160" w:hanging="360"/>
       </w:pPr>
     </w:lvl>
     <w:lvl w:ilvl="3">
@@ -8306,7 +8197,7 @@
       <w:lvlText w:val="%4."/>
       <w:lvlJc w:val="left"/>
       <w:pPr>
-        <w:ind w:left="2880" w:hanging="480"/>
+        <w:ind w:left="2880" w:hanging="360"/>
       </w:pPr>
     </w:lvl>
     <w:lvl w:ilvl="4">
@@ -8315,7 +8206,7 @@
       <w:lvlText w:val="%5."/>
       <w:lvlJc w:val="left"/>
       <w:pPr>
-        <w:ind w:left="3600" w:hanging="480"/>
+        <w:ind w:left="3600" w:hanging="360"/>
       </w:pPr>
     </w:lvl>
     <w:lvl w:ilvl="5">
@@ -8324,7 +8215,7 @@
       <w:lvlText w:val="%6."/>
       <w:lvlJc w:val="left"/>
       <w:pPr>
-        <w:ind w:left="4320" w:hanging="480"/>
+        <w:ind w:left="4320" w:hanging="360"/>
       </w:pPr>
     </w:lvl>
     <w:lvl w:ilvl="6">
@@ -8333,7 +8224,7 @@
       <w:lvlText w:val="%7."/>
       <w:lvlJc w:val="left"/>
       <w:pPr>
-        <w:ind w:left="5040" w:hanging="480"/>
+        <w:ind w:left="5040" w:hanging="360"/>
       </w:pPr>
     </w:lvl>
     <w:lvl w:ilvl="7">
@@ -8342,7 +8233,7 @@
       <w:lvlText w:val="%8."/>
       <w:lvlJc w:val="left"/>
       <w:pPr>
-        <w:ind w:left="5760" w:hanging="480"/>
+        <w:ind w:left="5760" w:hanging="360"/>
       </w:pPr>
     </w:lvl>
     <w:lvl w:ilvl="8">
@@ -8351,12 +8242,12 @@
       <w:lvlText w:val="%9."/>
       <w:lvlJc w:val="left"/>
       <w:pPr>
-        <w:ind w:left="6480" w:hanging="480"/>
+        <w:ind w:left="6480" w:hanging="360"/>
       </w:pPr>
     </w:lvl>
   </w:abstractNum>
   <w:abstractNum w:abstractNumId="99413">
-    <w:nsid w:val="A99413"/>
+    <w:nsid w:val="00A99413"/>
     <w:multiLevelType w:val="multilevel"/>
     <w:lvl w:ilvl="0">
       <w:start w:val="3"/>
@@ -8364,7 +8255,7 @@
       <w:lvlText w:val="%1."/>
       <w:lvlJc w:val="left"/>
       <w:pPr>
-        <w:ind w:left="720" w:hanging="480"/>
+        <w:ind w:left="720" w:hanging="360"/>
       </w:pPr>
     </w:lvl>
     <w:lvl w:ilvl="1">
@@ -8373,7 +8264,7 @@
       <w:lvlText w:val="%2."/>
       <w:lvlJc w:val="left"/>
       <w:pPr>
-        <w:ind w:left="1440" w:hanging="480"/>
+        <w:ind w:left="1440" w:hanging="360"/>
       </w:pPr>
     </w:lvl>
     <w:lvl w:ilvl="2">
@@ -8382,7 +8273,7 @@
       <w:lvlText w:val="%3."/>
       <w:lvlJc w:val="left"/>
       <w:pPr>
-        <w:ind w:left="2160" w:hanging="480"/>
+        <w:ind w:left="2160" w:hanging="360"/>
       </w:pPr>
     </w:lvl>
     <w:lvl w:ilvl="3">
@@ -8391,7 +8282,7 @@
       <w:lvlText w:val="%4."/>
       <w:lvlJc w:val="left"/>
       <w:pPr>
-        <w:ind w:left="2880" w:hanging="480"/>
+        <w:ind w:left="2880" w:hanging="360"/>
       </w:pPr>
     </w:lvl>
     <w:lvl w:ilvl="4">
@@ -8400,7 +8291,7 @@
       <w:lvlText w:val="%5."/>
       <w:lvlJc w:val="left"/>
       <w:pPr>
-        <w:ind w:left="3600" w:hanging="480"/>
+        <w:ind w:left="3600" w:hanging="360"/>
       </w:pPr>
     </w:lvl>
     <w:lvl w:ilvl="5">
@@ -8409,7 +8300,7 @@
       <w:lvlText w:val="%6."/>
       <w:lvlJc w:val="left"/>
       <w:pPr>
-        <w:ind w:left="4320" w:hanging="480"/>
+        <w:ind w:left="4320" w:hanging="360"/>
       </w:pPr>
     </w:lvl>
     <w:lvl w:ilvl="6">
@@ -8418,7 +8309,7 @@
       <w:lvlText w:val="%7."/>
       <w:lvlJc w:val="left"/>
       <w:pPr>
-        <w:ind w:left="5040" w:hanging="480"/>
+        <w:ind w:left="5040" w:hanging="360"/>
       </w:pPr>
     </w:lvl>
     <w:lvl w:ilvl="7">
@@ -8427,7 +8318,7 @@
       <w:lvlText w:val="%8."/>
       <w:lvlJc w:val="left"/>
       <w:pPr>
-        <w:ind w:left="5760" w:hanging="480"/>
+        <w:ind w:left="5760" w:hanging="360"/>
       </w:pPr>
     </w:lvl>
     <w:lvl w:ilvl="8">
@@ -8436,12 +8327,12 @@
       <w:lvlText w:val="%9."/>
       <w:lvlJc w:val="left"/>
       <w:pPr>
-        <w:ind w:left="6480" w:hanging="480"/>
+        <w:ind w:left="6480" w:hanging="360"/>
       </w:pPr>
     </w:lvl>
   </w:abstractNum>
   <w:abstractNum w:abstractNumId="99415">
-    <w:nsid w:val="A99415"/>
+    <w:nsid w:val="00A99415"/>
     <w:multiLevelType w:val="multilevel"/>
     <w:lvl w:ilvl="0">
       <w:start w:val="5"/>
@@ -8449,7 +8340,7 @@
       <w:lvlText w:val="%1."/>
       <w:lvlJc w:val="left"/>
       <w:pPr>
-        <w:ind w:left="720" w:hanging="480"/>
+        <w:ind w:left="720" w:hanging="360"/>
       </w:pPr>
     </w:lvl>
     <w:lvl w:ilvl="1">
@@ -8458,7 +8349,7 @@
       <w:lvlText w:val="%2."/>
       <w:lvlJc w:val="left"/>
       <w:pPr>
-        <w:ind w:left="1440" w:hanging="480"/>
+        <w:ind w:left="1440" w:hanging="360"/>
       </w:pPr>
     </w:lvl>
     <w:lvl w:ilvl="2">
@@ -8467,7 +8358,7 @@
       <w:lvlText w:val="%3."/>
       <w:lvlJc w:val="left"/>
       <w:pPr>
-        <w:ind w:left="2160" w:hanging="480"/>
+        <w:ind w:left="2160" w:hanging="360"/>
       </w:pPr>
     </w:lvl>
     <w:lvl w:ilvl="3">
@@ -8476,7 +8367,7 @@
       <w:lvlText w:val="%4."/>
       <w:lvlJc w:val="left"/>
       <w:pPr>
-        <w:ind w:left="2880" w:hanging="480"/>
+        <w:ind w:left="2880" w:hanging="360"/>
       </w:pPr>
     </w:lvl>
     <w:lvl w:ilvl="4">
@@ -8485,7 +8376,7 @@
       <w:lvlText w:val="%5."/>
       <w:lvlJc w:val="left"/>
       <w:pPr>
-        <w:ind w:left="3600" w:hanging="480"/>
+        <w:ind w:left="3600" w:hanging="360"/>
       </w:pPr>
     </w:lvl>
     <w:lvl w:ilvl="5">
@@ -8494,7 +8385,7 @@
       <w:lvlText w:val="%6."/>
       <w:lvlJc w:val="left"/>
       <w:pPr>
-        <w:ind w:left="4320" w:hanging="480"/>
+        <w:ind w:left="4320" w:hanging="360"/>
       </w:pPr>
     </w:lvl>
     <w:lvl w:ilvl="6">
@@ -8503,7 +8394,7 @@
       <w:lvlText w:val="%7."/>
       <w:lvlJc w:val="left"/>
       <w:pPr>
-        <w:ind w:left="5040" w:hanging="480"/>
+        <w:ind w:left="5040" w:hanging="360"/>
       </w:pPr>
     </w:lvl>
     <w:lvl w:ilvl="7">
@@ -8512,7 +8403,7 @@
       <w:lvlText w:val="%8."/>
       <w:lvlJc w:val="left"/>
       <w:pPr>
-        <w:ind w:left="5760" w:hanging="480"/>
+        <w:ind w:left="5760" w:hanging="360"/>
       </w:pPr>
     </w:lvl>
     <w:lvl w:ilvl="8">
@@ -8521,12 +8412,12 @@
       <w:lvlText w:val="%9."/>
       <w:lvlJc w:val="left"/>
       <w:pPr>
-        <w:ind w:left="6480" w:hanging="480"/>
+        <w:ind w:left="6480" w:hanging="360"/>
       </w:pPr>
     </w:lvl>
   </w:abstractNum>
   <w:abstractNum w:abstractNumId="99411">
-    <w:nsid w:val="A99411"/>
+    <w:nsid w:val="00A99411"/>
     <w:multiLevelType w:val="multilevel"/>
     <w:lvl w:ilvl="0">
       <w:start w:val="1"/>
@@ -8534,7 +8425,7 @@
       <w:lvlText w:val="%1."/>
       <w:lvlJc w:val="left"/>
       <w:pPr>
-        <w:ind w:left="720" w:hanging="480"/>
+        <w:ind w:left="720" w:hanging="360"/>
       </w:pPr>
     </w:lvl>
     <w:lvl w:ilvl="1">
@@ -8543,7 +8434,7 @@
       <w:lvlText w:val="%2."/>
       <w:lvlJc w:val="left"/>
       <w:pPr>
-        <w:ind w:left="1440" w:hanging="480"/>
+        <w:ind w:left="1440" w:hanging="360"/>
       </w:pPr>
     </w:lvl>
     <w:lvl w:ilvl="2">
@@ -8552,7 +8443,7 @@
       <w:lvlText w:val="%3."/>
       <w:lvlJc w:val="left"/>
       <w:pPr>
-        <w:ind w:left="2160" w:hanging="480"/>
+        <w:ind w:left="2160" w:hanging="360"/>
       </w:pPr>
     </w:lvl>
     <w:lvl w:ilvl="3">
@@ -8561,7 +8452,7 @@
       <w:lvlText w:val="%4."/>
       <w:lvlJc w:val="left"/>
       <w:pPr>
-        <w:ind w:left="2880" w:hanging="480"/>
+        <w:ind w:left="2880" w:hanging="360"/>
       </w:pPr>
     </w:lvl>
     <w:lvl w:ilvl="4">
@@ -8570,7 +8461,7 @@
       <w:lvlText w:val="%5."/>
       <w:lvlJc w:val="left"/>
       <w:pPr>
-        <w:ind w:left="3600" w:hanging="480"/>
+        <w:ind w:left="3600" w:hanging="360"/>
       </w:pPr>
     </w:lvl>
     <w:lvl w:ilvl="5">
@@ -8579,7 +8470,7 @@
       <w:lvlText w:val="%6."/>
       <w:lvlJc w:val="left"/>
       <w:pPr>
-        <w:ind w:left="4320" w:hanging="480"/>
+        <w:ind w:left="4320" w:hanging="360"/>
       </w:pPr>
     </w:lvl>
     <w:lvl w:ilvl="6">
@@ -8588,7 +8479,7 @@
       <w:lvlText w:val="%7."/>
       <w:lvlJc w:val="left"/>
       <w:pPr>
-        <w:ind w:left="5040" w:hanging="480"/>
+        <w:ind w:left="5040" w:hanging="360"/>
       </w:pPr>
     </w:lvl>
     <w:lvl w:ilvl="7">
@@ -8597,7 +8488,7 @@
       <w:lvlText w:val="%8."/>
       <w:lvlJc w:val="left"/>
       <w:pPr>
-        <w:ind w:left="5760" w:hanging="480"/>
+        <w:ind w:left="5760" w:hanging="360"/>
       </w:pPr>
     </w:lvl>
     <w:lvl w:ilvl="8">
@@ -8606,12 +8497,12 @@
       <w:lvlText w:val="%9."/>
       <w:lvlJc w:val="left"/>
       <w:pPr>
-        <w:ind w:left="6480" w:hanging="480"/>
+        <w:ind w:left="6480" w:hanging="360"/>
       </w:pPr>
     </w:lvl>
   </w:abstractNum>
   <w:abstractNum w:abstractNumId="99416">
-    <w:nsid w:val="A99416"/>
+    <w:nsid w:val="00A99416"/>
     <w:multiLevelType w:val="multilevel"/>
     <w:lvl w:ilvl="0">
       <w:start w:val="6"/>
@@ -8619,7 +8510,7 @@
       <w:lvlText w:val="%1."/>
       <w:lvlJc w:val="left"/>
       <w:pPr>
-        <w:ind w:left="720" w:hanging="480"/>
+        <w:ind w:left="720" w:hanging="360"/>
       </w:pPr>
     </w:lvl>
     <w:lvl w:ilvl="1">
@@ -8628,7 +8519,7 @@
       <w:lvlText w:val="%2."/>
       <w:lvlJc w:val="left"/>
       <w:pPr>
-        <w:ind w:left="1440" w:hanging="480"/>
+        <w:ind w:left="1440" w:hanging="360"/>
       </w:pPr>
     </w:lvl>
     <w:lvl w:ilvl="2">
@@ -8637,7 +8528,7 @@
       <w:lvlText w:val="%3."/>
       <w:lvlJc w:val="left"/>
       <w:pPr>
-        <w:ind w:left="2160" w:hanging="480"/>
+        <w:ind w:left="2160" w:hanging="360"/>
       </w:pPr>
     </w:lvl>
     <w:lvl w:ilvl="3">
@@ -8646,7 +8537,7 @@
       <w:lvlText w:val="%4."/>
       <w:lvlJc w:val="left"/>
       <w:pPr>
-        <w:ind w:left="2880" w:hanging="480"/>
+        <w:ind w:left="2880" w:hanging="360"/>
       </w:pPr>
     </w:lvl>
     <w:lvl w:ilvl="4">
@@ -8655,7 +8546,7 @@
       <w:lvlText w:val="%5."/>
       <w:lvlJc w:val="left"/>
       <w:pPr>
-        <w:ind w:left="3600" w:hanging="480"/>
+        <w:ind w:left="3600" w:hanging="360"/>
       </w:pPr>
     </w:lvl>
     <w:lvl w:ilvl="5">
@@ -8664,7 +8555,7 @@
       <w:lvlText w:val="%6."/>
       <w:lvlJc w:val="left"/>
       <w:pPr>
-        <w:ind w:left="4320" w:hanging="480"/>
+        <w:ind w:left="4320" w:hanging="360"/>
       </w:pPr>
     </w:lvl>
     <w:lvl w:ilvl="6">
@@ -8673,7 +8564,7 @@
       <w:lvlText w:val="%7."/>
       <w:lvlJc w:val="left"/>
       <w:pPr>
-        <w:ind w:left="5040" w:hanging="480"/>
+        <w:ind w:left="5040" w:hanging="360"/>
       </w:pPr>
     </w:lvl>
     <w:lvl w:ilvl="7">
@@ -8682,7 +8573,7 @@
       <w:lvlText w:val="%8."/>
       <w:lvlJc w:val="left"/>
       <w:pPr>
-        <w:ind w:left="5760" w:hanging="480"/>
+        <w:ind w:left="5760" w:hanging="360"/>
       </w:pPr>
     </w:lvl>
     <w:lvl w:ilvl="8">
@@ -8691,12 +8582,12 @@
       <w:lvlText w:val="%9."/>
       <w:lvlJc w:val="left"/>
       <w:pPr>
-        <w:ind w:left="6480" w:hanging="480"/>
+        <w:ind w:left="6480" w:hanging="360"/>
       </w:pPr>
     </w:lvl>
   </w:abstractNum>
   <w:abstractNum w:abstractNumId="99419">
-    <w:nsid w:val="A99419"/>
+    <w:nsid w:val="00A99419"/>
     <w:multiLevelType w:val="multilevel"/>
     <w:lvl w:ilvl="0">
       <w:start w:val="9"/>
@@ -8704,7 +8595,7 @@
       <w:lvlText w:val="%1."/>
       <w:lvlJc w:val="left"/>
       <w:pPr>
-        <w:ind w:left="720" w:hanging="480"/>
+        <w:ind w:left="720" w:hanging="360"/>
       </w:pPr>
     </w:lvl>
     <w:lvl w:ilvl="1">
@@ -8713,7 +8604,7 @@
       <w:lvlText w:val="%2."/>
       <w:lvlJc w:val="left"/>
       <w:pPr>
-        <w:ind w:left="1440" w:hanging="480"/>
+        <w:ind w:left="1440" w:hanging="360"/>
       </w:pPr>
     </w:lvl>
     <w:lvl w:ilvl="2">
@@ -8722,7 +8613,7 @@
       <w:lvlText w:val="%3."/>
       <w:lvlJc w:val="left"/>
       <w:pPr>
-        <w:ind w:left="2160" w:hanging="480"/>
+        <w:ind w:left="2160" w:hanging="360"/>
       </w:pPr>
     </w:lvl>
     <w:lvl w:ilvl="3">
@@ -8731,7 +8622,7 @@
       <w:lvlText w:val="%4."/>
       <w:lvlJc w:val="left"/>
       <w:pPr>
-        <w:ind w:left="2880" w:hanging="480"/>
+        <w:ind w:left="2880" w:hanging="360"/>
       </w:pPr>
     </w:lvl>
     <w:lvl w:ilvl="4">
@@ -8740,7 +8631,7 @@
       <w:lvlText w:val="%5."/>
       <w:lvlJc w:val="left"/>
       <w:pPr>
-        <w:ind w:left="3600" w:hanging="480"/>
+        <w:ind w:left="3600" w:hanging="360"/>
       </w:pPr>
     </w:lvl>
     <w:lvl w:ilvl="5">
@@ -8749,7 +8640,7 @@
       <w:lvlText w:val="%6."/>
       <w:lvlJc w:val="left"/>
       <w:pPr>
-        <w:ind w:left="4320" w:hanging="480"/>
+        <w:ind w:left="4320" w:hanging="360"/>
       </w:pPr>
     </w:lvl>
     <w:lvl w:ilvl="6">
@@ -8758,7 +8649,7 @@
       <w:lvlText w:val="%7."/>
       <w:lvlJc w:val="left"/>
       <w:pPr>
-        <w:ind w:left="5040" w:hanging="480"/>
+        <w:ind w:left="5040" w:hanging="360"/>
       </w:pPr>
     </w:lvl>
     <w:lvl w:ilvl="7">
@@ -8767,7 +8658,7 @@
       <w:lvlText w:val="%8."/>
       <w:lvlJc w:val="left"/>
       <w:pPr>
-        <w:ind w:left="5760" w:hanging="480"/>
+        <w:ind w:left="5760" w:hanging="360"/>
       </w:pPr>
     </w:lvl>
     <w:lvl w:ilvl="8">
@@ -8776,12 +8667,12 @@
       <w:lvlText w:val="%9."/>
       <w:lvlJc w:val="left"/>
       <w:pPr>
-        <w:ind w:left="6480" w:hanging="480"/>
+        <w:ind w:left="6480" w:hanging="360"/>
       </w:pPr>
     </w:lvl>
   </w:abstractNum>
   <w:abstractNum w:abstractNumId="994111">
-    <w:nsid w:val="A994111"/>
+    <w:nsid w:val="0A994111"/>
     <w:multiLevelType w:val="multilevel"/>
     <w:lvl w:ilvl="0">
       <w:start w:val="11"/>
@@ -8789,7 +8680,7 @@
       <w:lvlText w:val="%1."/>
       <w:lvlJc w:val="left"/>
       <w:pPr>
-        <w:ind w:left="720" w:hanging="480"/>
+        <w:ind w:left="720" w:hanging="360"/>
       </w:pPr>
     </w:lvl>
     <w:lvl w:ilvl="1">
@@ -8798,7 +8689,7 @@
       <w:lvlText w:val="%2."/>
       <w:lvlJc w:val="left"/>
       <w:pPr>
-        <w:ind w:left="1440" w:hanging="480"/>
+        <w:ind w:left="1440" w:hanging="360"/>
       </w:pPr>
     </w:lvl>
     <w:lvl w:ilvl="2">
@@ -8807,7 +8698,7 @@
       <w:lvlText w:val="%3."/>
       <w:lvlJc w:val="left"/>
       <w:pPr>
-        <w:ind w:left="2160" w:hanging="480"/>
+        <w:ind w:left="2160" w:hanging="360"/>
       </w:pPr>
     </w:lvl>
     <w:lvl w:ilvl="3">
@@ -8816,7 +8707,7 @@
       <w:lvlText w:val="%4."/>
       <w:lvlJc w:val="left"/>
       <w:pPr>
-        <w:ind w:left="2880" w:hanging="480"/>
+        <w:ind w:left="2880" w:hanging="360"/>
       </w:pPr>
     </w:lvl>
     <w:lvl w:ilvl="4">
@@ -8825,7 +8716,7 @@
       <w:lvlText w:val="%5."/>
       <w:lvlJc w:val="left"/>
       <w:pPr>
-        <w:ind w:left="3600" w:hanging="480"/>
+        <w:ind w:left="3600" w:hanging="360"/>
       </w:pPr>
     </w:lvl>
     <w:lvl w:ilvl="5">
@@ -8834,7 +8725,7 @@
       <w:lvlText w:val="%6."/>
       <w:lvlJc w:val="left"/>
       <w:pPr>
-        <w:ind w:left="4320" w:hanging="480"/>
+        <w:ind w:left="4320" w:hanging="360"/>
       </w:pPr>
     </w:lvl>
     <w:lvl w:ilvl="6">
@@ -8843,7 +8734,7 @@
       <w:lvlText w:val="%7."/>
       <w:lvlJc w:val="left"/>
       <w:pPr>
-        <w:ind w:left="5040" w:hanging="480"/>
+        <w:ind w:left="5040" w:hanging="360"/>
       </w:pPr>
     </w:lvl>
     <w:lvl w:ilvl="7">
@@ -8852,7 +8743,7 @@
       <w:lvlText w:val="%8."/>
       <w:lvlJc w:val="left"/>
       <w:pPr>
-        <w:ind w:left="5760" w:hanging="480"/>
+        <w:ind w:left="5760" w:hanging="360"/>
       </w:pPr>
     </w:lvl>
     <w:lvl w:ilvl="8">
@@ -8861,12 +8752,12 @@
       <w:lvlText w:val="%9."/>
       <w:lvlJc w:val="left"/>
       <w:pPr>
-        <w:ind w:left="6480" w:hanging="480"/>
+        <w:ind w:left="6480" w:hanging="360"/>
       </w:pPr>
     </w:lvl>
   </w:abstractNum>
   <w:abstractNum w:abstractNumId="994119">
-    <w:nsid w:val="A994119"/>
+    <w:nsid w:val="0A994119"/>
     <w:multiLevelType w:val="multilevel"/>
     <w:lvl w:ilvl="0">
       <w:start w:val="19"/>
@@ -8874,7 +8765,7 @@
       <w:lvlText w:val="%1."/>
       <w:lvlJc w:val="left"/>
       <w:pPr>
-        <w:ind w:left="720" w:hanging="480"/>
+        <w:ind w:left="720" w:hanging="360"/>
       </w:pPr>
     </w:lvl>
     <w:lvl w:ilvl="1">
@@ -8883,7 +8774,7 @@
       <w:lvlText w:val="%2."/>
       <w:lvlJc w:val="left"/>
       <w:pPr>
-        <w:ind w:left="1440" w:hanging="480"/>
+        <w:ind w:left="1440" w:hanging="360"/>
       </w:pPr>
     </w:lvl>
     <w:lvl w:ilvl="2">
@@ -8892,7 +8783,7 @@
       <w:lvlText w:val="%3."/>
       <w:lvlJc w:val="left"/>
       <w:pPr>
-        <w:ind w:left="2160" w:hanging="480"/>
+        <w:ind w:left="2160" w:hanging="360"/>
       </w:pPr>
     </w:lvl>
     <w:lvl w:ilvl="3">
@@ -8901,7 +8792,7 @@
       <w:lvlText w:val="%4."/>
       <w:lvlJc w:val="left"/>
       <w:pPr>
-        <w:ind w:left="2880" w:hanging="480"/>
+        <w:ind w:left="2880" w:hanging="360"/>
       </w:pPr>
     </w:lvl>
     <w:lvl w:ilvl="4">
@@ -8910,7 +8801,7 @@
       <w:lvlText w:val="%5."/>
       <w:lvlJc w:val="left"/>
       <w:pPr>
-        <w:ind w:left="3600" w:hanging="480"/>
+        <w:ind w:left="3600" w:hanging="360"/>
       </w:pPr>
     </w:lvl>
     <w:lvl w:ilvl="5">
@@ -8919,7 +8810,7 @@
       <w:lvlText w:val="%6."/>
       <w:lvlJc w:val="left"/>
       <w:pPr>
-        <w:ind w:left="4320" w:hanging="480"/>
+        <w:ind w:left="4320" w:hanging="360"/>
       </w:pPr>
     </w:lvl>
     <w:lvl w:ilvl="6">
@@ -8928,7 +8819,7 @@
       <w:lvlText w:val="%7."/>
       <w:lvlJc w:val="left"/>
       <w:pPr>
-        <w:ind w:left="5040" w:hanging="480"/>
+        <w:ind w:left="5040" w:hanging="360"/>
       </w:pPr>
     </w:lvl>
     <w:lvl w:ilvl="7">
@@ -8937,7 +8828,7 @@
       <w:lvlText w:val="%8."/>
       <w:lvlJc w:val="left"/>
       <w:pPr>
-        <w:ind w:left="5760" w:hanging="480"/>
+        <w:ind w:left="5760" w:hanging="360"/>
       </w:pPr>
     </w:lvl>
     <w:lvl w:ilvl="8">
@@ -8946,12 +8837,12 @@
       <w:lvlText w:val="%9."/>
       <w:lvlJc w:val="left"/>
       <w:pPr>
-        <w:ind w:left="6480" w:hanging="480"/>
+        <w:ind w:left="6480" w:hanging="360"/>
       </w:pPr>
     </w:lvl>
   </w:abstractNum>
   <w:abstractNum w:abstractNumId="994120">
-    <w:nsid w:val="A994120"/>
+    <w:nsid w:val="0A994120"/>
     <w:multiLevelType w:val="multilevel"/>
     <w:lvl w:ilvl="0">
       <w:start w:val="20"/>
@@ -8959,7 +8850,7 @@
       <w:lvlText w:val="%1."/>
       <w:lvlJc w:val="left"/>
       <w:pPr>
-        <w:ind w:left="720" w:hanging="480"/>
+        <w:ind w:left="720" w:hanging="360"/>
       </w:pPr>
     </w:lvl>
     <w:lvl w:ilvl="1">
@@ -8968,7 +8859,7 @@
       <w:lvlText w:val="%2."/>
       <w:lvlJc w:val="left"/>
       <w:pPr>
-        <w:ind w:left="1440" w:hanging="480"/>
+        <w:ind w:left="1440" w:hanging="360"/>
       </w:pPr>
     </w:lvl>
     <w:lvl w:ilvl="2">
@@ -8977,7 +8868,7 @@
       <w:lvlText w:val="%3."/>
       <w:lvlJc w:val="left"/>
       <w:pPr>
-        <w:ind w:left="2160" w:hanging="480"/>
+        <w:ind w:left="2160" w:hanging="360"/>
       </w:pPr>
     </w:lvl>
     <w:lvl w:ilvl="3">
@@ -8986,7 +8877,7 @@
       <w:lvlText w:val="%4."/>
       <w:lvlJc w:val="left"/>
       <w:pPr>
-        <w:ind w:left="2880" w:hanging="480"/>
+        <w:ind w:left="2880" w:hanging="360"/>
       </w:pPr>
     </w:lvl>
     <w:lvl w:ilvl="4">
@@ -8995,7 +8886,7 @@
       <w:lvlText w:val="%5."/>
       <w:lvlJc w:val="left"/>
       <w:pPr>
-        <w:ind w:left="3600" w:hanging="480"/>
+        <w:ind w:left="3600" w:hanging="360"/>
       </w:pPr>
     </w:lvl>
     <w:lvl w:ilvl="5">
@@ -9004,7 +8895,7 @@
       <w:lvlText w:val="%6."/>
       <w:lvlJc w:val="left"/>
       <w:pPr>
-        <w:ind w:left="4320" w:hanging="480"/>
+        <w:ind w:left="4320" w:hanging="360"/>
       </w:pPr>
     </w:lvl>
     <w:lvl w:ilvl="6">
@@ -9013,7 +8904,7 @@
       <w:lvlText w:val="%7."/>
       <w:lvlJc w:val="left"/>
       <w:pPr>
-        <w:ind w:left="5040" w:hanging="480"/>
+        <w:ind w:left="5040" w:hanging="360"/>
       </w:pPr>
     </w:lvl>
     <w:lvl w:ilvl="7">
@@ -9022,7 +8913,7 @@
       <w:lvlText w:val="%8."/>
       <w:lvlJc w:val="left"/>
       <w:pPr>
-        <w:ind w:left="5760" w:hanging="480"/>
+        <w:ind w:left="5760" w:hanging="360"/>
       </w:pPr>
     </w:lvl>
     <w:lvl w:ilvl="8">
@@ -9031,12 +8922,12 @@
       <w:lvlText w:val="%9."/>
       <w:lvlJc w:val="left"/>
       <w:pPr>
-        <w:ind w:left="6480" w:hanging="480"/>
+        <w:ind w:left="6480" w:hanging="360"/>
       </w:pPr>
     </w:lvl>
   </w:abstractNum>
   <w:abstractNum w:abstractNumId="994124">
-    <w:nsid w:val="A994124"/>
+    <w:nsid w:val="0A994124"/>
     <w:multiLevelType w:val="multilevel"/>
     <w:lvl w:ilvl="0">
       <w:start w:val="24"/>
@@ -9044,7 +8935,7 @@
       <w:lvlText w:val="%1."/>
       <w:lvlJc w:val="left"/>
       <w:pPr>
-        <w:ind w:left="720" w:hanging="480"/>
+        <w:ind w:left="720" w:hanging="360"/>
       </w:pPr>
     </w:lvl>
     <w:lvl w:ilvl="1">
@@ -9053,7 +8944,7 @@
       <w:lvlText w:val="%2."/>
       <w:lvlJc w:val="left"/>
       <w:pPr>
-        <w:ind w:left="1440" w:hanging="480"/>
+        <w:ind w:left="1440" w:hanging="360"/>
       </w:pPr>
     </w:lvl>
     <w:lvl w:ilvl="2">
@@ -9062,7 +8953,7 @@
       <w:lvlText w:val="%3."/>
       <w:lvlJc w:val="left"/>
       <w:pPr>
-        <w:ind w:left="2160" w:hanging="480"/>
+        <w:ind w:left="2160" w:hanging="360"/>
       </w:pPr>
     </w:lvl>
     <w:lvl w:ilvl="3">
@@ -9071,7 +8962,7 @@
       <w:lvlText w:val="%4."/>
       <w:lvlJc w:val="left"/>
       <w:pPr>
-        <w:ind w:left="2880" w:hanging="480"/>
+        <w:ind w:left="2880" w:hanging="360"/>
       </w:pPr>
     </w:lvl>
     <w:lvl w:ilvl="4">
@@ -9080,7 +8971,7 @@
       <w:lvlText w:val="%5."/>
       <w:lvlJc w:val="left"/>
       <w:pPr>
-        <w:ind w:left="3600" w:hanging="480"/>
+        <w:ind w:left="3600" w:hanging="360"/>
       </w:pPr>
     </w:lvl>
     <w:lvl w:ilvl="5">
@@ -9089,7 +8980,7 @@
       <w:lvlText w:val="%6."/>
       <w:lvlJc w:val="left"/>
       <w:pPr>
-        <w:ind w:left="4320" w:hanging="480"/>
+        <w:ind w:left="4320" w:hanging="360"/>
       </w:pPr>
     </w:lvl>
     <w:lvl w:ilvl="6">
@@ -9098,7 +8989,7 @@
       <w:lvlText w:val="%7."/>
       <w:lvlJc w:val="left"/>
       <w:pPr>
-        <w:ind w:left="5040" w:hanging="480"/>
+        <w:ind w:left="5040" w:hanging="360"/>
       </w:pPr>
     </w:lvl>
     <w:lvl w:ilvl="7">
@@ -9107,7 +8998,7 @@
       <w:lvlText w:val="%8."/>
       <w:lvlJc w:val="left"/>
       <w:pPr>
-        <w:ind w:left="5760" w:hanging="480"/>
+        <w:ind w:left="5760" w:hanging="360"/>
       </w:pPr>
     </w:lvl>
     <w:lvl w:ilvl="8">
@@ -9116,12 +9007,12 @@
       <w:lvlText w:val="%9."/>
       <w:lvlJc w:val="left"/>
       <w:pPr>
-        <w:ind w:left="6480" w:hanging="480"/>
+        <w:ind w:left="6480" w:hanging="360"/>
       </w:pPr>
     </w:lvl>
   </w:abstractNum>
   <w:abstractNum w:abstractNumId="994128">
-    <w:nsid w:val="A994128"/>
+    <w:nsid w:val="0A994128"/>
     <w:multiLevelType w:val="multilevel"/>
     <w:lvl w:ilvl="0">
       <w:start w:val="28"/>
@@ -9129,7 +9020,7 @@
       <w:lvlText w:val="%1."/>
       <w:lvlJc w:val="left"/>
       <w:pPr>
-        <w:ind w:left="720" w:hanging="480"/>
+        <w:ind w:left="720" w:hanging="360"/>
       </w:pPr>
     </w:lvl>
     <w:lvl w:ilvl="1">
@@ -9138,7 +9029,7 @@
       <w:lvlText w:val="%2."/>
       <w:lvlJc w:val="left"/>
       <w:pPr>
-        <w:ind w:left="1440" w:hanging="480"/>
+        <w:ind w:left="1440" w:hanging="360"/>
       </w:pPr>
     </w:lvl>
     <w:lvl w:ilvl="2">
@@ -9147,7 +9038,7 @@
       <w:lvlText w:val="%3."/>
       <w:lvlJc w:val="left"/>
       <w:pPr>
-        <w:ind w:left="2160" w:hanging="480"/>
+        <w:ind w:left="2160" w:hanging="360"/>
       </w:pPr>
     </w:lvl>
     <w:lvl w:ilvl="3">
@@ -9156,7 +9047,7 @@
       <w:lvlText w:val="%4."/>
       <w:lvlJc w:val="left"/>
       <w:pPr>
-        <w:ind w:left="2880" w:hanging="480"/>
+        <w:ind w:left="2880" w:hanging="360"/>
       </w:pPr>
     </w:lvl>
     <w:lvl w:ilvl="4">
@@ -9165,7 +9056,7 @@
       <w:lvlText w:val="%5."/>
       <w:lvlJc w:val="left"/>
       <w:pPr>
-        <w:ind w:left="3600" w:hanging="480"/>
+        <w:ind w:left="3600" w:hanging="360"/>
       </w:pPr>
     </w:lvl>
     <w:lvl w:ilvl="5">
@@ -9174,7 +9065,7 @@
       <w:lvlText w:val="%6."/>
       <w:lvlJc w:val="left"/>
       <w:pPr>
-        <w:ind w:left="4320" w:hanging="480"/>
+        <w:ind w:left="4320" w:hanging="360"/>
       </w:pPr>
     </w:lvl>
     <w:lvl w:ilvl="6">
@@ -9183,7 +9074,7 @@
       <w:lvlText w:val="%7."/>
       <w:lvlJc w:val="left"/>
       <w:pPr>
-        <w:ind w:left="5040" w:hanging="480"/>
+        <w:ind w:left="5040" w:hanging="360"/>
       </w:pPr>
     </w:lvl>
     <w:lvl w:ilvl="7">
@@ -9192,7 +9083,7 @@
       <w:lvlText w:val="%8."/>
       <w:lvlJc w:val="left"/>
       <w:pPr>
-        <w:ind w:left="5760" w:hanging="480"/>
+        <w:ind w:left="5760" w:hanging="360"/>
       </w:pPr>
     </w:lvl>
     <w:lvl w:ilvl="8">
@@ -9201,12 +9092,12 @@
       <w:lvlText w:val="%9."/>
       <w:lvlJc w:val="left"/>
       <w:pPr>
-        <w:ind w:left="6480" w:hanging="480"/>
+        <w:ind w:left="6480" w:hanging="360"/>
       </w:pPr>
     </w:lvl>
   </w:abstractNum>
   <w:abstractNum w:abstractNumId="994129">
-    <w:nsid w:val="A994129"/>
+    <w:nsid w:val="0A994129"/>
     <w:multiLevelType w:val="multilevel"/>
     <w:lvl w:ilvl="0">
       <w:start w:val="29"/>
@@ -9214,7 +9105,7 @@
       <w:lvlText w:val="%1."/>
       <w:lvlJc w:val="left"/>
       <w:pPr>
-        <w:ind w:left="720" w:hanging="480"/>
+        <w:ind w:left="720" w:hanging="360"/>
       </w:pPr>
     </w:lvl>
     <w:lvl w:ilvl="1">
@@ -9223,7 +9114,7 @@
       <w:lvlText w:val="%2."/>
       <w:lvlJc w:val="left"/>
       <w:pPr>
-        <w:ind w:left="1440" w:hanging="480"/>
+        <w:ind w:left="1440" w:hanging="360"/>
       </w:pPr>
     </w:lvl>
     <w:lvl w:ilvl="2">
@@ -9232,7 +9123,7 @@
       <w:lvlText w:val="%3."/>
       <w:lvlJc w:val="left"/>
       <w:pPr>
-        <w:ind w:left="2160" w:hanging="480"/>
+        <w:ind w:left="2160" w:hanging="360"/>
       </w:pPr>
     </w:lvl>
     <w:lvl w:ilvl="3">
@@ -9241,7 +9132,7 @@
       <w:lvlText w:val="%4."/>
       <w:lvlJc w:val="left"/>
       <w:pPr>
-        <w:ind w:left="2880" w:hanging="480"/>
+        <w:ind w:left="2880" w:hanging="360"/>
       </w:pPr>
     </w:lvl>
     <w:lvl w:ilvl="4">
@@ -9250,7 +9141,7 @@
       <w:lvlText w:val="%5."/>
       <w:lvlJc w:val="left"/>
       <w:pPr>
-        <w:ind w:left="3600" w:hanging="480"/>
+        <w:ind w:left="3600" w:hanging="360"/>
       </w:pPr>
     </w:lvl>
     <w:lvl w:ilvl="5">
@@ -9259,7 +9150,7 @@
       <w:lvlText w:val="%6."/>
       <w:lvlJc w:val="left"/>
       <w:pPr>
-        <w:ind w:left="4320" w:hanging="480"/>
+        <w:ind w:left="4320" w:hanging="360"/>
       </w:pPr>
     </w:lvl>
     <w:lvl w:ilvl="6">
@@ -9268,7 +9159,7 @@
       <w:lvlText w:val="%7."/>
       <w:lvlJc w:val="left"/>
       <w:pPr>
-        <w:ind w:left="5040" w:hanging="480"/>
+        <w:ind w:left="5040" w:hanging="360"/>
       </w:pPr>
     </w:lvl>
     <w:lvl w:ilvl="7">
@@ -9277,7 +9168,7 @@
       <w:lvlText w:val="%8."/>
       <w:lvlJc w:val="left"/>
       <w:pPr>
-        <w:ind w:left="5760" w:hanging="480"/>
+        <w:ind w:left="5760" w:hanging="360"/>
       </w:pPr>
     </w:lvl>
     <w:lvl w:ilvl="8">
@@ -9286,7 +9177,7 @@
       <w:lvlText w:val="%9."/>
       <w:lvlJc w:val="left"/>
       <w:pPr>
-        <w:ind w:left="6480" w:hanging="480"/>
+        <w:ind w:left="6480" w:hanging="360"/>
       </w:pPr>
     </w:lvl>
   </w:abstractNum>
@@ -9802,10 +9693,10 @@
   <w:docDefaults>
     <w:rPrDefault>
       <w:rPr>
-        <w:rFonts w:asciiTheme="minorHAnsi" w:cstheme="minorBidi" w:eastAsiaTheme="minorHAnsi" w:hAnsiTheme="minorHAnsi"/>
+        <w:rFonts w:asciiTheme="minorHAnsi" w:cstheme="minorBidi" w:eastAsiaTheme="minorEastAsia" w:hAnsiTheme="minorHAnsi"/>
         <w:sz w:val="24"/>
         <w:szCs w:val="24"/>
-        <w:lang w:bidi="ar-SA" w:eastAsia="en-US" w:val="en-US"/>
+        <w:lang w:bidi="ar-SA" w:eastAsia="zh-CN" w:val="en-US"/>
       </w:rPr>
     </w:rPrDefault>
     <w:pPrDefault>
@@ -9823,10 +9714,10 @@
     <w:name w:val="Body Text"/>
     <w:basedOn w:val="Normal"/>
     <w:link w:val="BodyTextChar"/>
+    <w:qFormat/>
     <w:pPr>
       <w:spacing w:after="180" w:before="180"/>
     </w:pPr>
-    <w:qFormat/>
   </w:style>
   <w:style w:customStyle="1" w:styleId="FirstParagraph" w:type="paragraph">
     <w:name w:val="First Paragraph"/>
@@ -9846,57 +9737,94 @@
     <w:name w:val="Title"/>
     <w:basedOn w:val="Normal"/>
     <w:next w:val="BodyText"/>
+    <w:link w:val="TitleChar"/>
+    <w:uiPriority w:val="10"/>
     <w:qFormat/>
+    <w:rsid w:val="00A10FD9"/>
     <w:pPr>
-      <w:keepNext/>
-      <w:keepLines/>
-      <w:spacing w:after="240" w:before="480"/>
+      <w:spacing w:after="80" w:line="240" w:lineRule="auto"/>
+      <w:contextualSpacing/>
       <w:jc w:val="center"/>
     </w:pPr>
     <w:rPr>
       <w:rFonts w:asciiTheme="majorHAnsi" w:cstheme="majorBidi" w:eastAsiaTheme="majorEastAsia" w:hAnsiTheme="majorHAnsi"/>
-      <w:b/>
-      <w:bCs/>
-      <w:color w:themeColor="accent1" w:themeShade="B5" w:val="345A8A"/>
-      <w:sz w:val="36"/>
-      <w:szCs w:val="36"/>
+      <w:sz w:val="56"/>
+      <w:szCs w:val="56"/>
+    </w:rPr>
+  </w:style>
+  <w:style w:customStyle="1" w:styleId="TitleChar" w:type="character">
+    <w:name w:val="Title Char"/>
+    <w:basedOn w:val="DefaultParagraphFont"/>
+    <w:link w:val="Title"/>
+    <w:uiPriority w:val="10"/>
+    <w:rsid w:val="00A10FD9"/>
+    <w:rPr>
+      <w:rFonts w:asciiTheme="majorHAnsi" w:cstheme="majorBidi" w:eastAsiaTheme="majorEastAsia" w:hAnsiTheme="majorHAnsi"/>
+      <w:sz w:val="56"/>
+      <w:szCs w:val="56"/>
     </w:rPr>
   </w:style>
   <w:style w:styleId="Subtitle" w:type="paragraph">
     <w:name w:val="Subtitle"/>
     <w:basedOn w:val="Title"/>
     <w:next w:val="BodyText"/>
+    <w:link w:val="SubtitleChar"/>
+    <w:uiPriority w:val="11"/>
     <w:qFormat/>
+    <w:rsid w:val="00A10FD9"/>
     <w:pPr>
-      <w:keepNext/>
-      <w:keepLines/>
-      <w:spacing w:after="240" w:before="240"/>
-      <w:jc w:val="center"/>
+      <w:numPr>
+        <w:ilvl w:val="1"/>
+      </w:numPr>
     </w:pPr>
     <w:rPr>
-      <w:sz w:val="30"/>
-      <w:szCs w:val="30"/>
+      <w:rFonts w:cstheme="majorBidi" w:eastAsiaTheme="majorEastAsia"/>
+      <w:spacing w:val="15"/>
+      <w:sz w:val="28"/>
+      <w:szCs w:val="28"/>
+    </w:rPr>
+  </w:style>
+  <w:style w:customStyle="1" w:styleId="SubtitleChar" w:type="character">
+    <w:name w:val="Subtitle Char"/>
+    <w:basedOn w:val="DefaultParagraphFont"/>
+    <w:link w:val="Subtitle"/>
+    <w:uiPriority w:val="11"/>
+    <w:rsid w:val="00A10FD9"/>
+    <w:rPr>
+      <w:rFonts w:cstheme="majorBidi" w:eastAsiaTheme="majorEastAsia"/>
+      <w:color w:themeColor="text1" w:themeTint="A6" w:val="595959"/>
+      <w:spacing w:val="15"/>
+      <w:sz w:val="28"/>
+      <w:szCs w:val="28"/>
     </w:rPr>
   </w:style>
   <w:style w:customStyle="1" w:styleId="Author" w:type="paragraph">
     <w:name w:val="Author"/>
+    <w:basedOn w:val="Title"/>
     <w:next w:val="BodyText"/>
     <w:qFormat/>
     <w:pPr>
       <w:keepNext/>
       <w:keepLines/>
-      <w:jc w:val="center"/>
     </w:pPr>
+    <w:rPr>
+      <w:sz w:val="24"/>
+      <w:szCs w:val="24"/>
+    </w:rPr>
   </w:style>
   <w:style w:styleId="Date" w:type="paragraph">
     <w:name w:val="Date"/>
+    <w:basedOn w:val="Title"/>
     <w:next w:val="BodyText"/>
     <w:qFormat/>
     <w:pPr>
       <w:keepNext/>
       <w:keepLines/>
-      <w:jc w:val="center"/>
     </w:pPr>
+    <w:rPr>
+      <w:sz w:val="24"/>
+      <w:szCs w:val="24"/>
+    </w:rPr>
   </w:style>
   <w:style w:customStyle="1" w:styleId="AbstractTitle" w:type="paragraph">
     <w:name w:val="Abstract Title"/>
@@ -9906,15 +9834,13 @@
     <w:pPr>
       <w:keepNext/>
       <w:keepLines/>
+      <w:spacing w:after="0" w:before="300"/>
       <w:jc w:val="center"/>
-      <w:spacing w:after="0" w:before="300"/>
     </w:pPr>
     <w:rPr>
+      <w:b/>
       <w:sz w:val="20"/>
       <w:szCs w:val="20"/>
-      <w:b/>
-      <w:color w:val="345A8A"/>
-      &gt;
     </w:rPr>
   </w:style>
   <w:style w:customStyle="1" w:styleId="Abstract" w:type="paragraph">
@@ -9941,191 +9867,321 @@
     <w:rPr/>
   </w:style>
   <w:style w:styleId="Heading1" w:type="paragraph">
-    <w:name w:val="Heading 1"/>
+    <w:name w:val="heading 1"/>
     <w:basedOn w:val="Normal"/>
     <w:next w:val="BodyText"/>
+    <w:link w:val="Heading1Char"/>
     <w:uiPriority w:val="9"/>
     <w:qFormat/>
+    <w:rsid w:val="00A10FD9"/>
     <w:pPr>
       <w:keepNext/>
       <w:keepLines/>
-      <w:spacing w:after="0" w:before="480"/>
+      <w:spacing w:after="80" w:before="360"/>
       <w:outlineLvl w:val="0"/>
     </w:pPr>
     <w:rPr>
       <w:rFonts w:asciiTheme="majorHAnsi" w:cstheme="majorBidi" w:eastAsiaTheme="majorEastAsia" w:hAnsiTheme="majorHAnsi"/>
-      <w:b/>
-      <w:bCs/>
-      <w:color w:themeColor="accent1" w:val="4F81BD"/>
+      <w:color w:themeColor="accent1" w:themeShade="BF" w:val="0F4761"/>
+      <w:sz w:val="40"/>
+      <w:szCs w:val="40"/>
+    </w:rPr>
+  </w:style>
+  <w:style w:styleId="Heading2" w:type="paragraph">
+    <w:name w:val="heading 2"/>
+    <w:basedOn w:val="Normal"/>
+    <w:next w:val="BodyText"/>
+    <w:link w:val="Heading2Char"/>
+    <w:uiPriority w:val="9"/>
+    <w:semiHidden/>
+    <w:unhideWhenUsed/>
+    <w:qFormat/>
+    <w:rsid w:val="00A10FD9"/>
+    <w:pPr>
+      <w:keepNext/>
+      <w:keepLines/>
+      <w:spacing w:after="80" w:before="160"/>
+      <w:outlineLvl w:val="1"/>
+    </w:pPr>
+    <w:rPr>
+      <w:rFonts w:asciiTheme="majorHAnsi" w:cstheme="majorBidi" w:eastAsiaTheme="majorEastAsia" w:hAnsiTheme="majorHAnsi"/>
+      <w:color w:themeColor="accent1" w:themeShade="BF" w:val="0F4761"/>
       <w:sz w:val="32"/>
       <w:szCs w:val="32"/>
     </w:rPr>
   </w:style>
-  <w:style w:styleId="Heading2" w:type="paragraph">
-    <w:name w:val="Heading 2"/>
+  <w:style w:styleId="Heading3" w:type="paragraph">
+    <w:name w:val="heading 3"/>
     <w:basedOn w:val="Normal"/>
     <w:next w:val="BodyText"/>
+    <w:link w:val="Heading3Char"/>
     <w:uiPriority w:val="9"/>
+    <w:semiHidden/>
     <w:unhideWhenUsed/>
     <w:qFormat/>
+    <w:rsid w:val="00A10FD9"/>
     <w:pPr>
       <w:keepNext/>
       <w:keepLines/>
-      <w:spacing w:after="0" w:before="200"/>
-      <w:outlineLvl w:val="1"/>
+      <w:spacing w:after="80" w:before="160"/>
+      <w:outlineLvl w:val="2"/>
     </w:pPr>
     <w:rPr>
-      <w:rFonts w:asciiTheme="majorHAnsi" w:cstheme="majorBidi" w:eastAsiaTheme="majorEastAsia" w:hAnsiTheme="majorHAnsi"/>
-      <w:b/>
-      <w:bCs/>
-      <w:color w:themeColor="accent1" w:val="4F81BD"/>
+      <w:rFonts w:cstheme="majorBidi" w:eastAsiaTheme="majorEastAsia"/>
+      <w:color w:themeColor="accent1" w:themeShade="BF" w:val="0F4761"/>
       <w:sz w:val="28"/>
       <w:szCs w:val="28"/>
     </w:rPr>
   </w:style>
-  <w:style w:styleId="Heading3" w:type="paragraph">
-    <w:name w:val="Heading 3"/>
+  <w:style w:styleId="Heading4" w:type="paragraph">
+    <w:name w:val="heading 4"/>
     <w:basedOn w:val="Normal"/>
     <w:next w:val="BodyText"/>
+    <w:link w:val="Heading4Char"/>
     <w:uiPriority w:val="9"/>
+    <w:semiHidden/>
     <w:unhideWhenUsed/>
     <w:qFormat/>
+    <w:rsid w:val="00A10FD9"/>
     <w:pPr>
       <w:keepNext/>
       <w:keepLines/>
-      <w:spacing w:after="0" w:before="200"/>
-      <w:outlineLvl w:val="2"/>
+      <w:spacing w:after="40" w:before="80"/>
+      <w:outlineLvl w:val="3"/>
     </w:pPr>
     <w:rPr>
-      <w:rFonts w:asciiTheme="majorHAnsi" w:cstheme="majorBidi" w:eastAsiaTheme="majorEastAsia" w:hAnsiTheme="majorHAnsi"/>
-      <w:b/>
-      <w:bCs/>
-      <w:color w:themeColor="accent1" w:val="4F81BD"/>
-      <w:sz w:val="24"/>
-      <w:szCs w:val="24"/>
+      <w:rFonts w:cstheme="majorBidi" w:eastAsiaTheme="majorEastAsia"/>
+      <w:i/>
+      <w:iCs/>
+      <w:color w:themeColor="accent1" w:themeShade="BF" w:val="0F4761"/>
     </w:rPr>
   </w:style>
-  <w:style w:styleId="Heading4" w:type="paragraph">
-    <w:name w:val="Heading 4"/>
+  <w:style w:styleId="Heading5" w:type="paragraph">
+    <w:name w:val="heading 5"/>
     <w:basedOn w:val="Normal"/>
     <w:next w:val="BodyText"/>
+    <w:link w:val="Heading5Char"/>
     <w:uiPriority w:val="9"/>
+    <w:semiHidden/>
     <w:unhideWhenUsed/>
     <w:qFormat/>
+    <w:rsid w:val="00A10FD9"/>
     <w:pPr>
       <w:keepNext/>
       <w:keepLines/>
-      <w:spacing w:after="0" w:before="200"/>
-      <w:outlineLvl w:val="3"/>
+      <w:spacing w:after="40" w:before="80"/>
+      <w:outlineLvl w:val="4"/>
     </w:pPr>
     <w:rPr>
-      <w:rFonts w:asciiTheme="majorHAnsi" w:cstheme="majorBidi" w:eastAsiaTheme="majorEastAsia" w:hAnsiTheme="majorHAnsi"/>
-      <w:i/>
-      <w:bCs/>
-      <w:color w:themeColor="accent1" w:val="4F81BD"/>
-      <w:sz w:val="24"/>
-      <w:szCs w:val="24"/>
+      <w:rFonts w:cstheme="majorBidi" w:eastAsiaTheme="majorEastAsia"/>
+      <w:color w:themeColor="accent1" w:themeShade="BF" w:val="0F4761"/>
     </w:rPr>
   </w:style>
-  <w:style w:styleId="Heading5" w:type="paragraph">
-    <w:name w:val="Heading 5"/>
+  <w:style w:styleId="Heading6" w:type="paragraph">
+    <w:name w:val="heading 6"/>
     <w:basedOn w:val="Normal"/>
     <w:next w:val="BodyText"/>
+    <w:link w:val="Heading6Char"/>
     <w:uiPriority w:val="9"/>
+    <w:semiHidden/>
     <w:unhideWhenUsed/>
     <w:qFormat/>
+    <w:rsid w:val="00A10FD9"/>
     <w:pPr>
       <w:keepNext/>
       <w:keepLines/>
-      <w:spacing w:after="0" w:before="200"/>
-      <w:outlineLvl w:val="4"/>
+      <w:spacing w:after="0" w:before="40"/>
+      <w:outlineLvl w:val="5"/>
     </w:pPr>
     <w:rPr>
-      <w:rFonts w:asciiTheme="majorHAnsi" w:cstheme="majorBidi" w:eastAsiaTheme="majorEastAsia" w:hAnsiTheme="majorHAnsi"/>
+      <w:rFonts w:cstheme="majorBidi" w:eastAsiaTheme="majorEastAsia"/>
+      <w:i/>
       <w:iCs/>
-      <w:color w:themeColor="accent1" w:val="4F81BD"/>
-      <w:sz w:val="24"/>
-      <w:szCs w:val="24"/>
+      <w:color w:themeColor="text1" w:themeTint="A6" w:val="595959"/>
     </w:rPr>
   </w:style>
-  <w:style w:styleId="Heading6" w:type="paragraph">
-    <w:name w:val="Heading 6"/>
+  <w:style w:styleId="Heading7" w:type="paragraph">
+    <w:name w:val="heading 7"/>
     <w:basedOn w:val="Normal"/>
     <w:next w:val="BodyText"/>
+    <w:link w:val="Heading7Char"/>
     <w:uiPriority w:val="9"/>
+    <w:semiHidden/>
     <w:unhideWhenUsed/>
     <w:qFormat/>
+    <w:rsid w:val="00A10FD9"/>
     <w:pPr>
       <w:keepNext/>
       <w:keepLines/>
-      <w:spacing w:after="0" w:before="200"/>
-      <w:outlineLvl w:val="5"/>
+      <w:spacing w:after="0" w:before="40"/>
+      <w:outlineLvl w:val="6"/>
     </w:pPr>
     <w:rPr>
-      <w:rFonts w:asciiTheme="majorHAnsi" w:cstheme="majorBidi" w:eastAsiaTheme="majorEastAsia" w:hAnsiTheme="majorHAnsi"/>
-      <w:color w:themeColor="accent1" w:val="4F81BD"/>
-      <w:sz w:val="24"/>
-      <w:szCs w:val="24"/>
+      <w:rFonts w:cstheme="majorBidi" w:eastAsiaTheme="majorEastAsia"/>
+      <w:color w:themeColor="text1" w:themeTint="A6" w:val="595959"/>
     </w:rPr>
   </w:style>
-  <w:style w:styleId="Heading7" w:type="paragraph">
-    <w:name w:val="Heading 7"/>
+  <w:style w:styleId="Heading8" w:type="paragraph">
+    <w:name w:val="heading 8"/>
     <w:basedOn w:val="Normal"/>
     <w:next w:val="BodyText"/>
+    <w:link w:val="Heading8Char"/>
     <w:uiPriority w:val="9"/>
+    <w:semiHidden/>
     <w:unhideWhenUsed/>
     <w:qFormat/>
+    <w:rsid w:val="00A10FD9"/>
     <w:pPr>
       <w:keepNext/>
       <w:keepLines/>
-      <w:spacing w:after="0" w:before="200"/>
-      <w:outlineLvl w:val="6"/>
+      <w:spacing w:after="0"/>
+      <w:outlineLvl w:val="7"/>
     </w:pPr>
     <w:rPr>
-      <w:rFonts w:asciiTheme="majorHAnsi" w:cstheme="majorBidi" w:eastAsiaTheme="majorEastAsia" w:hAnsiTheme="majorHAnsi"/>
-      <w:color w:themeColor="accent1" w:val="4F81BD"/>
-      <w:sz w:val="24"/>
-      <w:szCs w:val="24"/>
+      <w:rFonts w:cstheme="majorBidi" w:eastAsiaTheme="majorEastAsia"/>
+      <w:i/>
+      <w:iCs/>
+      <w:color w:themeColor="text1" w:themeTint="D8" w:val="272727"/>
     </w:rPr>
   </w:style>
-  <w:style w:styleId="Heading8" w:type="paragraph">
-    <w:name w:val="Heading 8"/>
+  <w:style w:styleId="Heading9" w:type="paragraph">
+    <w:name w:val="heading 9"/>
     <w:basedOn w:val="Normal"/>
     <w:next w:val="BodyText"/>
+    <w:link w:val="Heading9Char"/>
     <w:uiPriority w:val="9"/>
+    <w:semiHidden/>
     <w:unhideWhenUsed/>
     <w:qFormat/>
+    <w:rsid w:val="00A10FD9"/>
     <w:pPr>
       <w:keepNext/>
       <w:keepLines/>
-      <w:spacing w:after="0" w:before="200"/>
-      <w:outlineLvl w:val="7"/>
-    </w:pPr>
-    <w:rPr>
-      <w:rFonts w:asciiTheme="majorHAnsi" w:cstheme="majorBidi" w:eastAsiaTheme="majorEastAsia" w:hAnsiTheme="majorHAnsi"/>
-      <w:color w:themeColor="accent1" w:val="4F81BD"/>
-      <w:sz w:val="24"/>
-      <w:szCs w:val="24"/>
-    </w:rPr>
-  </w:style>
-  <w:style w:styleId="Heading9" w:type="paragraph">
-    <w:name w:val="Heading 9"/>
-    <w:basedOn w:val="Normal"/>
-    <w:next w:val="BodyText"/>
-    <w:uiPriority w:val="9"/>
-    <w:unhideWhenUsed/>
-    <w:qFormat/>
-    <w:pPr>
-      <w:keepNext/>
-      <w:keepLines/>
-      <w:spacing w:after="0" w:before="200"/>
+      <w:spacing w:after="0"/>
       <w:outlineLvl w:val="8"/>
     </w:pPr>
     <w:rPr>
+      <w:rFonts w:cstheme="majorBidi" w:eastAsiaTheme="majorEastAsia"/>
+      <w:color w:themeColor="text1" w:themeTint="D8" w:val="272727"/>
+    </w:rPr>
+  </w:style>
+  <w:style w:customStyle="1" w:styleId="Heading1Char" w:type="character">
+    <w:name w:val="Heading 1 Char"/>
+    <w:basedOn w:val="DefaultParagraphFont"/>
+    <w:link w:val="Heading1"/>
+    <w:uiPriority w:val="9"/>
+    <w:rsid w:val="00A10FD9"/>
+    <w:rPr>
       <w:rFonts w:asciiTheme="majorHAnsi" w:cstheme="majorBidi" w:eastAsiaTheme="majorEastAsia" w:hAnsiTheme="majorHAnsi"/>
-      <w:color w:themeColor="accent1" w:val="4F81BD"/>
-      <w:sz w:val="24"/>
-      <w:szCs w:val="24"/>
+      <w:color w:themeColor="accent1" w:themeShade="BF" w:val="0F4761"/>
+      <w:sz w:val="40"/>
+      <w:szCs w:val="40"/>
+    </w:rPr>
+  </w:style>
+  <w:style w:customStyle="1" w:styleId="Heading2Char" w:type="character">
+    <w:name w:val="Heading 2 Char"/>
+    <w:basedOn w:val="DefaultParagraphFont"/>
+    <w:link w:val="Heading2"/>
+    <w:uiPriority w:val="9"/>
+    <w:semiHidden/>
+    <w:rsid w:val="00A10FD9"/>
+    <w:rPr>
+      <w:rFonts w:asciiTheme="majorHAnsi" w:cstheme="majorBidi" w:eastAsiaTheme="majorEastAsia" w:hAnsiTheme="majorHAnsi"/>
+      <w:color w:themeColor="accent1" w:themeShade="BF" w:val="0F4761"/>
+      <w:sz w:val="32"/>
+      <w:szCs w:val="32"/>
+    </w:rPr>
+  </w:style>
+  <w:style w:customStyle="1" w:styleId="Heading3Char" w:type="character">
+    <w:name w:val="Heading 3 Char"/>
+    <w:basedOn w:val="DefaultParagraphFont"/>
+    <w:link w:val="Heading3"/>
+    <w:uiPriority w:val="9"/>
+    <w:semiHidden/>
+    <w:rsid w:val="00A10FD9"/>
+    <w:rPr>
+      <w:rFonts w:cstheme="majorBidi" w:eastAsiaTheme="majorEastAsia"/>
+      <w:color w:themeColor="accent1" w:themeShade="BF" w:val="0F4761"/>
+      <w:sz w:val="28"/>
+      <w:szCs w:val="28"/>
+    </w:rPr>
+  </w:style>
+  <w:style w:customStyle="1" w:styleId="Heading4Char" w:type="character">
+    <w:name w:val="Heading 4 Char"/>
+    <w:basedOn w:val="DefaultParagraphFont"/>
+    <w:link w:val="Heading4"/>
+    <w:uiPriority w:val="9"/>
+    <w:semiHidden/>
+    <w:rsid w:val="00A10FD9"/>
+    <w:rPr>
+      <w:rFonts w:cstheme="majorBidi" w:eastAsiaTheme="majorEastAsia"/>
+      <w:i/>
+      <w:iCs/>
+      <w:color w:themeColor="accent1" w:themeShade="BF" w:val="0F4761"/>
+    </w:rPr>
+  </w:style>
+  <w:style w:customStyle="1" w:styleId="Heading5Char" w:type="character">
+    <w:name w:val="Heading 5 Char"/>
+    <w:basedOn w:val="DefaultParagraphFont"/>
+    <w:link w:val="Heading5"/>
+    <w:uiPriority w:val="9"/>
+    <w:semiHidden/>
+    <w:rsid w:val="00A10FD9"/>
+    <w:rPr>
+      <w:rFonts w:cstheme="majorBidi" w:eastAsiaTheme="majorEastAsia"/>
+      <w:color w:themeColor="accent1" w:themeShade="BF" w:val="0F4761"/>
+    </w:rPr>
+  </w:style>
+  <w:style w:customStyle="1" w:styleId="Heading6Char" w:type="character">
+    <w:name w:val="Heading 6 Char"/>
+    <w:basedOn w:val="DefaultParagraphFont"/>
+    <w:link w:val="Heading6"/>
+    <w:uiPriority w:val="9"/>
+    <w:semiHidden/>
+    <w:rsid w:val="00A10FD9"/>
+    <w:rPr>
+      <w:rFonts w:cstheme="majorBidi" w:eastAsiaTheme="majorEastAsia"/>
+      <w:i/>
+      <w:iCs/>
+      <w:color w:themeColor="text1" w:themeTint="A6" w:val="595959"/>
+    </w:rPr>
+  </w:style>
+  <w:style w:customStyle="1" w:styleId="Heading7Char" w:type="character">
+    <w:name w:val="Heading 7 Char"/>
+    <w:basedOn w:val="DefaultParagraphFont"/>
+    <w:link w:val="Heading7"/>
+    <w:uiPriority w:val="9"/>
+    <w:semiHidden/>
+    <w:rsid w:val="00A10FD9"/>
+    <w:rPr>
+      <w:rFonts w:cstheme="majorBidi" w:eastAsiaTheme="majorEastAsia"/>
+      <w:color w:themeColor="text1" w:themeTint="A6" w:val="595959"/>
+    </w:rPr>
+  </w:style>
+  <w:style w:customStyle="1" w:styleId="Heading8Char" w:type="character">
+    <w:name w:val="Heading 8 Char"/>
+    <w:basedOn w:val="DefaultParagraphFont"/>
+    <w:link w:val="Heading8"/>
+    <w:uiPriority w:val="9"/>
+    <w:semiHidden/>
+    <w:rsid w:val="00A10FD9"/>
+    <w:rPr>
+      <w:rFonts w:cstheme="majorBidi" w:eastAsiaTheme="majorEastAsia"/>
+      <w:i/>
+      <w:iCs/>
+      <w:color w:themeColor="text1" w:themeTint="D8" w:val="272727"/>
+    </w:rPr>
+  </w:style>
+  <w:style w:customStyle="1" w:styleId="Heading9Char" w:type="character">
+    <w:name w:val="Heading 9 Char"/>
+    <w:basedOn w:val="DefaultParagraphFont"/>
+    <w:link w:val="Heading9"/>
+    <w:uiPriority w:val="9"/>
+    <w:semiHidden/>
+    <w:rsid w:val="00A10FD9"/>
+    <w:rPr>
+      <w:rFonts w:cstheme="majorBidi" w:eastAsiaTheme="majorEastAsia"/>
+      <w:color w:themeColor="text1" w:themeTint="D8" w:val="272727"/>
     </w:rPr>
   </w:style>
   <w:style w:styleId="BlockText" w:type="paragraph">
@@ -10148,6 +10204,18 @@
     <w:unhideWhenUsed/>
     <w:qFormat/>
   </w:style>
+  <w:style w:styleId="FootnoteBlockText" w:type="paragraph">
+    <w:name w:val="Footnote Block Text"/>
+    <w:basedOn w:val="FootnoteText"/>
+    <w:next w:val="FootnoteText"/>
+    <w:uiPriority w:val="9"/>
+    <w:unhideWhenUsed/>
+    <w:qFormat/>
+    <w:pPr>
+      <w:spacing w:after="100" w:before="100"/>
+      <w:ind w:firstLine="0" w:left="480" w:right="480"/>
+    </w:pPr>
+  </w:style>
   <w:style w:default="1" w:styleId="DefaultParagraphFont" w:type="character">
     <w:name w:val="Default Paragraph Font"/>
     <w:semiHidden/>
@@ -10169,18 +10237,11 @@
       </w:tblCellMar>
     </w:tblPr>
     <w:tblStylePr w:type="firstRow">
-      <w:tblPr>
-        <w:jc w:val="left"/>
-        <w:tblInd w:type="dxa" w:w="0"/>
-      </w:tblPr>
-      <w:trPr>
-        <w:jc w:val="left"/>
-      </w:trPr>
       <w:tcPr>
-        <w:vAlign w:val="bottom"/>
         <w:tcBorders>
           <w:bottom w:val="single"/>
         </w:tcBorders>
+        <w:vAlign w:val="bottom"/>
       </w:tcPr>
     </w:tblStylePr>
   </w:style>
@@ -10295,8 +10356,8 @@
     <w:name w:val="KeywordTok"/>
     <w:basedOn w:val="VerbatimChar"/>
     <w:rPr>
+      <w:b/>
       <w:color w:val="007020"/>
-      <w:b/>
     </w:rPr>
   </w:style>
   <w:style w:type="character" w:customStyle="1" w:styleId="DataTypeTok">
@@ -10373,42 +10434,42 @@
     <w:name w:val="ImportTok"/>
     <w:basedOn w:val="VerbatimChar"/>
     <w:rPr>
+      <w:b/>
       <w:color w:val="008000"/>
-      <w:b/>
     </w:rPr>
   </w:style>
   <w:style w:type="character" w:customStyle="1" w:styleId="CommentTok">
     <w:name w:val="CommentTok"/>
     <w:basedOn w:val="VerbatimChar"/>
     <w:rPr>
+      <w:i/>
       <w:color w:val="60a0b0"/>
-      <w:i/>
     </w:rPr>
   </w:style>
   <w:style w:type="character" w:customStyle="1" w:styleId="DocumentationTok">
     <w:name w:val="DocumentationTok"/>
     <w:basedOn w:val="VerbatimChar"/>
     <w:rPr>
+      <w:i/>
       <w:color w:val="ba2121"/>
-      <w:i/>
     </w:rPr>
   </w:style>
   <w:style w:type="character" w:customStyle="1" w:styleId="AnnotationTok">
     <w:name w:val="AnnotationTok"/>
     <w:basedOn w:val="VerbatimChar"/>
     <w:rPr>
-      <w:color w:val="60a0b0"/>
       <w:b/>
       <w:i/>
+      <w:color w:val="60a0b0"/>
     </w:rPr>
   </w:style>
   <w:style w:type="character" w:customStyle="1" w:styleId="CommentVarTok">
     <w:name w:val="CommentVarTok"/>
     <w:basedOn w:val="VerbatimChar"/>
     <w:rPr>
-      <w:color w:val="60a0b0"/>
       <w:b/>
       <w:i/>
+      <w:color w:val="60a0b0"/>
     </w:rPr>
   </w:style>
   <w:style w:type="character" w:customStyle="1" w:styleId="OtherTok">
@@ -10436,8 +10497,8 @@
     <w:name w:val="ControlFlowTok"/>
     <w:basedOn w:val="VerbatimChar"/>
     <w:rPr>
+      <w:b/>
       <w:color w:val="007020"/>
-      <w:b/>
     </w:rPr>
   </w:style>
   <w:style w:type="character" w:customStyle="1" w:styleId="OperatorTok">
@@ -10482,34 +10543,34 @@
     <w:name w:val="InformationTok"/>
     <w:basedOn w:val="VerbatimChar"/>
     <w:rPr>
-      <w:color w:val="60a0b0"/>
       <w:b/>
       <w:i/>
+      <w:color w:val="60a0b0"/>
     </w:rPr>
   </w:style>
   <w:style w:type="character" w:customStyle="1" w:styleId="WarningTok">
     <w:name w:val="WarningTok"/>
     <w:basedOn w:val="VerbatimChar"/>
     <w:rPr>
-      <w:color w:val="60a0b0"/>
       <w:b/>
       <w:i/>
+      <w:color w:val="60a0b0"/>
     </w:rPr>
   </w:style>
   <w:style w:type="character" w:customStyle="1" w:styleId="AlertTok">
     <w:name w:val="AlertTok"/>
     <w:basedOn w:val="VerbatimChar"/>
     <w:rPr>
+      <w:b/>
       <w:color w:val="ff0000"/>
-      <w:b/>
     </w:rPr>
   </w:style>
   <w:style w:type="character" w:customStyle="1" w:styleId="ErrorTok">
     <w:name w:val="ErrorTok"/>
     <w:basedOn w:val="VerbatimChar"/>
     <w:rPr>
+      <w:b/>
       <w:color w:val="ff0000"/>
-      <w:b/>
     </w:rPr>
   </w:style>
   <w:style w:type="character" w:customStyle="1" w:styleId="NormalTok">
@@ -10531,44 +10592,44 @@
         <a:sysClr val="window" lastClr="FFFFFF"/>
       </a:lt1>
       <a:dk2>
-        <a:srgbClr val="1F497D"/>
+        <a:srgbClr val="0E2841"/>
       </a:dk2>
       <a:lt2>
-        <a:srgbClr val="EEECE1"/>
+        <a:srgbClr val="E8E8E8"/>
       </a:lt2>
       <a:accent1>
-        <a:srgbClr val="4F81BD"/>
+        <a:srgbClr val="156082"/>
       </a:accent1>
       <a:accent2>
-        <a:srgbClr val="C0504D"/>
+        <a:srgbClr val="E97132"/>
       </a:accent2>
       <a:accent3>
-        <a:srgbClr val="9BBB59"/>
+        <a:srgbClr val="196B24"/>
       </a:accent3>
       <a:accent4>
-        <a:srgbClr val="8064A2"/>
+        <a:srgbClr val="0F9ED5"/>
       </a:accent4>
       <a:accent5>
-        <a:srgbClr val="4BACC6"/>
+        <a:srgbClr val="A02B93"/>
       </a:accent5>
       <a:accent6>
-        <a:srgbClr val="F79646"/>
+        <a:srgbClr val="4EA72E"/>
       </a:accent6>
       <a:hlink>
-        <a:srgbClr val="0000FF"/>
+        <a:srgbClr val="467886"/>
       </a:hlink>
       <a:folHlink>
-        <a:srgbClr val="800080"/>
+        <a:srgbClr val="96607D"/>
       </a:folHlink>
     </a:clrScheme>
     <a:fontScheme name="Office">
       <a:majorFont>
-        <a:latin typeface="Calibri"/>
+        <a:latin typeface="Aptos Display" panose="02110004020202020204"/>
         <a:ea typeface=""/>
         <a:cs typeface=""/>
-        <a:font script="Jpan" typeface="ＭＳ ゴシック"/>
+        <a:font script="Jpan" typeface="游ゴシック Light"/>
         <a:font script="Hang" typeface="맑은 고딕"/>
-        <a:font script="Hans" typeface="宋体"/>
+        <a:font script="Hans" typeface="等线 Light"/>
         <a:font script="Hant" typeface="新細明體"/>
         <a:font script="Arab" typeface="Times New Roman"/>
         <a:font script="Hebr" typeface="Times New Roman"/>
@@ -10595,14 +10656,32 @@
         <a:font script="Mong" typeface="Mongolian Baiti"/>
         <a:font script="Viet" typeface="Times New Roman"/>
         <a:font script="Uigh" typeface="Microsoft Uighur"/>
+        <a:font script="Geor" typeface="Sylfaen"/>
+        <a:font script="Armn" typeface="Arial"/>
+        <a:font script="Bugi" typeface="Leelawadee UI"/>
+        <a:font script="Bopo" typeface="Microsoft JhengHei"/>
+        <a:font script="Java" typeface="Javanese Text"/>
+        <a:font script="Lisu" typeface="Segoe UI"/>
+        <a:font script="Mymr" typeface="Myanmar Text"/>
+        <a:font script="Nkoo" typeface="Ebrima"/>
+        <a:font script="Olck" typeface="Nirmala UI"/>
+        <a:font script="Osma" typeface="Ebrima"/>
+        <a:font script="Phag" typeface="Phagspa"/>
+        <a:font script="Syrn" typeface="Estrangelo Edessa"/>
+        <a:font script="Syrj" typeface="Estrangelo Edessa"/>
+        <a:font script="Syre" typeface="Estrangelo Edessa"/>
+        <a:font script="Sora" typeface="Nirmala UI"/>
+        <a:font script="Tale" typeface="Microsoft Tai Le"/>
+        <a:font script="Talu" typeface="Microsoft New Tai Lue"/>
+        <a:font script="Tfng" typeface="Ebrima"/>
       </a:majorFont>
       <a:minorFont>
-        <a:latin typeface="Cambria"/>
+        <a:latin typeface="Aptos" panose="02110004020202020204"/>
         <a:ea typeface=""/>
         <a:cs typeface=""/>
-        <a:font script="Jpan" typeface="ＭＳ 明朝"/>
+        <a:font script="Jpan" typeface="游明朝"/>
         <a:font script="Hang" typeface="맑은 고딕"/>
-        <a:font script="Hans" typeface="宋体"/>
+        <a:font script="Hans" typeface="等线"/>
         <a:font script="Hant" typeface="新細明體"/>
         <a:font script="Arab" typeface="Arial"/>
         <a:font script="Hebr" typeface="Arial"/>
@@ -10629,6 +10708,24 @@
         <a:font script="Mong" typeface="Mongolian Baiti"/>
         <a:font script="Viet" typeface="Arial"/>
         <a:font script="Uigh" typeface="Microsoft Uighur"/>
+        <a:font script="Geor" typeface="Sylfaen"/>
+        <a:font script="Armn" typeface="Arial"/>
+        <a:font script="Bugi" typeface="Leelawadee UI"/>
+        <a:font script="Bopo" typeface="Microsoft JhengHei"/>
+        <a:font script="Java" typeface="Javanese Text"/>
+        <a:font script="Lisu" typeface="Segoe UI"/>
+        <a:font script="Mymr" typeface="Myanmar Text"/>
+        <a:font script="Nkoo" typeface="Ebrima"/>
+        <a:font script="Olck" typeface="Nirmala UI"/>
+        <a:font script="Osma" typeface="Ebrima"/>
+        <a:font script="Phag" typeface="Phagspa"/>
+        <a:font script="Syrn" typeface="Estrangelo Edessa"/>
+        <a:font script="Syrj" typeface="Estrangelo Edessa"/>
+        <a:font script="Syre" typeface="Estrangelo Edessa"/>
+        <a:font script="Sora" typeface="Nirmala UI"/>
+        <a:font script="Tale" typeface="Microsoft Tai Le"/>
+        <a:font script="Talu" typeface="Microsoft New Tai Lue"/>
+        <a:font script="Tfng" typeface="Ebrima"/>
       </a:minorFont>
     </a:fontScheme>
     <a:fmtScheme name="Office">
@@ -10640,200 +10737,141 @@
           <a:gsLst>
             <a:gs pos="0">
               <a:schemeClr val="phClr">
-                <a:tint val="50000"/>
-                <a:satMod val="300000"/>
+                <a:lumMod val="110000"/>
+                <a:satMod val="105000"/>
+                <a:tint val="67000"/>
               </a:schemeClr>
             </a:gs>
-            <a:gs pos="35000">
+            <a:gs pos="50000">
               <a:schemeClr val="phClr">
-                <a:tint val="37000"/>
-                <a:satMod val="300000"/>
+                <a:lumMod val="105000"/>
+                <a:satMod val="103000"/>
+                <a:tint val="73000"/>
               </a:schemeClr>
             </a:gs>
             <a:gs pos="100000">
               <a:schemeClr val="phClr">
-                <a:tint val="15000"/>
-                <a:satMod val="350000"/>
+                <a:lumMod val="105000"/>
+                <a:satMod val="109000"/>
+                <a:tint val="81000"/>
               </a:schemeClr>
             </a:gs>
           </a:gsLst>
-          <a:lin ang="16200000" scaled="1"/>
+          <a:lin ang="5400000" scaled="0"/>
         </a:gradFill>
         <a:gradFill rotWithShape="1">
           <a:gsLst>
             <a:gs pos="0">
               <a:schemeClr val="phClr">
-                <a:tint val="100000"/>
+                <a:satMod val="103000"/>
+                <a:lumMod val="102000"/>
+                <a:tint val="94000"/>
+              </a:schemeClr>
+            </a:gs>
+            <a:gs pos="50000">
+              <a:schemeClr val="phClr">
+                <a:satMod val="110000"/>
+                <a:lumMod val="100000"/>
                 <a:shade val="100000"/>
-                <a:satMod val="130000"/>
               </a:schemeClr>
             </a:gs>
             <a:gs pos="100000">
               <a:schemeClr val="phClr">
-                <a:tint val="50000"/>
-                <a:shade val="100000"/>
-                <a:satMod val="350000"/>
+                <a:lumMod val="99000"/>
+                <a:satMod val="120000"/>
+                <a:shade val="78000"/>
               </a:schemeClr>
             </a:gs>
           </a:gsLst>
-          <a:lin ang="16200000" scaled="0"/>
+          <a:lin ang="5400000" scaled="0"/>
         </a:gradFill>
       </a:fillStyleLst>
       <a:lnStyleLst>
-        <a:ln w="9525" cap="flat" cmpd="sng" algn="ctr">
-          <a:solidFill>
-            <a:schemeClr val="phClr">
-              <a:shade val="95000"/>
-              <a:satMod val="105000"/>
-            </a:schemeClr>
-          </a:solidFill>
-          <a:prstDash val="solid"/>
-        </a:ln>
-        <a:ln w="25400" cap="flat" cmpd="sng" algn="ctr">
+        <a:ln w="6350" cap="flat" cmpd="sng" algn="ctr">
           <a:solidFill>
             <a:schemeClr val="phClr"/>
           </a:solidFill>
           <a:prstDash val="solid"/>
+          <a:miter lim="800000"/>
         </a:ln>
-        <a:ln w="38100" cap="flat" cmpd="sng" algn="ctr">
+        <a:ln w="12700" cap="flat" cmpd="sng" algn="ctr">
           <a:solidFill>
             <a:schemeClr val="phClr"/>
           </a:solidFill>
           <a:prstDash val="solid"/>
+          <a:miter lim="800000"/>
+        </a:ln>
+        <a:ln w="19050" cap="flat" cmpd="sng" algn="ctr">
+          <a:solidFill>
+            <a:schemeClr val="phClr"/>
+          </a:solidFill>
+          <a:prstDash val="solid"/>
+          <a:miter lim="800000"/>
         </a:ln>
       </a:lnStyleLst>
       <a:effectStyleLst>
         <a:effectStyle>
+          <a:effectLst/>
+        </a:effectStyle>
+        <a:effectStyle>
+          <a:effectLst/>
+        </a:effectStyle>
+        <a:effectStyle>
           <a:effectLst>
-            <a:outerShdw blurRad="40000" dist="20000" dir="5400000" rotWithShape="0">
+            <a:outerShdw blurRad="57150" dist="19050" dir="5400000" algn="ctr" rotWithShape="0">
               <a:srgbClr val="000000">
-                <a:alpha val="38000"/>
+                <a:alpha val="63000"/>
               </a:srgbClr>
             </a:outerShdw>
           </a:effectLst>
-        </a:effectStyle>
-        <a:effectStyle>
-          <a:effectLst>
-            <a:outerShdw blurRad="40000" dist="23000" dir="5400000" rotWithShape="0">
-              <a:srgbClr val="000000">
-                <a:alpha val="35000"/>
-              </a:srgbClr>
-            </a:outerShdw>
-          </a:effectLst>
-        </a:effectStyle>
-        <a:effectStyle>
-          <a:effectLst>
-            <a:outerShdw blurRad="40000" dist="23000" dir="5400000" rotWithShape="0">
-              <a:srgbClr val="000000">
-                <a:alpha val="35000"/>
-              </a:srgbClr>
-            </a:outerShdw>
-          </a:effectLst>
-          <a:scene3d>
-            <a:camera prst="orthographicFront">
-              <a:rot lat="0" lon="0" rev="0"/>
-            </a:camera>
-            <a:lightRig rig="threePt" dir="t">
-              <a:rot lat="0" lon="0" rev="1200000"/>
-            </a:lightRig>
-          </a:scene3d>
-          <a:sp3d>
-            <a:bevelT w="63500" h="25400"/>
-          </a:sp3d>
         </a:effectStyle>
       </a:effectStyleLst>
       <a:bgFillStyleLst>
         <a:solidFill>
           <a:schemeClr val="phClr"/>
         </a:solidFill>
+        <a:solidFill>
+          <a:schemeClr val="phClr">
+            <a:tint val="95000"/>
+            <a:satMod val="170000"/>
+          </a:schemeClr>
+        </a:solidFill>
         <a:gradFill rotWithShape="1">
           <a:gsLst>
             <a:gs pos="0">
               <a:schemeClr val="phClr">
-                <a:tint val="40000"/>
-                <a:satMod val="350000"/>
+                <a:tint val="93000"/>
+                <a:satMod val="150000"/>
+                <a:shade val="98000"/>
+                <a:lumMod val="102000"/>
               </a:schemeClr>
             </a:gs>
-            <a:gs pos="40000">
+            <a:gs pos="50000">
               <a:schemeClr val="phClr">
-                <a:tint val="45000"/>
-                <a:shade val="99000"/>
-                <a:satMod val="350000"/>
+                <a:tint val="98000"/>
+                <a:satMod val="130000"/>
+                <a:shade val="90000"/>
+                <a:lumMod val="103000"/>
               </a:schemeClr>
             </a:gs>
             <a:gs pos="100000">
               <a:schemeClr val="phClr">
-                <a:shade val="20000"/>
-                <a:satMod val="255000"/>
+                <a:shade val="63000"/>
+                <a:satMod val="120000"/>
               </a:schemeClr>
             </a:gs>
           </a:gsLst>
-          <a:path path="circle">
-            <a:fillToRect l="50000" t="-80000" r="50000" b="180000"/>
-          </a:path>
-        </a:gradFill>
-        <a:gradFill rotWithShape="1">
-          <a:gsLst>
-            <a:gs pos="0">
-              <a:schemeClr val="phClr">
-                <a:tint val="80000"/>
-                <a:satMod val="300000"/>
-              </a:schemeClr>
-            </a:gs>
-            <a:gs pos="100000">
-              <a:schemeClr val="phClr">
-                <a:shade val="30000"/>
-                <a:satMod val="200000"/>
-              </a:schemeClr>
-            </a:gs>
-          </a:gsLst>
-          <a:path path="circle">
-            <a:fillToRect l="50000" t="50000" r="50000" b="50000"/>
-          </a:path>
+          <a:lin ang="5400000" scaled="0"/>
         </a:gradFill>
       </a:bgFillStyleLst>
     </a:fmtScheme>
   </a:themeElements>
-  <a:objectDefaults>
-    <a:spDef>
-      <a:spPr/>
-      <a:bodyPr/>
-      <a:lstStyle/>
-      <a:style>
-        <a:lnRef idx="1">
-          <a:schemeClr val="accent1"/>
-        </a:lnRef>
-        <a:fillRef idx="3">
-          <a:schemeClr val="accent1"/>
-        </a:fillRef>
-        <a:effectRef idx="2">
-          <a:schemeClr val="accent1"/>
-        </a:effectRef>
-        <a:fontRef idx="minor">
-          <a:schemeClr val="lt1"/>
-        </a:fontRef>
-      </a:style>
-    </a:spDef>
-    <a:lnDef>
-      <a:spPr/>
-      <a:bodyPr/>
-      <a:lstStyle/>
-      <a:style>
-        <a:lnRef idx="2">
-          <a:schemeClr val="accent1"/>
-        </a:lnRef>
-        <a:fillRef idx="0">
-          <a:schemeClr val="accent1"/>
-        </a:fillRef>
-        <a:effectRef idx="1">
-          <a:schemeClr val="accent1"/>
-        </a:effectRef>
-        <a:fontRef idx="minor">
-          <a:schemeClr val="tx1"/>
-        </a:fontRef>
-      </a:style>
-    </a:lnDef>
-  </a:objectDefaults>
+  <a:objectDefaults/>
   <a:extraClrSchemeLst/>
+  <a:extLst>
+    <a:ext uri="{05A4C25C-085E-4340-85A3-A5531E510DB2}">
+      <thm15:themeFamily xmlns:thm15="http://schemas.microsoft.com/office/thememl/2012/main" name="Office Theme" id="{2E142A2C-CD16-42D6-873A-C26D2A0506FA}" vid="{1BDDFF52-6CD6-40A5-AB3C-68EB2F1E4D0A}"/>
+    </a:ext>
+  </a:extLst>
 </a:theme>
 </file>
--- a/07-third-party-risk/Third_Party_Risk_and_Supply_Chain/Espanol/Third_Party_Risk_Management_and_Cyber_Supply_Chain_Security_Manual_Espanol_v1.0.docx
+++ b/07-third-party-risk/Third_Party_Risk_and_Supply_Chain/Espanol/Third_Party_Risk_Management_and_Cyber_Supply_Chain_Security_Manual_Espanol_v1.0.docx
@@ -34,8 +34,8 @@
       </w:pPr>
       <w:r>
         <w:rPr>
+          <w:bCs/>
           <w:b/>
-          <w:bCs/>
         </w:rPr>
         <w:t xml:space="preserve">Estado de revisión:</w:t>
       </w:r>
@@ -46,7 +46,7 @@
         <w:t xml:space="preserve">Borrador de traducción asistida por máquina. Requiere revisión humana de terminología, significado, enlaces, formato y vigencia técnica antes de marcarse como edición final.</w:t>
       </w:r>
     </w:p>
-    <w:bookmarkStart w:id="9" w:name="theird-party-risk-management"/>
+    <w:bookmarkStart w:id="20" w:name="theird-party-risk-management"/>
     <w:p>
       <w:pPr>
         <w:pStyle w:val="Heading1"/>
@@ -55,8 +55,8 @@
         <w:t xml:space="preserve">THEIRD-PARTY RISK MANAGEMENT</w:t>
       </w:r>
     </w:p>
-    <w:bookmarkEnd w:id="9"/>
-    <w:bookmarkStart w:id="10" w:name="y-cyber-supply-chain-seguridad"/>
+    <w:bookmarkEnd w:id="20"/>
+    <w:bookmarkStart w:id="21" w:name="y-cyber-supply-chain-seguridad"/>
     <w:p>
       <w:pPr>
         <w:pStyle w:val="Heading1"/>
@@ -85,8 +85,8 @@
       </w:r>
       <w:r>
         <w:rPr>
+          <w:bCs/>
           <w:b/>
-          <w:bCs/>
         </w:rPr>
         <w:t xml:space="preserve">Lo que este manual hace:</w:t>
       </w:r>
@@ -109,8 +109,8 @@
       </w:pPr>
       <w:r>
         <w:rPr>
+          <w:bCs/>
           <w:b/>
-          <w:bCs/>
         </w:rPr>
         <w:t xml:space="preserve">Alberto (Al) Leiva</w:t>
       </w:r>
@@ -123,8 +123,8 @@
         <w:t xml:space="preserve">Primera edición • Julio 2026</w:t>
       </w:r>
     </w:p>
-    <w:bookmarkEnd w:id="10"/>
-    <w:bookmarkStart w:id="12" w:name="prefacio"/>
+    <w:bookmarkEnd w:id="21"/>
+    <w:bookmarkStart w:id="23" w:name="prefacio"/>
     <w:p>
       <w:pPr>
         <w:pStyle w:val="Heading1"/>
@@ -165,7 +165,7 @@
         <w:t xml:space="preserve">|. |</w:t>
       </w:r>
     </w:p>
-    <w:bookmarkStart w:id="11" w:name="cómo-usar-este-manual"/>
+    <w:bookmarkStart w:id="22" w:name="cómo-usar-este-manual"/>
     <w:p>
       <w:pPr>
         <w:pStyle w:val="Heading2"/>
@@ -229,9 +229,9 @@
         <w:t xml:space="preserve">Utilizar las plantillas como puntos de partida; adaptar criterios y aprobaciones a su organización.</w:t>
       </w:r>
     </w:p>
-    <w:bookmarkEnd w:id="11"/>
-    <w:bookmarkEnd w:id="12"/>
-    <w:bookmarkStart w:id="13" w:name="tabla-de-contenidos"/>
+    <w:bookmarkEnd w:id="22"/>
+    <w:bookmarkEnd w:id="23"/>
+    <w:bookmarkStart w:id="24" w:name="tabla-de-contenidos"/>
     <w:p>
       <w:pPr>
         <w:pStyle w:val="Heading1"/>
@@ -1439,8 +1439,8 @@
         <w:t xml:space="preserve">Guía del Capítulo</w:t>
       </w:r>
     </w:p>
-    <w:bookmarkEnd w:id="13"/>
-    <w:bookmarkStart w:id="17" w:name="tprm-and-cyber-supply-chain-foundations"/>
+    <w:bookmarkEnd w:id="24"/>
+    <w:bookmarkStart w:id="28" w:name="tprm-and-cyber-supply-chain-foundations"/>
     <w:p>
       <w:pPr>
         <w:pStyle w:val="Heading1"/>
@@ -1455,8 +1455,8 @@
       </w:pPr>
       <w:r>
         <w:rPr>
+          <w:iCs/>
           <w:i/>
-          <w:iCs/>
         </w:rPr>
         <w:t xml:space="preserve">La gestión del riesgo de terceros controla los riesgos que plantean las organizaciones externas, los productos, las personas y los servicios</w:t>
       </w:r>
@@ -1472,7 +1472,7 @@
         <w:t xml:space="preserve">Un tercero puede albergar sistemas, procesar datos, suministrar software, proporcionar personal, ejecutar operaciones críticas o apoyar a los clientes. La gestión del riesgo de cadena de suministro cibernético (C-SCRM) es más amplia: considera cómo la tecnología está diseñada, desarrollada, fabricada, integrada, entregada, operada, mantenida y retirada en muchos niveles.</w:t>
       </w:r>
     </w:p>
-    <w:bookmarkStart w:id="14" w:name="qué-buena-tprm-produce"/>
+    <w:bookmarkStart w:id="25" w:name="qué-buena-tprm-produce"/>
     <w:p>
       <w:pPr>
         <w:pStyle w:val="Heading2"/>
@@ -1529,8 +1529,8 @@
         <w:t xml:space="preserve">Realizó la coordinación de incidentes y un plan de salida ejecutable.</w:t>
       </w:r>
     </w:p>
-    <w:bookmarkEnd w:id="14"/>
-    <w:bookmarkStart w:id="15" w:name="importantes-límites"/>
+    <w:bookmarkEnd w:id="25"/>
+    <w:bookmarkStart w:id="26" w:name="importantes-límites"/>
     <w:p>
       <w:pPr>
         <w:pStyle w:val="Heading2"/>
@@ -1545,8 +1545,8 @@
       </w:pPr>
       <w:r>
         <w:rPr>
+          <w:bCs/>
           <w:b/>
-          <w:bCs/>
         </w:rPr>
         <w:t xml:space="preserve">Item</w:t>
       </w:r>
@@ -1561,8 +1561,8 @@
       </w:r>
       <w:r>
         <w:rPr>
+          <w:bCs/>
           <w:b/>
-          <w:bCs/>
         </w:rPr>
         <w:t xml:space="preserve">Lo que no prueba</w:t>
       </w:r>
@@ -1615,8 +1615,8 @@
       </w:pPr>
       <w:r>
         <w:rPr>
+          <w:bCs/>
           <w:b/>
-          <w:bCs/>
         </w:rPr>
         <w:t xml:space="preserve">Principio del contrato:</w:t>
       </w:r>
@@ -1637,11 +1637,11 @@
     </w:p>
     <w:p>
       <w:pPr>
-        <w:pStyle w:val="Compact"/>
         <w:numPr>
           <w:ilvl w:val="0"/>
           <w:numId w:val="1002"/>
         </w:numPr>
+        <w:pStyle w:val="Compact"/>
       </w:pPr>
       <w:r>
         <w:t xml:space="preserve">El Ciclo de Vida de Terceros</w:t>
@@ -1653,8 +1653,8 @@
       </w:pPr>
       <w:r>
         <w:rPr>
+          <w:iCs/>
           <w:i/>
-          <w:iCs/>
         </w:rPr>
         <w:t xml:space="preserve">Un proceso de ciclo de vida evita que la evaluación se convierta en un cuestionario único</w:t>
       </w:r>
@@ -1670,7 +1670,13 @@
         <w:t xml:space="preserve">■img src=</w:t>
       </w:r>
       <w:r>
-        <w:t xml:space="preserve">“media/image1.png”</w:t>
+        <w:t xml:space="preserve">“</w:t>
+      </w:r>
+      <w:r>
+        <w:t xml:space="preserve">media/image1.png</w:t>
+      </w:r>
+      <w:r>
+        <w:t xml:space="preserve">”</w:t>
       </w:r>
       <w:r>
         <w:t xml:space="preserve"> </w:t>
@@ -1679,7 +1685,13 @@
         <w:t xml:space="preserve">style=</w:t>
       </w:r>
       <w:r>
-        <w:t xml:space="preserve">“width:6.15in;height:3.39605in”</w:t>
+        <w:t xml:space="preserve">“</w:t>
+      </w:r>
+      <w:r>
+        <w:t xml:space="preserve">width:6.15in;height:3.39605in</w:t>
+      </w:r>
+      <w:r>
+        <w:t xml:space="preserve">”</w:t>
       </w:r>
       <w:r>
         <w:t xml:space="preserve"> </w:t>
@@ -1688,7 +1700,13 @@
         <w:t xml:space="preserve">alt=</w:t>
       </w:r>
       <w:r>
-        <w:t xml:space="preserve">“El mismo registro debe seguir al proveedor de la solicitud de negocio a través de salida segura.”</w:t>
+        <w:t xml:space="preserve">“</w:t>
+      </w:r>
+      <w:r>
+        <w:t xml:space="preserve">El mismo registro debe seguir al proveedor de la solicitud de negocio a través de salida segura.</w:t>
+      </w:r>
+      <w:r>
+        <w:t xml:space="preserve">”</w:t>
       </w:r>
       <w:r>
         <w:t xml:space="preserve"> </w:t>
@@ -1709,26 +1727,27 @@
       <w:tblPr>
         <w:tblStyle w:val="Table"/>
         <w:tblW w:type="pct" w:w="5000"/>
-        <w:tblLayout w:type="fixed"/>
         <w:tblLook w:firstRow="1" w:lastRow="0" w:firstColumn="0" w:lastColumn="0" w:noHBand="0" w:noVBand="0" w:val="0020"/>
+        <w:jc w:val="start"/>
       </w:tblPr>
       <w:tblGrid>
         <w:gridCol w:w="7920"/>
       </w:tblGrid>
       <w:tr>
         <w:trPr>
-          <w:tblHeader w:val="on"/>
+          <w:tblHeader w:val="true"/>
         </w:trPr>
         <w:tc>
           <w:tcPr/>
           <w:p>
             <w:pPr>
               <w:pStyle w:val="Compact"/>
+              <w:jc w:val="left"/>
             </w:pPr>
             <w:r>
               <w:rPr>
+                <w:bCs/>
                 <w:b/>
-                <w:bCs/>
               </w:rPr>
               <w:t xml:space="preserve">Stage</w:t>
             </w:r>
@@ -1741,6 +1760,7 @@
           <w:p>
             <w:pPr>
               <w:pStyle w:val="Compact"/>
+              <w:jc w:val="left"/>
             </w:pPr>
             <w:r>
               <w:t xml:space="preserve">TENCIÓN ANTERIOR ¿Hay una necesidad válida y un propietario responsable?</w:t>
@@ -1789,11 +1809,11 @@
     </w:p>
     <w:p>
       <w:pPr>
-        <w:pStyle w:val="Compact"/>
         <w:numPr>
           <w:ilvl w:val="0"/>
           <w:numId w:val="1003"/>
         </w:numPr>
+        <w:pStyle w:val="Compact"/>
       </w:pPr>
       <w:r>
         <w:t xml:space="preserve">Gobernanza, estrategia y competencia de riesgo</w:t>
@@ -1805,8 +1825,8 @@
       </w:pPr>
       <w:r>
         <w:rPr>
+          <w:iCs/>
           <w:i/>
-          <w:iCs/>
         </w:rPr>
         <w:t xml:space="preserve">Governance establece derechos de decisión, límites de riesgo, financiación y escalada</w:t>
       </w:r>
@@ -1814,8 +1834,8 @@
         <w:t xml:space="preserve">.</w:t>
       </w:r>
     </w:p>
-    <w:bookmarkEnd w:id="15"/>
-    <w:bookmarkStart w:id="16" w:name="documentos-del-programa"/>
+    <w:bookmarkEnd w:id="26"/>
+    <w:bookmarkStart w:id="27" w:name="documentos-del-programa"/>
     <w:p>
       <w:pPr>
         <w:pStyle w:val="Heading2"/>
@@ -1896,8 +1916,8 @@
       </w:pPr>
       <w:r>
         <w:rPr>
+          <w:bCs/>
           <w:b/>
-          <w:bCs/>
         </w:rPr>
         <w:t xml:space="preserve">Rol</w:t>
       </w:r>
@@ -1980,9 +2000,9 @@
         <w:t xml:space="preserve">|. |</w:t>
       </w:r>
     </w:p>
-    <w:bookmarkEnd w:id="16"/>
-    <w:bookmarkEnd w:id="17"/>
-    <w:bookmarkStart w:id="22" w:name="inventario-clasificación-y-tiering"/>
+    <w:bookmarkEnd w:id="27"/>
+    <w:bookmarkEnd w:id="28"/>
+    <w:bookmarkStart w:id="33" w:name="inventario-clasificación-y-tiering"/>
     <w:p>
       <w:pPr>
         <w:pStyle w:val="Heading1"/>
@@ -1997,8 +2017,8 @@
       </w:pPr>
       <w:r>
         <w:rPr>
+          <w:iCs/>
           <w:i/>
-          <w:iCs/>
         </w:rPr>
         <w:t xml:space="preserve">Conocer cada proveedor y escala de trabajo para dañar probablemente.</w:t>
       </w:r>
@@ -2011,7 +2031,13 @@
         <w:t xml:space="preserve">■img src=</w:t>
       </w:r>
       <w:r>
-        <w:t xml:space="preserve">“media/image2.png”</w:t>
+        <w:t xml:space="preserve">“</w:t>
+      </w:r>
+      <w:r>
+        <w:t xml:space="preserve">media/image2.png</w:t>
+      </w:r>
+      <w:r>
+        <w:t xml:space="preserve">”</w:t>
       </w:r>
       <w:r>
         <w:t xml:space="preserve"> </w:t>
@@ -2020,7 +2046,13 @@
         <w:t xml:space="preserve">estilo=</w:t>
       </w:r>
       <w:r>
-        <w:t xml:space="preserve">“Ancho:6.15in; Altura:4.02397in”</w:t>
+        <w:t xml:space="preserve">“</w:t>
+      </w:r>
+      <w:r>
+        <w:t xml:space="preserve">Ancho:6.15in; Altura:4.02397in</w:t>
+      </w:r>
+      <w:r>
+        <w:t xml:space="preserve">”</w:t>
       </w:r>
       <w:r>
         <w:t xml:space="preserve"> </w:t>
@@ -2029,7 +2061,13 @@
         <w:t xml:space="preserve">alt=</w:t>
       </w:r>
       <w:r>
-        <w:t xml:space="preserve">“Utilizar los factores documentados y permitir la escalada cuando un factor es especialmente grave”</w:t>
+        <w:t xml:space="preserve">“</w:t>
+      </w:r>
+      <w:r>
+        <w:t xml:space="preserve">Utilizar los factores documentados y permitir la escalada cuando un factor es especialmente grave</w:t>
+      </w:r>
+      <w:r>
+        <w:t xml:space="preserve">”</w:t>
       </w:r>
       <w:r>
         <w:t xml:space="preserve">.</w:t>
@@ -2043,7 +2081,7 @@
         <w:t xml:space="preserve">Figura 2. Ejemplo de fichas de proveedores</w:t>
       </w:r>
     </w:p>
-    <w:bookmarkStart w:id="18" w:name="campos-de-inventario"/>
+    <w:bookmarkStart w:id="29" w:name="campos-de-inventario"/>
     <w:p>
       <w:pPr>
         <w:pStyle w:val="Heading2"/>
@@ -2096,8 +2134,8 @@
         <w:t xml:space="preserve">Tierno, riesgo inherente, riesgo residual, estado de evaluación, conclusiones, excepciones, fechas de contrato, renovación y estado de salida.</w:t>
       </w:r>
     </w:p>
-    <w:bookmarkEnd w:id="18"/>
-    <w:bookmarkStart w:id="19" w:name="factores-de-inclinación"/>
+    <w:bookmarkEnd w:id="29"/>
+    <w:bookmarkStart w:id="30" w:name="factores-de-inclinación"/>
     <w:p>
       <w:pPr>
         <w:pStyle w:val="Heading2"/>
@@ -2111,24 +2149,26 @@
         <w:tblStyle w:val="Table"/>
         <w:tblW w:type="auto" w:w="0"/>
         <w:tblLook w:firstRow="1" w:lastRow="0" w:firstColumn="0" w:lastColumn="0" w:noHBand="0" w:noVBand="0" w:val="0020"/>
+        <w:jc w:val="start"/>
       </w:tblPr>
       <w:tblGrid>
         <w:gridCol w:w="7920"/>
       </w:tblGrid>
       <w:tr>
         <w:trPr>
-          <w:tblHeader w:val="on"/>
+          <w:tblHeader w:val="true"/>
         </w:trPr>
         <w:tc>
           <w:tcPr/>
           <w:p>
             <w:pPr>
               <w:pStyle w:val="Compact"/>
+              <w:jc w:val="left"/>
             </w:pPr>
             <w:r>
               <w:rPr>
+                <w:bCs/>
                 <w:b/>
-                <w:bCs/>
               </w:rPr>
               <w:t xml:space="preserve">Factor</w:t>
             </w:r>
@@ -2182,11 +2222,11 @@
     </w:p>
     <w:p>
       <w:pPr>
-        <w:pStyle w:val="Compact"/>
         <w:numPr>
           <w:ilvl w:val="0"/>
           <w:numId w:val="1006"/>
         </w:numPr>
+        <w:pStyle w:val="Compact"/>
       </w:pPr>
       <w:r>
         <w:t xml:space="preserve">Ingestión y Riesgo Inherente</w:t>
@@ -2198,8 +2238,8 @@
       </w:pPr>
       <w:r>
         <w:rPr>
+          <w:iCs/>
           <w:i/>
-          <w:iCs/>
         </w:rPr>
         <w:t xml:space="preserve">Intake captura el uso propuesto completo antes de la presión comercial hace difícil la revisión.</w:t>
       </w:r>
@@ -2294,11 +2334,11 @@
     </w:p>
     <w:p>
       <w:pPr>
-        <w:pStyle w:val="Compact"/>
         <w:numPr>
           <w:ilvl w:val="0"/>
           <w:numId w:val="1008"/>
         </w:numPr>
+        <w:pStyle w:val="Compact"/>
       </w:pPr>
       <w:r>
         <w:t xml:space="preserve">Riesgo hereditario versus riesgo residual* El riesgo inherente es la exposición antes de considerar los controles. El riesgo residual es lo que queda después de controles verificados, términos de contrato, opciones de diseño y otro tratamiento. |</w:t>
@@ -2312,11 +2352,11 @@
     </w:p>
     <w:p>
       <w:pPr>
-        <w:pStyle w:val="Compact"/>
         <w:numPr>
           <w:ilvl w:val="0"/>
           <w:numId w:val="1009"/>
         </w:numPr>
+        <w:pStyle w:val="Compact"/>
       </w:pPr>
       <w:r>
         <w:t xml:space="preserve">Due Diligence and Research</w:t>
@@ -2328,8 +2368,8 @@
       </w:pPr>
       <w:r>
         <w:rPr>
+          <w:iCs/>
           <w:i/>
-          <w:iCs/>
         </w:rPr>
         <w:t xml:space="preserve">La diligencia debida reúne la información pertinente para que la organización pueda tomar una decisión de adquisición informada o de uso continuado.</w:t>
       </w:r>
@@ -2342,7 +2382,13 @@
         <w:t xml:space="preserve">■img src=</w:t>
       </w:r>
       <w:r>
-        <w:t xml:space="preserve">“media/image3.png”</w:t>
+        <w:t xml:space="preserve">“</w:t>
+      </w:r>
+      <w:r>
+        <w:t xml:space="preserve">media/image3.png</w:t>
+      </w:r>
+      <w:r>
+        <w:t xml:space="preserve">”</w:t>
       </w:r>
       <w:r>
         <w:t xml:space="preserve"> </w:t>
@@ -2351,7 +2397,13 @@
         <w:t xml:space="preserve">style=</w:t>
       </w:r>
       <w:r>
-        <w:t xml:space="preserve">“width:6.15in;height:3.39605in”</w:t>
+        <w:t xml:space="preserve">“</w:t>
+      </w:r>
+      <w:r>
+        <w:t xml:space="preserve">width:6.15in;height:3.39605in</w:t>
+      </w:r>
+      <w:r>
+        <w:t xml:space="preserve">”</w:t>
       </w:r>
       <w:r>
         <w:t xml:space="preserve"> </w:t>
@@ -2360,7 +2412,13 @@
         <w:t xml:space="preserve">alt=</w:t>
       </w:r>
       <w:r>
-        <w:t xml:space="preserve">“Las solicitudes de investigación y evidencia deben seguir el papel y el riesgo real del proveedor.”</w:t>
+        <w:t xml:space="preserve">“</w:t>
+      </w:r>
+      <w:r>
+        <w:t xml:space="preserve">Las solicitudes de investigación y evidencia deben seguir el papel y el riesgo real del proveedor.</w:t>
+      </w:r>
+      <w:r>
+        <w:t xml:space="preserve">”</w:t>
       </w:r>
     </w:p>
     <w:p>
@@ -2371,8 +2429,8 @@
         <w:t xml:space="preserve">Gráfico 3 Corriente de trabajo de diligencia debida</w:t>
       </w:r>
     </w:p>
-    <w:bookmarkEnd w:id="19"/>
-    <w:bookmarkStart w:id="20" w:name="componentes-de-evaluación-nist-sp-1326"/>
+    <w:bookmarkEnd w:id="30"/>
+    <w:bookmarkStart w:id="31" w:name="componentes-de-evaluación-nist-sp-1326"/>
     <w:p>
       <w:pPr>
         <w:pStyle w:val="Heading2"/>
@@ -2385,26 +2443,27 @@
       <w:tblPr>
         <w:tblStyle w:val="Table"/>
         <w:tblW w:type="pct" w:w="5000"/>
-        <w:tblLayout w:type="fixed"/>
         <w:tblLook w:firstRow="1" w:lastRow="0" w:firstColumn="0" w:lastColumn="0" w:noHBand="0" w:noVBand="0" w:val="0020"/>
+        <w:jc w:val="start"/>
       </w:tblPr>
       <w:tblGrid>
         <w:gridCol w:w="7920"/>
       </w:tblGrid>
       <w:tr>
         <w:trPr>
-          <w:tblHeader w:val="on"/>
+          <w:tblHeader w:val="true"/>
         </w:trPr>
         <w:tc>
           <w:tcPr/>
           <w:p>
             <w:pPr>
               <w:pStyle w:val="Compact"/>
+              <w:jc w:val="left"/>
             </w:pPr>
             <w:r>
               <w:rPr>
+                <w:bCs/>
                 <w:b/>
-                <w:bCs/>
               </w:rPr>
               <w:t xml:space="preserve">Componente</w:t>
             </w:r>
@@ -2444,8 +2503,8 @@
         <w:t xml:space="preserve">¿Qué organizaciones aguas arriba y aguas abajo afectan materialmente el producto o el servicio?</w:t>
       </w:r>
     </w:p>
-    <w:bookmarkEnd w:id="20"/>
-    <w:bookmarkStart w:id="21" w:name="research-sources"/>
+    <w:bookmarkEnd w:id="31"/>
+    <w:bookmarkStart w:id="32" w:name="research-sources"/>
     <w:p>
       <w:pPr>
         <w:pStyle w:val="Heading2"/>
@@ -2510,8 +2569,8 @@
       </w:r>
       <w:r>
         <w:rPr>
+          <w:bCs/>
           <w:b/>
-          <w:bCs/>
         </w:rPr>
         <w:t xml:space="preserve">Fairness and accuracy:</w:t>
       </w:r>
@@ -2528,9 +2587,9 @@
         <w:t xml:space="preserve">|. |</w:t>
       </w:r>
     </w:p>
-    <w:bookmarkEnd w:id="21"/>
-    <w:bookmarkEnd w:id="22"/>
-    <w:bookmarkStart w:id="23" w:name="evidencia-y-confianza"/>
+    <w:bookmarkEnd w:id="32"/>
+    <w:bookmarkEnd w:id="33"/>
+    <w:bookmarkStart w:id="34" w:name="evidencia-y-confianza"/>
     <w:p>
       <w:pPr>
         <w:pStyle w:val="Heading1"/>
@@ -2545,8 +2604,8 @@
       </w:pPr>
       <w:r>
         <w:rPr>
+          <w:iCs/>
           <w:i/>
-          <w:iCs/>
         </w:rPr>
         <w:t xml:space="preserve">La evidencia es útil sólo cuando coincide con el servicio, el período, el control y el riesgo que se evalúa.</w:t>
       </w:r>
@@ -2559,7 +2618,13 @@
         <w:t xml:space="preserve">יimg src=</w:t>
       </w:r>
       <w:r>
-        <w:t xml:space="preserve">“media/image4.png”</w:t>
+        <w:t xml:space="preserve">“</w:t>
+      </w:r>
+      <w:r>
+        <w:t xml:space="preserve">media/image4.png</w:t>
+      </w:r>
+      <w:r>
+        <w:t xml:space="preserve">”</w:t>
       </w:r>
       <w:r>
         <w:t xml:space="preserve"> </w:t>
@@ -2568,7 +2633,13 @@
         <w:t xml:space="preserve">style=</w:t>
       </w:r>
       <w:r>
-        <w:t xml:space="preserve">“width:6.15in;height:3.39605in”</w:t>
+        <w:t xml:space="preserve">“</w:t>
+      </w:r>
+      <w:r>
+        <w:t xml:space="preserve">width:6.15in;height:3.39605in</w:t>
+      </w:r>
+      <w:r>
+        <w:t xml:space="preserve">”</w:t>
       </w:r>
       <w:r>
         <w:t xml:space="preserve"> </w:t>
@@ -2577,7 +2648,13 @@
         <w:t xml:space="preserve">alt=</w:t>
       </w:r>
       <w:r>
-        <w:t xml:space="preserve">“Las fuentes de evidencia se complementan unos a otros; ningún artefacto único responde cada pregunta.”</w:t>
+        <w:t xml:space="preserve">“</w:t>
+      </w:r>
+      <w:r>
+        <w:t xml:space="preserve">Las fuentes de evidencia se complementan unos a otros; ningún artefacto único responde cada pregunta.</w:t>
+      </w:r>
+      <w:r>
+        <w:t xml:space="preserve">”</w:t>
       </w:r>
       <w:r>
         <w:t xml:space="preserve"> </w:t>
@@ -2598,26 +2675,27 @@
       <w:tblPr>
         <w:tblStyle w:val="Table"/>
         <w:tblW w:type="pct" w:w="5000"/>
-        <w:tblLayout w:type="fixed"/>
         <w:tblLook w:firstRow="1" w:lastRow="0" w:firstColumn="0" w:lastColumn="0" w:noHBand="0" w:noVBand="0" w:val="0020"/>
+        <w:jc w:val="start"/>
       </w:tblPr>
       <w:tblGrid>
         <w:gridCol w:w="7920"/>
       </w:tblGrid>
       <w:tr>
         <w:trPr>
-          <w:tblHeader w:val="on"/>
+          <w:tblHeader w:val="true"/>
         </w:trPr>
         <w:tc>
           <w:tcPr/>
           <w:p>
             <w:pPr>
               <w:pStyle w:val="Compact"/>
+              <w:jc w:val="left"/>
             </w:pPr>
             <w:r>
               <w:rPr>
+                <w:bCs/>
                 <w:b/>
-                <w:bCs/>
               </w:rPr>
               <w:t xml:space="preserve">Artifact</w:t>
             </w:r>
@@ -2630,6 +2708,7 @@
           <w:p>
             <w:pPr>
               <w:pStyle w:val="Compact"/>
+              <w:jc w:val="left"/>
             </w:pPr>
             <w:r>
               <w:t xml:space="preserve">TEN SOC 2 Tipo 2</w:t>
@@ -2643,6 +2722,7 @@
           <w:p>
             <w:pPr>
               <w:pStyle w:val="Compact"/>
+              <w:jc w:val="left"/>
             </w:pPr>
             <w:r>
               <w:t xml:space="preserve">ISO/IEC 27001 certificado</w:t>
@@ -2656,6 +2736,7 @@
           <w:p>
             <w:pPr>
               <w:pStyle w:val="Compact"/>
+              <w:jc w:val="left"/>
             </w:pPr>
             <w:r>
               <w:t xml:space="preserve">Penetration-test report tención Tester independence/skill, scope, date, method, exclusions, severidad, remediation, retest</w:t>
@@ -2669,6 +2750,7 @@
           <w:p>
             <w:pPr>
               <w:pStyle w:val="Compact"/>
+              <w:jc w:val="left"/>
             </w:pPr>
             <w:r>
               <w:t xml:space="preserve">tención Política / estándar</w:t>
@@ -2703,8 +2785,8 @@
         <w:t xml:space="preserve">TEN Vulnerability evidence ¦ Asset coverage, credenciales, date, severidad, remediation, exceptions, rescan ¦ Contando la salida del escaneo como tratamiento de riesgo</w:t>
       </w:r>
     </w:p>
-    <w:bookmarkEnd w:id="23"/>
-    <w:bookmarkStart w:id="25" w:name="alcanzar-riesgos-y-tratamiento"/>
+    <w:bookmarkEnd w:id="34"/>
+    <w:bookmarkStart w:id="36" w:name="alcanzar-riesgos-y-tratamiento"/>
     <w:p>
       <w:pPr>
         <w:pStyle w:val="Heading1"/>
@@ -2719,13 +2801,13 @@
       </w:pPr>
       <w:r>
         <w:rPr>
+          <w:iCs/>
           <w:i/>
-          <w:iCs/>
         </w:rPr>
         <w:t xml:space="preserve">La puntuación de la tinta apoya decisiones consistentes, pero los números no deben ocultar incertidumbre o problemas individuales graves.</w:t>
       </w:r>
     </w:p>
-    <w:bookmarkStart w:id="24" w:name="un-método-defensible"/>
+    <w:bookmarkStart w:id="35" w:name="un-método-defensible"/>
     <w:p>
       <w:pPr>
         <w:pStyle w:val="Heading2"/>
@@ -2806,8 +2888,8 @@
       </w:pPr>
       <w:r>
         <w:rPr>
+          <w:bCs/>
           <w:b/>
-          <w:bCs/>
         </w:rPr>
         <w:t xml:space="preserve">Tratamiento</w:t>
       </w:r>
@@ -2822,8 +2904,8 @@
       </w:r>
       <w:r>
         <w:rPr>
+          <w:bCs/>
           <w:b/>
-          <w:bCs/>
         </w:rPr>
         <w:t xml:space="preserve">Ejemplo</w:t>
       </w:r>
@@ -2872,8 +2954,8 @@
       </w:pPr>
       <w:r>
         <w:rPr>
+          <w:bCs/>
           <w:b/>
-          <w:bCs/>
         </w:rPr>
         <w:t xml:space="preserve">Advertencia de puntuación:</w:t>
       </w:r>
@@ -2894,11 +2976,11 @@
     </w:p>
     <w:p>
       <w:pPr>
-        <w:pStyle w:val="Compact"/>
         <w:numPr>
           <w:ilvl w:val="0"/>
           <w:numId w:val="1012"/>
         </w:numPr>
+        <w:pStyle w:val="Compact"/>
       </w:pPr>
       <w:r>
         <w:t xml:space="preserve">Requisitos contractuales</w:t>
@@ -2910,8 +2992,8 @@
       </w:pPr>
       <w:r>
         <w:rPr>
+          <w:iCs/>
           <w:i/>
-          <w:iCs/>
         </w:rPr>
         <w:t xml:space="preserve">Los contratos convierten los requisitos seleccionados en responsabilidades ejecutables.</w:t>
       </w:r>
@@ -2922,8 +3004,8 @@
       </w:pPr>
       <w:r>
         <w:rPr>
+          <w:bCs/>
           <w:b/>
-          <w:bCs/>
         </w:rPr>
         <w:t xml:space="preserve">Área de aislamiento</w:t>
       </w:r>
@@ -3020,8 +3102,8 @@
       </w:r>
       <w:r>
         <w:rPr>
+          <w:bCs/>
           <w:b/>
-          <w:bCs/>
         </w:rPr>
         <w:t xml:space="preserve">Revisión legal:</w:t>
       </w:r>
@@ -3038,9 +3120,9 @@
         <w:t xml:space="preserve">|. |</w:t>
       </w:r>
     </w:p>
-    <w:bookmarkEnd w:id="24"/>
-    <w:bookmarkEnd w:id="25"/>
-    <w:bookmarkStart w:id="28" w:name="a-bordo-seguro"/>
+    <w:bookmarkEnd w:id="35"/>
+    <w:bookmarkEnd w:id="36"/>
+    <w:bookmarkStart w:id="39" w:name="a-bordo-seguro"/>
     <w:p>
       <w:pPr>
         <w:pStyle w:val="Heading1"/>
@@ -3055,8 +3137,8 @@
       </w:pPr>
       <w:r>
         <w:rPr>
+          <w:iCs/>
           <w:i/>
-          <w:iCs/>
         </w:rPr>
         <w:t xml:space="preserve">El internado convierte las promesas en entornos técnicos y operativos seguros</w:t>
       </w:r>
@@ -3141,7 +3223,7 @@
         <w:t xml:space="preserve">Grabar la base de datos de configuración aceptada y añadir al proveedor a los horarios de vigilancia, incidentes, renovación y salida.</w:t>
       </w:r>
     </w:p>
-    <w:bookmarkStart w:id="26" w:name="aceptación-de-pruebas"/>
+    <w:bookmarkStart w:id="37" w:name="aceptación-de-pruebas"/>
     <w:p>
       <w:pPr>
         <w:pStyle w:val="Heading2"/>
@@ -3207,11 +3289,11 @@
     </w:p>
     <w:p>
       <w:pPr>
-        <w:pStyle w:val="Compact"/>
         <w:numPr>
           <w:ilvl w:val="0"/>
           <w:numId w:val="1015"/>
         </w:numPr>
+        <w:pStyle w:val="Compact"/>
       </w:pPr>
       <w:r>
         <w:t xml:space="preserve">Vigilancia continua</w:t>
@@ -3223,8 +3305,8 @@
       </w:pPr>
       <w:r>
         <w:rPr>
+          <w:iCs/>
           <w:i/>
-          <w:iCs/>
         </w:rPr>
         <w:t xml:space="preserve">Monitoring detecta cambios significativos y verifica que el tratamiento continúa funcionando.</w:t>
       </w:r>
@@ -3235,8 +3317,8 @@
       </w:pPr>
       <w:r>
         <w:rPr>
+          <w:bCs/>
           <w:b/>
-          <w:bCs/>
         </w:rPr>
         <w:t xml:space="preserve">Signal</w:t>
       </w:r>
@@ -3301,8 +3383,8 @@
         <w:t xml:space="preserve">| No hay evidencia ni contacto absoluto | Escalar según el nivel y el contrato; no marcar silenciosamente completo</w:t>
       </w:r>
     </w:p>
-    <w:bookmarkEnd w:id="26"/>
-    <w:bookmarkStart w:id="27" w:name="frecuencia"/>
+    <w:bookmarkEnd w:id="37"/>
+    <w:bookmarkStart w:id="38" w:name="frecuencia"/>
     <w:p>
       <w:pPr>
         <w:pStyle w:val="Heading2"/>
@@ -3344,9 +3426,9 @@
         <w:t xml:space="preserve">Los proveedores de más bajo nivel todavía necesitan propiedad, control sobre los contratos/renovaciones, la derivación de incidentes y la revisión basada en cambios.</w:t>
       </w:r>
     </w:p>
-    <w:bookmarkEnd w:id="27"/>
-    <w:bookmarkEnd w:id="28"/>
-    <w:bookmarkStart w:id="30" w:name="conclusiones-remediación-y-excepciones"/>
+    <w:bookmarkEnd w:id="38"/>
+    <w:bookmarkEnd w:id="39"/>
+    <w:bookmarkStart w:id="41" w:name="conclusiones-remediación-y-excepciones"/>
     <w:p>
       <w:pPr>
         <w:pStyle w:val="Heading1"/>
@@ -3361,8 +3443,8 @@
       </w:pPr>
       <w:r>
         <w:rPr>
+          <w:iCs/>
           <w:i/>
-          <w:iCs/>
         </w:rPr>
         <w:t xml:space="preserve">Un hallazgo es una brecha documentada entre criterios y condición observada.</w:t>
       </w:r>
@@ -3373,8 +3455,8 @@
       </w:pPr>
       <w:r>
         <w:rPr>
+          <w:bCs/>
           <w:b/>
-          <w:bCs/>
         </w:rPr>
         <w:t xml:space="preserve">Encuentro del elemento</w:t>
       </w:r>
@@ -3441,7 +3523,7 @@
         <w:t xml:space="preserve">TEN Retest | Método, evidencia, resultado, revisor y fecha de cierre</w:t>
       </w:r>
     </w:p>
-    <w:bookmarkStart w:id="29" w:name="disciplina-de-excepción"/>
+    <w:bookmarkStart w:id="40" w:name="disciplina-de-excepción"/>
     <w:p>
       <w:pPr>
         <w:pStyle w:val="Heading2"/>
@@ -3490,9 +3572,9 @@
         <w:t xml:space="preserve">Cerrar sólo cuando la evidencia prueba corrección o la relación afectada termina.</w:t>
       </w:r>
     </w:p>
-    <w:bookmarkEnd w:id="29"/>
-    <w:bookmarkEnd w:id="30"/>
-    <w:bookmarkStart w:id="32" w:name="X98c8347cba1078108befd3a289a549d1d1c95df"/>
+    <w:bookmarkEnd w:id="40"/>
+    <w:bookmarkEnd w:id="41"/>
+    <w:bookmarkStart w:id="43" w:name="X98c8347cba1078108befd3a289a549d1d1c95df"/>
     <w:p>
       <w:pPr>
         <w:pStyle w:val="Heading1"/>
@@ -3507,8 +3589,8 @@
       </w:pPr>
       <w:r>
         <w:rPr>
+          <w:iCs/>
           <w:i/>
-          <w:iCs/>
         </w:rPr>
         <w:t xml:space="preserve">Los incidentes del proveedor requieren hechos compartidos, roles, relojes, canales y decisiones de recuperación</w:t>
       </w:r>
@@ -3524,7 +3606,13 @@
         <w:t xml:space="preserve">■img src=</w:t>
       </w:r>
       <w:r>
-        <w:t xml:space="preserve">“media/image5.png”</w:t>
+        <w:t xml:space="preserve">“</w:t>
+      </w:r>
+      <w:r>
+        <w:t xml:space="preserve">media/image5.png</w:t>
+      </w:r>
+      <w:r>
+        <w:t xml:space="preserve">”</w:t>
       </w:r>
       <w:r>
         <w:t xml:space="preserve"> </w:t>
@@ -3533,7 +3621,13 @@
         <w:t xml:space="preserve">style=</w:t>
       </w:r>
       <w:r>
-        <w:t xml:space="preserve">“width:6.15in;height:3.39605in”</w:t>
+        <w:t xml:space="preserve">“</w:t>
+      </w:r>
+      <w:r>
+        <w:t xml:space="preserve">width:6.15in;height:3.39605in</w:t>
+      </w:r>
+      <w:r>
+        <w:t xml:space="preserve">”</w:t>
       </w:r>
       <w:r>
         <w:t xml:space="preserve"> </w:t>
@@ -3550,7 +3644,7 @@
         <w:t xml:space="preserve">Gráfico 5 Coordinación de incidentes de proveedores</w:t>
       </w:r>
     </w:p>
-    <w:bookmarkStart w:id="31" w:name="prepare-before-an-incident"/>
+    <w:bookmarkStart w:id="42" w:name="prepare-before-an-incident"/>
     <w:p>
       <w:pPr>
         <w:pStyle w:val="Heading2"/>
@@ -3620,8 +3714,8 @@
       </w:pPr>
       <w:r>
         <w:rPr>
+          <w:bCs/>
           <w:b/>
-          <w:bCs/>
         </w:rPr>
         <w:t xml:space="preserve">Primeras preguntas</w:t>
       </w:r>
@@ -3676,9 +3770,9 @@
         <w:t xml:space="preserve">¿Cuándo es la siguiente actualización? Mantener un ritmo de funcionamiento fiable</w:t>
       </w:r>
     </w:p>
-    <w:bookmarkEnd w:id="31"/>
-    <w:bookmarkEnd w:id="32"/>
-    <w:bookmarkStart w:id="35" w:name="X650cd4538d99490bd0466240858b87d7adfe24b"/>
+    <w:bookmarkEnd w:id="42"/>
+    <w:bookmarkEnd w:id="43"/>
+    <w:bookmarkStart w:id="46" w:name="X650cd4538d99490bd0466240858b87d7adfe24b"/>
     <w:p>
       <w:pPr>
         <w:pStyle w:val="Heading1"/>
@@ -3693,8 +3787,8 @@
       </w:pPr>
       <w:r>
         <w:rPr>
+          <w:iCs/>
           <w:i/>
-          <w:iCs/>
         </w:rPr>
         <w:t xml:space="preserve">El riesgo de la cuarta parte y la concentración puede convertir muchos registros separados de los proveedores en un fallo compartido</w:t>
       </w:r>
@@ -3710,7 +3804,13 @@
         <w:t xml:space="preserve">■img src=</w:t>
       </w:r>
       <w:r>
-        <w:t xml:space="preserve">“media/image6.png”</w:t>
+        <w:t xml:space="preserve">“</w:t>
+      </w:r>
+      <w:r>
+        <w:t xml:space="preserve">media/image6.png</w:t>
+      </w:r>
+      <w:r>
+        <w:t xml:space="preserve">”</w:t>
       </w:r>
       <w:r>
         <w:t xml:space="preserve"> </w:t>
@@ -3719,7 +3819,13 @@
         <w:t xml:space="preserve">estilo=</w:t>
       </w:r>
       <w:r>
-        <w:t xml:space="preserve">“Ancho:6.15in; Altura:4.32536in”</w:t>
+        <w:t xml:space="preserve">“</w:t>
+      </w:r>
+      <w:r>
+        <w:t xml:space="preserve">Ancho:6.15in; Altura:4.32536in</w:t>
+      </w:r>
+      <w:r>
+        <w:t xml:space="preserve">”</w:t>
       </w:r>
       <w:r>
         <w:t xml:space="preserve"> </w:t>
@@ -3736,7 +3842,7 @@
         <w:t xml:space="preserve">Figura 6. Concentración oculta de cuarto partido</w:t>
       </w:r>
     </w:p>
-    <w:bookmarkStart w:id="33" w:name="qué-hacer-en-el-mapa"/>
+    <w:bookmarkStart w:id="44" w:name="qué-hacer-en-el-mapa"/>
     <w:p>
       <w:pPr>
         <w:pStyle w:val="Heading2"/>
@@ -3789,8 +3895,8 @@
         <w:t xml:space="preserve">Visibilidad contractual, controles de flujo, notificación de incidentes, derechos de evidencia y apoyo de salida para las cuartas partes materiales.</w:t>
       </w:r>
     </w:p>
-    <w:bookmarkEnd w:id="33"/>
-    <w:bookmarkStart w:id="34" w:name="treat-concentration"/>
+    <w:bookmarkEnd w:id="44"/>
+    <w:bookmarkStart w:id="45" w:name="treat-concentration"/>
     <w:p>
       <w:pPr>
         <w:pStyle w:val="Heading2"/>
@@ -3843,9 +3949,9 @@
         <w:t xml:space="preserve">Realizar trastornos simultáneos en múltiples proveedores.</w:t>
       </w:r>
     </w:p>
-    <w:bookmarkEnd w:id="34"/>
-    <w:bookmarkEnd w:id="35"/>
-    <w:bookmarkStart w:id="36" w:name="vendedores-de-cloud-y-saas"/>
+    <w:bookmarkEnd w:id="45"/>
+    <w:bookmarkEnd w:id="46"/>
+    <w:bookmarkStart w:id="47" w:name="vendedores-de-cloud-y-saas"/>
     <w:p>
       <w:pPr>
         <w:pStyle w:val="Heading1"/>
@@ -3860,8 +3966,8 @@
       </w:pPr>
       <w:r>
         <w:rPr>
+          <w:iCs/>
           <w:i/>
-          <w:iCs/>
         </w:rPr>
         <w:t xml:space="preserve">El riesgo de Cloud y SaaS depende del modelo de responsabilidad compartida y de la configuración de la organización</w:t>
       </w:r>
@@ -3937,8 +4043,8 @@
       </w:r>
       <w:r>
         <w:rPr>
+          <w:bCs/>
           <w:b/>
-          <w:bCs/>
         </w:rPr>
         <w:t xml:space="preserve">Responsabilidad compartida:</w:t>
       </w:r>
@@ -3955,8 +4061,8 @@
         <w:t xml:space="preserve">|. |</w:t>
       </w:r>
     </w:p>
-    <w:bookmarkEnd w:id="36"/>
-    <w:bookmarkStart w:id="39" w:name="software-and-open-source-supply-chains"/>
+    <w:bookmarkEnd w:id="47"/>
+    <w:bookmarkStart w:id="50" w:name="software-and-open-source-supply-chains"/>
     <w:p>
       <w:pPr>
         <w:pStyle w:val="Heading1"/>
@@ -3971,8 +4077,8 @@
       </w:pPr>
       <w:r>
         <w:rPr>
+          <w:iCs/>
           <w:i/>
-          <w:iCs/>
         </w:rPr>
         <w:t xml:space="preserve">El riesgo de robo incluye prácticas de proveedores y cada componente, construye paso, canal de actualización y dependencia.</w:t>
       </w:r>
@@ -3985,7 +4091,13 @@
         <w:t xml:space="preserve">יimg src=</w:t>
       </w:r>
       <w:r>
-        <w:t xml:space="preserve">“media/image7.png”</w:t>
+        <w:t xml:space="preserve">“</w:t>
+      </w:r>
+      <w:r>
+        <w:t xml:space="preserve">media/image7.png</w:t>
+      </w:r>
+      <w:r>
+        <w:t xml:space="preserve">”</w:t>
       </w:r>
       <w:r>
         <w:t xml:space="preserve"> </w:t>
@@ -3994,7 +4106,13 @@
         <w:t xml:space="preserve">style=</w:t>
       </w:r>
       <w:r>
-        <w:t xml:space="preserve">“width:6.15in;height:3.39605in”</w:t>
+        <w:t xml:space="preserve">“</w:t>
+      </w:r>
+      <w:r>
+        <w:t xml:space="preserve">width:6.15in;height:3.39605in</w:t>
+      </w:r>
+      <w:r>
+        <w:t xml:space="preserve">”</w:t>
       </w:r>
       <w:r>
         <w:t xml:space="preserve"> </w:t>
@@ -4003,7 +4121,13 @@
         <w:t xml:space="preserve">alt=</w:t>
       </w:r>
       <w:r>
-        <w:t xml:space="preserve">“Conecte el SBOM y evidencia de seguridad a la versión exacta liberada y operada.”</w:t>
+        <w:t xml:space="preserve">“</w:t>
+      </w:r>
+      <w:r>
+        <w:t xml:space="preserve">Conecte el SBOM y evidencia de seguridad a la versión exacta liberada y operada.</w:t>
+      </w:r>
+      <w:r>
+        <w:t xml:space="preserve">”</w:t>
       </w:r>
       <w:r>
         <w:t xml:space="preserve"> </w:t>
@@ -4020,7 +4144,7 @@
         <w:t xml:space="preserve">Gráfico 7 Flujo de evidencia de cadena de suministro de software</w:t>
       </w:r>
     </w:p>
-    <w:bookmarkStart w:id="37" w:name="X606f304a989b1d8f9ae51039b2a78bbb710a570"/>
+    <w:bookmarkStart w:id="48" w:name="X606f304a989b1d8f9ae51039b2a78bbb710a570"/>
     <w:p>
       <w:pPr>
         <w:pStyle w:val="Heading2"/>
@@ -4084,8 +4208,8 @@
         <w:t xml:space="preserve">Mantenimiento de código abierto, confianza en el contribuyente, transferencia de propiedad, proceso de liberación, determinación de dependencia y plan integrado por abandonos.</w:t>
       </w:r>
     </w:p>
-    <w:bookmarkEnd w:id="37"/>
-    <w:bookmarkStart w:id="38" w:name="sbom-limits"/>
+    <w:bookmarkEnd w:id="48"/>
+    <w:bookmarkStart w:id="49" w:name="sbom-limits"/>
     <w:p>
       <w:pPr>
         <w:pStyle w:val="Heading2"/>
@@ -4138,9 +4262,9 @@
         <w:t xml:space="preserve">Proteger a los SBOM cuando revelan arquitectura sensible; mantenerlos actualizados para cada liberación material.</w:t>
       </w:r>
     </w:p>
-    <w:bookmarkEnd w:id="38"/>
-    <w:bookmarkEnd w:id="39"/>
-    <w:bookmarkStart w:id="40" w:name="vendedores-de-inteligencia-artificial"/>
+    <w:bookmarkEnd w:id="49"/>
+    <w:bookmarkEnd w:id="50"/>
+    <w:bookmarkStart w:id="51" w:name="vendedores-de-inteligencia-artificial"/>
     <w:p>
       <w:pPr>
         <w:pStyle w:val="Heading1"/>
@@ -4155,8 +4279,8 @@
       </w:pPr>
       <w:r>
         <w:rPr>
+          <w:iCs/>
           <w:i/>
-          <w:iCs/>
         </w:rPr>
         <w:t xml:space="preserve">Los proveedores de IAI agregan modelos cambiantes, capacitación y datos rápidos, salidas inciertas y cadenas de proveedores ocultas.</w:t>
       </w:r>
@@ -4166,7 +4290,13 @@
         <w:pStyle w:val="BodyText"/>
       </w:pPr>
       <w:r>
-        <w:t xml:space="preserve">“Iniciar el caso de uso permitido, los datos, el impacto, la cadena modelo, la evaluación y el control humano”</w:t>
+        <w:t xml:space="preserve">“</w:t>
+      </w:r>
+      <w:r>
+        <w:t xml:space="preserve">Iniciar el caso de uso permitido, los datos, el impacto, la cadena modelo, la evaluación y el control humano</w:t>
+      </w:r>
+      <w:r>
+        <w:t xml:space="preserve">”</w:t>
       </w:r>
       <w:r>
         <w:t xml:space="preserve"> </w:t>
@@ -4251,8 +4381,8 @@
         <w:t xml:space="preserve">¿Pueden exportarse o eliminarse los avisos, archivos, índices, notas finas, registros y datos derivados? |</w:t>
       </w:r>
     </w:p>
-    <w:bookmarkEnd w:id="40"/>
-    <w:bookmarkStart w:id="42" w:name="privacidad-y-protección-de-datos"/>
+    <w:bookmarkEnd w:id="51"/>
+    <w:bookmarkStart w:id="53" w:name="privacidad-y-protección-de-datos"/>
     <w:p>
       <w:pPr>
         <w:pStyle w:val="Heading1"/>
@@ -4267,8 +4397,8 @@
       </w:pPr>
       <w:r>
         <w:rPr>
+          <w:iCs/>
           <w:i/>
-          <w:iCs/>
         </w:rPr>
         <w:t xml:space="preserve">El examen de precios sigue los datos a través de toda la cadena de proveedores.</w:t>
       </w:r>
@@ -4369,11 +4499,11 @@
     </w:p>
     <w:p>
       <w:pPr>
-        <w:pStyle w:val="Compact"/>
         <w:numPr>
           <w:ilvl w:val="0"/>
           <w:numId w:val="1023"/>
         </w:numPr>
+        <w:pStyle w:val="Compact"/>
       </w:pPr>
       <w:r>
         <w:t xml:space="preserve">Resiliencia, continuidad y salida</w:t>
@@ -4385,8 +4515,8 @@
       </w:pPr>
       <w:r>
         <w:rPr>
+          <w:iCs/>
           <w:i/>
-          <w:iCs/>
         </w:rPr>
         <w:t xml:space="preserve">Resilience means providing critical outcomes despite provider disruption and leaving safe when necessary.</w:t>
       </w:r>
@@ -4403,8 +4533,8 @@
       </w:r>
       <w:r>
         <w:rPr>
+          <w:bCs/>
           <w:b/>
-          <w:bCs/>
         </w:rPr>
         <w:t xml:space="preserve">Evidence to test</w:t>
       </w:r>
@@ -4457,7 +4587,7 @@
         <w:t xml:space="preserve">tención, retención legal, confidencialidad, vulnerabilidad/incidente, apoyo</w:t>
       </w:r>
     </w:p>
-    <w:bookmarkStart w:id="41" w:name="exit-test"/>
+    <w:bookmarkStart w:id="52" w:name="exit-test"/>
     <w:p>
       <w:pPr>
         <w:pStyle w:val="Heading2"/>
@@ -4512,11 +4642,11 @@
     </w:p>
     <w:p>
       <w:pPr>
-        <w:pStyle w:val="Compact"/>
         <w:numPr>
           <w:ilvl w:val="0"/>
           <w:numId w:val="1025"/>
         </w:numPr>
+        <w:pStyle w:val="Compact"/>
       </w:pPr>
       <w:r>
         <w:t xml:space="preserve">NIST CSF 2.0 Resultados del proveedor</w:t>
@@ -4528,8 +4658,8 @@
       </w:pPr>
       <w:r>
         <w:rPr>
+          <w:iCs/>
           <w:i/>
-          <w:iCs/>
         </w:rPr>
         <w:t xml:space="preserve">NIST CSF 2.0 coloca la gobernanza de la cadena de suministro en la categoría GV.SC.</w:t>
       </w:r>
@@ -4540,8 +4670,8 @@
       </w:pPr>
       <w:r>
         <w:rPr>
+          <w:bCs/>
           <w:b/>
-          <w:bCs/>
         </w:rPr>
         <w:t xml:space="preserve">Responde</w:t>
       </w:r>
@@ -4556,98 +4686,98 @@
       </w:r>
       <w:r>
         <w:rPr>
+          <w:bCs/>
           <w:b/>
-          <w:bCs/>
         </w:rPr>
         <w:t xml:space="preserve">Significado claro</w:t>
       </w:r>
       <w:r>
         <w:rPr>
+          <w:bCs/>
           <w:b/>
+        </w:rPr>
+        <w:t xml:space="preserve"> </w:t>
+      </w:r>
+      <w:r>
+        <w:t xml:space="preserve">Evidencia de ejemplo**</w:t>
+      </w:r>
+    </w:p>
+    <w:p>
+      <w:pPr>
+        <w:pStyle w:val="BodyText"/>
+      </w:pPr>
+      <w:r>
+        <w:t xml:space="preserve">|.. |</w:t>
+      </w:r>
+      <w:r>
+        <w:t xml:space="preserve"> </w:t>
+      </w:r>
+      <w:r>
+        <w:t xml:space="preserve">| GV.SC-01 | Un programa C-SCRM, estrategia, objetivos, políticas y procesos son establecidos y acordados por los interesados de la organización. | Programa aprobado y registro de los interesados</w:t>
+      </w:r>
+      <w:r>
+        <w:t xml:space="preserve"> </w:t>
+      </w:r>
+      <w:r>
+        <w:t xml:space="preserve">| GV.SC-02 | funciones y responsabilidades de ciberseguridad para proveedores, clientes y socios se establecen, comunican y coordinan. | RACI, contactos, acuerdos, ejercicios</w:t>
+      </w:r>
+      <w:r>
+        <w:t xml:space="preserve"> </w:t>
+      </w:r>
+      <w:r>
+        <w:t xml:space="preserve">tención GV.SC-03 | C-SCRM se integra en la gestión del riesgo empresarial, evaluación del riesgo de ciberseguridad y procesos de mejora. ← Enlace, registro de riesgos, lecciones y mejoras</w:t>
+      </w:r>
+      <w:r>
+        <w:t xml:space="preserve"> </w:t>
+      </w:r>
+      <w:r>
+        <w:t xml:space="preserve">Los proveedores son conocidos y priorizados por la crítica. tención Completo inventario de proveedores y método de crítica</w:t>
+      </w:r>
+      <w:r>
+        <w:t xml:space="preserve"> </w:t>
+      </w:r>
+      <w:r>
+        <w:t xml:space="preserve">Los requisitos de ciberseguridad de cadena de suministro se establecen, priorizan e incluyen en contratos y acuerdos. biblioteca de requisitos, términos firmados, desviaciones</w:t>
+      </w:r>
+      <w:r>
+        <w:t xml:space="preserve"> </w:t>
+      </w:r>
+      <w:r>
+        <w:t xml:space="preserve">| GV.SC-06 ANTE La planificación y la diligencia debida se realizan antes de iniciar relaciones formales con los proveedores. | Toma, investigación, evidencia, análisis, aprobación</w:t>
+      </w:r>
+      <w:r>
+        <w:t xml:space="preserve"> </w:t>
+      </w:r>
+      <w:r>
+        <w:t xml:space="preserve">| GV.SC-07 | Los riesgos de los proveedores se entienden, registran, priorizan, evalúan, tratan y supervisan a lo largo de la relación. | Registros de riesgos, monitoreo, hallazgos, tratamiento confidencialidad</w:t>
+      </w:r>
+      <w:r>
+        <w:t xml:space="preserve"> </w:t>
+      </w:r>
+      <w:r>
+        <w:t xml:space="preserve">Los proveedores pertinentes están incluidos en la planificación, respuesta y recuperación de incidentes. Ø Planes, contactos, mesas, registros de incidentes</w:t>
+      </w:r>
+      <w:r>
+        <w:t xml:space="preserve"> </w:t>
+      </w:r>
+      <w:r>
+        <w:t xml:space="preserve">Las prácticas de seguridad de cadena de suministro están integradas y supervisadas a lo largo del ciclo de vida útil y de productos tecnológicos. Requisitos para el ciclo de vida, pruebas de productos y servicios</w:t>
+      </w:r>
+      <w:r>
+        <w:t xml:space="preserve"> </w:t>
+      </w:r>
+      <w:r>
+        <w:t xml:space="preserve">Los planes de cadena de suministro de Ciberseguridad incluyen actividades que se producen después de que termine un acuerdo de asociación o servicio. | Plan de salida, eliminación de acceso/datos, funciones posteriores a la determinación</w:t>
+      </w:r>
+    </w:p>
+    <w:p>
+      <w:pPr>
+        <w:pStyle w:val="BodyText"/>
+      </w:pPr>
+      <w:r>
+        <w:rPr>
           <w:bCs/>
-        </w:rPr>
-        <w:t xml:space="preserve"> </w:t>
-      </w:r>
-      <w:r>
-        <w:t xml:space="preserve">Evidencia de ejemplo**</w:t>
-      </w:r>
-    </w:p>
-    <w:p>
-      <w:pPr>
-        <w:pStyle w:val="BodyText"/>
-      </w:pPr>
-      <w:r>
-        <w:t xml:space="preserve">|.. |</w:t>
-      </w:r>
-      <w:r>
-        <w:t xml:space="preserve"> </w:t>
-      </w:r>
-      <w:r>
-        <w:t xml:space="preserve">| GV.SC-01 | Un programa C-SCRM, estrategia, objetivos, políticas y procesos son establecidos y acordados por los interesados de la organización. | Programa aprobado y registro de los interesados</w:t>
-      </w:r>
-      <w:r>
-        <w:t xml:space="preserve"> </w:t>
-      </w:r>
-      <w:r>
-        <w:t xml:space="preserve">| GV.SC-02 | funciones y responsabilidades de ciberseguridad para proveedores, clientes y socios se establecen, comunican y coordinan. | RACI, contactos, acuerdos, ejercicios</w:t>
-      </w:r>
-      <w:r>
-        <w:t xml:space="preserve"> </w:t>
-      </w:r>
-      <w:r>
-        <w:t xml:space="preserve">tención GV.SC-03 | C-SCRM se integra en la gestión del riesgo empresarial, evaluación del riesgo de ciberseguridad y procesos de mejora. ← Enlace, registro de riesgos, lecciones y mejoras</w:t>
-      </w:r>
-      <w:r>
-        <w:t xml:space="preserve"> </w:t>
-      </w:r>
-      <w:r>
-        <w:t xml:space="preserve">Los proveedores son conocidos y priorizados por la crítica. tención Completo inventario de proveedores y método de crítica</w:t>
-      </w:r>
-      <w:r>
-        <w:t xml:space="preserve"> </w:t>
-      </w:r>
-      <w:r>
-        <w:t xml:space="preserve">Los requisitos de ciberseguridad de cadena de suministro se establecen, priorizan e incluyen en contratos y acuerdos. biblioteca de requisitos, términos firmados, desviaciones</w:t>
-      </w:r>
-      <w:r>
-        <w:t xml:space="preserve"> </w:t>
-      </w:r>
-      <w:r>
-        <w:t xml:space="preserve">| GV.SC-06 ANTE La planificación y la diligencia debida se realizan antes de iniciar relaciones formales con los proveedores. | Toma, investigación, evidencia, análisis, aprobación</w:t>
-      </w:r>
-      <w:r>
-        <w:t xml:space="preserve"> </w:t>
-      </w:r>
-      <w:r>
-        <w:t xml:space="preserve">| GV.SC-07 | Los riesgos de los proveedores se entienden, registran, priorizan, evalúan, tratan y supervisan a lo largo de la relación. | Registros de riesgos, monitoreo, hallazgos, tratamiento confidencialidad</w:t>
-      </w:r>
-      <w:r>
-        <w:t xml:space="preserve"> </w:t>
-      </w:r>
-      <w:r>
-        <w:t xml:space="preserve">Los proveedores pertinentes están incluidos en la planificación, respuesta y recuperación de incidentes. Ø Planes, contactos, mesas, registros de incidentes</w:t>
-      </w:r>
-      <w:r>
-        <w:t xml:space="preserve"> </w:t>
-      </w:r>
-      <w:r>
-        <w:t xml:space="preserve">Las prácticas de seguridad de cadena de suministro están integradas y supervisadas a lo largo del ciclo de vida útil y de productos tecnológicos. Requisitos para el ciclo de vida, pruebas de productos y servicios</w:t>
-      </w:r>
-      <w:r>
-        <w:t xml:space="preserve"> </w:t>
-      </w:r>
-      <w:r>
-        <w:t xml:space="preserve">Los planes de cadena de suministro de Ciberseguridad incluyen actividades que se producen después de que termine un acuerdo de asociación o servicio. | Plan de salida, eliminación de acceso/datos, funciones posteriores a la determinación</w:t>
-      </w:r>
-    </w:p>
-    <w:p>
-      <w:pPr>
-        <w:pStyle w:val="BodyText"/>
-      </w:pPr>
-      <w:r>
-        <w:rPr>
           <w:b/>
-          <w:bCs/>
         </w:rPr>
         <w:t xml:space="preserve">Usando GV.SC:</w:t>
       </w:r>
@@ -4664,9 +4794,9 @@
         <w:t xml:space="preserve">|. |</w:t>
       </w:r>
     </w:p>
-    <w:bookmarkEnd w:id="41"/>
-    <w:bookmarkEnd w:id="42"/>
-    <w:bookmarkStart w:id="44" w:name="nist-c-scrm-orientación-en-la-práctica"/>
+    <w:bookmarkEnd w:id="52"/>
+    <w:bookmarkEnd w:id="53"/>
+    <w:bookmarkStart w:id="55" w:name="nist-c-scrm-orientación-en-la-práctica"/>
     <w:p>
       <w:pPr>
         <w:pStyle w:val="Heading1"/>
@@ -4681,8 +4811,8 @@
       </w:pPr>
       <w:r>
         <w:rPr>
+          <w:iCs/>
           <w:i/>
-          <w:iCs/>
         </w:rPr>
         <w:t xml:space="preserve">Las publicaciones actuales NIST proporcionan orientación complementaria sobre programa, evaluación y planificación.</w:t>
       </w:r>
@@ -4693,8 +4823,8 @@
       </w:pPr>
       <w:r>
         <w:rPr>
+          <w:bCs/>
           <w:b/>
-          <w:bCs/>
         </w:rPr>
         <w:t xml:space="preserve">Publicación</w:t>
       </w:r>
@@ -4737,7 +4867,7 @@
         <w:t xml:space="preserve">| NIST SP 800-18 Rev. 2 (final junio 30, 2026) | Define elementos esenciales para los planes de seguridad del sistema, privacidad y C-SCRM, incluyendo propósito, estado de control, responsabilidades y comportamiento esperado.</w:t>
       </w:r>
     </w:p>
-    <w:bookmarkStart w:id="43" w:name="pensamiento-de-tres-niveles"/>
+    <w:bookmarkStart w:id="54" w:name="pensamiento-de-tres-niveles"/>
     <w:p>
       <w:pPr>
         <w:pStyle w:val="Heading2"/>
@@ -4752,8 +4882,8 @@
       </w:pPr>
       <w:r>
         <w:rPr>
+          <w:bCs/>
           <w:b/>
-          <w:bCs/>
         </w:rPr>
         <w:t xml:space="preserve">Nivel</w:t>
       </w:r>
@@ -4784,11 +4914,11 @@
     </w:p>
     <w:p>
       <w:pPr>
-        <w:pStyle w:val="Compact"/>
         <w:numPr>
           <w:ilvl w:val="0"/>
           <w:numId w:val="1026"/>
         </w:numPr>
+        <w:pStyle w:val="Compact"/>
       </w:pPr>
       <w:r>
         <w:t xml:space="preserve">Un plan C-SCRM explica los arreglos previstos y aplicados. Los evaluadores todavía necesitan pruebas fiables de que funcionan los controles pertinentes.</w:t>
@@ -4800,9 +4930,9 @@
         <w:t xml:space="preserve">|. |</w:t>
       </w:r>
     </w:p>
-    <w:bookmarkEnd w:id="43"/>
-    <w:bookmarkEnd w:id="44"/>
-    <w:bookmarkStart w:id="45" w:name="compliance-and-framework-mappings"/>
+    <w:bookmarkEnd w:id="54"/>
+    <w:bookmarkEnd w:id="55"/>
+    <w:bookmarkStart w:id="56" w:name="compliance-and-framework-mappings"/>
     <w:p>
       <w:pPr>
         <w:pStyle w:val="Heading1"/>
@@ -4817,8 +4947,8 @@
       </w:pPr>
       <w:r>
         <w:rPr>
+          <w:iCs/>
           <w:i/>
-          <w:iCs/>
         </w:rPr>
         <w:t xml:space="preserve">Los ajustes coordinan el trabajo, pero cada obligación debe ser interpretada y probada en sus propios términos</w:t>
       </w:r>
@@ -4830,21 +4960,22 @@
       <w:tblPr>
         <w:tblStyle w:val="Table"/>
         <w:tblW w:type="pct" w:w="5000"/>
-        <w:tblLayout w:type="fixed"/>
         <w:tblLook w:firstRow="1" w:lastRow="0" w:firstColumn="0" w:lastColumn="0" w:noHBand="0" w:noVBand="0" w:val="0020"/>
+        <w:jc w:val="start"/>
       </w:tblPr>
       <w:tblGrid>
         <w:gridCol w:w="7920"/>
       </w:tblGrid>
       <w:tr>
         <w:trPr>
-          <w:tblHeader w:val="on"/>
+          <w:tblHeader w:val="true"/>
         </w:trPr>
         <w:tc>
           <w:tcPr/>
           <w:p>
             <w:pPr>
               <w:pStyle w:val="Compact"/>
+              <w:jc w:val="left"/>
             </w:pPr>
             <w:r>
               <w:t xml:space="preserve">Silencioso</w:t>
@@ -4854,8 +4985,8 @@
             </w:r>
             <w:r>
               <w:rPr>
+                <w:bCs/>
                 <w:b/>
-                <w:bCs/>
               </w:rPr>
               <w:t xml:space="preserve">Framework / obligation</w:t>
             </w:r>
@@ -4868,6 +4999,7 @@
           <w:p>
             <w:pPr>
               <w:pStyle w:val="Compact"/>
+              <w:jc w:val="left"/>
             </w:pPr>
             <w:r>
               <w:t xml:space="preserve">SOC 2</w:t>
@@ -4881,6 +5013,7 @@
           <w:p>
             <w:pPr>
               <w:pStyle w:val="Compact"/>
+              <w:jc w:val="left"/>
             </w:pPr>
             <w:r>
               <w:t xml:space="preserve">TEN ISO/IEC 27001:2022</w:t>
@@ -4894,6 +5027,7 @@
           <w:p>
             <w:pPr>
               <w:pStyle w:val="Compact"/>
+              <w:jc w:val="left"/>
             </w:pPr>
             <w:r>
               <w:t xml:space="preserve">PCI DSS v4.0.1</w:t>
@@ -4907,6 +5041,7 @@
           <w:p>
             <w:pPr>
               <w:pStyle w:val="Compact"/>
+              <w:jc w:val="left"/>
             </w:pPr>
             <w:r>
               <w:t xml:space="preserve">HIPAA</w:t>
@@ -4920,6 +5055,7 @@
           <w:p>
             <w:pPr>
               <w:pStyle w:val="Compact"/>
+              <w:jc w:val="left"/>
             </w:pPr>
             <w:r>
               <w:t xml:space="preserve">TENCIÓN GDPR</w:t>
@@ -4942,8 +5078,8 @@
         <w:t xml:space="preserve">| NIST CSF 2.0 | GV.SC más organización en todo el Govern, Identificar, Proteger, Detectar, Responder, Recuperar los resultados TENIDOS Los perfiles están adaptados; CSF no es una certificación ANTE</w:t>
       </w:r>
     </w:p>
-    <w:bookmarkEnd w:id="45"/>
-    <w:bookmarkStart w:id="47" w:name="pruebas-de-pruebas-y-métricas"/>
+    <w:bookmarkEnd w:id="56"/>
+    <w:bookmarkStart w:id="58" w:name="pruebas-de-pruebas-y-métricas"/>
     <w:p>
       <w:pPr>
         <w:pStyle w:val="Heading1"/>
@@ -4958,8 +5094,8 @@
       </w:pPr>
       <w:r>
         <w:rPr>
+          <w:iCs/>
           <w:i/>
-          <w:iCs/>
         </w:rPr>
         <w:t xml:space="preserve">Testing pregunta si los controles están diseñados, implementados y funcionando correctamente para el alcance completo.</w:t>
       </w:r>
@@ -4972,7 +5108,13 @@
         <w:t xml:space="preserve">■img src=</w:t>
       </w:r>
       <w:r>
-        <w:t xml:space="preserve">“media/image9.png”</w:t>
+        <w:t xml:space="preserve">“</w:t>
+      </w:r>
+      <w:r>
+        <w:t xml:space="preserve">media/image9.png</w:t>
+      </w:r>
+      <w:r>
+        <w:t xml:space="preserve">”</w:t>
       </w:r>
       <w:r>
         <w:t xml:space="preserve"> </w:t>
@@ -4981,7 +5123,13 @@
         <w:t xml:space="preserve">style=</w:t>
       </w:r>
       <w:r>
-        <w:t xml:space="preserve">“width:6.15in;height:3.39605in”</w:t>
+        <w:t xml:space="preserve">“</w:t>
+      </w:r>
+      <w:r>
+        <w:t xml:space="preserve">width:6.15in;height:3.39605in</w:t>
+      </w:r>
+      <w:r>
+        <w:t xml:space="preserve">”</w:t>
       </w:r>
       <w:r>
         <w:t xml:space="preserve"> </w:t>
@@ -4990,7 +5138,13 @@
         <w:t xml:space="preserve">alt=</w:t>
       </w:r>
       <w:r>
-        <w:t xml:space="preserve">“Cada conclusión debe ser trazable de criterios exactos a través de la prueba.”</w:t>
+        <w:t xml:space="preserve">“</w:t>
+      </w:r>
+      <w:r>
+        <w:t xml:space="preserve">Cada conclusión debe ser trazable de criterios exactos a través de la prueba.</w:t>
+      </w:r>
+      <w:r>
+        <w:t xml:space="preserve">”</w:t>
       </w:r>
       <w:r>
         <w:t xml:space="preserve"> </w:t>
@@ -5007,7 +5161,7 @@
         <w:t xml:space="preserve">Figure 9. Evidence-testing chain</w:t>
       </w:r>
     </w:p>
-    <w:bookmarkStart w:id="46" w:name="método-de-prueba"/>
+    <w:bookmarkStart w:id="57" w:name="método-de-prueba"/>
     <w:p>
       <w:pPr>
         <w:pStyle w:val="Heading2"/>
@@ -5084,8 +5238,8 @@
       </w:r>
       <w:r>
         <w:rPr>
+          <w:bCs/>
           <w:b/>
-          <w:bCs/>
         </w:rPr>
         <w:t xml:space="preserve">Cálculo del ejemplo</w:t>
       </w:r>
@@ -5100,8 +5254,8 @@
       </w:r>
       <w:r>
         <w:rPr>
+          <w:bCs/>
           <w:b/>
-          <w:bCs/>
         </w:rPr>
         <w:t xml:space="preserve">Lo que puede revelar</w:t>
       </w:r>
@@ -5164,11 +5318,11 @@
     </w:p>
     <w:p>
       <w:pPr>
-        <w:pStyle w:val="Compact"/>
         <w:numPr>
           <w:ilvl w:val="0"/>
           <w:numId w:val="1027"/>
         </w:numPr>
+        <w:pStyle w:val="Compact"/>
       </w:pPr>
       <w:r>
         <w:t xml:space="preserve">Calidad métrica* Siempre mostrar numerador, denominador, fecha, reglas de inclusión, propietario de datos, limitaciones, tendencia y acción. Un porcentaje verde puede ocultar una excepción severa.</w:t>
@@ -5182,11 +5336,11 @@
     </w:p>
     <w:p>
       <w:pPr>
-        <w:pStyle w:val="Compact"/>
         <w:numPr>
           <w:ilvl w:val="0"/>
           <w:numId w:val="1028"/>
         </w:numPr>
+        <w:pStyle w:val="Compact"/>
       </w:pPr>
       <w:r>
         <w:t xml:space="preserve">Herramientas de código abierto</w:t>
@@ -5198,15 +5352,15 @@
       </w:pPr>
       <w:r>
         <w:rPr>
+          <w:iCs/>
           <w:i/>
-          <w:iCs/>
         </w:rPr>
         <w:t xml:space="preserve">Las herramientas de código abierto pueden apoyar inventario, pruebas, seguridad de software, pruebas técnicas, monitoreo y remediación.</w:t>
       </w:r>
     </w:p>
-    <w:bookmarkEnd w:id="46"/>
-    <w:bookmarkEnd w:id="47"/>
-    <w:bookmarkStart w:id="76" w:name="tool-silencioso"/>
+    <w:bookmarkEnd w:id="57"/>
+    <w:bookmarkEnd w:id="58"/>
+    <w:bookmarkStart w:id="87" w:name="tool-silencioso"/>
     <w:p>
       <w:pPr>
         <w:pStyle w:val="Heading1"/>
@@ -5325,8 +5479,8 @@
       </w:pPr>
       <w:r>
         <w:rPr>
+          <w:bCs/>
           <w:b/>
-          <w:bCs/>
         </w:rPr>
         <w:t xml:space="preserve">Autorización y límites:</w:t>
       </w:r>
@@ -5343,7 +5497,7 @@
         <w:t xml:space="preserve">|. |</w:t>
       </w:r>
     </w:p>
-    <w:bookmarkStart w:id="49" w:name="ciso-assistant"/>
+    <w:bookmarkStart w:id="60" w:name="ciso-assistant"/>
     <w:p>
       <w:pPr>
         <w:pStyle w:val="Heading2"/>
@@ -5358,265 +5512,6 @@
       </w:pPr>
       <w:r>
         <w:t xml:space="preserve">Propósito: Riesgo, controles, evaluaciones, pruebas y hallazgos. Proyecto oficial:</w:t>
-      </w:r>
-      <w:r>
-        <w:t xml:space="preserve"> </w:t>
-      </w:r>
-      <w:hyperlink r:id="rId48">
-        <w:r>
-          <w:rPr>
-            <w:rStyle w:val="Hyperlink"/>
-          </w:rPr>
-          <w:t xml:space="preserve">Seguido</w:t>
-        </w:r>
-      </w:hyperlink>
-    </w:p>
-    <w:p>
-      <w:pPr>
-        <w:pStyle w:val="BodyText"/>
-      </w:pPr>
-      <w:r>
-        <w:t xml:space="preserve">Inicio rápido seguro: Crear un proyecto de alcance, definir criterios de riesgo, asignar propietarios, adjuntar pruebas revisadas, registrar hallazgos y restringir el acceso.</w:t>
-      </w:r>
-    </w:p>
-    <w:p>
-      <w:pPr>
-        <w:pStyle w:val="BodyText"/>
-      </w:pPr>
-      <w:r>
-        <w:t xml:space="preserve">Pruebas para retener: aprobación y alcance, herramienta/versión, configuración o comando, fecha, población objetivo, resultado bruto, validación analista, limitación, hallazgo, acción y retest. Acceso limitado porque los resultados pueden exponer arquitectura sensible o debilidades.</w:t>
-      </w:r>
-    </w:p>
-    <w:bookmarkEnd w:id="49"/>
-    <w:bookmarkStart w:id="50" w:name="dependency-track"/>
-    <w:p>
-      <w:pPr>
-        <w:pStyle w:val="Heading2"/>
-      </w:pPr>
-      <w:r>
-        <w:t xml:space="preserve">24.2 Dependency-Track</w:t>
-      </w:r>
-    </w:p>
-    <w:p>
-      <w:pPr>
-        <w:pStyle w:val="FirstParagraph"/>
-      </w:pPr>
-      <w:r>
-        <w:t xml:space="preserve">Objetivo: Análisis de la SBOM y vigilancia del riesgo de componentes. Proyecto oficial: [ejecutado]Dependencia-Track realizado/u título](https://dependencytrack.org/)</w:t>
-      </w:r>
-    </w:p>
-    <w:p>
-      <w:pPr>
-        <w:pStyle w:val="BodyText"/>
-      </w:pPr>
-      <w:r>
-        <w:t xml:space="preserve">Inicio rápido seguro: Importar un CycloneDX SBOM de un proyecto de laboratorio, confirmar componentes, revisar vulnerabilidad y alertas políticas, asignar acciones e importar un nuevo SBOM después de la corrección.</w:t>
-      </w:r>
-    </w:p>
-    <w:p>
-      <w:pPr>
-        <w:pStyle w:val="BodyText"/>
-      </w:pPr>
-      <w:r>
-        <w:t xml:space="preserve">Pruebas para retener: aprobación y alcance, herramienta/versión, configuración o comando, fecha, población objetivo, resultado bruto, validación analista, limitación, hallazgo, acción y retest. Acceso limitado porque los resultados pueden exponer arquitectura sensible o debilidades.</w:t>
-      </w:r>
-    </w:p>
-    <w:bookmarkEnd w:id="50"/>
-    <w:bookmarkStart w:id="52" w:name="cyclonedx"/>
-    <w:p>
-      <w:pPr>
-        <w:pStyle w:val="Heading2"/>
-      </w:pPr>
-      <w:r>
-        <w:t xml:space="preserve">24.3 CycloneDX</w:t>
-      </w:r>
-    </w:p>
-    <w:p>
-      <w:pPr>
-        <w:pStyle w:val="FirstParagraph"/>
-      </w:pPr>
-      <w:r>
-        <w:t xml:space="preserve">Propósito: Billetera de software de materiales estándar y herramientas. Proyecto oficial:</w:t>
-      </w:r>
-      <w:r>
-        <w:t xml:space="preserve"> </w:t>
-      </w:r>
-      <w:hyperlink r:id="rId51">
-        <w:r>
-          <w:rPr>
-            <w:rStyle w:val="Hyperlink"/>
-          </w:rPr>
-          <w:t xml:space="preserve">Seguido</w:t>
-        </w:r>
-      </w:hyperlink>
-    </w:p>
-    <w:p>
-      <w:pPr>
-        <w:pStyle w:val="BodyText"/>
-      </w:pPr>
-      <w:r>
-        <w:t xml:space="preserve">Inicio rápido seguro: Usar un generador oficial para el lenguaje del proyecto, crear un SBOM, validarlo, proteger metadatos sensibles y proporcionarlo a herramientas de análisis aprobadas.</w:t>
-      </w:r>
-    </w:p>
-    <w:p>
-      <w:pPr>
-        <w:pStyle w:val="BodyText"/>
-      </w:pPr>
-      <w:r>
-        <w:t xml:space="preserve">Pruebas para retener: aprobación y alcance, herramienta/versión, configuración o comando, fecha, población objetivo, resultado bruto, validación analista, limitación, hallazgo, acción y retest. Acceso limitado porque los resultados pueden exponer arquitectura sensible o debilidades.</w:t>
-      </w:r>
-    </w:p>
-    <w:bookmarkEnd w:id="52"/>
-    <w:bookmarkStart w:id="54" w:name="syft"/>
-    <w:p>
-      <w:pPr>
-        <w:pStyle w:val="Heading2"/>
-      </w:pPr>
-      <w:r>
-        <w:t xml:space="preserve">24.4 Syft</w:t>
-      </w:r>
-    </w:p>
-    <w:p>
-      <w:pPr>
-        <w:pStyle w:val="FirstParagraph"/>
-      </w:pPr>
-      <w:r>
-        <w:t xml:space="preserve">Propósito: generación SBOM para imágenes y sistemas de archivos. Proyecto oficial:</w:t>
-      </w:r>
-      <w:r>
-        <w:t xml:space="preserve"> </w:t>
-      </w:r>
-      <w:hyperlink r:id="rId53">
-        <w:r>
-          <w:rPr>
-            <w:rStyle w:val="Hyperlink"/>
-          </w:rPr>
-          <w:t xml:space="preserve">Seguido</w:t>
-        </w:r>
-      </w:hyperlink>
-    </w:p>
-    <w:p>
-      <w:pPr>
-        <w:pStyle w:val="BodyText"/>
-      </w:pPr>
-      <w:r>
-        <w:t xml:space="preserve">Inicio rápido seguro: Correr contra una imagen de laboratorio autorizada, exportar CycloneDX JSON, revisar la cobertura del paquete, grabar la versión y el comando, y almacenar el resultado de forma segura.</w:t>
-      </w:r>
-    </w:p>
-    <w:p>
-      <w:pPr>
-        <w:pStyle w:val="BodyText"/>
-      </w:pPr>
-      <w:r>
-        <w:t xml:space="preserve">Pruebas para retener: aprobación y alcance, herramienta/versión, configuración o comando, fecha, población objetivo, resultado bruto, validación analista, limitación, hallazgo, acción y retest. Acceso limitado porque los resultados pueden exponer arquitectura sensible o debilidades.</w:t>
-      </w:r>
-    </w:p>
-    <w:bookmarkEnd w:id="54"/>
-    <w:bookmarkStart w:id="56" w:name="grype"/>
-    <w:p>
-      <w:pPr>
-        <w:pStyle w:val="Heading2"/>
-      </w:pPr>
-      <w:r>
-        <w:t xml:space="preserve">24.5 Grype</w:t>
-      </w:r>
-    </w:p>
-    <w:p>
-      <w:pPr>
-        <w:pStyle w:val="FirstParagraph"/>
-      </w:pPr>
-      <w:r>
-        <w:t xml:space="preserve">Propósito: Escaneo de vulnerabilidad para imágenes y SBOMs. Proyecto oficial:</w:t>
-      </w:r>
-      <w:r>
-        <w:t xml:space="preserve"> </w:t>
-      </w:r>
-      <w:hyperlink r:id="rId55">
-        <w:r>
-          <w:rPr>
-            <w:rStyle w:val="Hyperlink"/>
-          </w:rPr>
-          <w:t xml:space="preserve">Seguido</w:t>
-        </w:r>
-      </w:hyperlink>
-    </w:p>
-    <w:p>
-      <w:pPr>
-        <w:pStyle w:val="BodyText"/>
-      </w:pPr>
-      <w:r>
-        <w:t xml:space="preserve">Comenzar rápido seguro: Escanear la imagen del laboratorio o su SBOM, validar resultados importantes, identificar versiones fijas, remediar y reescanear.</w:t>
-      </w:r>
-    </w:p>
-    <w:p>
-      <w:pPr>
-        <w:pStyle w:val="BodyText"/>
-      </w:pPr>
-      <w:r>
-        <w:t xml:space="preserve">Pruebas para retener: aprobación y alcance, herramienta/versión, configuración o comando, fecha, población objetivo, resultado bruto, validación analista, limitación, hallazgo, acción y retest. Acceso limitado porque los resultados pueden exponer arquitectura sensible o debilidades.</w:t>
-      </w:r>
-    </w:p>
-    <w:bookmarkEnd w:id="56"/>
-    <w:bookmarkStart w:id="58" w:name="trivy"/>
-    <w:p>
-      <w:pPr>
-        <w:pStyle w:val="Heading2"/>
-      </w:pPr>
-      <w:r>
-        <w:t xml:space="preserve">24.6 Trivy</w:t>
-      </w:r>
-    </w:p>
-    <w:p>
-      <w:pPr>
-        <w:pStyle w:val="FirstParagraph"/>
-      </w:pPr>
-      <w:r>
-        <w:t xml:space="preserve">Propósito: Repositorio, imagen, dependencia, secreto y cheques IaC. Proyecto oficial:</w:t>
-      </w:r>
-      <w:r>
-        <w:t xml:space="preserve"> </w:t>
-      </w:r>
-      <w:hyperlink r:id="rId57">
-        <w:r>
-          <w:rPr>
-            <w:rStyle w:val="Hyperlink"/>
-          </w:rPr>
-          <w:t xml:space="preserve">Seguido</w:t>
-        </w:r>
-      </w:hyperlink>
-    </w:p>
-    <w:p>
-      <w:pPr>
-        <w:pStyle w:val="BodyText"/>
-      </w:pPr>
-      <w:r>
-        <w:t xml:space="preserve">Inicio rápido seguro: escanear sólo repositorios o imágenes aprobados, alcance de revisión y falsos positivos, hallazgos correctos, excepciones de documentos, y rescan en CI.</w:t>
-      </w:r>
-    </w:p>
-    <w:p>
-      <w:pPr>
-        <w:pStyle w:val="BodyText"/>
-      </w:pPr>
-      <w:r>
-        <w:t xml:space="preserve">Pruebas para retener: aprobación y alcance, herramienta/versión, configuración o comando, fecha, población objetivo, resultado bruto, validación analista, limitación, hallazgo, acción y retest. Acceso limitado porque los resultados pueden exponer arquitectura sensible o debilidades.</w:t>
-      </w:r>
-    </w:p>
-    <w:bookmarkEnd w:id="58"/>
-    <w:bookmarkStart w:id="60" w:name="openssf-scorecard"/>
-    <w:p>
-      <w:pPr>
-        <w:pStyle w:val="Heading2"/>
-      </w:pPr>
-      <w:r>
-        <w:t xml:space="preserve">24.7 OpenSSF Scorecard</w:t>
-      </w:r>
-    </w:p>
-    <w:p>
-      <w:pPr>
-        <w:pStyle w:val="FirstParagraph"/>
-      </w:pPr>
-      <w:r>
-        <w:t xml:space="preserve">Propósito: Señales sobre prácticas de seguridad de proyectos de código abierto. Proyecto oficial:</w:t>
       </w:r>
       <w:r>
         <w:t xml:space="preserve"> </w:t>
@@ -5635,7 +5530,7 @@
         <w:pStyle w:val="BodyText"/>
       </w:pPr>
       <w:r>
-        <w:t xml:space="preserve">Inicio rápido seguro: Revisar un proyecto público o un repositorio autorizado, entender cada cheque, verificar las señales importantes manualmente, y no tratar la puntuación como prueba de seguridad.</w:t>
+        <w:t xml:space="preserve">Inicio rápido seguro: Crear un proyecto de alcance, definir criterios de riesgo, asignar propietarios, adjuntar pruebas revisadas, registrar hallazgos y restringir el acceso.</w:t>
       </w:r>
     </w:p>
     <w:p>
@@ -5647,13 +5542,13 @@
       </w:r>
     </w:p>
     <w:bookmarkEnd w:id="60"/>
-    <w:bookmarkStart w:id="62" w:name="guac"/>
+    <w:bookmarkStart w:id="61" w:name="dependency-track"/>
     <w:p>
       <w:pPr>
         <w:pStyle w:val="Heading2"/>
       </w:pPr>
       <w:r>
-        <w:t xml:space="preserve">24.8 GUAC</w:t>
+        <w:t xml:space="preserve">24.2 Dependency-Track</w:t>
       </w:r>
     </w:p>
     <w:p>
@@ -5661,12 +5556,46 @@
         <w:pStyle w:val="FirstParagraph"/>
       </w:pPr>
       <w:r>
-        <w:t xml:space="preserve">Propósito: Metadatos de cadena de suministro de software de Gráficos. Proyecto oficial:</w:t>
-      </w:r>
-      <w:r>
-        <w:t xml:space="preserve"> </w:t>
-      </w:r>
-      <w:hyperlink r:id="rId61">
+        <w:t xml:space="preserve">Objetivo: Análisis de la SBOM y vigilancia del riesgo de componentes. Proyecto oficial: [ejecutado]Dependencia-Track realizado/u título](https://dependencytrack.org/)</w:t>
+      </w:r>
+    </w:p>
+    <w:p>
+      <w:pPr>
+        <w:pStyle w:val="BodyText"/>
+      </w:pPr>
+      <w:r>
+        <w:t xml:space="preserve">Inicio rápido seguro: Importar un CycloneDX SBOM de un proyecto de laboratorio, confirmar componentes, revisar vulnerabilidad y alertas políticas, asignar acciones e importar un nuevo SBOM después de la corrección.</w:t>
+      </w:r>
+    </w:p>
+    <w:p>
+      <w:pPr>
+        <w:pStyle w:val="BodyText"/>
+      </w:pPr>
+      <w:r>
+        <w:t xml:space="preserve">Pruebas para retener: aprobación y alcance, herramienta/versión, configuración o comando, fecha, población objetivo, resultado bruto, validación analista, limitación, hallazgo, acción y retest. Acceso limitado porque los resultados pueden exponer arquitectura sensible o debilidades.</w:t>
+      </w:r>
+    </w:p>
+    <w:bookmarkEnd w:id="61"/>
+    <w:bookmarkStart w:id="63" w:name="cyclonedx"/>
+    <w:p>
+      <w:pPr>
+        <w:pStyle w:val="Heading2"/>
+      </w:pPr>
+      <w:r>
+        <w:t xml:space="preserve">24.3 CycloneDX</w:t>
+      </w:r>
+    </w:p>
+    <w:p>
+      <w:pPr>
+        <w:pStyle w:val="FirstParagraph"/>
+      </w:pPr>
+      <w:r>
+        <w:t xml:space="preserve">Propósito: Billetera de software de materiales estándar y herramientas. Proyecto oficial:</w:t>
+      </w:r>
+      <w:r>
+        <w:t xml:space="preserve"> </w:t>
+      </w:r>
+      <w:hyperlink r:id="rId62">
         <w:r>
           <w:rPr>
             <w:rStyle w:val="Hyperlink"/>
@@ -5680,7 +5609,7 @@
         <w:pStyle w:val="BodyText"/>
       </w:pPr>
       <w:r>
-        <w:t xml:space="preserve">Comienzo rápido seguro: Cargue el SBOM aprobado y metadatos de vulnerabilidad en un laboratorio, relaciones de componentes de consulta, verifique la procedencia y proteja el gráfico, ya que puede revelar la arquitectura.</w:t>
+        <w:t xml:space="preserve">Inicio rápido seguro: Usar un generador oficial para el lenguaje del proyecto, crear un SBOM, validarlo, proteger metadatos sensibles y proporcionarlo a herramientas de análisis aprobadas.</w:t>
       </w:r>
     </w:p>
     <w:p>
@@ -5691,14 +5620,14 @@
         <w:t xml:space="preserve">Pruebas para retener: aprobación y alcance, herramienta/versión, configuración o comando, fecha, población objetivo, resultado bruto, validación analista, limitación, hallazgo, acción y retest. Acceso limitado porque los resultados pueden exponer arquitectura sensible o debilidades.</w:t>
       </w:r>
     </w:p>
-    <w:bookmarkEnd w:id="62"/>
-    <w:bookmarkStart w:id="63" w:name="osv-scanner"/>
+    <w:bookmarkEnd w:id="63"/>
+    <w:bookmarkStart w:id="65" w:name="syft"/>
     <w:p>
       <w:pPr>
         <w:pStyle w:val="Heading2"/>
       </w:pPr>
       <w:r>
-        <w:t xml:space="preserve">24.9 OSV-Scanner</w:t>
+        <w:t xml:space="preserve">24.4 Syft</w:t>
       </w:r>
     </w:p>
     <w:p>
@@ -5706,41 +5635,7 @@
         <w:pStyle w:val="FirstParagraph"/>
       </w:pPr>
       <w:r>
-        <w:t xml:space="preserve">Propósito: Comprobación de vulnerabilidad conocida para dependencias. Proyecto oficial: [ejecutado]o(https://google.github.io/osv-scanner/)</w:t>
-      </w:r>
-    </w:p>
-    <w:p>
-      <w:pPr>
-        <w:pStyle w:val="BodyText"/>
-      </w:pPr>
-      <w:r>
-        <w:t xml:space="preserve">Inicio rápido seguro: Escanear un fichero de bloqueo autorizado, repositorio, imagen o SBOM; validar la aplicabilidad; actualizar o mitigar; y preservar los resultados antes y después.</w:t>
-      </w:r>
-    </w:p>
-    <w:p>
-      <w:pPr>
-        <w:pStyle w:val="BodyText"/>
-      </w:pPr>
-      <w:r>
-        <w:t xml:space="preserve">Pruebas para retener: aprobación y alcance, herramienta/versión, configuración o comando, fecha, población objetivo, resultado bruto, validación analista, limitación, hallazgo, acción y retest. Acceso limitado porque los resultados pueden exponer arquitectura sensible o debilidades.</w:t>
-      </w:r>
-    </w:p>
-    <w:bookmarkEnd w:id="63"/>
-    <w:bookmarkStart w:id="65" w:name="defectodojo"/>
-    <w:p>
-      <w:pPr>
-        <w:pStyle w:val="Heading2"/>
-      </w:pPr>
-      <w:r>
-        <w:t xml:space="preserve">24.10 DefectoDojo</w:t>
-      </w:r>
-    </w:p>
-    <w:p>
-      <w:pPr>
-        <w:pStyle w:val="FirstParagraph"/>
-      </w:pPr>
-      <w:r>
-        <w:t xml:space="preserve">Propósito: Encontrar ingesta, deduplicación, remediación y retest. Proyecto oficial:</w:t>
+        <w:t xml:space="preserve">Propósito: generación SBOM para imágenes y sistemas de archivos. Proyecto oficial:</w:t>
       </w:r>
       <w:r>
         <w:t xml:space="preserve"> </w:t>
@@ -5759,7 +5654,7 @@
         <w:pStyle w:val="BodyText"/>
       </w:pPr>
       <w:r>
-        <w:t xml:space="preserve">Inicio rápido seguro: Crear un compromiso de prueba, importar resultados seguros, validar la deduplicación, asignar propietarios y fechas debidas, adjuntar prueba y cerrar sólo después de la prueba.</w:t>
+        <w:t xml:space="preserve">Inicio rápido seguro: Correr contra una imagen de laboratorio autorizada, exportar CycloneDX JSON, revisar la cobertura del paquete, grabar la versión y el comando, y almacenar el resultado de forma segura.</w:t>
       </w:r>
     </w:p>
     <w:p>
@@ -5771,13 +5666,13 @@
       </w:r>
     </w:p>
     <w:bookmarkEnd w:id="65"/>
-    <w:bookmarkStart w:id="67" w:name="wazuh"/>
+    <w:bookmarkStart w:id="67" w:name="grype"/>
     <w:p>
       <w:pPr>
         <w:pStyle w:val="Heading2"/>
       </w:pPr>
       <w:r>
-        <w:t xml:space="preserve">24.11 Wazuh</w:t>
+        <w:t xml:space="preserve">24.5 Grype</w:t>
       </w:r>
     </w:p>
     <w:p>
@@ -5785,7 +5680,7 @@
         <w:pStyle w:val="FirstParagraph"/>
       </w:pPr>
       <w:r>
-        <w:t xml:space="preserve">Propósito: Supervisión de puntos finales, integridad de archivos, análisis de registros y alertas. Proyecto oficial:</w:t>
+        <w:t xml:space="preserve">Propósito: Escaneo de vulnerabilidad para imágenes y SBOMs. Proyecto oficial:</w:t>
       </w:r>
       <w:r>
         <w:t xml:space="preserve"> </w:t>
@@ -5804,7 +5699,7 @@
         <w:pStyle w:val="BodyText"/>
       </w:pPr>
       <w:r>
-        <w:t xml:space="preserve">Inicio rápido seguro: Inscribir un punto final de laboratorio, producir un evento de prueba inofensivo, confirmar la recogida y alerta, investigar, y retener la cobertura y evidencia de respuesta.</w:t>
+        <w:t xml:space="preserve">Comenzar rápido seguro: Escanear la imagen del laboratorio o su SBOM, validar resultados importantes, identificar versiones fijas, remediar y reescanear.</w:t>
       </w:r>
     </w:p>
     <w:p>
@@ -5816,13 +5711,13 @@
       </w:r>
     </w:p>
     <w:bookmarkEnd w:id="67"/>
-    <w:bookmarkStart w:id="69" w:name="keycloak"/>
+    <w:bookmarkStart w:id="69" w:name="trivy"/>
     <w:p>
       <w:pPr>
         <w:pStyle w:val="Heading2"/>
       </w:pPr>
       <w:r>
-        <w:t xml:space="preserve">24.12 Keycloak</w:t>
+        <w:t xml:space="preserve">24.6 Trivy</w:t>
       </w:r>
     </w:p>
     <w:p>
@@ -5830,7 +5725,7 @@
         <w:pStyle w:val="FirstParagraph"/>
       </w:pPr>
       <w:r>
-        <w:t xml:space="preserve">Propósito: Identidad, roles, MFA, sesiones y eventos. Proyecto oficial:</w:t>
+        <w:t xml:space="preserve">Propósito: Repositorio, imagen, dependencia, secreto y cheques IaC. Proyecto oficial:</w:t>
       </w:r>
       <w:r>
         <w:t xml:space="preserve"> </w:t>
@@ -5849,7 +5744,7 @@
         <w:pStyle w:val="BodyText"/>
       </w:pPr>
       <w:r>
-        <w:t xml:space="preserve">Comenzar rápido seguro: Crear un reino de laboratorio, configurar roles y MFA, probar casos de conexión a Internet y expiración de acceso a proveedores, luego revisar eventos.</w:t>
+        <w:t xml:space="preserve">Inicio rápido seguro: escanear sólo repositorios o imágenes aprobados, alcance de revisión y falsos positivos, hallazgos correctos, excepciones de documentos, y rescan en CI.</w:t>
       </w:r>
     </w:p>
     <w:p>
@@ -5861,13 +5756,13 @@
       </w:r>
     </w:p>
     <w:bookmarkEnd w:id="69"/>
-    <w:bookmarkStart w:id="70" w:name="owasp-zap"/>
+    <w:bookmarkStart w:id="71" w:name="openssf-scorecard"/>
     <w:p>
       <w:pPr>
         <w:pStyle w:val="Heading2"/>
       </w:pPr>
       <w:r>
-        <w:t xml:space="preserve">24.13 OWASP ZAP</w:t>
+        <w:t xml:space="preserve">24.7 OpenSSF Scorecard</w:t>
       </w:r>
     </w:p>
     <w:p>
@@ -5875,15 +5770,26 @@
         <w:pStyle w:val="FirstParagraph"/>
       </w:pPr>
       <w:r>
-        <w:t xml:space="preserve">Propósito: Pruebas de aplicación web autorizadas. Proyecto oficial: [Seguido] (https://www.zaproxy.org/)</w:t>
-      </w:r>
-    </w:p>
-    <w:p>
-      <w:pPr>
-        <w:pStyle w:val="BodyText"/>
-      </w:pPr>
-      <w:r>
-        <w:t xml:space="preserve">Comenzar rápido seguro: Usar una aplicación de entrenamiento, tráfico proxy, arrastrar pasivamente, utilizar el escaneo activo sólo con aprobación escrita, validar hallazgos, fijar y retest.</w:t>
+        <w:t xml:space="preserve">Propósito: Señales sobre prácticas de seguridad de proyectos de código abierto. Proyecto oficial:</w:t>
+      </w:r>
+      <w:r>
+        <w:t xml:space="preserve"> </w:t>
+      </w:r>
+      <w:hyperlink r:id="rId70">
+        <w:r>
+          <w:rPr>
+            <w:rStyle w:val="Hyperlink"/>
+          </w:rPr>
+          <w:t xml:space="preserve">Seguido</w:t>
+        </w:r>
+      </w:hyperlink>
+    </w:p>
+    <w:p>
+      <w:pPr>
+        <w:pStyle w:val="BodyText"/>
+      </w:pPr>
+      <w:r>
+        <w:t xml:space="preserve">Inicio rápido seguro: Revisar un proyecto público o un repositorio autorizado, entender cada cheque, verificar las señales importantes manualmente, y no tratar la puntuación como prueba de seguridad.</w:t>
       </w:r>
     </w:p>
     <w:p>
@@ -5894,14 +5800,14 @@
         <w:t xml:space="preserve">Pruebas para retener: aprobación y alcance, herramienta/versión, configuración o comando, fecha, población objetivo, resultado bruto, validación analista, limitación, hallazgo, acción y retest. Acceso limitado porque los resultados pueden exponer arquitectura sensible o debilidades.</w:t>
       </w:r>
     </w:p>
-    <w:bookmarkEnd w:id="70"/>
-    <w:bookmarkStart w:id="71" w:name="greenbone-community-edition"/>
+    <w:bookmarkEnd w:id="71"/>
+    <w:bookmarkStart w:id="73" w:name="guac"/>
     <w:p>
       <w:pPr>
         <w:pStyle w:val="Heading2"/>
       </w:pPr>
       <w:r>
-        <w:t xml:space="preserve">24.14 Greenbone Community Edition</w:t>
+        <w:t xml:space="preserve">24.8 GUAC</w:t>
       </w:r>
     </w:p>
     <w:p>
@@ -5909,41 +5815,7 @@
         <w:pStyle w:val="FirstParagraph"/>
       </w:pPr>
       <w:r>
-        <w:t xml:space="preserve">Objetivo: Evaluación autorizada de la vulnerabilidad. Proyecto oficial: [ejecutado]Greenbone Community Edition (10)(https://greenbone.github.io/docs/latest/)</w:t>
-      </w:r>
-    </w:p>
-    <w:p>
-      <w:pPr>
-        <w:pStyle w:val="BodyText"/>
-      </w:pPr>
-      <w:r>
-        <w:t xml:space="preserve">Inicio rápido seguro: Actualizar los alimentos, definir los objetivos de laboratorio aprobados, utilizar credenciales seguras, revisar la cobertura, validar los hallazgos, corregir y cambiar.</w:t>
-      </w:r>
-    </w:p>
-    <w:p>
-      <w:pPr>
-        <w:pStyle w:val="BodyText"/>
-      </w:pPr>
-      <w:r>
-        <w:t xml:space="preserve">Pruebas para retener: aprobación y alcance, herramienta/versión, configuración o comando, fecha, población objetivo, resultado bruto, validación analista, limitación, hallazgo, acción y retest. Acceso limitado porque los resultados pueden exponer arquitectura sensible o debilidades.</w:t>
-      </w:r>
-    </w:p>
-    <w:bookmarkEnd w:id="71"/>
-    <w:bookmarkStart w:id="73" w:name="nmap"/>
-    <w:p>
-      <w:pPr>
-        <w:pStyle w:val="Heading2"/>
-      </w:pPr>
-      <w:r>
-        <w:t xml:space="preserve">24.15 Nmap</w:t>
-      </w:r>
-    </w:p>
-    <w:p>
-      <w:pPr>
-        <w:pStyle w:val="FirstParagraph"/>
-      </w:pPr>
-      <w:r>
-        <w:t xml:space="preserve">Propósito: Servicio autorizado y descubrimiento de activos. Proyecto oficial:</w:t>
+        <w:t xml:space="preserve">Propósito: Metadatos de cadena de suministro de software de Gráficos. Proyecto oficial:</w:t>
       </w:r>
       <w:r>
         <w:t xml:space="preserve"> </w:t>
@@ -5962,7 +5834,7 @@
         <w:pStyle w:val="BodyText"/>
       </w:pPr>
       <w:r>
-        <w:t xml:space="preserve">Comenzar rápido seguro: Escanear sólo rangos escritos con opciones limitadas, comparar resultados con inventario, investigar servicios desconocidos, y preservar el alcance y la evidencia de comando.</w:t>
+        <w:t xml:space="preserve">Comienzo rápido seguro: Cargue el SBOM aprobado y metadatos de vulnerabilidad en un laboratorio, relaciones de componentes de consulta, verifique la procedencia y proteja el gráfico, ya que puede revelar la arquitectura.</w:t>
       </w:r>
     </w:p>
     <w:p>
@@ -5974,13 +5846,13 @@
       </w:r>
     </w:p>
     <w:bookmarkEnd w:id="73"/>
-    <w:bookmarkStart w:id="75" w:name="open-policy-agent"/>
+    <w:bookmarkStart w:id="74" w:name="osv-scanner"/>
     <w:p>
       <w:pPr>
         <w:pStyle w:val="Heading2"/>
       </w:pPr>
       <w:r>
-        <w:t xml:space="preserve">24.16 Open Policy Agent</w:t>
+        <w:t xml:space="preserve">24.9 OSV-Scanner</w:t>
       </w:r>
     </w:p>
     <w:p>
@@ -5988,12 +5860,46 @@
         <w:pStyle w:val="FirstParagraph"/>
       </w:pPr>
       <w:r>
-        <w:t xml:space="preserve">Objetivo: Decisiones de política como código. Proyecto oficial:</w:t>
-      </w:r>
-      <w:r>
-        <w:t xml:space="preserve"> </w:t>
-      </w:r>
-      <w:hyperlink r:id="rId74">
+        <w:t xml:space="preserve">Propósito: Comprobación de vulnerabilidad conocida para dependencias. Proyecto oficial: [ejecutado]o(https://google.github.io/osv-scanner/)</w:t>
+      </w:r>
+    </w:p>
+    <w:p>
+      <w:pPr>
+        <w:pStyle w:val="BodyText"/>
+      </w:pPr>
+      <w:r>
+        <w:t xml:space="preserve">Inicio rápido seguro: Escanear un fichero de bloqueo autorizado, repositorio, imagen o SBOM; validar la aplicabilidad; actualizar o mitigar; y preservar los resultados antes y después.</w:t>
+      </w:r>
+    </w:p>
+    <w:p>
+      <w:pPr>
+        <w:pStyle w:val="BodyText"/>
+      </w:pPr>
+      <w:r>
+        <w:t xml:space="preserve">Pruebas para retener: aprobación y alcance, herramienta/versión, configuración o comando, fecha, población objetivo, resultado bruto, validación analista, limitación, hallazgo, acción y retest. Acceso limitado porque los resultados pueden exponer arquitectura sensible o debilidades.</w:t>
+      </w:r>
+    </w:p>
+    <w:bookmarkEnd w:id="74"/>
+    <w:bookmarkStart w:id="76" w:name="defectodojo"/>
+    <w:p>
+      <w:pPr>
+        <w:pStyle w:val="Heading2"/>
+      </w:pPr>
+      <w:r>
+        <w:t xml:space="preserve">24.10 DefectoDojo</w:t>
+      </w:r>
+    </w:p>
+    <w:p>
+      <w:pPr>
+        <w:pStyle w:val="FirstParagraph"/>
+      </w:pPr>
+      <w:r>
+        <w:t xml:space="preserve">Propósito: Encontrar ingesta, deduplicación, remediación y retest. Proyecto oficial:</w:t>
+      </w:r>
+      <w:r>
+        <w:t xml:space="preserve"> </w:t>
+      </w:r>
+      <w:hyperlink r:id="rId75">
         <w:r>
           <w:rPr>
             <w:rStyle w:val="Hyperlink"/>
@@ -6007,6 +5913,254 @@
         <w:pStyle w:val="BodyText"/>
       </w:pPr>
       <w:r>
+        <w:t xml:space="preserve">Inicio rápido seguro: Crear un compromiso de prueba, importar resultados seguros, validar la deduplicación, asignar propietarios y fechas debidas, adjuntar prueba y cerrar sólo después de la prueba.</w:t>
+      </w:r>
+    </w:p>
+    <w:p>
+      <w:pPr>
+        <w:pStyle w:val="BodyText"/>
+      </w:pPr>
+      <w:r>
+        <w:t xml:space="preserve">Pruebas para retener: aprobación y alcance, herramienta/versión, configuración o comando, fecha, población objetivo, resultado bruto, validación analista, limitación, hallazgo, acción y retest. Acceso limitado porque los resultados pueden exponer arquitectura sensible o debilidades.</w:t>
+      </w:r>
+    </w:p>
+    <w:bookmarkEnd w:id="76"/>
+    <w:bookmarkStart w:id="78" w:name="wazuh"/>
+    <w:p>
+      <w:pPr>
+        <w:pStyle w:val="Heading2"/>
+      </w:pPr>
+      <w:r>
+        <w:t xml:space="preserve">24.11 Wazuh</w:t>
+      </w:r>
+    </w:p>
+    <w:p>
+      <w:pPr>
+        <w:pStyle w:val="FirstParagraph"/>
+      </w:pPr>
+      <w:r>
+        <w:t xml:space="preserve">Propósito: Supervisión de puntos finales, integridad de archivos, análisis de registros y alertas. Proyecto oficial:</w:t>
+      </w:r>
+      <w:r>
+        <w:t xml:space="preserve"> </w:t>
+      </w:r>
+      <w:hyperlink r:id="rId77">
+        <w:r>
+          <w:rPr>
+            <w:rStyle w:val="Hyperlink"/>
+          </w:rPr>
+          <w:t xml:space="preserve">Seguido</w:t>
+        </w:r>
+      </w:hyperlink>
+    </w:p>
+    <w:p>
+      <w:pPr>
+        <w:pStyle w:val="BodyText"/>
+      </w:pPr>
+      <w:r>
+        <w:t xml:space="preserve">Inicio rápido seguro: Inscribir un punto final de laboratorio, producir un evento de prueba inofensivo, confirmar la recogida y alerta, investigar, y retener la cobertura y evidencia de respuesta.</w:t>
+      </w:r>
+    </w:p>
+    <w:p>
+      <w:pPr>
+        <w:pStyle w:val="BodyText"/>
+      </w:pPr>
+      <w:r>
+        <w:t xml:space="preserve">Pruebas para retener: aprobación y alcance, herramienta/versión, configuración o comando, fecha, población objetivo, resultado bruto, validación analista, limitación, hallazgo, acción y retest. Acceso limitado porque los resultados pueden exponer arquitectura sensible o debilidades.</w:t>
+      </w:r>
+    </w:p>
+    <w:bookmarkEnd w:id="78"/>
+    <w:bookmarkStart w:id="80" w:name="keycloak"/>
+    <w:p>
+      <w:pPr>
+        <w:pStyle w:val="Heading2"/>
+      </w:pPr>
+      <w:r>
+        <w:t xml:space="preserve">24.12 Keycloak</w:t>
+      </w:r>
+    </w:p>
+    <w:p>
+      <w:pPr>
+        <w:pStyle w:val="FirstParagraph"/>
+      </w:pPr>
+      <w:r>
+        <w:t xml:space="preserve">Propósito: Identidad, roles, MFA, sesiones y eventos. Proyecto oficial:</w:t>
+      </w:r>
+      <w:r>
+        <w:t xml:space="preserve"> </w:t>
+      </w:r>
+      <w:hyperlink r:id="rId79">
+        <w:r>
+          <w:rPr>
+            <w:rStyle w:val="Hyperlink"/>
+          </w:rPr>
+          <w:t xml:space="preserve">Seguido</w:t>
+        </w:r>
+      </w:hyperlink>
+    </w:p>
+    <w:p>
+      <w:pPr>
+        <w:pStyle w:val="BodyText"/>
+      </w:pPr>
+      <w:r>
+        <w:t xml:space="preserve">Comenzar rápido seguro: Crear un reino de laboratorio, configurar roles y MFA, probar casos de conexión a Internet y expiración de acceso a proveedores, luego revisar eventos.</w:t>
+      </w:r>
+    </w:p>
+    <w:p>
+      <w:pPr>
+        <w:pStyle w:val="BodyText"/>
+      </w:pPr>
+      <w:r>
+        <w:t xml:space="preserve">Pruebas para retener: aprobación y alcance, herramienta/versión, configuración o comando, fecha, población objetivo, resultado bruto, validación analista, limitación, hallazgo, acción y retest. Acceso limitado porque los resultados pueden exponer arquitectura sensible o debilidades.</w:t>
+      </w:r>
+    </w:p>
+    <w:bookmarkEnd w:id="80"/>
+    <w:bookmarkStart w:id="81" w:name="owasp-zap"/>
+    <w:p>
+      <w:pPr>
+        <w:pStyle w:val="Heading2"/>
+      </w:pPr>
+      <w:r>
+        <w:t xml:space="preserve">24.13 OWASP ZAP</w:t>
+      </w:r>
+    </w:p>
+    <w:p>
+      <w:pPr>
+        <w:pStyle w:val="FirstParagraph"/>
+      </w:pPr>
+      <w:r>
+        <w:t xml:space="preserve">Propósito: Pruebas de aplicación web autorizadas. Proyecto oficial: [Seguido] (https://www.zaproxy.org/)</w:t>
+      </w:r>
+    </w:p>
+    <w:p>
+      <w:pPr>
+        <w:pStyle w:val="BodyText"/>
+      </w:pPr>
+      <w:r>
+        <w:t xml:space="preserve">Comenzar rápido seguro: Usar una aplicación de entrenamiento, tráfico proxy, arrastrar pasivamente, utilizar el escaneo activo sólo con aprobación escrita, validar hallazgos, fijar y retest.</w:t>
+      </w:r>
+    </w:p>
+    <w:p>
+      <w:pPr>
+        <w:pStyle w:val="BodyText"/>
+      </w:pPr>
+      <w:r>
+        <w:t xml:space="preserve">Pruebas para retener: aprobación y alcance, herramienta/versión, configuración o comando, fecha, población objetivo, resultado bruto, validación analista, limitación, hallazgo, acción y retest. Acceso limitado porque los resultados pueden exponer arquitectura sensible o debilidades.</w:t>
+      </w:r>
+    </w:p>
+    <w:bookmarkEnd w:id="81"/>
+    <w:bookmarkStart w:id="82" w:name="greenbone-community-edition"/>
+    <w:p>
+      <w:pPr>
+        <w:pStyle w:val="Heading2"/>
+      </w:pPr>
+      <w:r>
+        <w:t xml:space="preserve">24.14 Greenbone Community Edition</w:t>
+      </w:r>
+    </w:p>
+    <w:p>
+      <w:pPr>
+        <w:pStyle w:val="FirstParagraph"/>
+      </w:pPr>
+      <w:r>
+        <w:t xml:space="preserve">Objetivo: Evaluación autorizada de la vulnerabilidad. Proyecto oficial: [ejecutado]Greenbone Community Edition (10)(https://greenbone.github.io/docs/latest/)</w:t>
+      </w:r>
+    </w:p>
+    <w:p>
+      <w:pPr>
+        <w:pStyle w:val="BodyText"/>
+      </w:pPr>
+      <w:r>
+        <w:t xml:space="preserve">Inicio rápido seguro: Actualizar los alimentos, definir los objetivos de laboratorio aprobados, utilizar credenciales seguras, revisar la cobertura, validar los hallazgos, corregir y cambiar.</w:t>
+      </w:r>
+    </w:p>
+    <w:p>
+      <w:pPr>
+        <w:pStyle w:val="BodyText"/>
+      </w:pPr>
+      <w:r>
+        <w:t xml:space="preserve">Pruebas para retener: aprobación y alcance, herramienta/versión, configuración o comando, fecha, población objetivo, resultado bruto, validación analista, limitación, hallazgo, acción y retest. Acceso limitado porque los resultados pueden exponer arquitectura sensible o debilidades.</w:t>
+      </w:r>
+    </w:p>
+    <w:bookmarkEnd w:id="82"/>
+    <w:bookmarkStart w:id="84" w:name="nmap"/>
+    <w:p>
+      <w:pPr>
+        <w:pStyle w:val="Heading2"/>
+      </w:pPr>
+      <w:r>
+        <w:t xml:space="preserve">24.15 Nmap</w:t>
+      </w:r>
+    </w:p>
+    <w:p>
+      <w:pPr>
+        <w:pStyle w:val="FirstParagraph"/>
+      </w:pPr>
+      <w:r>
+        <w:t xml:space="preserve">Propósito: Servicio autorizado y descubrimiento de activos. Proyecto oficial:</w:t>
+      </w:r>
+      <w:r>
+        <w:t xml:space="preserve"> </w:t>
+      </w:r>
+      <w:hyperlink r:id="rId83">
+        <w:r>
+          <w:rPr>
+            <w:rStyle w:val="Hyperlink"/>
+          </w:rPr>
+          <w:t xml:space="preserve">Seguido</w:t>
+        </w:r>
+      </w:hyperlink>
+    </w:p>
+    <w:p>
+      <w:pPr>
+        <w:pStyle w:val="BodyText"/>
+      </w:pPr>
+      <w:r>
+        <w:t xml:space="preserve">Comenzar rápido seguro: Escanear sólo rangos escritos con opciones limitadas, comparar resultados con inventario, investigar servicios desconocidos, y preservar el alcance y la evidencia de comando.</w:t>
+      </w:r>
+    </w:p>
+    <w:p>
+      <w:pPr>
+        <w:pStyle w:val="BodyText"/>
+      </w:pPr>
+      <w:r>
+        <w:t xml:space="preserve">Pruebas para retener: aprobación y alcance, herramienta/versión, configuración o comando, fecha, población objetivo, resultado bruto, validación analista, limitación, hallazgo, acción y retest. Acceso limitado porque los resultados pueden exponer arquitectura sensible o debilidades.</w:t>
+      </w:r>
+    </w:p>
+    <w:bookmarkEnd w:id="84"/>
+    <w:bookmarkStart w:id="86" w:name="open-policy-agent"/>
+    <w:p>
+      <w:pPr>
+        <w:pStyle w:val="Heading2"/>
+      </w:pPr>
+      <w:r>
+        <w:t xml:space="preserve">24.16 Open Policy Agent</w:t>
+      </w:r>
+    </w:p>
+    <w:p>
+      <w:pPr>
+        <w:pStyle w:val="FirstParagraph"/>
+      </w:pPr>
+      <w:r>
+        <w:t xml:space="preserve">Objetivo: Decisiones de política como código. Proyecto oficial:</w:t>
+      </w:r>
+      <w:r>
+        <w:t xml:space="preserve"> </w:t>
+      </w:r>
+      <w:hyperlink r:id="rId85">
+        <w:r>
+          <w:rPr>
+            <w:rStyle w:val="Hyperlink"/>
+          </w:rPr>
+          <w:t xml:space="preserve">Seguido</w:t>
+        </w:r>
+      </w:hyperlink>
+    </w:p>
+    <w:p>
+      <w:pPr>
+        <w:pStyle w:val="BodyText"/>
+      </w:pPr>
+      <w:r>
         <w:t xml:space="preserve">Inicio rápido seguro: Escribir una pequeña política de laboratorio para un atributo de proveedor aprobado, probar permitir y negar casos, cambios de revisión entre pares, decisiones de registro y mantener la aprobación de la excepción humana.</w:t>
       </w:r>
     </w:p>
@@ -6018,9 +6172,9 @@
         <w:t xml:space="preserve">Pruebas para retener: aprobación y alcance, herramienta/versión, configuración o comando, fecha, población objetivo, resultado bruto, validación analista, limitación, hallazgo, acción y retest. Acceso limitado porque los resultados pueden exponer arquitectura sensible o debilidades.</w:t>
       </w:r>
     </w:p>
-    <w:bookmarkEnd w:id="75"/>
-    <w:bookmarkEnd w:id="76"/>
-    <w:bookmarkStart w:id="78" w:name="libro-de-reproducción-de-tprm-de-manager"/>
+    <w:bookmarkEnd w:id="86"/>
+    <w:bookmarkEnd w:id="87"/>
+    <w:bookmarkStart w:id="89" w:name="libro-de-reproducción-de-tprm-de-manager"/>
     <w:p>
       <w:pPr>
         <w:pStyle w:val="Heading1"/>
@@ -6035,8 +6189,8 @@
       </w:pPr>
       <w:r>
         <w:rPr>
+          <w:iCs/>
           <w:i/>
-          <w:iCs/>
         </w:rPr>
         <w:t xml:space="preserve">Los administradores hacen que el programa sea real estableciendo prioridades, resolviendo conflictos, financiando tratamiento y desafiando pruebas</w:t>
       </w:r>
@@ -6056,8 +6210,8 @@
       </w:r>
       <w:r>
         <w:rPr>
+          <w:bCs/>
           <w:b/>
-          <w:bCs/>
         </w:rPr>
         <w:t xml:space="preserve">Pregunta principal</w:t>
       </w:r>
@@ -6116,7 +6270,7 @@
         <w:t xml:space="preserve">¿Podemos recuperar datos y reemplazar el servicio a tiempo? | No hay ruta de exportación, alternativa o eliminación probada</w:t>
       </w:r>
     </w:p>
-    <w:bookmarkStart w:id="77" w:name="gestor-de-ritmo-operativo"/>
+    <w:bookmarkStart w:id="88" w:name="gestor-de-ritmo-operativo"/>
     <w:p>
       <w:pPr>
         <w:pStyle w:val="Heading2"/>
@@ -6163,8 +6317,8 @@
       </w:pPr>
       <w:r>
         <w:rPr>
+          <w:bCs/>
           <w:b/>
-          <w:bCs/>
         </w:rPr>
         <w:t xml:space="preserve">Preguntas que importan:</w:t>
       </w:r>
@@ -6181,9 +6335,9 @@
         <w:t xml:space="preserve">|. |</w:t>
       </w:r>
     </w:p>
-    <w:bookmarkEnd w:id="77"/>
-    <w:bookmarkEnd w:id="78"/>
-    <w:bookmarkStart w:id="81" w:name="junior-analyst-career-guide"/>
+    <w:bookmarkEnd w:id="88"/>
+    <w:bookmarkEnd w:id="89"/>
+    <w:bookmarkStart w:id="92" w:name="junior-analyst-career-guide"/>
     <w:p>
       <w:pPr>
         <w:pStyle w:val="Heading1"/>
@@ -6198,8 +6352,8 @@
       </w:pPr>
       <w:r>
         <w:rPr>
+          <w:iCs/>
           <w:i/>
-          <w:iCs/>
         </w:rPr>
         <w:t xml:space="preserve">Los analistas de Junior crean valor produciendo inventarios precisos, exámenes de evidencia, hallazgos y seguimiento.</w:t>
       </w:r>
@@ -6212,7 +6366,13 @@
         <w:t xml:space="preserve">■img src=</w:t>
       </w:r>
       <w:r>
-        <w:t xml:space="preserve">“media/image10.png”</w:t>
+        <w:t xml:space="preserve">“</w:t>
+      </w:r>
+      <w:r>
+        <w:t xml:space="preserve">media/image10.png</w:t>
+      </w:r>
+      <w:r>
+        <w:t xml:space="preserve">”</w:t>
       </w:r>
       <w:r>
         <w:t xml:space="preserve"> </w:t>
@@ -6221,7 +6381,13 @@
         <w:t xml:space="preserve">estilo=</w:t>
       </w:r>
       <w:r>
-        <w:t xml:space="preserve">“width:6.15in;height:3.39605in”</w:t>
+        <w:t xml:space="preserve">“</w:t>
+      </w:r>
+      <w:r>
+        <w:t xml:space="preserve">width:6.15in;height:3.39605in</w:t>
+      </w:r>
+      <w:r>
+        <w:t xml:space="preserve">”</w:t>
       </w:r>
       <w:r>
         <w:t xml:space="preserve"> </w:t>
@@ -6230,7 +6396,13 @@
         <w:t xml:space="preserve">alt=</w:t>
       </w:r>
       <w:r>
-        <w:t xml:space="preserve">“Trabajo cuidado y limitaciones honestas construyen una cartera y confianza profesional.”</w:t>
+        <w:t xml:space="preserve">“</w:t>
+      </w:r>
+      <w:r>
+        <w:t xml:space="preserve">Trabajo cuidado y limitaciones honestas construyen una cartera y confianza profesional.</w:t>
+      </w:r>
+      <w:r>
+        <w:t xml:space="preserve">”</w:t>
       </w:r>
       <w:r>
         <w:t xml:space="preserve"> </w:t>
@@ -6247,7 +6419,7 @@
         <w:t xml:space="preserve">Gráfico 10 Júnior TPRM analista</w:t>
       </w:r>
     </w:p>
-    <w:bookmarkStart w:id="79" w:name="títulos-de-trabajo-comunes"/>
+    <w:bookmarkStart w:id="90" w:name="títulos-de-trabajo-comunes"/>
     <w:p>
       <w:pPr>
         <w:pStyle w:val="Heading2"/>
@@ -6320,8 +6492,8 @@
         <w:t xml:space="preserve">Analista de cadena de suministro de software</w:t>
       </w:r>
     </w:p>
-    <w:bookmarkEnd w:id="79"/>
-    <w:bookmarkStart w:id="80" w:name="típico-trabajo-junior"/>
+    <w:bookmarkEnd w:id="90"/>
+    <w:bookmarkStart w:id="91" w:name="típico-trabajo-junior"/>
     <w:p>
       <w:pPr>
         <w:pStyle w:val="Heading2"/>
@@ -6450,9 +6622,9 @@
         <w:t xml:space="preserve">← Ética ← Autorización escrita, datos sintéticos, redes y limitaciones honestas</w:t>
       </w:r>
     </w:p>
-    <w:bookmarkEnd w:id="80"/>
-    <w:bookmarkEnd w:id="81"/>
-    <w:bookmarkStart w:id="93" w:name="laboratorio-ficcional-y-portfolio"/>
+    <w:bookmarkEnd w:id="91"/>
+    <w:bookmarkEnd w:id="92"/>
+    <w:bookmarkStart w:id="104" w:name="laboratorio-ficcional-y-portfolio"/>
     <w:p>
       <w:pPr>
         <w:pStyle w:val="Heading1"/>
@@ -6467,8 +6639,8 @@
       </w:pPr>
       <w:r>
         <w:rPr>
+          <w:iCs/>
           <w:i/>
-          <w:iCs/>
         </w:rPr>
         <w:t xml:space="preserve">Construir una cartera segura con una empresa ficticia, proveedores sintéticos y laboratorios técnicos aislados</w:t>
       </w:r>
@@ -6606,8 +6778,8 @@
       </w:pPr>
       <w:r>
         <w:rPr>
+          <w:bCs/>
           <w:b/>
-          <w:bCs/>
         </w:rPr>
         <w:t xml:space="preserve">Artifact</w:t>
       </w:r>
@@ -6682,11 +6854,11 @@
     </w:p>
     <w:p>
       <w:pPr>
-        <w:pStyle w:val="Compact"/>
         <w:numPr>
           <w:ilvl w:val="0"/>
           <w:numId w:val="1030"/>
         </w:numPr>
+        <w:pStyle w:val="Compact"/>
       </w:pPr>
       <w:r>
         <w:t xml:space="preserve">Plan de aprendizaje de 30 días</w:t>
@@ -6698,8 +6870,8 @@
       </w:pPr>
       <w:r>
         <w:rPr>
+          <w:iCs/>
           <w:i/>
-          <w:iCs/>
         </w:rPr>
         <w:t xml:space="preserve">Un mes centrado puede crear una capacidad útil de nivel de entrada</w:t>
       </w:r>
@@ -6712,24 +6884,26 @@
         <w:tblStyle w:val="Table"/>
         <w:tblW w:type="auto" w:w="0"/>
         <w:tblLook w:firstRow="1" w:lastRow="0" w:firstColumn="0" w:lastColumn="0" w:noHBand="0" w:noVBand="0" w:val="0020"/>
+        <w:jc w:val="start"/>
       </w:tblPr>
       <w:tblGrid>
         <w:gridCol w:w="7920"/>
       </w:tblGrid>
       <w:tr>
         <w:trPr>
-          <w:tblHeader w:val="on"/>
+          <w:tblHeader w:val="true"/>
         </w:trPr>
         <w:tc>
           <w:tcPr/>
           <w:p>
             <w:pPr>
               <w:pStyle w:val="Compact"/>
+              <w:jc w:val="left"/>
             </w:pPr>
             <w:r>
               <w:rPr>
+                <w:bCs/>
                 <w:b/>
-                <w:bCs/>
               </w:rPr>
               <w:t xml:space="preserve">Días</w:t>
             </w:r>
@@ -6742,6 +6916,7 @@
           <w:p>
             <w:pPr>
               <w:pStyle w:val="Compact"/>
+              <w:jc w:val="left"/>
             </w:pPr>
             <w:r>
               <w:t xml:space="preserve">1–3</w:t>
@@ -6755,6 +6930,7 @@
           <w:p>
             <w:pPr>
               <w:pStyle w:val="Compact"/>
+              <w:jc w:val="left"/>
             </w:pPr>
             <w:r>
               <w:t xml:space="preserve">4–6</w:t>
@@ -6768,6 +6944,7 @@
           <w:p>
             <w:pPr>
               <w:pStyle w:val="Compact"/>
+              <w:jc w:val="left"/>
             </w:pPr>
             <w:r>
               <w:t xml:space="preserve">7–10</w:t>
@@ -6781,6 +6958,7 @@
           <w:p>
             <w:pPr>
               <w:pStyle w:val="Compact"/>
+              <w:jc w:val="left"/>
             </w:pPr>
             <w:r>
               <w:t xml:space="preserve">TEN 11–13</w:t>
@@ -6794,6 +6972,7 @@
           <w:p>
             <w:pPr>
               <w:pStyle w:val="Compact"/>
+              <w:jc w:val="left"/>
             </w:pPr>
             <w:r>
               <w:t xml:space="preserve">TEN 14–16</w:t>
@@ -6807,6 +6986,7 @@
           <w:p>
             <w:pPr>
               <w:pStyle w:val="Compact"/>
+              <w:jc w:val="left"/>
             </w:pPr>
             <w:r>
               <w:t xml:space="preserve">TEN 17–19 ANTERIENTE Contratos, a bordo, monitoreando</w:t>
@@ -6820,6 +7000,7 @@
           <w:p>
             <w:pPr>
               <w:pStyle w:val="Compact"/>
+              <w:jc w:val="left"/>
             </w:pPr>
             <w:r>
               <w:t xml:space="preserve">TEN 20–22</w:t>
@@ -6833,6 +7014,7 @@
           <w:p>
             <w:pPr>
               <w:pStyle w:val="Compact"/>
+              <w:jc w:val="left"/>
             </w:pPr>
             <w:r>
               <w:t xml:space="preserve">TEN 23–25</w:t>
@@ -6846,6 +7028,7 @@
           <w:p>
             <w:pPr>
               <w:pStyle w:val="Compact"/>
+              <w:jc w:val="left"/>
             </w:pPr>
             <w:r>
               <w:t xml:space="preserve">26–27</w:t>
@@ -6859,6 +7042,7 @@
           <w:p>
             <w:pPr>
               <w:pStyle w:val="Compact"/>
+              <w:jc w:val="left"/>
             </w:pPr>
             <w:r>
               <w:t xml:space="preserve">TEN 28–30 TENIDA Metrics, portafolio, entrevista</w:t>
@@ -6869,11 +7053,11 @@
     </w:tbl>
     <w:p>
       <w:pPr>
-        <w:pStyle w:val="Compact"/>
         <w:numPr>
           <w:ilvl w:val="0"/>
           <w:numId w:val="1031"/>
         </w:numPr>
+        <w:pStyle w:val="Compact"/>
       </w:pPr>
       <w:r>
         <w:t xml:space="preserve">Preparación de entrevistas</w:t>
@@ -6885,8 +7069,8 @@
       </w:pPr>
       <w:r>
         <w:rPr>
+          <w:iCs/>
           <w:i/>
-          <w:iCs/>
         </w:rPr>
         <w:t xml:space="preserve">Las respuestas de interés deben ser cortas, precisas y atadas a ejemplos</w:t>
       </w:r>
@@ -6894,7 +7078,7 @@
         <w:t xml:space="preserve">.</w:t>
       </w:r>
     </w:p>
-    <w:bookmarkStart w:id="82" w:name="qué-es-la-tprm"/>
+    <w:bookmarkStart w:id="93" w:name="qué-es-la-tprm"/>
     <w:p>
       <w:pPr>
         <w:pStyle w:val="Heading2"/>
@@ -6911,8 +7095,8 @@
         <w:t xml:space="preserve">Un proceso de ciclo de vida para identificar, evaluar, contratar, supervisar, responder y salir de los riesgos de organizaciones, productos, personas y servicios externos.</w:t>
       </w:r>
     </w:p>
-    <w:bookmarkEnd w:id="82"/>
-    <w:bookmarkStart w:id="83" w:name="tprm-versus-c-scrm"/>
+    <w:bookmarkEnd w:id="93"/>
+    <w:bookmarkStart w:id="94" w:name="tprm-versus-c-scrm"/>
     <w:p>
       <w:pPr>
         <w:pStyle w:val="Heading2"/>
@@ -6929,8 +7113,8 @@
         <w:t xml:space="preserve">TPRM gestiona ampliamente las relaciones externas. C-SCRM se centra en el riesgo de ciberseguridad en toda la cadena de suministro de tecnología y el ciclo de vida de productos o servicios.</w:t>
       </w:r>
     </w:p>
-    <w:bookmarkEnd w:id="83"/>
-    <w:bookmarkStart w:id="84" w:name="un-riesgo-hereditario-versus-residual"/>
+    <w:bookmarkEnd w:id="94"/>
+    <w:bookmarkStart w:id="95" w:name="un-riesgo-hereditario-versus-residual"/>
     <w:p>
       <w:pPr>
         <w:pStyle w:val="Heading2"/>
@@ -6947,8 +7131,8 @@
         <w:t xml:space="preserve">El riesgo inherente existe antes de los controles. El riesgo residual permanece después de controles y tratamiento verificados.</w:t>
       </w:r>
     </w:p>
-    <w:bookmarkEnd w:id="84"/>
-    <w:bookmarkStart w:id="85" w:name="cómo-fijas-un-proveedor"/>
+    <w:bookmarkEnd w:id="95"/>
+    <w:bookmarkStart w:id="96" w:name="cómo-fijas-un-proveedor"/>
     <w:p>
       <w:pPr>
         <w:pStyle w:val="Heading2"/>
@@ -6965,8 +7149,8 @@
         <w:t xml:space="preserve">Use factores de impacto documentados como datos, privilegios, disponibilidad, autoridad de cambio, sustitutabilidad, alcance, geografía y dependencias de aguas abajo.</w:t>
       </w:r>
     </w:p>
-    <w:bookmarkEnd w:id="85"/>
-    <w:bookmarkStart w:id="86" w:name="cómo-revisa-un-informe-soc-2"/>
+    <w:bookmarkEnd w:id="96"/>
+    <w:bookmarkStart w:id="97" w:name="cómo-revisa-un-informe-soc-2"/>
     <w:p>
       <w:pPr>
         <w:pStyle w:val="Heading2"/>
@@ -6983,8 +7167,8 @@
         <w:t xml:space="preserve">Compruebe la entidad y el sistema exactos, criterios, período, opinión, pruebas, excepciones, CUECs, organizaciones de subservicio y eventos subsiguientes; a continuación, mapelo al uso real.</w:t>
       </w:r>
     </w:p>
-    <w:bookmarkEnd w:id="86"/>
-    <w:bookmarkStart w:id="87" w:name="límite-cuestionario"/>
+    <w:bookmarkEnd w:id="97"/>
+    <w:bookmarkStart w:id="98" w:name="límite-cuestionario"/>
     <w:p>
       <w:pPr>
         <w:pStyle w:val="Heading2"/>
@@ -7001,8 +7185,8 @@
         <w:t xml:space="preserve">Es una afirmación del proveedor. valido respuestas importantes con pruebas relevantes, actuales, fiables y lagunas récord.</w:t>
       </w:r>
     </w:p>
-    <w:bookmarkEnd w:id="87"/>
-    <w:bookmarkStart w:id="88" w:name="qué-es-un-sbom"/>
+    <w:bookmarkEnd w:id="98"/>
+    <w:bookmarkStart w:id="99" w:name="qué-es-un-sbom"/>
     <w:p>
       <w:pPr>
         <w:pStyle w:val="Heading2"/>
@@ -7019,8 +7203,8 @@
         <w:t xml:space="preserve">Un inventario estructurado de componentes y relaciones de software. Mejora la visibilidad pero no prueba la aplicabilidad de seguridad o vulnerabilidad.</w:t>
       </w:r>
     </w:p>
-    <w:bookmarkEnd w:id="88"/>
-    <w:bookmarkStart w:id="89" w:name="cómo-cierras-un-hallazgo"/>
+    <w:bookmarkEnd w:id="99"/>
+    <w:bookmarkStart w:id="100" w:name="cómo-cierras-un-hallazgo"/>
     <w:p>
       <w:pPr>
         <w:pStyle w:val="Heading2"/>
@@ -7037,8 +7221,8 @@
         <w:t xml:space="preserve">Reprueba el control corregido utilizando criterios definidos y pruebas fiables; no cierra sólo porque el proveedor dice que está fijo.</w:t>
       </w:r>
     </w:p>
-    <w:bookmarkEnd w:id="89"/>
-    <w:bookmarkStart w:id="90" w:name="X0ad2c4a5d205dd89d58eacc3bf5482e2628f204"/>
+    <w:bookmarkEnd w:id="100"/>
+    <w:bookmarkStart w:id="101" w:name="X0ad2c4a5d205dd89d58eacc3bf5482e2628f204"/>
     <w:p>
       <w:pPr>
         <w:pStyle w:val="Heading2"/>
@@ -7055,8 +7239,8 @@
         <w:t xml:space="preserve">Grabar la brecha, utilizar pruebas independientes disponibles, considerar opciones de diseño y contrato, evaluar la incertidumbre y el riesgo, y escalar a la toma de decisiones autorizada.</w:t>
       </w:r>
     </w:p>
-    <w:bookmarkEnd w:id="90"/>
-    <w:bookmarkStart w:id="91" w:name="qué-hace-un-buen-analista-junior"/>
+    <w:bookmarkEnd w:id="101"/>
+    <w:bookmarkStart w:id="102" w:name="qué-hace-un-buen-analista-junior"/>
     <w:p>
       <w:pPr>
         <w:pStyle w:val="Heading2"/>
@@ -7073,8 +7257,8 @@
         <w:t xml:space="preserve">Alcance cuidadoso, registros completos, escepticismo de evidencia, escritura clara, seguimiento respetuoso, manejo seguro y conclusiones honestas.</w:t>
       </w:r>
     </w:p>
-    <w:bookmarkEnd w:id="91"/>
-    <w:bookmarkStart w:id="92" w:name="preguntas-para-hacer-al-empleador"/>
+    <w:bookmarkEnd w:id="102"/>
+    <w:bookmarkStart w:id="103" w:name="preguntas-para-hacer-al-empleador"/>
     <w:p>
       <w:pPr>
         <w:pStyle w:val="Heading2"/>
@@ -7131,9 +7315,9 @@
         <w:t xml:space="preserve">¿Cómo sería el éxito en los primeros 90 días?</w:t>
       </w:r>
     </w:p>
-    <w:bookmarkEnd w:id="92"/>
-    <w:bookmarkEnd w:id="93"/>
-    <w:bookmarkStart w:id="105" w:name="plantillas-glosario-índice-y-referencias"/>
+    <w:bookmarkEnd w:id="103"/>
+    <w:bookmarkEnd w:id="104"/>
+    <w:bookmarkStart w:id="116" w:name="plantillas-glosario-índice-y-referencias"/>
     <w:p>
       <w:pPr>
         <w:pStyle w:val="Heading1"/>
@@ -7144,17 +7328,17 @@
     </w:p>
     <w:p>
       <w:pPr>
-        <w:pStyle w:val="Compact"/>
         <w:numPr>
           <w:ilvl w:val="0"/>
           <w:numId w:val="1032"/>
         </w:numPr>
+        <w:pStyle w:val="Compact"/>
       </w:pPr>
       <w:r>
         <w:t xml:space="preserve">Estructuras reutilizables, términos clave, índice de sujeto y puntos de partida oficiales.*</w:t>
       </w:r>
     </w:p>
-    <w:bookmarkStart w:id="94" w:name="registro-de-inventario-de-proveedores"/>
+    <w:bookmarkStart w:id="105" w:name="registro-de-inventario-de-proveedores"/>
     <w:p>
       <w:pPr>
         <w:pStyle w:val="Heading2"/>
@@ -7192,7 +7376,13 @@
         <w:t xml:space="preserve"> </w:t>
       </w:r>
       <w:r>
-        <w:t xml:space="preserve">“Pripose”</w:t>
+        <w:t xml:space="preserve">“</w:t>
+      </w:r>
+      <w:r>
+        <w:t xml:space="preserve">Pripose</w:t>
+      </w:r>
+      <w:r>
+        <w:t xml:space="preserve">”</w:t>
       </w:r>
       <w:r>
         <w:t xml:space="preserve"> </w:t>
@@ -7204,7 +7394,13 @@
         <w:t xml:space="preserve"> </w:t>
       </w:r>
       <w:r>
-        <w:t xml:space="preserve">“vivir”</w:t>
+        <w:t xml:space="preserve">“</w:t>
+      </w:r>
+      <w:r>
+        <w:t xml:space="preserve">vivir</w:t>
+      </w:r>
+      <w:r>
+        <w:t xml:space="preserve">”</w:t>
       </w:r>
       <w:r>
         <w:t xml:space="preserve"> </w:t>
@@ -7216,13 +7412,25 @@
         <w:br/>
       </w:r>
       <w:r>
-        <w:t xml:space="preserve">“Acceso a las integraciones / privilegios”</w:t>
-      </w:r>
-      <w:r>
-        <w:t xml:space="preserve"> </w:t>
-      </w:r>
-      <w:r>
-        <w:t xml:space="preserve">“Primeras fiestas / concentración”</w:t>
+        <w:t xml:space="preserve">“</w:t>
+      </w:r>
+      <w:r>
+        <w:t xml:space="preserve">Acceso a las integraciones / privilegios</w:t>
+      </w:r>
+      <w:r>
+        <w:t xml:space="preserve">”</w:t>
+      </w:r>
+      <w:r>
+        <w:t xml:space="preserve"> </w:t>
+      </w:r>
+      <w:r>
+        <w:t xml:space="preserve">“</w:t>
+      </w:r>
+      <w:r>
+        <w:t xml:space="preserve">Primeras fiestas / concentración</w:t>
+      </w:r>
+      <w:r>
+        <w:t xml:space="preserve">”</w:t>
       </w:r>
       <w:r>
         <w:t xml:space="preserve"> </w:t>
@@ -7246,11 +7454,17 @@
         <w:t xml:space="preserve"> </w:t>
       </w:r>
       <w:r>
-        <w:t xml:space="preserve">“La vigilancia / el incidente / estado de la salida”</w:t>
-      </w:r>
-    </w:p>
-    <w:bookmarkEnd w:id="94"/>
-    <w:bookmarkStart w:id="95" w:name="X139557a0fa9fa37146edddecc8a8af05dd4022f"/>
+        <w:t xml:space="preserve">“</w:t>
+      </w:r>
+      <w:r>
+        <w:t xml:space="preserve">La vigilancia / el incidente / estado de la salida</w:t>
+      </w:r>
+      <w:r>
+        <w:t xml:space="preserve">”</w:t>
+      </w:r>
+    </w:p>
+    <w:bookmarkEnd w:id="105"/>
+    <w:bookmarkStart w:id="106" w:name="X139557a0fa9fa37146edddecc8a8af05dd4022f"/>
     <w:p>
       <w:pPr>
         <w:pStyle w:val="Heading2"/>
@@ -7276,7 +7490,13 @@
         <w:t xml:space="preserve"> </w:t>
       </w:r>
       <w:r>
-        <w:t xml:space="preserve">“La decisión y el alcance de la vida”</w:t>
+        <w:t xml:space="preserve">“</w:t>
+      </w:r>
+      <w:r>
+        <w:t xml:space="preserve">La decisión y el alcance de la vida</w:t>
+      </w:r>
+      <w:r>
+        <w:t xml:space="preserve">”</w:t>
       </w:r>
       <w:r>
         <w:t xml:space="preserve"> </w:t>
@@ -7294,13 +7514,25 @@
         <w:br/>
       </w:r>
       <w:r>
-        <w:t xml:space="preserve">“La venganza en la vida”</w:t>
-      </w:r>
-      <w:r>
-        <w:t xml:space="preserve"> </w:t>
-      </w:r>
-      <w:r>
-        <w:t xml:space="preserve">“La Resiliencia de la Vida”</w:t>
+        <w:t xml:space="preserve">“</w:t>
+      </w:r>
+      <w:r>
+        <w:t xml:space="preserve">La venganza en la vida</w:t>
+      </w:r>
+      <w:r>
+        <w:t xml:space="preserve">”</w:t>
+      </w:r>
+      <w:r>
+        <w:t xml:space="preserve"> </w:t>
+      </w:r>
+      <w:r>
+        <w:t xml:space="preserve">“</w:t>
+      </w:r>
+      <w:r>
+        <w:t xml:space="preserve">La Resiliencia de la Vida</w:t>
+      </w:r>
+      <w:r>
+        <w:t xml:space="preserve">”</w:t>
       </w:r>
       <w:r>
         <w:t xml:space="preserve"> </w:t>
@@ -7333,8 +7565,8 @@
         <w:t xml:space="preserve">| CONCLUSIÓN / Aprobador / expiración                           |</w:t>
       </w:r>
     </w:p>
-    <w:bookmarkEnd w:id="95"/>
-    <w:bookmarkStart w:id="96" w:name="assurance-review"/>
+    <w:bookmarkEnd w:id="106"/>
+    <w:bookmarkStart w:id="107" w:name="assurance-review"/>
     <w:p>
       <w:pPr>
         <w:pStyle w:val="Heading2"/>
@@ -7366,7 +7598,13 @@
         <w:t xml:space="preserve"> </w:t>
       </w:r>
       <w:r>
-        <w:t xml:space="preserve">“Entity / system / location scope”</w:t>
+        <w:t xml:space="preserve">“</w:t>
+      </w:r>
+      <w:r>
+        <w:t xml:space="preserve">Entity / system / location scope</w:t>
+      </w:r>
+      <w:r>
+        <w:t xml:space="preserve">”</w:t>
       </w:r>
       <w:r>
         <w:t xml:space="preserve"> </w:t>
@@ -7378,7 +7616,13 @@
         <w:br/>
       </w:r>
       <w:r>
-        <w:t xml:space="preserve">“Opinión o estado de vida”</w:t>
+        <w:t xml:space="preserve">“</w:t>
+      </w:r>
+      <w:r>
+        <w:t xml:space="preserve">Opinión o estado de vida</w:t>
+      </w:r>
+      <w:r>
+        <w:t xml:space="preserve">”</w:t>
       </w:r>
       <w:r>
         <w:t xml:space="preserve"> </w:t>
@@ -7396,7 +7640,13 @@
         <w:t xml:space="preserve"> </w:t>
       </w:r>
       <w:r>
-        <w:t xml:space="preserve">“Las organizaciones de subservicio en la vida”</w:t>
+        <w:t xml:space="preserve">“</w:t>
+      </w:r>
+      <w:r>
+        <w:t xml:space="preserve">Las organizaciones de subservicio en la vida</w:t>
+      </w:r>
+      <w:r>
+        <w:t xml:space="preserve">”</w:t>
       </w:r>
       <w:r>
         <w:t xml:space="preserve"> </w:t>
@@ -7408,7 +7658,13 @@
         <w:br/>
       </w:r>
       <w:r>
-        <w:t xml:space="preserve">“Aplicabilidad a nuestro uso”</w:t>
+        <w:t xml:space="preserve">“</w:t>
+      </w:r>
+      <w:r>
+        <w:t xml:space="preserve">Aplicabilidad a nuestro uso</w:t>
+      </w:r>
+      <w:r>
+        <w:t xml:space="preserve">”</w:t>
       </w:r>
       <w:r>
         <w:t xml:space="preserve"> </w:t>
@@ -7417,8 +7673,8 @@
         <w:t xml:space="preserve">Н Gaps / action / retest ⋅                            </w:t>
       </w:r>
     </w:p>
-    <w:bookmarkEnd w:id="96"/>
-    <w:bookmarkStart w:id="97" w:name="registro-de-búsqueda-y-excepción"/>
+    <w:bookmarkEnd w:id="107"/>
+    <w:bookmarkStart w:id="108" w:name="registro-de-búsqueda-y-excepción"/>
     <w:p>
       <w:pPr>
         <w:pStyle w:val="Heading2"/>
@@ -7444,13 +7700,25 @@
         <w:t xml:space="preserve"> </w:t>
       </w:r>
       <w:r>
-        <w:t xml:space="preserve">“Princes Criteria”</w:t>
-      </w:r>
-      <w:r>
-        <w:t xml:space="preserve"> </w:t>
-      </w:r>
-      <w:r>
-        <w:t xml:space="preserve">“Acondicionamiento/población / evidencia”</w:t>
+        <w:t xml:space="preserve">“</w:t>
+      </w:r>
+      <w:r>
+        <w:t xml:space="preserve">Princes Criteria</w:t>
+      </w:r>
+      <w:r>
+        <w:t xml:space="preserve">”</w:t>
+      </w:r>
+      <w:r>
+        <w:t xml:space="preserve"> </w:t>
+      </w:r>
+      <w:r>
+        <w:t xml:space="preserve">“</w:t>
+      </w:r>
+      <w:r>
+        <w:t xml:space="preserve">Acondicionamiento/población / evidencia</w:t>
+      </w:r>
+      <w:r>
+        <w:t xml:space="preserve">”</w:t>
       </w:r>
       <w:r>
         <w:t xml:space="preserve"> </w:t>
@@ -7468,25 +7736,49 @@
         <w:br/>
       </w:r>
       <w:r>
-        <w:t xml:space="preserve">“Acción permanente / protección provisional”</w:t>
-      </w:r>
-      <w:r>
-        <w:t xml:space="preserve"> </w:t>
-      </w:r>
-      <w:r>
-        <w:t xml:space="preserve">“Prisionista de la vida”</w:t>
-      </w:r>
-      <w:r>
-        <w:t xml:space="preserve"> </w:t>
-      </w:r>
-      <w:r>
-        <w:t xml:space="preserve">“Aprudente de la Excepción”</w:t>
-      </w:r>
-      <w:r>
-        <w:t xml:space="preserve"> </w:t>
-      </w:r>
-      <w:r>
-        <w:t xml:space="preserve">“La vigilancia de la vida / el gatillo”</w:t>
+        <w:t xml:space="preserve">“</w:t>
+      </w:r>
+      <w:r>
+        <w:t xml:space="preserve">Acción permanente / protección provisional</w:t>
+      </w:r>
+      <w:r>
+        <w:t xml:space="preserve">”</w:t>
+      </w:r>
+      <w:r>
+        <w:t xml:space="preserve"> </w:t>
+      </w:r>
+      <w:r>
+        <w:t xml:space="preserve">“</w:t>
+      </w:r>
+      <w:r>
+        <w:t xml:space="preserve">Prisionista de la vida</w:t>
+      </w:r>
+      <w:r>
+        <w:t xml:space="preserve">”</w:t>
+      </w:r>
+      <w:r>
+        <w:t xml:space="preserve"> </w:t>
+      </w:r>
+      <w:r>
+        <w:t xml:space="preserve">“</w:t>
+      </w:r>
+      <w:r>
+        <w:t xml:space="preserve">Aprudente de la Excepción</w:t>
+      </w:r>
+      <w:r>
+        <w:t xml:space="preserve">”</w:t>
+      </w:r>
+      <w:r>
+        <w:t xml:space="preserve"> </w:t>
+      </w:r>
+      <w:r>
+        <w:t xml:space="preserve">“</w:t>
+      </w:r>
+      <w:r>
+        <w:t xml:space="preserve">La vigilancia de la vida / el gatillo</w:t>
+      </w:r>
+      <w:r>
+        <w:t xml:space="preserve">”</w:t>
       </w:r>
       <w:r>
         <w:t xml:space="preserve"> </w:t>
@@ -7501,8 +7793,8 @@
         <w:t xml:space="preserve">El resultado de la clausura fue la fecha en que se insistió.</w:t>
       </w:r>
     </w:p>
-    <w:bookmarkEnd w:id="97"/>
-    <w:bookmarkStart w:id="98" w:name="X4f819822122dd837ad16dbdabc482764d5be23f"/>
+    <w:bookmarkEnd w:id="108"/>
+    <w:bookmarkStart w:id="109" w:name="X4f819822122dd837ad16dbdabc482764d5be23f"/>
     <w:p>
       <w:pPr>
         <w:pStyle w:val="Heading2"/>
@@ -7535,8 +7827,8 @@
         <w:t xml:space="preserve">El inventario de salida abarca datos, cuentas, claves, certificados, agentes, rutas, dispositivos, integraciones, subprocesadores, respaldos, registros, artefactos AI, depósitos legales y pruebas de eliminación.</w:t>
       </w:r>
     </w:p>
-    <w:bookmarkEnd w:id="98"/>
-    <w:bookmarkStart w:id="99" w:name="glosario"/>
+    <w:bookmarkEnd w:id="109"/>
+    <w:bookmarkStart w:id="110" w:name="glosario"/>
     <w:p>
       <w:pPr>
         <w:pStyle w:val="Heading2"/>
@@ -7655,8 +7947,8 @@
         <w:t xml:space="preserve">TENER TPRM | Gestión del riesgo de terceros a través del ciclo de vida de relación.</w:t>
       </w:r>
     </w:p>
-    <w:bookmarkEnd w:id="99"/>
-    <w:bookmarkStart w:id="100" w:name="subject-index"/>
+    <w:bookmarkEnd w:id="110"/>
+    <w:bookmarkStart w:id="111" w:name="subject-index"/>
     <w:p>
       <w:pPr>
         <w:pStyle w:val="Heading2"/>
@@ -7799,8 +8091,8 @@
         <w:t xml:space="preserve">Silencioso de la vigilancia de los proveedores</w:t>
       </w:r>
     </w:p>
-    <w:bookmarkEnd w:id="100"/>
-    <w:bookmarkStart w:id="104" w:name="referencias-oficiales"/>
+    <w:bookmarkEnd w:id="111"/>
+    <w:bookmarkStart w:id="115" w:name="referencias-oficiales"/>
     <w:p>
       <w:pPr>
         <w:pStyle w:val="Heading2"/>
@@ -7821,7 +8113,7 @@
       <w:pPr>
         <w:pStyle w:val="BodyText"/>
       </w:pPr>
-      <w:hyperlink r:id="rId101">
+      <w:hyperlink r:id="rId112">
         <w:r>
           <w:rPr>
             <w:rStyle w:val="Hyperlink"/>
@@ -7850,7 +8142,7 @@
       <w:pPr>
         <w:pStyle w:val="BodyText"/>
       </w:pPr>
-      <w:hyperlink r:id="rId102">
+      <w:hyperlink r:id="rId113">
         <w:r>
           <w:rPr>
             <w:rStyle w:val="Hyperlink"/>
@@ -7903,7 +8195,7 @@
       <w:pPr>
         <w:pStyle w:val="BodyText"/>
       </w:pPr>
-      <w:hyperlink r:id="rId103">
+      <w:hyperlink r:id="rId114">
         <w:r>
           <w:rPr>
             <w:rStyle w:val="Hyperlink"/>
@@ -7926,8 +8218,8 @@
       </w:pPr>
       <w:r>
         <w:rPr>
+          <w:bCs/>
           <w:b/>
-          <w:bCs/>
         </w:rPr>
         <w:t xml:space="preserve">Recuerdo final:</w:t>
       </w:r>
@@ -7946,13 +8238,9 @@
         <w:t xml:space="preserve">|. |</w:t>
       </w:r>
     </w:p>
-    <w:bookmarkEnd w:id="104"/>
-    <w:bookmarkEnd w:id="105"/>
-    <w:sectPr>
-      <w:footnotePr>
-        <w:numRestart w:val="eachSect"/>
-      </w:footnotePr>
-    </w:sectPr>
+    <w:bookmarkEnd w:id="115"/>
+    <w:bookmarkEnd w:id="116"/>
+    <w:sectPr/>
   </w:body>
 </w:document>
 </file>
@@ -7983,14 +8271,14 @@
 <file path=word/numbering.xml><?xml version="1.0" encoding="utf-8"?>
 <w:numbering xmlns:w="http://schemas.openxmlformats.org/wordprocessingml/2006/main">
   <w:abstractNum w:abstractNumId="990">
-    <w:nsid w:val="0000A990"/>
+    <w:nsid w:val="A990"/>
     <w:multiLevelType w:val="multilevel"/>
     <w:lvl w:ilvl="0">
       <w:numFmt w:val="bullet"/>
       <w:lvlText w:val=" "/>
       <w:lvlJc w:val="left"/>
       <w:pPr>
-        <w:ind w:left="720" w:hanging="360"/>
+        <w:ind w:left="720" w:hanging="480"/>
       </w:pPr>
     </w:lvl>
     <w:lvl w:ilvl="1">
@@ -7998,7 +8286,7 @@
       <w:lvlText w:val=" "/>
       <w:lvlJc w:val="left"/>
       <w:pPr>
-        <w:ind w:left="1440" w:hanging="360"/>
+        <w:ind w:left="1440" w:hanging="480"/>
       </w:pPr>
     </w:lvl>
     <w:lvl w:ilvl="2">
@@ -8006,7 +8294,7 @@
       <w:lvlText w:val=" "/>
       <w:lvlJc w:val="left"/>
       <w:pPr>
-        <w:ind w:left="2160" w:hanging="360"/>
+        <w:ind w:left="2160" w:hanging="480"/>
       </w:pPr>
     </w:lvl>
     <w:lvl w:ilvl="3">
@@ -8014,7 +8302,7 @@
       <w:lvlText w:val=" "/>
       <w:lvlJc w:val="left"/>
       <w:pPr>
-        <w:ind w:left="2880" w:hanging="360"/>
+        <w:ind w:left="2880" w:hanging="480"/>
       </w:pPr>
     </w:lvl>
     <w:lvl w:ilvl="4">
@@ -8022,7 +8310,7 @@
       <w:lvlText w:val=" "/>
       <w:lvlJc w:val="left"/>
       <w:pPr>
-        <w:ind w:left="3600" w:hanging="360"/>
+        <w:ind w:left="3600" w:hanging="480"/>
       </w:pPr>
     </w:lvl>
     <w:lvl w:ilvl="5">
@@ -8030,7 +8318,7 @@
       <w:lvlText w:val=" "/>
       <w:lvlJc w:val="left"/>
       <w:pPr>
-        <w:ind w:left="4320" w:hanging="360"/>
+        <w:ind w:left="4320" w:hanging="480"/>
       </w:pPr>
     </w:lvl>
     <w:lvl w:ilvl="6">
@@ -8038,7 +8326,7 @@
       <w:lvlText w:val=" "/>
       <w:lvlJc w:val="left"/>
       <w:pPr>
-        <w:ind w:left="5040" w:hanging="360"/>
+        <w:ind w:left="5040" w:hanging="480"/>
       </w:pPr>
     </w:lvl>
     <w:lvl w:ilvl="7">
@@ -8046,7 +8334,7 @@
       <w:lvlText w:val=" "/>
       <w:lvlJc w:val="left"/>
       <w:pPr>
-        <w:ind w:left="5760" w:hanging="360"/>
+        <w:ind w:left="5760" w:hanging="480"/>
       </w:pPr>
     </w:lvl>
     <w:lvl w:ilvl="8">
@@ -8054,115 +8342,88 @@
       <w:lvlText w:val=" "/>
       <w:lvlJc w:val="left"/>
       <w:pPr>
-        <w:ind w:left="6480" w:hanging="360"/>
+        <w:ind w:left="6480" w:hanging="480"/>
       </w:pPr>
     </w:lvl>
   </w:abstractNum>
   <w:abstractNum w:abstractNumId="991">
-    <w:nsid w:val="0000A991"/>
+    <w:nsid w:val="A991"/>
     <w:multiLevelType w:val="multilevel"/>
     <w:lvl w:ilvl="0">
       <w:numFmt w:val="bullet"/>
-      <w:lvlText w:val=""/>
-      <w:lvlJc w:val="left"/>
-      <w:pPr>
-        <w:ind w:left="720" w:hanging="360"/>
-      </w:pPr>
-      <w:rPr>
-        <w:rFonts w:ascii="Symbol" w:hAnsi="Symbol" w:cs="Symbol" w:hint="default"/>
-      </w:rPr>
+      <w:lvlText w:val="•"/>
+      <w:lvlJc w:val="left"/>
+      <w:pPr>
+        <w:ind w:left="720" w:hanging="480"/>
+      </w:pPr>
     </w:lvl>
     <w:lvl w:ilvl="1">
       <w:numFmt w:val="bullet"/>
-      <w:lvlText w:val="o"/>
-      <w:lvlJc w:val="left"/>
-      <w:pPr>
-        <w:ind w:left="1440" w:hanging="360"/>
-      </w:pPr>
-      <w:rPr>
-        <w:rFonts w:ascii="Courier New" w:hAnsi="Courier New" w:cs="Courier New" w:hint="default"/>
-      </w:rPr>
+      <w:lvlText w:val="–"/>
+      <w:lvlJc w:val="left"/>
+      <w:pPr>
+        <w:ind w:left="1440" w:hanging="480"/>
+      </w:pPr>
     </w:lvl>
     <w:lvl w:ilvl="2">
       <w:numFmt w:val="bullet"/>
-      <w:lvlText w:val=""/>
-      <w:lvlJc w:val="left"/>
-      <w:pPr>
-        <w:ind w:left="2160" w:hanging="360"/>
-      </w:pPr>
-      <w:rPr>
-        <w:rFonts w:ascii="Wingdings" w:hAnsi="Wingdings" w:cs="Wingdings" w:hint="default"/>
-      </w:rPr>
+      <w:lvlText w:val="•"/>
+      <w:lvlJc w:val="left"/>
+      <w:pPr>
+        <w:ind w:left="2160" w:hanging="480"/>
+      </w:pPr>
     </w:lvl>
     <w:lvl w:ilvl="3">
       <w:numFmt w:val="bullet"/>
-      <w:lvlText w:val=""/>
-      <w:lvlJc w:val="left"/>
-      <w:pPr>
-        <w:ind w:left="2880" w:hanging="360"/>
-      </w:pPr>
-      <w:rPr>
-        <w:rFonts w:ascii="Symbol" w:hAnsi="Symbol" w:cs="Symbol" w:hint="default"/>
-      </w:rPr>
+      <w:lvlText w:val="–"/>
+      <w:lvlJc w:val="left"/>
+      <w:pPr>
+        <w:ind w:left="2880" w:hanging="480"/>
+      </w:pPr>
     </w:lvl>
     <w:lvl w:ilvl="4">
       <w:numFmt w:val="bullet"/>
-      <w:lvlText w:val="o"/>
-      <w:lvlJc w:val="left"/>
-      <w:pPr>
-        <w:ind w:left="3600" w:hanging="360"/>
-      </w:pPr>
-      <w:rPr>
-        <w:rFonts w:ascii="Courier New" w:hAnsi="Courier New" w:cs="Courier New" w:hint="default"/>
-      </w:rPr>
+      <w:lvlText w:val="•"/>
+      <w:lvlJc w:val="left"/>
+      <w:pPr>
+        <w:ind w:left="3600" w:hanging="480"/>
+      </w:pPr>
     </w:lvl>
     <w:lvl w:ilvl="5">
       <w:numFmt w:val="bullet"/>
-      <w:lvlText w:val=""/>
-      <w:lvlJc w:val="left"/>
-      <w:pPr>
-        <w:ind w:left="4320" w:hanging="360"/>
-      </w:pPr>
-      <w:rPr>
-        <w:rFonts w:ascii="Wingdings" w:hAnsi="Wingdings" w:cs="Wingdings" w:hint="default"/>
-      </w:rPr>
+      <w:lvlText w:val="–"/>
+      <w:lvlJc w:val="left"/>
+      <w:pPr>
+        <w:ind w:left="4320" w:hanging="480"/>
+      </w:pPr>
     </w:lvl>
     <w:lvl w:ilvl="6">
       <w:numFmt w:val="bullet"/>
-      <w:lvlText w:val=""/>
-      <w:lvlJc w:val="left"/>
-      <w:pPr>
-        <w:ind w:left="5040" w:hanging="360"/>
-      </w:pPr>
-      <w:rPr>
-        <w:rFonts w:ascii="Symbol" w:hAnsi="Symbol" w:cs="Symbol" w:hint="default"/>
-      </w:rPr>
+      <w:lvlText w:val="•"/>
+      <w:lvlJc w:val="left"/>
+      <w:pPr>
+        <w:ind w:left="5040" w:hanging="480"/>
+      </w:pPr>
     </w:lvl>
     <w:lvl w:ilvl="7">
       <w:numFmt w:val="bullet"/>
-      <w:lvlText w:val="o"/>
-      <w:lvlJc w:val="left"/>
-      <w:pPr>
-        <w:ind w:left="5760" w:hanging="360"/>
-      </w:pPr>
-      <w:rPr>
-        <w:rFonts w:ascii="Courier New" w:hAnsi="Courier New" w:cs="Courier New" w:hint="default"/>
-      </w:rPr>
+      <w:lvlText w:val="–"/>
+      <w:lvlJc w:val="left"/>
+      <w:pPr>
+        <w:ind w:left="5760" w:hanging="480"/>
+      </w:pPr>
     </w:lvl>
     <w:lvl w:ilvl="8">
       <w:numFmt w:val="bullet"/>
-      <w:lvlText w:val=""/>
-      <w:lvlJc w:val="left"/>
-      <w:pPr>
-        <w:ind w:left="6480" w:hanging="360"/>
-      </w:pPr>
-      <w:rPr>
-        <w:rFonts w:ascii="Wingdings" w:hAnsi="Wingdings" w:cs="Wingdings" w:hint="default"/>
-      </w:rPr>
+      <w:lvlText w:val="•"/>
+      <w:lvlJc w:val="left"/>
+      <w:pPr>
+        <w:ind w:left="6480" w:hanging="480"/>
+      </w:pPr>
     </w:lvl>
   </w:abstractNum>
   <w:abstractNum w:abstractNumId="99412">
-    <w:nsid w:val="00A99412"/>
+    <w:nsid w:val="A99412"/>
     <w:multiLevelType w:val="multilevel"/>
     <w:lvl w:ilvl="0">
       <w:start w:val="2"/>
@@ -8170,7 +8431,7 @@
       <w:lvlText w:val="%1."/>
       <w:lvlJc w:val="left"/>
       <w:pPr>
-        <w:ind w:left="720" w:hanging="360"/>
+        <w:ind w:left="720" w:hanging="480"/>
       </w:pPr>
     </w:lvl>
     <w:lvl w:ilvl="1">
@@ -8179,7 +8440,7 @@
       <w:lvlText w:val="%2."/>
       <w:lvlJc w:val="left"/>
       <w:pPr>
-        <w:ind w:left="1440" w:hanging="360"/>
+        <w:ind w:left="1440" w:hanging="480"/>
       </w:pPr>
     </w:lvl>
     <w:lvl w:ilvl="2">
@@ -8188,7 +8449,7 @@
       <w:lvlText w:val="%3."/>
       <w:lvlJc w:val="left"/>
       <w:pPr>
-        <w:ind w:left="2160" w:hanging="360"/>
+        <w:ind w:left="2160" w:hanging="480"/>
       </w:pPr>
     </w:lvl>
     <w:lvl w:ilvl="3">
@@ -8197,7 +8458,7 @@
       <w:lvlText w:val="%4."/>
       <w:lvlJc w:val="left"/>
       <w:pPr>
-        <w:ind w:left="2880" w:hanging="360"/>
+        <w:ind w:left="2880" w:hanging="480"/>
       </w:pPr>
     </w:lvl>
     <w:lvl w:ilvl="4">
@@ -8206,7 +8467,7 @@
       <w:lvlText w:val="%5."/>
       <w:lvlJc w:val="left"/>
       <w:pPr>
-        <w:ind w:left="3600" w:hanging="360"/>
+        <w:ind w:left="3600" w:hanging="480"/>
       </w:pPr>
     </w:lvl>
     <w:lvl w:ilvl="5">
@@ -8215,7 +8476,7 @@
       <w:lvlText w:val="%6."/>
       <w:lvlJc w:val="left"/>
       <w:pPr>
-        <w:ind w:left="4320" w:hanging="360"/>
+        <w:ind w:left="4320" w:hanging="480"/>
       </w:pPr>
     </w:lvl>
     <w:lvl w:ilvl="6">
@@ -8224,7 +8485,7 @@
       <w:lvlText w:val="%7."/>
       <w:lvlJc w:val="left"/>
       <w:pPr>
-        <w:ind w:left="5040" w:hanging="360"/>
+        <w:ind w:left="5040" w:hanging="480"/>
       </w:pPr>
     </w:lvl>
     <w:lvl w:ilvl="7">
@@ -8233,7 +8494,7 @@
       <w:lvlText w:val="%8."/>
       <w:lvlJc w:val="left"/>
       <w:pPr>
-        <w:ind w:left="5760" w:hanging="360"/>
+        <w:ind w:left="5760" w:hanging="480"/>
       </w:pPr>
     </w:lvl>
     <w:lvl w:ilvl="8">
@@ -8242,12 +8503,12 @@
       <w:lvlText w:val="%9."/>
       <w:lvlJc w:val="left"/>
       <w:pPr>
-        <w:ind w:left="6480" w:hanging="360"/>
+        <w:ind w:left="6480" w:hanging="480"/>
       </w:pPr>
     </w:lvl>
   </w:abstractNum>
   <w:abstractNum w:abstractNumId="99413">
-    <w:nsid w:val="00A99413"/>
+    <w:nsid w:val="A99413"/>
     <w:multiLevelType w:val="multilevel"/>
     <w:lvl w:ilvl="0">
       <w:start w:val="3"/>
@@ -8255,7 +8516,7 @@
       <w:lvlText w:val="%1."/>
       <w:lvlJc w:val="left"/>
       <w:pPr>
-        <w:ind w:left="720" w:hanging="360"/>
+        <w:ind w:left="720" w:hanging="480"/>
       </w:pPr>
     </w:lvl>
     <w:lvl w:ilvl="1">
@@ -8264,7 +8525,7 @@
       <w:lvlText w:val="%2."/>
       <w:lvlJc w:val="left"/>
       <w:pPr>
-        <w:ind w:left="1440" w:hanging="360"/>
+        <w:ind w:left="1440" w:hanging="480"/>
       </w:pPr>
     </w:lvl>
     <w:lvl w:ilvl="2">
@@ -8273,7 +8534,7 @@
       <w:lvlText w:val="%3."/>
       <w:lvlJc w:val="left"/>
       <w:pPr>
-        <w:ind w:left="2160" w:hanging="360"/>
+        <w:ind w:left="2160" w:hanging="480"/>
       </w:pPr>
     </w:lvl>
     <w:lvl w:ilvl="3">
@@ -8282,7 +8543,7 @@
       <w:lvlText w:val="%4."/>
       <w:lvlJc w:val="left"/>
       <w:pPr>
-        <w:ind w:left="2880" w:hanging="360"/>
+        <w:ind w:left="2880" w:hanging="480"/>
       </w:pPr>
     </w:lvl>
     <w:lvl w:ilvl="4">
@@ -8291,7 +8552,7 @@
       <w:lvlText w:val="%5."/>
       <w:lvlJc w:val="left"/>
       <w:pPr>
-        <w:ind w:left="3600" w:hanging="360"/>
+        <w:ind w:left="3600" w:hanging="480"/>
       </w:pPr>
     </w:lvl>
     <w:lvl w:ilvl="5">
@@ -8300,7 +8561,7 @@
       <w:lvlText w:val="%6."/>
       <w:lvlJc w:val="left"/>
       <w:pPr>
-        <w:ind w:left="4320" w:hanging="360"/>
+        <w:ind w:left="4320" w:hanging="480"/>
       </w:pPr>
     </w:lvl>
     <w:lvl w:ilvl="6">
@@ -8309,7 +8570,7 @@
       <w:lvlText w:val="%7."/>
       <w:lvlJc w:val="left"/>
       <w:pPr>
-        <w:ind w:left="5040" w:hanging="360"/>
+        <w:ind w:left="5040" w:hanging="480"/>
       </w:pPr>
     </w:lvl>
     <w:lvl w:ilvl="7">
@@ -8318,7 +8579,7 @@
       <w:lvlText w:val="%8."/>
       <w:lvlJc w:val="left"/>
       <w:pPr>
-        <w:ind w:left="5760" w:hanging="360"/>
+        <w:ind w:left="5760" w:hanging="480"/>
       </w:pPr>
     </w:lvl>
     <w:lvl w:ilvl="8">
@@ -8327,12 +8588,12 @@
       <w:lvlText w:val="%9."/>
       <w:lvlJc w:val="left"/>
       <w:pPr>
-        <w:ind w:left="6480" w:hanging="360"/>
+        <w:ind w:left="6480" w:hanging="480"/>
       </w:pPr>
     </w:lvl>
   </w:abstractNum>
   <w:abstractNum w:abstractNumId="99415">
-    <w:nsid w:val="00A99415"/>
+    <w:nsid w:val="A99415"/>
     <w:multiLevelType w:val="multilevel"/>
     <w:lvl w:ilvl="0">
       <w:start w:val="5"/>
@@ -8340,7 +8601,7 @@
       <w:lvlText w:val="%1."/>
       <w:lvlJc w:val="left"/>
       <w:pPr>
-        <w:ind w:left="720" w:hanging="360"/>
+        <w:ind w:left="720" w:hanging="480"/>
       </w:pPr>
     </w:lvl>
     <w:lvl w:ilvl="1">
@@ -8349,7 +8610,7 @@
       <w:lvlText w:val="%2."/>
       <w:lvlJc w:val="left"/>
       <w:pPr>
-        <w:ind w:left="1440" w:hanging="360"/>
+        <w:ind w:left="1440" w:hanging="480"/>
       </w:pPr>
     </w:lvl>
     <w:lvl w:ilvl="2">
@@ -8358,7 +8619,7 @@
       <w:lvlText w:val="%3."/>
       <w:lvlJc w:val="left"/>
       <w:pPr>
-        <w:ind w:left="2160" w:hanging="360"/>
+        <w:ind w:left="2160" w:hanging="480"/>
       </w:pPr>
     </w:lvl>
     <w:lvl w:ilvl="3">
@@ -8367,7 +8628,7 @@
       <w:lvlText w:val="%4."/>
       <w:lvlJc w:val="left"/>
       <w:pPr>
-        <w:ind w:left="2880" w:hanging="360"/>
+        <w:ind w:left="2880" w:hanging="480"/>
       </w:pPr>
     </w:lvl>
     <w:lvl w:ilvl="4">
@@ -8376,7 +8637,7 @@
       <w:lvlText w:val="%5."/>
       <w:lvlJc w:val="left"/>
       <w:pPr>
-        <w:ind w:left="3600" w:hanging="360"/>
+        <w:ind w:left="3600" w:hanging="480"/>
       </w:pPr>
     </w:lvl>
     <w:lvl w:ilvl="5">
@@ -8385,7 +8646,7 @@
       <w:lvlText w:val="%6."/>
       <w:lvlJc w:val="left"/>
       <w:pPr>
-        <w:ind w:left="4320" w:hanging="360"/>
+        <w:ind w:left="4320" w:hanging="480"/>
       </w:pPr>
     </w:lvl>
     <w:lvl w:ilvl="6">
@@ -8394,7 +8655,7 @@
       <w:lvlText w:val="%7."/>
       <w:lvlJc w:val="left"/>
       <w:pPr>
-        <w:ind w:left="5040" w:hanging="360"/>
+        <w:ind w:left="5040" w:hanging="480"/>
       </w:pPr>
     </w:lvl>
     <w:lvl w:ilvl="7">
@@ -8403,7 +8664,7 @@
       <w:lvlText w:val="%8."/>
       <w:lvlJc w:val="left"/>
       <w:pPr>
-        <w:ind w:left="5760" w:hanging="360"/>
+        <w:ind w:left="5760" w:hanging="480"/>
       </w:pPr>
     </w:lvl>
     <w:lvl w:ilvl="8">
@@ -8412,12 +8673,12 @@
       <w:lvlText w:val="%9."/>
       <w:lvlJc w:val="left"/>
       <w:pPr>
-        <w:ind w:left="6480" w:hanging="360"/>
+        <w:ind w:left="6480" w:hanging="480"/>
       </w:pPr>
     </w:lvl>
   </w:abstractNum>
   <w:abstractNum w:abstractNumId="99411">
-    <w:nsid w:val="00A99411"/>
+    <w:nsid w:val="A99411"/>
     <w:multiLevelType w:val="multilevel"/>
     <w:lvl w:ilvl="0">
       <w:start w:val="1"/>
@@ -8425,7 +8686,7 @@
       <w:lvlText w:val="%1."/>
       <w:lvlJc w:val="left"/>
       <w:pPr>
-        <w:ind w:left="720" w:hanging="360"/>
+        <w:ind w:left="720" w:hanging="480"/>
       </w:pPr>
     </w:lvl>
     <w:lvl w:ilvl="1">
@@ -8434,7 +8695,7 @@
       <w:lvlText w:val="%2."/>
       <w:lvlJc w:val="left"/>
       <w:pPr>
-        <w:ind w:left="1440" w:hanging="360"/>
+        <w:ind w:left="1440" w:hanging="480"/>
       </w:pPr>
     </w:lvl>
     <w:lvl w:ilvl="2">
@@ -8443,7 +8704,7 @@
       <w:lvlText w:val="%3."/>
       <w:lvlJc w:val="left"/>
       <w:pPr>
-        <w:ind w:left="2160" w:hanging="360"/>
+        <w:ind w:left="2160" w:hanging="480"/>
       </w:pPr>
     </w:lvl>
     <w:lvl w:ilvl="3">
@@ -8452,7 +8713,7 @@
       <w:lvlText w:val="%4."/>
       <w:lvlJc w:val="left"/>
       <w:pPr>
-        <w:ind w:left="2880" w:hanging="360"/>
+        <w:ind w:left="2880" w:hanging="480"/>
       </w:pPr>
     </w:lvl>
     <w:lvl w:ilvl="4">
@@ -8461,7 +8722,7 @@
       <w:lvlText w:val="%5."/>
       <w:lvlJc w:val="left"/>
       <w:pPr>
-        <w:ind w:left="3600" w:hanging="360"/>
+        <w:ind w:left="3600" w:hanging="480"/>
       </w:pPr>
     </w:lvl>
     <w:lvl w:ilvl="5">
@@ -8470,7 +8731,7 @@
       <w:lvlText w:val="%6."/>
       <w:lvlJc w:val="left"/>
       <w:pPr>
-        <w:ind w:left="4320" w:hanging="360"/>
+        <w:ind w:left="4320" w:hanging="480"/>
       </w:pPr>
     </w:lvl>
     <w:lvl w:ilvl="6">
@@ -8479,7 +8740,7 @@
       <w:lvlText w:val="%7."/>
       <w:lvlJc w:val="left"/>
       <w:pPr>
-        <w:ind w:left="5040" w:hanging="360"/>
+        <w:ind w:left="5040" w:hanging="480"/>
       </w:pPr>
     </w:lvl>
     <w:lvl w:ilvl="7">
@@ -8488,7 +8749,7 @@
       <w:lvlText w:val="%8."/>
       <w:lvlJc w:val="left"/>
       <w:pPr>
-        <w:ind w:left="5760" w:hanging="360"/>
+        <w:ind w:left="5760" w:hanging="480"/>
       </w:pPr>
     </w:lvl>
     <w:lvl w:ilvl="8">
@@ -8497,12 +8758,12 @@
       <w:lvlText w:val="%9."/>
       <w:lvlJc w:val="left"/>
       <w:pPr>
-        <w:ind w:left="6480" w:hanging="360"/>
+        <w:ind w:left="6480" w:hanging="480"/>
       </w:pPr>
     </w:lvl>
   </w:abstractNum>
   <w:abstractNum w:abstractNumId="99416">
-    <w:nsid w:val="00A99416"/>
+    <w:nsid w:val="A99416"/>
     <w:multiLevelType w:val="multilevel"/>
     <w:lvl w:ilvl="0">
       <w:start w:val="6"/>
@@ -8510,7 +8771,7 @@
       <w:lvlText w:val="%1."/>
       <w:lvlJc w:val="left"/>
       <w:pPr>
-        <w:ind w:left="720" w:hanging="360"/>
+        <w:ind w:left="720" w:hanging="480"/>
       </w:pPr>
     </w:lvl>
     <w:lvl w:ilvl="1">
@@ -8519,7 +8780,7 @@
       <w:lvlText w:val="%2."/>
       <w:lvlJc w:val="left"/>
       <w:pPr>
-        <w:ind w:left="1440" w:hanging="360"/>
+        <w:ind w:left="1440" w:hanging="480"/>
       </w:pPr>
     </w:lvl>
     <w:lvl w:ilvl="2">
@@ -8528,7 +8789,7 @@
       <w:lvlText w:val="%3."/>
       <w:lvlJc w:val="left"/>
       <w:pPr>
-        <w:ind w:left="2160" w:hanging="360"/>
+        <w:ind w:left="2160" w:hanging="480"/>
       </w:pPr>
     </w:lvl>
     <w:lvl w:ilvl="3">
@@ -8537,7 +8798,7 @@
       <w:lvlText w:val="%4."/>
       <w:lvlJc w:val="left"/>
       <w:pPr>
-        <w:ind w:left="2880" w:hanging="360"/>
+        <w:ind w:left="2880" w:hanging="480"/>
       </w:pPr>
     </w:lvl>
     <w:lvl w:ilvl="4">
@@ -8546,7 +8807,7 @@
       <w:lvlText w:val="%5."/>
       <w:lvlJc w:val="left"/>
       <w:pPr>
-        <w:ind w:left="3600" w:hanging="360"/>
+        <w:ind w:left="3600" w:hanging="480"/>
       </w:pPr>
     </w:lvl>
     <w:lvl w:ilvl="5">
@@ -8555,7 +8816,7 @@
       <w:lvlText w:val="%6."/>
       <w:lvlJc w:val="left"/>
       <w:pPr>
-        <w:ind w:left="4320" w:hanging="360"/>
+        <w:ind w:left="4320" w:hanging="480"/>
       </w:pPr>
     </w:lvl>
     <w:lvl w:ilvl="6">
@@ -8564,7 +8825,7 @@
       <w:lvlText w:val="%7."/>
       <w:lvlJc w:val="left"/>
       <w:pPr>
-        <w:ind w:left="5040" w:hanging="360"/>
+        <w:ind w:left="5040" w:hanging="480"/>
       </w:pPr>
     </w:lvl>
     <w:lvl w:ilvl="7">
@@ -8573,7 +8834,7 @@
       <w:lvlText w:val="%8."/>
       <w:lvlJc w:val="left"/>
       <w:pPr>
-        <w:ind w:left="5760" w:hanging="360"/>
+        <w:ind w:left="5760" w:hanging="480"/>
       </w:pPr>
     </w:lvl>
     <w:lvl w:ilvl="8">
@@ -8582,12 +8843,12 @@
       <w:lvlText w:val="%9."/>
       <w:lvlJc w:val="left"/>
       <w:pPr>
-        <w:ind w:left="6480" w:hanging="360"/>
+        <w:ind w:left="6480" w:hanging="480"/>
       </w:pPr>
     </w:lvl>
   </w:abstractNum>
   <w:abstractNum w:abstractNumId="99419">
-    <w:nsid w:val="00A99419"/>
+    <w:nsid w:val="A99419"/>
     <w:multiLevelType w:val="multilevel"/>
     <w:lvl w:ilvl="0">
       <w:start w:val="9"/>
@@ -8595,7 +8856,7 @@
       <w:lvlText w:val="%1."/>
       <w:lvlJc w:val="left"/>
       <w:pPr>
-        <w:ind w:left="720" w:hanging="360"/>
+        <w:ind w:left="720" w:hanging="480"/>
       </w:pPr>
     </w:lvl>
     <w:lvl w:ilvl="1">
@@ -8604,7 +8865,7 @@
       <w:lvlText w:val="%2."/>
       <w:lvlJc w:val="left"/>
       <w:pPr>
-        <w:ind w:left="1440" w:hanging="360"/>
+        <w:ind w:left="1440" w:hanging="480"/>
       </w:pPr>
     </w:lvl>
     <w:lvl w:ilvl="2">
@@ -8613,7 +8874,7 @@
       <w:lvlText w:val="%3."/>
       <w:lvlJc w:val="left"/>
       <w:pPr>
-        <w:ind w:left="2160" w:hanging="360"/>
+        <w:ind w:left="2160" w:hanging="480"/>
       </w:pPr>
     </w:lvl>
     <w:lvl w:ilvl="3">
@@ -8622,7 +8883,7 @@
       <w:lvlText w:val="%4."/>
       <w:lvlJc w:val="left"/>
       <w:pPr>
-        <w:ind w:left="2880" w:hanging="360"/>
+        <w:ind w:left="2880" w:hanging="480"/>
       </w:pPr>
     </w:lvl>
     <w:lvl w:ilvl="4">
@@ -8631,7 +8892,7 @@
       <w:lvlText w:val="%5."/>
       <w:lvlJc w:val="left"/>
       <w:pPr>
-        <w:ind w:left="3600" w:hanging="360"/>
+        <w:ind w:left="3600" w:hanging="480"/>
       </w:pPr>
     </w:lvl>
     <w:lvl w:ilvl="5">
@@ -8640,7 +8901,7 @@
       <w:lvlText w:val="%6."/>
       <w:lvlJc w:val="left"/>
       <w:pPr>
-        <w:ind w:left="4320" w:hanging="360"/>
+        <w:ind w:left="4320" w:hanging="480"/>
       </w:pPr>
     </w:lvl>
     <w:lvl w:ilvl="6">
@@ -8649,7 +8910,7 @@
       <w:lvlText w:val="%7."/>
       <w:lvlJc w:val="left"/>
       <w:pPr>
-        <w:ind w:left="5040" w:hanging="360"/>
+        <w:ind w:left="5040" w:hanging="480"/>
       </w:pPr>
     </w:lvl>
     <w:lvl w:ilvl="7">
@@ -8658,7 +8919,7 @@
       <w:lvlText w:val="%8."/>
       <w:lvlJc w:val="left"/>
       <w:pPr>
-        <w:ind w:left="5760" w:hanging="360"/>
+        <w:ind w:left="5760" w:hanging="480"/>
       </w:pPr>
     </w:lvl>
     <w:lvl w:ilvl="8">
@@ -8667,12 +8928,12 @@
       <w:lvlText w:val="%9."/>
       <w:lvlJc w:val="left"/>
       <w:pPr>
-        <w:ind w:left="6480" w:hanging="360"/>
+        <w:ind w:left="6480" w:hanging="480"/>
       </w:pPr>
     </w:lvl>
   </w:abstractNum>
   <w:abstractNum w:abstractNumId="994111">
-    <w:nsid w:val="0A994111"/>
+    <w:nsid w:val="A994111"/>
     <w:multiLevelType w:val="multilevel"/>
     <w:lvl w:ilvl="0">
       <w:start w:val="11"/>
@@ -8680,7 +8941,7 @@
       <w:lvlText w:val="%1."/>
       <w:lvlJc w:val="left"/>
       <w:pPr>
-        <w:ind w:left="720" w:hanging="360"/>
+        <w:ind w:left="720" w:hanging="480"/>
       </w:pPr>
     </w:lvl>
     <w:lvl w:ilvl="1">
@@ -8689,7 +8950,7 @@
       <w:lvlText w:val="%2."/>
       <w:lvlJc w:val="left"/>
       <w:pPr>
-        <w:ind w:left="1440" w:hanging="360"/>
+        <w:ind w:left="1440" w:hanging="480"/>
       </w:pPr>
     </w:lvl>
     <w:lvl w:ilvl="2">
@@ -8698,7 +8959,7 @@
       <w:lvlText w:val="%3."/>
       <w:lvlJc w:val="left"/>
       <w:pPr>
-        <w:ind w:left="2160" w:hanging="360"/>
+        <w:ind w:left="2160" w:hanging="480"/>
       </w:pPr>
     </w:lvl>
     <w:lvl w:ilvl="3">
@@ -8707,7 +8968,7 @@
       <w:lvlText w:val="%4."/>
       <w:lvlJc w:val="left"/>
       <w:pPr>
-        <w:ind w:left="2880" w:hanging="360"/>
+        <w:ind w:left="2880" w:hanging="480"/>
       </w:pPr>
     </w:lvl>
     <w:lvl w:ilvl="4">
@@ -8716,7 +8977,7 @@
       <w:lvlText w:val="%5."/>
       <w:lvlJc w:val="left"/>
       <w:pPr>
-        <w:ind w:left="3600" w:hanging="360"/>
+        <w:ind w:left="3600" w:hanging="480"/>
       </w:pPr>
     </w:lvl>
     <w:lvl w:ilvl="5">
@@ -8725,7 +8986,7 @@
       <w:lvlText w:val="%6."/>
       <w:lvlJc w:val="left"/>
       <w:pPr>
-        <w:ind w:left="4320" w:hanging="360"/>
+        <w:ind w:left="4320" w:hanging="480"/>
       </w:pPr>
     </w:lvl>
     <w:lvl w:ilvl="6">
@@ -8734,7 +8995,7 @@
       <w:lvlText w:val="%7."/>
       <w:lvlJc w:val="left"/>
       <w:pPr>
-        <w:ind w:left="5040" w:hanging="360"/>
+        <w:ind w:left="5040" w:hanging="480"/>
       </w:pPr>
     </w:lvl>
     <w:lvl w:ilvl="7">
@@ -8743,7 +9004,7 @@
       <w:lvlText w:val="%8."/>
       <w:lvlJc w:val="left"/>
       <w:pPr>
-        <w:ind w:left="5760" w:hanging="360"/>
+        <w:ind w:left="5760" w:hanging="480"/>
       </w:pPr>
     </w:lvl>
     <w:lvl w:ilvl="8">
@@ -8752,12 +9013,12 @@
       <w:lvlText w:val="%9."/>
       <w:lvlJc w:val="left"/>
       <w:pPr>
-        <w:ind w:left="6480" w:hanging="360"/>
+        <w:ind w:left="6480" w:hanging="480"/>
       </w:pPr>
     </w:lvl>
   </w:abstractNum>
   <w:abstractNum w:abstractNumId="994119">
-    <w:nsid w:val="0A994119"/>
+    <w:nsid w:val="A994119"/>
     <w:multiLevelType w:val="multilevel"/>
     <w:lvl w:ilvl="0">
       <w:start w:val="19"/>
@@ -8765,7 +9026,7 @@
       <w:lvlText w:val="%1."/>
       <w:lvlJc w:val="left"/>
       <w:pPr>
-        <w:ind w:left="720" w:hanging="360"/>
+        <w:ind w:left="720" w:hanging="480"/>
       </w:pPr>
     </w:lvl>
     <w:lvl w:ilvl="1">
@@ -8774,7 +9035,7 @@
       <w:lvlText w:val="%2."/>
       <w:lvlJc w:val="left"/>
       <w:pPr>
-        <w:ind w:left="1440" w:hanging="360"/>
+        <w:ind w:left="1440" w:hanging="480"/>
       </w:pPr>
     </w:lvl>
     <w:lvl w:ilvl="2">
@@ -8783,7 +9044,7 @@
       <w:lvlText w:val="%3."/>
       <w:lvlJc w:val="left"/>
       <w:pPr>
-        <w:ind w:left="2160" w:hanging="360"/>
+        <w:ind w:left="2160" w:hanging="480"/>
       </w:pPr>
     </w:lvl>
     <w:lvl w:ilvl="3">
@@ -8792,7 +9053,7 @@
       <w:lvlText w:val="%4."/>
       <w:lvlJc w:val="left"/>
       <w:pPr>
-        <w:ind w:left="2880" w:hanging="360"/>
+        <w:ind w:left="2880" w:hanging="480"/>
       </w:pPr>
     </w:lvl>
     <w:lvl w:ilvl="4">
@@ -8801,7 +9062,7 @@
       <w:lvlText w:val="%5."/>
       <w:lvlJc w:val="left"/>
       <w:pPr>
-        <w:ind w:left="3600" w:hanging="360"/>
+        <w:ind w:left="3600" w:hanging="480"/>
       </w:pPr>
     </w:lvl>
     <w:lvl w:ilvl="5">
@@ -8810,7 +9071,7 @@
       <w:lvlText w:val="%6."/>
       <w:lvlJc w:val="left"/>
       <w:pPr>
-        <w:ind w:left="4320" w:hanging="360"/>
+        <w:ind w:left="4320" w:hanging="480"/>
       </w:pPr>
     </w:lvl>
     <w:lvl w:ilvl="6">
@@ -8819,7 +9080,7 @@
       <w:lvlText w:val="%7."/>
       <w:lvlJc w:val="left"/>
       <w:pPr>
-        <w:ind w:left="5040" w:hanging="360"/>
+        <w:ind w:left="5040" w:hanging="480"/>
       </w:pPr>
     </w:lvl>
     <w:lvl w:ilvl="7">
@@ -8828,7 +9089,7 @@
       <w:lvlText w:val="%8."/>
       <w:lvlJc w:val="left"/>
       <w:pPr>
-        <w:ind w:left="5760" w:hanging="360"/>
+        <w:ind w:left="5760" w:hanging="480"/>
       </w:pPr>
     </w:lvl>
     <w:lvl w:ilvl="8">
@@ -8837,12 +9098,12 @@
       <w:lvlText w:val="%9."/>
       <w:lvlJc w:val="left"/>
       <w:pPr>
-        <w:ind w:left="6480" w:hanging="360"/>
+        <w:ind w:left="6480" w:hanging="480"/>
       </w:pPr>
     </w:lvl>
   </w:abstractNum>
   <w:abstractNum w:abstractNumId="994120">
-    <w:nsid w:val="0A994120"/>
+    <w:nsid w:val="A994120"/>
     <w:multiLevelType w:val="multilevel"/>
     <w:lvl w:ilvl="0">
       <w:start w:val="20"/>
@@ -8850,7 +9111,7 @@
       <w:lvlText w:val="%1."/>
       <w:lvlJc w:val="left"/>
       <w:pPr>
-        <w:ind w:left="720" w:hanging="360"/>
+        <w:ind w:left="720" w:hanging="480"/>
       </w:pPr>
     </w:lvl>
     <w:lvl w:ilvl="1">
@@ -8859,7 +9120,7 @@
       <w:lvlText w:val="%2."/>
       <w:lvlJc w:val="left"/>
       <w:pPr>
-        <w:ind w:left="1440" w:hanging="360"/>
+        <w:ind w:left="1440" w:hanging="480"/>
       </w:pPr>
     </w:lvl>
     <w:lvl w:ilvl="2">
@@ -8868,7 +9129,7 @@
       <w:lvlText w:val="%3."/>
       <w:lvlJc w:val="left"/>
       <w:pPr>
-        <w:ind w:left="2160" w:hanging="360"/>
+        <w:ind w:left="2160" w:hanging="480"/>
       </w:pPr>
     </w:lvl>
     <w:lvl w:ilvl="3">
@@ -8877,7 +9138,7 @@
       <w:lvlText w:val="%4."/>
       <w:lvlJc w:val="left"/>
       <w:pPr>
-        <w:ind w:left="2880" w:hanging="360"/>
+        <w:ind w:left="2880" w:hanging="480"/>
       </w:pPr>
     </w:lvl>
     <w:lvl w:ilvl="4">
@@ -8886,7 +9147,7 @@
       <w:lvlText w:val="%5."/>
       <w:lvlJc w:val="left"/>
       <w:pPr>
-        <w:ind w:left="3600" w:hanging="360"/>
+        <w:ind w:left="3600" w:hanging="480"/>
       </w:pPr>
     </w:lvl>
     <w:lvl w:ilvl="5">
@@ -8895,7 +9156,7 @@
       <w:lvlText w:val="%6."/>
       <w:lvlJc w:val="left"/>
       <w:pPr>
-        <w:ind w:left="4320" w:hanging="360"/>
+        <w:ind w:left="4320" w:hanging="480"/>
       </w:pPr>
     </w:lvl>
     <w:lvl w:ilvl="6">
@@ -8904,7 +9165,7 @@
       <w:lvlText w:val="%7."/>
       <w:lvlJc w:val="left"/>
       <w:pPr>
-        <w:ind w:left="5040" w:hanging="360"/>
+        <w:ind w:left="5040" w:hanging="480"/>
       </w:pPr>
     </w:lvl>
     <w:lvl w:ilvl="7">
@@ -8913,7 +9174,7 @@
       <w:lvlText w:val="%8."/>
       <w:lvlJc w:val="left"/>
       <w:pPr>
-        <w:ind w:left="5760" w:hanging="360"/>
+        <w:ind w:left="5760" w:hanging="480"/>
       </w:pPr>
     </w:lvl>
     <w:lvl w:ilvl="8">
@@ -8922,12 +9183,12 @@
       <w:lvlText w:val="%9."/>
       <w:lvlJc w:val="left"/>
       <w:pPr>
-        <w:ind w:left="6480" w:hanging="360"/>
+        <w:ind w:left="6480" w:hanging="480"/>
       </w:pPr>
     </w:lvl>
   </w:abstractNum>
   <w:abstractNum w:abstractNumId="994124">
-    <w:nsid w:val="0A994124"/>
+    <w:nsid w:val="A994124"/>
     <w:multiLevelType w:val="multilevel"/>
     <w:lvl w:ilvl="0">
       <w:start w:val="24"/>
@@ -8935,7 +9196,7 @@
       <w:lvlText w:val="%1."/>
       <w:lvlJc w:val="left"/>
       <w:pPr>
-        <w:ind w:left="720" w:hanging="360"/>
+        <w:ind w:left="720" w:hanging="480"/>
       </w:pPr>
     </w:lvl>
     <w:lvl w:ilvl="1">
@@ -8944,7 +9205,7 @@
       <w:lvlText w:val="%2."/>
       <w:lvlJc w:val="left"/>
       <w:pPr>
-        <w:ind w:left="1440" w:hanging="360"/>
+        <w:ind w:left="1440" w:hanging="480"/>
       </w:pPr>
     </w:lvl>
     <w:lvl w:ilvl="2">
@@ -8953,7 +9214,7 @@
       <w:lvlText w:val="%3."/>
       <w:lvlJc w:val="left"/>
       <w:pPr>
-        <w:ind w:left="2160" w:hanging="360"/>
+        <w:ind w:left="2160" w:hanging="480"/>
       </w:pPr>
     </w:lvl>
     <w:lvl w:ilvl="3">
@@ -8962,7 +9223,7 @@
       <w:lvlText w:val="%4."/>
       <w:lvlJc w:val="left"/>
       <w:pPr>
-        <w:ind w:left="2880" w:hanging="360"/>
+        <w:ind w:left="2880" w:hanging="480"/>
       </w:pPr>
     </w:lvl>
     <w:lvl w:ilvl="4">
@@ -8971,7 +9232,7 @@
       <w:lvlText w:val="%5."/>
       <w:lvlJc w:val="left"/>
       <w:pPr>
-        <w:ind w:left="3600" w:hanging="360"/>
+        <w:ind w:left="3600" w:hanging="480"/>
       </w:pPr>
     </w:lvl>
     <w:lvl w:ilvl="5">
@@ -8980,7 +9241,7 @@
       <w:lvlText w:val="%6."/>
       <w:lvlJc w:val="left"/>
       <w:pPr>
-        <w:ind w:left="4320" w:hanging="360"/>
+        <w:ind w:left="4320" w:hanging="480"/>
       </w:pPr>
     </w:lvl>
     <w:lvl w:ilvl="6">
@@ -8989,7 +9250,7 @@
       <w:lvlText w:val="%7."/>
       <w:lvlJc w:val="left"/>
       <w:pPr>
-        <w:ind w:left="5040" w:hanging="360"/>
+        <w:ind w:left="5040" w:hanging="480"/>
       </w:pPr>
     </w:lvl>
     <w:lvl w:ilvl="7">
@@ -8998,7 +9259,7 @@
       <w:lvlText w:val="%8."/>
       <w:lvlJc w:val="left"/>
       <w:pPr>
-        <w:ind w:left="5760" w:hanging="360"/>
+        <w:ind w:left="5760" w:hanging="480"/>
       </w:pPr>
     </w:lvl>
     <w:lvl w:ilvl="8">
@@ -9007,12 +9268,12 @@
       <w:lvlText w:val="%9."/>
       <w:lvlJc w:val="left"/>
       <w:pPr>
-        <w:ind w:left="6480" w:hanging="360"/>
+        <w:ind w:left="6480" w:hanging="480"/>
       </w:pPr>
     </w:lvl>
   </w:abstractNum>
   <w:abstractNum w:abstractNumId="994128">
-    <w:nsid w:val="0A994128"/>
+    <w:nsid w:val="A994128"/>
     <w:multiLevelType w:val="multilevel"/>
     <w:lvl w:ilvl="0">
       <w:start w:val="28"/>
@@ -9020,7 +9281,7 @@
       <w:lvlText w:val="%1."/>
       <w:lvlJc w:val="left"/>
       <w:pPr>
-        <w:ind w:left="720" w:hanging="360"/>
+        <w:ind w:left="720" w:hanging="480"/>
       </w:pPr>
     </w:lvl>
     <w:lvl w:ilvl="1">
@@ -9029,7 +9290,7 @@
       <w:lvlText w:val="%2."/>
       <w:lvlJc w:val="left"/>
       <w:pPr>
-        <w:ind w:left="1440" w:hanging="360"/>
+        <w:ind w:left="1440" w:hanging="480"/>
       </w:pPr>
     </w:lvl>
     <w:lvl w:ilvl="2">
@@ -9038,7 +9299,7 @@
       <w:lvlText w:val="%3."/>
       <w:lvlJc w:val="left"/>
       <w:pPr>
-        <w:ind w:left="2160" w:hanging="360"/>
+        <w:ind w:left="2160" w:hanging="480"/>
       </w:pPr>
     </w:lvl>
     <w:lvl w:ilvl="3">
@@ -9047,7 +9308,7 @@
       <w:lvlText w:val="%4."/>
       <w:lvlJc w:val="left"/>
       <w:pPr>
-        <w:ind w:left="2880" w:hanging="360"/>
+        <w:ind w:left="2880" w:hanging="480"/>
       </w:pPr>
     </w:lvl>
     <w:lvl w:ilvl="4">
@@ -9056,7 +9317,7 @@
       <w:lvlText w:val="%5."/>
       <w:lvlJc w:val="left"/>
       <w:pPr>
-        <w:ind w:left="3600" w:hanging="360"/>
+        <w:ind w:left="3600" w:hanging="480"/>
       </w:pPr>
     </w:lvl>
     <w:lvl w:ilvl="5">
@@ -9065,7 +9326,7 @@
       <w:lvlText w:val="%6."/>
       <w:lvlJc w:val="left"/>
       <w:pPr>
-        <w:ind w:left="4320" w:hanging="360"/>
+        <w:ind w:left="4320" w:hanging="480"/>
       </w:pPr>
     </w:lvl>
     <w:lvl w:ilvl="6">
@@ -9074,7 +9335,7 @@
       <w:lvlText w:val="%7."/>
       <w:lvlJc w:val="left"/>
       <w:pPr>
-        <w:ind w:left="5040" w:hanging="360"/>
+        <w:ind w:left="5040" w:hanging="480"/>
       </w:pPr>
     </w:lvl>
     <w:lvl w:ilvl="7">
@@ -9083,7 +9344,7 @@
       <w:lvlText w:val="%8."/>
       <w:lvlJc w:val="left"/>
       <w:pPr>
-        <w:ind w:left="5760" w:hanging="360"/>
+        <w:ind w:left="5760" w:hanging="480"/>
       </w:pPr>
     </w:lvl>
     <w:lvl w:ilvl="8">
@@ -9092,12 +9353,12 @@
       <w:lvlText w:val="%9."/>
       <w:lvlJc w:val="left"/>
       <w:pPr>
-        <w:ind w:left="6480" w:hanging="360"/>
+        <w:ind w:left="6480" w:hanging="480"/>
       </w:pPr>
     </w:lvl>
   </w:abstractNum>
   <w:abstractNum w:abstractNumId="994129">
-    <w:nsid w:val="0A994129"/>
+    <w:nsid w:val="A994129"/>
     <w:multiLevelType w:val="multilevel"/>
     <w:lvl w:ilvl="0">
       <w:start w:val="29"/>
@@ -9105,7 +9366,7 @@
       <w:lvlText w:val="%1."/>
       <w:lvlJc w:val="left"/>
       <w:pPr>
-        <w:ind w:left="720" w:hanging="360"/>
+        <w:ind w:left="720" w:hanging="480"/>
       </w:pPr>
     </w:lvl>
     <w:lvl w:ilvl="1">
@@ -9114,7 +9375,7 @@
       <w:lvlText w:val="%2."/>
       <w:lvlJc w:val="left"/>
       <w:pPr>
-        <w:ind w:left="1440" w:hanging="360"/>
+        <w:ind w:left="1440" w:hanging="480"/>
       </w:pPr>
     </w:lvl>
     <w:lvl w:ilvl="2">
@@ -9123,7 +9384,7 @@
       <w:lvlText w:val="%3."/>
       <w:lvlJc w:val="left"/>
       <w:pPr>
-        <w:ind w:left="2160" w:hanging="360"/>
+        <w:ind w:left="2160" w:hanging="480"/>
       </w:pPr>
     </w:lvl>
     <w:lvl w:ilvl="3">
@@ -9132,7 +9393,7 @@
       <w:lvlText w:val="%4."/>
       <w:lvlJc w:val="left"/>
       <w:pPr>
-        <w:ind w:left="2880" w:hanging="360"/>
+        <w:ind w:left="2880" w:hanging="480"/>
       </w:pPr>
     </w:lvl>
     <w:lvl w:ilvl="4">
@@ -9141,7 +9402,7 @@
       <w:lvlText w:val="%5."/>
       <w:lvlJc w:val="left"/>
       <w:pPr>
-        <w:ind w:left="3600" w:hanging="360"/>
+        <w:ind w:left="3600" w:hanging="480"/>
       </w:pPr>
     </w:lvl>
     <w:lvl w:ilvl="5">
@@ -9150,7 +9411,7 @@
       <w:lvlText w:val="%6."/>
       <w:lvlJc w:val="left"/>
       <w:pPr>
-        <w:ind w:left="4320" w:hanging="360"/>
+        <w:ind w:left="4320" w:hanging="480"/>
       </w:pPr>
     </w:lvl>
     <w:lvl w:ilvl="6">
@@ -9159,7 +9420,7 @@
       <w:lvlText w:val="%7."/>
       <w:lvlJc w:val="left"/>
       <w:pPr>
-        <w:ind w:left="5040" w:hanging="360"/>
+        <w:ind w:left="5040" w:hanging="480"/>
       </w:pPr>
     </w:lvl>
     <w:lvl w:ilvl="7">
@@ -9168,7 +9429,7 @@
       <w:lvlText w:val="%8."/>
       <w:lvlJc w:val="left"/>
       <w:pPr>
-        <w:ind w:left="5760" w:hanging="360"/>
+        <w:ind w:left="5760" w:hanging="480"/>
       </w:pPr>
     </w:lvl>
     <w:lvl w:ilvl="8">
@@ -9177,7 +9438,7 @@
       <w:lvlText w:val="%9."/>
       <w:lvlJc w:val="left"/>
       <w:pPr>
-        <w:ind w:left="6480" w:hanging="360"/>
+        <w:ind w:left="6480" w:hanging="480"/>
       </w:pPr>
     </w:lvl>
   </w:abstractNum>
@@ -9693,10 +9954,10 @@
   <w:docDefaults>
     <w:rPrDefault>
       <w:rPr>
-        <w:rFonts w:asciiTheme="minorHAnsi" w:cstheme="minorBidi" w:eastAsiaTheme="minorEastAsia" w:hAnsiTheme="minorHAnsi"/>
+        <w:rFonts w:asciiTheme="minorHAnsi" w:cstheme="minorBidi" w:eastAsiaTheme="minorHAnsi" w:hAnsiTheme="minorHAnsi"/>
         <w:sz w:val="24"/>
         <w:szCs w:val="24"/>
-        <w:lang w:bidi="ar-SA" w:eastAsia="zh-CN" w:val="en-US"/>
+        <w:lang w:bidi="ar-SA" w:eastAsia="en-US" w:val="en-US"/>
       </w:rPr>
     </w:rPrDefault>
     <w:pPrDefault>
@@ -9714,10 +9975,10 @@
     <w:name w:val="Body Text"/>
     <w:basedOn w:val="Normal"/>
     <w:link w:val="BodyTextChar"/>
-    <w:qFormat/>
     <w:pPr>
       <w:spacing w:after="180" w:before="180"/>
     </w:pPr>
+    <w:qFormat/>
   </w:style>
   <w:style w:customStyle="1" w:styleId="FirstParagraph" w:type="paragraph">
     <w:name w:val="First Paragraph"/>
@@ -9737,94 +9998,57 @@
     <w:name w:val="Title"/>
     <w:basedOn w:val="Normal"/>
     <w:next w:val="BodyText"/>
-    <w:link w:val="TitleChar"/>
-    <w:uiPriority w:val="10"/>
     <w:qFormat/>
-    <w:rsid w:val="00A10FD9"/>
     <w:pPr>
-      <w:spacing w:after="80" w:line="240" w:lineRule="auto"/>
-      <w:contextualSpacing/>
+      <w:keepNext/>
+      <w:keepLines/>
+      <w:spacing w:after="240" w:before="480"/>
       <w:jc w:val="center"/>
     </w:pPr>
     <w:rPr>
       <w:rFonts w:asciiTheme="majorHAnsi" w:cstheme="majorBidi" w:eastAsiaTheme="majorEastAsia" w:hAnsiTheme="majorHAnsi"/>
-      <w:sz w:val="56"/>
-      <w:szCs w:val="56"/>
-    </w:rPr>
-  </w:style>
-  <w:style w:customStyle="1" w:styleId="TitleChar" w:type="character">
-    <w:name w:val="Title Char"/>
-    <w:basedOn w:val="DefaultParagraphFont"/>
-    <w:link w:val="Title"/>
-    <w:uiPriority w:val="10"/>
-    <w:rsid w:val="00A10FD9"/>
-    <w:rPr>
-      <w:rFonts w:asciiTheme="majorHAnsi" w:cstheme="majorBidi" w:eastAsiaTheme="majorEastAsia" w:hAnsiTheme="majorHAnsi"/>
-      <w:sz w:val="56"/>
-      <w:szCs w:val="56"/>
+      <w:b/>
+      <w:bCs/>
+      <w:color w:themeColor="accent1" w:themeShade="B5" w:val="345A8A"/>
+      <w:sz w:val="36"/>
+      <w:szCs w:val="36"/>
     </w:rPr>
   </w:style>
   <w:style w:styleId="Subtitle" w:type="paragraph">
     <w:name w:val="Subtitle"/>
     <w:basedOn w:val="Title"/>
     <w:next w:val="BodyText"/>
-    <w:link w:val="SubtitleChar"/>
-    <w:uiPriority w:val="11"/>
     <w:qFormat/>
-    <w:rsid w:val="00A10FD9"/>
     <w:pPr>
-      <w:numPr>
-        <w:ilvl w:val="1"/>
-      </w:numPr>
+      <w:keepNext/>
+      <w:keepLines/>
+      <w:spacing w:after="240" w:before="240"/>
+      <w:jc w:val="center"/>
     </w:pPr>
     <w:rPr>
-      <w:rFonts w:cstheme="majorBidi" w:eastAsiaTheme="majorEastAsia"/>
-      <w:spacing w:val="15"/>
-      <w:sz w:val="28"/>
-      <w:szCs w:val="28"/>
-    </w:rPr>
-  </w:style>
-  <w:style w:customStyle="1" w:styleId="SubtitleChar" w:type="character">
-    <w:name w:val="Subtitle Char"/>
-    <w:basedOn w:val="DefaultParagraphFont"/>
-    <w:link w:val="Subtitle"/>
-    <w:uiPriority w:val="11"/>
-    <w:rsid w:val="00A10FD9"/>
-    <w:rPr>
-      <w:rFonts w:cstheme="majorBidi" w:eastAsiaTheme="majorEastAsia"/>
-      <w:color w:themeColor="text1" w:themeTint="A6" w:val="595959"/>
-      <w:spacing w:val="15"/>
-      <w:sz w:val="28"/>
-      <w:szCs w:val="28"/>
+      <w:sz w:val="30"/>
+      <w:szCs w:val="30"/>
     </w:rPr>
   </w:style>
   <w:style w:customStyle="1" w:styleId="Author" w:type="paragraph">
     <w:name w:val="Author"/>
-    <w:basedOn w:val="Title"/>
     <w:next w:val="BodyText"/>
     <w:qFormat/>
     <w:pPr>
       <w:keepNext/>
       <w:keepLines/>
+      <w:jc w:val="center"/>
     </w:pPr>
-    <w:rPr>
-      <w:sz w:val="24"/>
-      <w:szCs w:val="24"/>
-    </w:rPr>
   </w:style>
   <w:style w:styleId="Date" w:type="paragraph">
     <w:name w:val="Date"/>
-    <w:basedOn w:val="Title"/>
     <w:next w:val="BodyText"/>
     <w:qFormat/>
     <w:pPr>
       <w:keepNext/>
       <w:keepLines/>
+      <w:jc w:val="center"/>
     </w:pPr>
-    <w:rPr>
-      <w:sz w:val="24"/>
-      <w:szCs w:val="24"/>
-    </w:rPr>
   </w:style>
   <w:style w:customStyle="1" w:styleId="AbstractTitle" w:type="paragraph">
     <w:name w:val="Abstract Title"/>
@@ -9834,13 +10058,15 @@
     <w:pPr>
       <w:keepNext/>
       <w:keepLines/>
+      <w:jc w:val="center"/>
       <w:spacing w:after="0" w:before="300"/>
-      <w:jc w:val="center"/>
     </w:pPr>
     <w:rPr>
-      <w:b/>
       <w:sz w:val="20"/>
       <w:szCs w:val="20"/>
+      <w:b/>
+      <w:color w:val="345A8A"/>
+      &gt;
     </w:rPr>
   </w:style>
   <w:style w:customStyle="1" w:styleId="Abstract" w:type="paragraph">
@@ -9867,321 +10093,191 @@
     <w:rPr/>
   </w:style>
   <w:style w:styleId="Heading1" w:type="paragraph">
-    <w:name w:val="heading 1"/>
+    <w:name w:val="Heading 1"/>
     <w:basedOn w:val="Normal"/>
     <w:next w:val="BodyText"/>
-    <w:link w:val="Heading1Char"/>
     <w:uiPriority w:val="9"/>
     <w:qFormat/>
-    <w:rsid w:val="00A10FD9"/>
     <w:pPr>
       <w:keepNext/>
       <w:keepLines/>
-      <w:spacing w:after="80" w:before="360"/>
+      <w:spacing w:after="0" w:before="480"/>
       <w:outlineLvl w:val="0"/>
     </w:pPr>
     <w:rPr>
       <w:rFonts w:asciiTheme="majorHAnsi" w:cstheme="majorBidi" w:eastAsiaTheme="majorEastAsia" w:hAnsiTheme="majorHAnsi"/>
-      <w:color w:themeColor="accent1" w:themeShade="BF" w:val="0F4761"/>
-      <w:sz w:val="40"/>
-      <w:szCs w:val="40"/>
+      <w:b/>
+      <w:bCs/>
+      <w:color w:themeColor="accent1" w:val="4F81BD"/>
+      <w:sz w:val="32"/>
+      <w:szCs w:val="32"/>
     </w:rPr>
   </w:style>
   <w:style w:styleId="Heading2" w:type="paragraph">
-    <w:name w:val="heading 2"/>
+    <w:name w:val="Heading 2"/>
     <w:basedOn w:val="Normal"/>
     <w:next w:val="BodyText"/>
-    <w:link w:val="Heading2Char"/>
     <w:uiPriority w:val="9"/>
-    <w:semiHidden/>
     <w:unhideWhenUsed/>
     <w:qFormat/>
-    <w:rsid w:val="00A10FD9"/>
     <w:pPr>
       <w:keepNext/>
       <w:keepLines/>
-      <w:spacing w:after="80" w:before="160"/>
+      <w:spacing w:after="0" w:before="200"/>
       <w:outlineLvl w:val="1"/>
     </w:pPr>
     <w:rPr>
       <w:rFonts w:asciiTheme="majorHAnsi" w:cstheme="majorBidi" w:eastAsiaTheme="majorEastAsia" w:hAnsiTheme="majorHAnsi"/>
-      <w:color w:themeColor="accent1" w:themeShade="BF" w:val="0F4761"/>
-      <w:sz w:val="32"/>
-      <w:szCs w:val="32"/>
-    </w:rPr>
-  </w:style>
-  <w:style w:styleId="Heading3" w:type="paragraph">
-    <w:name w:val="heading 3"/>
-    <w:basedOn w:val="Normal"/>
-    <w:next w:val="BodyText"/>
-    <w:link w:val="Heading3Char"/>
-    <w:uiPriority w:val="9"/>
-    <w:semiHidden/>
-    <w:unhideWhenUsed/>
-    <w:qFormat/>
-    <w:rsid w:val="00A10FD9"/>
-    <w:pPr>
-      <w:keepNext/>
-      <w:keepLines/>
-      <w:spacing w:after="80" w:before="160"/>
-      <w:outlineLvl w:val="2"/>
-    </w:pPr>
-    <w:rPr>
-      <w:rFonts w:cstheme="majorBidi" w:eastAsiaTheme="majorEastAsia"/>
-      <w:color w:themeColor="accent1" w:themeShade="BF" w:val="0F4761"/>
+      <w:b/>
+      <w:bCs/>
+      <w:color w:themeColor="accent1" w:val="4F81BD"/>
       <w:sz w:val="28"/>
       <w:szCs w:val="28"/>
     </w:rPr>
   </w:style>
-  <w:style w:styleId="Heading4" w:type="paragraph">
-    <w:name w:val="heading 4"/>
+  <w:style w:styleId="Heading3" w:type="paragraph">
+    <w:name w:val="Heading 3"/>
     <w:basedOn w:val="Normal"/>
     <w:next w:val="BodyText"/>
-    <w:link w:val="Heading4Char"/>
     <w:uiPriority w:val="9"/>
-    <w:semiHidden/>
     <w:unhideWhenUsed/>
     <w:qFormat/>
-    <w:rsid w:val="00A10FD9"/>
     <w:pPr>
       <w:keepNext/>
       <w:keepLines/>
-      <w:spacing w:after="40" w:before="80"/>
+      <w:spacing w:after="0" w:before="200"/>
+      <w:outlineLvl w:val="2"/>
+    </w:pPr>
+    <w:rPr>
+      <w:rFonts w:asciiTheme="majorHAnsi" w:cstheme="majorBidi" w:eastAsiaTheme="majorEastAsia" w:hAnsiTheme="majorHAnsi"/>
+      <w:b/>
+      <w:bCs/>
+      <w:color w:themeColor="accent1" w:val="4F81BD"/>
+      <w:sz w:val="24"/>
+      <w:szCs w:val="24"/>
+    </w:rPr>
+  </w:style>
+  <w:style w:styleId="Heading4" w:type="paragraph">
+    <w:name w:val="Heading 4"/>
+    <w:basedOn w:val="Normal"/>
+    <w:next w:val="BodyText"/>
+    <w:uiPriority w:val="9"/>
+    <w:unhideWhenUsed/>
+    <w:qFormat/>
+    <w:pPr>
+      <w:keepNext/>
+      <w:keepLines/>
+      <w:spacing w:after="0" w:before="200"/>
       <w:outlineLvl w:val="3"/>
     </w:pPr>
     <w:rPr>
-      <w:rFonts w:cstheme="majorBidi" w:eastAsiaTheme="majorEastAsia"/>
+      <w:rFonts w:asciiTheme="majorHAnsi" w:cstheme="majorBidi" w:eastAsiaTheme="majorEastAsia" w:hAnsiTheme="majorHAnsi"/>
       <w:i/>
-      <w:iCs/>
-      <w:color w:themeColor="accent1" w:themeShade="BF" w:val="0F4761"/>
+      <w:bCs/>
+      <w:color w:themeColor="accent1" w:val="4F81BD"/>
+      <w:sz w:val="24"/>
+      <w:szCs w:val="24"/>
     </w:rPr>
   </w:style>
   <w:style w:styleId="Heading5" w:type="paragraph">
-    <w:name w:val="heading 5"/>
+    <w:name w:val="Heading 5"/>
     <w:basedOn w:val="Normal"/>
     <w:next w:val="BodyText"/>
-    <w:link w:val="Heading5Char"/>
     <w:uiPriority w:val="9"/>
-    <w:semiHidden/>
     <w:unhideWhenUsed/>
     <w:qFormat/>
-    <w:rsid w:val="00A10FD9"/>
     <w:pPr>
       <w:keepNext/>
       <w:keepLines/>
-      <w:spacing w:after="40" w:before="80"/>
+      <w:spacing w:after="0" w:before="200"/>
       <w:outlineLvl w:val="4"/>
     </w:pPr>
     <w:rPr>
-      <w:rFonts w:cstheme="majorBidi" w:eastAsiaTheme="majorEastAsia"/>
-      <w:color w:themeColor="accent1" w:themeShade="BF" w:val="0F4761"/>
+      <w:rFonts w:asciiTheme="majorHAnsi" w:cstheme="majorBidi" w:eastAsiaTheme="majorEastAsia" w:hAnsiTheme="majorHAnsi"/>
+      <w:iCs/>
+      <w:color w:themeColor="accent1" w:val="4F81BD"/>
+      <w:sz w:val="24"/>
+      <w:szCs w:val="24"/>
     </w:rPr>
   </w:style>
   <w:style w:styleId="Heading6" w:type="paragraph">
-    <w:name w:val="heading 6"/>
+    <w:name w:val="Heading 6"/>
     <w:basedOn w:val="Normal"/>
     <w:next w:val="BodyText"/>
-    <w:link w:val="Heading6Char"/>
     <w:uiPriority w:val="9"/>
-    <w:semiHidden/>
     <w:unhideWhenUsed/>
     <w:qFormat/>
-    <w:rsid w:val="00A10FD9"/>
     <w:pPr>
       <w:keepNext/>
       <w:keepLines/>
-      <w:spacing w:after="0" w:before="40"/>
+      <w:spacing w:after="0" w:before="200"/>
       <w:outlineLvl w:val="5"/>
     </w:pPr>
     <w:rPr>
-      <w:rFonts w:cstheme="majorBidi" w:eastAsiaTheme="majorEastAsia"/>
-      <w:i/>
-      <w:iCs/>
-      <w:color w:themeColor="text1" w:themeTint="A6" w:val="595959"/>
+      <w:rFonts w:asciiTheme="majorHAnsi" w:cstheme="majorBidi" w:eastAsiaTheme="majorEastAsia" w:hAnsiTheme="majorHAnsi"/>
+      <w:color w:themeColor="accent1" w:val="4F81BD"/>
+      <w:sz w:val="24"/>
+      <w:szCs w:val="24"/>
     </w:rPr>
   </w:style>
   <w:style w:styleId="Heading7" w:type="paragraph">
-    <w:name w:val="heading 7"/>
+    <w:name w:val="Heading 7"/>
     <w:basedOn w:val="Normal"/>
     <w:next w:val="BodyText"/>
-    <w:link w:val="Heading7Char"/>
     <w:uiPriority w:val="9"/>
-    <w:semiHidden/>
     <w:unhideWhenUsed/>
     <w:qFormat/>
-    <w:rsid w:val="00A10FD9"/>
     <w:pPr>
       <w:keepNext/>
       <w:keepLines/>
-      <w:spacing w:after="0" w:before="40"/>
+      <w:spacing w:after="0" w:before="200"/>
       <w:outlineLvl w:val="6"/>
     </w:pPr>
     <w:rPr>
-      <w:rFonts w:cstheme="majorBidi" w:eastAsiaTheme="majorEastAsia"/>
-      <w:color w:themeColor="text1" w:themeTint="A6" w:val="595959"/>
+      <w:rFonts w:asciiTheme="majorHAnsi" w:cstheme="majorBidi" w:eastAsiaTheme="majorEastAsia" w:hAnsiTheme="majorHAnsi"/>
+      <w:color w:themeColor="accent1" w:val="4F81BD"/>
+      <w:sz w:val="24"/>
+      <w:szCs w:val="24"/>
     </w:rPr>
   </w:style>
   <w:style w:styleId="Heading8" w:type="paragraph">
-    <w:name w:val="heading 8"/>
+    <w:name w:val="Heading 8"/>
     <w:basedOn w:val="Normal"/>
     <w:next w:val="BodyText"/>
-    <w:link w:val="Heading8Char"/>
     <w:uiPriority w:val="9"/>
-    <w:semiHidden/>
     <w:unhideWhenUsed/>
     <w:qFormat/>
-    <w:rsid w:val="00A10FD9"/>
     <w:pPr>
       <w:keepNext/>
       <w:keepLines/>
-      <w:spacing w:after="0"/>
+      <w:spacing w:after="0" w:before="200"/>
       <w:outlineLvl w:val="7"/>
     </w:pPr>
     <w:rPr>
-      <w:rFonts w:cstheme="majorBidi" w:eastAsiaTheme="majorEastAsia"/>
-      <w:i/>
-      <w:iCs/>
-      <w:color w:themeColor="text1" w:themeTint="D8" w:val="272727"/>
+      <w:rFonts w:asciiTheme="majorHAnsi" w:cstheme="majorBidi" w:eastAsiaTheme="majorEastAsia" w:hAnsiTheme="majorHAnsi"/>
+      <w:color w:themeColor="accent1" w:val="4F81BD"/>
+      <w:sz w:val="24"/>
+      <w:szCs w:val="24"/>
     </w:rPr>
   </w:style>
   <w:style w:styleId="Heading9" w:type="paragraph">
-    <w:name w:val="heading 9"/>
+    <w:name w:val="Heading 9"/>
     <w:basedOn w:val="Normal"/>
     <w:next w:val="BodyText"/>
-    <w:link w:val="Heading9Char"/>
     <w:uiPriority w:val="9"/>
-    <w:semiHidden/>
     <w:unhideWhenUsed/>
     <w:qFormat/>
-    <w:rsid w:val="00A10FD9"/>
     <w:pPr>
       <w:keepNext/>
       <w:keepLines/>
-      <w:spacing w:after="0"/>
+      <w:spacing w:after="0" w:before="200"/>
       <w:outlineLvl w:val="8"/>
     </w:pPr>
     <w:rPr>
-      <w:rFonts w:cstheme="majorBidi" w:eastAsiaTheme="majorEastAsia"/>
-      <w:color w:themeColor="text1" w:themeTint="D8" w:val="272727"/>
-    </w:rPr>
-  </w:style>
-  <w:style w:customStyle="1" w:styleId="Heading1Char" w:type="character">
-    <w:name w:val="Heading 1 Char"/>
-    <w:basedOn w:val="DefaultParagraphFont"/>
-    <w:link w:val="Heading1"/>
-    <w:uiPriority w:val="9"/>
-    <w:rsid w:val="00A10FD9"/>
-    <w:rPr>
       <w:rFonts w:asciiTheme="majorHAnsi" w:cstheme="majorBidi" w:eastAsiaTheme="majorEastAsia" w:hAnsiTheme="majorHAnsi"/>
-      <w:color w:themeColor="accent1" w:themeShade="BF" w:val="0F4761"/>
-      <w:sz w:val="40"/>
-      <w:szCs w:val="40"/>
-    </w:rPr>
-  </w:style>
-  <w:style w:customStyle="1" w:styleId="Heading2Char" w:type="character">
-    <w:name w:val="Heading 2 Char"/>
-    <w:basedOn w:val="DefaultParagraphFont"/>
-    <w:link w:val="Heading2"/>
-    <w:uiPriority w:val="9"/>
-    <w:semiHidden/>
-    <w:rsid w:val="00A10FD9"/>
-    <w:rPr>
-      <w:rFonts w:asciiTheme="majorHAnsi" w:cstheme="majorBidi" w:eastAsiaTheme="majorEastAsia" w:hAnsiTheme="majorHAnsi"/>
-      <w:color w:themeColor="accent1" w:themeShade="BF" w:val="0F4761"/>
-      <w:sz w:val="32"/>
-      <w:szCs w:val="32"/>
-    </w:rPr>
-  </w:style>
-  <w:style w:customStyle="1" w:styleId="Heading3Char" w:type="character">
-    <w:name w:val="Heading 3 Char"/>
-    <w:basedOn w:val="DefaultParagraphFont"/>
-    <w:link w:val="Heading3"/>
-    <w:uiPriority w:val="9"/>
-    <w:semiHidden/>
-    <w:rsid w:val="00A10FD9"/>
-    <w:rPr>
-      <w:rFonts w:cstheme="majorBidi" w:eastAsiaTheme="majorEastAsia"/>
-      <w:color w:themeColor="accent1" w:themeShade="BF" w:val="0F4761"/>
-      <w:sz w:val="28"/>
-      <w:szCs w:val="28"/>
-    </w:rPr>
-  </w:style>
-  <w:style w:customStyle="1" w:styleId="Heading4Char" w:type="character">
-    <w:name w:val="Heading 4 Char"/>
-    <w:basedOn w:val="DefaultParagraphFont"/>
-    <w:link w:val="Heading4"/>
-    <w:uiPriority w:val="9"/>
-    <w:semiHidden/>
-    <w:rsid w:val="00A10FD9"/>
-    <w:rPr>
-      <w:rFonts w:cstheme="majorBidi" w:eastAsiaTheme="majorEastAsia"/>
-      <w:i/>
-      <w:iCs/>
-      <w:color w:themeColor="accent1" w:themeShade="BF" w:val="0F4761"/>
-    </w:rPr>
-  </w:style>
-  <w:style w:customStyle="1" w:styleId="Heading5Char" w:type="character">
-    <w:name w:val="Heading 5 Char"/>
-    <w:basedOn w:val="DefaultParagraphFont"/>
-    <w:link w:val="Heading5"/>
-    <w:uiPriority w:val="9"/>
-    <w:semiHidden/>
-    <w:rsid w:val="00A10FD9"/>
-    <w:rPr>
-      <w:rFonts w:cstheme="majorBidi" w:eastAsiaTheme="majorEastAsia"/>
-      <w:color w:themeColor="accent1" w:themeShade="BF" w:val="0F4761"/>
-    </w:rPr>
-  </w:style>
-  <w:style w:customStyle="1" w:styleId="Heading6Char" w:type="character">
-    <w:name w:val="Heading 6 Char"/>
-    <w:basedOn w:val="DefaultParagraphFont"/>
-    <w:link w:val="Heading6"/>
-    <w:uiPriority w:val="9"/>
-    <w:semiHidden/>
-    <w:rsid w:val="00A10FD9"/>
-    <w:rPr>
-      <w:rFonts w:cstheme="majorBidi" w:eastAsiaTheme="majorEastAsia"/>
-      <w:i/>
-      <w:iCs/>
-      <w:color w:themeColor="text1" w:themeTint="A6" w:val="595959"/>
-    </w:rPr>
-  </w:style>
-  <w:style w:customStyle="1" w:styleId="Heading7Char" w:type="character">
-    <w:name w:val="Heading 7 Char"/>
-    <w:basedOn w:val="DefaultParagraphFont"/>
-    <w:link w:val="Heading7"/>
-    <w:uiPriority w:val="9"/>
-    <w:semiHidden/>
-    <w:rsid w:val="00A10FD9"/>
-    <w:rPr>
-      <w:rFonts w:cstheme="majorBidi" w:eastAsiaTheme="majorEastAsia"/>
-      <w:color w:themeColor="text1" w:themeTint="A6" w:val="595959"/>
-    </w:rPr>
-  </w:style>
-  <w:style w:customStyle="1" w:styleId="Heading8Char" w:type="character">
-    <w:name w:val="Heading 8 Char"/>
-    <w:basedOn w:val="DefaultParagraphFont"/>
-    <w:link w:val="Heading8"/>
-    <w:uiPriority w:val="9"/>
-    <w:semiHidden/>
-    <w:rsid w:val="00A10FD9"/>
-    <w:rPr>
-      <w:rFonts w:cstheme="majorBidi" w:eastAsiaTheme="majorEastAsia"/>
-      <w:i/>
-      <w:iCs/>
-      <w:color w:themeColor="text1" w:themeTint="D8" w:val="272727"/>
-    </w:rPr>
-  </w:style>
-  <w:style w:customStyle="1" w:styleId="Heading9Char" w:type="character">
-    <w:name w:val="Heading 9 Char"/>
-    <w:basedOn w:val="DefaultParagraphFont"/>
-    <w:link w:val="Heading9"/>
-    <w:uiPriority w:val="9"/>
-    <w:semiHidden/>
-    <w:rsid w:val="00A10FD9"/>
-    <w:rPr>
-      <w:rFonts w:cstheme="majorBidi" w:eastAsiaTheme="majorEastAsia"/>
-      <w:color w:themeColor="text1" w:themeTint="D8" w:val="272727"/>
+      <w:color w:themeColor="accent1" w:val="4F81BD"/>
+      <w:sz w:val="24"/>
+      <w:szCs w:val="24"/>
     </w:rPr>
   </w:style>
   <w:style w:styleId="BlockText" w:type="paragraph">
@@ -10204,18 +10300,6 @@
     <w:unhideWhenUsed/>
     <w:qFormat/>
   </w:style>
-  <w:style w:styleId="FootnoteBlockText" w:type="paragraph">
-    <w:name w:val="Footnote Block Text"/>
-    <w:basedOn w:val="FootnoteText"/>
-    <w:next w:val="FootnoteText"/>
-    <w:uiPriority w:val="9"/>
-    <w:unhideWhenUsed/>
-    <w:qFormat/>
-    <w:pPr>
-      <w:spacing w:after="100" w:before="100"/>
-      <w:ind w:firstLine="0" w:left="480" w:right="480"/>
-    </w:pPr>
-  </w:style>
   <w:style w:default="1" w:styleId="DefaultParagraphFont" w:type="character">
     <w:name w:val="Default Paragraph Font"/>
     <w:semiHidden/>
@@ -10237,11 +10321,18 @@
       </w:tblCellMar>
     </w:tblPr>
     <w:tblStylePr w:type="firstRow">
+      <w:tblPr>
+        <w:jc w:val="left"/>
+        <w:tblInd w:type="dxa" w:w="0"/>
+      </w:tblPr>
+      <w:trPr>
+        <w:jc w:val="left"/>
+      </w:trPr>
       <w:tcPr>
+        <w:vAlign w:val="bottom"/>
         <w:tcBorders>
           <w:bottom w:val="single"/>
         </w:tcBorders>
-        <w:vAlign w:val="bottom"/>
       </w:tcPr>
     </w:tblStylePr>
   </w:style>
@@ -10356,8 +10447,8 @@
     <w:name w:val="KeywordTok"/>
     <w:basedOn w:val="VerbatimChar"/>
     <w:rPr>
+      <w:color w:val="007020"/>
       <w:b/>
-      <w:color w:val="007020"/>
     </w:rPr>
   </w:style>
   <w:style w:type="character" w:customStyle="1" w:styleId="DataTypeTok">
@@ -10434,42 +10525,42 @@
     <w:name w:val="ImportTok"/>
     <w:basedOn w:val="VerbatimChar"/>
     <w:rPr>
+      <w:color w:val="008000"/>
       <w:b/>
-      <w:color w:val="008000"/>
     </w:rPr>
   </w:style>
   <w:style w:type="character" w:customStyle="1" w:styleId="CommentTok">
     <w:name w:val="CommentTok"/>
     <w:basedOn w:val="VerbatimChar"/>
     <w:rPr>
+      <w:color w:val="60a0b0"/>
       <w:i/>
-      <w:color w:val="60a0b0"/>
     </w:rPr>
   </w:style>
   <w:style w:type="character" w:customStyle="1" w:styleId="DocumentationTok">
     <w:name w:val="DocumentationTok"/>
     <w:basedOn w:val="VerbatimChar"/>
     <w:rPr>
+      <w:color w:val="ba2121"/>
       <w:i/>
-      <w:color w:val="ba2121"/>
     </w:rPr>
   </w:style>
   <w:style w:type="character" w:customStyle="1" w:styleId="AnnotationTok">
     <w:name w:val="AnnotationTok"/>
     <w:basedOn w:val="VerbatimChar"/>
     <w:rPr>
+      <w:color w:val="60a0b0"/>
       <w:b/>
       <w:i/>
-      <w:color w:val="60a0b0"/>
     </w:rPr>
   </w:style>
   <w:style w:type="character" w:customStyle="1" w:styleId="CommentVarTok">
     <w:name w:val="CommentVarTok"/>
     <w:basedOn w:val="VerbatimChar"/>
     <w:rPr>
+      <w:color w:val="60a0b0"/>
       <w:b/>
       <w:i/>
-      <w:color w:val="60a0b0"/>
     </w:rPr>
   </w:style>
   <w:style w:type="character" w:customStyle="1" w:styleId="OtherTok">
@@ -10497,8 +10588,8 @@
     <w:name w:val="ControlFlowTok"/>
     <w:basedOn w:val="VerbatimChar"/>
     <w:rPr>
+      <w:color w:val="007020"/>
       <w:b/>
-      <w:color w:val="007020"/>
     </w:rPr>
   </w:style>
   <w:style w:type="character" w:customStyle="1" w:styleId="OperatorTok">
@@ -10543,34 +10634,34 @@
     <w:name w:val="InformationTok"/>
     <w:basedOn w:val="VerbatimChar"/>
     <w:rPr>
+      <w:color w:val="60a0b0"/>
       <w:b/>
       <w:i/>
-      <w:color w:val="60a0b0"/>
     </w:rPr>
   </w:style>
   <w:style w:type="character" w:customStyle="1" w:styleId="WarningTok">
     <w:name w:val="WarningTok"/>
     <w:basedOn w:val="VerbatimChar"/>
     <w:rPr>
+      <w:color w:val="60a0b0"/>
       <w:b/>
       <w:i/>
-      <w:color w:val="60a0b0"/>
     </w:rPr>
   </w:style>
   <w:style w:type="character" w:customStyle="1" w:styleId="AlertTok">
     <w:name w:val="AlertTok"/>
     <w:basedOn w:val="VerbatimChar"/>
     <w:rPr>
+      <w:color w:val="ff0000"/>
       <w:b/>
-      <w:color w:val="ff0000"/>
     </w:rPr>
   </w:style>
   <w:style w:type="character" w:customStyle="1" w:styleId="ErrorTok">
     <w:name w:val="ErrorTok"/>
     <w:basedOn w:val="VerbatimChar"/>
     <w:rPr>
+      <w:color w:val="ff0000"/>
       <w:b/>
-      <w:color w:val="ff0000"/>
     </w:rPr>
   </w:style>
   <w:style w:type="character" w:customStyle="1" w:styleId="NormalTok">
@@ -10592,44 +10683,44 @@
         <a:sysClr val="window" lastClr="FFFFFF"/>
       </a:lt1>
       <a:dk2>
-        <a:srgbClr val="0E2841"/>
+        <a:srgbClr val="1F497D"/>
       </a:dk2>
       <a:lt2>
-        <a:srgbClr val="E8E8E8"/>
+        <a:srgbClr val="EEECE1"/>
       </a:lt2>
       <a:accent1>
-        <a:srgbClr val="156082"/>
+        <a:srgbClr val="4F81BD"/>
       </a:accent1>
       <a:accent2>
-        <a:srgbClr val="E97132"/>
+        <a:srgbClr val="C0504D"/>
       </a:accent2>
       <a:accent3>
-        <a:srgbClr val="196B24"/>
+        <a:srgbClr val="9BBB59"/>
       </a:accent3>
       <a:accent4>
-        <a:srgbClr val="0F9ED5"/>
+        <a:srgbClr val="8064A2"/>
       </a:accent4>
       <a:accent5>
-        <a:srgbClr val="A02B93"/>
+        <a:srgbClr val="4BACC6"/>
       </a:accent5>
       <a:accent6>
-        <a:srgbClr val="4EA72E"/>
+        <a:srgbClr val="F79646"/>
       </a:accent6>
       <a:hlink>
-        <a:srgbClr val="467886"/>
+        <a:srgbClr val="0000FF"/>
       </a:hlink>
       <a:folHlink>
-        <a:srgbClr val="96607D"/>
+        <a:srgbClr val="800080"/>
       </a:folHlink>
     </a:clrScheme>
     <a:fontScheme name="Office">
       <a:majorFont>
-        <a:latin typeface="Aptos Display" panose="02110004020202020204"/>
+        <a:latin typeface="Calibri"/>
         <a:ea typeface=""/>
         <a:cs typeface=""/>
-        <a:font script="Jpan" typeface="游ゴシック Light"/>
+        <a:font script="Jpan" typeface="ＭＳ ゴシック"/>
         <a:font script="Hang" typeface="맑은 고딕"/>
-        <a:font script="Hans" typeface="等线 Light"/>
+        <a:font script="Hans" typeface="宋体"/>
         <a:font script="Hant" typeface="新細明體"/>
         <a:font script="Arab" typeface="Times New Roman"/>
         <a:font script="Hebr" typeface="Times New Roman"/>
@@ -10656,32 +10747,14 @@
         <a:font script="Mong" typeface="Mongolian Baiti"/>
         <a:font script="Viet" typeface="Times New Roman"/>
         <a:font script="Uigh" typeface="Microsoft Uighur"/>
-        <a:font script="Geor" typeface="Sylfaen"/>
-        <a:font script="Armn" typeface="Arial"/>
-        <a:font script="Bugi" typeface="Leelawadee UI"/>
-        <a:font script="Bopo" typeface="Microsoft JhengHei"/>
-        <a:font script="Java" typeface="Javanese Text"/>
-        <a:font script="Lisu" typeface="Segoe UI"/>
-        <a:font script="Mymr" typeface="Myanmar Text"/>
-        <a:font script="Nkoo" typeface="Ebrima"/>
-        <a:font script="Olck" typeface="Nirmala UI"/>
-        <a:font script="Osma" typeface="Ebrima"/>
-        <a:font script="Phag" typeface="Phagspa"/>
-        <a:font script="Syrn" typeface="Estrangelo Edessa"/>
-        <a:font script="Syrj" typeface="Estrangelo Edessa"/>
-        <a:font script="Syre" typeface="Estrangelo Edessa"/>
-        <a:font script="Sora" typeface="Nirmala UI"/>
-        <a:font script="Tale" typeface="Microsoft Tai Le"/>
-        <a:font script="Talu" typeface="Microsoft New Tai Lue"/>
-        <a:font script="Tfng" typeface="Ebrima"/>
       </a:majorFont>
       <a:minorFont>
-        <a:latin typeface="Aptos" panose="02110004020202020204"/>
+        <a:latin typeface="Cambria"/>
         <a:ea typeface=""/>
         <a:cs typeface=""/>
-        <a:font script="Jpan" typeface="游明朝"/>
+        <a:font script="Jpan" typeface="ＭＳ 明朝"/>
         <a:font script="Hang" typeface="맑은 고딕"/>
-        <a:font script="Hans" typeface="等线"/>
+        <a:font script="Hans" typeface="宋体"/>
         <a:font script="Hant" typeface="新細明體"/>
         <a:font script="Arab" typeface="Arial"/>
         <a:font script="Hebr" typeface="Arial"/>
@@ -10708,24 +10781,6 @@
         <a:font script="Mong" typeface="Mongolian Baiti"/>
         <a:font script="Viet" typeface="Arial"/>
         <a:font script="Uigh" typeface="Microsoft Uighur"/>
-        <a:font script="Geor" typeface="Sylfaen"/>
-        <a:font script="Armn" typeface="Arial"/>
-        <a:font script="Bugi" typeface="Leelawadee UI"/>
-        <a:font script="Bopo" typeface="Microsoft JhengHei"/>
-        <a:font script="Java" typeface="Javanese Text"/>
-        <a:font script="Lisu" typeface="Segoe UI"/>
-        <a:font script="Mymr" typeface="Myanmar Text"/>
-        <a:font script="Nkoo" typeface="Ebrima"/>
-        <a:font script="Olck" typeface="Nirmala UI"/>
-        <a:font script="Osma" typeface="Ebrima"/>
-        <a:font script="Phag" typeface="Phagspa"/>
-        <a:font script="Syrn" typeface="Estrangelo Edessa"/>
-        <a:font script="Syrj" typeface="Estrangelo Edessa"/>
-        <a:font script="Syre" typeface="Estrangelo Edessa"/>
-        <a:font script="Sora" typeface="Nirmala UI"/>
-        <a:font script="Tale" typeface="Microsoft Tai Le"/>
-        <a:font script="Talu" typeface="Microsoft New Tai Lue"/>
-        <a:font script="Tfng" typeface="Ebrima"/>
       </a:minorFont>
     </a:fontScheme>
     <a:fmtScheme name="Office">
@@ -10737,141 +10792,200 @@
           <a:gsLst>
             <a:gs pos="0">
               <a:schemeClr val="phClr">
-                <a:lumMod val="110000"/>
-                <a:satMod val="105000"/>
-                <a:tint val="67000"/>
+                <a:tint val="50000"/>
+                <a:satMod val="300000"/>
               </a:schemeClr>
             </a:gs>
-            <a:gs pos="50000">
+            <a:gs pos="35000">
               <a:schemeClr val="phClr">
-                <a:lumMod val="105000"/>
-                <a:satMod val="103000"/>
-                <a:tint val="73000"/>
+                <a:tint val="37000"/>
+                <a:satMod val="300000"/>
               </a:schemeClr>
             </a:gs>
             <a:gs pos="100000">
               <a:schemeClr val="phClr">
-                <a:lumMod val="105000"/>
-                <a:satMod val="109000"/>
-                <a:tint val="81000"/>
+                <a:tint val="15000"/>
+                <a:satMod val="350000"/>
               </a:schemeClr>
             </a:gs>
           </a:gsLst>
-          <a:lin ang="5400000" scaled="0"/>
+          <a:lin ang="16200000" scaled="1"/>
         </a:gradFill>
         <a:gradFill rotWithShape="1">
           <a:gsLst>
             <a:gs pos="0">
               <a:schemeClr val="phClr">
-                <a:satMod val="103000"/>
-                <a:lumMod val="102000"/>
-                <a:tint val="94000"/>
-              </a:schemeClr>
-            </a:gs>
-            <a:gs pos="50000">
-              <a:schemeClr val="phClr">
-                <a:satMod val="110000"/>
-                <a:lumMod val="100000"/>
+                <a:tint val="100000"/>
                 <a:shade val="100000"/>
+                <a:satMod val="130000"/>
               </a:schemeClr>
             </a:gs>
             <a:gs pos="100000">
               <a:schemeClr val="phClr">
-                <a:lumMod val="99000"/>
-                <a:satMod val="120000"/>
-                <a:shade val="78000"/>
+                <a:tint val="50000"/>
+                <a:shade val="100000"/>
+                <a:satMod val="350000"/>
               </a:schemeClr>
             </a:gs>
           </a:gsLst>
-          <a:lin ang="5400000" scaled="0"/>
+          <a:lin ang="16200000" scaled="0"/>
         </a:gradFill>
       </a:fillStyleLst>
       <a:lnStyleLst>
-        <a:ln w="6350" cap="flat" cmpd="sng" algn="ctr">
+        <a:ln w="9525" cap="flat" cmpd="sng" algn="ctr">
+          <a:solidFill>
+            <a:schemeClr val="phClr">
+              <a:shade val="95000"/>
+              <a:satMod val="105000"/>
+            </a:schemeClr>
+          </a:solidFill>
+          <a:prstDash val="solid"/>
+        </a:ln>
+        <a:ln w="25400" cap="flat" cmpd="sng" algn="ctr">
           <a:solidFill>
             <a:schemeClr val="phClr"/>
           </a:solidFill>
           <a:prstDash val="solid"/>
-          <a:miter lim="800000"/>
         </a:ln>
-        <a:ln w="12700" cap="flat" cmpd="sng" algn="ctr">
+        <a:ln w="38100" cap="flat" cmpd="sng" algn="ctr">
           <a:solidFill>
             <a:schemeClr val="phClr"/>
           </a:solidFill>
           <a:prstDash val="solid"/>
-          <a:miter lim="800000"/>
-        </a:ln>
-        <a:ln w="19050" cap="flat" cmpd="sng" algn="ctr">
-          <a:solidFill>
-            <a:schemeClr val="phClr"/>
-          </a:solidFill>
-          <a:prstDash val="solid"/>
-          <a:miter lim="800000"/>
         </a:ln>
       </a:lnStyleLst>
       <a:effectStyleLst>
         <a:effectStyle>
-          <a:effectLst/>
-        </a:effectStyle>
-        <a:effectStyle>
-          <a:effectLst/>
+          <a:effectLst>
+            <a:outerShdw blurRad="40000" dist="20000" dir="5400000" rotWithShape="0">
+              <a:srgbClr val="000000">
+                <a:alpha val="38000"/>
+              </a:srgbClr>
+            </a:outerShdw>
+          </a:effectLst>
         </a:effectStyle>
         <a:effectStyle>
           <a:effectLst>
-            <a:outerShdw blurRad="57150" dist="19050" dir="5400000" algn="ctr" rotWithShape="0">
+            <a:outerShdw blurRad="40000" dist="23000" dir="5400000" rotWithShape="0">
               <a:srgbClr val="000000">
-                <a:alpha val="63000"/>
+                <a:alpha val="35000"/>
               </a:srgbClr>
             </a:outerShdw>
           </a:effectLst>
+        </a:effectStyle>
+        <a:effectStyle>
+          <a:effectLst>
+            <a:outerShdw blurRad="40000" dist="23000" dir="5400000" rotWithShape="0">
+              <a:srgbClr val="000000">
+                <a:alpha val="35000"/>
+              </a:srgbClr>
+            </a:outerShdw>
+          </a:effectLst>
+          <a:scene3d>
+            <a:camera prst="orthographicFront">
+              <a:rot lat="0" lon="0" rev="0"/>
+            </a:camera>
+            <a:lightRig rig="threePt" dir="t">
+              <a:rot lat="0" lon="0" rev="1200000"/>
+            </a:lightRig>
+          </a:scene3d>
+          <a:sp3d>
+            <a:bevelT w="63500" h="25400"/>
+          </a:sp3d>
         </a:effectStyle>
       </a:effectStyleLst>
       <a:bgFillStyleLst>
         <a:solidFill>
           <a:schemeClr val="phClr"/>
         </a:solidFill>
-        <a:solidFill>
-          <a:schemeClr val="phClr">
-            <a:tint val="95000"/>
-            <a:satMod val="170000"/>
-          </a:schemeClr>
-        </a:solidFill>
         <a:gradFill rotWithShape="1">
           <a:gsLst>
             <a:gs pos="0">
               <a:schemeClr val="phClr">
-                <a:tint val="93000"/>
-                <a:satMod val="150000"/>
-                <a:shade val="98000"/>
-                <a:lumMod val="102000"/>
+                <a:tint val="40000"/>
+                <a:satMod val="350000"/>
               </a:schemeClr>
             </a:gs>
-            <a:gs pos="50000">
+            <a:gs pos="40000">
               <a:schemeClr val="phClr">
-                <a:tint val="98000"/>
-                <a:satMod val="130000"/>
-                <a:shade val="90000"/>
-                <a:lumMod val="103000"/>
+                <a:tint val="45000"/>
+                <a:shade val="99000"/>
+                <a:satMod val="350000"/>
               </a:schemeClr>
             </a:gs>
             <a:gs pos="100000">
               <a:schemeClr val="phClr">
-                <a:shade val="63000"/>
-                <a:satMod val="120000"/>
+                <a:shade val="20000"/>
+                <a:satMod val="255000"/>
               </a:schemeClr>
             </a:gs>
           </a:gsLst>
-          <a:lin ang="5400000" scaled="0"/>
+          <a:path path="circle">
+            <a:fillToRect l="50000" t="-80000" r="50000" b="180000"/>
+          </a:path>
+        </a:gradFill>
+        <a:gradFill rotWithShape="1">
+          <a:gsLst>
+            <a:gs pos="0">
+              <a:schemeClr val="phClr">
+                <a:tint val="80000"/>
+                <a:satMod val="300000"/>
+              </a:schemeClr>
+            </a:gs>
+            <a:gs pos="100000">
+              <a:schemeClr val="phClr">
+                <a:shade val="30000"/>
+                <a:satMod val="200000"/>
+              </a:schemeClr>
+            </a:gs>
+          </a:gsLst>
+          <a:path path="circle">
+            <a:fillToRect l="50000" t="50000" r="50000" b="50000"/>
+          </a:path>
         </a:gradFill>
       </a:bgFillStyleLst>
     </a:fmtScheme>
   </a:themeElements>
-  <a:objectDefaults/>
+  <a:objectDefaults>
+    <a:spDef>
+      <a:spPr/>
+      <a:bodyPr/>
+      <a:lstStyle/>
+      <a:style>
+        <a:lnRef idx="1">
+          <a:schemeClr val="accent1"/>
+        </a:lnRef>
+        <a:fillRef idx="3">
+          <a:schemeClr val="accent1"/>
+        </a:fillRef>
+        <a:effectRef idx="2">
+          <a:schemeClr val="accent1"/>
+        </a:effectRef>
+        <a:fontRef idx="minor">
+          <a:schemeClr val="lt1"/>
+        </a:fontRef>
+      </a:style>
+    </a:spDef>
+    <a:lnDef>
+      <a:spPr/>
+      <a:bodyPr/>
+      <a:lstStyle/>
+      <a:style>
+        <a:lnRef idx="2">
+          <a:schemeClr val="accent1"/>
+        </a:lnRef>
+        <a:fillRef idx="0">
+          <a:schemeClr val="accent1"/>
+        </a:fillRef>
+        <a:effectRef idx="1">
+          <a:schemeClr val="accent1"/>
+        </a:effectRef>
+        <a:fontRef idx="minor">
+          <a:schemeClr val="tx1"/>
+        </a:fontRef>
+      </a:style>
+    </a:lnDef>
+  </a:objectDefaults>
   <a:extraClrSchemeLst/>
-  <a:extLst>
-    <a:ext uri="{05A4C25C-085E-4340-85A3-A5531E510DB2}">
-      <thm15:themeFamily xmlns:thm15="http://schemas.microsoft.com/office/thememl/2012/main" name="Office Theme" id="{2E142A2C-CD16-42D6-873A-C26D2A0506FA}" vid="{1BDDFF52-6CD6-40A5-AB3C-68EB2F1E4D0A}"/>
-    </a:ext>
-  </a:extLst>
 </a:theme>
 </file>
--- a/07-third-party-risk/Third_Party_Risk_and_Supply_Chain/Espanol/Third_Party_Risk_Management_and_Cyber_Supply_Chain_Security_Manual_Espanol_v1.0.docx
+++ b/07-third-party-risk/Third_Party_Risk_and_Supply_Chain/Espanol/Third_Party_Risk_Management_and_Cyber_Supply_Chain_Security_Manual_Espanol_v1.0.docx
@@ -2,40 +2,14 @@
 <file path=word/document.xml><?xml version="1.0" encoding="utf-8"?>
 <w:document xmlns:w="http://schemas.openxmlformats.org/wordprocessingml/2006/main" xmlns:m="http://schemas.openxmlformats.org/officeDocument/2006/math" xmlns:r="http://schemas.openxmlformats.org/officeDocument/2006/relationships" xmlns:o="urn:schemas-microsoft-com:office:office" xmlns:v="urn:schemas-microsoft-com:vml" xmlns:w10="urn:schemas-microsoft-com:office:word" xmlns:a="http://schemas.openxmlformats.org/drawingml/2006/main" xmlns:pic="http://schemas.openxmlformats.org/drawingml/2006/picture" xmlns:wp="http://schemas.openxmlformats.org/drawingml/2006/wordprocessingDrawing">
   <w:body>
-    <w:sdt>
-      <w:sdtPr>
-        <w:docPartObj>
-          <w:docPartGallery w:val="Table of Contents"/>
-          <w:docPartUnique/>
-        </w:docPartObj>
-      </w:sdtPr>
-      <w:sdtContent>
-        <w:p>
-          <w:pPr>
-            <w:pStyle w:val="TOCHeading"/>
-          </w:pPr>
-          <w:r>
-            <w:t xml:space="preserve">Table of Contents</w:t>
-          </w:r>
-        </w:p>
-        <w:p>
-          <w:r>
-            <w:fldChar w:fldCharType="begin" w:dirty="true"/>
-            <w:instrText xml:space="preserve">TOC \o "1-3" \h \z \u</w:instrText>
-            <w:fldChar w:fldCharType="separate"/>
-            <w:fldChar w:fldCharType="end"/>
-          </w:r>
-        </w:p>
-      </w:sdtContent>
-    </w:sdt>
     <w:p>
       <w:pPr>
         <w:pStyle w:val="BlockText"/>
       </w:pPr>
       <w:r>
         <w:rPr>
+          <w:b/>
           <w:bCs/>
-          <w:b/>
         </w:rPr>
         <w:t xml:space="preserve">Estado de revisión:</w:t>
       </w:r>
@@ -46,7 +20,7 @@
         <w:t xml:space="preserve">Borrador de traducción asistida por máquina. Requiere revisión humana de terminología, significado, enlaces, formato y vigencia técnica antes de marcarse como edición final.</w:t>
       </w:r>
     </w:p>
-    <w:bookmarkStart w:id="20" w:name="theird-party-risk-management"/>
+    <w:bookmarkStart w:id="9" w:name="theird-party-risk-management"/>
     <w:p>
       <w:pPr>
         <w:pStyle w:val="Heading1"/>
@@ -55,8 +29,8 @@
         <w:t xml:space="preserve">THEIRD-PARTY RISK MANAGEMENT</w:t>
       </w:r>
     </w:p>
-    <w:bookmarkEnd w:id="20"/>
-    <w:bookmarkStart w:id="21" w:name="y-cyber-supply-chain-seguridad"/>
+    <w:bookmarkEnd w:id="9"/>
+    <w:bookmarkStart w:id="10" w:name="y-cyber-supply-chain-seguridad"/>
     <w:p>
       <w:pPr>
         <w:pStyle w:val="Heading1"/>
@@ -85,8 +59,8 @@
       </w:r>
       <w:r>
         <w:rPr>
+          <w:b/>
           <w:bCs/>
-          <w:b/>
         </w:rPr>
         <w:t xml:space="preserve">Lo que este manual hace:</w:t>
       </w:r>
@@ -109,8 +83,8 @@
       </w:pPr>
       <w:r>
         <w:rPr>
+          <w:b/>
           <w:bCs/>
-          <w:b/>
         </w:rPr>
         <w:t xml:space="preserve">Alberto (Al) Leiva</w:t>
       </w:r>
@@ -123,8 +97,8 @@
         <w:t xml:space="preserve">Primera edición • Julio 2026</w:t>
       </w:r>
     </w:p>
-    <w:bookmarkEnd w:id="21"/>
-    <w:bookmarkStart w:id="23" w:name="prefacio"/>
+    <w:bookmarkEnd w:id="10"/>
+    <w:bookmarkStart w:id="12" w:name="prefacio"/>
     <w:p>
       <w:pPr>
         <w:pStyle w:val="Heading1"/>
@@ -165,7 +139,7 @@
         <w:t xml:space="preserve">|. |</w:t>
       </w:r>
     </w:p>
-    <w:bookmarkStart w:id="22" w:name="cómo-usar-este-manual"/>
+    <w:bookmarkStart w:id="11" w:name="cómo-usar-este-manual"/>
     <w:p>
       <w:pPr>
         <w:pStyle w:val="Heading2"/>
@@ -229,9 +203,9 @@
         <w:t xml:space="preserve">Utilizar las plantillas como puntos de partida; adaptar criterios y aprobaciones a su organización.</w:t>
       </w:r>
     </w:p>
-    <w:bookmarkEnd w:id="22"/>
-    <w:bookmarkEnd w:id="23"/>
-    <w:bookmarkStart w:id="24" w:name="tabla-de-contenidos"/>
+    <w:bookmarkEnd w:id="11"/>
+    <w:bookmarkEnd w:id="12"/>
+    <w:bookmarkStart w:id="13" w:name="tabla-de-contenidos"/>
     <w:p>
       <w:pPr>
         <w:pStyle w:val="Heading1"/>
@@ -478,7 +452,7 @@
           <w:rPr>
             <w:rStyle w:val="Hyperlink"/>
           </w:rPr>
-          <w:t xml:space="preserve">7. Evidence Review and Trust [14](#evidence-review-and-trust)</w:t>
+          <w:t xml:space="preserve">7. Revisión de evidencia y confianza [14](#evidence-review-and-trust)</w:t>
         </w:r>
       </w:hyperlink>
     </w:p>
@@ -829,7 +803,7 @@
           <w:rPr>
             <w:rStyle w:val="Hyperlink"/>
           </w:rPr>
-          <w:t xml:space="preserve">23. Testing and Metrics Evidence [31](#evidence-testing-and-metrics)</w:t>
+          <w:t xml:space="preserve">23. Pruebas de evidencia y métricas [31](#evidence-testing-and-metrics)</w:t>
         </w:r>
       </w:hyperlink>
     </w:p>
@@ -1076,7 +1050,7 @@
           <w:rPr>
             <w:rStyle w:val="Hyperlink"/>
           </w:rPr>
-          <w:t xml:space="preserve">25. Libro TPRM de Manager [37](#managers-tprm-playbook)</w:t>
+          <w:t xml:space="preserve">25. Manual de TPRM para gerentes [37](#managers-tprm-playbook)</w:t>
         </w:r>
       </w:hyperlink>
     </w:p>
@@ -1439,8 +1413,8 @@
         <w:t xml:space="preserve">Guía del Capítulo</w:t>
       </w:r>
     </w:p>
-    <w:bookmarkEnd w:id="24"/>
-    <w:bookmarkStart w:id="28" w:name="tprm-and-cyber-supply-chain-foundations"/>
+    <w:bookmarkEnd w:id="13"/>
+    <w:bookmarkStart w:id="17" w:name="tprm-and-cyber-supply-chain-foundations"/>
     <w:p>
       <w:pPr>
         <w:pStyle w:val="Heading1"/>
@@ -1455,8 +1429,8 @@
       </w:pPr>
       <w:r>
         <w:rPr>
+          <w:i/>
           <w:iCs/>
-          <w:i/>
         </w:rPr>
         <w:t xml:space="preserve">La gestión del riesgo de terceros controla los riesgos que plantean las organizaciones externas, los productos, las personas y los servicios</w:t>
       </w:r>
@@ -1472,7 +1446,7 @@
         <w:t xml:space="preserve">Un tercero puede albergar sistemas, procesar datos, suministrar software, proporcionar personal, ejecutar operaciones críticas o apoyar a los clientes. La gestión del riesgo de cadena de suministro cibernético (C-SCRM) es más amplia: considera cómo la tecnología está diseñada, desarrollada, fabricada, integrada, entregada, operada, mantenida y retirada en muchos niveles.</w:t>
       </w:r>
     </w:p>
-    <w:bookmarkStart w:id="25" w:name="qué-buena-tprm-produce"/>
+    <w:bookmarkStart w:id="14" w:name="qué-buena-tprm-produce"/>
     <w:p>
       <w:pPr>
         <w:pStyle w:val="Heading2"/>
@@ -1529,8 +1503,8 @@
         <w:t xml:space="preserve">Realizó la coordinación de incidentes y un plan de salida ejecutable.</w:t>
       </w:r>
     </w:p>
-    <w:bookmarkEnd w:id="25"/>
-    <w:bookmarkStart w:id="26" w:name="importantes-límites"/>
+    <w:bookmarkEnd w:id="14"/>
+    <w:bookmarkStart w:id="15" w:name="importantes-límites"/>
     <w:p>
       <w:pPr>
         <w:pStyle w:val="Heading2"/>
@@ -1545,8 +1519,8 @@
       </w:pPr>
       <w:r>
         <w:rPr>
+          <w:b/>
           <w:bCs/>
-          <w:b/>
         </w:rPr>
         <w:t xml:space="preserve">Item</w:t>
       </w:r>
@@ -1561,8 +1535,8 @@
       </w:r>
       <w:r>
         <w:rPr>
+          <w:b/>
           <w:bCs/>
-          <w:b/>
         </w:rPr>
         <w:t xml:space="preserve">Lo que no prueba</w:t>
       </w:r>
@@ -1615,8 +1589,8 @@
       </w:pPr>
       <w:r>
         <w:rPr>
+          <w:b/>
           <w:bCs/>
-          <w:b/>
         </w:rPr>
         <w:t xml:space="preserve">Principio del contrato:</w:t>
       </w:r>
@@ -1637,11 +1611,11 @@
     </w:p>
     <w:p>
       <w:pPr>
+        <w:pStyle w:val="Compact"/>
         <w:numPr>
           <w:ilvl w:val="0"/>
           <w:numId w:val="1002"/>
         </w:numPr>
-        <w:pStyle w:val="Compact"/>
       </w:pPr>
       <w:r>
         <w:t xml:space="preserve">El Ciclo de Vida de Terceros</w:t>
@@ -1653,8 +1627,8 @@
       </w:pPr>
       <w:r>
         <w:rPr>
+          <w:i/>
           <w:iCs/>
-          <w:i/>
         </w:rPr>
         <w:t xml:space="preserve">Un proceso de ciclo de vida evita que la evaluación se convierta en un cuestionario único</w:t>
       </w:r>
@@ -1670,13 +1644,7 @@
         <w:t xml:space="preserve">■img src=</w:t>
       </w:r>
       <w:r>
-        <w:t xml:space="preserve">“</w:t>
-      </w:r>
-      <w:r>
-        <w:t xml:space="preserve">media/image1.png</w:t>
-      </w:r>
-      <w:r>
-        <w:t xml:space="preserve">”</w:t>
+        <w:t xml:space="preserve">“media/image1.png”</w:t>
       </w:r>
       <w:r>
         <w:t xml:space="preserve"> </w:t>
@@ -1685,13 +1653,7 @@
         <w:t xml:space="preserve">style=</w:t>
       </w:r>
       <w:r>
-        <w:t xml:space="preserve">“</w:t>
-      </w:r>
-      <w:r>
-        <w:t xml:space="preserve">width:6.15in;height:3.39605in</w:t>
-      </w:r>
-      <w:r>
-        <w:t xml:space="preserve">”</w:t>
+        <w:t xml:space="preserve">“width:6.15in;height:3.39605in”</w:t>
       </w:r>
       <w:r>
         <w:t xml:space="preserve"> </w:t>
@@ -1700,13 +1662,7 @@
         <w:t xml:space="preserve">alt=</w:t>
       </w:r>
       <w:r>
-        <w:t xml:space="preserve">“</w:t>
-      </w:r>
-      <w:r>
-        <w:t xml:space="preserve">El mismo registro debe seguir al proveedor de la solicitud de negocio a través de salida segura.</w:t>
-      </w:r>
-      <w:r>
-        <w:t xml:space="preserve">”</w:t>
+        <w:t xml:space="preserve">“El mismo registro debe seguir al proveedor de la solicitud de negocio a través de salida segura.”</w:t>
       </w:r>
       <w:r>
         <w:t xml:space="preserve"> </w:t>
@@ -1727,27 +1683,26 @@
       <w:tblPr>
         <w:tblStyle w:val="Table"/>
         <w:tblW w:type="pct" w:w="5000"/>
+        <w:tblLayout w:type="fixed"/>
         <w:tblLook w:firstRow="1" w:lastRow="0" w:firstColumn="0" w:lastColumn="0" w:noHBand="0" w:noVBand="0" w:val="0020"/>
-        <w:jc w:val="start"/>
       </w:tblPr>
       <w:tblGrid>
         <w:gridCol w:w="7920"/>
       </w:tblGrid>
       <w:tr>
         <w:trPr>
-          <w:tblHeader w:val="true"/>
+          <w:tblHeader w:val="on"/>
         </w:trPr>
         <w:tc>
           <w:tcPr/>
           <w:p>
             <w:pPr>
               <w:pStyle w:val="Compact"/>
-              <w:jc w:val="left"/>
             </w:pPr>
             <w:r>
               <w:rPr>
+                <w:b/>
                 <w:bCs/>
-                <w:b/>
               </w:rPr>
               <w:t xml:space="preserve">Stage</w:t>
             </w:r>
@@ -1760,7 +1715,6 @@
           <w:p>
             <w:pPr>
               <w:pStyle w:val="Compact"/>
-              <w:jc w:val="left"/>
             </w:pPr>
             <w:r>
               <w:t xml:space="preserve">TENCIÓN ANTERIOR ¿Hay una necesidad válida y un propietario responsable?</w:t>
@@ -1809,11 +1763,11 @@
     </w:p>
     <w:p>
       <w:pPr>
+        <w:pStyle w:val="Compact"/>
         <w:numPr>
           <w:ilvl w:val="0"/>
           <w:numId w:val="1003"/>
         </w:numPr>
-        <w:pStyle w:val="Compact"/>
       </w:pPr>
       <w:r>
         <w:t xml:space="preserve">Gobernanza, estrategia y competencia de riesgo</w:t>
@@ -1825,8 +1779,8 @@
       </w:pPr>
       <w:r>
         <w:rPr>
+          <w:i/>
           <w:iCs/>
-          <w:i/>
         </w:rPr>
         <w:t xml:space="preserve">Governance establece derechos de decisión, límites de riesgo, financiación y escalada</w:t>
       </w:r>
@@ -1834,8 +1788,8 @@
         <w:t xml:space="preserve">.</w:t>
       </w:r>
     </w:p>
-    <w:bookmarkEnd w:id="26"/>
-    <w:bookmarkStart w:id="27" w:name="documentos-del-programa"/>
+    <w:bookmarkEnd w:id="15"/>
+    <w:bookmarkStart w:id="16" w:name="documentos-del-programa"/>
     <w:p>
       <w:pPr>
         <w:pStyle w:val="Heading2"/>
@@ -1916,8 +1870,8 @@
       </w:pPr>
       <w:r>
         <w:rPr>
+          <w:b/>
           <w:bCs/>
-          <w:b/>
         </w:rPr>
         <w:t xml:space="preserve">Rol</w:t>
       </w:r>
@@ -2000,9 +1954,9 @@
         <w:t xml:space="preserve">|. |</w:t>
       </w:r>
     </w:p>
-    <w:bookmarkEnd w:id="27"/>
-    <w:bookmarkEnd w:id="28"/>
-    <w:bookmarkStart w:id="33" w:name="inventario-clasificación-y-tiering"/>
+    <w:bookmarkEnd w:id="16"/>
+    <w:bookmarkEnd w:id="17"/>
+    <w:bookmarkStart w:id="22" w:name="inventario-clasificación-y-tiering"/>
     <w:p>
       <w:pPr>
         <w:pStyle w:val="Heading1"/>
@@ -2017,8 +1971,8 @@
       </w:pPr>
       <w:r>
         <w:rPr>
+          <w:i/>
           <w:iCs/>
-          <w:i/>
         </w:rPr>
         <w:t xml:space="preserve">Conocer cada proveedor y escala de trabajo para dañar probablemente.</w:t>
       </w:r>
@@ -2031,13 +1985,7 @@
         <w:t xml:space="preserve">■img src=</w:t>
       </w:r>
       <w:r>
-        <w:t xml:space="preserve">“</w:t>
-      </w:r>
-      <w:r>
-        <w:t xml:space="preserve">media/image2.png</w:t>
-      </w:r>
-      <w:r>
-        <w:t xml:space="preserve">”</w:t>
+        <w:t xml:space="preserve">“media/image2.png”</w:t>
       </w:r>
       <w:r>
         <w:t xml:space="preserve"> </w:t>
@@ -2046,13 +1994,7 @@
         <w:t xml:space="preserve">estilo=</w:t>
       </w:r>
       <w:r>
-        <w:t xml:space="preserve">“</w:t>
-      </w:r>
-      <w:r>
-        <w:t xml:space="preserve">Ancho:6.15in; Altura:4.02397in</w:t>
-      </w:r>
-      <w:r>
-        <w:t xml:space="preserve">”</w:t>
+        <w:t xml:space="preserve">“Ancho:6.15in; Altura:4.02397in”</w:t>
       </w:r>
       <w:r>
         <w:t xml:space="preserve"> </w:t>
@@ -2061,13 +2003,7 @@
         <w:t xml:space="preserve">alt=</w:t>
       </w:r>
       <w:r>
-        <w:t xml:space="preserve">“</w:t>
-      </w:r>
-      <w:r>
-        <w:t xml:space="preserve">Utilizar los factores documentados y permitir la escalada cuando un factor es especialmente grave</w:t>
-      </w:r>
-      <w:r>
-        <w:t xml:space="preserve">”</w:t>
+        <w:t xml:space="preserve">“Utilizar los factores documentados y permitir la escalada cuando un factor es especialmente grave”</w:t>
       </w:r>
       <w:r>
         <w:t xml:space="preserve">.</w:t>
@@ -2081,7 +2017,7 @@
         <w:t xml:space="preserve">Figura 2. Ejemplo de fichas de proveedores</w:t>
       </w:r>
     </w:p>
-    <w:bookmarkStart w:id="29" w:name="campos-de-inventario"/>
+    <w:bookmarkStart w:id="18" w:name="campos-de-inventario"/>
     <w:p>
       <w:pPr>
         <w:pStyle w:val="Heading2"/>
@@ -2134,8 +2070,8 @@
         <w:t xml:space="preserve">Tierno, riesgo inherente, riesgo residual, estado de evaluación, conclusiones, excepciones, fechas de contrato, renovación y estado de salida.</w:t>
       </w:r>
     </w:p>
-    <w:bookmarkEnd w:id="29"/>
-    <w:bookmarkStart w:id="30" w:name="factores-de-inclinación"/>
+    <w:bookmarkEnd w:id="18"/>
+    <w:bookmarkStart w:id="19" w:name="factores-de-inclinación"/>
     <w:p>
       <w:pPr>
         <w:pStyle w:val="Heading2"/>
@@ -2149,26 +2085,24 @@
         <w:tblStyle w:val="Table"/>
         <w:tblW w:type="auto" w:w="0"/>
         <w:tblLook w:firstRow="1" w:lastRow="0" w:firstColumn="0" w:lastColumn="0" w:noHBand="0" w:noVBand="0" w:val="0020"/>
-        <w:jc w:val="start"/>
       </w:tblPr>
       <w:tblGrid>
         <w:gridCol w:w="7920"/>
       </w:tblGrid>
       <w:tr>
         <w:trPr>
-          <w:tblHeader w:val="true"/>
+          <w:tblHeader w:val="on"/>
         </w:trPr>
         <w:tc>
           <w:tcPr/>
           <w:p>
             <w:pPr>
               <w:pStyle w:val="Compact"/>
-              <w:jc w:val="left"/>
             </w:pPr>
             <w:r>
               <w:rPr>
+                <w:b/>
                 <w:bCs/>
-                <w:b/>
               </w:rPr>
               <w:t xml:space="preserve">Factor</w:t>
             </w:r>
@@ -2222,11 +2156,11 @@
     </w:p>
     <w:p>
       <w:pPr>
+        <w:pStyle w:val="Compact"/>
         <w:numPr>
           <w:ilvl w:val="0"/>
           <w:numId w:val="1006"/>
         </w:numPr>
-        <w:pStyle w:val="Compact"/>
       </w:pPr>
       <w:r>
         <w:t xml:space="preserve">Ingestión y Riesgo Inherente</w:t>
@@ -2238,8 +2172,8 @@
       </w:pPr>
       <w:r>
         <w:rPr>
+          <w:i/>
           <w:iCs/>
-          <w:i/>
         </w:rPr>
         <w:t xml:space="preserve">Intake captura el uso propuesto completo antes de la presión comercial hace difícil la revisión.</w:t>
       </w:r>
@@ -2334,29 +2268,29 @@
     </w:p>
     <w:p>
       <w:pPr>
+        <w:pStyle w:val="Compact"/>
         <w:numPr>
           <w:ilvl w:val="0"/>
           <w:numId w:val="1008"/>
         </w:numPr>
+      </w:pPr>
+      <w:r>
+        <w:t xml:space="preserve">Riesgo hereditario versus riesgo residual* El riesgo inherente es la exposición antes de considerar los controles. El riesgo residual es lo que queda después de controles verificados, términos de contrato, opciones de diseño y otro tratamiento. |</w:t>
+      </w:r>
+      <w:r>
+        <w:t xml:space="preserve"> </w:t>
+      </w:r>
+      <w:r>
+        <w:t xml:space="preserve">|. |</w:t>
+      </w:r>
+    </w:p>
+    <w:p>
+      <w:pPr>
         <w:pStyle w:val="Compact"/>
-      </w:pPr>
-      <w:r>
-        <w:t xml:space="preserve">Riesgo hereditario versus riesgo residual* El riesgo inherente es la exposición antes de considerar los controles. El riesgo residual es lo que queda después de controles verificados, términos de contrato, opciones de diseño y otro tratamiento. |</w:t>
-      </w:r>
-      <w:r>
-        <w:t xml:space="preserve"> </w:t>
-      </w:r>
-      <w:r>
-        <w:t xml:space="preserve">|. |</w:t>
-      </w:r>
-    </w:p>
-    <w:p>
-      <w:pPr>
         <w:numPr>
           <w:ilvl w:val="0"/>
           <w:numId w:val="1009"/>
         </w:numPr>
-        <w:pStyle w:val="Compact"/>
       </w:pPr>
       <w:r>
         <w:t xml:space="preserve">Due Diligence and Research</w:t>
@@ -2368,8 +2302,8 @@
       </w:pPr>
       <w:r>
         <w:rPr>
+          <w:i/>
           <w:iCs/>
-          <w:i/>
         </w:rPr>
         <w:t xml:space="preserve">La diligencia debida reúne la información pertinente para que la organización pueda tomar una decisión de adquisición informada o de uso continuado.</w:t>
       </w:r>
@@ -2382,13 +2316,7 @@
         <w:t xml:space="preserve">■img src=</w:t>
       </w:r>
       <w:r>
-        <w:t xml:space="preserve">“</w:t>
-      </w:r>
-      <w:r>
-        <w:t xml:space="preserve">media/image3.png</w:t>
-      </w:r>
-      <w:r>
-        <w:t xml:space="preserve">”</w:t>
+        <w:t xml:space="preserve">“media/image3.png”</w:t>
       </w:r>
       <w:r>
         <w:t xml:space="preserve"> </w:t>
@@ -2397,13 +2325,7 @@
         <w:t xml:space="preserve">style=</w:t>
       </w:r>
       <w:r>
-        <w:t xml:space="preserve">“</w:t>
-      </w:r>
-      <w:r>
-        <w:t xml:space="preserve">width:6.15in;height:3.39605in</w:t>
-      </w:r>
-      <w:r>
-        <w:t xml:space="preserve">”</w:t>
+        <w:t xml:space="preserve">“width:6.15in;height:3.39605in”</w:t>
       </w:r>
       <w:r>
         <w:t xml:space="preserve"> </w:t>
@@ -2412,13 +2334,7 @@
         <w:t xml:space="preserve">alt=</w:t>
       </w:r>
       <w:r>
-        <w:t xml:space="preserve">“</w:t>
-      </w:r>
-      <w:r>
-        <w:t xml:space="preserve">Las solicitudes de investigación y evidencia deben seguir el papel y el riesgo real del proveedor.</w:t>
-      </w:r>
-      <w:r>
-        <w:t xml:space="preserve">”</w:t>
+        <w:t xml:space="preserve">“Las solicitudes de investigación y evidencia deben seguir el papel y el riesgo real del proveedor.”</w:t>
       </w:r>
     </w:p>
     <w:p>
@@ -2429,8 +2345,8 @@
         <w:t xml:space="preserve">Gráfico 3 Corriente de trabajo de diligencia debida</w:t>
       </w:r>
     </w:p>
-    <w:bookmarkEnd w:id="30"/>
-    <w:bookmarkStart w:id="31" w:name="componentes-de-evaluación-nist-sp-1326"/>
+    <w:bookmarkEnd w:id="19"/>
+    <w:bookmarkStart w:id="20" w:name="componentes-de-evaluación-nist-sp-1326"/>
     <w:p>
       <w:pPr>
         <w:pStyle w:val="Heading2"/>
@@ -2443,27 +2359,26 @@
       <w:tblPr>
         <w:tblStyle w:val="Table"/>
         <w:tblW w:type="pct" w:w="5000"/>
+        <w:tblLayout w:type="fixed"/>
         <w:tblLook w:firstRow="1" w:lastRow="0" w:firstColumn="0" w:lastColumn="0" w:noHBand="0" w:noVBand="0" w:val="0020"/>
-        <w:jc w:val="start"/>
       </w:tblPr>
       <w:tblGrid>
         <w:gridCol w:w="7920"/>
       </w:tblGrid>
       <w:tr>
         <w:trPr>
-          <w:tblHeader w:val="true"/>
+          <w:tblHeader w:val="on"/>
         </w:trPr>
         <w:tc>
           <w:tcPr/>
           <w:p>
             <w:pPr>
               <w:pStyle w:val="Compact"/>
-              <w:jc w:val="left"/>
             </w:pPr>
             <w:r>
               <w:rPr>
+                <w:b/>
                 <w:bCs/>
-                <w:b/>
               </w:rPr>
               <w:t xml:space="preserve">Componente</w:t>
             </w:r>
@@ -2503,8 +2418,8 @@
         <w:t xml:space="preserve">¿Qué organizaciones aguas arriba y aguas abajo afectan materialmente el producto o el servicio?</w:t>
       </w:r>
     </w:p>
-    <w:bookmarkEnd w:id="31"/>
-    <w:bookmarkStart w:id="32" w:name="research-sources"/>
+    <w:bookmarkEnd w:id="20"/>
+    <w:bookmarkStart w:id="21" w:name="research-sources"/>
     <w:p>
       <w:pPr>
         <w:pStyle w:val="Heading2"/>
@@ -2569,8 +2484,8 @@
       </w:r>
       <w:r>
         <w:rPr>
+          <w:b/>
           <w:bCs/>
-          <w:b/>
         </w:rPr>
         <w:t xml:space="preserve">Fairness and accuracy:</w:t>
       </w:r>
@@ -2587,9 +2502,9 @@
         <w:t xml:space="preserve">|. |</w:t>
       </w:r>
     </w:p>
-    <w:bookmarkEnd w:id="32"/>
-    <w:bookmarkEnd w:id="33"/>
-    <w:bookmarkStart w:id="34" w:name="evidencia-y-confianza"/>
+    <w:bookmarkEnd w:id="21"/>
+    <w:bookmarkEnd w:id="22"/>
+    <w:bookmarkStart w:id="23" w:name="evidencia-y-confianza"/>
     <w:p>
       <w:pPr>
         <w:pStyle w:val="Heading1"/>
@@ -2604,8 +2519,8 @@
       </w:pPr>
       <w:r>
         <w:rPr>
+          <w:i/>
           <w:iCs/>
-          <w:i/>
         </w:rPr>
         <w:t xml:space="preserve">La evidencia es útil sólo cuando coincide con el servicio, el período, el control y el riesgo que se evalúa.</w:t>
       </w:r>
@@ -2618,13 +2533,7 @@
         <w:t xml:space="preserve">יimg src=</w:t>
       </w:r>
       <w:r>
-        <w:t xml:space="preserve">“</w:t>
-      </w:r>
-      <w:r>
-        <w:t xml:space="preserve">media/image4.png</w:t>
-      </w:r>
-      <w:r>
-        <w:t xml:space="preserve">”</w:t>
+        <w:t xml:space="preserve">“media/image4.png”</w:t>
       </w:r>
       <w:r>
         <w:t xml:space="preserve"> </w:t>
@@ -2633,13 +2542,7 @@
         <w:t xml:space="preserve">style=</w:t>
       </w:r>
       <w:r>
-        <w:t xml:space="preserve">“</w:t>
-      </w:r>
-      <w:r>
-        <w:t xml:space="preserve">width:6.15in;height:3.39605in</w:t>
-      </w:r>
-      <w:r>
-        <w:t xml:space="preserve">”</w:t>
+        <w:t xml:space="preserve">“width:6.15in;height:3.39605in”</w:t>
       </w:r>
       <w:r>
         <w:t xml:space="preserve"> </w:t>
@@ -2648,13 +2551,7 @@
         <w:t xml:space="preserve">alt=</w:t>
       </w:r>
       <w:r>
-        <w:t xml:space="preserve">“</w:t>
-      </w:r>
-      <w:r>
-        <w:t xml:space="preserve">Las fuentes de evidencia se complementan unos a otros; ningún artefacto único responde cada pregunta.</w:t>
-      </w:r>
-      <w:r>
-        <w:t xml:space="preserve">”</w:t>
+        <w:t xml:space="preserve">“Las fuentes de evidencia se complementan unos a otros; ningún artefacto único responde cada pregunta.”</w:t>
       </w:r>
       <w:r>
         <w:t xml:space="preserve"> </w:t>
@@ -2675,27 +2572,26 @@
       <w:tblPr>
         <w:tblStyle w:val="Table"/>
         <w:tblW w:type="pct" w:w="5000"/>
+        <w:tblLayout w:type="fixed"/>
         <w:tblLook w:firstRow="1" w:lastRow="0" w:firstColumn="0" w:lastColumn="0" w:noHBand="0" w:noVBand="0" w:val="0020"/>
-        <w:jc w:val="start"/>
       </w:tblPr>
       <w:tblGrid>
         <w:gridCol w:w="7920"/>
       </w:tblGrid>
       <w:tr>
         <w:trPr>
-          <w:tblHeader w:val="true"/>
+          <w:tblHeader w:val="on"/>
         </w:trPr>
         <w:tc>
           <w:tcPr/>
           <w:p>
             <w:pPr>
               <w:pStyle w:val="Compact"/>
-              <w:jc w:val="left"/>
             </w:pPr>
             <w:r>
               <w:rPr>
+                <w:b/>
                 <w:bCs/>
-                <w:b/>
               </w:rPr>
               <w:t xml:space="preserve">Artifact</w:t>
             </w:r>
@@ -2708,7 +2604,6 @@
           <w:p>
             <w:pPr>
               <w:pStyle w:val="Compact"/>
-              <w:jc w:val="left"/>
             </w:pPr>
             <w:r>
               <w:t xml:space="preserve">TEN SOC 2 Tipo 2</w:t>
@@ -2722,7 +2617,6 @@
           <w:p>
             <w:pPr>
               <w:pStyle w:val="Compact"/>
-              <w:jc w:val="left"/>
             </w:pPr>
             <w:r>
               <w:t xml:space="preserve">ISO/IEC 27001 certificado</w:t>
@@ -2736,7 +2630,6 @@
           <w:p>
             <w:pPr>
               <w:pStyle w:val="Compact"/>
-              <w:jc w:val="left"/>
             </w:pPr>
             <w:r>
               <w:t xml:space="preserve">Penetration-test report tención Tester independence/skill, scope, date, method, exclusions, severidad, remediation, retest</w:t>
@@ -2750,7 +2643,6 @@
           <w:p>
             <w:pPr>
               <w:pStyle w:val="Compact"/>
-              <w:jc w:val="left"/>
             </w:pPr>
             <w:r>
               <w:t xml:space="preserve">tención Política / estándar</w:t>
@@ -2785,8 +2677,8 @@
         <w:t xml:space="preserve">TEN Vulnerability evidence ¦ Asset coverage, credenciales, date, severidad, remediation, exceptions, rescan ¦ Contando la salida del escaneo como tratamiento de riesgo</w:t>
       </w:r>
     </w:p>
-    <w:bookmarkEnd w:id="34"/>
-    <w:bookmarkStart w:id="36" w:name="alcanzar-riesgos-y-tratamiento"/>
+    <w:bookmarkEnd w:id="23"/>
+    <w:bookmarkStart w:id="25" w:name="alcanzar-riesgos-y-tratamiento"/>
     <w:p>
       <w:pPr>
         <w:pStyle w:val="Heading1"/>
@@ -2801,13 +2693,13 @@
       </w:pPr>
       <w:r>
         <w:rPr>
+          <w:i/>
           <w:iCs/>
-          <w:i/>
         </w:rPr>
         <w:t xml:space="preserve">La puntuación de la tinta apoya decisiones consistentes, pero los números no deben ocultar incertidumbre o problemas individuales graves.</w:t>
       </w:r>
     </w:p>
-    <w:bookmarkStart w:id="35" w:name="un-método-defensible"/>
+    <w:bookmarkStart w:id="24" w:name="un-método-defensible"/>
     <w:p>
       <w:pPr>
         <w:pStyle w:val="Heading2"/>
@@ -2888,8 +2780,8 @@
       </w:pPr>
       <w:r>
         <w:rPr>
+          <w:b/>
           <w:bCs/>
-          <w:b/>
         </w:rPr>
         <w:t xml:space="preserve">Tratamiento</w:t>
       </w:r>
@@ -2904,8 +2796,8 @@
       </w:r>
       <w:r>
         <w:rPr>
+          <w:b/>
           <w:bCs/>
-          <w:b/>
         </w:rPr>
         <w:t xml:space="preserve">Ejemplo</w:t>
       </w:r>
@@ -2954,8 +2846,8 @@
       </w:pPr>
       <w:r>
         <w:rPr>
+          <w:b/>
           <w:bCs/>
-          <w:b/>
         </w:rPr>
         <w:t xml:space="preserve">Advertencia de puntuación:</w:t>
       </w:r>
@@ -2976,11 +2868,11 @@
     </w:p>
     <w:p>
       <w:pPr>
+        <w:pStyle w:val="Compact"/>
         <w:numPr>
           <w:ilvl w:val="0"/>
           <w:numId w:val="1012"/>
         </w:numPr>
-        <w:pStyle w:val="Compact"/>
       </w:pPr>
       <w:r>
         <w:t xml:space="preserve">Requisitos contractuales</w:t>
@@ -2992,8 +2884,8 @@
       </w:pPr>
       <w:r>
         <w:rPr>
+          <w:i/>
           <w:iCs/>
-          <w:i/>
         </w:rPr>
         <w:t xml:space="preserve">Los contratos convierten los requisitos seleccionados en responsabilidades ejecutables.</w:t>
       </w:r>
@@ -3004,8 +2896,8 @@
       </w:pPr>
       <w:r>
         <w:rPr>
+          <w:b/>
           <w:bCs/>
-          <w:b/>
         </w:rPr>
         <w:t xml:space="preserve">Área de aislamiento</w:t>
       </w:r>
@@ -3102,8 +2994,8 @@
       </w:r>
       <w:r>
         <w:rPr>
+          <w:b/>
           <w:bCs/>
-          <w:b/>
         </w:rPr>
         <w:t xml:space="preserve">Revisión legal:</w:t>
       </w:r>
@@ -3120,9 +3012,9 @@
         <w:t xml:space="preserve">|. |</w:t>
       </w:r>
     </w:p>
-    <w:bookmarkEnd w:id="35"/>
-    <w:bookmarkEnd w:id="36"/>
-    <w:bookmarkStart w:id="39" w:name="a-bordo-seguro"/>
+    <w:bookmarkEnd w:id="24"/>
+    <w:bookmarkEnd w:id="25"/>
+    <w:bookmarkStart w:id="28" w:name="a-bordo-seguro"/>
     <w:p>
       <w:pPr>
         <w:pStyle w:val="Heading1"/>
@@ -3137,8 +3029,8 @@
       </w:pPr>
       <w:r>
         <w:rPr>
+          <w:i/>
           <w:iCs/>
-          <w:i/>
         </w:rPr>
         <w:t xml:space="preserve">El internado convierte las promesas en entornos técnicos y operativos seguros</w:t>
       </w:r>
@@ -3223,7 +3115,7 @@
         <w:t xml:space="preserve">Grabar la base de datos de configuración aceptada y añadir al proveedor a los horarios de vigilancia, incidentes, renovación y salida.</w:t>
       </w:r>
     </w:p>
-    <w:bookmarkStart w:id="37" w:name="aceptación-de-pruebas"/>
+    <w:bookmarkStart w:id="26" w:name="aceptación-de-pruebas"/>
     <w:p>
       <w:pPr>
         <w:pStyle w:val="Heading2"/>
@@ -3289,11 +3181,11 @@
     </w:p>
     <w:p>
       <w:pPr>
+        <w:pStyle w:val="Compact"/>
         <w:numPr>
           <w:ilvl w:val="0"/>
           <w:numId w:val="1015"/>
         </w:numPr>
-        <w:pStyle w:val="Compact"/>
       </w:pPr>
       <w:r>
         <w:t xml:space="preserve">Vigilancia continua</w:t>
@@ -3305,8 +3197,8 @@
       </w:pPr>
       <w:r>
         <w:rPr>
+          <w:i/>
           <w:iCs/>
-          <w:i/>
         </w:rPr>
         <w:t xml:space="preserve">Monitoring detecta cambios significativos y verifica que el tratamiento continúa funcionando.</w:t>
       </w:r>
@@ -3317,8 +3209,8 @@
       </w:pPr>
       <w:r>
         <w:rPr>
+          <w:b/>
           <w:bCs/>
-          <w:b/>
         </w:rPr>
         <w:t xml:space="preserve">Signal</w:t>
       </w:r>
@@ -3383,8 +3275,8 @@
         <w:t xml:space="preserve">| No hay evidencia ni contacto absoluto | Escalar según el nivel y el contrato; no marcar silenciosamente completo</w:t>
       </w:r>
     </w:p>
-    <w:bookmarkEnd w:id="37"/>
-    <w:bookmarkStart w:id="38" w:name="frecuencia"/>
+    <w:bookmarkEnd w:id="26"/>
+    <w:bookmarkStart w:id="27" w:name="frecuencia"/>
     <w:p>
       <w:pPr>
         <w:pStyle w:val="Heading2"/>
@@ -3426,9 +3318,9 @@
         <w:t xml:space="preserve">Los proveedores de más bajo nivel todavía necesitan propiedad, control sobre los contratos/renovaciones, la derivación de incidentes y la revisión basada en cambios.</w:t>
       </w:r>
     </w:p>
-    <w:bookmarkEnd w:id="38"/>
-    <w:bookmarkEnd w:id="39"/>
-    <w:bookmarkStart w:id="41" w:name="conclusiones-remediación-y-excepciones"/>
+    <w:bookmarkEnd w:id="27"/>
+    <w:bookmarkEnd w:id="28"/>
+    <w:bookmarkStart w:id="30" w:name="conclusiones-remediación-y-excepciones"/>
     <w:p>
       <w:pPr>
         <w:pStyle w:val="Heading1"/>
@@ -3443,8 +3335,8 @@
       </w:pPr>
       <w:r>
         <w:rPr>
+          <w:i/>
           <w:iCs/>
-          <w:i/>
         </w:rPr>
         <w:t xml:space="preserve">Un hallazgo es una brecha documentada entre criterios y condición observada.</w:t>
       </w:r>
@@ -3455,8 +3347,8 @@
       </w:pPr>
       <w:r>
         <w:rPr>
+          <w:b/>
           <w:bCs/>
-          <w:b/>
         </w:rPr>
         <w:t xml:space="preserve">Encuentro del elemento</w:t>
       </w:r>
@@ -3523,7 +3415,7 @@
         <w:t xml:space="preserve">TEN Retest | Método, evidencia, resultado, revisor y fecha de cierre</w:t>
       </w:r>
     </w:p>
-    <w:bookmarkStart w:id="40" w:name="disciplina-de-excepción"/>
+    <w:bookmarkStart w:id="29" w:name="disciplina-de-excepción"/>
     <w:p>
       <w:pPr>
         <w:pStyle w:val="Heading2"/>
@@ -3572,9 +3464,9 @@
         <w:t xml:space="preserve">Cerrar sólo cuando la evidencia prueba corrección o la relación afectada termina.</w:t>
       </w:r>
     </w:p>
-    <w:bookmarkEnd w:id="40"/>
-    <w:bookmarkEnd w:id="41"/>
-    <w:bookmarkStart w:id="43" w:name="X98c8347cba1078108befd3a289a549d1d1c95df"/>
+    <w:bookmarkEnd w:id="29"/>
+    <w:bookmarkEnd w:id="30"/>
+    <w:bookmarkStart w:id="32" w:name="X98c8347cba1078108befd3a289a549d1d1c95df"/>
     <w:p>
       <w:pPr>
         <w:pStyle w:val="Heading1"/>
@@ -3589,8 +3481,8 @@
       </w:pPr>
       <w:r>
         <w:rPr>
+          <w:i/>
           <w:iCs/>
-          <w:i/>
         </w:rPr>
         <w:t xml:space="preserve">Los incidentes del proveedor requieren hechos compartidos, roles, relojes, canales y decisiones de recuperación</w:t>
       </w:r>
@@ -3606,13 +3498,7 @@
         <w:t xml:space="preserve">■img src=</w:t>
       </w:r>
       <w:r>
-        <w:t xml:space="preserve">“</w:t>
-      </w:r>
-      <w:r>
-        <w:t xml:space="preserve">media/image5.png</w:t>
-      </w:r>
-      <w:r>
-        <w:t xml:space="preserve">”</w:t>
+        <w:t xml:space="preserve">“media/image5.png”</w:t>
       </w:r>
       <w:r>
         <w:t xml:space="preserve"> </w:t>
@@ -3621,13 +3507,7 @@
         <w:t xml:space="preserve">style=</w:t>
       </w:r>
       <w:r>
-        <w:t xml:space="preserve">“</w:t>
-      </w:r>
-      <w:r>
-        <w:t xml:space="preserve">width:6.15in;height:3.39605in</w:t>
-      </w:r>
-      <w:r>
-        <w:t xml:space="preserve">”</w:t>
+        <w:t xml:space="preserve">“width:6.15in;height:3.39605in”</w:t>
       </w:r>
       <w:r>
         <w:t xml:space="preserve"> </w:t>
@@ -3644,7 +3524,7 @@
         <w:t xml:space="preserve">Gráfico 5 Coordinación de incidentes de proveedores</w:t>
       </w:r>
     </w:p>
-    <w:bookmarkStart w:id="42" w:name="prepare-before-an-incident"/>
+    <w:bookmarkStart w:id="31" w:name="prepare-before-an-incident"/>
     <w:p>
       <w:pPr>
         <w:pStyle w:val="Heading2"/>
@@ -3714,8 +3594,8 @@
       </w:pPr>
       <w:r>
         <w:rPr>
+          <w:b/>
           <w:bCs/>
-          <w:b/>
         </w:rPr>
         <w:t xml:space="preserve">Primeras preguntas</w:t>
       </w:r>
@@ -3770,9 +3650,9 @@
         <w:t xml:space="preserve">¿Cuándo es la siguiente actualización? Mantener un ritmo de funcionamiento fiable</w:t>
       </w:r>
     </w:p>
-    <w:bookmarkEnd w:id="42"/>
-    <w:bookmarkEnd w:id="43"/>
-    <w:bookmarkStart w:id="46" w:name="X650cd4538d99490bd0466240858b87d7adfe24b"/>
+    <w:bookmarkEnd w:id="31"/>
+    <w:bookmarkEnd w:id="32"/>
+    <w:bookmarkStart w:id="35" w:name="X650cd4538d99490bd0466240858b87d7adfe24b"/>
     <w:p>
       <w:pPr>
         <w:pStyle w:val="Heading1"/>
@@ -3787,8 +3667,8 @@
       </w:pPr>
       <w:r>
         <w:rPr>
+          <w:i/>
           <w:iCs/>
-          <w:i/>
         </w:rPr>
         <w:t xml:space="preserve">El riesgo de la cuarta parte y la concentración puede convertir muchos registros separados de los proveedores en un fallo compartido</w:t>
       </w:r>
@@ -3804,13 +3684,7 @@
         <w:t xml:space="preserve">■img src=</w:t>
       </w:r>
       <w:r>
-        <w:t xml:space="preserve">“</w:t>
-      </w:r>
-      <w:r>
-        <w:t xml:space="preserve">media/image6.png</w:t>
-      </w:r>
-      <w:r>
-        <w:t xml:space="preserve">”</w:t>
+        <w:t xml:space="preserve">“media/image6.png”</w:t>
       </w:r>
       <w:r>
         <w:t xml:space="preserve"> </w:t>
@@ -3819,13 +3693,7 @@
         <w:t xml:space="preserve">estilo=</w:t>
       </w:r>
       <w:r>
-        <w:t xml:space="preserve">“</w:t>
-      </w:r>
-      <w:r>
-        <w:t xml:space="preserve">Ancho:6.15in; Altura:4.32536in</w:t>
-      </w:r>
-      <w:r>
-        <w:t xml:space="preserve">”</w:t>
+        <w:t xml:space="preserve">“Ancho:6.15in; Altura:4.32536in”</w:t>
       </w:r>
       <w:r>
         <w:t xml:space="preserve"> </w:t>
@@ -3842,7 +3710,7 @@
         <w:t xml:space="preserve">Figura 6. Concentración oculta de cuarto partido</w:t>
       </w:r>
     </w:p>
-    <w:bookmarkStart w:id="44" w:name="qué-hacer-en-el-mapa"/>
+    <w:bookmarkStart w:id="33" w:name="qué-hacer-en-el-mapa"/>
     <w:p>
       <w:pPr>
         <w:pStyle w:val="Heading2"/>
@@ -3895,8 +3763,8 @@
         <w:t xml:space="preserve">Visibilidad contractual, controles de flujo, notificación de incidentes, derechos de evidencia y apoyo de salida para las cuartas partes materiales.</w:t>
       </w:r>
     </w:p>
-    <w:bookmarkEnd w:id="44"/>
-    <w:bookmarkStart w:id="45" w:name="treat-concentration"/>
+    <w:bookmarkEnd w:id="33"/>
+    <w:bookmarkStart w:id="34" w:name="treat-concentration"/>
     <w:p>
       <w:pPr>
         <w:pStyle w:val="Heading2"/>
@@ -3949,9 +3817,9 @@
         <w:t xml:space="preserve">Realizar trastornos simultáneos en múltiples proveedores.</w:t>
       </w:r>
     </w:p>
-    <w:bookmarkEnd w:id="45"/>
-    <w:bookmarkEnd w:id="46"/>
-    <w:bookmarkStart w:id="47" w:name="vendedores-de-cloud-y-saas"/>
+    <w:bookmarkEnd w:id="34"/>
+    <w:bookmarkEnd w:id="35"/>
+    <w:bookmarkStart w:id="36" w:name="vendedores-de-cloud-y-saas"/>
     <w:p>
       <w:pPr>
         <w:pStyle w:val="Heading1"/>
@@ -3966,8 +3834,8 @@
       </w:pPr>
       <w:r>
         <w:rPr>
+          <w:i/>
           <w:iCs/>
-          <w:i/>
         </w:rPr>
         <w:t xml:space="preserve">El riesgo de Cloud y SaaS depende del modelo de responsabilidad compartida y de la configuración de la organización</w:t>
       </w:r>
@@ -4043,8 +3911,8 @@
       </w:r>
       <w:r>
         <w:rPr>
+          <w:b/>
           <w:bCs/>
-          <w:b/>
         </w:rPr>
         <w:t xml:space="preserve">Responsabilidad compartida:</w:t>
       </w:r>
@@ -4061,8 +3929,8 @@
         <w:t xml:space="preserve">|. |</w:t>
       </w:r>
     </w:p>
-    <w:bookmarkEnd w:id="47"/>
-    <w:bookmarkStart w:id="50" w:name="software-and-open-source-supply-chains"/>
+    <w:bookmarkEnd w:id="36"/>
+    <w:bookmarkStart w:id="39" w:name="software-and-open-source-supply-chains"/>
     <w:p>
       <w:pPr>
         <w:pStyle w:val="Heading1"/>
@@ -4077,8 +3945,8 @@
       </w:pPr>
       <w:r>
         <w:rPr>
+          <w:i/>
           <w:iCs/>
-          <w:i/>
         </w:rPr>
         <w:t xml:space="preserve">El riesgo de robo incluye prácticas de proveedores y cada componente, construye paso, canal de actualización y dependencia.</w:t>
       </w:r>
@@ -4091,13 +3959,7 @@
         <w:t xml:space="preserve">יimg src=</w:t>
       </w:r>
       <w:r>
-        <w:t xml:space="preserve">“</w:t>
-      </w:r>
-      <w:r>
-        <w:t xml:space="preserve">media/image7.png</w:t>
-      </w:r>
-      <w:r>
-        <w:t xml:space="preserve">”</w:t>
+        <w:t xml:space="preserve">“media/image7.png”</w:t>
       </w:r>
       <w:r>
         <w:t xml:space="preserve"> </w:t>
@@ -4106,13 +3968,7 @@
         <w:t xml:space="preserve">style=</w:t>
       </w:r>
       <w:r>
-        <w:t xml:space="preserve">“</w:t>
-      </w:r>
-      <w:r>
-        <w:t xml:space="preserve">width:6.15in;height:3.39605in</w:t>
-      </w:r>
-      <w:r>
-        <w:t xml:space="preserve">”</w:t>
+        <w:t xml:space="preserve">“width:6.15in;height:3.39605in”</w:t>
       </w:r>
       <w:r>
         <w:t xml:space="preserve"> </w:t>
@@ -4121,13 +3977,7 @@
         <w:t xml:space="preserve">alt=</w:t>
       </w:r>
       <w:r>
-        <w:t xml:space="preserve">“</w:t>
-      </w:r>
-      <w:r>
-        <w:t xml:space="preserve">Conecte el SBOM y evidencia de seguridad a la versión exacta liberada y operada.</w:t>
-      </w:r>
-      <w:r>
-        <w:t xml:space="preserve">”</w:t>
+        <w:t xml:space="preserve">“Conecte el SBOM y evidencia de seguridad a la versión exacta liberada y operada.”</w:t>
       </w:r>
       <w:r>
         <w:t xml:space="preserve"> </w:t>
@@ -4144,7 +3994,7 @@
         <w:t xml:space="preserve">Gráfico 7 Flujo de evidencia de cadena de suministro de software</w:t>
       </w:r>
     </w:p>
-    <w:bookmarkStart w:id="48" w:name="X606f304a989b1d8f9ae51039b2a78bbb710a570"/>
+    <w:bookmarkStart w:id="37" w:name="X606f304a989b1d8f9ae51039b2a78bbb710a570"/>
     <w:p>
       <w:pPr>
         <w:pStyle w:val="Heading2"/>
@@ -4208,8 +4058,8 @@
         <w:t xml:space="preserve">Mantenimiento de código abierto, confianza en el contribuyente, transferencia de propiedad, proceso de liberación, determinación de dependencia y plan integrado por abandonos.</w:t>
       </w:r>
     </w:p>
-    <w:bookmarkEnd w:id="48"/>
-    <w:bookmarkStart w:id="49" w:name="sbom-limits"/>
+    <w:bookmarkEnd w:id="37"/>
+    <w:bookmarkStart w:id="38" w:name="sbom-limits"/>
     <w:p>
       <w:pPr>
         <w:pStyle w:val="Heading2"/>
@@ -4262,9 +4112,9 @@
         <w:t xml:space="preserve">Proteger a los SBOM cuando revelan arquitectura sensible; mantenerlos actualizados para cada liberación material.</w:t>
       </w:r>
     </w:p>
-    <w:bookmarkEnd w:id="49"/>
-    <w:bookmarkEnd w:id="50"/>
-    <w:bookmarkStart w:id="51" w:name="vendedores-de-inteligencia-artificial"/>
+    <w:bookmarkEnd w:id="38"/>
+    <w:bookmarkEnd w:id="39"/>
+    <w:bookmarkStart w:id="40" w:name="vendedores-de-inteligencia-artificial"/>
     <w:p>
       <w:pPr>
         <w:pStyle w:val="Heading1"/>
@@ -4279,8 +4129,8 @@
       </w:pPr>
       <w:r>
         <w:rPr>
+          <w:i/>
           <w:iCs/>
-          <w:i/>
         </w:rPr>
         <w:t xml:space="preserve">Los proveedores de IAI agregan modelos cambiantes, capacitación y datos rápidos, salidas inciertas y cadenas de proveedores ocultas.</w:t>
       </w:r>
@@ -4290,13 +4140,7 @@
         <w:pStyle w:val="BodyText"/>
       </w:pPr>
       <w:r>
-        <w:t xml:space="preserve">“</w:t>
-      </w:r>
-      <w:r>
-        <w:t xml:space="preserve">Iniciar el caso de uso permitido, los datos, el impacto, la cadena modelo, la evaluación y el control humano</w:t>
-      </w:r>
-      <w:r>
-        <w:t xml:space="preserve">”</w:t>
+        <w:t xml:space="preserve">“Iniciar el caso de uso permitido, los datos, el impacto, la cadena modelo, la evaluación y el control humano”</w:t>
       </w:r>
       <w:r>
         <w:t xml:space="preserve"> </w:t>
@@ -4381,8 +4225,8 @@
         <w:t xml:space="preserve">¿Pueden exportarse o eliminarse los avisos, archivos, índices, notas finas, registros y datos derivados? |</w:t>
       </w:r>
     </w:p>
-    <w:bookmarkEnd w:id="51"/>
-    <w:bookmarkStart w:id="53" w:name="privacidad-y-protección-de-datos"/>
+    <w:bookmarkEnd w:id="40"/>
+    <w:bookmarkStart w:id="42" w:name="privacidad-y-protección-de-datos"/>
     <w:p>
       <w:pPr>
         <w:pStyle w:val="Heading1"/>
@@ -4397,8 +4241,8 @@
       </w:pPr>
       <w:r>
         <w:rPr>
+          <w:i/>
           <w:iCs/>
-          <w:i/>
         </w:rPr>
         <w:t xml:space="preserve">El examen de precios sigue los datos a través de toda la cadena de proveedores.</w:t>
       </w:r>
@@ -4499,11 +4343,11 @@
     </w:p>
     <w:p>
       <w:pPr>
+        <w:pStyle w:val="Compact"/>
         <w:numPr>
           <w:ilvl w:val="0"/>
           <w:numId w:val="1023"/>
         </w:numPr>
-        <w:pStyle w:val="Compact"/>
       </w:pPr>
       <w:r>
         <w:t xml:space="preserve">Resiliencia, continuidad y salida</w:t>
@@ -4515,8 +4359,8 @@
       </w:pPr>
       <w:r>
         <w:rPr>
+          <w:i/>
           <w:iCs/>
-          <w:i/>
         </w:rPr>
         <w:t xml:space="preserve">Resilience means providing critical outcomes despite provider disruption and leaving safe when necessary.</w:t>
       </w:r>
@@ -4533,8 +4377,8 @@
       </w:r>
       <w:r>
         <w:rPr>
+          <w:b/>
           <w:bCs/>
-          <w:b/>
         </w:rPr>
         <w:t xml:space="preserve">Evidence to test</w:t>
       </w:r>
@@ -4587,7 +4431,7 @@
         <w:t xml:space="preserve">tención, retención legal, confidencialidad, vulnerabilidad/incidente, apoyo</w:t>
       </w:r>
     </w:p>
-    <w:bookmarkStart w:id="52" w:name="exit-test"/>
+    <w:bookmarkStart w:id="41" w:name="exit-test"/>
     <w:p>
       <w:pPr>
         <w:pStyle w:val="Heading2"/>
@@ -4637,16 +4481,16 @@
         </w:numPr>
       </w:pPr>
       <w:r>
-        <w:t xml:space="preserve">Document who confirms return/deletion and how exceptions such as legal hold or backup retention are controlled.</w:t>
-      </w:r>
-    </w:p>
-    <w:p>
-      <w:pPr>
+        <w:t xml:space="preserve">Documente quién confirma la devolución o eliminación y cómo se controlan las excepciones, como la retención legal o la conservación de copias de seguridad.</w:t>
+      </w:r>
+    </w:p>
+    <w:p>
+      <w:pPr>
+        <w:pStyle w:val="Compact"/>
         <w:numPr>
           <w:ilvl w:val="0"/>
           <w:numId w:val="1025"/>
         </w:numPr>
-        <w:pStyle w:val="Compact"/>
       </w:pPr>
       <w:r>
         <w:t xml:space="preserve">NIST CSF 2.0 Resultados del proveedor</w:t>
@@ -4658,8 +4502,8 @@
       </w:pPr>
       <w:r>
         <w:rPr>
+          <w:i/>
           <w:iCs/>
-          <w:i/>
         </w:rPr>
         <w:t xml:space="preserve">NIST CSF 2.0 coloca la gobernanza de la cadena de suministro en la categoría GV.SC.</w:t>
       </w:r>
@@ -4670,8 +4514,8 @@
       </w:pPr>
       <w:r>
         <w:rPr>
+          <w:b/>
           <w:bCs/>
-          <w:b/>
         </w:rPr>
         <w:t xml:space="preserve">Responde</w:t>
       </w:r>
@@ -4686,98 +4530,98 @@
       </w:r>
       <w:r>
         <w:rPr>
+          <w:b/>
           <w:bCs/>
-          <w:b/>
         </w:rPr>
         <w:t xml:space="preserve">Significado claro</w:t>
       </w:r>
       <w:r>
         <w:rPr>
+          <w:b/>
           <w:bCs/>
+        </w:rPr>
+        <w:t xml:space="preserve"> </w:t>
+      </w:r>
+      <w:r>
+        <w:t xml:space="preserve">Evidencia de ejemplo**</w:t>
+      </w:r>
+    </w:p>
+    <w:p>
+      <w:pPr>
+        <w:pStyle w:val="BodyText"/>
+      </w:pPr>
+      <w:r>
+        <w:t xml:space="preserve">|.. |</w:t>
+      </w:r>
+      <w:r>
+        <w:t xml:space="preserve"> </w:t>
+      </w:r>
+      <w:r>
+        <w:t xml:space="preserve">| GV.SC-01 | Un programa C-SCRM, estrategia, objetivos, políticas y procesos son establecidos y acordados por los interesados de la organización. | Programa aprobado y registro de los interesados</w:t>
+      </w:r>
+      <w:r>
+        <w:t xml:space="preserve"> </w:t>
+      </w:r>
+      <w:r>
+        <w:t xml:space="preserve">| GV.SC-02 | funciones y responsabilidades de ciberseguridad para proveedores, clientes y socios se establecen, comunican y coordinan. | RACI, contactos, acuerdos, ejercicios</w:t>
+      </w:r>
+      <w:r>
+        <w:t xml:space="preserve"> </w:t>
+      </w:r>
+      <w:r>
+        <w:t xml:space="preserve">tención GV.SC-03 | C-SCRM se integra en la gestión del riesgo empresarial, evaluación del riesgo de ciberseguridad y procesos de mejora. ← Enlace, registro de riesgos, lecciones y mejoras</w:t>
+      </w:r>
+      <w:r>
+        <w:t xml:space="preserve"> </w:t>
+      </w:r>
+      <w:r>
+        <w:t xml:space="preserve">Los proveedores son conocidos y priorizados por la crítica. tención Completo inventario de proveedores y método de crítica</w:t>
+      </w:r>
+      <w:r>
+        <w:t xml:space="preserve"> </w:t>
+      </w:r>
+      <w:r>
+        <w:t xml:space="preserve">Los requisitos de ciberseguridad de cadena de suministro se establecen, priorizan e incluyen en contratos y acuerdos. biblioteca de requisitos, términos firmados, desviaciones</w:t>
+      </w:r>
+      <w:r>
+        <w:t xml:space="preserve"> </w:t>
+      </w:r>
+      <w:r>
+        <w:t xml:space="preserve">| GV.SC-06 ANTE La planificación y la diligencia debida se realizan antes de iniciar relaciones formales con los proveedores. | Toma, investigación, evidencia, análisis, aprobación</w:t>
+      </w:r>
+      <w:r>
+        <w:t xml:space="preserve"> </w:t>
+      </w:r>
+      <w:r>
+        <w:t xml:space="preserve">| GV.SC-07 | Los riesgos de los proveedores se entienden, registran, priorizan, evalúan, tratan y supervisan a lo largo de la relación. | Registros de riesgos, monitoreo, hallazgos, tratamiento confidencialidad</w:t>
+      </w:r>
+      <w:r>
+        <w:t xml:space="preserve"> </w:t>
+      </w:r>
+      <w:r>
+        <w:t xml:space="preserve">Los proveedores pertinentes están incluidos en la planificación, respuesta y recuperación de incidentes. Ø Planes, contactos, mesas, registros de incidentes</w:t>
+      </w:r>
+      <w:r>
+        <w:t xml:space="preserve"> </w:t>
+      </w:r>
+      <w:r>
+        <w:t xml:space="preserve">Las prácticas de seguridad de cadena de suministro están integradas y supervisadas a lo largo del ciclo de vida útil y de productos tecnológicos. Requisitos para el ciclo de vida, pruebas de productos y servicios</w:t>
+      </w:r>
+      <w:r>
+        <w:t xml:space="preserve"> </w:t>
+      </w:r>
+      <w:r>
+        <w:t xml:space="preserve">Los planes de cadena de suministro de Ciberseguridad incluyen actividades que se producen después de que termine un acuerdo de asociación o servicio. | Plan de salida, eliminación de acceso/datos, funciones posteriores a la determinación</w:t>
+      </w:r>
+    </w:p>
+    <w:p>
+      <w:pPr>
+        <w:pStyle w:val="BodyText"/>
+      </w:pPr>
+      <w:r>
+        <w:rPr>
           <w:b/>
-        </w:rPr>
-        <w:t xml:space="preserve"> </w:t>
-      </w:r>
-      <w:r>
-        <w:t xml:space="preserve">Evidencia de ejemplo**</w:t>
-      </w:r>
-    </w:p>
-    <w:p>
-      <w:pPr>
-        <w:pStyle w:val="BodyText"/>
-      </w:pPr>
-      <w:r>
-        <w:t xml:space="preserve">|.. |</w:t>
-      </w:r>
-      <w:r>
-        <w:t xml:space="preserve"> </w:t>
-      </w:r>
-      <w:r>
-        <w:t xml:space="preserve">| GV.SC-01 | Un programa C-SCRM, estrategia, objetivos, políticas y procesos son establecidos y acordados por los interesados de la organización. | Programa aprobado y registro de los interesados</w:t>
-      </w:r>
-      <w:r>
-        <w:t xml:space="preserve"> </w:t>
-      </w:r>
-      <w:r>
-        <w:t xml:space="preserve">| GV.SC-02 | funciones y responsabilidades de ciberseguridad para proveedores, clientes y socios se establecen, comunican y coordinan. | RACI, contactos, acuerdos, ejercicios</w:t>
-      </w:r>
-      <w:r>
-        <w:t xml:space="preserve"> </w:t>
-      </w:r>
-      <w:r>
-        <w:t xml:space="preserve">tención GV.SC-03 | C-SCRM se integra en la gestión del riesgo empresarial, evaluación del riesgo de ciberseguridad y procesos de mejora. ← Enlace, registro de riesgos, lecciones y mejoras</w:t>
-      </w:r>
-      <w:r>
-        <w:t xml:space="preserve"> </w:t>
-      </w:r>
-      <w:r>
-        <w:t xml:space="preserve">Los proveedores son conocidos y priorizados por la crítica. tención Completo inventario de proveedores y método de crítica</w:t>
-      </w:r>
-      <w:r>
-        <w:t xml:space="preserve"> </w:t>
-      </w:r>
-      <w:r>
-        <w:t xml:space="preserve">Los requisitos de ciberseguridad de cadena de suministro se establecen, priorizan e incluyen en contratos y acuerdos. biblioteca de requisitos, términos firmados, desviaciones</w:t>
-      </w:r>
-      <w:r>
-        <w:t xml:space="preserve"> </w:t>
-      </w:r>
-      <w:r>
-        <w:t xml:space="preserve">| GV.SC-06 ANTE La planificación y la diligencia debida se realizan antes de iniciar relaciones formales con los proveedores. | Toma, investigación, evidencia, análisis, aprobación</w:t>
-      </w:r>
-      <w:r>
-        <w:t xml:space="preserve"> </w:t>
-      </w:r>
-      <w:r>
-        <w:t xml:space="preserve">| GV.SC-07 | Los riesgos de los proveedores se entienden, registran, priorizan, evalúan, tratan y supervisan a lo largo de la relación. | Registros de riesgos, monitoreo, hallazgos, tratamiento confidencialidad</w:t>
-      </w:r>
-      <w:r>
-        <w:t xml:space="preserve"> </w:t>
-      </w:r>
-      <w:r>
-        <w:t xml:space="preserve">Los proveedores pertinentes están incluidos en la planificación, respuesta y recuperación de incidentes. Ø Planes, contactos, mesas, registros de incidentes</w:t>
-      </w:r>
-      <w:r>
-        <w:t xml:space="preserve"> </w:t>
-      </w:r>
-      <w:r>
-        <w:t xml:space="preserve">Las prácticas de seguridad de cadena de suministro están integradas y supervisadas a lo largo del ciclo de vida útil y de productos tecnológicos. Requisitos para el ciclo de vida, pruebas de productos y servicios</w:t>
-      </w:r>
-      <w:r>
-        <w:t xml:space="preserve"> </w:t>
-      </w:r>
-      <w:r>
-        <w:t xml:space="preserve">Los planes de cadena de suministro de Ciberseguridad incluyen actividades que se producen después de que termine un acuerdo de asociación o servicio. | Plan de salida, eliminación de acceso/datos, funciones posteriores a la determinación</w:t>
-      </w:r>
-    </w:p>
-    <w:p>
-      <w:pPr>
-        <w:pStyle w:val="BodyText"/>
-      </w:pPr>
-      <w:r>
-        <w:rPr>
           <w:bCs/>
-          <w:b/>
         </w:rPr>
         <w:t xml:space="preserve">Usando GV.SC:</w:t>
       </w:r>
@@ -4794,9 +4638,9 @@
         <w:t xml:space="preserve">|. |</w:t>
       </w:r>
     </w:p>
-    <w:bookmarkEnd w:id="52"/>
-    <w:bookmarkEnd w:id="53"/>
-    <w:bookmarkStart w:id="55" w:name="nist-c-scrm-orientación-en-la-práctica"/>
+    <w:bookmarkEnd w:id="41"/>
+    <w:bookmarkEnd w:id="42"/>
+    <w:bookmarkStart w:id="44" w:name="nist-c-scrm-orientación-en-la-práctica"/>
     <w:p>
       <w:pPr>
         <w:pStyle w:val="Heading1"/>
@@ -4811,8 +4655,8 @@
       </w:pPr>
       <w:r>
         <w:rPr>
+          <w:i/>
           <w:iCs/>
-          <w:i/>
         </w:rPr>
         <w:t xml:space="preserve">Las publicaciones actuales NIST proporcionan orientación complementaria sobre programa, evaluación y planificación.</w:t>
       </w:r>
@@ -4823,8 +4667,8 @@
       </w:pPr>
       <w:r>
         <w:rPr>
+          <w:b/>
           <w:bCs/>
-          <w:b/>
         </w:rPr>
         <w:t xml:space="preserve">Publicación</w:t>
       </w:r>
@@ -4867,7 +4711,7 @@
         <w:t xml:space="preserve">| NIST SP 800-18 Rev. 2 (final junio 30, 2026) | Define elementos esenciales para los planes de seguridad del sistema, privacidad y C-SCRM, incluyendo propósito, estado de control, responsabilidades y comportamiento esperado.</w:t>
       </w:r>
     </w:p>
-    <w:bookmarkStart w:id="54" w:name="pensamiento-de-tres-niveles"/>
+    <w:bookmarkStart w:id="43" w:name="pensamiento-de-tres-niveles"/>
     <w:p>
       <w:pPr>
         <w:pStyle w:val="Heading2"/>
@@ -4882,8 +4726,8 @@
       </w:pPr>
       <w:r>
         <w:rPr>
+          <w:b/>
           <w:bCs/>
-          <w:b/>
         </w:rPr>
         <w:t xml:space="preserve">Nivel</w:t>
       </w:r>
@@ -4914,11 +4758,11 @@
     </w:p>
     <w:p>
       <w:pPr>
+        <w:pStyle w:val="Compact"/>
         <w:numPr>
           <w:ilvl w:val="0"/>
           <w:numId w:val="1026"/>
         </w:numPr>
-        <w:pStyle w:val="Compact"/>
       </w:pPr>
       <w:r>
         <w:t xml:space="preserve">Un plan C-SCRM explica los arreglos previstos y aplicados. Los evaluadores todavía necesitan pruebas fiables de que funcionan los controles pertinentes.</w:t>
@@ -4930,9 +4774,9 @@
         <w:t xml:space="preserve">|. |</w:t>
       </w:r>
     </w:p>
-    <w:bookmarkEnd w:id="54"/>
-    <w:bookmarkEnd w:id="55"/>
-    <w:bookmarkStart w:id="56" w:name="compliance-and-framework-mappings"/>
+    <w:bookmarkEnd w:id="43"/>
+    <w:bookmarkEnd w:id="44"/>
+    <w:bookmarkStart w:id="45" w:name="compliance-and-framework-mappings"/>
     <w:p>
       <w:pPr>
         <w:pStyle w:val="Heading1"/>
@@ -4947,8 +4791,8 @@
       </w:pPr>
       <w:r>
         <w:rPr>
+          <w:i/>
           <w:iCs/>
-          <w:i/>
         </w:rPr>
         <w:t xml:space="preserve">Los ajustes coordinan el trabajo, pero cada obligación debe ser interpretada y probada en sus propios términos</w:t>
       </w:r>
@@ -4960,22 +4804,21 @@
       <w:tblPr>
         <w:tblStyle w:val="Table"/>
         <w:tblW w:type="pct" w:w="5000"/>
+        <w:tblLayout w:type="fixed"/>
         <w:tblLook w:firstRow="1" w:lastRow="0" w:firstColumn="0" w:lastColumn="0" w:noHBand="0" w:noVBand="0" w:val="0020"/>
-        <w:jc w:val="start"/>
       </w:tblPr>
       <w:tblGrid>
         <w:gridCol w:w="7920"/>
       </w:tblGrid>
       <w:tr>
         <w:trPr>
-          <w:tblHeader w:val="true"/>
+          <w:tblHeader w:val="on"/>
         </w:trPr>
         <w:tc>
           <w:tcPr/>
           <w:p>
             <w:pPr>
               <w:pStyle w:val="Compact"/>
-              <w:jc w:val="left"/>
             </w:pPr>
             <w:r>
               <w:t xml:space="preserve">Silencioso</w:t>
@@ -4985,8 +4828,8 @@
             </w:r>
             <w:r>
               <w:rPr>
+                <w:b/>
                 <w:bCs/>
-                <w:b/>
               </w:rPr>
               <w:t xml:space="preserve">Framework / obligation</w:t>
             </w:r>
@@ -4999,7 +4842,6 @@
           <w:p>
             <w:pPr>
               <w:pStyle w:val="Compact"/>
-              <w:jc w:val="left"/>
             </w:pPr>
             <w:r>
               <w:t xml:space="preserve">SOC 2</w:t>
@@ -5013,7 +4855,6 @@
           <w:p>
             <w:pPr>
               <w:pStyle w:val="Compact"/>
-              <w:jc w:val="left"/>
             </w:pPr>
             <w:r>
               <w:t xml:space="preserve">TEN ISO/IEC 27001:2022</w:t>
@@ -5027,7 +4868,6 @@
           <w:p>
             <w:pPr>
               <w:pStyle w:val="Compact"/>
-              <w:jc w:val="left"/>
             </w:pPr>
             <w:r>
               <w:t xml:space="preserve">PCI DSS v4.0.1</w:t>
@@ -5041,7 +4881,6 @@
           <w:p>
             <w:pPr>
               <w:pStyle w:val="Compact"/>
-              <w:jc w:val="left"/>
             </w:pPr>
             <w:r>
               <w:t xml:space="preserve">HIPAA</w:t>
@@ -5055,7 +4894,6 @@
           <w:p>
             <w:pPr>
               <w:pStyle w:val="Compact"/>
-              <w:jc w:val="left"/>
             </w:pPr>
             <w:r>
               <w:t xml:space="preserve">TENCIÓN GDPR</w:t>
@@ -5078,8 +4916,8 @@
         <w:t xml:space="preserve">| NIST CSF 2.0 | GV.SC más organización en todo el Govern, Identificar, Proteger, Detectar, Responder, Recuperar los resultados TENIDOS Los perfiles están adaptados; CSF no es una certificación ANTE</w:t>
       </w:r>
     </w:p>
-    <w:bookmarkEnd w:id="56"/>
-    <w:bookmarkStart w:id="58" w:name="pruebas-de-pruebas-y-métricas"/>
+    <w:bookmarkEnd w:id="45"/>
+    <w:bookmarkStart w:id="47" w:name="pruebas-de-pruebas-y-métricas"/>
     <w:p>
       <w:pPr>
         <w:pStyle w:val="Heading1"/>
@@ -5094,8 +4932,8 @@
       </w:pPr>
       <w:r>
         <w:rPr>
+          <w:i/>
           <w:iCs/>
-          <w:i/>
         </w:rPr>
         <w:t xml:space="preserve">Testing pregunta si los controles están diseñados, implementados y funcionando correctamente para el alcance completo.</w:t>
       </w:r>
@@ -5108,13 +4946,7 @@
         <w:t xml:space="preserve">■img src=</w:t>
       </w:r>
       <w:r>
-        <w:t xml:space="preserve">“</w:t>
-      </w:r>
-      <w:r>
-        <w:t xml:space="preserve">media/image9.png</w:t>
-      </w:r>
-      <w:r>
-        <w:t xml:space="preserve">”</w:t>
+        <w:t xml:space="preserve">“media/image9.png”</w:t>
       </w:r>
       <w:r>
         <w:t xml:space="preserve"> </w:t>
@@ -5123,13 +4955,7 @@
         <w:t xml:space="preserve">style=</w:t>
       </w:r>
       <w:r>
-        <w:t xml:space="preserve">“</w:t>
-      </w:r>
-      <w:r>
-        <w:t xml:space="preserve">width:6.15in;height:3.39605in</w:t>
-      </w:r>
-      <w:r>
-        <w:t xml:space="preserve">”</w:t>
+        <w:t xml:space="preserve">“width:6.15in;height:3.39605in”</w:t>
       </w:r>
       <w:r>
         <w:t xml:space="preserve"> </w:t>
@@ -5138,13 +4964,7 @@
         <w:t xml:space="preserve">alt=</w:t>
       </w:r>
       <w:r>
-        <w:t xml:space="preserve">“</w:t>
-      </w:r>
-      <w:r>
-        <w:t xml:space="preserve">Cada conclusión debe ser trazable de criterios exactos a través de la prueba.</w:t>
-      </w:r>
-      <w:r>
-        <w:t xml:space="preserve">”</w:t>
+        <w:t xml:space="preserve">“Cada conclusión debe ser trazable de criterios exactos a través de la prueba.”</w:t>
       </w:r>
       <w:r>
         <w:t xml:space="preserve"> </w:t>
@@ -5158,10 +4978,10 @@
         <w:pStyle w:val="BodyText"/>
       </w:pPr>
       <w:r>
-        <w:t xml:space="preserve">Figure 9. Evidence-testing chain</w:t>
-      </w:r>
-    </w:p>
-    <w:bookmarkStart w:id="57" w:name="método-de-prueba"/>
+        <w:t xml:space="preserve">Figura 9. Cadena de pruebas de evidencia</w:t>
+      </w:r>
+    </w:p>
+    <w:bookmarkStart w:id="46" w:name="método-de-prueba"/>
     <w:p>
       <w:pPr>
         <w:pStyle w:val="Heading2"/>
@@ -5207,7 +5027,7 @@
         <w:pStyle w:val="BodyText"/>
       </w:pPr>
       <w:r>
-        <w:t xml:space="preserve">Record evidence source, date, owner, version, reviewer, and protected location.</w:t>
+        <w:t xml:space="preserve">Registre la fuente de la evidencia, la fecha, el propietario, la versión, el revisor y la ubicación protegida.</w:t>
       </w:r>
     </w:p>
     <w:p>
@@ -5238,8 +5058,8 @@
       </w:r>
       <w:r>
         <w:rPr>
+          <w:b/>
           <w:bCs/>
-          <w:b/>
         </w:rPr>
         <w:t xml:space="preserve">Cálculo del ejemplo</w:t>
       </w:r>
@@ -5254,8 +5074,8 @@
       </w:r>
       <w:r>
         <w:rPr>
+          <w:b/>
           <w:bCs/>
-          <w:b/>
         </w:rPr>
         <w:t xml:space="preserve">Lo que puede revelar</w:t>
       </w:r>
@@ -5318,29 +5138,29 @@
     </w:p>
     <w:p>
       <w:pPr>
+        <w:pStyle w:val="Compact"/>
         <w:numPr>
           <w:ilvl w:val="0"/>
           <w:numId w:val="1027"/>
         </w:numPr>
+      </w:pPr>
+      <w:r>
+        <w:t xml:space="preserve">Calidad métrica* Siempre mostrar numerador, denominador, fecha, reglas de inclusión, propietario de datos, limitaciones, tendencia y acción. Un porcentaje verde puede ocultar una excepción severa.</w:t>
+      </w:r>
+      <w:r>
+        <w:t xml:space="preserve"> </w:t>
+      </w:r>
+      <w:r>
+        <w:t xml:space="preserve">|. |</w:t>
+      </w:r>
+    </w:p>
+    <w:p>
+      <w:pPr>
         <w:pStyle w:val="Compact"/>
-      </w:pPr>
-      <w:r>
-        <w:t xml:space="preserve">Calidad métrica* Siempre mostrar numerador, denominador, fecha, reglas de inclusión, propietario de datos, limitaciones, tendencia y acción. Un porcentaje verde puede ocultar una excepción severa.</w:t>
-      </w:r>
-      <w:r>
-        <w:t xml:space="preserve"> </w:t>
-      </w:r>
-      <w:r>
-        <w:t xml:space="preserve">|. |</w:t>
-      </w:r>
-    </w:p>
-    <w:p>
-      <w:pPr>
         <w:numPr>
           <w:ilvl w:val="0"/>
           <w:numId w:val="1028"/>
         </w:numPr>
-        <w:pStyle w:val="Compact"/>
       </w:pPr>
       <w:r>
         <w:t xml:space="preserve">Herramientas de código abierto</w:t>
@@ -5352,15 +5172,15 @@
       </w:pPr>
       <w:r>
         <w:rPr>
+          <w:i/>
           <w:iCs/>
-          <w:i/>
         </w:rPr>
         <w:t xml:space="preserve">Las herramientas de código abierto pueden apoyar inventario, pruebas, seguridad de software, pruebas técnicas, monitoreo y remediación.</w:t>
       </w:r>
     </w:p>
-    <w:bookmarkEnd w:id="57"/>
-    <w:bookmarkEnd w:id="58"/>
-    <w:bookmarkStart w:id="87" w:name="tool-silencioso"/>
+    <w:bookmarkEnd w:id="46"/>
+    <w:bookmarkEnd w:id="47"/>
+    <w:bookmarkStart w:id="76" w:name="tool-silencioso"/>
     <w:p>
       <w:pPr>
         <w:pStyle w:val="Heading1"/>
@@ -5479,8 +5299,8 @@
       </w:pPr>
       <w:r>
         <w:rPr>
+          <w:b/>
           <w:bCs/>
-          <w:b/>
         </w:rPr>
         <w:t xml:space="preserve">Autorización y límites:</w:t>
       </w:r>
@@ -5497,7 +5317,7 @@
         <w:t xml:space="preserve">|. |</w:t>
       </w:r>
     </w:p>
-    <w:bookmarkStart w:id="60" w:name="ciso-assistant"/>
+    <w:bookmarkStart w:id="49" w:name="ciso-assistant"/>
     <w:p>
       <w:pPr>
         <w:pStyle w:val="Heading2"/>
@@ -5512,6 +5332,265 @@
       </w:pPr>
       <w:r>
         <w:t xml:space="preserve">Propósito: Riesgo, controles, evaluaciones, pruebas y hallazgos. Proyecto oficial:</w:t>
+      </w:r>
+      <w:r>
+        <w:t xml:space="preserve"> </w:t>
+      </w:r>
+      <w:hyperlink r:id="rId48">
+        <w:r>
+          <w:rPr>
+            <w:rStyle w:val="Hyperlink"/>
+          </w:rPr>
+          <w:t xml:space="preserve">Seguido</w:t>
+        </w:r>
+      </w:hyperlink>
+    </w:p>
+    <w:p>
+      <w:pPr>
+        <w:pStyle w:val="BodyText"/>
+      </w:pPr>
+      <w:r>
+        <w:t xml:space="preserve">Inicio rápido seguro: Crear un proyecto de alcance, definir criterios de riesgo, asignar propietarios, adjuntar pruebas revisadas, registrar hallazgos y restringir el acceso.</w:t>
+      </w:r>
+    </w:p>
+    <w:p>
+      <w:pPr>
+        <w:pStyle w:val="BodyText"/>
+      </w:pPr>
+      <w:r>
+        <w:t xml:space="preserve">Pruebas para retener: aprobación y alcance, herramienta/versión, configuración o comando, fecha, población objetivo, resultado bruto, validación analista, limitación, hallazgo, acción y retest. Acceso limitado porque los resultados pueden exponer arquitectura sensible o debilidades.</w:t>
+      </w:r>
+    </w:p>
+    <w:bookmarkEnd w:id="49"/>
+    <w:bookmarkStart w:id="50" w:name="dependency-track"/>
+    <w:p>
+      <w:pPr>
+        <w:pStyle w:val="Heading2"/>
+      </w:pPr>
+      <w:r>
+        <w:t xml:space="preserve">24.2 Dependency-Track</w:t>
+      </w:r>
+    </w:p>
+    <w:p>
+      <w:pPr>
+        <w:pStyle w:val="FirstParagraph"/>
+      </w:pPr>
+      <w:r>
+        <w:t xml:space="preserve">Objetivo: Análisis de la SBOM y vigilancia del riesgo de componentes. Proyecto oficial: [ejecutado]Dependencia-Track realizado/u título](https://dependencytrack.org/)</w:t>
+      </w:r>
+    </w:p>
+    <w:p>
+      <w:pPr>
+        <w:pStyle w:val="BodyText"/>
+      </w:pPr>
+      <w:r>
+        <w:t xml:space="preserve">Inicio rápido seguro: Importar un CycloneDX SBOM de un proyecto de laboratorio, confirmar componentes, revisar vulnerabilidad y alertas políticas, asignar acciones e importar un nuevo SBOM después de la corrección.</w:t>
+      </w:r>
+    </w:p>
+    <w:p>
+      <w:pPr>
+        <w:pStyle w:val="BodyText"/>
+      </w:pPr>
+      <w:r>
+        <w:t xml:space="preserve">Pruebas para retener: aprobación y alcance, herramienta/versión, configuración o comando, fecha, población objetivo, resultado bruto, validación analista, limitación, hallazgo, acción y retest. Acceso limitado porque los resultados pueden exponer arquitectura sensible o debilidades.</w:t>
+      </w:r>
+    </w:p>
+    <w:bookmarkEnd w:id="50"/>
+    <w:bookmarkStart w:id="52" w:name="cyclonedx"/>
+    <w:p>
+      <w:pPr>
+        <w:pStyle w:val="Heading2"/>
+      </w:pPr>
+      <w:r>
+        <w:t xml:space="preserve">24.3 CycloneDX</w:t>
+      </w:r>
+    </w:p>
+    <w:p>
+      <w:pPr>
+        <w:pStyle w:val="FirstParagraph"/>
+      </w:pPr>
+      <w:r>
+        <w:t xml:space="preserve">Propósito: Billetera de software de materiales estándar y herramientas. Proyecto oficial:</w:t>
+      </w:r>
+      <w:r>
+        <w:t xml:space="preserve"> </w:t>
+      </w:r>
+      <w:hyperlink r:id="rId51">
+        <w:r>
+          <w:rPr>
+            <w:rStyle w:val="Hyperlink"/>
+          </w:rPr>
+          <w:t xml:space="preserve">Seguido</w:t>
+        </w:r>
+      </w:hyperlink>
+    </w:p>
+    <w:p>
+      <w:pPr>
+        <w:pStyle w:val="BodyText"/>
+      </w:pPr>
+      <w:r>
+        <w:t xml:space="preserve">Inicio rápido seguro: Usar un generador oficial para el lenguaje del proyecto, crear un SBOM, validarlo, proteger metadatos sensibles y proporcionarlo a herramientas de análisis aprobadas.</w:t>
+      </w:r>
+    </w:p>
+    <w:p>
+      <w:pPr>
+        <w:pStyle w:val="BodyText"/>
+      </w:pPr>
+      <w:r>
+        <w:t xml:space="preserve">Pruebas para retener: aprobación y alcance, herramienta/versión, configuración o comando, fecha, población objetivo, resultado bruto, validación analista, limitación, hallazgo, acción y retest. Acceso limitado porque los resultados pueden exponer arquitectura sensible o debilidades.</w:t>
+      </w:r>
+    </w:p>
+    <w:bookmarkEnd w:id="52"/>
+    <w:bookmarkStart w:id="54" w:name="syft"/>
+    <w:p>
+      <w:pPr>
+        <w:pStyle w:val="Heading2"/>
+      </w:pPr>
+      <w:r>
+        <w:t xml:space="preserve">24.4 Syft</w:t>
+      </w:r>
+    </w:p>
+    <w:p>
+      <w:pPr>
+        <w:pStyle w:val="FirstParagraph"/>
+      </w:pPr>
+      <w:r>
+        <w:t xml:space="preserve">Propósito: generación SBOM para imágenes y sistemas de archivos. Proyecto oficial:</w:t>
+      </w:r>
+      <w:r>
+        <w:t xml:space="preserve"> </w:t>
+      </w:r>
+      <w:hyperlink r:id="rId53">
+        <w:r>
+          <w:rPr>
+            <w:rStyle w:val="Hyperlink"/>
+          </w:rPr>
+          <w:t xml:space="preserve">Seguido</w:t>
+        </w:r>
+      </w:hyperlink>
+    </w:p>
+    <w:p>
+      <w:pPr>
+        <w:pStyle w:val="BodyText"/>
+      </w:pPr>
+      <w:r>
+        <w:t xml:space="preserve">Inicio rápido seguro: Correr contra una imagen de laboratorio autorizada, exportar CycloneDX JSON, revisar la cobertura del paquete, grabar la versión y el comando, y almacenar el resultado de forma segura.</w:t>
+      </w:r>
+    </w:p>
+    <w:p>
+      <w:pPr>
+        <w:pStyle w:val="BodyText"/>
+      </w:pPr>
+      <w:r>
+        <w:t xml:space="preserve">Pruebas para retener: aprobación y alcance, herramienta/versión, configuración o comando, fecha, población objetivo, resultado bruto, validación analista, limitación, hallazgo, acción y retest. Acceso limitado porque los resultados pueden exponer arquitectura sensible o debilidades.</w:t>
+      </w:r>
+    </w:p>
+    <w:bookmarkEnd w:id="54"/>
+    <w:bookmarkStart w:id="56" w:name="grype"/>
+    <w:p>
+      <w:pPr>
+        <w:pStyle w:val="Heading2"/>
+      </w:pPr>
+      <w:r>
+        <w:t xml:space="preserve">24.5 Grype</w:t>
+      </w:r>
+    </w:p>
+    <w:p>
+      <w:pPr>
+        <w:pStyle w:val="FirstParagraph"/>
+      </w:pPr>
+      <w:r>
+        <w:t xml:space="preserve">Propósito: Escaneo de vulnerabilidad para imágenes y SBOMs. Proyecto oficial:</w:t>
+      </w:r>
+      <w:r>
+        <w:t xml:space="preserve"> </w:t>
+      </w:r>
+      <w:hyperlink r:id="rId55">
+        <w:r>
+          <w:rPr>
+            <w:rStyle w:val="Hyperlink"/>
+          </w:rPr>
+          <w:t xml:space="preserve">Seguido</w:t>
+        </w:r>
+      </w:hyperlink>
+    </w:p>
+    <w:p>
+      <w:pPr>
+        <w:pStyle w:val="BodyText"/>
+      </w:pPr>
+      <w:r>
+        <w:t xml:space="preserve">Comenzar rápido seguro: Escanear la imagen del laboratorio o su SBOM, validar resultados importantes, identificar versiones fijas, remediar y reescanear.</w:t>
+      </w:r>
+    </w:p>
+    <w:p>
+      <w:pPr>
+        <w:pStyle w:val="BodyText"/>
+      </w:pPr>
+      <w:r>
+        <w:t xml:space="preserve">Pruebas para retener: aprobación y alcance, herramienta/versión, configuración o comando, fecha, población objetivo, resultado bruto, validación analista, limitación, hallazgo, acción y retest. Acceso limitado porque los resultados pueden exponer arquitectura sensible o debilidades.</w:t>
+      </w:r>
+    </w:p>
+    <w:bookmarkEnd w:id="56"/>
+    <w:bookmarkStart w:id="58" w:name="trivy"/>
+    <w:p>
+      <w:pPr>
+        <w:pStyle w:val="Heading2"/>
+      </w:pPr>
+      <w:r>
+        <w:t xml:space="preserve">24.6 Trivy</w:t>
+      </w:r>
+    </w:p>
+    <w:p>
+      <w:pPr>
+        <w:pStyle w:val="FirstParagraph"/>
+      </w:pPr>
+      <w:r>
+        <w:t xml:space="preserve">Propósito: Repositorio, imagen, dependencia, secreto y cheques IaC. Proyecto oficial:</w:t>
+      </w:r>
+      <w:r>
+        <w:t xml:space="preserve"> </w:t>
+      </w:r>
+      <w:hyperlink r:id="rId57">
+        <w:r>
+          <w:rPr>
+            <w:rStyle w:val="Hyperlink"/>
+          </w:rPr>
+          <w:t xml:space="preserve">Seguido</w:t>
+        </w:r>
+      </w:hyperlink>
+    </w:p>
+    <w:p>
+      <w:pPr>
+        <w:pStyle w:val="BodyText"/>
+      </w:pPr>
+      <w:r>
+        <w:t xml:space="preserve">Inicio rápido seguro: escanear sólo repositorios o imágenes aprobados, alcance de revisión y falsos positivos, hallazgos correctos, excepciones de documentos, y rescan en CI.</w:t>
+      </w:r>
+    </w:p>
+    <w:p>
+      <w:pPr>
+        <w:pStyle w:val="BodyText"/>
+      </w:pPr>
+      <w:r>
+        <w:t xml:space="preserve">Pruebas para retener: aprobación y alcance, herramienta/versión, configuración o comando, fecha, población objetivo, resultado bruto, validación analista, limitación, hallazgo, acción y retest. Acceso limitado porque los resultados pueden exponer arquitectura sensible o debilidades.</w:t>
+      </w:r>
+    </w:p>
+    <w:bookmarkEnd w:id="58"/>
+    <w:bookmarkStart w:id="60" w:name="openssf-scorecard"/>
+    <w:p>
+      <w:pPr>
+        <w:pStyle w:val="Heading2"/>
+      </w:pPr>
+      <w:r>
+        <w:t xml:space="preserve">24.7 OpenSSF Scorecard</w:t>
+      </w:r>
+    </w:p>
+    <w:p>
+      <w:pPr>
+        <w:pStyle w:val="FirstParagraph"/>
+      </w:pPr>
+      <w:r>
+        <w:t xml:space="preserve">Propósito: Señales sobre prácticas de seguridad de proyectos de código abierto. Proyecto oficial:</w:t>
       </w:r>
       <w:r>
         <w:t xml:space="preserve"> </w:t>
@@ -5530,7 +5609,7 @@
         <w:pStyle w:val="BodyText"/>
       </w:pPr>
       <w:r>
-        <w:t xml:space="preserve">Inicio rápido seguro: Crear un proyecto de alcance, definir criterios de riesgo, asignar propietarios, adjuntar pruebas revisadas, registrar hallazgos y restringir el acceso.</w:t>
+        <w:t xml:space="preserve">Inicio rápido seguro: Revisar un proyecto público o un repositorio autorizado, entender cada cheque, verificar las señales importantes manualmente, y no tratar la puntuación como prueba de seguridad.</w:t>
       </w:r>
     </w:p>
     <w:p>
@@ -5542,13 +5621,13 @@
       </w:r>
     </w:p>
     <w:bookmarkEnd w:id="60"/>
-    <w:bookmarkStart w:id="61" w:name="dependency-track"/>
+    <w:bookmarkStart w:id="62" w:name="guac"/>
     <w:p>
       <w:pPr>
         <w:pStyle w:val="Heading2"/>
       </w:pPr>
       <w:r>
-        <w:t xml:space="preserve">24.2 Dependency-Track</w:t>
+        <w:t xml:space="preserve">24.8 GUAC</w:t>
       </w:r>
     </w:p>
     <w:p>
@@ -5556,46 +5635,12 @@
         <w:pStyle w:val="FirstParagraph"/>
       </w:pPr>
       <w:r>
-        <w:t xml:space="preserve">Objetivo: Análisis de la SBOM y vigilancia del riesgo de componentes. Proyecto oficial: [ejecutado]Dependencia-Track realizado/u título](https://dependencytrack.org/)</w:t>
-      </w:r>
-    </w:p>
-    <w:p>
-      <w:pPr>
-        <w:pStyle w:val="BodyText"/>
-      </w:pPr>
-      <w:r>
-        <w:t xml:space="preserve">Inicio rápido seguro: Importar un CycloneDX SBOM de un proyecto de laboratorio, confirmar componentes, revisar vulnerabilidad y alertas políticas, asignar acciones e importar un nuevo SBOM después de la corrección.</w:t>
-      </w:r>
-    </w:p>
-    <w:p>
-      <w:pPr>
-        <w:pStyle w:val="BodyText"/>
-      </w:pPr>
-      <w:r>
-        <w:t xml:space="preserve">Pruebas para retener: aprobación y alcance, herramienta/versión, configuración o comando, fecha, población objetivo, resultado bruto, validación analista, limitación, hallazgo, acción y retest. Acceso limitado porque los resultados pueden exponer arquitectura sensible o debilidades.</w:t>
-      </w:r>
-    </w:p>
-    <w:bookmarkEnd w:id="61"/>
-    <w:bookmarkStart w:id="63" w:name="cyclonedx"/>
-    <w:p>
-      <w:pPr>
-        <w:pStyle w:val="Heading2"/>
-      </w:pPr>
-      <w:r>
-        <w:t xml:space="preserve">24.3 CycloneDX</w:t>
-      </w:r>
-    </w:p>
-    <w:p>
-      <w:pPr>
-        <w:pStyle w:val="FirstParagraph"/>
-      </w:pPr>
-      <w:r>
-        <w:t xml:space="preserve">Propósito: Billetera de software de materiales estándar y herramientas. Proyecto oficial:</w:t>
-      </w:r>
-      <w:r>
-        <w:t xml:space="preserve"> </w:t>
-      </w:r>
-      <w:hyperlink r:id="rId62">
+        <w:t xml:space="preserve">Propósito: Metadatos de cadena de suministro de software de Gráficos. Proyecto oficial:</w:t>
+      </w:r>
+      <w:r>
+        <w:t xml:space="preserve"> </w:t>
+      </w:r>
+      <w:hyperlink r:id="rId61">
         <w:r>
           <w:rPr>
             <w:rStyle w:val="Hyperlink"/>
@@ -5609,7 +5654,7 @@
         <w:pStyle w:val="BodyText"/>
       </w:pPr>
       <w:r>
-        <w:t xml:space="preserve">Inicio rápido seguro: Usar un generador oficial para el lenguaje del proyecto, crear un SBOM, validarlo, proteger metadatos sensibles y proporcionarlo a herramientas de análisis aprobadas.</w:t>
+        <w:t xml:space="preserve">Comienzo rápido seguro: Cargue el SBOM aprobado y metadatos de vulnerabilidad en un laboratorio, relaciones de componentes de consulta, verifique la procedencia y proteja el gráfico, ya que puede revelar la arquitectura.</w:t>
       </w:r>
     </w:p>
     <w:p>
@@ -5620,14 +5665,48 @@
         <w:t xml:space="preserve">Pruebas para retener: aprobación y alcance, herramienta/versión, configuración o comando, fecha, población objetivo, resultado bruto, validación analista, limitación, hallazgo, acción y retest. Acceso limitado porque los resultados pueden exponer arquitectura sensible o debilidades.</w:t>
       </w:r>
     </w:p>
+    <w:bookmarkEnd w:id="62"/>
+    <w:bookmarkStart w:id="63" w:name="osv-scanner"/>
+    <w:p>
+      <w:pPr>
+        <w:pStyle w:val="Heading2"/>
+      </w:pPr>
+      <w:r>
+        <w:t xml:space="preserve">24.9 OSV-Scanner</w:t>
+      </w:r>
+    </w:p>
+    <w:p>
+      <w:pPr>
+        <w:pStyle w:val="FirstParagraph"/>
+      </w:pPr>
+      <w:r>
+        <w:t xml:space="preserve">Propósito: Comprobación de vulnerabilidad conocida para dependencias. Proyecto oficial: [ejecutado]o(https://google.github.io/osv-scanner/)</w:t>
+      </w:r>
+    </w:p>
+    <w:p>
+      <w:pPr>
+        <w:pStyle w:val="BodyText"/>
+      </w:pPr>
+      <w:r>
+        <w:t xml:space="preserve">Inicio rápido seguro: Escanear un fichero de bloqueo autorizado, repositorio, imagen o SBOM; validar la aplicabilidad; actualizar o mitigar; y preservar los resultados antes y después.</w:t>
+      </w:r>
+    </w:p>
+    <w:p>
+      <w:pPr>
+        <w:pStyle w:val="BodyText"/>
+      </w:pPr>
+      <w:r>
+        <w:t xml:space="preserve">Pruebas para retener: aprobación y alcance, herramienta/versión, configuración o comando, fecha, población objetivo, resultado bruto, validación analista, limitación, hallazgo, acción y retest. Acceso limitado porque los resultados pueden exponer arquitectura sensible o debilidades.</w:t>
+      </w:r>
+    </w:p>
     <w:bookmarkEnd w:id="63"/>
-    <w:bookmarkStart w:id="65" w:name="syft"/>
+    <w:bookmarkStart w:id="65" w:name="defectodojo"/>
     <w:p>
       <w:pPr>
         <w:pStyle w:val="Heading2"/>
       </w:pPr>
       <w:r>
-        <w:t xml:space="preserve">24.4 Syft</w:t>
+        <w:t xml:space="preserve">24.10 DefectoDojo</w:t>
       </w:r>
     </w:p>
     <w:p>
@@ -5635,7 +5714,7 @@
         <w:pStyle w:val="FirstParagraph"/>
       </w:pPr>
       <w:r>
-        <w:t xml:space="preserve">Propósito: generación SBOM para imágenes y sistemas de archivos. Proyecto oficial:</w:t>
+        <w:t xml:space="preserve">Propósito: Encontrar ingesta, deduplicación, remediación y retest. Proyecto oficial:</w:t>
       </w:r>
       <w:r>
         <w:t xml:space="preserve"> </w:t>
@@ -5654,7 +5733,7 @@
         <w:pStyle w:val="BodyText"/>
       </w:pPr>
       <w:r>
-        <w:t xml:space="preserve">Inicio rápido seguro: Correr contra una imagen de laboratorio autorizada, exportar CycloneDX JSON, revisar la cobertura del paquete, grabar la versión y el comando, y almacenar el resultado de forma segura.</w:t>
+        <w:t xml:space="preserve">Inicio rápido seguro: Crear un compromiso de prueba, importar resultados seguros, validar la deduplicación, asignar propietarios y fechas debidas, adjuntar prueba y cerrar sólo después de la prueba.</w:t>
       </w:r>
     </w:p>
     <w:p>
@@ -5666,13 +5745,13 @@
       </w:r>
     </w:p>
     <w:bookmarkEnd w:id="65"/>
-    <w:bookmarkStart w:id="67" w:name="grype"/>
+    <w:bookmarkStart w:id="67" w:name="wazuh"/>
     <w:p>
       <w:pPr>
         <w:pStyle w:val="Heading2"/>
       </w:pPr>
       <w:r>
-        <w:t xml:space="preserve">24.5 Grype</w:t>
+        <w:t xml:space="preserve">24.11 Wazuh</w:t>
       </w:r>
     </w:p>
     <w:p>
@@ -5680,7 +5759,7 @@
         <w:pStyle w:val="FirstParagraph"/>
       </w:pPr>
       <w:r>
-        <w:t xml:space="preserve">Propósito: Escaneo de vulnerabilidad para imágenes y SBOMs. Proyecto oficial:</w:t>
+        <w:t xml:space="preserve">Propósito: Supervisión de puntos finales, integridad de archivos, análisis de registros y alertas. Proyecto oficial:</w:t>
       </w:r>
       <w:r>
         <w:t xml:space="preserve"> </w:t>
@@ -5699,7 +5778,7 @@
         <w:pStyle w:val="BodyText"/>
       </w:pPr>
       <w:r>
-        <w:t xml:space="preserve">Comenzar rápido seguro: Escanear la imagen del laboratorio o su SBOM, validar resultados importantes, identificar versiones fijas, remediar y reescanear.</w:t>
+        <w:t xml:space="preserve">Inicio rápido seguro: Inscribir un punto final de laboratorio, producir un evento de prueba inofensivo, confirmar la recogida y alerta, investigar, y retener la cobertura y evidencia de respuesta.</w:t>
       </w:r>
     </w:p>
     <w:p>
@@ -5711,13 +5790,13 @@
       </w:r>
     </w:p>
     <w:bookmarkEnd w:id="67"/>
-    <w:bookmarkStart w:id="69" w:name="trivy"/>
+    <w:bookmarkStart w:id="69" w:name="keycloak"/>
     <w:p>
       <w:pPr>
         <w:pStyle w:val="Heading2"/>
       </w:pPr>
       <w:r>
-        <w:t xml:space="preserve">24.6 Trivy</w:t>
+        <w:t xml:space="preserve">24.12 Keycloak</w:t>
       </w:r>
     </w:p>
     <w:p>
@@ -5725,7 +5804,7 @@
         <w:pStyle w:val="FirstParagraph"/>
       </w:pPr>
       <w:r>
-        <w:t xml:space="preserve">Propósito: Repositorio, imagen, dependencia, secreto y cheques IaC. Proyecto oficial:</w:t>
+        <w:t xml:space="preserve">Propósito: Identidad, roles, MFA, sesiones y eventos. Proyecto oficial:</w:t>
       </w:r>
       <w:r>
         <w:t xml:space="preserve"> </w:t>
@@ -5744,7 +5823,7 @@
         <w:pStyle w:val="BodyText"/>
       </w:pPr>
       <w:r>
-        <w:t xml:space="preserve">Inicio rápido seguro: escanear sólo repositorios o imágenes aprobados, alcance de revisión y falsos positivos, hallazgos correctos, excepciones de documentos, y rescan en CI.</w:t>
+        <w:t xml:space="preserve">Comenzar rápido seguro: Crear un reino de laboratorio, configurar roles y MFA, probar casos de conexión a Internet y expiración de acceso a proveedores, luego revisar eventos.</w:t>
       </w:r>
     </w:p>
     <w:p>
@@ -5756,13 +5835,13 @@
       </w:r>
     </w:p>
     <w:bookmarkEnd w:id="69"/>
-    <w:bookmarkStart w:id="71" w:name="openssf-scorecard"/>
+    <w:bookmarkStart w:id="70" w:name="owasp-zap"/>
     <w:p>
       <w:pPr>
         <w:pStyle w:val="Heading2"/>
       </w:pPr>
       <w:r>
-        <w:t xml:space="preserve">24.7 OpenSSF Scorecard</w:t>
+        <w:t xml:space="preserve">24.13 OWASP ZAP</w:t>
       </w:r>
     </w:p>
     <w:p>
@@ -5770,26 +5849,15 @@
         <w:pStyle w:val="FirstParagraph"/>
       </w:pPr>
       <w:r>
-        <w:t xml:space="preserve">Propósito: Señales sobre prácticas de seguridad de proyectos de código abierto. Proyecto oficial:</w:t>
-      </w:r>
-      <w:r>
-        <w:t xml:space="preserve"> </w:t>
-      </w:r>
-      <w:hyperlink r:id="rId70">
-        <w:r>
-          <w:rPr>
-            <w:rStyle w:val="Hyperlink"/>
-          </w:rPr>
-          <w:t xml:space="preserve">Seguido</w:t>
-        </w:r>
-      </w:hyperlink>
-    </w:p>
-    <w:p>
-      <w:pPr>
-        <w:pStyle w:val="BodyText"/>
-      </w:pPr>
-      <w:r>
-        <w:t xml:space="preserve">Inicio rápido seguro: Revisar un proyecto público o un repositorio autorizado, entender cada cheque, verificar las señales importantes manualmente, y no tratar la puntuación como prueba de seguridad.</w:t>
+        <w:t xml:space="preserve">Propósito: Pruebas de aplicación web autorizadas. Proyecto oficial: [Seguido] (https://www.zaproxy.org/)</w:t>
+      </w:r>
+    </w:p>
+    <w:p>
+      <w:pPr>
+        <w:pStyle w:val="BodyText"/>
+      </w:pPr>
+      <w:r>
+        <w:t xml:space="preserve">Comenzar rápido seguro: Usar una aplicación de entrenamiento, tráfico proxy, arrastrar pasivamente, utilizar el escaneo activo sólo con aprobación escrita, validar hallazgos, fijar y retest.</w:t>
       </w:r>
     </w:p>
     <w:p>
@@ -5800,14 +5868,48 @@
         <w:t xml:space="preserve">Pruebas para retener: aprobación y alcance, herramienta/versión, configuración o comando, fecha, población objetivo, resultado bruto, validación analista, limitación, hallazgo, acción y retest. Acceso limitado porque los resultados pueden exponer arquitectura sensible o debilidades.</w:t>
       </w:r>
     </w:p>
+    <w:bookmarkEnd w:id="70"/>
+    <w:bookmarkStart w:id="71" w:name="greenbone-community-edition"/>
+    <w:p>
+      <w:pPr>
+        <w:pStyle w:val="Heading2"/>
+      </w:pPr>
+      <w:r>
+        <w:t xml:space="preserve">24.14 Greenbone Community Edition</w:t>
+      </w:r>
+    </w:p>
+    <w:p>
+      <w:pPr>
+        <w:pStyle w:val="FirstParagraph"/>
+      </w:pPr>
+      <w:r>
+        <w:t xml:space="preserve">Objetivo: Evaluación autorizada de la vulnerabilidad. Proyecto oficial: [ejecutado]Greenbone Community Edition (10)(https://greenbone.github.io/docs/latest/)</w:t>
+      </w:r>
+    </w:p>
+    <w:p>
+      <w:pPr>
+        <w:pStyle w:val="BodyText"/>
+      </w:pPr>
+      <w:r>
+        <w:t xml:space="preserve">Inicio rápido seguro: Actualizar los alimentos, definir los objetivos de laboratorio aprobados, utilizar credenciales seguras, revisar la cobertura, validar los hallazgos, corregir y cambiar.</w:t>
+      </w:r>
+    </w:p>
+    <w:p>
+      <w:pPr>
+        <w:pStyle w:val="BodyText"/>
+      </w:pPr>
+      <w:r>
+        <w:t xml:space="preserve">Pruebas para retener: aprobación y alcance, herramienta/versión, configuración o comando, fecha, población objetivo, resultado bruto, validación analista, limitación, hallazgo, acción y retest. Acceso limitado porque los resultados pueden exponer arquitectura sensible o debilidades.</w:t>
+      </w:r>
+    </w:p>
     <w:bookmarkEnd w:id="71"/>
-    <w:bookmarkStart w:id="73" w:name="guac"/>
+    <w:bookmarkStart w:id="73" w:name="nmap"/>
     <w:p>
       <w:pPr>
         <w:pStyle w:val="Heading2"/>
       </w:pPr>
       <w:r>
-        <w:t xml:space="preserve">24.8 GUAC</w:t>
+        <w:t xml:space="preserve">24.15 Nmap</w:t>
       </w:r>
     </w:p>
     <w:p>
@@ -5815,7 +5917,7 @@
         <w:pStyle w:val="FirstParagraph"/>
       </w:pPr>
       <w:r>
-        <w:t xml:space="preserve">Propósito: Metadatos de cadena de suministro de software de Gráficos. Proyecto oficial:</w:t>
+        <w:t xml:space="preserve">Propósito: Servicio autorizado y descubrimiento de activos. Proyecto oficial:</w:t>
       </w:r>
       <w:r>
         <w:t xml:space="preserve"> </w:t>
@@ -5834,7 +5936,7 @@
         <w:pStyle w:val="BodyText"/>
       </w:pPr>
       <w:r>
-        <w:t xml:space="preserve">Comienzo rápido seguro: Cargue el SBOM aprobado y metadatos de vulnerabilidad en un laboratorio, relaciones de componentes de consulta, verifique la procedencia y proteja el gráfico, ya que puede revelar la arquitectura.</w:t>
+        <w:t xml:space="preserve">Comenzar rápido seguro: Escanear sólo rangos escritos con opciones limitadas, comparar resultados con inventario, investigar servicios desconocidos, y preservar el alcance y la evidencia de comando.</w:t>
       </w:r>
     </w:p>
     <w:p>
@@ -5846,13 +5948,13 @@
       </w:r>
     </w:p>
     <w:bookmarkEnd w:id="73"/>
-    <w:bookmarkStart w:id="74" w:name="osv-scanner"/>
+    <w:bookmarkStart w:id="75" w:name="open-policy-agent"/>
     <w:p>
       <w:pPr>
         <w:pStyle w:val="Heading2"/>
       </w:pPr>
       <w:r>
-        <w:t xml:space="preserve">24.9 OSV-Scanner</w:t>
+        <w:t xml:space="preserve">24.16 Open Policy Agent</w:t>
       </w:r>
     </w:p>
     <w:p>
@@ -5860,46 +5962,12 @@
         <w:pStyle w:val="FirstParagraph"/>
       </w:pPr>
       <w:r>
-        <w:t xml:space="preserve">Propósito: Comprobación de vulnerabilidad conocida para dependencias. Proyecto oficial: [ejecutado]o(https://google.github.io/osv-scanner/)</w:t>
-      </w:r>
-    </w:p>
-    <w:p>
-      <w:pPr>
-        <w:pStyle w:val="BodyText"/>
-      </w:pPr>
-      <w:r>
-        <w:t xml:space="preserve">Inicio rápido seguro: Escanear un fichero de bloqueo autorizado, repositorio, imagen o SBOM; validar la aplicabilidad; actualizar o mitigar; y preservar los resultados antes y después.</w:t>
-      </w:r>
-    </w:p>
-    <w:p>
-      <w:pPr>
-        <w:pStyle w:val="BodyText"/>
-      </w:pPr>
-      <w:r>
-        <w:t xml:space="preserve">Pruebas para retener: aprobación y alcance, herramienta/versión, configuración o comando, fecha, población objetivo, resultado bruto, validación analista, limitación, hallazgo, acción y retest. Acceso limitado porque los resultados pueden exponer arquitectura sensible o debilidades.</w:t>
-      </w:r>
-    </w:p>
-    <w:bookmarkEnd w:id="74"/>
-    <w:bookmarkStart w:id="76" w:name="defectodojo"/>
-    <w:p>
-      <w:pPr>
-        <w:pStyle w:val="Heading2"/>
-      </w:pPr>
-      <w:r>
-        <w:t xml:space="preserve">24.10 DefectoDojo</w:t>
-      </w:r>
-    </w:p>
-    <w:p>
-      <w:pPr>
-        <w:pStyle w:val="FirstParagraph"/>
-      </w:pPr>
-      <w:r>
-        <w:t xml:space="preserve">Propósito: Encontrar ingesta, deduplicación, remediación y retest. Proyecto oficial:</w:t>
-      </w:r>
-      <w:r>
-        <w:t xml:space="preserve"> </w:t>
-      </w:r>
-      <w:hyperlink r:id="rId75">
+        <w:t xml:space="preserve">Objetivo: Decisiones de política como código. Proyecto oficial:</w:t>
+      </w:r>
+      <w:r>
+        <w:t xml:space="preserve"> </w:t>
+      </w:r>
+      <w:hyperlink r:id="rId74">
         <w:r>
           <w:rPr>
             <w:rStyle w:val="Hyperlink"/>
@@ -5913,7 +5981,7 @@
         <w:pStyle w:val="BodyText"/>
       </w:pPr>
       <w:r>
-        <w:t xml:space="preserve">Inicio rápido seguro: Crear un compromiso de prueba, importar resultados seguros, validar la deduplicación, asignar propietarios y fechas debidas, adjuntar prueba y cerrar sólo después de la prueba.</w:t>
+        <w:t xml:space="preserve">Inicio rápido seguro: Escribir una pequeña política de laboratorio para un atributo de proveedor aprobado, probar permitir y negar casos, cambios de revisión entre pares, decisiones de registro y mantener la aprobación de la excepción humana.</w:t>
       </w:r>
     </w:p>
     <w:p>
@@ -5924,14 +5992,15 @@
         <w:t xml:space="preserve">Pruebas para retener: aprobación y alcance, herramienta/versión, configuración o comando, fecha, población objetivo, resultado bruto, validación analista, limitación, hallazgo, acción y retest. Acceso limitado porque los resultados pueden exponer arquitectura sensible o debilidades.</w:t>
       </w:r>
     </w:p>
+    <w:bookmarkEnd w:id="75"/>
     <w:bookmarkEnd w:id="76"/>
-    <w:bookmarkStart w:id="78" w:name="wazuh"/>
-    <w:p>
-      <w:pPr>
-        <w:pStyle w:val="Heading2"/>
-      </w:pPr>
-      <w:r>
-        <w:t xml:space="preserve">24.11 Wazuh</w:t>
+    <w:bookmarkStart w:id="78" w:name="manual-de-tprm-para-gerentes"/>
+    <w:p>
+      <w:pPr>
+        <w:pStyle w:val="Heading1"/>
+      </w:pPr>
+      <w:r>
+        <w:t xml:space="preserve">25. Manual de TPRM para gerentes</w:t>
       </w:r>
     </w:p>
     <w:p>
@@ -5939,258 +6008,9 @@
         <w:pStyle w:val="FirstParagraph"/>
       </w:pPr>
       <w:r>
-        <w:t xml:space="preserve">Propósito: Supervisión de puntos finales, integridad de archivos, análisis de registros y alertas. Proyecto oficial:</w:t>
-      </w:r>
-      <w:r>
-        <w:t xml:space="preserve"> </w:t>
-      </w:r>
-      <w:hyperlink r:id="rId77">
-        <w:r>
-          <w:rPr>
-            <w:rStyle w:val="Hyperlink"/>
-          </w:rPr>
-          <w:t xml:space="preserve">Seguido</w:t>
-        </w:r>
-      </w:hyperlink>
-    </w:p>
-    <w:p>
-      <w:pPr>
-        <w:pStyle w:val="BodyText"/>
-      </w:pPr>
-      <w:r>
-        <w:t xml:space="preserve">Inicio rápido seguro: Inscribir un punto final de laboratorio, producir un evento de prueba inofensivo, confirmar la recogida y alerta, investigar, y retener la cobertura y evidencia de respuesta.</w:t>
-      </w:r>
-    </w:p>
-    <w:p>
-      <w:pPr>
-        <w:pStyle w:val="BodyText"/>
-      </w:pPr>
-      <w:r>
-        <w:t xml:space="preserve">Pruebas para retener: aprobación y alcance, herramienta/versión, configuración o comando, fecha, población objetivo, resultado bruto, validación analista, limitación, hallazgo, acción y retest. Acceso limitado porque los resultados pueden exponer arquitectura sensible o debilidades.</w:t>
-      </w:r>
-    </w:p>
-    <w:bookmarkEnd w:id="78"/>
-    <w:bookmarkStart w:id="80" w:name="keycloak"/>
-    <w:p>
-      <w:pPr>
-        <w:pStyle w:val="Heading2"/>
-      </w:pPr>
-      <w:r>
-        <w:t xml:space="preserve">24.12 Keycloak</w:t>
-      </w:r>
-    </w:p>
-    <w:p>
-      <w:pPr>
-        <w:pStyle w:val="FirstParagraph"/>
-      </w:pPr>
-      <w:r>
-        <w:t xml:space="preserve">Propósito: Identidad, roles, MFA, sesiones y eventos. Proyecto oficial:</w:t>
-      </w:r>
-      <w:r>
-        <w:t xml:space="preserve"> </w:t>
-      </w:r>
-      <w:hyperlink r:id="rId79">
-        <w:r>
-          <w:rPr>
-            <w:rStyle w:val="Hyperlink"/>
-          </w:rPr>
-          <w:t xml:space="preserve">Seguido</w:t>
-        </w:r>
-      </w:hyperlink>
-    </w:p>
-    <w:p>
-      <w:pPr>
-        <w:pStyle w:val="BodyText"/>
-      </w:pPr>
-      <w:r>
-        <w:t xml:space="preserve">Comenzar rápido seguro: Crear un reino de laboratorio, configurar roles y MFA, probar casos de conexión a Internet y expiración de acceso a proveedores, luego revisar eventos.</w:t>
-      </w:r>
-    </w:p>
-    <w:p>
-      <w:pPr>
-        <w:pStyle w:val="BodyText"/>
-      </w:pPr>
-      <w:r>
-        <w:t xml:space="preserve">Pruebas para retener: aprobación y alcance, herramienta/versión, configuración o comando, fecha, población objetivo, resultado bruto, validación analista, limitación, hallazgo, acción y retest. Acceso limitado porque los resultados pueden exponer arquitectura sensible o debilidades.</w:t>
-      </w:r>
-    </w:p>
-    <w:bookmarkEnd w:id="80"/>
-    <w:bookmarkStart w:id="81" w:name="owasp-zap"/>
-    <w:p>
-      <w:pPr>
-        <w:pStyle w:val="Heading2"/>
-      </w:pPr>
-      <w:r>
-        <w:t xml:space="preserve">24.13 OWASP ZAP</w:t>
-      </w:r>
-    </w:p>
-    <w:p>
-      <w:pPr>
-        <w:pStyle w:val="FirstParagraph"/>
-      </w:pPr>
-      <w:r>
-        <w:t xml:space="preserve">Propósito: Pruebas de aplicación web autorizadas. Proyecto oficial: [Seguido] (https://www.zaproxy.org/)</w:t>
-      </w:r>
-    </w:p>
-    <w:p>
-      <w:pPr>
-        <w:pStyle w:val="BodyText"/>
-      </w:pPr>
-      <w:r>
-        <w:t xml:space="preserve">Comenzar rápido seguro: Usar una aplicación de entrenamiento, tráfico proxy, arrastrar pasivamente, utilizar el escaneo activo sólo con aprobación escrita, validar hallazgos, fijar y retest.</w:t>
-      </w:r>
-    </w:p>
-    <w:p>
-      <w:pPr>
-        <w:pStyle w:val="BodyText"/>
-      </w:pPr>
-      <w:r>
-        <w:t xml:space="preserve">Pruebas para retener: aprobación y alcance, herramienta/versión, configuración o comando, fecha, población objetivo, resultado bruto, validación analista, limitación, hallazgo, acción y retest. Acceso limitado porque los resultados pueden exponer arquitectura sensible o debilidades.</w:t>
-      </w:r>
-    </w:p>
-    <w:bookmarkEnd w:id="81"/>
-    <w:bookmarkStart w:id="82" w:name="greenbone-community-edition"/>
-    <w:p>
-      <w:pPr>
-        <w:pStyle w:val="Heading2"/>
-      </w:pPr>
-      <w:r>
-        <w:t xml:space="preserve">24.14 Greenbone Community Edition</w:t>
-      </w:r>
-    </w:p>
-    <w:p>
-      <w:pPr>
-        <w:pStyle w:val="FirstParagraph"/>
-      </w:pPr>
-      <w:r>
-        <w:t xml:space="preserve">Objetivo: Evaluación autorizada de la vulnerabilidad. Proyecto oficial: [ejecutado]Greenbone Community Edition (10)(https://greenbone.github.io/docs/latest/)</w:t>
-      </w:r>
-    </w:p>
-    <w:p>
-      <w:pPr>
-        <w:pStyle w:val="BodyText"/>
-      </w:pPr>
-      <w:r>
-        <w:t xml:space="preserve">Inicio rápido seguro: Actualizar los alimentos, definir los objetivos de laboratorio aprobados, utilizar credenciales seguras, revisar la cobertura, validar los hallazgos, corregir y cambiar.</w:t>
-      </w:r>
-    </w:p>
-    <w:p>
-      <w:pPr>
-        <w:pStyle w:val="BodyText"/>
-      </w:pPr>
-      <w:r>
-        <w:t xml:space="preserve">Pruebas para retener: aprobación y alcance, herramienta/versión, configuración o comando, fecha, población objetivo, resultado bruto, validación analista, limitación, hallazgo, acción y retest. Acceso limitado porque los resultados pueden exponer arquitectura sensible o debilidades.</w:t>
-      </w:r>
-    </w:p>
-    <w:bookmarkEnd w:id="82"/>
-    <w:bookmarkStart w:id="84" w:name="nmap"/>
-    <w:p>
-      <w:pPr>
-        <w:pStyle w:val="Heading2"/>
-      </w:pPr>
-      <w:r>
-        <w:t xml:space="preserve">24.15 Nmap</w:t>
-      </w:r>
-    </w:p>
-    <w:p>
-      <w:pPr>
-        <w:pStyle w:val="FirstParagraph"/>
-      </w:pPr>
-      <w:r>
-        <w:t xml:space="preserve">Propósito: Servicio autorizado y descubrimiento de activos. Proyecto oficial:</w:t>
-      </w:r>
-      <w:r>
-        <w:t xml:space="preserve"> </w:t>
-      </w:r>
-      <w:hyperlink r:id="rId83">
-        <w:r>
-          <w:rPr>
-            <w:rStyle w:val="Hyperlink"/>
-          </w:rPr>
-          <w:t xml:space="preserve">Seguido</w:t>
-        </w:r>
-      </w:hyperlink>
-    </w:p>
-    <w:p>
-      <w:pPr>
-        <w:pStyle w:val="BodyText"/>
-      </w:pPr>
-      <w:r>
-        <w:t xml:space="preserve">Comenzar rápido seguro: Escanear sólo rangos escritos con opciones limitadas, comparar resultados con inventario, investigar servicios desconocidos, y preservar el alcance y la evidencia de comando.</w:t>
-      </w:r>
-    </w:p>
-    <w:p>
-      <w:pPr>
-        <w:pStyle w:val="BodyText"/>
-      </w:pPr>
-      <w:r>
-        <w:t xml:space="preserve">Pruebas para retener: aprobación y alcance, herramienta/versión, configuración o comando, fecha, población objetivo, resultado bruto, validación analista, limitación, hallazgo, acción y retest. Acceso limitado porque los resultados pueden exponer arquitectura sensible o debilidades.</w:t>
-      </w:r>
-    </w:p>
-    <w:bookmarkEnd w:id="84"/>
-    <w:bookmarkStart w:id="86" w:name="open-policy-agent"/>
-    <w:p>
-      <w:pPr>
-        <w:pStyle w:val="Heading2"/>
-      </w:pPr>
-      <w:r>
-        <w:t xml:space="preserve">24.16 Open Policy Agent</w:t>
-      </w:r>
-    </w:p>
-    <w:p>
-      <w:pPr>
-        <w:pStyle w:val="FirstParagraph"/>
-      </w:pPr>
-      <w:r>
-        <w:t xml:space="preserve">Objetivo: Decisiones de política como código. Proyecto oficial:</w:t>
-      </w:r>
-      <w:r>
-        <w:t xml:space="preserve"> </w:t>
-      </w:r>
-      <w:hyperlink r:id="rId85">
-        <w:r>
-          <w:rPr>
-            <w:rStyle w:val="Hyperlink"/>
-          </w:rPr>
-          <w:t xml:space="preserve">Seguido</w:t>
-        </w:r>
-      </w:hyperlink>
-    </w:p>
-    <w:p>
-      <w:pPr>
-        <w:pStyle w:val="BodyText"/>
-      </w:pPr>
-      <w:r>
-        <w:t xml:space="preserve">Inicio rápido seguro: Escribir una pequeña política de laboratorio para un atributo de proveedor aprobado, probar permitir y negar casos, cambios de revisión entre pares, decisiones de registro y mantener la aprobación de la excepción humana.</w:t>
-      </w:r>
-    </w:p>
-    <w:p>
-      <w:pPr>
-        <w:pStyle w:val="BodyText"/>
-      </w:pPr>
-      <w:r>
-        <w:t xml:space="preserve">Pruebas para retener: aprobación y alcance, herramienta/versión, configuración o comando, fecha, población objetivo, resultado bruto, validación analista, limitación, hallazgo, acción y retest. Acceso limitado porque los resultados pueden exponer arquitectura sensible o debilidades.</w:t>
-      </w:r>
-    </w:p>
-    <w:bookmarkEnd w:id="86"/>
-    <w:bookmarkEnd w:id="87"/>
-    <w:bookmarkStart w:id="89" w:name="libro-de-reproducción-de-tprm-de-manager"/>
-    <w:p>
-      <w:pPr>
-        <w:pStyle w:val="Heading1"/>
-      </w:pPr>
-      <w:r>
-        <w:t xml:space="preserve">25. Libro de reproducción de TPRM de Manager</w:t>
-      </w:r>
-    </w:p>
-    <w:p>
-      <w:pPr>
-        <w:pStyle w:val="FirstParagraph"/>
-      </w:pPr>
-      <w:r>
         <w:rPr>
+          <w:i/>
           <w:iCs/>
-          <w:i/>
         </w:rPr>
         <w:t xml:space="preserve">Los administradores hacen que el programa sea real estableciendo prioridades, resolviendo conflictos, financiando tratamiento y desafiando pruebas</w:t>
       </w:r>
@@ -6203,15 +6023,25 @@
         <w:pStyle w:val="BodyText"/>
       </w:pPr>
       <w:r>
-        <w:t xml:space="preserve">****Dashboard area** |</w:t>
-      </w:r>
-      <w:r>
-        <w:t xml:space="preserve"> </w:t>
-      </w:r>
-      <w:r>
         <w:rPr>
+          <w:b/>
           <w:bCs/>
+        </w:rPr>
+        <w:t xml:space="preserve">Área del panel</w:t>
+      </w:r>
+      <w:r>
+        <w:t xml:space="preserve"> </w:t>
+      </w:r>
+      <w:r>
+        <w:t xml:space="preserve">|</w:t>
+      </w:r>
+      <w:r>
+        <w:t xml:space="preserve"> </w:t>
+      </w:r>
+      <w:r>
+        <w:rPr>
           <w:b/>
+          <w:bCs/>
         </w:rPr>
         <w:t xml:space="preserve">Pregunta principal</w:t>
       </w:r>
@@ -6270,7 +6100,7 @@
         <w:t xml:space="preserve">¿Podemos recuperar datos y reemplazar el servicio a tiempo? | No hay ruta de exportación, alternativa o eliminación probada</w:t>
       </w:r>
     </w:p>
-    <w:bookmarkStart w:id="88" w:name="gestor-de-ritmo-operativo"/>
+    <w:bookmarkStart w:id="77" w:name="gestor-de-ritmo-operativo"/>
     <w:p>
       <w:pPr>
         <w:pStyle w:val="Heading2"/>
@@ -6317,8 +6147,8 @@
       </w:pPr>
       <w:r>
         <w:rPr>
+          <w:b/>
           <w:bCs/>
-          <w:b/>
         </w:rPr>
         <w:t xml:space="preserve">Preguntas que importan:</w:t>
       </w:r>
@@ -6335,9 +6165,9 @@
         <w:t xml:space="preserve">|. |</w:t>
       </w:r>
     </w:p>
-    <w:bookmarkEnd w:id="88"/>
-    <w:bookmarkEnd w:id="89"/>
-    <w:bookmarkStart w:id="92" w:name="junior-analyst-career-guide"/>
+    <w:bookmarkEnd w:id="77"/>
+    <w:bookmarkEnd w:id="78"/>
+    <w:bookmarkStart w:id="81" w:name="junior-analyst-career-guide"/>
     <w:p>
       <w:pPr>
         <w:pStyle w:val="Heading1"/>
@@ -6352,8 +6182,8 @@
       </w:pPr>
       <w:r>
         <w:rPr>
+          <w:i/>
           <w:iCs/>
-          <w:i/>
         </w:rPr>
         <w:t xml:space="preserve">Los analistas de Junior crean valor produciendo inventarios precisos, exámenes de evidencia, hallazgos y seguimiento.</w:t>
       </w:r>
@@ -6366,13 +6196,7 @@
         <w:t xml:space="preserve">■img src=</w:t>
       </w:r>
       <w:r>
-        <w:t xml:space="preserve">“</w:t>
-      </w:r>
-      <w:r>
-        <w:t xml:space="preserve">media/image10.png</w:t>
-      </w:r>
-      <w:r>
-        <w:t xml:space="preserve">”</w:t>
+        <w:t xml:space="preserve">“media/image10.png”</w:t>
       </w:r>
       <w:r>
         <w:t xml:space="preserve"> </w:t>
@@ -6381,13 +6205,7 @@
         <w:t xml:space="preserve">estilo=</w:t>
       </w:r>
       <w:r>
-        <w:t xml:space="preserve">“</w:t>
-      </w:r>
-      <w:r>
-        <w:t xml:space="preserve">width:6.15in;height:3.39605in</w:t>
-      </w:r>
-      <w:r>
-        <w:t xml:space="preserve">”</w:t>
+        <w:t xml:space="preserve">“width:6.15in;height:3.39605in”</w:t>
       </w:r>
       <w:r>
         <w:t xml:space="preserve"> </w:t>
@@ -6396,13 +6214,7 @@
         <w:t xml:space="preserve">alt=</w:t>
       </w:r>
       <w:r>
-        <w:t xml:space="preserve">“</w:t>
-      </w:r>
-      <w:r>
-        <w:t xml:space="preserve">Trabajo cuidado y limitaciones honestas construyen una cartera y confianza profesional.</w:t>
-      </w:r>
-      <w:r>
-        <w:t xml:space="preserve">”</w:t>
+        <w:t xml:space="preserve">“Trabajo cuidado y limitaciones honestas construyen una cartera y confianza profesional.”</w:t>
       </w:r>
       <w:r>
         <w:t xml:space="preserve"> </w:t>
@@ -6419,7 +6231,7 @@
         <w:t xml:space="preserve">Gráfico 10 Júnior TPRM analista</w:t>
       </w:r>
     </w:p>
-    <w:bookmarkStart w:id="90" w:name="títulos-de-trabajo-comunes"/>
+    <w:bookmarkStart w:id="79" w:name="títulos-de-trabajo-comunes"/>
     <w:p>
       <w:pPr>
         <w:pStyle w:val="Heading2"/>
@@ -6492,8 +6304,8 @@
         <w:t xml:space="preserve">Analista de cadena de suministro de software</w:t>
       </w:r>
     </w:p>
-    <w:bookmarkEnd w:id="90"/>
-    <w:bookmarkStart w:id="91" w:name="típico-trabajo-junior"/>
+    <w:bookmarkEnd w:id="79"/>
+    <w:bookmarkStart w:id="80" w:name="típico-trabajo-junior"/>
     <w:p>
       <w:pPr>
         <w:pStyle w:val="Heading2"/>
@@ -6622,9 +6434,9 @@
         <w:t xml:space="preserve">← Ética ← Autorización escrita, datos sintéticos, redes y limitaciones honestas</w:t>
       </w:r>
     </w:p>
-    <w:bookmarkEnd w:id="91"/>
-    <w:bookmarkEnd w:id="92"/>
-    <w:bookmarkStart w:id="104" w:name="laboratorio-ficcional-y-portfolio"/>
+    <w:bookmarkEnd w:id="80"/>
+    <w:bookmarkEnd w:id="81"/>
+    <w:bookmarkStart w:id="93" w:name="laboratorio-ficcional-y-portfolio"/>
     <w:p>
       <w:pPr>
         <w:pStyle w:val="Heading1"/>
@@ -6639,8 +6451,8 @@
       </w:pPr>
       <w:r>
         <w:rPr>
+          <w:i/>
           <w:iCs/>
-          <w:i/>
         </w:rPr>
         <w:t xml:space="preserve">Construir una cartera segura con una empresa ficticia, proveedores sintéticos y laboratorios técnicos aislados</w:t>
       </w:r>
@@ -6778,8 +6590,8 @@
       </w:pPr>
       <w:r>
         <w:rPr>
+          <w:b/>
           <w:bCs/>
-          <w:b/>
         </w:rPr>
         <w:t xml:space="preserve">Artifact</w:t>
       </w:r>
@@ -6854,11 +6666,11 @@
     </w:p>
     <w:p>
       <w:pPr>
+        <w:pStyle w:val="Compact"/>
         <w:numPr>
           <w:ilvl w:val="0"/>
           <w:numId w:val="1030"/>
         </w:numPr>
-        <w:pStyle w:val="Compact"/>
       </w:pPr>
       <w:r>
         <w:t xml:space="preserve">Plan de aprendizaje de 30 días</w:t>
@@ -6870,8 +6682,8 @@
       </w:pPr>
       <w:r>
         <w:rPr>
+          <w:i/>
           <w:iCs/>
-          <w:i/>
         </w:rPr>
         <w:t xml:space="preserve">Un mes centrado puede crear una capacidad útil de nivel de entrada</w:t>
       </w:r>
@@ -6884,26 +6696,24 @@
         <w:tblStyle w:val="Table"/>
         <w:tblW w:type="auto" w:w="0"/>
         <w:tblLook w:firstRow="1" w:lastRow="0" w:firstColumn="0" w:lastColumn="0" w:noHBand="0" w:noVBand="0" w:val="0020"/>
-        <w:jc w:val="start"/>
       </w:tblPr>
       <w:tblGrid>
         <w:gridCol w:w="7920"/>
       </w:tblGrid>
       <w:tr>
         <w:trPr>
-          <w:tblHeader w:val="true"/>
+          <w:tblHeader w:val="on"/>
         </w:trPr>
         <w:tc>
           <w:tcPr/>
           <w:p>
             <w:pPr>
               <w:pStyle w:val="Compact"/>
-              <w:jc w:val="left"/>
             </w:pPr>
             <w:r>
               <w:rPr>
+                <w:b/>
                 <w:bCs/>
-                <w:b/>
               </w:rPr>
               <w:t xml:space="preserve">Días</w:t>
             </w:r>
@@ -6916,7 +6726,6 @@
           <w:p>
             <w:pPr>
               <w:pStyle w:val="Compact"/>
-              <w:jc w:val="left"/>
             </w:pPr>
             <w:r>
               <w:t xml:space="preserve">1–3</w:t>
@@ -6930,7 +6739,6 @@
           <w:p>
             <w:pPr>
               <w:pStyle w:val="Compact"/>
-              <w:jc w:val="left"/>
             </w:pPr>
             <w:r>
               <w:t xml:space="preserve">4–6</w:t>
@@ -6944,7 +6752,6 @@
           <w:p>
             <w:pPr>
               <w:pStyle w:val="Compact"/>
-              <w:jc w:val="left"/>
             </w:pPr>
             <w:r>
               <w:t xml:space="preserve">7–10</w:t>
@@ -6958,7 +6765,6 @@
           <w:p>
             <w:pPr>
               <w:pStyle w:val="Compact"/>
-              <w:jc w:val="left"/>
             </w:pPr>
             <w:r>
               <w:t xml:space="preserve">TEN 11–13</w:t>
@@ -6972,7 +6778,6 @@
           <w:p>
             <w:pPr>
               <w:pStyle w:val="Compact"/>
-              <w:jc w:val="left"/>
             </w:pPr>
             <w:r>
               <w:t xml:space="preserve">TEN 14–16</w:t>
@@ -6986,7 +6791,6 @@
           <w:p>
             <w:pPr>
               <w:pStyle w:val="Compact"/>
-              <w:jc w:val="left"/>
             </w:pPr>
             <w:r>
               <w:t xml:space="preserve">TEN 17–19 ANTERIENTE Contratos, a bordo, monitoreando</w:t>
@@ -7000,7 +6804,6 @@
           <w:p>
             <w:pPr>
               <w:pStyle w:val="Compact"/>
-              <w:jc w:val="left"/>
             </w:pPr>
             <w:r>
               <w:t xml:space="preserve">TEN 20–22</w:t>
@@ -7014,7 +6817,6 @@
           <w:p>
             <w:pPr>
               <w:pStyle w:val="Compact"/>
-              <w:jc w:val="left"/>
             </w:pPr>
             <w:r>
               <w:t xml:space="preserve">TEN 23–25</w:t>
@@ -7028,7 +6830,6 @@
           <w:p>
             <w:pPr>
               <w:pStyle w:val="Compact"/>
-              <w:jc w:val="left"/>
             </w:pPr>
             <w:r>
               <w:t xml:space="preserve">26–27</w:t>
@@ -7042,7 +6843,6 @@
           <w:p>
             <w:pPr>
               <w:pStyle w:val="Compact"/>
-              <w:jc w:val="left"/>
             </w:pPr>
             <w:r>
               <w:t xml:space="preserve">TEN 28–30 TENIDA Metrics, portafolio, entrevista</w:t>
@@ -7053,11 +6853,11 @@
     </w:tbl>
     <w:p>
       <w:pPr>
+        <w:pStyle w:val="Compact"/>
         <w:numPr>
           <w:ilvl w:val="0"/>
           <w:numId w:val="1031"/>
         </w:numPr>
-        <w:pStyle w:val="Compact"/>
       </w:pPr>
       <w:r>
         <w:t xml:space="preserve">Preparación de entrevistas</w:t>
@@ -7069,8 +6869,8 @@
       </w:pPr>
       <w:r>
         <w:rPr>
+          <w:i/>
           <w:iCs/>
-          <w:i/>
         </w:rPr>
         <w:t xml:space="preserve">Las respuestas de interés deben ser cortas, precisas y atadas a ejemplos</w:t>
       </w:r>
@@ -7078,7 +6878,7 @@
         <w:t xml:space="preserve">.</w:t>
       </w:r>
     </w:p>
-    <w:bookmarkStart w:id="93" w:name="qué-es-la-tprm"/>
+    <w:bookmarkStart w:id="82" w:name="qué-es-la-tprm"/>
     <w:p>
       <w:pPr>
         <w:pStyle w:val="Heading2"/>
@@ -7095,229 +6895,229 @@
         <w:t xml:space="preserve">Un proceso de ciclo de vida para identificar, evaluar, contratar, supervisar, responder y salir de los riesgos de organizaciones, productos, personas y servicios externos.</w:t>
       </w:r>
     </w:p>
+    <w:bookmarkEnd w:id="82"/>
+    <w:bookmarkStart w:id="83" w:name="tprm-versus-c-scrm"/>
+    <w:p>
+      <w:pPr>
+        <w:pStyle w:val="Heading2"/>
+      </w:pPr>
+      <w:r>
+        <w:t xml:space="preserve">29.2 TPRM versus C-SCRM?</w:t>
+      </w:r>
+    </w:p>
+    <w:p>
+      <w:pPr>
+        <w:pStyle w:val="FirstParagraph"/>
+      </w:pPr>
+      <w:r>
+        <w:t xml:space="preserve">TPRM gestiona ampliamente las relaciones externas. C-SCRM se centra en el riesgo de ciberseguridad en toda la cadena de suministro de tecnología y el ciclo de vida de productos o servicios.</w:t>
+      </w:r>
+    </w:p>
+    <w:bookmarkEnd w:id="83"/>
+    <w:bookmarkStart w:id="84" w:name="un-riesgo-hereditario-versus-residual"/>
+    <w:p>
+      <w:pPr>
+        <w:pStyle w:val="Heading2"/>
+      </w:pPr>
+      <w:r>
+        <w:t xml:space="preserve">29.3 ¿Un riesgo hereditario versus residual?</w:t>
+      </w:r>
+    </w:p>
+    <w:p>
+      <w:pPr>
+        <w:pStyle w:val="FirstParagraph"/>
+      </w:pPr>
+      <w:r>
+        <w:t xml:space="preserve">El riesgo inherente existe antes de los controles. El riesgo residual permanece después de controles y tratamiento verificados.</w:t>
+      </w:r>
+    </w:p>
+    <w:bookmarkEnd w:id="84"/>
+    <w:bookmarkStart w:id="85" w:name="cómo-fijas-un-proveedor"/>
+    <w:p>
+      <w:pPr>
+        <w:pStyle w:val="Heading2"/>
+      </w:pPr>
+      <w:r>
+        <w:t xml:space="preserve">29.4 ¿Cómo fijas un proveedor?</w:t>
+      </w:r>
+    </w:p>
+    <w:p>
+      <w:pPr>
+        <w:pStyle w:val="FirstParagraph"/>
+      </w:pPr>
+      <w:r>
+        <w:t xml:space="preserve">Use factores de impacto documentados como datos, privilegios, disponibilidad, autoridad de cambio, sustitutabilidad, alcance, geografía y dependencias de aguas abajo.</w:t>
+      </w:r>
+    </w:p>
+    <w:bookmarkEnd w:id="85"/>
+    <w:bookmarkStart w:id="86" w:name="cómo-revisa-un-informe-soc-2"/>
+    <w:p>
+      <w:pPr>
+        <w:pStyle w:val="Heading2"/>
+      </w:pPr>
+      <w:r>
+        <w:t xml:space="preserve">29.5 ¿Cómo revisa un informe SOC 2?</w:t>
+      </w:r>
+    </w:p>
+    <w:p>
+      <w:pPr>
+        <w:pStyle w:val="FirstParagraph"/>
+      </w:pPr>
+      <w:r>
+        <w:t xml:space="preserve">Compruebe la entidad y el sistema exactos, criterios, período, opinión, pruebas, excepciones, CUECs, organizaciones de subservicio y eventos subsiguientes; a continuación, mapelo al uso real.</w:t>
+      </w:r>
+    </w:p>
+    <w:bookmarkEnd w:id="86"/>
+    <w:bookmarkStart w:id="87" w:name="límite-cuestionario"/>
+    <w:p>
+      <w:pPr>
+        <w:pStyle w:val="Heading2"/>
+      </w:pPr>
+      <w:r>
+        <w:t xml:space="preserve">29.6 ¿Límite Cuestionario?</w:t>
+      </w:r>
+    </w:p>
+    <w:p>
+      <w:pPr>
+        <w:pStyle w:val="FirstParagraph"/>
+      </w:pPr>
+      <w:r>
+        <w:t xml:space="preserve">Es una afirmación del proveedor. valido respuestas importantes con pruebas relevantes, actuales, fiables y lagunas récord.</w:t>
+      </w:r>
+    </w:p>
+    <w:bookmarkEnd w:id="87"/>
+    <w:bookmarkStart w:id="88" w:name="qué-es-un-sbom"/>
+    <w:p>
+      <w:pPr>
+        <w:pStyle w:val="Heading2"/>
+      </w:pPr>
+      <w:r>
+        <w:t xml:space="preserve">29.7 ¿Qué es un SBOM?</w:t>
+      </w:r>
+    </w:p>
+    <w:p>
+      <w:pPr>
+        <w:pStyle w:val="FirstParagraph"/>
+      </w:pPr>
+      <w:r>
+        <w:t xml:space="preserve">Un inventario estructurado de componentes y relaciones de software. Mejora la visibilidad pero no prueba la aplicabilidad de seguridad o vulnerabilidad.</w:t>
+      </w:r>
+    </w:p>
+    <w:bookmarkEnd w:id="88"/>
+    <w:bookmarkStart w:id="89" w:name="cómo-cierras-un-hallazgo"/>
+    <w:p>
+      <w:pPr>
+        <w:pStyle w:val="Heading2"/>
+      </w:pPr>
+      <w:r>
+        <w:t xml:space="preserve">29.8 ¿Cómo cierras un hallazgo?</w:t>
+      </w:r>
+    </w:p>
+    <w:p>
+      <w:pPr>
+        <w:pStyle w:val="FirstParagraph"/>
+      </w:pPr>
+      <w:r>
+        <w:t xml:space="preserve">Reprueba el control corregido utilizando criterios definidos y pruebas fiables; no cierra sólo porque el proveedor dice que está fijo.</w:t>
+      </w:r>
+    </w:p>
+    <w:bookmarkEnd w:id="89"/>
+    <w:bookmarkStart w:id="90" w:name="X0ad2c4a5d205dd89d58eacc3bf5482e2628f204"/>
+    <w:p>
+      <w:pPr>
+        <w:pStyle w:val="Heading2"/>
+      </w:pPr>
+      <w:r>
+        <w:t xml:space="preserve">29.9 ¿Y si un proveedor crítico rechaza pruebas?</w:t>
+      </w:r>
+    </w:p>
+    <w:p>
+      <w:pPr>
+        <w:pStyle w:val="FirstParagraph"/>
+      </w:pPr>
+      <w:r>
+        <w:t xml:space="preserve">Grabar la brecha, utilizar pruebas independientes disponibles, considerar opciones de diseño y contrato, evaluar la incertidumbre y el riesgo, y escalar a la toma de decisiones autorizada.</w:t>
+      </w:r>
+    </w:p>
+    <w:bookmarkEnd w:id="90"/>
+    <w:bookmarkStart w:id="91" w:name="qué-hace-un-buen-analista-junior"/>
+    <w:p>
+      <w:pPr>
+        <w:pStyle w:val="Heading2"/>
+      </w:pPr>
+      <w:r>
+        <w:t xml:space="preserve">29.10 ¿Qué hace un buen analista junior?</w:t>
+      </w:r>
+    </w:p>
+    <w:p>
+      <w:pPr>
+        <w:pStyle w:val="FirstParagraph"/>
+      </w:pPr>
+      <w:r>
+        <w:t xml:space="preserve">Alcance cuidadoso, registros completos, escepticismo de evidencia, escritura clara, seguimiento respetuoso, manejo seguro y conclusiones honestas.</w:t>
+      </w:r>
+    </w:p>
+    <w:bookmarkEnd w:id="91"/>
+    <w:bookmarkStart w:id="92" w:name="preguntas-para-hacer-al-empleador"/>
+    <w:p>
+      <w:pPr>
+        <w:pStyle w:val="Heading2"/>
+      </w:pPr>
+      <w:r>
+        <w:t xml:space="preserve">29.11 Preguntas para hacer al empleador</w:t>
+      </w:r>
+    </w:p>
+    <w:p>
+      <w:pPr>
+        <w:pStyle w:val="FirstParagraph"/>
+      </w:pPr>
+      <w:r>
+        <w:t xml:space="preserve">¿Qué proveedores y riesgos son más importantes para el programa?</w:t>
+      </w:r>
+    </w:p>
+    <w:p>
+      <w:pPr>
+        <w:pStyle w:val="BodyText"/>
+      </w:pPr>
+      <w:r>
+        <w:t xml:space="preserve">¿Cómo se concilian los inventarios con los registros de adquisiciones, finanzas, identidad, red y aplicaciones?</w:t>
+      </w:r>
+    </w:p>
+    <w:p>
+      <w:pPr>
+        <w:pStyle w:val="BodyText"/>
+      </w:pPr>
+      <w:r>
+        <w:t xml:space="preserve">¿Qué pruebas y normas contractuales se utilizan por nivel?</w:t>
+      </w:r>
+    </w:p>
+    <w:p>
+      <w:pPr>
+        <w:pStyle w:val="BodyText"/>
+      </w:pPr>
+      <w:r>
+        <w:t xml:space="preserve">¿Cómo se intensifican las conclusiones, excepciones, incidentes y renovaciones graves?</w:t>
+      </w:r>
+    </w:p>
+    <w:p>
+      <w:pPr>
+        <w:pStyle w:val="BodyText"/>
+      </w:pPr>
+      <w:r>
+        <w:t xml:space="preserve">¿Qué herramientas se aprueban y cómo se revisa el trabajo analista?</w:t>
+      </w:r>
+    </w:p>
+    <w:p>
+      <w:pPr>
+        <w:pStyle w:val="BodyText"/>
+      </w:pPr>
+      <w:r>
+        <w:t xml:space="preserve">¿Cómo sería el éxito en los primeros 90 días?</w:t>
+      </w:r>
+    </w:p>
+    <w:bookmarkEnd w:id="92"/>
     <w:bookmarkEnd w:id="93"/>
-    <w:bookmarkStart w:id="94" w:name="tprm-versus-c-scrm"/>
-    <w:p>
-      <w:pPr>
-        <w:pStyle w:val="Heading2"/>
-      </w:pPr>
-      <w:r>
-        <w:t xml:space="preserve">29.2 TPRM versus C-SCRM?</w:t>
-      </w:r>
-    </w:p>
-    <w:p>
-      <w:pPr>
-        <w:pStyle w:val="FirstParagraph"/>
-      </w:pPr>
-      <w:r>
-        <w:t xml:space="preserve">TPRM gestiona ampliamente las relaciones externas. C-SCRM se centra en el riesgo de ciberseguridad en toda la cadena de suministro de tecnología y el ciclo de vida de productos o servicios.</w:t>
-      </w:r>
-    </w:p>
-    <w:bookmarkEnd w:id="94"/>
-    <w:bookmarkStart w:id="95" w:name="un-riesgo-hereditario-versus-residual"/>
-    <w:p>
-      <w:pPr>
-        <w:pStyle w:val="Heading2"/>
-      </w:pPr>
-      <w:r>
-        <w:t xml:space="preserve">29.3 ¿Un riesgo hereditario versus residual?</w:t>
-      </w:r>
-    </w:p>
-    <w:p>
-      <w:pPr>
-        <w:pStyle w:val="FirstParagraph"/>
-      </w:pPr>
-      <w:r>
-        <w:t xml:space="preserve">El riesgo inherente existe antes de los controles. El riesgo residual permanece después de controles y tratamiento verificados.</w:t>
-      </w:r>
-    </w:p>
-    <w:bookmarkEnd w:id="95"/>
-    <w:bookmarkStart w:id="96" w:name="cómo-fijas-un-proveedor"/>
-    <w:p>
-      <w:pPr>
-        <w:pStyle w:val="Heading2"/>
-      </w:pPr>
-      <w:r>
-        <w:t xml:space="preserve">29.4 ¿Cómo fijas un proveedor?</w:t>
-      </w:r>
-    </w:p>
-    <w:p>
-      <w:pPr>
-        <w:pStyle w:val="FirstParagraph"/>
-      </w:pPr>
-      <w:r>
-        <w:t xml:space="preserve">Use factores de impacto documentados como datos, privilegios, disponibilidad, autoridad de cambio, sustitutabilidad, alcance, geografía y dependencias de aguas abajo.</w:t>
-      </w:r>
-    </w:p>
-    <w:bookmarkEnd w:id="96"/>
-    <w:bookmarkStart w:id="97" w:name="cómo-revisa-un-informe-soc-2"/>
-    <w:p>
-      <w:pPr>
-        <w:pStyle w:val="Heading2"/>
-      </w:pPr>
-      <w:r>
-        <w:t xml:space="preserve">29.5 ¿Cómo revisa un informe SOC 2?</w:t>
-      </w:r>
-    </w:p>
-    <w:p>
-      <w:pPr>
-        <w:pStyle w:val="FirstParagraph"/>
-      </w:pPr>
-      <w:r>
-        <w:t xml:space="preserve">Compruebe la entidad y el sistema exactos, criterios, período, opinión, pruebas, excepciones, CUECs, organizaciones de subservicio y eventos subsiguientes; a continuación, mapelo al uso real.</w:t>
-      </w:r>
-    </w:p>
-    <w:bookmarkEnd w:id="97"/>
-    <w:bookmarkStart w:id="98" w:name="límite-cuestionario"/>
-    <w:p>
-      <w:pPr>
-        <w:pStyle w:val="Heading2"/>
-      </w:pPr>
-      <w:r>
-        <w:t xml:space="preserve">29.6 ¿Límite Cuestionario?</w:t>
-      </w:r>
-    </w:p>
-    <w:p>
-      <w:pPr>
-        <w:pStyle w:val="FirstParagraph"/>
-      </w:pPr>
-      <w:r>
-        <w:t xml:space="preserve">Es una afirmación del proveedor. valido respuestas importantes con pruebas relevantes, actuales, fiables y lagunas récord.</w:t>
-      </w:r>
-    </w:p>
-    <w:bookmarkEnd w:id="98"/>
-    <w:bookmarkStart w:id="99" w:name="qué-es-un-sbom"/>
-    <w:p>
-      <w:pPr>
-        <w:pStyle w:val="Heading2"/>
-      </w:pPr>
-      <w:r>
-        <w:t xml:space="preserve">29.7 ¿Qué es un SBOM?</w:t>
-      </w:r>
-    </w:p>
-    <w:p>
-      <w:pPr>
-        <w:pStyle w:val="FirstParagraph"/>
-      </w:pPr>
-      <w:r>
-        <w:t xml:space="preserve">Un inventario estructurado de componentes y relaciones de software. Mejora la visibilidad pero no prueba la aplicabilidad de seguridad o vulnerabilidad.</w:t>
-      </w:r>
-    </w:p>
-    <w:bookmarkEnd w:id="99"/>
-    <w:bookmarkStart w:id="100" w:name="cómo-cierras-un-hallazgo"/>
-    <w:p>
-      <w:pPr>
-        <w:pStyle w:val="Heading2"/>
-      </w:pPr>
-      <w:r>
-        <w:t xml:space="preserve">29.8 ¿Cómo cierras un hallazgo?</w:t>
-      </w:r>
-    </w:p>
-    <w:p>
-      <w:pPr>
-        <w:pStyle w:val="FirstParagraph"/>
-      </w:pPr>
-      <w:r>
-        <w:t xml:space="preserve">Reprueba el control corregido utilizando criterios definidos y pruebas fiables; no cierra sólo porque el proveedor dice que está fijo.</w:t>
-      </w:r>
-    </w:p>
-    <w:bookmarkEnd w:id="100"/>
-    <w:bookmarkStart w:id="101" w:name="X0ad2c4a5d205dd89d58eacc3bf5482e2628f204"/>
-    <w:p>
-      <w:pPr>
-        <w:pStyle w:val="Heading2"/>
-      </w:pPr>
-      <w:r>
-        <w:t xml:space="preserve">29.9 ¿Y si un proveedor crítico rechaza pruebas?</w:t>
-      </w:r>
-    </w:p>
-    <w:p>
-      <w:pPr>
-        <w:pStyle w:val="FirstParagraph"/>
-      </w:pPr>
-      <w:r>
-        <w:t xml:space="preserve">Grabar la brecha, utilizar pruebas independientes disponibles, considerar opciones de diseño y contrato, evaluar la incertidumbre y el riesgo, y escalar a la toma de decisiones autorizada.</w:t>
-      </w:r>
-    </w:p>
-    <w:bookmarkEnd w:id="101"/>
-    <w:bookmarkStart w:id="102" w:name="qué-hace-un-buen-analista-junior"/>
-    <w:p>
-      <w:pPr>
-        <w:pStyle w:val="Heading2"/>
-      </w:pPr>
-      <w:r>
-        <w:t xml:space="preserve">29.10 ¿Qué hace un buen analista junior?</w:t>
-      </w:r>
-    </w:p>
-    <w:p>
-      <w:pPr>
-        <w:pStyle w:val="FirstParagraph"/>
-      </w:pPr>
-      <w:r>
-        <w:t xml:space="preserve">Alcance cuidadoso, registros completos, escepticismo de evidencia, escritura clara, seguimiento respetuoso, manejo seguro y conclusiones honestas.</w:t>
-      </w:r>
-    </w:p>
-    <w:bookmarkEnd w:id="102"/>
-    <w:bookmarkStart w:id="103" w:name="preguntas-para-hacer-al-empleador"/>
-    <w:p>
-      <w:pPr>
-        <w:pStyle w:val="Heading2"/>
-      </w:pPr>
-      <w:r>
-        <w:t xml:space="preserve">29.11 Preguntas para hacer al empleador</w:t>
-      </w:r>
-    </w:p>
-    <w:p>
-      <w:pPr>
-        <w:pStyle w:val="FirstParagraph"/>
-      </w:pPr>
-      <w:r>
-        <w:t xml:space="preserve">¿Qué proveedores y riesgos son más importantes para el programa?</w:t>
-      </w:r>
-    </w:p>
-    <w:p>
-      <w:pPr>
-        <w:pStyle w:val="BodyText"/>
-      </w:pPr>
-      <w:r>
-        <w:t xml:space="preserve">¿Cómo se concilian los inventarios con los registros de adquisiciones, finanzas, identidad, red y aplicaciones?</w:t>
-      </w:r>
-    </w:p>
-    <w:p>
-      <w:pPr>
-        <w:pStyle w:val="BodyText"/>
-      </w:pPr>
-      <w:r>
-        <w:t xml:space="preserve">¿Qué pruebas y normas contractuales se utilizan por nivel?</w:t>
-      </w:r>
-    </w:p>
-    <w:p>
-      <w:pPr>
-        <w:pStyle w:val="BodyText"/>
-      </w:pPr>
-      <w:r>
-        <w:t xml:space="preserve">¿Cómo se intensifican las conclusiones, excepciones, incidentes y renovaciones graves?</w:t>
-      </w:r>
-    </w:p>
-    <w:p>
-      <w:pPr>
-        <w:pStyle w:val="BodyText"/>
-      </w:pPr>
-      <w:r>
-        <w:t xml:space="preserve">¿Qué herramientas se aprueban y cómo se revisa el trabajo analista?</w:t>
-      </w:r>
-    </w:p>
-    <w:p>
-      <w:pPr>
-        <w:pStyle w:val="BodyText"/>
-      </w:pPr>
-      <w:r>
-        <w:t xml:space="preserve">¿Cómo sería el éxito en los primeros 90 días?</w:t>
-      </w:r>
-    </w:p>
-    <w:bookmarkEnd w:id="103"/>
-    <w:bookmarkEnd w:id="104"/>
-    <w:bookmarkStart w:id="116" w:name="plantillas-glosario-índice-y-referencias"/>
+    <w:bookmarkStart w:id="105" w:name="plantillas-glosario-índice-y-referencias"/>
     <w:p>
       <w:pPr>
         <w:pStyle w:val="Heading1"/>
@@ -7328,17 +7128,17 @@
     </w:p>
     <w:p>
       <w:pPr>
+        <w:pStyle w:val="Compact"/>
         <w:numPr>
           <w:ilvl w:val="0"/>
           <w:numId w:val="1032"/>
         </w:numPr>
-        <w:pStyle w:val="Compact"/>
       </w:pPr>
       <w:r>
         <w:t xml:space="preserve">Estructuras reutilizables, términos clave, índice de sujeto y puntos de partida oficiales.*</w:t>
       </w:r>
     </w:p>
-    <w:bookmarkStart w:id="105" w:name="registro-de-inventario-de-proveedores"/>
+    <w:bookmarkStart w:id="94" w:name="registro-de-inventario-de-proveedores"/>
     <w:p>
       <w:pPr>
         <w:pStyle w:val="Heading2"/>
@@ -7376,13 +7176,7 @@
         <w:t xml:space="preserve"> </w:t>
       </w:r>
       <w:r>
-        <w:t xml:space="preserve">“</w:t>
-      </w:r>
-      <w:r>
-        <w:t xml:space="preserve">Pripose</w:t>
-      </w:r>
-      <w:r>
-        <w:t xml:space="preserve">”</w:t>
+        <w:t xml:space="preserve">“Pripose”</w:t>
       </w:r>
       <w:r>
         <w:t xml:space="preserve"> </w:t>
@@ -7394,13 +7188,7 @@
         <w:t xml:space="preserve"> </w:t>
       </w:r>
       <w:r>
-        <w:t xml:space="preserve">“</w:t>
-      </w:r>
-      <w:r>
-        <w:t xml:space="preserve">vivir</w:t>
-      </w:r>
-      <w:r>
-        <w:t xml:space="preserve">”</w:t>
+        <w:t xml:space="preserve">“vivir”</w:t>
       </w:r>
       <w:r>
         <w:t xml:space="preserve"> </w:t>
@@ -7412,25 +7200,13 @@
         <w:br/>
       </w:r>
       <w:r>
-        <w:t xml:space="preserve">“</w:t>
-      </w:r>
-      <w:r>
-        <w:t xml:space="preserve">Acceso a las integraciones / privilegios</w:t>
-      </w:r>
-      <w:r>
-        <w:t xml:space="preserve">”</w:t>
-      </w:r>
-      <w:r>
-        <w:t xml:space="preserve"> </w:t>
-      </w:r>
-      <w:r>
-        <w:t xml:space="preserve">“</w:t>
-      </w:r>
-      <w:r>
-        <w:t xml:space="preserve">Primeras fiestas / concentración</w:t>
-      </w:r>
-      <w:r>
-        <w:t xml:space="preserve">”</w:t>
+        <w:t xml:space="preserve">“Acceso a las integraciones / privilegios”</w:t>
+      </w:r>
+      <w:r>
+        <w:t xml:space="preserve"> </w:t>
+      </w:r>
+      <w:r>
+        <w:t xml:space="preserve">“Primeras fiestas / concentración”</w:t>
       </w:r>
       <w:r>
         <w:t xml:space="preserve"> </w:t>
@@ -7454,17 +7230,11 @@
         <w:t xml:space="preserve"> </w:t>
       </w:r>
       <w:r>
-        <w:t xml:space="preserve">“</w:t>
-      </w:r>
-      <w:r>
-        <w:t xml:space="preserve">La vigilancia / el incidente / estado de la salida</w:t>
-      </w:r>
-      <w:r>
-        <w:t xml:space="preserve">”</w:t>
-      </w:r>
-    </w:p>
-    <w:bookmarkEnd w:id="105"/>
-    <w:bookmarkStart w:id="106" w:name="X139557a0fa9fa37146edddecc8a8af05dd4022f"/>
+        <w:t xml:space="preserve">“La vigilancia / el incidente / estado de la salida”</w:t>
+      </w:r>
+    </w:p>
+    <w:bookmarkEnd w:id="94"/>
+    <w:bookmarkStart w:id="95" w:name="X139557a0fa9fa37146edddecc8a8af05dd4022f"/>
     <w:p>
       <w:pPr>
         <w:pStyle w:val="Heading2"/>
@@ -7490,13 +7260,7 @@
         <w:t xml:space="preserve"> </w:t>
       </w:r>
       <w:r>
-        <w:t xml:space="preserve">“</w:t>
-      </w:r>
-      <w:r>
-        <w:t xml:space="preserve">La decisión y el alcance de la vida</w:t>
-      </w:r>
-      <w:r>
-        <w:t xml:space="preserve">”</w:t>
+        <w:t xml:space="preserve">“La decisión y el alcance de la vida”</w:t>
       </w:r>
       <w:r>
         <w:t xml:space="preserve"> </w:t>
@@ -7514,25 +7278,13 @@
         <w:br/>
       </w:r>
       <w:r>
-        <w:t xml:space="preserve">“</w:t>
-      </w:r>
-      <w:r>
-        <w:t xml:space="preserve">La venganza en la vida</w:t>
-      </w:r>
-      <w:r>
-        <w:t xml:space="preserve">”</w:t>
-      </w:r>
-      <w:r>
-        <w:t xml:space="preserve"> </w:t>
-      </w:r>
-      <w:r>
-        <w:t xml:space="preserve">“</w:t>
-      </w:r>
-      <w:r>
-        <w:t xml:space="preserve">La Resiliencia de la Vida</w:t>
-      </w:r>
-      <w:r>
-        <w:t xml:space="preserve">”</w:t>
+        <w:t xml:space="preserve">“La venganza en la vida”</w:t>
+      </w:r>
+      <w:r>
+        <w:t xml:space="preserve"> </w:t>
+      </w:r>
+      <w:r>
+        <w:t xml:space="preserve">“La Resiliencia de la Vida”</w:t>
       </w:r>
       <w:r>
         <w:t xml:space="preserve"> </w:t>
@@ -7565,8 +7317,8 @@
         <w:t xml:space="preserve">| CONCLUSIÓN / Aprobador / expiración                           |</w:t>
       </w:r>
     </w:p>
-    <w:bookmarkEnd w:id="106"/>
-    <w:bookmarkStart w:id="107" w:name="assurance-review"/>
+    <w:bookmarkEnd w:id="95"/>
+    <w:bookmarkStart w:id="96" w:name="assurance-review"/>
     <w:p>
       <w:pPr>
         <w:pStyle w:val="Heading2"/>
@@ -7598,13 +7350,7 @@
         <w:t xml:space="preserve"> </w:t>
       </w:r>
       <w:r>
-        <w:t xml:space="preserve">“</w:t>
-      </w:r>
-      <w:r>
-        <w:t xml:space="preserve">Entity / system / location scope</w:t>
-      </w:r>
-      <w:r>
-        <w:t xml:space="preserve">”</w:t>
+        <w:t xml:space="preserve">“Entity / system / location scope”</w:t>
       </w:r>
       <w:r>
         <w:t xml:space="preserve"> </w:t>
@@ -7616,13 +7362,7 @@
         <w:br/>
       </w:r>
       <w:r>
-        <w:t xml:space="preserve">“</w:t>
-      </w:r>
-      <w:r>
-        <w:t xml:space="preserve">Opinión o estado de vida</w:t>
-      </w:r>
-      <w:r>
-        <w:t xml:space="preserve">”</w:t>
+        <w:t xml:space="preserve">“Opinión o estado de vida”</w:t>
       </w:r>
       <w:r>
         <w:t xml:space="preserve"> </w:t>
@@ -7640,13 +7380,7 @@
         <w:t xml:space="preserve"> </w:t>
       </w:r>
       <w:r>
-        <w:t xml:space="preserve">“</w:t>
-      </w:r>
-      <w:r>
-        <w:t xml:space="preserve">Las organizaciones de subservicio en la vida</w:t>
-      </w:r>
-      <w:r>
-        <w:t xml:space="preserve">”</w:t>
+        <w:t xml:space="preserve">“Las organizaciones de subservicio en la vida”</w:t>
       </w:r>
       <w:r>
         <w:t xml:space="preserve"> </w:t>
@@ -7658,13 +7392,7 @@
         <w:br/>
       </w:r>
       <w:r>
-        <w:t xml:space="preserve">“</w:t>
-      </w:r>
-      <w:r>
-        <w:t xml:space="preserve">Aplicabilidad a nuestro uso</w:t>
-      </w:r>
-      <w:r>
-        <w:t xml:space="preserve">”</w:t>
+        <w:t xml:space="preserve">“Aplicabilidad a nuestro uso”</w:t>
       </w:r>
       <w:r>
         <w:t xml:space="preserve"> </w:t>
@@ -7673,8 +7401,8 @@
         <w:t xml:space="preserve">Н Gaps / action / retest ⋅                            </w:t>
       </w:r>
     </w:p>
-    <w:bookmarkEnd w:id="107"/>
-    <w:bookmarkStart w:id="108" w:name="registro-de-búsqueda-y-excepción"/>
+    <w:bookmarkEnd w:id="96"/>
+    <w:bookmarkStart w:id="97" w:name="registro-de-búsqueda-y-excepción"/>
     <w:p>
       <w:pPr>
         <w:pStyle w:val="Heading2"/>
@@ -7700,25 +7428,13 @@
         <w:t xml:space="preserve"> </w:t>
       </w:r>
       <w:r>
-        <w:t xml:space="preserve">“</w:t>
-      </w:r>
-      <w:r>
-        <w:t xml:space="preserve">Princes Criteria</w:t>
-      </w:r>
-      <w:r>
-        <w:t xml:space="preserve">”</w:t>
-      </w:r>
-      <w:r>
-        <w:t xml:space="preserve"> </w:t>
-      </w:r>
-      <w:r>
-        <w:t xml:space="preserve">“</w:t>
-      </w:r>
-      <w:r>
-        <w:t xml:space="preserve">Acondicionamiento/población / evidencia</w:t>
-      </w:r>
-      <w:r>
-        <w:t xml:space="preserve">”</w:t>
+        <w:t xml:space="preserve">“Princes Criteria”</w:t>
+      </w:r>
+      <w:r>
+        <w:t xml:space="preserve"> </w:t>
+      </w:r>
+      <w:r>
+        <w:t xml:space="preserve">“Acondicionamiento/población / evidencia”</w:t>
       </w:r>
       <w:r>
         <w:t xml:space="preserve"> </w:t>
@@ -7736,49 +7452,25 @@
         <w:br/>
       </w:r>
       <w:r>
-        <w:t xml:space="preserve">“</w:t>
-      </w:r>
-      <w:r>
-        <w:t xml:space="preserve">Acción permanente / protección provisional</w:t>
-      </w:r>
-      <w:r>
-        <w:t xml:space="preserve">”</w:t>
-      </w:r>
-      <w:r>
-        <w:t xml:space="preserve"> </w:t>
-      </w:r>
-      <w:r>
-        <w:t xml:space="preserve">“</w:t>
-      </w:r>
-      <w:r>
-        <w:t xml:space="preserve">Prisionista de la vida</w:t>
-      </w:r>
-      <w:r>
-        <w:t xml:space="preserve">”</w:t>
-      </w:r>
-      <w:r>
-        <w:t xml:space="preserve"> </w:t>
-      </w:r>
-      <w:r>
-        <w:t xml:space="preserve">“</w:t>
-      </w:r>
-      <w:r>
-        <w:t xml:space="preserve">Aprudente de la Excepción</w:t>
-      </w:r>
-      <w:r>
-        <w:t xml:space="preserve">”</w:t>
-      </w:r>
-      <w:r>
-        <w:t xml:space="preserve"> </w:t>
-      </w:r>
-      <w:r>
-        <w:t xml:space="preserve">“</w:t>
-      </w:r>
-      <w:r>
-        <w:t xml:space="preserve">La vigilancia de la vida / el gatillo</w:t>
-      </w:r>
-      <w:r>
-        <w:t xml:space="preserve">”</w:t>
+        <w:t xml:space="preserve">“Acción permanente / protección provisional”</w:t>
+      </w:r>
+      <w:r>
+        <w:t xml:space="preserve"> </w:t>
+      </w:r>
+      <w:r>
+        <w:t xml:space="preserve">“Prisionista de la vida”</w:t>
+      </w:r>
+      <w:r>
+        <w:t xml:space="preserve"> </w:t>
+      </w:r>
+      <w:r>
+        <w:t xml:space="preserve">“Aprudente de la Excepción”</w:t>
+      </w:r>
+      <w:r>
+        <w:t xml:space="preserve"> </w:t>
+      </w:r>
+      <w:r>
+        <w:t xml:space="preserve">“La vigilancia de la vida / el gatillo”</w:t>
       </w:r>
       <w:r>
         <w:t xml:space="preserve"> </w:t>
@@ -7793,8 +7485,8 @@
         <w:t xml:space="preserve">El resultado de la clausura fue la fecha en que se insistió.</w:t>
       </w:r>
     </w:p>
-    <w:bookmarkEnd w:id="108"/>
-    <w:bookmarkStart w:id="109" w:name="X4f819822122dd837ad16dbdabc482764d5be23f"/>
+    <w:bookmarkEnd w:id="97"/>
+    <w:bookmarkStart w:id="98" w:name="X4f819822122dd837ad16dbdabc482764d5be23f"/>
     <w:p>
       <w:pPr>
         <w:pStyle w:val="Heading2"/>
@@ -7827,8 +7519,8 @@
         <w:t xml:space="preserve">El inventario de salida abarca datos, cuentas, claves, certificados, agentes, rutas, dispositivos, integraciones, subprocesadores, respaldos, registros, artefactos AI, depósitos legales y pruebas de eliminación.</w:t>
       </w:r>
     </w:p>
-    <w:bookmarkEnd w:id="109"/>
-    <w:bookmarkStart w:id="110" w:name="glosario"/>
+    <w:bookmarkEnd w:id="98"/>
+    <w:bookmarkStart w:id="99" w:name="glosario"/>
     <w:p>
       <w:pPr>
         <w:pStyle w:val="Heading2"/>
@@ -7947,8 +7639,8 @@
         <w:t xml:space="preserve">TENER TPRM | Gestión del riesgo de terceros a través del ciclo de vida de relación.</w:t>
       </w:r>
     </w:p>
-    <w:bookmarkEnd w:id="110"/>
-    <w:bookmarkStart w:id="111" w:name="subject-index"/>
+    <w:bookmarkEnd w:id="99"/>
+    <w:bookmarkStart w:id="100" w:name="subject-index"/>
     <w:p>
       <w:pPr>
         <w:pStyle w:val="Heading2"/>
@@ -8091,8 +7783,8 @@
         <w:t xml:space="preserve">Silencioso de la vigilancia de los proveedores</w:t>
       </w:r>
     </w:p>
-    <w:bookmarkEnd w:id="111"/>
-    <w:bookmarkStart w:id="115" w:name="referencias-oficiales"/>
+    <w:bookmarkEnd w:id="100"/>
+    <w:bookmarkStart w:id="104" w:name="referencias-oficiales"/>
     <w:p>
       <w:pPr>
         <w:pStyle w:val="Heading2"/>
@@ -8113,7 +7805,7 @@
       <w:pPr>
         <w:pStyle w:val="BodyText"/>
       </w:pPr>
-      <w:hyperlink r:id="rId112">
+      <w:hyperlink r:id="rId101">
         <w:r>
           <w:rPr>
             <w:rStyle w:val="Hyperlink"/>
@@ -8142,7 +7834,7 @@
       <w:pPr>
         <w:pStyle w:val="BodyText"/>
       </w:pPr>
-      <w:hyperlink r:id="rId113">
+      <w:hyperlink r:id="rId102">
         <w:r>
           <w:rPr>
             <w:rStyle w:val="Hyperlink"/>
@@ -8195,7 +7887,7 @@
       <w:pPr>
         <w:pStyle w:val="BodyText"/>
       </w:pPr>
-      <w:hyperlink r:id="rId114">
+      <w:hyperlink r:id="rId103">
         <w:r>
           <w:rPr>
             <w:rStyle w:val="Hyperlink"/>
@@ -8218,8 +7910,8 @@
       </w:pPr>
       <w:r>
         <w:rPr>
+          <w:b/>
           <w:bCs/>
-          <w:b/>
         </w:rPr>
         <w:t xml:space="preserve">Recuerdo final:</w:t>
       </w:r>
@@ -8238,9 +7930,13 @@
         <w:t xml:space="preserve">|. |</w:t>
       </w:r>
     </w:p>
-    <w:bookmarkEnd w:id="115"/>
-    <w:bookmarkEnd w:id="116"/>
-    <w:sectPr/>
+    <w:bookmarkEnd w:id="104"/>
+    <w:bookmarkEnd w:id="105"/>
+    <w:sectPr>
+      <w:footnotePr>
+        <w:numRestart w:val="eachSect"/>
+      </w:footnotePr>
+    </w:sectPr>
   </w:body>
 </w:document>
 </file>
@@ -8271,14 +7967,14 @@
 <file path=word/numbering.xml><?xml version="1.0" encoding="utf-8"?>
 <w:numbering xmlns:w="http://schemas.openxmlformats.org/wordprocessingml/2006/main">
   <w:abstractNum w:abstractNumId="990">
-    <w:nsid w:val="A990"/>
+    <w:nsid w:val="0000A990"/>
     <w:multiLevelType w:val="multilevel"/>
     <w:lvl w:ilvl="0">
       <w:numFmt w:val="bullet"/>
       <w:lvlText w:val=" "/>
       <w:lvlJc w:val="left"/>
       <w:pPr>
-        <w:ind w:left="720" w:hanging="480"/>
+        <w:ind w:left="720" w:hanging="360"/>
       </w:pPr>
     </w:lvl>
     <w:lvl w:ilvl="1">
@@ -8286,7 +7982,7 @@
       <w:lvlText w:val=" "/>
       <w:lvlJc w:val="left"/>
       <w:pPr>
-        <w:ind w:left="1440" w:hanging="480"/>
+        <w:ind w:left="1440" w:hanging="360"/>
       </w:pPr>
     </w:lvl>
     <w:lvl w:ilvl="2">
@@ -8294,7 +7990,7 @@
       <w:lvlText w:val=" "/>
       <w:lvlJc w:val="left"/>
       <w:pPr>
-        <w:ind w:left="2160" w:hanging="480"/>
+        <w:ind w:left="2160" w:hanging="360"/>
       </w:pPr>
     </w:lvl>
     <w:lvl w:ilvl="3">
@@ -8302,7 +7998,7 @@
       <w:lvlText w:val=" "/>
       <w:lvlJc w:val="left"/>
       <w:pPr>
-        <w:ind w:left="2880" w:hanging="480"/>
+        <w:ind w:left="2880" w:hanging="360"/>
       </w:pPr>
     </w:lvl>
     <w:lvl w:ilvl="4">
@@ -8310,7 +8006,7 @@
       <w:lvlText w:val=" "/>
       <w:lvlJc w:val="left"/>
       <w:pPr>
-        <w:ind w:left="3600" w:hanging="480"/>
+        <w:ind w:left="3600" w:hanging="360"/>
       </w:pPr>
     </w:lvl>
     <w:lvl w:ilvl="5">
@@ -8318,7 +8014,7 @@
       <w:lvlText w:val=" "/>
       <w:lvlJc w:val="left"/>
       <w:pPr>
-        <w:ind w:left="4320" w:hanging="480"/>
+        <w:ind w:left="4320" w:hanging="360"/>
       </w:pPr>
     </w:lvl>
     <w:lvl w:ilvl="6">
@@ -8326,7 +8022,7 @@
       <w:lvlText w:val=" "/>
       <w:lvlJc w:val="left"/>
       <w:pPr>
-        <w:ind w:left="5040" w:hanging="480"/>
+        <w:ind w:left="5040" w:hanging="360"/>
       </w:pPr>
     </w:lvl>
     <w:lvl w:ilvl="7">
@@ -8334,7 +8030,7 @@
       <w:lvlText w:val=" "/>
       <w:lvlJc w:val="left"/>
       <w:pPr>
-        <w:ind w:left="5760" w:hanging="480"/>
+        <w:ind w:left="5760" w:hanging="360"/>
       </w:pPr>
     </w:lvl>
     <w:lvl w:ilvl="8">
@@ -8342,88 +8038,115 @@
       <w:lvlText w:val=" "/>
       <w:lvlJc w:val="left"/>
       <w:pPr>
-        <w:ind w:left="6480" w:hanging="480"/>
+        <w:ind w:left="6480" w:hanging="360"/>
       </w:pPr>
     </w:lvl>
   </w:abstractNum>
   <w:abstractNum w:abstractNumId="991">
-    <w:nsid w:val="A991"/>
+    <w:nsid w:val="0000A991"/>
     <w:multiLevelType w:val="multilevel"/>
     <w:lvl w:ilvl="0">
       <w:numFmt w:val="bullet"/>
-      <w:lvlText w:val="•"/>
-      <w:lvlJc w:val="left"/>
-      <w:pPr>
-        <w:ind w:left="720" w:hanging="480"/>
-      </w:pPr>
+      <w:lvlText w:val=""/>
+      <w:lvlJc w:val="left"/>
+      <w:pPr>
+        <w:ind w:left="720" w:hanging="360"/>
+      </w:pPr>
+      <w:rPr>
+        <w:rFonts w:ascii="Symbol" w:hAnsi="Symbol" w:cs="Symbol" w:hint="default"/>
+      </w:rPr>
     </w:lvl>
     <w:lvl w:ilvl="1">
       <w:numFmt w:val="bullet"/>
-      <w:lvlText w:val="–"/>
-      <w:lvlJc w:val="left"/>
-      <w:pPr>
-        <w:ind w:left="1440" w:hanging="480"/>
-      </w:pPr>
+      <w:lvlText w:val="o"/>
+      <w:lvlJc w:val="left"/>
+      <w:pPr>
+        <w:ind w:left="1440" w:hanging="360"/>
+      </w:pPr>
+      <w:rPr>
+        <w:rFonts w:ascii="Courier New" w:hAnsi="Courier New" w:cs="Courier New" w:hint="default"/>
+      </w:rPr>
     </w:lvl>
     <w:lvl w:ilvl="2">
       <w:numFmt w:val="bullet"/>
-      <w:lvlText w:val="•"/>
-      <w:lvlJc w:val="left"/>
-      <w:pPr>
-        <w:ind w:left="2160" w:hanging="480"/>
-      </w:pPr>
+      <w:lvlText w:val=""/>
+      <w:lvlJc w:val="left"/>
+      <w:pPr>
+        <w:ind w:left="2160" w:hanging="360"/>
+      </w:pPr>
+      <w:rPr>
+        <w:rFonts w:ascii="Wingdings" w:hAnsi="Wingdings" w:cs="Wingdings" w:hint="default"/>
+      </w:rPr>
     </w:lvl>
     <w:lvl w:ilvl="3">
       <w:numFmt w:val="bullet"/>
-      <w:lvlText w:val="–"/>
-      <w:lvlJc w:val="left"/>
-      <w:pPr>
-        <w:ind w:left="2880" w:hanging="480"/>
-      </w:pPr>
+      <w:lvlText w:val=""/>
+      <w:lvlJc w:val="left"/>
+      <w:pPr>
+        <w:ind w:left="2880" w:hanging="360"/>
+      </w:pPr>
+      <w:rPr>
+        <w:rFonts w:ascii="Symbol" w:hAnsi="Symbol" w:cs="Symbol" w:hint="default"/>
+      </w:rPr>
     </w:lvl>
     <w:lvl w:ilvl="4">
       <w:numFmt w:val="bullet"/>
-      <w:lvlText w:val="•"/>
-      <w:lvlJc w:val="left"/>
-      <w:pPr>
-        <w:ind w:left="3600" w:hanging="480"/>
-      </w:pPr>
+      <w:lvlText w:val="o"/>
+      <w:lvlJc w:val="left"/>
+      <w:pPr>
+        <w:ind w:left="3600" w:hanging="360"/>
+      </w:pPr>
+      <w:rPr>
+        <w:rFonts w:ascii="Courier New" w:hAnsi="Courier New" w:cs="Courier New" w:hint="default"/>
+      </w:rPr>
     </w:lvl>
     <w:lvl w:ilvl="5">
       <w:numFmt w:val="bullet"/>
-      <w:lvlText w:val="–"/>
-      <w:lvlJc w:val="left"/>
-      <w:pPr>
-        <w:ind w:left="4320" w:hanging="480"/>
-      </w:pPr>
+      <w:lvlText w:val=""/>
+      <w:lvlJc w:val="left"/>
+      <w:pPr>
+        <w:ind w:left="4320" w:hanging="360"/>
+      </w:pPr>
+      <w:rPr>
+        <w:rFonts w:ascii="Wingdings" w:hAnsi="Wingdings" w:cs="Wingdings" w:hint="default"/>
+      </w:rPr>
     </w:lvl>
     <w:lvl w:ilvl="6">
       <w:numFmt w:val="bullet"/>
-      <w:lvlText w:val="•"/>
-      <w:lvlJc w:val="left"/>
-      <w:pPr>
-        <w:ind w:left="5040" w:hanging="480"/>
-      </w:pPr>
+      <w:lvlText w:val=""/>
+      <w:lvlJc w:val="left"/>
+      <w:pPr>
+        <w:ind w:left="5040" w:hanging="360"/>
+      </w:pPr>
+      <w:rPr>
+        <w:rFonts w:ascii="Symbol" w:hAnsi="Symbol" w:cs="Symbol" w:hint="default"/>
+      </w:rPr>
     </w:lvl>
     <w:lvl w:ilvl="7">
       <w:numFmt w:val="bullet"/>
-      <w:lvlText w:val="–"/>
-      <w:lvlJc w:val="left"/>
-      <w:pPr>
-        <w:ind w:left="5760" w:hanging="480"/>
-      </w:pPr>
+      <w:lvlText w:val="o"/>
+      <w:lvlJc w:val="left"/>
+      <w:pPr>
+        <w:ind w:left="5760" w:hanging="360"/>
+      </w:pPr>
+      <w:rPr>
+        <w:rFonts w:ascii="Courier New" w:hAnsi="Courier New" w:cs="Courier New" w:hint="default"/>
+      </w:rPr>
     </w:lvl>
     <w:lvl w:ilvl="8">
       <w:numFmt w:val="bullet"/>
-      <w:lvlText w:val="•"/>
-      <w:lvlJc w:val="left"/>
-      <w:pPr>
-        <w:ind w:left="6480" w:hanging="480"/>
-      </w:pPr>
+      <w:lvlText w:val=""/>
+      <w:lvlJc w:val="left"/>
+      <w:pPr>
+        <w:ind w:left="6480" w:hanging="360"/>
+      </w:pPr>
+      <w:rPr>
+        <w:rFonts w:ascii="Wingdings" w:hAnsi="Wingdings" w:cs="Wingdings" w:hint="default"/>
+      </w:rPr>
     </w:lvl>
   </w:abstractNum>
   <w:abstractNum w:abstractNumId="99412">
-    <w:nsid w:val="A99412"/>
+    <w:nsid w:val="00A99412"/>
     <w:multiLevelType w:val="multilevel"/>
     <w:lvl w:ilvl="0">
       <w:start w:val="2"/>
@@ -8431,7 +8154,7 @@
       <w:lvlText w:val="%1."/>
       <w:lvlJc w:val="left"/>
       <w:pPr>
-        <w:ind w:left="720" w:hanging="480"/>
+        <w:ind w:left="720" w:hanging="360"/>
       </w:pPr>
     </w:lvl>
     <w:lvl w:ilvl="1">
@@ -8440,7 +8163,7 @@
       <w:lvlText w:val="%2."/>
       <w:lvlJc w:val="left"/>
       <w:pPr>
-        <w:ind w:left="1440" w:hanging="480"/>
+        <w:ind w:left="1440" w:hanging="360"/>
       </w:pPr>
     </w:lvl>
     <w:lvl w:ilvl="2">
@@ -8449,7 +8172,7 @@
       <w:lvlText w:val="%3."/>
       <w:lvlJc w:val="left"/>
       <w:pPr>
-        <w:ind w:left="2160" w:hanging="480"/>
+        <w:ind w:left="2160" w:hanging="360"/>
       </w:pPr>
     </w:lvl>
     <w:lvl w:ilvl="3">
@@ -8458,7 +8181,7 @@
       <w:lvlText w:val="%4."/>
       <w:lvlJc w:val="left"/>
       <w:pPr>
-        <w:ind w:left="2880" w:hanging="480"/>
+        <w:ind w:left="2880" w:hanging="360"/>
       </w:pPr>
     </w:lvl>
     <w:lvl w:ilvl="4">
@@ -8467,7 +8190,7 @@
       <w:lvlText w:val="%5."/>
       <w:lvlJc w:val="left"/>
       <w:pPr>
-        <w:ind w:left="3600" w:hanging="480"/>
+        <w:ind w:left="3600" w:hanging="360"/>
       </w:pPr>
     </w:lvl>
     <w:lvl w:ilvl="5">
@@ -8476,7 +8199,7 @@
       <w:lvlText w:val="%6."/>
       <w:lvlJc w:val="left"/>
       <w:pPr>
-        <w:ind w:left="4320" w:hanging="480"/>
+        <w:ind w:left="4320" w:hanging="360"/>
       </w:pPr>
     </w:lvl>
     <w:lvl w:ilvl="6">
@@ -8485,7 +8208,7 @@
       <w:lvlText w:val="%7."/>
       <w:lvlJc w:val="left"/>
       <w:pPr>
-        <w:ind w:left="5040" w:hanging="480"/>
+        <w:ind w:left="5040" w:hanging="360"/>
       </w:pPr>
     </w:lvl>
     <w:lvl w:ilvl="7">
@@ -8494,7 +8217,7 @@
       <w:lvlText w:val="%8."/>
       <w:lvlJc w:val="left"/>
       <w:pPr>
-        <w:ind w:left="5760" w:hanging="480"/>
+        <w:ind w:left="5760" w:hanging="360"/>
       </w:pPr>
     </w:lvl>
     <w:lvl w:ilvl="8">
@@ -8503,12 +8226,12 @@
       <w:lvlText w:val="%9."/>
       <w:lvlJc w:val="left"/>
       <w:pPr>
-        <w:ind w:left="6480" w:hanging="480"/>
+        <w:ind w:left="6480" w:hanging="360"/>
       </w:pPr>
     </w:lvl>
   </w:abstractNum>
   <w:abstractNum w:abstractNumId="99413">
-    <w:nsid w:val="A99413"/>
+    <w:nsid w:val="00A99413"/>
     <w:multiLevelType w:val="multilevel"/>
     <w:lvl w:ilvl="0">
       <w:start w:val="3"/>
@@ -8516,7 +8239,7 @@
       <w:lvlText w:val="%1."/>
       <w:lvlJc w:val="left"/>
       <w:pPr>
-        <w:ind w:left="720" w:hanging="480"/>
+        <w:ind w:left="720" w:hanging="360"/>
       </w:pPr>
     </w:lvl>
     <w:lvl w:ilvl="1">
@@ -8525,7 +8248,7 @@
       <w:lvlText w:val="%2."/>
       <w:lvlJc w:val="left"/>
       <w:pPr>
-        <w:ind w:left="1440" w:hanging="480"/>
+        <w:ind w:left="1440" w:hanging="360"/>
       </w:pPr>
     </w:lvl>
     <w:lvl w:ilvl="2">
@@ -8534,7 +8257,7 @@
       <w:lvlText w:val="%3."/>
       <w:lvlJc w:val="left"/>
       <w:pPr>
-        <w:ind w:left="2160" w:hanging="480"/>
+        <w:ind w:left="2160" w:hanging="360"/>
       </w:pPr>
     </w:lvl>
     <w:lvl w:ilvl="3">
@@ -8543,7 +8266,7 @@
       <w:lvlText w:val="%4."/>
       <w:lvlJc w:val="left"/>
       <w:pPr>
-        <w:ind w:left="2880" w:hanging="480"/>
+        <w:ind w:left="2880" w:hanging="360"/>
       </w:pPr>
     </w:lvl>
     <w:lvl w:ilvl="4">
@@ -8552,7 +8275,7 @@
       <w:lvlText w:val="%5."/>
       <w:lvlJc w:val="left"/>
       <w:pPr>
-        <w:ind w:left="3600" w:hanging="480"/>
+        <w:ind w:left="3600" w:hanging="360"/>
       </w:pPr>
     </w:lvl>
     <w:lvl w:ilvl="5">
@@ -8561,7 +8284,7 @@
       <w:lvlText w:val="%6."/>
       <w:lvlJc w:val="left"/>
       <w:pPr>
-        <w:ind w:left="4320" w:hanging="480"/>
+        <w:ind w:left="4320" w:hanging="360"/>
       </w:pPr>
     </w:lvl>
     <w:lvl w:ilvl="6">
@@ -8570,7 +8293,7 @@
       <w:lvlText w:val="%7."/>
       <w:lvlJc w:val="left"/>
       <w:pPr>
-        <w:ind w:left="5040" w:hanging="480"/>
+        <w:ind w:left="5040" w:hanging="360"/>
       </w:pPr>
     </w:lvl>
     <w:lvl w:ilvl="7">
@@ -8579,7 +8302,7 @@
       <w:lvlText w:val="%8."/>
       <w:lvlJc w:val="left"/>
       <w:pPr>
-        <w:ind w:left="5760" w:hanging="480"/>
+        <w:ind w:left="5760" w:hanging="360"/>
       </w:pPr>
     </w:lvl>
     <w:lvl w:ilvl="8">
@@ -8588,12 +8311,12 @@
       <w:lvlText w:val="%9."/>
       <w:lvlJc w:val="left"/>
       <w:pPr>
-        <w:ind w:left="6480" w:hanging="480"/>
+        <w:ind w:left="6480" w:hanging="360"/>
       </w:pPr>
     </w:lvl>
   </w:abstractNum>
   <w:abstractNum w:abstractNumId="99415">
-    <w:nsid w:val="A99415"/>
+    <w:nsid w:val="00A99415"/>
     <w:multiLevelType w:val="multilevel"/>
     <w:lvl w:ilvl="0">
       <w:start w:val="5"/>
@@ -8601,7 +8324,7 @@
       <w:lvlText w:val="%1."/>
       <w:lvlJc w:val="left"/>
       <w:pPr>
-        <w:ind w:left="720" w:hanging="480"/>
+        <w:ind w:left="720" w:hanging="360"/>
       </w:pPr>
     </w:lvl>
     <w:lvl w:ilvl="1">
@@ -8610,7 +8333,7 @@
       <w:lvlText w:val="%2."/>
       <w:lvlJc w:val="left"/>
       <w:pPr>
-        <w:ind w:left="1440" w:hanging="480"/>
+        <w:ind w:left="1440" w:hanging="360"/>
       </w:pPr>
     </w:lvl>
     <w:lvl w:ilvl="2">
@@ -8619,7 +8342,7 @@
       <w:lvlText w:val="%3."/>
       <w:lvlJc w:val="left"/>
       <w:pPr>
-        <w:ind w:left="2160" w:hanging="480"/>
+        <w:ind w:left="2160" w:hanging="360"/>
       </w:pPr>
     </w:lvl>
     <w:lvl w:ilvl="3">
@@ -8628,7 +8351,7 @@
       <w:lvlText w:val="%4."/>
       <w:lvlJc w:val="left"/>
       <w:pPr>
-        <w:ind w:left="2880" w:hanging="480"/>
+        <w:ind w:left="2880" w:hanging="360"/>
       </w:pPr>
     </w:lvl>
     <w:lvl w:ilvl="4">
@@ -8637,7 +8360,7 @@
       <w:lvlText w:val="%5."/>
       <w:lvlJc w:val="left"/>
       <w:pPr>
-        <w:ind w:left="3600" w:hanging="480"/>
+        <w:ind w:left="3600" w:hanging="360"/>
       </w:pPr>
     </w:lvl>
     <w:lvl w:ilvl="5">
@@ -8646,7 +8369,7 @@
       <w:lvlText w:val="%6."/>
       <w:lvlJc w:val="left"/>
       <w:pPr>
-        <w:ind w:left="4320" w:hanging="480"/>
+        <w:ind w:left="4320" w:hanging="360"/>
       </w:pPr>
     </w:lvl>
     <w:lvl w:ilvl="6">
@@ -8655,7 +8378,7 @@
       <w:lvlText w:val="%7."/>
       <w:lvlJc w:val="left"/>
       <w:pPr>
-        <w:ind w:left="5040" w:hanging="480"/>
+        <w:ind w:left="5040" w:hanging="360"/>
       </w:pPr>
     </w:lvl>
     <w:lvl w:ilvl="7">
@@ -8664,7 +8387,7 @@
       <w:lvlText w:val="%8."/>
       <w:lvlJc w:val="left"/>
       <w:pPr>
-        <w:ind w:left="5760" w:hanging="480"/>
+        <w:ind w:left="5760" w:hanging="360"/>
       </w:pPr>
     </w:lvl>
     <w:lvl w:ilvl="8">
@@ -8673,12 +8396,12 @@
       <w:lvlText w:val="%9."/>
       <w:lvlJc w:val="left"/>
       <w:pPr>
-        <w:ind w:left="6480" w:hanging="480"/>
+        <w:ind w:left="6480" w:hanging="360"/>
       </w:pPr>
     </w:lvl>
   </w:abstractNum>
   <w:abstractNum w:abstractNumId="99411">
-    <w:nsid w:val="A99411"/>
+    <w:nsid w:val="00A99411"/>
     <w:multiLevelType w:val="multilevel"/>
     <w:lvl w:ilvl="0">
       <w:start w:val="1"/>
@@ -8686,7 +8409,7 @@
       <w:lvlText w:val="%1."/>
       <w:lvlJc w:val="left"/>
       <w:pPr>
-        <w:ind w:left="720" w:hanging="480"/>
+        <w:ind w:left="720" w:hanging="360"/>
       </w:pPr>
     </w:lvl>
     <w:lvl w:ilvl="1">
@@ -8695,7 +8418,7 @@
       <w:lvlText w:val="%2."/>
       <w:lvlJc w:val="left"/>
       <w:pPr>
-        <w:ind w:left="1440" w:hanging="480"/>
+        <w:ind w:left="1440" w:hanging="360"/>
       </w:pPr>
     </w:lvl>
     <w:lvl w:ilvl="2">
@@ -8704,7 +8427,7 @@
       <w:lvlText w:val="%3."/>
       <w:lvlJc w:val="left"/>
       <w:pPr>
-        <w:ind w:left="2160" w:hanging="480"/>
+        <w:ind w:left="2160" w:hanging="360"/>
       </w:pPr>
     </w:lvl>
     <w:lvl w:ilvl="3">
@@ -8713,7 +8436,7 @@
       <w:lvlText w:val="%4."/>
       <w:lvlJc w:val="left"/>
       <w:pPr>
-        <w:ind w:left="2880" w:hanging="480"/>
+        <w:ind w:left="2880" w:hanging="360"/>
       </w:pPr>
     </w:lvl>
     <w:lvl w:ilvl="4">
@@ -8722,7 +8445,7 @@
       <w:lvlText w:val="%5."/>
       <w:lvlJc w:val="left"/>
       <w:pPr>
-        <w:ind w:left="3600" w:hanging="480"/>
+        <w:ind w:left="3600" w:hanging="360"/>
       </w:pPr>
     </w:lvl>
     <w:lvl w:ilvl="5">
@@ -8731,7 +8454,7 @@
       <w:lvlText w:val="%6."/>
       <w:lvlJc w:val="left"/>
       <w:pPr>
-        <w:ind w:left="4320" w:hanging="480"/>
+        <w:ind w:left="4320" w:hanging="360"/>
       </w:pPr>
     </w:lvl>
     <w:lvl w:ilvl="6">
@@ -8740,7 +8463,7 @@
       <w:lvlText w:val="%7."/>
       <w:lvlJc w:val="left"/>
       <w:pPr>
-        <w:ind w:left="5040" w:hanging="480"/>
+        <w:ind w:left="5040" w:hanging="360"/>
       </w:pPr>
     </w:lvl>
     <w:lvl w:ilvl="7">
@@ -8749,7 +8472,7 @@
       <w:lvlText w:val="%8."/>
       <w:lvlJc w:val="left"/>
       <w:pPr>
-        <w:ind w:left="5760" w:hanging="480"/>
+        <w:ind w:left="5760" w:hanging="360"/>
       </w:pPr>
     </w:lvl>
     <w:lvl w:ilvl="8">
@@ -8758,12 +8481,12 @@
       <w:lvlText w:val="%9."/>
       <w:lvlJc w:val="left"/>
       <w:pPr>
-        <w:ind w:left="6480" w:hanging="480"/>
+        <w:ind w:left="6480" w:hanging="360"/>
       </w:pPr>
     </w:lvl>
   </w:abstractNum>
   <w:abstractNum w:abstractNumId="99416">
-    <w:nsid w:val="A99416"/>
+    <w:nsid w:val="00A99416"/>
     <w:multiLevelType w:val="multilevel"/>
     <w:lvl w:ilvl="0">
       <w:start w:val="6"/>
@@ -8771,7 +8494,7 @@
       <w:lvlText w:val="%1."/>
       <w:lvlJc w:val="left"/>
       <w:pPr>
-        <w:ind w:left="720" w:hanging="480"/>
+        <w:ind w:left="720" w:hanging="360"/>
       </w:pPr>
     </w:lvl>
     <w:lvl w:ilvl="1">
@@ -8780,7 +8503,7 @@
       <w:lvlText w:val="%2."/>
       <w:lvlJc w:val="left"/>
       <w:pPr>
-        <w:ind w:left="1440" w:hanging="480"/>
+        <w:ind w:left="1440" w:hanging="360"/>
       </w:pPr>
     </w:lvl>
     <w:lvl w:ilvl="2">
@@ -8789,7 +8512,7 @@
       <w:lvlText w:val="%3."/>
       <w:lvlJc w:val="left"/>
       <w:pPr>
-        <w:ind w:left="2160" w:hanging="480"/>
+        <w:ind w:left="2160" w:hanging="360"/>
       </w:pPr>
     </w:lvl>
     <w:lvl w:ilvl="3">
@@ -8798,7 +8521,7 @@
       <w:lvlText w:val="%4."/>
       <w:lvlJc w:val="left"/>
       <w:pPr>
-        <w:ind w:left="2880" w:hanging="480"/>
+        <w:ind w:left="2880" w:hanging="360"/>
       </w:pPr>
     </w:lvl>
     <w:lvl w:ilvl="4">
@@ -8807,7 +8530,7 @@
       <w:lvlText w:val="%5."/>
       <w:lvlJc w:val="left"/>
       <w:pPr>
-        <w:ind w:left="3600" w:hanging="480"/>
+        <w:ind w:left="3600" w:hanging="360"/>
       </w:pPr>
     </w:lvl>
     <w:lvl w:ilvl="5">
@@ -8816,7 +8539,7 @@
       <w:lvlText w:val="%6."/>
       <w:lvlJc w:val="left"/>
       <w:pPr>
-        <w:ind w:left="4320" w:hanging="480"/>
+        <w:ind w:left="4320" w:hanging="360"/>
       </w:pPr>
     </w:lvl>
     <w:lvl w:ilvl="6">
@@ -8825,7 +8548,7 @@
       <w:lvlText w:val="%7."/>
       <w:lvlJc w:val="left"/>
       <w:pPr>
-        <w:ind w:left="5040" w:hanging="480"/>
+        <w:ind w:left="5040" w:hanging="360"/>
       </w:pPr>
     </w:lvl>
     <w:lvl w:ilvl="7">
@@ -8834,7 +8557,7 @@
       <w:lvlText w:val="%8."/>
       <w:lvlJc w:val="left"/>
       <w:pPr>
-        <w:ind w:left="5760" w:hanging="480"/>
+        <w:ind w:left="5760" w:hanging="360"/>
       </w:pPr>
     </w:lvl>
     <w:lvl w:ilvl="8">
@@ -8843,12 +8566,12 @@
       <w:lvlText w:val="%9."/>
       <w:lvlJc w:val="left"/>
       <w:pPr>
-        <w:ind w:left="6480" w:hanging="480"/>
+        <w:ind w:left="6480" w:hanging="360"/>
       </w:pPr>
     </w:lvl>
   </w:abstractNum>
   <w:abstractNum w:abstractNumId="99419">
-    <w:nsid w:val="A99419"/>
+    <w:nsid w:val="00A99419"/>
     <w:multiLevelType w:val="multilevel"/>
     <w:lvl w:ilvl="0">
       <w:start w:val="9"/>
@@ -8856,7 +8579,7 @@
       <w:lvlText w:val="%1."/>
       <w:lvlJc w:val="left"/>
       <w:pPr>
-        <w:ind w:left="720" w:hanging="480"/>
+        <w:ind w:left="720" w:hanging="360"/>
       </w:pPr>
     </w:lvl>
     <w:lvl w:ilvl="1">
@@ -8865,7 +8588,7 @@
       <w:lvlText w:val="%2."/>
       <w:lvlJc w:val="left"/>
       <w:pPr>
-        <w:ind w:left="1440" w:hanging="480"/>
+        <w:ind w:left="1440" w:hanging="360"/>
       </w:pPr>
     </w:lvl>
     <w:lvl w:ilvl="2">
@@ -8874,7 +8597,7 @@
       <w:lvlText w:val="%3."/>
       <w:lvlJc w:val="left"/>
       <w:pPr>
-        <w:ind w:left="2160" w:hanging="480"/>
+        <w:ind w:left="2160" w:hanging="360"/>
       </w:pPr>
     </w:lvl>
     <w:lvl w:ilvl="3">
@@ -8883,7 +8606,7 @@
       <w:lvlText w:val="%4."/>
       <w:lvlJc w:val="left"/>
       <w:pPr>
-        <w:ind w:left="2880" w:hanging="480"/>
+        <w:ind w:left="2880" w:hanging="360"/>
       </w:pPr>
     </w:lvl>
     <w:lvl w:ilvl="4">
@@ -8892,7 +8615,7 @@
       <w:lvlText w:val="%5."/>
       <w:lvlJc w:val="left"/>
       <w:pPr>
-        <w:ind w:left="3600" w:hanging="480"/>
+        <w:ind w:left="3600" w:hanging="360"/>
       </w:pPr>
     </w:lvl>
     <w:lvl w:ilvl="5">
@@ -8901,7 +8624,7 @@
       <w:lvlText w:val="%6."/>
       <w:lvlJc w:val="left"/>
       <w:pPr>
-        <w:ind w:left="4320" w:hanging="480"/>
+        <w:ind w:left="4320" w:hanging="360"/>
       </w:pPr>
     </w:lvl>
     <w:lvl w:ilvl="6">
@@ -8910,7 +8633,7 @@
       <w:lvlText w:val="%7."/>
       <w:lvlJc w:val="left"/>
       <w:pPr>
-        <w:ind w:left="5040" w:hanging="480"/>
+        <w:ind w:left="5040" w:hanging="360"/>
       </w:pPr>
     </w:lvl>
     <w:lvl w:ilvl="7">
@@ -8919,7 +8642,7 @@
       <w:lvlText w:val="%8."/>
       <w:lvlJc w:val="left"/>
       <w:pPr>
-        <w:ind w:left="5760" w:hanging="480"/>
+        <w:ind w:left="5760" w:hanging="360"/>
       </w:pPr>
     </w:lvl>
     <w:lvl w:ilvl="8">
@@ -8928,12 +8651,12 @@
       <w:lvlText w:val="%9."/>
       <w:lvlJc w:val="left"/>
       <w:pPr>
-        <w:ind w:left="6480" w:hanging="480"/>
+        <w:ind w:left="6480" w:hanging="360"/>
       </w:pPr>
     </w:lvl>
   </w:abstractNum>
   <w:abstractNum w:abstractNumId="994111">
-    <w:nsid w:val="A994111"/>
+    <w:nsid w:val="0A994111"/>
     <w:multiLevelType w:val="multilevel"/>
     <w:lvl w:ilvl="0">
       <w:start w:val="11"/>
@@ -8941,7 +8664,7 @@
       <w:lvlText w:val="%1."/>
       <w:lvlJc w:val="left"/>
       <w:pPr>
-        <w:ind w:left="720" w:hanging="480"/>
+        <w:ind w:left="720" w:hanging="360"/>
       </w:pPr>
     </w:lvl>
     <w:lvl w:ilvl="1">
@@ -8950,7 +8673,7 @@
       <w:lvlText w:val="%2."/>
       <w:lvlJc w:val="left"/>
       <w:pPr>
-        <w:ind w:left="1440" w:hanging="480"/>
+        <w:ind w:left="1440" w:hanging="360"/>
       </w:pPr>
     </w:lvl>
     <w:lvl w:ilvl="2">
@@ -8959,7 +8682,7 @@
       <w:lvlText w:val="%3."/>
       <w:lvlJc w:val="left"/>
       <w:pPr>
-        <w:ind w:left="2160" w:hanging="480"/>
+        <w:ind w:left="2160" w:hanging="360"/>
       </w:pPr>
     </w:lvl>
     <w:lvl w:ilvl="3">
@@ -8968,7 +8691,7 @@
       <w:lvlText w:val="%4."/>
       <w:lvlJc w:val="left"/>
       <w:pPr>
-        <w:ind w:left="2880" w:hanging="480"/>
+        <w:ind w:left="2880" w:hanging="360"/>
       </w:pPr>
     </w:lvl>
     <w:lvl w:ilvl="4">
@@ -8977,7 +8700,7 @@
       <w:lvlText w:val="%5."/>
       <w:lvlJc w:val="left"/>
       <w:pPr>
-        <w:ind w:left="3600" w:hanging="480"/>
+        <w:ind w:left="3600" w:hanging="360"/>
       </w:pPr>
     </w:lvl>
     <w:lvl w:ilvl="5">
@@ -8986,7 +8709,7 @@
       <w:lvlText w:val="%6."/>
       <w:lvlJc w:val="left"/>
       <w:pPr>
-        <w:ind w:left="4320" w:hanging="480"/>
+        <w:ind w:left="4320" w:hanging="360"/>
       </w:pPr>
     </w:lvl>
     <w:lvl w:ilvl="6">
@@ -8995,7 +8718,7 @@
       <w:lvlText w:val="%7."/>
       <w:lvlJc w:val="left"/>
       <w:pPr>
-        <w:ind w:left="5040" w:hanging="480"/>
+        <w:ind w:left="5040" w:hanging="360"/>
       </w:pPr>
     </w:lvl>
     <w:lvl w:ilvl="7">
@@ -9004,7 +8727,7 @@
       <w:lvlText w:val="%8."/>
       <w:lvlJc w:val="left"/>
       <w:pPr>
-        <w:ind w:left="5760" w:hanging="480"/>
+        <w:ind w:left="5760" w:hanging="360"/>
       </w:pPr>
     </w:lvl>
     <w:lvl w:ilvl="8">
@@ -9013,12 +8736,12 @@
       <w:lvlText w:val="%9."/>
       <w:lvlJc w:val="left"/>
       <w:pPr>
-        <w:ind w:left="6480" w:hanging="480"/>
+        <w:ind w:left="6480" w:hanging="360"/>
       </w:pPr>
     </w:lvl>
   </w:abstractNum>
   <w:abstractNum w:abstractNumId="994119">
-    <w:nsid w:val="A994119"/>
+    <w:nsid w:val="0A994119"/>
     <w:multiLevelType w:val="multilevel"/>
     <w:lvl w:ilvl="0">
       <w:start w:val="19"/>
@@ -9026,7 +8749,7 @@
       <w:lvlText w:val="%1."/>
       <w:lvlJc w:val="left"/>
       <w:pPr>
-        <w:ind w:left="720" w:hanging="480"/>
+        <w:ind w:left="720" w:hanging="360"/>
       </w:pPr>
     </w:lvl>
     <w:lvl w:ilvl="1">
@@ -9035,7 +8758,7 @@
       <w:lvlText w:val="%2."/>
       <w:lvlJc w:val="left"/>
       <w:pPr>
-        <w:ind w:left="1440" w:hanging="480"/>
+        <w:ind w:left="1440" w:hanging="360"/>
       </w:pPr>
     </w:lvl>
     <w:lvl w:ilvl="2">
@@ -9044,7 +8767,7 @@
       <w:lvlText w:val="%3."/>
       <w:lvlJc w:val="left"/>
       <w:pPr>
-        <w:ind w:left="2160" w:hanging="480"/>
+        <w:ind w:left="2160" w:hanging="360"/>
       </w:pPr>
     </w:lvl>
     <w:lvl w:ilvl="3">
@@ -9053,7 +8776,7 @@
       <w:lvlText w:val="%4."/>
       <w:lvlJc w:val="left"/>
       <w:pPr>
-        <w:ind w:left="2880" w:hanging="480"/>
+        <w:ind w:left="2880" w:hanging="360"/>
       </w:pPr>
     </w:lvl>
     <w:lvl w:ilvl="4">
@@ -9062,7 +8785,7 @@
       <w:lvlText w:val="%5."/>
       <w:lvlJc w:val="left"/>
       <w:pPr>
-        <w:ind w:left="3600" w:hanging="480"/>
+        <w:ind w:left="3600" w:hanging="360"/>
       </w:pPr>
     </w:lvl>
     <w:lvl w:ilvl="5">
@@ -9071,7 +8794,7 @@
       <w:lvlText w:val="%6."/>
       <w:lvlJc w:val="left"/>
       <w:pPr>
-        <w:ind w:left="4320" w:hanging="480"/>
+        <w:ind w:left="4320" w:hanging="360"/>
       </w:pPr>
     </w:lvl>
     <w:lvl w:ilvl="6">
@@ -9080,7 +8803,7 @@
       <w:lvlText w:val="%7."/>
       <w:lvlJc w:val="left"/>
       <w:pPr>
-        <w:ind w:left="5040" w:hanging="480"/>
+        <w:ind w:left="5040" w:hanging="360"/>
       </w:pPr>
     </w:lvl>
     <w:lvl w:ilvl="7">
@@ -9089,7 +8812,7 @@
       <w:lvlText w:val="%8."/>
       <w:lvlJc w:val="left"/>
       <w:pPr>
-        <w:ind w:left="5760" w:hanging="480"/>
+        <w:ind w:left="5760" w:hanging="360"/>
       </w:pPr>
     </w:lvl>
     <w:lvl w:ilvl="8">
@@ -9098,12 +8821,12 @@
       <w:lvlText w:val="%9."/>
       <w:lvlJc w:val="left"/>
       <w:pPr>
-        <w:ind w:left="6480" w:hanging="480"/>
+        <w:ind w:left="6480" w:hanging="360"/>
       </w:pPr>
     </w:lvl>
   </w:abstractNum>
   <w:abstractNum w:abstractNumId="994120">
-    <w:nsid w:val="A994120"/>
+    <w:nsid w:val="0A994120"/>
     <w:multiLevelType w:val="multilevel"/>
     <w:lvl w:ilvl="0">
       <w:start w:val="20"/>
@@ -9111,7 +8834,7 @@
       <w:lvlText w:val="%1."/>
       <w:lvlJc w:val="left"/>
       <w:pPr>
-        <w:ind w:left="720" w:hanging="480"/>
+        <w:ind w:left="720" w:hanging="360"/>
       </w:pPr>
     </w:lvl>
     <w:lvl w:ilvl="1">
@@ -9120,7 +8843,7 @@
       <w:lvlText w:val="%2."/>
       <w:lvlJc w:val="left"/>
       <w:pPr>
-        <w:ind w:left="1440" w:hanging="480"/>
+        <w:ind w:left="1440" w:hanging="360"/>
       </w:pPr>
     </w:lvl>
     <w:lvl w:ilvl="2">
@@ -9129,7 +8852,7 @@
       <w:lvlText w:val="%3."/>
       <w:lvlJc w:val="left"/>
       <w:pPr>
-        <w:ind w:left="2160" w:hanging="480"/>
+        <w:ind w:left="2160" w:hanging="360"/>
       </w:pPr>
     </w:lvl>
     <w:lvl w:ilvl="3">
@@ -9138,7 +8861,7 @@
       <w:lvlText w:val="%4."/>
       <w:lvlJc w:val="left"/>
       <w:pPr>
-        <w:ind w:left="2880" w:hanging="480"/>
+        <w:ind w:left="2880" w:hanging="360"/>
       </w:pPr>
     </w:lvl>
     <w:lvl w:ilvl="4">
@@ -9147,7 +8870,7 @@
       <w:lvlText w:val="%5."/>
       <w:lvlJc w:val="left"/>
       <w:pPr>
-        <w:ind w:left="3600" w:hanging="480"/>
+        <w:ind w:left="3600" w:hanging="360"/>
       </w:pPr>
     </w:lvl>
     <w:lvl w:ilvl="5">
@@ -9156,7 +8879,7 @@
       <w:lvlText w:val="%6."/>
       <w:lvlJc w:val="left"/>
       <w:pPr>
-        <w:ind w:left="4320" w:hanging="480"/>
+        <w:ind w:left="4320" w:hanging="360"/>
       </w:pPr>
     </w:lvl>
     <w:lvl w:ilvl="6">
@@ -9165,7 +8888,7 @@
       <w:lvlText w:val="%7."/>
       <w:lvlJc w:val="left"/>
       <w:pPr>
-        <w:ind w:left="5040" w:hanging="480"/>
+        <w:ind w:left="5040" w:hanging="360"/>
       </w:pPr>
     </w:lvl>
     <w:lvl w:ilvl="7">
@@ -9174,7 +8897,7 @@
       <w:lvlText w:val="%8."/>
       <w:lvlJc w:val="left"/>
       <w:pPr>
-        <w:ind w:left="5760" w:hanging="480"/>
+        <w:ind w:left="5760" w:hanging="360"/>
       </w:pPr>
     </w:lvl>
     <w:lvl w:ilvl="8">
@@ -9183,12 +8906,12 @@
       <w:lvlText w:val="%9."/>
       <w:lvlJc w:val="left"/>
       <w:pPr>
-        <w:ind w:left="6480" w:hanging="480"/>
+        <w:ind w:left="6480" w:hanging="360"/>
       </w:pPr>
     </w:lvl>
   </w:abstractNum>
   <w:abstractNum w:abstractNumId="994124">
-    <w:nsid w:val="A994124"/>
+    <w:nsid w:val="0A994124"/>
     <w:multiLevelType w:val="multilevel"/>
     <w:lvl w:ilvl="0">
       <w:start w:val="24"/>
@@ -9196,7 +8919,7 @@
       <w:lvlText w:val="%1."/>
       <w:lvlJc w:val="left"/>
       <w:pPr>
-        <w:ind w:left="720" w:hanging="480"/>
+        <w:ind w:left="720" w:hanging="360"/>
       </w:pPr>
     </w:lvl>
     <w:lvl w:ilvl="1">
@@ -9205,7 +8928,7 @@
       <w:lvlText w:val="%2."/>
       <w:lvlJc w:val="left"/>
       <w:pPr>
-        <w:ind w:left="1440" w:hanging="480"/>
+        <w:ind w:left="1440" w:hanging="360"/>
       </w:pPr>
     </w:lvl>
     <w:lvl w:ilvl="2">
@@ -9214,7 +8937,7 @@
       <w:lvlText w:val="%3."/>
       <w:lvlJc w:val="left"/>
       <w:pPr>
-        <w:ind w:left="2160" w:hanging="480"/>
+        <w:ind w:left="2160" w:hanging="360"/>
       </w:pPr>
     </w:lvl>
     <w:lvl w:ilvl="3">
@@ -9223,7 +8946,7 @@
       <w:lvlText w:val="%4."/>
       <w:lvlJc w:val="left"/>
       <w:pPr>
-        <w:ind w:left="2880" w:hanging="480"/>
+        <w:ind w:left="2880" w:hanging="360"/>
       </w:pPr>
     </w:lvl>
     <w:lvl w:ilvl="4">
@@ -9232,7 +8955,7 @@
       <w:lvlText w:val="%5."/>
       <w:lvlJc w:val="left"/>
       <w:pPr>
-        <w:ind w:left="3600" w:hanging="480"/>
+        <w:ind w:left="3600" w:hanging="360"/>
       </w:pPr>
     </w:lvl>
     <w:lvl w:ilvl="5">
@@ -9241,7 +8964,7 @@
       <w:lvlText w:val="%6."/>
       <w:lvlJc w:val="left"/>
       <w:pPr>
-        <w:ind w:left="4320" w:hanging="480"/>
+        <w:ind w:left="4320" w:hanging="360"/>
       </w:pPr>
     </w:lvl>
     <w:lvl w:ilvl="6">
@@ -9250,7 +8973,7 @@
       <w:lvlText w:val="%7."/>
       <w:lvlJc w:val="left"/>
       <w:pPr>
-        <w:ind w:left="5040" w:hanging="480"/>
+        <w:ind w:left="5040" w:hanging="360"/>
       </w:pPr>
     </w:lvl>
     <w:lvl w:ilvl="7">
@@ -9259,7 +8982,7 @@
       <w:lvlText w:val="%8."/>
       <w:lvlJc w:val="left"/>
       <w:pPr>
-        <w:ind w:left="5760" w:hanging="480"/>
+        <w:ind w:left="5760" w:hanging="360"/>
       </w:pPr>
     </w:lvl>
     <w:lvl w:ilvl="8">
@@ -9268,12 +8991,12 @@
       <w:lvlText w:val="%9."/>
       <w:lvlJc w:val="left"/>
       <w:pPr>
-        <w:ind w:left="6480" w:hanging="480"/>
+        <w:ind w:left="6480" w:hanging="360"/>
       </w:pPr>
     </w:lvl>
   </w:abstractNum>
   <w:abstractNum w:abstractNumId="994128">
-    <w:nsid w:val="A994128"/>
+    <w:nsid w:val="0A994128"/>
     <w:multiLevelType w:val="multilevel"/>
     <w:lvl w:ilvl="0">
       <w:start w:val="28"/>
@@ -9281,7 +9004,7 @@
       <w:lvlText w:val="%1."/>
       <w:lvlJc w:val="left"/>
       <w:pPr>
-        <w:ind w:left="720" w:hanging="480"/>
+        <w:ind w:left="720" w:hanging="360"/>
       </w:pPr>
     </w:lvl>
     <w:lvl w:ilvl="1">
@@ -9290,7 +9013,7 @@
       <w:lvlText w:val="%2."/>
       <w:lvlJc w:val="left"/>
       <w:pPr>
-        <w:ind w:left="1440" w:hanging="480"/>
+        <w:ind w:left="1440" w:hanging="360"/>
       </w:pPr>
     </w:lvl>
     <w:lvl w:ilvl="2">
@@ -9299,7 +9022,7 @@
       <w:lvlText w:val="%3."/>
       <w:lvlJc w:val="left"/>
       <w:pPr>
-        <w:ind w:left="2160" w:hanging="480"/>
+        <w:ind w:left="2160" w:hanging="360"/>
       </w:pPr>
     </w:lvl>
     <w:lvl w:ilvl="3">
@@ -9308,7 +9031,7 @@
       <w:lvlText w:val="%4."/>
       <w:lvlJc w:val="left"/>
       <w:pPr>
-        <w:ind w:left="2880" w:hanging="480"/>
+        <w:ind w:left="2880" w:hanging="360"/>
       </w:pPr>
     </w:lvl>
     <w:lvl w:ilvl="4">
@@ -9317,7 +9040,7 @@
       <w:lvlText w:val="%5."/>
       <w:lvlJc w:val="left"/>
       <w:pPr>
-        <w:ind w:left="3600" w:hanging="480"/>
+        <w:ind w:left="3600" w:hanging="360"/>
       </w:pPr>
     </w:lvl>
     <w:lvl w:ilvl="5">
@@ -9326,7 +9049,7 @@
       <w:lvlText w:val="%6."/>
       <w:lvlJc w:val="left"/>
       <w:pPr>
-        <w:ind w:left="4320" w:hanging="480"/>
+        <w:ind w:left="4320" w:hanging="360"/>
       </w:pPr>
     </w:lvl>
     <w:lvl w:ilvl="6">
@@ -9335,7 +9058,7 @@
       <w:lvlText w:val="%7."/>
       <w:lvlJc w:val="left"/>
       <w:pPr>
-        <w:ind w:left="5040" w:hanging="480"/>
+        <w:ind w:left="5040" w:hanging="360"/>
       </w:pPr>
     </w:lvl>
     <w:lvl w:ilvl="7">
@@ -9344,7 +9067,7 @@
       <w:lvlText w:val="%8."/>
       <w:lvlJc w:val="left"/>
       <w:pPr>
-        <w:ind w:left="5760" w:hanging="480"/>
+        <w:ind w:left="5760" w:hanging="360"/>
       </w:pPr>
     </w:lvl>
     <w:lvl w:ilvl="8">
@@ -9353,12 +9076,12 @@
       <w:lvlText w:val="%9."/>
       <w:lvlJc w:val="left"/>
       <w:pPr>
-        <w:ind w:left="6480" w:hanging="480"/>
+        <w:ind w:left="6480" w:hanging="360"/>
       </w:pPr>
     </w:lvl>
   </w:abstractNum>
   <w:abstractNum w:abstractNumId="994129">
-    <w:nsid w:val="A994129"/>
+    <w:nsid w:val="0A994129"/>
     <w:multiLevelType w:val="multilevel"/>
     <w:lvl w:ilvl="0">
       <w:start w:val="29"/>
@@ -9366,7 +9089,7 @@
       <w:lvlText w:val="%1."/>
       <w:lvlJc w:val="left"/>
       <w:pPr>
-        <w:ind w:left="720" w:hanging="480"/>
+        <w:ind w:left="720" w:hanging="360"/>
       </w:pPr>
     </w:lvl>
     <w:lvl w:ilvl="1">
@@ -9375,7 +9098,7 @@
       <w:lvlText w:val="%2."/>
       <w:lvlJc w:val="left"/>
       <w:pPr>
-        <w:ind w:left="1440" w:hanging="480"/>
+        <w:ind w:left="1440" w:hanging="360"/>
       </w:pPr>
     </w:lvl>
     <w:lvl w:ilvl="2">
@@ -9384,7 +9107,7 @@
       <w:lvlText w:val="%3."/>
       <w:lvlJc w:val="left"/>
       <w:pPr>
-        <w:ind w:left="2160" w:hanging="480"/>
+        <w:ind w:left="2160" w:hanging="360"/>
       </w:pPr>
     </w:lvl>
     <w:lvl w:ilvl="3">
@@ -9393,7 +9116,7 @@
       <w:lvlText w:val="%4."/>
       <w:lvlJc w:val="left"/>
       <w:pPr>
-        <w:ind w:left="2880" w:hanging="480"/>
+        <w:ind w:left="2880" w:hanging="360"/>
       </w:pPr>
     </w:lvl>
     <w:lvl w:ilvl="4">
@@ -9402,7 +9125,7 @@
       <w:lvlText w:val="%5."/>
       <w:lvlJc w:val="left"/>
       <w:pPr>
-        <w:ind w:left="3600" w:hanging="480"/>
+        <w:ind w:left="3600" w:hanging="360"/>
       </w:pPr>
     </w:lvl>
     <w:lvl w:ilvl="5">
@@ -9411,7 +9134,7 @@
       <w:lvlText w:val="%6."/>
       <w:lvlJc w:val="left"/>
       <w:pPr>
-        <w:ind w:left="4320" w:hanging="480"/>
+        <w:ind w:left="4320" w:hanging="360"/>
       </w:pPr>
     </w:lvl>
     <w:lvl w:ilvl="6">
@@ -9420,7 +9143,7 @@
       <w:lvlText w:val="%7."/>
       <w:lvlJc w:val="left"/>
       <w:pPr>
-        <w:ind w:left="5040" w:hanging="480"/>
+        <w:ind w:left="5040" w:hanging="360"/>
       </w:pPr>
     </w:lvl>
     <w:lvl w:ilvl="7">
@@ -9429,7 +9152,7 @@
       <w:lvlText w:val="%8."/>
       <w:lvlJc w:val="left"/>
       <w:pPr>
-        <w:ind w:left="5760" w:hanging="480"/>
+        <w:ind w:left="5760" w:hanging="360"/>
       </w:pPr>
     </w:lvl>
     <w:lvl w:ilvl="8">
@@ -9438,7 +9161,7 @@
       <w:lvlText w:val="%9."/>
       <w:lvlJc w:val="left"/>
       <w:pPr>
-        <w:ind w:left="6480" w:hanging="480"/>
+        <w:ind w:left="6480" w:hanging="360"/>
       </w:pPr>
     </w:lvl>
   </w:abstractNum>
@@ -9954,10 +9677,10 @@
   <w:docDefaults>
     <w:rPrDefault>
       <w:rPr>
-        <w:rFonts w:asciiTheme="minorHAnsi" w:cstheme="minorBidi" w:eastAsiaTheme="minorHAnsi" w:hAnsiTheme="minorHAnsi"/>
+        <w:rFonts w:asciiTheme="minorHAnsi" w:cstheme="minorBidi" w:eastAsiaTheme="minorEastAsia" w:hAnsiTheme="minorHAnsi"/>
         <w:sz w:val="24"/>
         <w:szCs w:val="24"/>
-        <w:lang w:bidi="ar-SA" w:eastAsia="en-US" w:val="en-US"/>
+        <w:lang w:bidi="ar-SA" w:eastAsia="zh-CN" w:val="en-US"/>
       </w:rPr>
     </w:rPrDefault>
     <w:pPrDefault>
@@ -9975,10 +9698,10 @@
     <w:name w:val="Body Text"/>
     <w:basedOn w:val="Normal"/>
     <w:link w:val="BodyTextChar"/>
+    <w:qFormat/>
     <w:pPr>
       <w:spacing w:after="180" w:before="180"/>
     </w:pPr>
-    <w:qFormat/>
   </w:style>
   <w:style w:customStyle="1" w:styleId="FirstParagraph" w:type="paragraph">
     <w:name w:val="First Paragraph"/>
@@ -9998,57 +9721,94 @@
     <w:name w:val="Title"/>
     <w:basedOn w:val="Normal"/>
     <w:next w:val="BodyText"/>
+    <w:link w:val="TitleChar"/>
+    <w:uiPriority w:val="10"/>
     <w:qFormat/>
+    <w:rsid w:val="00A10FD9"/>
     <w:pPr>
-      <w:keepNext/>
-      <w:keepLines/>
-      <w:spacing w:after="240" w:before="480"/>
+      <w:spacing w:after="80" w:line="240" w:lineRule="auto"/>
+      <w:contextualSpacing/>
       <w:jc w:val="center"/>
     </w:pPr>
     <w:rPr>
       <w:rFonts w:asciiTheme="majorHAnsi" w:cstheme="majorBidi" w:eastAsiaTheme="majorEastAsia" w:hAnsiTheme="majorHAnsi"/>
-      <w:b/>
-      <w:bCs/>
-      <w:color w:themeColor="accent1" w:themeShade="B5" w:val="345A8A"/>
-      <w:sz w:val="36"/>
-      <w:szCs w:val="36"/>
+      <w:sz w:val="56"/>
+      <w:szCs w:val="56"/>
+    </w:rPr>
+  </w:style>
+  <w:style w:customStyle="1" w:styleId="TitleChar" w:type="character">
+    <w:name w:val="Title Char"/>
+    <w:basedOn w:val="DefaultParagraphFont"/>
+    <w:link w:val="Title"/>
+    <w:uiPriority w:val="10"/>
+    <w:rsid w:val="00A10FD9"/>
+    <w:rPr>
+      <w:rFonts w:asciiTheme="majorHAnsi" w:cstheme="majorBidi" w:eastAsiaTheme="majorEastAsia" w:hAnsiTheme="majorHAnsi"/>
+      <w:sz w:val="56"/>
+      <w:szCs w:val="56"/>
     </w:rPr>
   </w:style>
   <w:style w:styleId="Subtitle" w:type="paragraph">
     <w:name w:val="Subtitle"/>
     <w:basedOn w:val="Title"/>
     <w:next w:val="BodyText"/>
+    <w:link w:val="SubtitleChar"/>
+    <w:uiPriority w:val="11"/>
     <w:qFormat/>
+    <w:rsid w:val="00A10FD9"/>
     <w:pPr>
-      <w:keepNext/>
-      <w:keepLines/>
-      <w:spacing w:after="240" w:before="240"/>
-      <w:jc w:val="center"/>
+      <w:numPr>
+        <w:ilvl w:val="1"/>
+      </w:numPr>
     </w:pPr>
     <w:rPr>
-      <w:sz w:val="30"/>
-      <w:szCs w:val="30"/>
+      <w:rFonts w:cstheme="majorBidi" w:eastAsiaTheme="majorEastAsia"/>
+      <w:spacing w:val="15"/>
+      <w:sz w:val="28"/>
+      <w:szCs w:val="28"/>
+    </w:rPr>
+  </w:style>
+  <w:style w:customStyle="1" w:styleId="SubtitleChar" w:type="character">
+    <w:name w:val="Subtitle Char"/>
+    <w:basedOn w:val="DefaultParagraphFont"/>
+    <w:link w:val="Subtitle"/>
+    <w:uiPriority w:val="11"/>
+    <w:rsid w:val="00A10FD9"/>
+    <w:rPr>
+      <w:rFonts w:cstheme="majorBidi" w:eastAsiaTheme="majorEastAsia"/>
+      <w:color w:themeColor="text1" w:themeTint="A6" w:val="595959"/>
+      <w:spacing w:val="15"/>
+      <w:sz w:val="28"/>
+      <w:szCs w:val="28"/>
     </w:rPr>
   </w:style>
   <w:style w:customStyle="1" w:styleId="Author" w:type="paragraph">
     <w:name w:val="Author"/>
+    <w:basedOn w:val="Title"/>
     <w:next w:val="BodyText"/>
     <w:qFormat/>
     <w:pPr>
       <w:keepNext/>
       <w:keepLines/>
-      <w:jc w:val="center"/>
     </w:pPr>
+    <w:rPr>
+      <w:sz w:val="24"/>
+      <w:szCs w:val="24"/>
+    </w:rPr>
   </w:style>
   <w:style w:styleId="Date" w:type="paragraph">
     <w:name w:val="Date"/>
+    <w:basedOn w:val="Title"/>
     <w:next w:val="BodyText"/>
     <w:qFormat/>
     <w:pPr>
       <w:keepNext/>
       <w:keepLines/>
-      <w:jc w:val="center"/>
     </w:pPr>
+    <w:rPr>
+      <w:sz w:val="24"/>
+      <w:szCs w:val="24"/>
+    </w:rPr>
   </w:style>
   <w:style w:customStyle="1" w:styleId="AbstractTitle" w:type="paragraph">
     <w:name w:val="Abstract Title"/>
@@ -10058,15 +9818,13 @@
     <w:pPr>
       <w:keepNext/>
       <w:keepLines/>
+      <w:spacing w:after="0" w:before="300"/>
       <w:jc w:val="center"/>
-      <w:spacing w:after="0" w:before="300"/>
     </w:pPr>
     <w:rPr>
+      <w:b/>
       <w:sz w:val="20"/>
       <w:szCs w:val="20"/>
-      <w:b/>
-      <w:color w:val="345A8A"/>
-      &gt;
     </w:rPr>
   </w:style>
   <w:style w:customStyle="1" w:styleId="Abstract" w:type="paragraph">
@@ -10093,191 +9851,321 @@
     <w:rPr/>
   </w:style>
   <w:style w:styleId="Heading1" w:type="paragraph">
-    <w:name w:val="Heading 1"/>
+    <w:name w:val="heading 1"/>
     <w:basedOn w:val="Normal"/>
     <w:next w:val="BodyText"/>
+    <w:link w:val="Heading1Char"/>
     <w:uiPriority w:val="9"/>
     <w:qFormat/>
+    <w:rsid w:val="00A10FD9"/>
     <w:pPr>
       <w:keepNext/>
       <w:keepLines/>
-      <w:spacing w:after="0" w:before="480"/>
+      <w:spacing w:after="80" w:before="360"/>
       <w:outlineLvl w:val="0"/>
     </w:pPr>
     <w:rPr>
       <w:rFonts w:asciiTheme="majorHAnsi" w:cstheme="majorBidi" w:eastAsiaTheme="majorEastAsia" w:hAnsiTheme="majorHAnsi"/>
-      <w:b/>
-      <w:bCs/>
-      <w:color w:themeColor="accent1" w:val="4F81BD"/>
+      <w:color w:themeColor="accent1" w:themeShade="BF" w:val="0F4761"/>
+      <w:sz w:val="40"/>
+      <w:szCs w:val="40"/>
+    </w:rPr>
+  </w:style>
+  <w:style w:styleId="Heading2" w:type="paragraph">
+    <w:name w:val="heading 2"/>
+    <w:basedOn w:val="Normal"/>
+    <w:next w:val="BodyText"/>
+    <w:link w:val="Heading2Char"/>
+    <w:uiPriority w:val="9"/>
+    <w:semiHidden/>
+    <w:unhideWhenUsed/>
+    <w:qFormat/>
+    <w:rsid w:val="00A10FD9"/>
+    <w:pPr>
+      <w:keepNext/>
+      <w:keepLines/>
+      <w:spacing w:after="80" w:before="160"/>
+      <w:outlineLvl w:val="1"/>
+    </w:pPr>
+    <w:rPr>
+      <w:rFonts w:asciiTheme="majorHAnsi" w:cstheme="majorBidi" w:eastAsiaTheme="majorEastAsia" w:hAnsiTheme="majorHAnsi"/>
+      <w:color w:themeColor="accent1" w:themeShade="BF" w:val="0F4761"/>
       <w:sz w:val="32"/>
       <w:szCs w:val="32"/>
     </w:rPr>
   </w:style>
-  <w:style w:styleId="Heading2" w:type="paragraph">
-    <w:name w:val="Heading 2"/>
+  <w:style w:styleId="Heading3" w:type="paragraph">
+    <w:name w:val="heading 3"/>
     <w:basedOn w:val="Normal"/>
     <w:next w:val="BodyText"/>
+    <w:link w:val="Heading3Char"/>
     <w:uiPriority w:val="9"/>
+    <w:semiHidden/>
     <w:unhideWhenUsed/>
     <w:qFormat/>
+    <w:rsid w:val="00A10FD9"/>
     <w:pPr>
       <w:keepNext/>
       <w:keepLines/>
-      <w:spacing w:after="0" w:before="200"/>
-      <w:outlineLvl w:val="1"/>
+      <w:spacing w:after="80" w:before="160"/>
+      <w:outlineLvl w:val="2"/>
     </w:pPr>
     <w:rPr>
-      <w:rFonts w:asciiTheme="majorHAnsi" w:cstheme="majorBidi" w:eastAsiaTheme="majorEastAsia" w:hAnsiTheme="majorHAnsi"/>
-      <w:b/>
-      <w:bCs/>
-      <w:color w:themeColor="accent1" w:val="4F81BD"/>
+      <w:rFonts w:cstheme="majorBidi" w:eastAsiaTheme="majorEastAsia"/>
+      <w:color w:themeColor="accent1" w:themeShade="BF" w:val="0F4761"/>
       <w:sz w:val="28"/>
       <w:szCs w:val="28"/>
     </w:rPr>
   </w:style>
-  <w:style w:styleId="Heading3" w:type="paragraph">
-    <w:name w:val="Heading 3"/>
+  <w:style w:styleId="Heading4" w:type="paragraph">
+    <w:name w:val="heading 4"/>
     <w:basedOn w:val="Normal"/>
     <w:next w:val="BodyText"/>
+    <w:link w:val="Heading4Char"/>
     <w:uiPriority w:val="9"/>
+    <w:semiHidden/>
     <w:unhideWhenUsed/>
     <w:qFormat/>
+    <w:rsid w:val="00A10FD9"/>
     <w:pPr>
       <w:keepNext/>
       <w:keepLines/>
-      <w:spacing w:after="0" w:before="200"/>
-      <w:outlineLvl w:val="2"/>
+      <w:spacing w:after="40" w:before="80"/>
+      <w:outlineLvl w:val="3"/>
     </w:pPr>
     <w:rPr>
-      <w:rFonts w:asciiTheme="majorHAnsi" w:cstheme="majorBidi" w:eastAsiaTheme="majorEastAsia" w:hAnsiTheme="majorHAnsi"/>
-      <w:b/>
-      <w:bCs/>
-      <w:color w:themeColor="accent1" w:val="4F81BD"/>
-      <w:sz w:val="24"/>
-      <w:szCs w:val="24"/>
+      <w:rFonts w:cstheme="majorBidi" w:eastAsiaTheme="majorEastAsia"/>
+      <w:i/>
+      <w:iCs/>
+      <w:color w:themeColor="accent1" w:themeShade="BF" w:val="0F4761"/>
     </w:rPr>
   </w:style>
-  <w:style w:styleId="Heading4" w:type="paragraph">
-    <w:name w:val="Heading 4"/>
+  <w:style w:styleId="Heading5" w:type="paragraph">
+    <w:name w:val="heading 5"/>
     <w:basedOn w:val="Normal"/>
     <w:next w:val="BodyText"/>
+    <w:link w:val="Heading5Char"/>
     <w:uiPriority w:val="9"/>
+    <w:semiHidden/>
     <w:unhideWhenUsed/>
     <w:qFormat/>
+    <w:rsid w:val="00A10FD9"/>
     <w:pPr>
       <w:keepNext/>
       <w:keepLines/>
-      <w:spacing w:after="0" w:before="200"/>
-      <w:outlineLvl w:val="3"/>
+      <w:spacing w:after="40" w:before="80"/>
+      <w:outlineLvl w:val="4"/>
     </w:pPr>
     <w:rPr>
-      <w:rFonts w:asciiTheme="majorHAnsi" w:cstheme="majorBidi" w:eastAsiaTheme="majorEastAsia" w:hAnsiTheme="majorHAnsi"/>
-      <w:i/>
-      <w:bCs/>
-      <w:color w:themeColor="accent1" w:val="4F81BD"/>
-      <w:sz w:val="24"/>
-      <w:szCs w:val="24"/>
+      <w:rFonts w:cstheme="majorBidi" w:eastAsiaTheme="majorEastAsia"/>
+      <w:color w:themeColor="accent1" w:themeShade="BF" w:val="0F4761"/>
     </w:rPr>
   </w:style>
-  <w:style w:styleId="Heading5" w:type="paragraph">
-    <w:name w:val="Heading 5"/>
+  <w:style w:styleId="Heading6" w:type="paragraph">
+    <w:name w:val="heading 6"/>
     <w:basedOn w:val="Normal"/>
     <w:next w:val="BodyText"/>
+    <w:link w:val="Heading6Char"/>
     <w:uiPriority w:val="9"/>
+    <w:semiHidden/>
     <w:unhideWhenUsed/>
     <w:qFormat/>
+    <w:rsid w:val="00A10FD9"/>
     <w:pPr>
       <w:keepNext/>
       <w:keepLines/>
-      <w:spacing w:after="0" w:before="200"/>
-      <w:outlineLvl w:val="4"/>
+      <w:spacing w:after="0" w:before="40"/>
+      <w:outlineLvl w:val="5"/>
     </w:pPr>
     <w:rPr>
-      <w:rFonts w:asciiTheme="majorHAnsi" w:cstheme="majorBidi" w:eastAsiaTheme="majorEastAsia" w:hAnsiTheme="majorHAnsi"/>
+      <w:rFonts w:cstheme="majorBidi" w:eastAsiaTheme="majorEastAsia"/>
+      <w:i/>
       <w:iCs/>
-      <w:color w:themeColor="accent1" w:val="4F81BD"/>
-      <w:sz w:val="24"/>
-      <w:szCs w:val="24"/>
+      <w:color w:themeColor="text1" w:themeTint="A6" w:val="595959"/>
     </w:rPr>
   </w:style>
-  <w:style w:styleId="Heading6" w:type="paragraph">
-    <w:name w:val="Heading 6"/>
+  <w:style w:styleId="Heading7" w:type="paragraph">
+    <w:name w:val="heading 7"/>
     <w:basedOn w:val="Normal"/>
     <w:next w:val="BodyText"/>
+    <w:link w:val="Heading7Char"/>
     <w:uiPriority w:val="9"/>
+    <w:semiHidden/>
     <w:unhideWhenUsed/>
     <w:qFormat/>
+    <w:rsid w:val="00A10FD9"/>
     <w:pPr>
       <w:keepNext/>
       <w:keepLines/>
-      <w:spacing w:after="0" w:before="200"/>
-      <w:outlineLvl w:val="5"/>
+      <w:spacing w:after="0" w:before="40"/>
+      <w:outlineLvl w:val="6"/>
     </w:pPr>
     <w:rPr>
-      <w:rFonts w:asciiTheme="majorHAnsi" w:cstheme="majorBidi" w:eastAsiaTheme="majorEastAsia" w:hAnsiTheme="majorHAnsi"/>
-      <w:color w:themeColor="accent1" w:val="4F81BD"/>
-      <w:sz w:val="24"/>
-      <w:szCs w:val="24"/>
+      <w:rFonts w:cstheme="majorBidi" w:eastAsiaTheme="majorEastAsia"/>
+      <w:color w:themeColor="text1" w:themeTint="A6" w:val="595959"/>
     </w:rPr>
   </w:style>
-  <w:style w:styleId="Heading7" w:type="paragraph">
-    <w:name w:val="Heading 7"/>
+  <w:style w:styleId="Heading8" w:type="paragraph">
+    <w:name w:val="heading 8"/>
     <w:basedOn w:val="Normal"/>
     <w:next w:val="BodyText"/>
+    <w:link w:val="Heading8Char"/>
     <w:uiPriority w:val="9"/>
+    <w:semiHidden/>
     <w:unhideWhenUsed/>
     <w:qFormat/>
+    <w:rsid w:val="00A10FD9"/>
     <w:pPr>
       <w:keepNext/>
       <w:keepLines/>
-      <w:spacing w:after="0" w:before="200"/>
-      <w:outlineLvl w:val="6"/>
+      <w:spacing w:after="0"/>
+      <w:outlineLvl w:val="7"/>
     </w:pPr>
     <w:rPr>
-      <w:rFonts w:asciiTheme="majorHAnsi" w:cstheme="majorBidi" w:eastAsiaTheme="majorEastAsia" w:hAnsiTheme="majorHAnsi"/>
-      <w:color w:themeColor="accent1" w:val="4F81BD"/>
-      <w:sz w:val="24"/>
-      <w:szCs w:val="24"/>
+      <w:rFonts w:cstheme="majorBidi" w:eastAsiaTheme="majorEastAsia"/>
+      <w:i/>
+      <w:iCs/>
+      <w:color w:themeColor="text1" w:themeTint="D8" w:val="272727"/>
     </w:rPr>
   </w:style>
-  <w:style w:styleId="Heading8" w:type="paragraph">
-    <w:name w:val="Heading 8"/>
+  <w:style w:styleId="Heading9" w:type="paragraph">
+    <w:name w:val="heading 9"/>
     <w:basedOn w:val="Normal"/>
     <w:next w:val="BodyText"/>
+    <w:link w:val="Heading9Char"/>
     <w:uiPriority w:val="9"/>
+    <w:semiHidden/>
     <w:unhideWhenUsed/>
     <w:qFormat/>
+    <w:rsid w:val="00A10FD9"/>
     <w:pPr>
       <w:keepNext/>
       <w:keepLines/>
-      <w:spacing w:after="0" w:before="200"/>
-      <w:outlineLvl w:val="7"/>
-    </w:pPr>
-    <w:rPr>
-      <w:rFonts w:asciiTheme="majorHAnsi" w:cstheme="majorBidi" w:eastAsiaTheme="majorEastAsia" w:hAnsiTheme="majorHAnsi"/>
-      <w:color w:themeColor="accent1" w:val="4F81BD"/>
-      <w:sz w:val="24"/>
-      <w:szCs w:val="24"/>
-    </w:rPr>
-  </w:style>
-  <w:style w:styleId="Heading9" w:type="paragraph">
-    <w:name w:val="Heading 9"/>
-    <w:basedOn w:val="Normal"/>
-    <w:next w:val="BodyText"/>
-    <w:uiPriority w:val="9"/>
-    <w:unhideWhenUsed/>
-    <w:qFormat/>
-    <w:pPr>
-      <w:keepNext/>
-      <w:keepLines/>
-      <w:spacing w:after="0" w:before="200"/>
+      <w:spacing w:after="0"/>
       <w:outlineLvl w:val="8"/>
     </w:pPr>
     <w:rPr>
+      <w:rFonts w:cstheme="majorBidi" w:eastAsiaTheme="majorEastAsia"/>
+      <w:color w:themeColor="text1" w:themeTint="D8" w:val="272727"/>
+    </w:rPr>
+  </w:style>
+  <w:style w:customStyle="1" w:styleId="Heading1Char" w:type="character">
+    <w:name w:val="Heading 1 Char"/>
+    <w:basedOn w:val="DefaultParagraphFont"/>
+    <w:link w:val="Heading1"/>
+    <w:uiPriority w:val="9"/>
+    <w:rsid w:val="00A10FD9"/>
+    <w:rPr>
       <w:rFonts w:asciiTheme="majorHAnsi" w:cstheme="majorBidi" w:eastAsiaTheme="majorEastAsia" w:hAnsiTheme="majorHAnsi"/>
-      <w:color w:themeColor="accent1" w:val="4F81BD"/>
-      <w:sz w:val="24"/>
-      <w:szCs w:val="24"/>
+      <w:color w:themeColor="accent1" w:themeShade="BF" w:val="0F4761"/>
+      <w:sz w:val="40"/>
+      <w:szCs w:val="40"/>
+    </w:rPr>
+  </w:style>
+  <w:style w:customStyle="1" w:styleId="Heading2Char" w:type="character">
+    <w:name w:val="Heading 2 Char"/>
+    <w:basedOn w:val="DefaultParagraphFont"/>
+    <w:link w:val="Heading2"/>
+    <w:uiPriority w:val="9"/>
+    <w:semiHidden/>
+    <w:rsid w:val="00A10FD9"/>
+    <w:rPr>
+      <w:rFonts w:asciiTheme="majorHAnsi" w:cstheme="majorBidi" w:eastAsiaTheme="majorEastAsia" w:hAnsiTheme="majorHAnsi"/>
+      <w:color w:themeColor="accent1" w:themeShade="BF" w:val="0F4761"/>
+      <w:sz w:val="32"/>
+      <w:szCs w:val="32"/>
+    </w:rPr>
+  </w:style>
+  <w:style w:customStyle="1" w:styleId="Heading3Char" w:type="character">
+    <w:name w:val="Heading 3 Char"/>
+    <w:basedOn w:val="DefaultParagraphFont"/>
+    <w:link w:val="Heading3"/>
+    <w:uiPriority w:val="9"/>
+    <w:semiHidden/>
+    <w:rsid w:val="00A10FD9"/>
+    <w:rPr>
+      <w:rFonts w:cstheme="majorBidi" w:eastAsiaTheme="majorEastAsia"/>
+      <w:color w:themeColor="accent1" w:themeShade="BF" w:val="0F4761"/>
+      <w:sz w:val="28"/>
+      <w:szCs w:val="28"/>
+    </w:rPr>
+  </w:style>
+  <w:style w:customStyle="1" w:styleId="Heading4Char" w:type="character">
+    <w:name w:val="Heading 4 Char"/>
+    <w:basedOn w:val="DefaultParagraphFont"/>
+    <w:link w:val="Heading4"/>
+    <w:uiPriority w:val="9"/>
+    <w:semiHidden/>
+    <w:rsid w:val="00A10FD9"/>
+    <w:rPr>
+      <w:rFonts w:cstheme="majorBidi" w:eastAsiaTheme="majorEastAsia"/>
+      <w:i/>
+      <w:iCs/>
+      <w:color w:themeColor="accent1" w:themeShade="BF" w:val="0F4761"/>
+    </w:rPr>
+  </w:style>
+  <w:style w:customStyle="1" w:styleId="Heading5Char" w:type="character">
+    <w:name w:val="Heading 5 Char"/>
+    <w:basedOn w:val="DefaultParagraphFont"/>
+    <w:link w:val="Heading5"/>
+    <w:uiPriority w:val="9"/>
+    <w:semiHidden/>
+    <w:rsid w:val="00A10FD9"/>
+    <w:rPr>
+      <w:rFonts w:cstheme="majorBidi" w:eastAsiaTheme="majorEastAsia"/>
+      <w:color w:themeColor="accent1" w:themeShade="BF" w:val="0F4761"/>
+    </w:rPr>
+  </w:style>
+  <w:style w:customStyle="1" w:styleId="Heading6Char" w:type="character">
+    <w:name w:val="Heading 6 Char"/>
+    <w:basedOn w:val="DefaultParagraphFont"/>
+    <w:link w:val="Heading6"/>
+    <w:uiPriority w:val="9"/>
+    <w:semiHidden/>
+    <w:rsid w:val="00A10FD9"/>
+    <w:rPr>
+      <w:rFonts w:cstheme="majorBidi" w:eastAsiaTheme="majorEastAsia"/>
+      <w:i/>
+      <w:iCs/>
+      <w:color w:themeColor="text1" w:themeTint="A6" w:val="595959"/>
+    </w:rPr>
+  </w:style>
+  <w:style w:customStyle="1" w:styleId="Heading7Char" w:type="character">
+    <w:name w:val="Heading 7 Char"/>
+    <w:basedOn w:val="DefaultParagraphFont"/>
+    <w:link w:val="Heading7"/>
+    <w:uiPriority w:val="9"/>
+    <w:semiHidden/>
+    <w:rsid w:val="00A10FD9"/>
+    <w:rPr>
+      <w:rFonts w:cstheme="majorBidi" w:eastAsiaTheme="majorEastAsia"/>
+      <w:color w:themeColor="text1" w:themeTint="A6" w:val="595959"/>
+    </w:rPr>
+  </w:style>
+  <w:style w:customStyle="1" w:styleId="Heading8Char" w:type="character">
+    <w:name w:val="Heading 8 Char"/>
+    <w:basedOn w:val="DefaultParagraphFont"/>
+    <w:link w:val="Heading8"/>
+    <w:uiPriority w:val="9"/>
+    <w:semiHidden/>
+    <w:rsid w:val="00A10FD9"/>
+    <w:rPr>
+      <w:rFonts w:cstheme="majorBidi" w:eastAsiaTheme="majorEastAsia"/>
+      <w:i/>
+      <w:iCs/>
+      <w:color w:themeColor="text1" w:themeTint="D8" w:val="272727"/>
+    </w:rPr>
+  </w:style>
+  <w:style w:customStyle="1" w:styleId="Heading9Char" w:type="character">
+    <w:name w:val="Heading 9 Char"/>
+    <w:basedOn w:val="DefaultParagraphFont"/>
+    <w:link w:val="Heading9"/>
+    <w:uiPriority w:val="9"/>
+    <w:semiHidden/>
+    <w:rsid w:val="00A10FD9"/>
+    <w:rPr>
+      <w:rFonts w:cstheme="majorBidi" w:eastAsiaTheme="majorEastAsia"/>
+      <w:color w:themeColor="text1" w:themeTint="D8" w:val="272727"/>
     </w:rPr>
   </w:style>
   <w:style w:styleId="BlockText" w:type="paragraph">
@@ -10300,6 +10188,18 @@
     <w:unhideWhenUsed/>
     <w:qFormat/>
   </w:style>
+  <w:style w:styleId="FootnoteBlockText" w:type="paragraph">
+    <w:name w:val="Footnote Block Text"/>
+    <w:basedOn w:val="FootnoteText"/>
+    <w:next w:val="FootnoteText"/>
+    <w:uiPriority w:val="9"/>
+    <w:unhideWhenUsed/>
+    <w:qFormat/>
+    <w:pPr>
+      <w:spacing w:after="100" w:before="100"/>
+      <w:ind w:firstLine="0" w:left="480" w:right="480"/>
+    </w:pPr>
+  </w:style>
   <w:style w:default="1" w:styleId="DefaultParagraphFont" w:type="character">
     <w:name w:val="Default Paragraph Font"/>
     <w:semiHidden/>
@@ -10321,18 +10221,11 @@
       </w:tblCellMar>
     </w:tblPr>
     <w:tblStylePr w:type="firstRow">
-      <w:tblPr>
-        <w:jc w:val="left"/>
-        <w:tblInd w:type="dxa" w:w="0"/>
-      </w:tblPr>
-      <w:trPr>
-        <w:jc w:val="left"/>
-      </w:trPr>
       <w:tcPr>
-        <w:vAlign w:val="bottom"/>
         <w:tcBorders>
           <w:bottom w:val="single"/>
         </w:tcBorders>
+        <w:vAlign w:val="bottom"/>
       </w:tcPr>
     </w:tblStylePr>
   </w:style>
@@ -10447,8 +10340,8 @@
     <w:name w:val="KeywordTok"/>
     <w:basedOn w:val="VerbatimChar"/>
     <w:rPr>
+      <w:b/>
       <w:color w:val="007020"/>
-      <w:b/>
     </w:rPr>
   </w:style>
   <w:style w:type="character" w:customStyle="1" w:styleId="DataTypeTok">
@@ -10525,42 +10418,42 @@
     <w:name w:val="ImportTok"/>
     <w:basedOn w:val="VerbatimChar"/>
     <w:rPr>
+      <w:b/>
       <w:color w:val="008000"/>
-      <w:b/>
     </w:rPr>
   </w:style>
   <w:style w:type="character" w:customStyle="1" w:styleId="CommentTok">
     <w:name w:val="CommentTok"/>
     <w:basedOn w:val="VerbatimChar"/>
     <w:rPr>
+      <w:i/>
       <w:color w:val="60a0b0"/>
-      <w:i/>
     </w:rPr>
   </w:style>
   <w:style w:type="character" w:customStyle="1" w:styleId="DocumentationTok">
     <w:name w:val="DocumentationTok"/>
     <w:basedOn w:val="VerbatimChar"/>
     <w:rPr>
+      <w:i/>
       <w:color w:val="ba2121"/>
-      <w:i/>
     </w:rPr>
   </w:style>
   <w:style w:type="character" w:customStyle="1" w:styleId="AnnotationTok">
     <w:name w:val="AnnotationTok"/>
     <w:basedOn w:val="VerbatimChar"/>
     <w:rPr>
-      <w:color w:val="60a0b0"/>
       <w:b/>
       <w:i/>
+      <w:color w:val="60a0b0"/>
     </w:rPr>
   </w:style>
   <w:style w:type="character" w:customStyle="1" w:styleId="CommentVarTok">
     <w:name w:val="CommentVarTok"/>
     <w:basedOn w:val="VerbatimChar"/>
     <w:rPr>
-      <w:color w:val="60a0b0"/>
       <w:b/>
       <w:i/>
+      <w:color w:val="60a0b0"/>
     </w:rPr>
   </w:style>
   <w:style w:type="character" w:customStyle="1" w:styleId="OtherTok">
@@ -10588,8 +10481,8 @@
     <w:name w:val="ControlFlowTok"/>
     <w:basedOn w:val="VerbatimChar"/>
     <w:rPr>
+      <w:b/>
       <w:color w:val="007020"/>
-      <w:b/>
     </w:rPr>
   </w:style>
   <w:style w:type="character" w:customStyle="1" w:styleId="OperatorTok">
@@ -10634,34 +10527,34 @@
     <w:name w:val="InformationTok"/>
     <w:basedOn w:val="VerbatimChar"/>
     <w:rPr>
-      <w:color w:val="60a0b0"/>
       <w:b/>
       <w:i/>
+      <w:color w:val="60a0b0"/>
     </w:rPr>
   </w:style>
   <w:style w:type="character" w:customStyle="1" w:styleId="WarningTok">
     <w:name w:val="WarningTok"/>
     <w:basedOn w:val="VerbatimChar"/>
     <w:rPr>
-      <w:color w:val="60a0b0"/>
       <w:b/>
       <w:i/>
+      <w:color w:val="60a0b0"/>
     </w:rPr>
   </w:style>
   <w:style w:type="character" w:customStyle="1" w:styleId="AlertTok">
     <w:name w:val="AlertTok"/>
     <w:basedOn w:val="VerbatimChar"/>
     <w:rPr>
+      <w:b/>
       <w:color w:val="ff0000"/>
-      <w:b/>
     </w:rPr>
   </w:style>
   <w:style w:type="character" w:customStyle="1" w:styleId="ErrorTok">
     <w:name w:val="ErrorTok"/>
     <w:basedOn w:val="VerbatimChar"/>
     <w:rPr>
+      <w:b/>
       <w:color w:val="ff0000"/>
-      <w:b/>
     </w:rPr>
   </w:style>
   <w:style w:type="character" w:customStyle="1" w:styleId="NormalTok">
@@ -10683,44 +10576,44 @@
         <a:sysClr val="window" lastClr="FFFFFF"/>
       </a:lt1>
       <a:dk2>
-        <a:srgbClr val="1F497D"/>
+        <a:srgbClr val="0E2841"/>
       </a:dk2>
       <a:lt2>
-        <a:srgbClr val="EEECE1"/>
+        <a:srgbClr val="E8E8E8"/>
       </a:lt2>
       <a:accent1>
-        <a:srgbClr val="4F81BD"/>
+        <a:srgbClr val="156082"/>
       </a:accent1>
       <a:accent2>
-        <a:srgbClr val="C0504D"/>
+        <a:srgbClr val="E97132"/>
       </a:accent2>
       <a:accent3>
-        <a:srgbClr val="9BBB59"/>
+        <a:srgbClr val="196B24"/>
       </a:accent3>
       <a:accent4>
-        <a:srgbClr val="8064A2"/>
+        <a:srgbClr val="0F9ED5"/>
       </a:accent4>
       <a:accent5>
-        <a:srgbClr val="4BACC6"/>
+        <a:srgbClr val="A02B93"/>
       </a:accent5>
       <a:accent6>
-        <a:srgbClr val="F79646"/>
+        <a:srgbClr val="4EA72E"/>
       </a:accent6>
       <a:hlink>
-        <a:srgbClr val="0000FF"/>
+        <a:srgbClr val="467886"/>
       </a:hlink>
       <a:folHlink>
-        <a:srgbClr val="800080"/>
+        <a:srgbClr val="96607D"/>
       </a:folHlink>
     </a:clrScheme>
     <a:fontScheme name="Office">
       <a:majorFont>
-        <a:latin typeface="Calibri"/>
+        <a:latin typeface="Aptos Display" panose="02110004020202020204"/>
         <a:ea typeface=""/>
         <a:cs typeface=""/>
-        <a:font script="Jpan" typeface="ＭＳ ゴシック"/>
+        <a:font script="Jpan" typeface="游ゴシック Light"/>
         <a:font script="Hang" typeface="맑은 고딕"/>
-        <a:font script="Hans" typeface="宋体"/>
+        <a:font script="Hans" typeface="等线 Light"/>
         <a:font script="Hant" typeface="新細明體"/>
         <a:font script="Arab" typeface="Times New Roman"/>
         <a:font script="Hebr" typeface="Times New Roman"/>
@@ -10747,14 +10640,32 @@
         <a:font script="Mong" typeface="Mongolian Baiti"/>
         <a:font script="Viet" typeface="Times New Roman"/>
         <a:font script="Uigh" typeface="Microsoft Uighur"/>
+        <a:font script="Geor" typeface="Sylfaen"/>
+        <a:font script="Armn" typeface="Arial"/>
+        <a:font script="Bugi" typeface="Leelawadee UI"/>
+        <a:font script="Bopo" typeface="Microsoft JhengHei"/>
+        <a:font script="Java" typeface="Javanese Text"/>
+        <a:font script="Lisu" typeface="Segoe UI"/>
+        <a:font script="Mymr" typeface="Myanmar Text"/>
+        <a:font script="Nkoo" typeface="Ebrima"/>
+        <a:font script="Olck" typeface="Nirmala UI"/>
+        <a:font script="Osma" typeface="Ebrima"/>
+        <a:font script="Phag" typeface="Phagspa"/>
+        <a:font script="Syrn" typeface="Estrangelo Edessa"/>
+        <a:font script="Syrj" typeface="Estrangelo Edessa"/>
+        <a:font script="Syre" typeface="Estrangelo Edessa"/>
+        <a:font script="Sora" typeface="Nirmala UI"/>
+        <a:font script="Tale" typeface="Microsoft Tai Le"/>
+        <a:font script="Talu" typeface="Microsoft New Tai Lue"/>
+        <a:font script="Tfng" typeface="Ebrima"/>
       </a:majorFont>
       <a:minorFont>
-        <a:latin typeface="Cambria"/>
+        <a:latin typeface="Aptos" panose="02110004020202020204"/>
         <a:ea typeface=""/>
         <a:cs typeface=""/>
-        <a:font script="Jpan" typeface="ＭＳ 明朝"/>
+        <a:font script="Jpan" typeface="游明朝"/>
         <a:font script="Hang" typeface="맑은 고딕"/>
-        <a:font script="Hans" typeface="宋体"/>
+        <a:font script="Hans" typeface="等线"/>
         <a:font script="Hant" typeface="新細明體"/>
         <a:font script="Arab" typeface="Arial"/>
         <a:font script="Hebr" typeface="Arial"/>
@@ -10781,6 +10692,24 @@
         <a:font script="Mong" typeface="Mongolian Baiti"/>
         <a:font script="Viet" typeface="Arial"/>
         <a:font script="Uigh" typeface="Microsoft Uighur"/>
+        <a:font script="Geor" typeface="Sylfaen"/>
+        <a:font script="Armn" typeface="Arial"/>
+        <a:font script="Bugi" typeface="Leelawadee UI"/>
+        <a:font script="Bopo" typeface="Microsoft JhengHei"/>
+        <a:font script="Java" typeface="Javanese Text"/>
+        <a:font script="Lisu" typeface="Segoe UI"/>
+        <a:font script="Mymr" typeface="Myanmar Text"/>
+        <a:font script="Nkoo" typeface="Ebrima"/>
+        <a:font script="Olck" typeface="Nirmala UI"/>
+        <a:font script="Osma" typeface="Ebrima"/>
+        <a:font script="Phag" typeface="Phagspa"/>
+        <a:font script="Syrn" typeface="Estrangelo Edessa"/>
+        <a:font script="Syrj" typeface="Estrangelo Edessa"/>
+        <a:font script="Syre" typeface="Estrangelo Edessa"/>
+        <a:font script="Sora" typeface="Nirmala UI"/>
+        <a:font script="Tale" typeface="Microsoft Tai Le"/>
+        <a:font script="Talu" typeface="Microsoft New Tai Lue"/>
+        <a:font script="Tfng" typeface="Ebrima"/>
       </a:minorFont>
     </a:fontScheme>
     <a:fmtScheme name="Office">
@@ -10792,200 +10721,141 @@
           <a:gsLst>
             <a:gs pos="0">
               <a:schemeClr val="phClr">
-                <a:tint val="50000"/>
-                <a:satMod val="300000"/>
+                <a:lumMod val="110000"/>
+                <a:satMod val="105000"/>
+                <a:tint val="67000"/>
               </a:schemeClr>
             </a:gs>
-            <a:gs pos="35000">
+            <a:gs pos="50000">
               <a:schemeClr val="phClr">
-                <a:tint val="37000"/>
-                <a:satMod val="300000"/>
+                <a:lumMod val="105000"/>
+                <a:satMod val="103000"/>
+                <a:tint val="73000"/>
               </a:schemeClr>
             </a:gs>
             <a:gs pos="100000">
               <a:schemeClr val="phClr">
-                <a:tint val="15000"/>
-                <a:satMod val="350000"/>
+                <a:lumMod val="105000"/>
+                <a:satMod val="109000"/>
+                <a:tint val="81000"/>
               </a:schemeClr>
             </a:gs>
           </a:gsLst>
-          <a:lin ang="16200000" scaled="1"/>
+          <a:lin ang="5400000" scaled="0"/>
         </a:gradFill>
         <a:gradFill rotWithShape="1">
           <a:gsLst>
             <a:gs pos="0">
               <a:schemeClr val="phClr">
-                <a:tint val="100000"/>
+                <a:satMod val="103000"/>
+                <a:lumMod val="102000"/>
+                <a:tint val="94000"/>
+              </a:schemeClr>
+            </a:gs>
+            <a:gs pos="50000">
+              <a:schemeClr val="phClr">
+                <a:satMod val="110000"/>
+                <a:lumMod val="100000"/>
                 <a:shade val="100000"/>
-                <a:satMod val="130000"/>
               </a:schemeClr>
             </a:gs>
             <a:gs pos="100000">
               <a:schemeClr val="phClr">
-                <a:tint val="50000"/>
-                <a:shade val="100000"/>
-                <a:satMod val="350000"/>
+                <a:lumMod val="99000"/>
+                <a:satMod val="120000"/>
+                <a:shade val="78000"/>
               </a:schemeClr>
             </a:gs>
           </a:gsLst>
-          <a:lin ang="16200000" scaled="0"/>
+          <a:lin ang="5400000" scaled="0"/>
         </a:gradFill>
       </a:fillStyleLst>
       <a:lnStyleLst>
-        <a:ln w="9525" cap="flat" cmpd="sng" algn="ctr">
-          <a:solidFill>
-            <a:schemeClr val="phClr">
-              <a:shade val="95000"/>
-              <a:satMod val="105000"/>
-            </a:schemeClr>
-          </a:solidFill>
-          <a:prstDash val="solid"/>
-        </a:ln>
-        <a:ln w="25400" cap="flat" cmpd="sng" algn="ctr">
+        <a:ln w="6350" cap="flat" cmpd="sng" algn="ctr">
           <a:solidFill>
             <a:schemeClr val="phClr"/>
           </a:solidFill>
           <a:prstDash val="solid"/>
+          <a:miter lim="800000"/>
         </a:ln>
-        <a:ln w="38100" cap="flat" cmpd="sng" algn="ctr">
+        <a:ln w="12700" cap="flat" cmpd="sng" algn="ctr">
           <a:solidFill>
             <a:schemeClr val="phClr"/>
           </a:solidFill>
           <a:prstDash val="solid"/>
+          <a:miter lim="800000"/>
+        </a:ln>
+        <a:ln w="19050" cap="flat" cmpd="sng" algn="ctr">
+          <a:solidFill>
+            <a:schemeClr val="phClr"/>
+          </a:solidFill>
+          <a:prstDash val="solid"/>
+          <a:miter lim="800000"/>
         </a:ln>
       </a:lnStyleLst>
       <a:effectStyleLst>
         <a:effectStyle>
+          <a:effectLst/>
+        </a:effectStyle>
+        <a:effectStyle>
+          <a:effectLst/>
+        </a:effectStyle>
+        <a:effectStyle>
           <a:effectLst>
-            <a:outerShdw blurRad="40000" dist="20000" dir="5400000" rotWithShape="0">
+            <a:outerShdw blurRad="57150" dist="19050" dir="5400000" algn="ctr" rotWithShape="0">
               <a:srgbClr val="000000">
-                <a:alpha val="38000"/>
+                <a:alpha val="63000"/>
               </a:srgbClr>
             </a:outerShdw>
           </a:effectLst>
-        </a:effectStyle>
-        <a:effectStyle>
-          <a:effectLst>
-            <a:outerShdw blurRad="40000" dist="23000" dir="5400000" rotWithShape="0">
-              <a:srgbClr val="000000">
-                <a:alpha val="35000"/>
-              </a:srgbClr>
-            </a:outerShdw>
-          </a:effectLst>
-        </a:effectStyle>
-        <a:effectStyle>
-          <a:effectLst>
-            <a:outerShdw blurRad="40000" dist="23000" dir="5400000" rotWithShape="0">
-              <a:srgbClr val="000000">
-                <a:alpha val="35000"/>
-              </a:srgbClr>
-            </a:outerShdw>
-          </a:effectLst>
-          <a:scene3d>
-            <a:camera prst="orthographicFront">
-              <a:rot lat="0" lon="0" rev="0"/>
-            </a:camera>
-            <a:lightRig rig="threePt" dir="t">
-              <a:rot lat="0" lon="0" rev="1200000"/>
-            </a:lightRig>
-          </a:scene3d>
-          <a:sp3d>
-            <a:bevelT w="63500" h="25400"/>
-          </a:sp3d>
         </a:effectStyle>
       </a:effectStyleLst>
       <a:bgFillStyleLst>
         <a:solidFill>
           <a:schemeClr val="phClr"/>
         </a:solidFill>
+        <a:solidFill>
+          <a:schemeClr val="phClr">
+            <a:tint val="95000"/>
+            <a:satMod val="170000"/>
+          </a:schemeClr>
+        </a:solidFill>
         <a:gradFill rotWithShape="1">
           <a:gsLst>
             <a:gs pos="0">
               <a:schemeClr val="phClr">
-                <a:tint val="40000"/>
-                <a:satMod val="350000"/>
+                <a:tint val="93000"/>
+                <a:satMod val="150000"/>
+                <a:shade val="98000"/>
+                <a:lumMod val="102000"/>
               </a:schemeClr>
             </a:gs>
-            <a:gs pos="40000">
+            <a:gs pos="50000">
               <a:schemeClr val="phClr">
-                <a:tint val="45000"/>
-                <a:shade val="99000"/>
-                <a:satMod val="350000"/>
+                <a:tint val="98000"/>
+                <a:satMod val="130000"/>
+                <a:shade val="90000"/>
+                <a:lumMod val="103000"/>
               </a:schemeClr>
             </a:gs>
             <a:gs pos="100000">
               <a:schemeClr val="phClr">
-                <a:shade val="20000"/>
-                <a:satMod val="255000"/>
+                <a:shade val="63000"/>
+                <a:satMod val="120000"/>
               </a:schemeClr>
             </a:gs>
           </a:gsLst>
-          <a:path path="circle">
-            <a:fillToRect l="50000" t="-80000" r="50000" b="180000"/>
-          </a:path>
-        </a:gradFill>
-        <a:gradFill rotWithShape="1">
-          <a:gsLst>
-            <a:gs pos="0">
-              <a:schemeClr val="phClr">
-                <a:tint val="80000"/>
-                <a:satMod val="300000"/>
-              </a:schemeClr>
-            </a:gs>
-            <a:gs pos="100000">
-              <a:schemeClr val="phClr">
-                <a:shade val="30000"/>
-                <a:satMod val="200000"/>
-              </a:schemeClr>
-            </a:gs>
-          </a:gsLst>
-          <a:path path="circle">
-            <a:fillToRect l="50000" t="50000" r="50000" b="50000"/>
-          </a:path>
+          <a:lin ang="5400000" scaled="0"/>
         </a:gradFill>
       </a:bgFillStyleLst>
     </a:fmtScheme>
   </a:themeElements>
-  <a:objectDefaults>
-    <a:spDef>
-      <a:spPr/>
-      <a:bodyPr/>
-      <a:lstStyle/>
-      <a:style>
-        <a:lnRef idx="1">
-          <a:schemeClr val="accent1"/>
-        </a:lnRef>
-        <a:fillRef idx="3">
-          <a:schemeClr val="accent1"/>
-        </a:fillRef>
-        <a:effectRef idx="2">
-          <a:schemeClr val="accent1"/>
-        </a:effectRef>
-        <a:fontRef idx="minor">
-          <a:schemeClr val="lt1"/>
-        </a:fontRef>
-      </a:style>
-    </a:spDef>
-    <a:lnDef>
-      <a:spPr/>
-      <a:bodyPr/>
-      <a:lstStyle/>
-      <a:style>
-        <a:lnRef idx="2">
-          <a:schemeClr val="accent1"/>
-        </a:lnRef>
-        <a:fillRef idx="0">
-          <a:schemeClr val="accent1"/>
-        </a:fillRef>
-        <a:effectRef idx="1">
-          <a:schemeClr val="accent1"/>
-        </a:effectRef>
-        <a:fontRef idx="minor">
-          <a:schemeClr val="tx1"/>
-        </a:fontRef>
-      </a:style>
-    </a:lnDef>
-  </a:objectDefaults>
+  <a:objectDefaults/>
   <a:extraClrSchemeLst/>
+  <a:extLst>
+    <a:ext uri="{05A4C25C-085E-4340-85A3-A5531E510DB2}">
+      <thm15:themeFamily xmlns:thm15="http://schemas.microsoft.com/office/thememl/2012/main" name="Office Theme" id="{2E142A2C-CD16-42D6-873A-C26D2A0506FA}" vid="{1BDDFF52-6CD6-40A5-AB3C-68EB2F1E4D0A}"/>
+    </a:ext>
+  </a:extLst>
 </a:theme>
 </file>
--- a/07-third-party-risk/Third_Party_Risk_and_Supply_Chain/Espanol/Third_Party_Risk_Management_and_Cyber_Supply_Chain_Security_Manual_Espanol_v1.0.docx
+++ b/07-third-party-risk/Third_Party_Risk_and_Supply_Chain/Espanol/Third_Party_Risk_Management_and_Cyber_Supply_Chain_Security_Manual_Espanol_v1.0.docx
@@ -8,8 +8,8 @@
       </w:pPr>
       <w:r>
         <w:rPr>
+          <w:bCs/>
           <w:b/>
-          <w:bCs/>
         </w:rPr>
         <w:t xml:space="preserve">Estado de revisión:</w:t>
       </w:r>
@@ -20,7 +20,7 @@
         <w:t xml:space="preserve">Borrador de traducción asistida por máquina. Requiere revisión humana de terminología, significado, enlaces, formato y vigencia técnica antes de marcarse como edición final.</w:t>
       </w:r>
     </w:p>
-    <w:bookmarkStart w:id="9" w:name="theird-party-risk-management"/>
+    <w:bookmarkStart w:id="20" w:name="theird-party-risk-management"/>
     <w:p>
       <w:pPr>
         <w:pStyle w:val="Heading1"/>
@@ -29,8 +29,8 @@
         <w:t xml:space="preserve">THEIRD-PARTY RISK MANAGEMENT</w:t>
       </w:r>
     </w:p>
-    <w:bookmarkEnd w:id="9"/>
-    <w:bookmarkStart w:id="10" w:name="y-cyber-supply-chain-seguridad"/>
+    <w:bookmarkEnd w:id="20"/>
+    <w:bookmarkStart w:id="21" w:name="y-cyber-supply-chain-seguridad"/>
     <w:p>
       <w:pPr>
         <w:pStyle w:val="Heading1"/>
@@ -59,8 +59,8 @@
       </w:r>
       <w:r>
         <w:rPr>
+          <w:bCs/>
           <w:b/>
-          <w:bCs/>
         </w:rPr>
         <w:t xml:space="preserve">Lo que este manual hace:</w:t>
       </w:r>
@@ -83,8 +83,8 @@
       </w:pPr>
       <w:r>
         <w:rPr>
+          <w:bCs/>
           <w:b/>
-          <w:bCs/>
         </w:rPr>
         <w:t xml:space="preserve">Alberto (Al) Leiva</w:t>
       </w:r>
@@ -97,8 +97,8 @@
         <w:t xml:space="preserve">Primera edición • Julio 2026</w:t>
       </w:r>
     </w:p>
-    <w:bookmarkEnd w:id="10"/>
-    <w:bookmarkStart w:id="12" w:name="prefacio"/>
+    <w:bookmarkEnd w:id="21"/>
+    <w:bookmarkStart w:id="23" w:name="prefacio"/>
     <w:p>
       <w:pPr>
         <w:pStyle w:val="Heading1"/>
@@ -139,7 +139,7 @@
         <w:t xml:space="preserve">|. |</w:t>
       </w:r>
     </w:p>
-    <w:bookmarkStart w:id="11" w:name="cómo-usar-este-manual"/>
+    <w:bookmarkStart w:id="22" w:name="cómo-usar-este-manual"/>
     <w:p>
       <w:pPr>
         <w:pStyle w:val="Heading2"/>
@@ -203,9 +203,9 @@
         <w:t xml:space="preserve">Utilizar las plantillas como puntos de partida; adaptar criterios y aprobaciones a su organización.</w:t>
       </w:r>
     </w:p>
-    <w:bookmarkEnd w:id="11"/>
-    <w:bookmarkEnd w:id="12"/>
-    <w:bookmarkStart w:id="13" w:name="tabla-de-contenidos"/>
+    <w:bookmarkEnd w:id="22"/>
+    <w:bookmarkEnd w:id="23"/>
+    <w:bookmarkStart w:id="24" w:name="tabla-de-contenidos"/>
     <w:p>
       <w:pPr>
         <w:pStyle w:val="Heading1"/>
@@ -1413,8 +1413,8 @@
         <w:t xml:space="preserve">Guía del Capítulo</w:t>
       </w:r>
     </w:p>
-    <w:bookmarkEnd w:id="13"/>
-    <w:bookmarkStart w:id="17" w:name="tprm-and-cyber-supply-chain-foundations"/>
+    <w:bookmarkEnd w:id="24"/>
+    <w:bookmarkStart w:id="28" w:name="tprm-and-cyber-supply-chain-foundations"/>
     <w:p>
       <w:pPr>
         <w:pStyle w:val="Heading1"/>
@@ -1429,8 +1429,8 @@
       </w:pPr>
       <w:r>
         <w:rPr>
+          <w:iCs/>
           <w:i/>
-          <w:iCs/>
         </w:rPr>
         <w:t xml:space="preserve">La gestión del riesgo de terceros controla los riesgos que plantean las organizaciones externas, los productos, las personas y los servicios</w:t>
       </w:r>
@@ -1446,7 +1446,7 @@
         <w:t xml:space="preserve">Un tercero puede albergar sistemas, procesar datos, suministrar software, proporcionar personal, ejecutar operaciones críticas o apoyar a los clientes. La gestión del riesgo de cadena de suministro cibernético (C-SCRM) es más amplia: considera cómo la tecnología está diseñada, desarrollada, fabricada, integrada, entregada, operada, mantenida y retirada en muchos niveles.</w:t>
       </w:r>
     </w:p>
-    <w:bookmarkStart w:id="14" w:name="qué-buena-tprm-produce"/>
+    <w:bookmarkStart w:id="25" w:name="qué-buena-tprm-produce"/>
     <w:p>
       <w:pPr>
         <w:pStyle w:val="Heading2"/>
@@ -1503,8 +1503,8 @@
         <w:t xml:space="preserve">Realizó la coordinación de incidentes y un plan de salida ejecutable.</w:t>
       </w:r>
     </w:p>
-    <w:bookmarkEnd w:id="14"/>
-    <w:bookmarkStart w:id="15" w:name="importantes-límites"/>
+    <w:bookmarkEnd w:id="25"/>
+    <w:bookmarkStart w:id="26" w:name="importantes-límites"/>
     <w:p>
       <w:pPr>
         <w:pStyle w:val="Heading2"/>
@@ -1519,8 +1519,8 @@
       </w:pPr>
       <w:r>
         <w:rPr>
+          <w:bCs/>
           <w:b/>
-          <w:bCs/>
         </w:rPr>
         <w:t xml:space="preserve">Item</w:t>
       </w:r>
@@ -1535,8 +1535,8 @@
       </w:r>
       <w:r>
         <w:rPr>
+          <w:bCs/>
           <w:b/>
-          <w:bCs/>
         </w:rPr>
         <w:t xml:space="preserve">Lo que no prueba</w:t>
       </w:r>
@@ -1589,8 +1589,8 @@
       </w:pPr>
       <w:r>
         <w:rPr>
+          <w:bCs/>
           <w:b/>
-          <w:bCs/>
         </w:rPr>
         <w:t xml:space="preserve">Principio del contrato:</w:t>
       </w:r>
@@ -1611,11 +1611,11 @@
     </w:p>
     <w:p>
       <w:pPr>
-        <w:pStyle w:val="Compact"/>
         <w:numPr>
           <w:ilvl w:val="0"/>
           <w:numId w:val="1002"/>
         </w:numPr>
+        <w:pStyle w:val="Compact"/>
       </w:pPr>
       <w:r>
         <w:t xml:space="preserve">El Ciclo de Vida de Terceros</w:t>
@@ -1627,8 +1627,8 @@
       </w:pPr>
       <w:r>
         <w:rPr>
+          <w:iCs/>
           <w:i/>
-          <w:iCs/>
         </w:rPr>
         <w:t xml:space="preserve">Un proceso de ciclo de vida evita que la evaluación se convierta en un cuestionario único</w:t>
       </w:r>
@@ -1644,7 +1644,13 @@
         <w:t xml:space="preserve">■img src=</w:t>
       </w:r>
       <w:r>
-        <w:t xml:space="preserve">“media/image1.png”</w:t>
+        <w:t xml:space="preserve">“</w:t>
+      </w:r>
+      <w:r>
+        <w:t xml:space="preserve">media/image1.png</w:t>
+      </w:r>
+      <w:r>
+        <w:t xml:space="preserve">”</w:t>
       </w:r>
       <w:r>
         <w:t xml:space="preserve"> </w:t>
@@ -1653,7 +1659,13 @@
         <w:t xml:space="preserve">style=</w:t>
       </w:r>
       <w:r>
-        <w:t xml:space="preserve">“width:6.15in;height:3.39605in”</w:t>
+        <w:t xml:space="preserve">“</w:t>
+      </w:r>
+      <w:r>
+        <w:t xml:space="preserve">width:6.15in;height:3.39605in</w:t>
+      </w:r>
+      <w:r>
+        <w:t xml:space="preserve">”</w:t>
       </w:r>
       <w:r>
         <w:t xml:space="preserve"> </w:t>
@@ -1662,7 +1674,13 @@
         <w:t xml:space="preserve">alt=</w:t>
       </w:r>
       <w:r>
-        <w:t xml:space="preserve">“El mismo registro debe seguir al proveedor de la solicitud de negocio a través de salida segura.”</w:t>
+        <w:t xml:space="preserve">“</w:t>
+      </w:r>
+      <w:r>
+        <w:t xml:space="preserve">El mismo registro debe seguir al proveedor de la solicitud de negocio a través de salida segura.</w:t>
+      </w:r>
+      <w:r>
+        <w:t xml:space="preserve">”</w:t>
       </w:r>
       <w:r>
         <w:t xml:space="preserve"> </w:t>
@@ -1683,26 +1701,27 @@
       <w:tblPr>
         <w:tblStyle w:val="Table"/>
         <w:tblW w:type="pct" w:w="5000"/>
-        <w:tblLayout w:type="fixed"/>
         <w:tblLook w:firstRow="1" w:lastRow="0" w:firstColumn="0" w:lastColumn="0" w:noHBand="0" w:noVBand="0" w:val="0020"/>
+        <w:jc w:val="start"/>
       </w:tblPr>
       <w:tblGrid>
         <w:gridCol w:w="7920"/>
       </w:tblGrid>
       <w:tr>
         <w:trPr>
-          <w:tblHeader w:val="on"/>
+          <w:tblHeader w:val="true"/>
         </w:trPr>
         <w:tc>
           <w:tcPr/>
           <w:p>
             <w:pPr>
               <w:pStyle w:val="Compact"/>
+              <w:jc w:val="left"/>
             </w:pPr>
             <w:r>
               <w:rPr>
+                <w:bCs/>
                 <w:b/>
-                <w:bCs/>
               </w:rPr>
               <w:t xml:space="preserve">Stage</w:t>
             </w:r>
@@ -1715,6 +1734,7 @@
           <w:p>
             <w:pPr>
               <w:pStyle w:val="Compact"/>
+              <w:jc w:val="left"/>
             </w:pPr>
             <w:r>
               <w:t xml:space="preserve">TENCIÓN ANTERIOR ¿Hay una necesidad válida y un propietario responsable?</w:t>
@@ -1763,11 +1783,11 @@
     </w:p>
     <w:p>
       <w:pPr>
-        <w:pStyle w:val="Compact"/>
         <w:numPr>
           <w:ilvl w:val="0"/>
           <w:numId w:val="1003"/>
         </w:numPr>
+        <w:pStyle w:val="Compact"/>
       </w:pPr>
       <w:r>
         <w:t xml:space="preserve">Gobernanza, estrategia y competencia de riesgo</w:t>
@@ -1779,8 +1799,8 @@
       </w:pPr>
       <w:r>
         <w:rPr>
+          <w:iCs/>
           <w:i/>
-          <w:iCs/>
         </w:rPr>
         <w:t xml:space="preserve">Governance establece derechos de decisión, límites de riesgo, financiación y escalada</w:t>
       </w:r>
@@ -1788,8 +1808,8 @@
         <w:t xml:space="preserve">.</w:t>
       </w:r>
     </w:p>
-    <w:bookmarkEnd w:id="15"/>
-    <w:bookmarkStart w:id="16" w:name="documentos-del-programa"/>
+    <w:bookmarkEnd w:id="26"/>
+    <w:bookmarkStart w:id="27" w:name="documentos-del-programa"/>
     <w:p>
       <w:pPr>
         <w:pStyle w:val="Heading2"/>
@@ -1870,8 +1890,8 @@
       </w:pPr>
       <w:r>
         <w:rPr>
+          <w:bCs/>
           <w:b/>
-          <w:bCs/>
         </w:rPr>
         <w:t xml:space="preserve">Rol</w:t>
       </w:r>
@@ -1954,9 +1974,9 @@
         <w:t xml:space="preserve">|. |</w:t>
       </w:r>
     </w:p>
-    <w:bookmarkEnd w:id="16"/>
-    <w:bookmarkEnd w:id="17"/>
-    <w:bookmarkStart w:id="22" w:name="inventario-clasificación-y-tiering"/>
+    <w:bookmarkEnd w:id="27"/>
+    <w:bookmarkEnd w:id="28"/>
+    <w:bookmarkStart w:id="33" w:name="inventario-clasificación-y-tiering"/>
     <w:p>
       <w:pPr>
         <w:pStyle w:val="Heading1"/>
@@ -1971,8 +1991,8 @@
       </w:pPr>
       <w:r>
         <w:rPr>
+          <w:iCs/>
           <w:i/>
-          <w:iCs/>
         </w:rPr>
         <w:t xml:space="preserve">Conocer cada proveedor y escala de trabajo para dañar probablemente.</w:t>
       </w:r>
@@ -1985,7 +2005,13 @@
         <w:t xml:space="preserve">■img src=</w:t>
       </w:r>
       <w:r>
-        <w:t xml:space="preserve">“media/image2.png”</w:t>
+        <w:t xml:space="preserve">“</w:t>
+      </w:r>
+      <w:r>
+        <w:t xml:space="preserve">media/image2.png</w:t>
+      </w:r>
+      <w:r>
+        <w:t xml:space="preserve">”</w:t>
       </w:r>
       <w:r>
         <w:t xml:space="preserve"> </w:t>
@@ -1994,7 +2020,13 @@
         <w:t xml:space="preserve">estilo=</w:t>
       </w:r>
       <w:r>
-        <w:t xml:space="preserve">“Ancho:6.15in; Altura:4.02397in”</w:t>
+        <w:t xml:space="preserve">“</w:t>
+      </w:r>
+      <w:r>
+        <w:t xml:space="preserve">Ancho:6.15in; Altura:4.02397in</w:t>
+      </w:r>
+      <w:r>
+        <w:t xml:space="preserve">”</w:t>
       </w:r>
       <w:r>
         <w:t xml:space="preserve"> </w:t>
@@ -2003,7 +2035,13 @@
         <w:t xml:space="preserve">alt=</w:t>
       </w:r>
       <w:r>
-        <w:t xml:space="preserve">“Utilizar los factores documentados y permitir la escalada cuando un factor es especialmente grave”</w:t>
+        <w:t xml:space="preserve">“</w:t>
+      </w:r>
+      <w:r>
+        <w:t xml:space="preserve">Utilizar los factores documentados y permitir la escalada cuando un factor es especialmente grave</w:t>
+      </w:r>
+      <w:r>
+        <w:t xml:space="preserve">”</w:t>
       </w:r>
       <w:r>
         <w:t xml:space="preserve">.</w:t>
@@ -2017,7 +2055,7 @@
         <w:t xml:space="preserve">Figura 2. Ejemplo de fichas de proveedores</w:t>
       </w:r>
     </w:p>
-    <w:bookmarkStart w:id="18" w:name="campos-de-inventario"/>
+    <w:bookmarkStart w:id="29" w:name="campos-de-inventario"/>
     <w:p>
       <w:pPr>
         <w:pStyle w:val="Heading2"/>
@@ -2070,8 +2108,8 @@
         <w:t xml:space="preserve">Tierno, riesgo inherente, riesgo residual, estado de evaluación, conclusiones, excepciones, fechas de contrato, renovación y estado de salida.</w:t>
       </w:r>
     </w:p>
-    <w:bookmarkEnd w:id="18"/>
-    <w:bookmarkStart w:id="19" w:name="factores-de-inclinación"/>
+    <w:bookmarkEnd w:id="29"/>
+    <w:bookmarkStart w:id="30" w:name="factores-de-inclinación"/>
     <w:p>
       <w:pPr>
         <w:pStyle w:val="Heading2"/>
@@ -2085,24 +2123,26 @@
         <w:tblStyle w:val="Table"/>
         <w:tblW w:type="auto" w:w="0"/>
         <w:tblLook w:firstRow="1" w:lastRow="0" w:firstColumn="0" w:lastColumn="0" w:noHBand="0" w:noVBand="0" w:val="0020"/>
+        <w:jc w:val="start"/>
       </w:tblPr>
       <w:tblGrid>
         <w:gridCol w:w="7920"/>
       </w:tblGrid>
       <w:tr>
         <w:trPr>
-          <w:tblHeader w:val="on"/>
+          <w:tblHeader w:val="true"/>
         </w:trPr>
         <w:tc>
           <w:tcPr/>
           <w:p>
             <w:pPr>
               <w:pStyle w:val="Compact"/>
+              <w:jc w:val="left"/>
             </w:pPr>
             <w:r>
               <w:rPr>
+                <w:bCs/>
                 <w:b/>
-                <w:bCs/>
               </w:rPr>
               <w:t xml:space="preserve">Factor</w:t>
             </w:r>
@@ -2156,11 +2196,11 @@
     </w:p>
     <w:p>
       <w:pPr>
-        <w:pStyle w:val="Compact"/>
         <w:numPr>
           <w:ilvl w:val="0"/>
           <w:numId w:val="1006"/>
         </w:numPr>
+        <w:pStyle w:val="Compact"/>
       </w:pPr>
       <w:r>
         <w:t xml:space="preserve">Ingestión y Riesgo Inherente</w:t>
@@ -2172,8 +2212,8 @@
       </w:pPr>
       <w:r>
         <w:rPr>
+          <w:iCs/>
           <w:i/>
-          <w:iCs/>
         </w:rPr>
         <w:t xml:space="preserve">Intake captura el uso propuesto completo antes de la presión comercial hace difícil la revisión.</w:t>
       </w:r>
@@ -2268,11 +2308,11 @@
     </w:p>
     <w:p>
       <w:pPr>
-        <w:pStyle w:val="Compact"/>
         <w:numPr>
           <w:ilvl w:val="0"/>
           <w:numId w:val="1008"/>
         </w:numPr>
+        <w:pStyle w:val="Compact"/>
       </w:pPr>
       <w:r>
         <w:t xml:space="preserve">Riesgo hereditario versus riesgo residual* El riesgo inherente es la exposición antes de considerar los controles. El riesgo residual es lo que queda después de controles verificados, términos de contrato, opciones de diseño y otro tratamiento. |</w:t>
@@ -2286,11 +2326,11 @@
     </w:p>
     <w:p>
       <w:pPr>
-        <w:pStyle w:val="Compact"/>
         <w:numPr>
           <w:ilvl w:val="0"/>
           <w:numId w:val="1009"/>
         </w:numPr>
+        <w:pStyle w:val="Compact"/>
       </w:pPr>
       <w:r>
         <w:t xml:space="preserve">Due Diligence and Research</w:t>
@@ -2302,8 +2342,8 @@
       </w:pPr>
       <w:r>
         <w:rPr>
+          <w:iCs/>
           <w:i/>
-          <w:iCs/>
         </w:rPr>
         <w:t xml:space="preserve">La diligencia debida reúne la información pertinente para que la organización pueda tomar una decisión de adquisición informada o de uso continuado.</w:t>
       </w:r>
@@ -2316,7 +2356,13 @@
         <w:t xml:space="preserve">■img src=</w:t>
       </w:r>
       <w:r>
-        <w:t xml:space="preserve">“media/image3.png”</w:t>
+        <w:t xml:space="preserve">“</w:t>
+      </w:r>
+      <w:r>
+        <w:t xml:space="preserve">media/image3.png</w:t>
+      </w:r>
+      <w:r>
+        <w:t xml:space="preserve">”</w:t>
       </w:r>
       <w:r>
         <w:t xml:space="preserve"> </w:t>
@@ -2325,7 +2371,13 @@
         <w:t xml:space="preserve">style=</w:t>
       </w:r>
       <w:r>
-        <w:t xml:space="preserve">“width:6.15in;height:3.39605in”</w:t>
+        <w:t xml:space="preserve">“</w:t>
+      </w:r>
+      <w:r>
+        <w:t xml:space="preserve">width:6.15in;height:3.39605in</w:t>
+      </w:r>
+      <w:r>
+        <w:t xml:space="preserve">”</w:t>
       </w:r>
       <w:r>
         <w:t xml:space="preserve"> </w:t>
@@ -2334,7 +2386,13 @@
         <w:t xml:space="preserve">alt=</w:t>
       </w:r>
       <w:r>
-        <w:t xml:space="preserve">“Las solicitudes de investigación y evidencia deben seguir el papel y el riesgo real del proveedor.”</w:t>
+        <w:t xml:space="preserve">“</w:t>
+      </w:r>
+      <w:r>
+        <w:t xml:space="preserve">Las solicitudes de investigación y evidencia deben seguir el papel y el riesgo real del proveedor.</w:t>
+      </w:r>
+      <w:r>
+        <w:t xml:space="preserve">”</w:t>
       </w:r>
     </w:p>
     <w:p>
@@ -2345,8 +2403,8 @@
         <w:t xml:space="preserve">Gráfico 3 Corriente de trabajo de diligencia debida</w:t>
       </w:r>
     </w:p>
-    <w:bookmarkEnd w:id="19"/>
-    <w:bookmarkStart w:id="20" w:name="componentes-de-evaluación-nist-sp-1326"/>
+    <w:bookmarkEnd w:id="30"/>
+    <w:bookmarkStart w:id="31" w:name="componentes-de-evaluación-nist-sp-1326"/>
     <w:p>
       <w:pPr>
         <w:pStyle w:val="Heading2"/>
@@ -2359,26 +2417,27 @@
       <w:tblPr>
         <w:tblStyle w:val="Table"/>
         <w:tblW w:type="pct" w:w="5000"/>
-        <w:tblLayout w:type="fixed"/>
         <w:tblLook w:firstRow="1" w:lastRow="0" w:firstColumn="0" w:lastColumn="0" w:noHBand="0" w:noVBand="0" w:val="0020"/>
+        <w:jc w:val="start"/>
       </w:tblPr>
       <w:tblGrid>
         <w:gridCol w:w="7920"/>
       </w:tblGrid>
       <w:tr>
         <w:trPr>
-          <w:tblHeader w:val="on"/>
+          <w:tblHeader w:val="true"/>
         </w:trPr>
         <w:tc>
           <w:tcPr/>
           <w:p>
             <w:pPr>
               <w:pStyle w:val="Compact"/>
+              <w:jc w:val="left"/>
             </w:pPr>
             <w:r>
               <w:rPr>
+                <w:bCs/>
                 <w:b/>
-                <w:bCs/>
               </w:rPr>
               <w:t xml:space="preserve">Componente</w:t>
             </w:r>
@@ -2418,8 +2477,8 @@
         <w:t xml:space="preserve">¿Qué organizaciones aguas arriba y aguas abajo afectan materialmente el producto o el servicio?</w:t>
       </w:r>
     </w:p>
-    <w:bookmarkEnd w:id="20"/>
-    <w:bookmarkStart w:id="21" w:name="research-sources"/>
+    <w:bookmarkEnd w:id="31"/>
+    <w:bookmarkStart w:id="32" w:name="research-sources"/>
     <w:p>
       <w:pPr>
         <w:pStyle w:val="Heading2"/>
@@ -2484,8 +2543,8 @@
       </w:r>
       <w:r>
         <w:rPr>
+          <w:bCs/>
           <w:b/>
-          <w:bCs/>
         </w:rPr>
         <w:t xml:space="preserve">Fairness and accuracy:</w:t>
       </w:r>
@@ -2502,9 +2561,9 @@
         <w:t xml:space="preserve">|. |</w:t>
       </w:r>
     </w:p>
-    <w:bookmarkEnd w:id="21"/>
-    <w:bookmarkEnd w:id="22"/>
-    <w:bookmarkStart w:id="23" w:name="evidencia-y-confianza"/>
+    <w:bookmarkEnd w:id="32"/>
+    <w:bookmarkEnd w:id="33"/>
+    <w:bookmarkStart w:id="34" w:name="evidencia-y-confianza"/>
     <w:p>
       <w:pPr>
         <w:pStyle w:val="Heading1"/>
@@ -2519,8 +2578,8 @@
       </w:pPr>
       <w:r>
         <w:rPr>
+          <w:iCs/>
           <w:i/>
-          <w:iCs/>
         </w:rPr>
         <w:t xml:space="preserve">La evidencia es útil sólo cuando coincide con el servicio, el período, el control y el riesgo que se evalúa.</w:t>
       </w:r>
@@ -2533,7 +2592,13 @@
         <w:t xml:space="preserve">יimg src=</w:t>
       </w:r>
       <w:r>
-        <w:t xml:space="preserve">“media/image4.png”</w:t>
+        <w:t xml:space="preserve">“</w:t>
+      </w:r>
+      <w:r>
+        <w:t xml:space="preserve">media/image4.png</w:t>
+      </w:r>
+      <w:r>
+        <w:t xml:space="preserve">”</w:t>
       </w:r>
       <w:r>
         <w:t xml:space="preserve"> </w:t>
@@ -2542,7 +2607,13 @@
         <w:t xml:space="preserve">style=</w:t>
       </w:r>
       <w:r>
-        <w:t xml:space="preserve">“width:6.15in;height:3.39605in”</w:t>
+        <w:t xml:space="preserve">“</w:t>
+      </w:r>
+      <w:r>
+        <w:t xml:space="preserve">width:6.15in;height:3.39605in</w:t>
+      </w:r>
+      <w:r>
+        <w:t xml:space="preserve">”</w:t>
       </w:r>
       <w:r>
         <w:t xml:space="preserve"> </w:t>
@@ -2551,7 +2622,13 @@
         <w:t xml:space="preserve">alt=</w:t>
       </w:r>
       <w:r>
-        <w:t xml:space="preserve">“Las fuentes de evidencia se complementan unos a otros; ningún artefacto único responde cada pregunta.”</w:t>
+        <w:t xml:space="preserve">“</w:t>
+      </w:r>
+      <w:r>
+        <w:t xml:space="preserve">Las fuentes de evidencia se complementan unos a otros; ningún artefacto único responde cada pregunta.</w:t>
+      </w:r>
+      <w:r>
+        <w:t xml:space="preserve">”</w:t>
       </w:r>
       <w:r>
         <w:t xml:space="preserve"> </w:t>
@@ -2572,26 +2649,27 @@
       <w:tblPr>
         <w:tblStyle w:val="Table"/>
         <w:tblW w:type="pct" w:w="5000"/>
-        <w:tblLayout w:type="fixed"/>
         <w:tblLook w:firstRow="1" w:lastRow="0" w:firstColumn="0" w:lastColumn="0" w:noHBand="0" w:noVBand="0" w:val="0020"/>
+        <w:jc w:val="start"/>
       </w:tblPr>
       <w:tblGrid>
         <w:gridCol w:w="7920"/>
       </w:tblGrid>
       <w:tr>
         <w:trPr>
-          <w:tblHeader w:val="on"/>
+          <w:tblHeader w:val="true"/>
         </w:trPr>
         <w:tc>
           <w:tcPr/>
           <w:p>
             <w:pPr>
               <w:pStyle w:val="Compact"/>
+              <w:jc w:val="left"/>
             </w:pPr>
             <w:r>
               <w:rPr>
+                <w:bCs/>
                 <w:b/>
-                <w:bCs/>
               </w:rPr>
               <w:t xml:space="preserve">Artifact</w:t>
             </w:r>
@@ -2604,6 +2682,7 @@
           <w:p>
             <w:pPr>
               <w:pStyle w:val="Compact"/>
+              <w:jc w:val="left"/>
             </w:pPr>
             <w:r>
               <w:t xml:space="preserve">TEN SOC 2 Tipo 2</w:t>
@@ -2617,6 +2696,7 @@
           <w:p>
             <w:pPr>
               <w:pStyle w:val="Compact"/>
+              <w:jc w:val="left"/>
             </w:pPr>
             <w:r>
               <w:t xml:space="preserve">ISO/IEC 27001 certificado</w:t>
@@ -2630,6 +2710,7 @@
           <w:p>
             <w:pPr>
               <w:pStyle w:val="Compact"/>
+              <w:jc w:val="left"/>
             </w:pPr>
             <w:r>
               <w:t xml:space="preserve">Penetration-test report tención Tester independence/skill, scope, date, method, exclusions, severidad, remediation, retest</w:t>
@@ -2643,6 +2724,7 @@
           <w:p>
             <w:pPr>
               <w:pStyle w:val="Compact"/>
+              <w:jc w:val="left"/>
             </w:pPr>
             <w:r>
               <w:t xml:space="preserve">tención Política / estándar</w:t>
@@ -2677,8 +2759,8 @@
         <w:t xml:space="preserve">TEN Vulnerability evidence ¦ Asset coverage, credenciales, date, severidad, remediation, exceptions, rescan ¦ Contando la salida del escaneo como tratamiento de riesgo</w:t>
       </w:r>
     </w:p>
-    <w:bookmarkEnd w:id="23"/>
-    <w:bookmarkStart w:id="25" w:name="alcanzar-riesgos-y-tratamiento"/>
+    <w:bookmarkEnd w:id="34"/>
+    <w:bookmarkStart w:id="36" w:name="alcanzar-riesgos-y-tratamiento"/>
     <w:p>
       <w:pPr>
         <w:pStyle w:val="Heading1"/>
@@ -2693,13 +2775,13 @@
       </w:pPr>
       <w:r>
         <w:rPr>
+          <w:iCs/>
           <w:i/>
-          <w:iCs/>
         </w:rPr>
         <w:t xml:space="preserve">La puntuación de la tinta apoya decisiones consistentes, pero los números no deben ocultar incertidumbre o problemas individuales graves.</w:t>
       </w:r>
     </w:p>
-    <w:bookmarkStart w:id="24" w:name="un-método-defensible"/>
+    <w:bookmarkStart w:id="35" w:name="un-método-defensible"/>
     <w:p>
       <w:pPr>
         <w:pStyle w:val="Heading2"/>
@@ -2780,8 +2862,8 @@
       </w:pPr>
       <w:r>
         <w:rPr>
+          <w:bCs/>
           <w:b/>
-          <w:bCs/>
         </w:rPr>
         <w:t xml:space="preserve">Tratamiento</w:t>
       </w:r>
@@ -2796,8 +2878,8 @@
       </w:r>
       <w:r>
         <w:rPr>
+          <w:bCs/>
           <w:b/>
-          <w:bCs/>
         </w:rPr>
         <w:t xml:space="preserve">Ejemplo</w:t>
       </w:r>
@@ -2846,8 +2928,8 @@
       </w:pPr>
       <w:r>
         <w:rPr>
+          <w:bCs/>
           <w:b/>
-          <w:bCs/>
         </w:rPr>
         <w:t xml:space="preserve">Advertencia de puntuación:</w:t>
       </w:r>
@@ -2868,11 +2950,11 @@
     </w:p>
     <w:p>
       <w:pPr>
-        <w:pStyle w:val="Compact"/>
         <w:numPr>
           <w:ilvl w:val="0"/>
           <w:numId w:val="1012"/>
         </w:numPr>
+        <w:pStyle w:val="Compact"/>
       </w:pPr>
       <w:r>
         <w:t xml:space="preserve">Requisitos contractuales</w:t>
@@ -2884,8 +2966,8 @@
       </w:pPr>
       <w:r>
         <w:rPr>
+          <w:iCs/>
           <w:i/>
-          <w:iCs/>
         </w:rPr>
         <w:t xml:space="preserve">Los contratos convierten los requisitos seleccionados en responsabilidades ejecutables.</w:t>
       </w:r>
@@ -2896,8 +2978,8 @@
       </w:pPr>
       <w:r>
         <w:rPr>
+          <w:bCs/>
           <w:b/>
-          <w:bCs/>
         </w:rPr>
         <w:t xml:space="preserve">Área de aislamiento</w:t>
       </w:r>
@@ -2994,8 +3076,8 @@
       </w:r>
       <w:r>
         <w:rPr>
+          <w:bCs/>
           <w:b/>
-          <w:bCs/>
         </w:rPr>
         <w:t xml:space="preserve">Revisión legal:</w:t>
       </w:r>
@@ -3012,9 +3094,9 @@
         <w:t xml:space="preserve">|. |</w:t>
       </w:r>
     </w:p>
-    <w:bookmarkEnd w:id="24"/>
-    <w:bookmarkEnd w:id="25"/>
-    <w:bookmarkStart w:id="28" w:name="a-bordo-seguro"/>
+    <w:bookmarkEnd w:id="35"/>
+    <w:bookmarkEnd w:id="36"/>
+    <w:bookmarkStart w:id="39" w:name="a-bordo-seguro"/>
     <w:p>
       <w:pPr>
         <w:pStyle w:val="Heading1"/>
@@ -3029,8 +3111,8 @@
       </w:pPr>
       <w:r>
         <w:rPr>
+          <w:iCs/>
           <w:i/>
-          <w:iCs/>
         </w:rPr>
         <w:t xml:space="preserve">El internado convierte las promesas en entornos técnicos y operativos seguros</w:t>
       </w:r>
@@ -3115,7 +3197,7 @@
         <w:t xml:space="preserve">Grabar la base de datos de configuración aceptada y añadir al proveedor a los horarios de vigilancia, incidentes, renovación y salida.</w:t>
       </w:r>
     </w:p>
-    <w:bookmarkStart w:id="26" w:name="aceptación-de-pruebas"/>
+    <w:bookmarkStart w:id="37" w:name="aceptación-de-pruebas"/>
     <w:p>
       <w:pPr>
         <w:pStyle w:val="Heading2"/>
@@ -3181,11 +3263,11 @@
     </w:p>
     <w:p>
       <w:pPr>
-        <w:pStyle w:val="Compact"/>
         <w:numPr>
           <w:ilvl w:val="0"/>
           <w:numId w:val="1015"/>
         </w:numPr>
+        <w:pStyle w:val="Compact"/>
       </w:pPr>
       <w:r>
         <w:t xml:space="preserve">Vigilancia continua</w:t>
@@ -3197,8 +3279,8 @@
       </w:pPr>
       <w:r>
         <w:rPr>
+          <w:iCs/>
           <w:i/>
-          <w:iCs/>
         </w:rPr>
         <w:t xml:space="preserve">Monitoring detecta cambios significativos y verifica que el tratamiento continúa funcionando.</w:t>
       </w:r>
@@ -3209,8 +3291,8 @@
       </w:pPr>
       <w:r>
         <w:rPr>
+          <w:bCs/>
           <w:b/>
-          <w:bCs/>
         </w:rPr>
         <w:t xml:space="preserve">Signal</w:t>
       </w:r>
@@ -3275,8 +3357,8 @@
         <w:t xml:space="preserve">| No hay evidencia ni contacto absoluto | Escalar según el nivel y el contrato; no marcar silenciosamente completo</w:t>
       </w:r>
     </w:p>
-    <w:bookmarkEnd w:id="26"/>
-    <w:bookmarkStart w:id="27" w:name="frecuencia"/>
+    <w:bookmarkEnd w:id="37"/>
+    <w:bookmarkStart w:id="38" w:name="frecuencia"/>
     <w:p>
       <w:pPr>
         <w:pStyle w:val="Heading2"/>
@@ -3318,9 +3400,9 @@
         <w:t xml:space="preserve">Los proveedores de más bajo nivel todavía necesitan propiedad, control sobre los contratos/renovaciones, la derivación de incidentes y la revisión basada en cambios.</w:t>
       </w:r>
     </w:p>
-    <w:bookmarkEnd w:id="27"/>
-    <w:bookmarkEnd w:id="28"/>
-    <w:bookmarkStart w:id="30" w:name="conclusiones-remediación-y-excepciones"/>
+    <w:bookmarkEnd w:id="38"/>
+    <w:bookmarkEnd w:id="39"/>
+    <w:bookmarkStart w:id="41" w:name="conclusiones-remediación-y-excepciones"/>
     <w:p>
       <w:pPr>
         <w:pStyle w:val="Heading1"/>
@@ -3335,8 +3417,8 @@
       </w:pPr>
       <w:r>
         <w:rPr>
+          <w:iCs/>
           <w:i/>
-          <w:iCs/>
         </w:rPr>
         <w:t xml:space="preserve">Un hallazgo es una brecha documentada entre criterios y condición observada.</w:t>
       </w:r>
@@ -3347,8 +3429,8 @@
       </w:pPr>
       <w:r>
         <w:rPr>
+          <w:bCs/>
           <w:b/>
-          <w:bCs/>
         </w:rPr>
         <w:t xml:space="preserve">Encuentro del elemento</w:t>
       </w:r>
@@ -3415,7 +3497,7 @@
         <w:t xml:space="preserve">TEN Retest | Método, evidencia, resultado, revisor y fecha de cierre</w:t>
       </w:r>
     </w:p>
-    <w:bookmarkStart w:id="29" w:name="disciplina-de-excepción"/>
+    <w:bookmarkStart w:id="40" w:name="disciplina-de-excepción"/>
     <w:p>
       <w:pPr>
         <w:pStyle w:val="Heading2"/>
@@ -3464,9 +3546,9 @@
         <w:t xml:space="preserve">Cerrar sólo cuando la evidencia prueba corrección o la relación afectada termina.</w:t>
       </w:r>
     </w:p>
-    <w:bookmarkEnd w:id="29"/>
-    <w:bookmarkEnd w:id="30"/>
-    <w:bookmarkStart w:id="32" w:name="X98c8347cba1078108befd3a289a549d1d1c95df"/>
+    <w:bookmarkEnd w:id="40"/>
+    <w:bookmarkEnd w:id="41"/>
+    <w:bookmarkStart w:id="43" w:name="X98c8347cba1078108befd3a289a549d1d1c95df"/>
     <w:p>
       <w:pPr>
         <w:pStyle w:val="Heading1"/>
@@ -3481,8 +3563,8 @@
       </w:pPr>
       <w:r>
         <w:rPr>
+          <w:iCs/>
           <w:i/>
-          <w:iCs/>
         </w:rPr>
         <w:t xml:space="preserve">Los incidentes del proveedor requieren hechos compartidos, roles, relojes, canales y decisiones de recuperación</w:t>
       </w:r>
@@ -3498,7 +3580,13 @@
         <w:t xml:space="preserve">■img src=</w:t>
       </w:r>
       <w:r>
-        <w:t xml:space="preserve">“media/image5.png”</w:t>
+        <w:t xml:space="preserve">“</w:t>
+      </w:r>
+      <w:r>
+        <w:t xml:space="preserve">media/image5.png</w:t>
+      </w:r>
+      <w:r>
+        <w:t xml:space="preserve">”</w:t>
       </w:r>
       <w:r>
         <w:t xml:space="preserve"> </w:t>
@@ -3507,7 +3595,13 @@
         <w:t xml:space="preserve">style=</w:t>
       </w:r>
       <w:r>
-        <w:t xml:space="preserve">“width:6.15in;height:3.39605in”</w:t>
+        <w:t xml:space="preserve">“</w:t>
+      </w:r>
+      <w:r>
+        <w:t xml:space="preserve">width:6.15in;height:3.39605in</w:t>
+      </w:r>
+      <w:r>
+        <w:t xml:space="preserve">”</w:t>
       </w:r>
       <w:r>
         <w:t xml:space="preserve"> </w:t>
@@ -3524,7 +3618,7 @@
         <w:t xml:space="preserve">Gráfico 5 Coordinación de incidentes de proveedores</w:t>
       </w:r>
     </w:p>
-    <w:bookmarkStart w:id="31" w:name="prepare-before-an-incident"/>
+    <w:bookmarkStart w:id="42" w:name="prepare-before-an-incident"/>
     <w:p>
       <w:pPr>
         <w:pStyle w:val="Heading2"/>
@@ -3594,8 +3688,8 @@
       </w:pPr>
       <w:r>
         <w:rPr>
+          <w:bCs/>
           <w:b/>
-          <w:bCs/>
         </w:rPr>
         <w:t xml:space="preserve">Primeras preguntas</w:t>
       </w:r>
@@ -3650,9 +3744,9 @@
         <w:t xml:space="preserve">¿Cuándo es la siguiente actualización? Mantener un ritmo de funcionamiento fiable</w:t>
       </w:r>
     </w:p>
-    <w:bookmarkEnd w:id="31"/>
-    <w:bookmarkEnd w:id="32"/>
-    <w:bookmarkStart w:id="35" w:name="X650cd4538d99490bd0466240858b87d7adfe24b"/>
+    <w:bookmarkEnd w:id="42"/>
+    <w:bookmarkEnd w:id="43"/>
+    <w:bookmarkStart w:id="46" w:name="X650cd4538d99490bd0466240858b87d7adfe24b"/>
     <w:p>
       <w:pPr>
         <w:pStyle w:val="Heading1"/>
@@ -3667,8 +3761,8 @@
       </w:pPr>
       <w:r>
         <w:rPr>
+          <w:iCs/>
           <w:i/>
-          <w:iCs/>
         </w:rPr>
         <w:t xml:space="preserve">El riesgo de la cuarta parte y la concentración puede convertir muchos registros separados de los proveedores en un fallo compartido</w:t>
       </w:r>
@@ -3684,7 +3778,13 @@
         <w:t xml:space="preserve">■img src=</w:t>
       </w:r>
       <w:r>
-        <w:t xml:space="preserve">“media/image6.png”</w:t>
+        <w:t xml:space="preserve">“</w:t>
+      </w:r>
+      <w:r>
+        <w:t xml:space="preserve">media/image6.png</w:t>
+      </w:r>
+      <w:r>
+        <w:t xml:space="preserve">”</w:t>
       </w:r>
       <w:r>
         <w:t xml:space="preserve"> </w:t>
@@ -3693,7 +3793,13 @@
         <w:t xml:space="preserve">estilo=</w:t>
       </w:r>
       <w:r>
-        <w:t xml:space="preserve">“Ancho:6.15in; Altura:4.32536in”</w:t>
+        <w:t xml:space="preserve">“</w:t>
+      </w:r>
+      <w:r>
+        <w:t xml:space="preserve">Ancho:6.15in; Altura:4.32536in</w:t>
+      </w:r>
+      <w:r>
+        <w:t xml:space="preserve">”</w:t>
       </w:r>
       <w:r>
         <w:t xml:space="preserve"> </w:t>
@@ -3710,7 +3816,7 @@
         <w:t xml:space="preserve">Figura 6. Concentración oculta de cuarto partido</w:t>
       </w:r>
     </w:p>
-    <w:bookmarkStart w:id="33" w:name="qué-hacer-en-el-mapa"/>
+    <w:bookmarkStart w:id="44" w:name="qué-hacer-en-el-mapa"/>
     <w:p>
       <w:pPr>
         <w:pStyle w:val="Heading2"/>
@@ -3763,8 +3869,8 @@
         <w:t xml:space="preserve">Visibilidad contractual, controles de flujo, notificación de incidentes, derechos de evidencia y apoyo de salida para las cuartas partes materiales.</w:t>
       </w:r>
     </w:p>
-    <w:bookmarkEnd w:id="33"/>
-    <w:bookmarkStart w:id="34" w:name="treat-concentration"/>
+    <w:bookmarkEnd w:id="44"/>
+    <w:bookmarkStart w:id="45" w:name="treat-concentration"/>
     <w:p>
       <w:pPr>
         <w:pStyle w:val="Heading2"/>
@@ -3817,9 +3923,9 @@
         <w:t xml:space="preserve">Realizar trastornos simultáneos en múltiples proveedores.</w:t>
       </w:r>
     </w:p>
-    <w:bookmarkEnd w:id="34"/>
-    <w:bookmarkEnd w:id="35"/>
-    <w:bookmarkStart w:id="36" w:name="vendedores-de-cloud-y-saas"/>
+    <w:bookmarkEnd w:id="45"/>
+    <w:bookmarkEnd w:id="46"/>
+    <w:bookmarkStart w:id="47" w:name="vendedores-de-cloud-y-saas"/>
     <w:p>
       <w:pPr>
         <w:pStyle w:val="Heading1"/>
@@ -3834,8 +3940,8 @@
       </w:pPr>
       <w:r>
         <w:rPr>
+          <w:iCs/>
           <w:i/>
-          <w:iCs/>
         </w:rPr>
         <w:t xml:space="preserve">El riesgo de Cloud y SaaS depende del modelo de responsabilidad compartida y de la configuración de la organización</w:t>
       </w:r>
@@ -3911,8 +4017,8 @@
       </w:r>
       <w:r>
         <w:rPr>
+          <w:bCs/>
           <w:b/>
-          <w:bCs/>
         </w:rPr>
         <w:t xml:space="preserve">Responsabilidad compartida:</w:t>
       </w:r>
@@ -3929,8 +4035,8 @@
         <w:t xml:space="preserve">|. |</w:t>
       </w:r>
     </w:p>
-    <w:bookmarkEnd w:id="36"/>
-    <w:bookmarkStart w:id="39" w:name="software-and-open-source-supply-chains"/>
+    <w:bookmarkEnd w:id="47"/>
+    <w:bookmarkStart w:id="50" w:name="software-and-open-source-supply-chains"/>
     <w:p>
       <w:pPr>
         <w:pStyle w:val="Heading1"/>
@@ -3945,8 +4051,8 @@
       </w:pPr>
       <w:r>
         <w:rPr>
+          <w:iCs/>
           <w:i/>
-          <w:iCs/>
         </w:rPr>
         <w:t xml:space="preserve">El riesgo de robo incluye prácticas de proveedores y cada componente, construye paso, canal de actualización y dependencia.</w:t>
       </w:r>
@@ -3959,7 +4065,13 @@
         <w:t xml:space="preserve">יimg src=</w:t>
       </w:r>
       <w:r>
-        <w:t xml:space="preserve">“media/image7.png”</w:t>
+        <w:t xml:space="preserve">“</w:t>
+      </w:r>
+      <w:r>
+        <w:t xml:space="preserve">media/image7.png</w:t>
+      </w:r>
+      <w:r>
+        <w:t xml:space="preserve">”</w:t>
       </w:r>
       <w:r>
         <w:t xml:space="preserve"> </w:t>
@@ -3968,7 +4080,13 @@
         <w:t xml:space="preserve">style=</w:t>
       </w:r>
       <w:r>
-        <w:t xml:space="preserve">“width:6.15in;height:3.39605in”</w:t>
+        <w:t xml:space="preserve">“</w:t>
+      </w:r>
+      <w:r>
+        <w:t xml:space="preserve">width:6.15in;height:3.39605in</w:t>
+      </w:r>
+      <w:r>
+        <w:t xml:space="preserve">”</w:t>
       </w:r>
       <w:r>
         <w:t xml:space="preserve"> </w:t>
@@ -3977,7 +4095,13 @@
         <w:t xml:space="preserve">alt=</w:t>
       </w:r>
       <w:r>
-        <w:t xml:space="preserve">“Conecte el SBOM y evidencia de seguridad a la versión exacta liberada y operada.”</w:t>
+        <w:t xml:space="preserve">“</w:t>
+      </w:r>
+      <w:r>
+        <w:t xml:space="preserve">Conecte el SBOM y evidencia de seguridad a la versión exacta liberada y operada.</w:t>
+      </w:r>
+      <w:r>
+        <w:t xml:space="preserve">”</w:t>
       </w:r>
       <w:r>
         <w:t xml:space="preserve"> </w:t>
@@ -3994,7 +4118,7 @@
         <w:t xml:space="preserve">Gráfico 7 Flujo de evidencia de cadena de suministro de software</w:t>
       </w:r>
     </w:p>
-    <w:bookmarkStart w:id="37" w:name="X606f304a989b1d8f9ae51039b2a78bbb710a570"/>
+    <w:bookmarkStart w:id="48" w:name="X606f304a989b1d8f9ae51039b2a78bbb710a570"/>
     <w:p>
       <w:pPr>
         <w:pStyle w:val="Heading2"/>
@@ -4058,8 +4182,8 @@
         <w:t xml:space="preserve">Mantenimiento de código abierto, confianza en el contribuyente, transferencia de propiedad, proceso de liberación, determinación de dependencia y plan integrado por abandonos.</w:t>
       </w:r>
     </w:p>
-    <w:bookmarkEnd w:id="37"/>
-    <w:bookmarkStart w:id="38" w:name="sbom-limits"/>
+    <w:bookmarkEnd w:id="48"/>
+    <w:bookmarkStart w:id="49" w:name="sbom-limits"/>
     <w:p>
       <w:pPr>
         <w:pStyle w:val="Heading2"/>
@@ -4112,9 +4236,9 @@
         <w:t xml:space="preserve">Proteger a los SBOM cuando revelan arquitectura sensible; mantenerlos actualizados para cada liberación material.</w:t>
       </w:r>
     </w:p>
-    <w:bookmarkEnd w:id="38"/>
-    <w:bookmarkEnd w:id="39"/>
-    <w:bookmarkStart w:id="40" w:name="vendedores-de-inteligencia-artificial"/>
+    <w:bookmarkEnd w:id="49"/>
+    <w:bookmarkEnd w:id="50"/>
+    <w:bookmarkStart w:id="51" w:name="vendedores-de-inteligencia-artificial"/>
     <w:p>
       <w:pPr>
         <w:pStyle w:val="Heading1"/>
@@ -4129,8 +4253,8 @@
       </w:pPr>
       <w:r>
         <w:rPr>
+          <w:iCs/>
           <w:i/>
-          <w:iCs/>
         </w:rPr>
         <w:t xml:space="preserve">Los proveedores de IAI agregan modelos cambiantes, capacitación y datos rápidos, salidas inciertas y cadenas de proveedores ocultas.</w:t>
       </w:r>
@@ -4140,7 +4264,13 @@
         <w:pStyle w:val="BodyText"/>
       </w:pPr>
       <w:r>
-        <w:t xml:space="preserve">“Iniciar el caso de uso permitido, los datos, el impacto, la cadena modelo, la evaluación y el control humano”</w:t>
+        <w:t xml:space="preserve">“</w:t>
+      </w:r>
+      <w:r>
+        <w:t xml:space="preserve">Iniciar el caso de uso permitido, los datos, el impacto, la cadena modelo, la evaluación y el control humano</w:t>
+      </w:r>
+      <w:r>
+        <w:t xml:space="preserve">”</w:t>
       </w:r>
       <w:r>
         <w:t xml:space="preserve"> </w:t>
@@ -4225,8 +4355,8 @@
         <w:t xml:space="preserve">¿Pueden exportarse o eliminarse los avisos, archivos, índices, notas finas, registros y datos derivados? |</w:t>
       </w:r>
     </w:p>
-    <w:bookmarkEnd w:id="40"/>
-    <w:bookmarkStart w:id="42" w:name="privacidad-y-protección-de-datos"/>
+    <w:bookmarkEnd w:id="51"/>
+    <w:bookmarkStart w:id="53" w:name="privacidad-y-protección-de-datos"/>
     <w:p>
       <w:pPr>
         <w:pStyle w:val="Heading1"/>
@@ -4241,8 +4371,8 @@
       </w:pPr>
       <w:r>
         <w:rPr>
+          <w:iCs/>
           <w:i/>
-          <w:iCs/>
         </w:rPr>
         <w:t xml:space="preserve">El examen de precios sigue los datos a través de toda la cadena de proveedores.</w:t>
       </w:r>
@@ -4343,11 +4473,11 @@
     </w:p>
     <w:p>
       <w:pPr>
-        <w:pStyle w:val="Compact"/>
         <w:numPr>
           <w:ilvl w:val="0"/>
           <w:numId w:val="1023"/>
         </w:numPr>
+        <w:pStyle w:val="Compact"/>
       </w:pPr>
       <w:r>
         <w:t xml:space="preserve">Resiliencia, continuidad y salida</w:t>
@@ -4359,8 +4489,8 @@
       </w:pPr>
       <w:r>
         <w:rPr>
+          <w:iCs/>
           <w:i/>
-          <w:iCs/>
         </w:rPr>
         <w:t xml:space="preserve">Resilience means providing critical outcomes despite provider disruption and leaving safe when necessary.</w:t>
       </w:r>
@@ -4377,8 +4507,8 @@
       </w:r>
       <w:r>
         <w:rPr>
+          <w:bCs/>
           <w:b/>
-          <w:bCs/>
         </w:rPr>
         <w:t xml:space="preserve">Evidence to test</w:t>
       </w:r>
@@ -4431,7 +4561,7 @@
         <w:t xml:space="preserve">tención, retención legal, confidencialidad, vulnerabilidad/incidente, apoyo</w:t>
       </w:r>
     </w:p>
-    <w:bookmarkStart w:id="41" w:name="exit-test"/>
+    <w:bookmarkStart w:id="52" w:name="exit-test"/>
     <w:p>
       <w:pPr>
         <w:pStyle w:val="Heading2"/>
@@ -4486,11 +4616,11 @@
     </w:p>
     <w:p>
       <w:pPr>
-        <w:pStyle w:val="Compact"/>
         <w:numPr>
           <w:ilvl w:val="0"/>
           <w:numId w:val="1025"/>
         </w:numPr>
+        <w:pStyle w:val="Compact"/>
       </w:pPr>
       <w:r>
         <w:t xml:space="preserve">NIST CSF 2.0 Resultados del proveedor</w:t>
@@ -4502,8 +4632,8 @@
       </w:pPr>
       <w:r>
         <w:rPr>
+          <w:iCs/>
           <w:i/>
-          <w:iCs/>
         </w:rPr>
         <w:t xml:space="preserve">NIST CSF 2.0 coloca la gobernanza de la cadena de suministro en la categoría GV.SC.</w:t>
       </w:r>
@@ -4514,8 +4644,8 @@
       </w:pPr>
       <w:r>
         <w:rPr>
+          <w:bCs/>
           <w:b/>
-          <w:bCs/>
         </w:rPr>
         <w:t xml:space="preserve">Responde</w:t>
       </w:r>
@@ -4530,98 +4660,98 @@
       </w:r>
       <w:r>
         <w:rPr>
+          <w:bCs/>
           <w:b/>
-          <w:bCs/>
         </w:rPr>
         <w:t xml:space="preserve">Significado claro</w:t>
       </w:r>
       <w:r>
         <w:rPr>
+          <w:bCs/>
           <w:b/>
+        </w:rPr>
+        <w:t xml:space="preserve"> </w:t>
+      </w:r>
+      <w:r>
+        <w:t xml:space="preserve">Evidencia de ejemplo**</w:t>
+      </w:r>
+    </w:p>
+    <w:p>
+      <w:pPr>
+        <w:pStyle w:val="BodyText"/>
+      </w:pPr>
+      <w:r>
+        <w:t xml:space="preserve">|.. |</w:t>
+      </w:r>
+      <w:r>
+        <w:t xml:space="preserve"> </w:t>
+      </w:r>
+      <w:r>
+        <w:t xml:space="preserve">| GV.SC-01 | Un programa C-SCRM, estrategia, objetivos, políticas y procesos son establecidos y acordados por los interesados de la organización. | Programa aprobado y registro de los interesados</w:t>
+      </w:r>
+      <w:r>
+        <w:t xml:space="preserve"> </w:t>
+      </w:r>
+      <w:r>
+        <w:t xml:space="preserve">| GV.SC-02 | funciones y responsabilidades de ciberseguridad para proveedores, clientes y socios se establecen, comunican y coordinan. | RACI, contactos, acuerdos, ejercicios</w:t>
+      </w:r>
+      <w:r>
+        <w:t xml:space="preserve"> </w:t>
+      </w:r>
+      <w:r>
+        <w:t xml:space="preserve">tención GV.SC-03 | C-SCRM se integra en la gestión del riesgo empresarial, evaluación del riesgo de ciberseguridad y procesos de mejora. ← Enlace, registro de riesgos, lecciones y mejoras</w:t>
+      </w:r>
+      <w:r>
+        <w:t xml:space="preserve"> </w:t>
+      </w:r>
+      <w:r>
+        <w:t xml:space="preserve">Los proveedores son conocidos y priorizados por la crítica. tención Completo inventario de proveedores y método de crítica</w:t>
+      </w:r>
+      <w:r>
+        <w:t xml:space="preserve"> </w:t>
+      </w:r>
+      <w:r>
+        <w:t xml:space="preserve">Los requisitos de ciberseguridad de cadena de suministro se establecen, priorizan e incluyen en contratos y acuerdos. biblioteca de requisitos, términos firmados, desviaciones</w:t>
+      </w:r>
+      <w:r>
+        <w:t xml:space="preserve"> </w:t>
+      </w:r>
+      <w:r>
+        <w:t xml:space="preserve">| GV.SC-06 ANTE La planificación y la diligencia debida se realizan antes de iniciar relaciones formales con los proveedores. | Toma, investigación, evidencia, análisis, aprobación</w:t>
+      </w:r>
+      <w:r>
+        <w:t xml:space="preserve"> </w:t>
+      </w:r>
+      <w:r>
+        <w:t xml:space="preserve">| GV.SC-07 | Los riesgos de los proveedores se entienden, registran, priorizan, evalúan, tratan y supervisan a lo largo de la relación. | Registros de riesgos, monitoreo, hallazgos, tratamiento confidencialidad</w:t>
+      </w:r>
+      <w:r>
+        <w:t xml:space="preserve"> </w:t>
+      </w:r>
+      <w:r>
+        <w:t xml:space="preserve">Los proveedores pertinentes están incluidos en la planificación, respuesta y recuperación de incidentes. Ø Planes, contactos, mesas, registros de incidentes</w:t>
+      </w:r>
+      <w:r>
+        <w:t xml:space="preserve"> </w:t>
+      </w:r>
+      <w:r>
+        <w:t xml:space="preserve">Las prácticas de seguridad de cadena de suministro están integradas y supervisadas a lo largo del ciclo de vida útil y de productos tecnológicos. Requisitos para el ciclo de vida, pruebas de productos y servicios</w:t>
+      </w:r>
+      <w:r>
+        <w:t xml:space="preserve"> </w:t>
+      </w:r>
+      <w:r>
+        <w:t xml:space="preserve">Los planes de cadena de suministro de Ciberseguridad incluyen actividades que se producen después de que termine un acuerdo de asociación o servicio. | Plan de salida, eliminación de acceso/datos, funciones posteriores a la determinación</w:t>
+      </w:r>
+    </w:p>
+    <w:p>
+      <w:pPr>
+        <w:pStyle w:val="BodyText"/>
+      </w:pPr>
+      <w:r>
+        <w:rPr>
           <w:bCs/>
-        </w:rPr>
-        <w:t xml:space="preserve"> </w:t>
-      </w:r>
-      <w:r>
-        <w:t xml:space="preserve">Evidencia de ejemplo**</w:t>
-      </w:r>
-    </w:p>
-    <w:p>
-      <w:pPr>
-        <w:pStyle w:val="BodyText"/>
-      </w:pPr>
-      <w:r>
-        <w:t xml:space="preserve">|.. |</w:t>
-      </w:r>
-      <w:r>
-        <w:t xml:space="preserve"> </w:t>
-      </w:r>
-      <w:r>
-        <w:t xml:space="preserve">| GV.SC-01 | Un programa C-SCRM, estrategia, objetivos, políticas y procesos son establecidos y acordados por los interesados de la organización. | Programa aprobado y registro de los interesados</w:t>
-      </w:r>
-      <w:r>
-        <w:t xml:space="preserve"> </w:t>
-      </w:r>
-      <w:r>
-        <w:t xml:space="preserve">| GV.SC-02 | funciones y responsabilidades de ciberseguridad para proveedores, clientes y socios se establecen, comunican y coordinan. | RACI, contactos, acuerdos, ejercicios</w:t>
-      </w:r>
-      <w:r>
-        <w:t xml:space="preserve"> </w:t>
-      </w:r>
-      <w:r>
-        <w:t xml:space="preserve">tención GV.SC-03 | C-SCRM se integra en la gestión del riesgo empresarial, evaluación del riesgo de ciberseguridad y procesos de mejora. ← Enlace, registro de riesgos, lecciones y mejoras</w:t>
-      </w:r>
-      <w:r>
-        <w:t xml:space="preserve"> </w:t>
-      </w:r>
-      <w:r>
-        <w:t xml:space="preserve">Los proveedores son conocidos y priorizados por la crítica. tención Completo inventario de proveedores y método de crítica</w:t>
-      </w:r>
-      <w:r>
-        <w:t xml:space="preserve"> </w:t>
-      </w:r>
-      <w:r>
-        <w:t xml:space="preserve">Los requisitos de ciberseguridad de cadena de suministro se establecen, priorizan e incluyen en contratos y acuerdos. biblioteca de requisitos, términos firmados, desviaciones</w:t>
-      </w:r>
-      <w:r>
-        <w:t xml:space="preserve"> </w:t>
-      </w:r>
-      <w:r>
-        <w:t xml:space="preserve">| GV.SC-06 ANTE La planificación y la diligencia debida se realizan antes de iniciar relaciones formales con los proveedores. | Toma, investigación, evidencia, análisis, aprobación</w:t>
-      </w:r>
-      <w:r>
-        <w:t xml:space="preserve"> </w:t>
-      </w:r>
-      <w:r>
-        <w:t xml:space="preserve">| GV.SC-07 | Los riesgos de los proveedores se entienden, registran, priorizan, evalúan, tratan y supervisan a lo largo de la relación. | Registros de riesgos, monitoreo, hallazgos, tratamiento confidencialidad</w:t>
-      </w:r>
-      <w:r>
-        <w:t xml:space="preserve"> </w:t>
-      </w:r>
-      <w:r>
-        <w:t xml:space="preserve">Los proveedores pertinentes están incluidos en la planificación, respuesta y recuperación de incidentes. Ø Planes, contactos, mesas, registros de incidentes</w:t>
-      </w:r>
-      <w:r>
-        <w:t xml:space="preserve"> </w:t>
-      </w:r>
-      <w:r>
-        <w:t xml:space="preserve">Las prácticas de seguridad de cadena de suministro están integradas y supervisadas a lo largo del ciclo de vida útil y de productos tecnológicos. Requisitos para el ciclo de vida, pruebas de productos y servicios</w:t>
-      </w:r>
-      <w:r>
-        <w:t xml:space="preserve"> </w:t>
-      </w:r>
-      <w:r>
-        <w:t xml:space="preserve">Los planes de cadena de suministro de Ciberseguridad incluyen actividades que se producen después de que termine un acuerdo de asociación o servicio. | Plan de salida, eliminación de acceso/datos, funciones posteriores a la determinación</w:t>
-      </w:r>
-    </w:p>
-    <w:p>
-      <w:pPr>
-        <w:pStyle w:val="BodyText"/>
-      </w:pPr>
-      <w:r>
-        <w:rPr>
           <w:b/>
-          <w:bCs/>
         </w:rPr>
         <w:t xml:space="preserve">Usando GV.SC:</w:t>
       </w:r>
@@ -4638,9 +4768,9 @@
         <w:t xml:space="preserve">|. |</w:t>
       </w:r>
     </w:p>
-    <w:bookmarkEnd w:id="41"/>
-    <w:bookmarkEnd w:id="42"/>
-    <w:bookmarkStart w:id="44" w:name="nist-c-scrm-orientación-en-la-práctica"/>
+    <w:bookmarkEnd w:id="52"/>
+    <w:bookmarkEnd w:id="53"/>
+    <w:bookmarkStart w:id="55" w:name="nist-c-scrm-orientación-en-la-práctica"/>
     <w:p>
       <w:pPr>
         <w:pStyle w:val="Heading1"/>
@@ -4655,8 +4785,8 @@
       </w:pPr>
       <w:r>
         <w:rPr>
+          <w:iCs/>
           <w:i/>
-          <w:iCs/>
         </w:rPr>
         <w:t xml:space="preserve">Las publicaciones actuales NIST proporcionan orientación complementaria sobre programa, evaluación y planificación.</w:t>
       </w:r>
@@ -4667,8 +4797,8 @@
       </w:pPr>
       <w:r>
         <w:rPr>
+          <w:bCs/>
           <w:b/>
-          <w:bCs/>
         </w:rPr>
         <w:t xml:space="preserve">Publicación</w:t>
       </w:r>
@@ -4711,7 +4841,7 @@
         <w:t xml:space="preserve">| NIST SP 800-18 Rev. 2 (final junio 30, 2026) | Define elementos esenciales para los planes de seguridad del sistema, privacidad y C-SCRM, incluyendo propósito, estado de control, responsabilidades y comportamiento esperado.</w:t>
       </w:r>
     </w:p>
-    <w:bookmarkStart w:id="43" w:name="pensamiento-de-tres-niveles"/>
+    <w:bookmarkStart w:id="54" w:name="pensamiento-de-tres-niveles"/>
     <w:p>
       <w:pPr>
         <w:pStyle w:val="Heading2"/>
@@ -4726,8 +4856,8 @@
       </w:pPr>
       <w:r>
         <w:rPr>
+          <w:bCs/>
           <w:b/>
-          <w:bCs/>
         </w:rPr>
         <w:t xml:space="preserve">Nivel</w:t>
       </w:r>
@@ -4758,11 +4888,11 @@
     </w:p>
     <w:p>
       <w:pPr>
-        <w:pStyle w:val="Compact"/>
         <w:numPr>
           <w:ilvl w:val="0"/>
           <w:numId w:val="1026"/>
         </w:numPr>
+        <w:pStyle w:val="Compact"/>
       </w:pPr>
       <w:r>
         <w:t xml:space="preserve">Un plan C-SCRM explica los arreglos previstos y aplicados. Los evaluadores todavía necesitan pruebas fiables de que funcionan los controles pertinentes.</w:t>
@@ -4774,9 +4904,9 @@
         <w:t xml:space="preserve">|. |</w:t>
       </w:r>
     </w:p>
-    <w:bookmarkEnd w:id="43"/>
-    <w:bookmarkEnd w:id="44"/>
-    <w:bookmarkStart w:id="45" w:name="compliance-and-framework-mappings"/>
+    <w:bookmarkEnd w:id="54"/>
+    <w:bookmarkEnd w:id="55"/>
+    <w:bookmarkStart w:id="56" w:name="compliance-and-framework-mappings"/>
     <w:p>
       <w:pPr>
         <w:pStyle w:val="Heading1"/>
@@ -4791,8 +4921,8 @@
       </w:pPr>
       <w:r>
         <w:rPr>
+          <w:iCs/>
           <w:i/>
-          <w:iCs/>
         </w:rPr>
         <w:t xml:space="preserve">Los ajustes coordinan el trabajo, pero cada obligación debe ser interpretada y probada en sus propios términos</w:t>
       </w:r>
@@ -4804,21 +4934,22 @@
       <w:tblPr>
         <w:tblStyle w:val="Table"/>
         <w:tblW w:type="pct" w:w="5000"/>
-        <w:tblLayout w:type="fixed"/>
         <w:tblLook w:firstRow="1" w:lastRow="0" w:firstColumn="0" w:lastColumn="0" w:noHBand="0" w:noVBand="0" w:val="0020"/>
+        <w:jc w:val="start"/>
       </w:tblPr>
       <w:tblGrid>
         <w:gridCol w:w="7920"/>
       </w:tblGrid>
       <w:tr>
         <w:trPr>
-          <w:tblHeader w:val="on"/>
+          <w:tblHeader w:val="true"/>
         </w:trPr>
         <w:tc>
           <w:tcPr/>
           <w:p>
             <w:pPr>
               <w:pStyle w:val="Compact"/>
+              <w:jc w:val="left"/>
             </w:pPr>
             <w:r>
               <w:t xml:space="preserve">Silencioso</w:t>
@@ -4828,8 +4959,8 @@
             </w:r>
             <w:r>
               <w:rPr>
+                <w:bCs/>
                 <w:b/>
-                <w:bCs/>
               </w:rPr>
               <w:t xml:space="preserve">Framework / obligation</w:t>
             </w:r>
@@ -4842,6 +4973,7 @@
           <w:p>
             <w:pPr>
               <w:pStyle w:val="Compact"/>
+              <w:jc w:val="left"/>
             </w:pPr>
             <w:r>
               <w:t xml:space="preserve">SOC 2</w:t>
@@ -4855,6 +4987,7 @@
           <w:p>
             <w:pPr>
               <w:pStyle w:val="Compact"/>
+              <w:jc w:val="left"/>
             </w:pPr>
             <w:r>
               <w:t xml:space="preserve">TEN ISO/IEC 27001:2022</w:t>
@@ -4868,6 +5001,7 @@
           <w:p>
             <w:pPr>
               <w:pStyle w:val="Compact"/>
+              <w:jc w:val="left"/>
             </w:pPr>
             <w:r>
               <w:t xml:space="preserve">PCI DSS v4.0.1</w:t>
@@ -4881,6 +5015,7 @@
           <w:p>
             <w:pPr>
               <w:pStyle w:val="Compact"/>
+              <w:jc w:val="left"/>
             </w:pPr>
             <w:r>
               <w:t xml:space="preserve">HIPAA</w:t>
@@ -4894,6 +5029,7 @@
           <w:p>
             <w:pPr>
               <w:pStyle w:val="Compact"/>
+              <w:jc w:val="left"/>
             </w:pPr>
             <w:r>
               <w:t xml:space="preserve">TENCIÓN GDPR</w:t>
@@ -4916,8 +5052,8 @@
         <w:t xml:space="preserve">| NIST CSF 2.0 | GV.SC más organización en todo el Govern, Identificar, Proteger, Detectar, Responder, Recuperar los resultados TENIDOS Los perfiles están adaptados; CSF no es una certificación ANTE</w:t>
       </w:r>
     </w:p>
-    <w:bookmarkEnd w:id="45"/>
-    <w:bookmarkStart w:id="47" w:name="pruebas-de-pruebas-y-métricas"/>
+    <w:bookmarkEnd w:id="56"/>
+    <w:bookmarkStart w:id="58" w:name="pruebas-de-pruebas-y-métricas"/>
     <w:p>
       <w:pPr>
         <w:pStyle w:val="Heading1"/>
@@ -4932,8 +5068,8 @@
       </w:pPr>
       <w:r>
         <w:rPr>
+          <w:iCs/>
           <w:i/>
-          <w:iCs/>
         </w:rPr>
         <w:t xml:space="preserve">Testing pregunta si los controles están diseñados, implementados y funcionando correctamente para el alcance completo.</w:t>
       </w:r>
@@ -4946,7 +5082,13 @@
         <w:t xml:space="preserve">■img src=</w:t>
       </w:r>
       <w:r>
-        <w:t xml:space="preserve">“media/image9.png”</w:t>
+        <w:t xml:space="preserve">“</w:t>
+      </w:r>
+      <w:r>
+        <w:t xml:space="preserve">media/image9.png</w:t>
+      </w:r>
+      <w:r>
+        <w:t xml:space="preserve">”</w:t>
       </w:r>
       <w:r>
         <w:t xml:space="preserve"> </w:t>
@@ -4955,7 +5097,13 @@
         <w:t xml:space="preserve">style=</w:t>
       </w:r>
       <w:r>
-        <w:t xml:space="preserve">“width:6.15in;height:3.39605in”</w:t>
+        <w:t xml:space="preserve">“</w:t>
+      </w:r>
+      <w:r>
+        <w:t xml:space="preserve">width:6.15in;height:3.39605in</w:t>
+      </w:r>
+      <w:r>
+        <w:t xml:space="preserve">”</w:t>
       </w:r>
       <w:r>
         <w:t xml:space="preserve"> </w:t>
@@ -4964,7 +5112,13 @@
         <w:t xml:space="preserve">alt=</w:t>
       </w:r>
       <w:r>
-        <w:t xml:space="preserve">“Cada conclusión debe ser trazable de criterios exactos a través de la prueba.”</w:t>
+        <w:t xml:space="preserve">“</w:t>
+      </w:r>
+      <w:r>
+        <w:t xml:space="preserve">Cada conclusión debe ser trazable de criterios exactos a través de la prueba.</w:t>
+      </w:r>
+      <w:r>
+        <w:t xml:space="preserve">”</w:t>
       </w:r>
       <w:r>
         <w:t xml:space="preserve"> </w:t>
@@ -4981,7 +5135,7 @@
         <w:t xml:space="preserve">Figura 9. Cadena de pruebas de evidencia</w:t>
       </w:r>
     </w:p>
-    <w:bookmarkStart w:id="46" w:name="método-de-prueba"/>
+    <w:bookmarkStart w:id="57" w:name="método-de-prueba"/>
     <w:p>
       <w:pPr>
         <w:pStyle w:val="Heading2"/>
@@ -5058,8 +5212,8 @@
       </w:r>
       <w:r>
         <w:rPr>
+          <w:bCs/>
           <w:b/>
-          <w:bCs/>
         </w:rPr>
         <w:t xml:space="preserve">Cálculo del ejemplo</w:t>
       </w:r>
@@ -5074,8 +5228,8 @@
       </w:r>
       <w:r>
         <w:rPr>
+          <w:bCs/>
           <w:b/>
-          <w:bCs/>
         </w:rPr>
         <w:t xml:space="preserve">Lo que puede revelar</w:t>
       </w:r>
@@ -5138,11 +5292,11 @@
     </w:p>
     <w:p>
       <w:pPr>
-        <w:pStyle w:val="Compact"/>
         <w:numPr>
           <w:ilvl w:val="0"/>
           <w:numId w:val="1027"/>
         </w:numPr>
+        <w:pStyle w:val="Compact"/>
       </w:pPr>
       <w:r>
         <w:t xml:space="preserve">Calidad métrica* Siempre mostrar numerador, denominador, fecha, reglas de inclusión, propietario de datos, limitaciones, tendencia y acción. Un porcentaje verde puede ocultar una excepción severa.</w:t>
@@ -5156,11 +5310,11 @@
     </w:p>
     <w:p>
       <w:pPr>
-        <w:pStyle w:val="Compact"/>
         <w:numPr>
           <w:ilvl w:val="0"/>
           <w:numId w:val="1028"/>
         </w:numPr>
+        <w:pStyle w:val="Compact"/>
       </w:pPr>
       <w:r>
         <w:t xml:space="preserve">Herramientas de código abierto</w:t>
@@ -5172,15 +5326,15 @@
       </w:pPr>
       <w:r>
         <w:rPr>
+          <w:iCs/>
           <w:i/>
-          <w:iCs/>
         </w:rPr>
         <w:t xml:space="preserve">Las herramientas de código abierto pueden apoyar inventario, pruebas, seguridad de software, pruebas técnicas, monitoreo y remediación.</w:t>
       </w:r>
     </w:p>
-    <w:bookmarkEnd w:id="46"/>
-    <w:bookmarkEnd w:id="47"/>
-    <w:bookmarkStart w:id="76" w:name="tool-silencioso"/>
+    <w:bookmarkEnd w:id="57"/>
+    <w:bookmarkEnd w:id="58"/>
+    <w:bookmarkStart w:id="87" w:name="tool-silencioso"/>
     <w:p>
       <w:pPr>
         <w:pStyle w:val="Heading1"/>
@@ -5299,8 +5453,8 @@
       </w:pPr>
       <w:r>
         <w:rPr>
+          <w:bCs/>
           <w:b/>
-          <w:bCs/>
         </w:rPr>
         <w:t xml:space="preserve">Autorización y límites:</w:t>
       </w:r>
@@ -5317,7 +5471,7 @@
         <w:t xml:space="preserve">|. |</w:t>
       </w:r>
     </w:p>
-    <w:bookmarkStart w:id="49" w:name="ciso-assistant"/>
+    <w:bookmarkStart w:id="60" w:name="ciso-assistant"/>
     <w:p>
       <w:pPr>
         <w:pStyle w:val="Heading2"/>
@@ -5332,265 +5486,6 @@
       </w:pPr>
       <w:r>
         <w:t xml:space="preserve">Propósito: Riesgo, controles, evaluaciones, pruebas y hallazgos. Proyecto oficial:</w:t>
-      </w:r>
-      <w:r>
-        <w:t xml:space="preserve"> </w:t>
-      </w:r>
-      <w:hyperlink r:id="rId48">
-        <w:r>
-          <w:rPr>
-            <w:rStyle w:val="Hyperlink"/>
-          </w:rPr>
-          <w:t xml:space="preserve">Seguido</w:t>
-        </w:r>
-      </w:hyperlink>
-    </w:p>
-    <w:p>
-      <w:pPr>
-        <w:pStyle w:val="BodyText"/>
-      </w:pPr>
-      <w:r>
-        <w:t xml:space="preserve">Inicio rápido seguro: Crear un proyecto de alcance, definir criterios de riesgo, asignar propietarios, adjuntar pruebas revisadas, registrar hallazgos y restringir el acceso.</w:t>
-      </w:r>
-    </w:p>
-    <w:p>
-      <w:pPr>
-        <w:pStyle w:val="BodyText"/>
-      </w:pPr>
-      <w:r>
-        <w:t xml:space="preserve">Pruebas para retener: aprobación y alcance, herramienta/versión, configuración o comando, fecha, población objetivo, resultado bruto, validación analista, limitación, hallazgo, acción y retest. Acceso limitado porque los resultados pueden exponer arquitectura sensible o debilidades.</w:t>
-      </w:r>
-    </w:p>
-    <w:bookmarkEnd w:id="49"/>
-    <w:bookmarkStart w:id="50" w:name="dependency-track"/>
-    <w:p>
-      <w:pPr>
-        <w:pStyle w:val="Heading2"/>
-      </w:pPr>
-      <w:r>
-        <w:t xml:space="preserve">24.2 Dependency-Track</w:t>
-      </w:r>
-    </w:p>
-    <w:p>
-      <w:pPr>
-        <w:pStyle w:val="FirstParagraph"/>
-      </w:pPr>
-      <w:r>
-        <w:t xml:space="preserve">Objetivo: Análisis de la SBOM y vigilancia del riesgo de componentes. Proyecto oficial: [ejecutado]Dependencia-Track realizado/u título](https://dependencytrack.org/)</w:t>
-      </w:r>
-    </w:p>
-    <w:p>
-      <w:pPr>
-        <w:pStyle w:val="BodyText"/>
-      </w:pPr>
-      <w:r>
-        <w:t xml:space="preserve">Inicio rápido seguro: Importar un CycloneDX SBOM de un proyecto de laboratorio, confirmar componentes, revisar vulnerabilidad y alertas políticas, asignar acciones e importar un nuevo SBOM después de la corrección.</w:t>
-      </w:r>
-    </w:p>
-    <w:p>
-      <w:pPr>
-        <w:pStyle w:val="BodyText"/>
-      </w:pPr>
-      <w:r>
-        <w:t xml:space="preserve">Pruebas para retener: aprobación y alcance, herramienta/versión, configuración o comando, fecha, población objetivo, resultado bruto, validación analista, limitación, hallazgo, acción y retest. Acceso limitado porque los resultados pueden exponer arquitectura sensible o debilidades.</w:t>
-      </w:r>
-    </w:p>
-    <w:bookmarkEnd w:id="50"/>
-    <w:bookmarkStart w:id="52" w:name="cyclonedx"/>
-    <w:p>
-      <w:pPr>
-        <w:pStyle w:val="Heading2"/>
-      </w:pPr>
-      <w:r>
-        <w:t xml:space="preserve">24.3 CycloneDX</w:t>
-      </w:r>
-    </w:p>
-    <w:p>
-      <w:pPr>
-        <w:pStyle w:val="FirstParagraph"/>
-      </w:pPr>
-      <w:r>
-        <w:t xml:space="preserve">Propósito: Billetera de software de materiales estándar y herramientas. Proyecto oficial:</w:t>
-      </w:r>
-      <w:r>
-        <w:t xml:space="preserve"> </w:t>
-      </w:r>
-      <w:hyperlink r:id="rId51">
-        <w:r>
-          <w:rPr>
-            <w:rStyle w:val="Hyperlink"/>
-          </w:rPr>
-          <w:t xml:space="preserve">Seguido</w:t>
-        </w:r>
-      </w:hyperlink>
-    </w:p>
-    <w:p>
-      <w:pPr>
-        <w:pStyle w:val="BodyText"/>
-      </w:pPr>
-      <w:r>
-        <w:t xml:space="preserve">Inicio rápido seguro: Usar un generador oficial para el lenguaje del proyecto, crear un SBOM, validarlo, proteger metadatos sensibles y proporcionarlo a herramientas de análisis aprobadas.</w:t>
-      </w:r>
-    </w:p>
-    <w:p>
-      <w:pPr>
-        <w:pStyle w:val="BodyText"/>
-      </w:pPr>
-      <w:r>
-        <w:t xml:space="preserve">Pruebas para retener: aprobación y alcance, herramienta/versión, configuración o comando, fecha, población objetivo, resultado bruto, validación analista, limitación, hallazgo, acción y retest. Acceso limitado porque los resultados pueden exponer arquitectura sensible o debilidades.</w:t>
-      </w:r>
-    </w:p>
-    <w:bookmarkEnd w:id="52"/>
-    <w:bookmarkStart w:id="54" w:name="syft"/>
-    <w:p>
-      <w:pPr>
-        <w:pStyle w:val="Heading2"/>
-      </w:pPr>
-      <w:r>
-        <w:t xml:space="preserve">24.4 Syft</w:t>
-      </w:r>
-    </w:p>
-    <w:p>
-      <w:pPr>
-        <w:pStyle w:val="FirstParagraph"/>
-      </w:pPr>
-      <w:r>
-        <w:t xml:space="preserve">Propósito: generación SBOM para imágenes y sistemas de archivos. Proyecto oficial:</w:t>
-      </w:r>
-      <w:r>
-        <w:t xml:space="preserve"> </w:t>
-      </w:r>
-      <w:hyperlink r:id="rId53">
-        <w:r>
-          <w:rPr>
-            <w:rStyle w:val="Hyperlink"/>
-          </w:rPr>
-          <w:t xml:space="preserve">Seguido</w:t>
-        </w:r>
-      </w:hyperlink>
-    </w:p>
-    <w:p>
-      <w:pPr>
-        <w:pStyle w:val="BodyText"/>
-      </w:pPr>
-      <w:r>
-        <w:t xml:space="preserve">Inicio rápido seguro: Correr contra una imagen de laboratorio autorizada, exportar CycloneDX JSON, revisar la cobertura del paquete, grabar la versión y el comando, y almacenar el resultado de forma segura.</w:t>
-      </w:r>
-    </w:p>
-    <w:p>
-      <w:pPr>
-        <w:pStyle w:val="BodyText"/>
-      </w:pPr>
-      <w:r>
-        <w:t xml:space="preserve">Pruebas para retener: aprobación y alcance, herramienta/versión, configuración o comando, fecha, población objetivo, resultado bruto, validación analista, limitación, hallazgo, acción y retest. Acceso limitado porque los resultados pueden exponer arquitectura sensible o debilidades.</w:t>
-      </w:r>
-    </w:p>
-    <w:bookmarkEnd w:id="54"/>
-    <w:bookmarkStart w:id="56" w:name="grype"/>
-    <w:p>
-      <w:pPr>
-        <w:pStyle w:val="Heading2"/>
-      </w:pPr>
-      <w:r>
-        <w:t xml:space="preserve">24.5 Grype</w:t>
-      </w:r>
-    </w:p>
-    <w:p>
-      <w:pPr>
-        <w:pStyle w:val="FirstParagraph"/>
-      </w:pPr>
-      <w:r>
-        <w:t xml:space="preserve">Propósito: Escaneo de vulnerabilidad para imágenes y SBOMs. Proyecto oficial:</w:t>
-      </w:r>
-      <w:r>
-        <w:t xml:space="preserve"> </w:t>
-      </w:r>
-      <w:hyperlink r:id="rId55">
-        <w:r>
-          <w:rPr>
-            <w:rStyle w:val="Hyperlink"/>
-          </w:rPr>
-          <w:t xml:space="preserve">Seguido</w:t>
-        </w:r>
-      </w:hyperlink>
-    </w:p>
-    <w:p>
-      <w:pPr>
-        <w:pStyle w:val="BodyText"/>
-      </w:pPr>
-      <w:r>
-        <w:t xml:space="preserve">Comenzar rápido seguro: Escanear la imagen del laboratorio o su SBOM, validar resultados importantes, identificar versiones fijas, remediar y reescanear.</w:t>
-      </w:r>
-    </w:p>
-    <w:p>
-      <w:pPr>
-        <w:pStyle w:val="BodyText"/>
-      </w:pPr>
-      <w:r>
-        <w:t xml:space="preserve">Pruebas para retener: aprobación y alcance, herramienta/versión, configuración o comando, fecha, población objetivo, resultado bruto, validación analista, limitación, hallazgo, acción y retest. Acceso limitado porque los resultados pueden exponer arquitectura sensible o debilidades.</w:t>
-      </w:r>
-    </w:p>
-    <w:bookmarkEnd w:id="56"/>
-    <w:bookmarkStart w:id="58" w:name="trivy"/>
-    <w:p>
-      <w:pPr>
-        <w:pStyle w:val="Heading2"/>
-      </w:pPr>
-      <w:r>
-        <w:t xml:space="preserve">24.6 Trivy</w:t>
-      </w:r>
-    </w:p>
-    <w:p>
-      <w:pPr>
-        <w:pStyle w:val="FirstParagraph"/>
-      </w:pPr>
-      <w:r>
-        <w:t xml:space="preserve">Propósito: Repositorio, imagen, dependencia, secreto y cheques IaC. Proyecto oficial:</w:t>
-      </w:r>
-      <w:r>
-        <w:t xml:space="preserve"> </w:t>
-      </w:r>
-      <w:hyperlink r:id="rId57">
-        <w:r>
-          <w:rPr>
-            <w:rStyle w:val="Hyperlink"/>
-          </w:rPr>
-          <w:t xml:space="preserve">Seguido</w:t>
-        </w:r>
-      </w:hyperlink>
-    </w:p>
-    <w:p>
-      <w:pPr>
-        <w:pStyle w:val="BodyText"/>
-      </w:pPr>
-      <w:r>
-        <w:t xml:space="preserve">Inicio rápido seguro: escanear sólo repositorios o imágenes aprobados, alcance de revisión y falsos positivos, hallazgos correctos, excepciones de documentos, y rescan en CI.</w:t>
-      </w:r>
-    </w:p>
-    <w:p>
-      <w:pPr>
-        <w:pStyle w:val="BodyText"/>
-      </w:pPr>
-      <w:r>
-        <w:t xml:space="preserve">Pruebas para retener: aprobación y alcance, herramienta/versión, configuración o comando, fecha, población objetivo, resultado bruto, validación analista, limitación, hallazgo, acción y retest. Acceso limitado porque los resultados pueden exponer arquitectura sensible o debilidades.</w:t>
-      </w:r>
-    </w:p>
-    <w:bookmarkEnd w:id="58"/>
-    <w:bookmarkStart w:id="60" w:name="openssf-scorecard"/>
-    <w:p>
-      <w:pPr>
-        <w:pStyle w:val="Heading2"/>
-      </w:pPr>
-      <w:r>
-        <w:t xml:space="preserve">24.7 OpenSSF Scorecard</w:t>
-      </w:r>
-    </w:p>
-    <w:p>
-      <w:pPr>
-        <w:pStyle w:val="FirstParagraph"/>
-      </w:pPr>
-      <w:r>
-        <w:t xml:space="preserve">Propósito: Señales sobre prácticas de seguridad de proyectos de código abierto. Proyecto oficial:</w:t>
       </w:r>
       <w:r>
         <w:t xml:space="preserve"> </w:t>
@@ -5609,7 +5504,7 @@
         <w:pStyle w:val="BodyText"/>
       </w:pPr>
       <w:r>
-        <w:t xml:space="preserve">Inicio rápido seguro: Revisar un proyecto público o un repositorio autorizado, entender cada cheque, verificar las señales importantes manualmente, y no tratar la puntuación como prueba de seguridad.</w:t>
+        <w:t xml:space="preserve">Inicio rápido seguro: Crear un proyecto de alcance, definir criterios de riesgo, asignar propietarios, adjuntar pruebas revisadas, registrar hallazgos y restringir el acceso.</w:t>
       </w:r>
     </w:p>
     <w:p>
@@ -5621,13 +5516,13 @@
       </w:r>
     </w:p>
     <w:bookmarkEnd w:id="60"/>
-    <w:bookmarkStart w:id="62" w:name="guac"/>
+    <w:bookmarkStart w:id="61" w:name="dependency-track"/>
     <w:p>
       <w:pPr>
         <w:pStyle w:val="Heading2"/>
       </w:pPr>
       <w:r>
-        <w:t xml:space="preserve">24.8 GUAC</w:t>
+        <w:t xml:space="preserve">24.2 Dependency-Track</w:t>
       </w:r>
     </w:p>
     <w:p>
@@ -5635,12 +5530,46 @@
         <w:pStyle w:val="FirstParagraph"/>
       </w:pPr>
       <w:r>
-        <w:t xml:space="preserve">Propósito: Metadatos de cadena de suministro de software de Gráficos. Proyecto oficial:</w:t>
-      </w:r>
-      <w:r>
-        <w:t xml:space="preserve"> </w:t>
-      </w:r>
-      <w:hyperlink r:id="rId61">
+        <w:t xml:space="preserve">Objetivo: Análisis de la SBOM y vigilancia del riesgo de componentes. Proyecto oficial: [ejecutado]Dependencia-Track realizado/u título](https://dependencytrack.org/)</w:t>
+      </w:r>
+    </w:p>
+    <w:p>
+      <w:pPr>
+        <w:pStyle w:val="BodyText"/>
+      </w:pPr>
+      <w:r>
+        <w:t xml:space="preserve">Inicio rápido seguro: Importar un CycloneDX SBOM de un proyecto de laboratorio, confirmar componentes, revisar vulnerabilidad y alertas políticas, asignar acciones e importar un nuevo SBOM después de la corrección.</w:t>
+      </w:r>
+    </w:p>
+    <w:p>
+      <w:pPr>
+        <w:pStyle w:val="BodyText"/>
+      </w:pPr>
+      <w:r>
+        <w:t xml:space="preserve">Pruebas para retener: aprobación y alcance, herramienta/versión, configuración o comando, fecha, población objetivo, resultado bruto, validación analista, limitación, hallazgo, acción y retest. Acceso limitado porque los resultados pueden exponer arquitectura sensible o debilidades.</w:t>
+      </w:r>
+    </w:p>
+    <w:bookmarkEnd w:id="61"/>
+    <w:bookmarkStart w:id="63" w:name="cyclonedx"/>
+    <w:p>
+      <w:pPr>
+        <w:pStyle w:val="Heading2"/>
+      </w:pPr>
+      <w:r>
+        <w:t xml:space="preserve">24.3 CycloneDX</w:t>
+      </w:r>
+    </w:p>
+    <w:p>
+      <w:pPr>
+        <w:pStyle w:val="FirstParagraph"/>
+      </w:pPr>
+      <w:r>
+        <w:t xml:space="preserve">Propósito: Billetera de software de materiales estándar y herramientas. Proyecto oficial:</w:t>
+      </w:r>
+      <w:r>
+        <w:t xml:space="preserve"> </w:t>
+      </w:r>
+      <w:hyperlink r:id="rId62">
         <w:r>
           <w:rPr>
             <w:rStyle w:val="Hyperlink"/>
@@ -5654,7 +5583,7 @@
         <w:pStyle w:val="BodyText"/>
       </w:pPr>
       <w:r>
-        <w:t xml:space="preserve">Comienzo rápido seguro: Cargue el SBOM aprobado y metadatos de vulnerabilidad en un laboratorio, relaciones de componentes de consulta, verifique la procedencia y proteja el gráfico, ya que puede revelar la arquitectura.</w:t>
+        <w:t xml:space="preserve">Inicio rápido seguro: Usar un generador oficial para el lenguaje del proyecto, crear un SBOM, validarlo, proteger metadatos sensibles y proporcionarlo a herramientas de análisis aprobadas.</w:t>
       </w:r>
     </w:p>
     <w:p>
@@ -5665,14 +5594,14 @@
         <w:t xml:space="preserve">Pruebas para retener: aprobación y alcance, herramienta/versión, configuración o comando, fecha, población objetivo, resultado bruto, validación analista, limitación, hallazgo, acción y retest. Acceso limitado porque los resultados pueden exponer arquitectura sensible o debilidades.</w:t>
       </w:r>
     </w:p>
-    <w:bookmarkEnd w:id="62"/>
-    <w:bookmarkStart w:id="63" w:name="osv-scanner"/>
+    <w:bookmarkEnd w:id="63"/>
+    <w:bookmarkStart w:id="65" w:name="syft"/>
     <w:p>
       <w:pPr>
         <w:pStyle w:val="Heading2"/>
       </w:pPr>
       <w:r>
-        <w:t xml:space="preserve">24.9 OSV-Scanner</w:t>
+        <w:t xml:space="preserve">24.4 Syft</w:t>
       </w:r>
     </w:p>
     <w:p>
@@ -5680,41 +5609,7 @@
         <w:pStyle w:val="FirstParagraph"/>
       </w:pPr>
       <w:r>
-        <w:t xml:space="preserve">Propósito: Comprobación de vulnerabilidad conocida para dependencias. Proyecto oficial: [ejecutado]o(https://google.github.io/osv-scanner/)</w:t>
-      </w:r>
-    </w:p>
-    <w:p>
-      <w:pPr>
-        <w:pStyle w:val="BodyText"/>
-      </w:pPr>
-      <w:r>
-        <w:t xml:space="preserve">Inicio rápido seguro: Escanear un fichero de bloqueo autorizado, repositorio, imagen o SBOM; validar la aplicabilidad; actualizar o mitigar; y preservar los resultados antes y después.</w:t>
-      </w:r>
-    </w:p>
-    <w:p>
-      <w:pPr>
-        <w:pStyle w:val="BodyText"/>
-      </w:pPr>
-      <w:r>
-        <w:t xml:space="preserve">Pruebas para retener: aprobación y alcance, herramienta/versión, configuración o comando, fecha, población objetivo, resultado bruto, validación analista, limitación, hallazgo, acción y retest. Acceso limitado porque los resultados pueden exponer arquitectura sensible o debilidades.</w:t>
-      </w:r>
-    </w:p>
-    <w:bookmarkEnd w:id="63"/>
-    <w:bookmarkStart w:id="65" w:name="defectodojo"/>
-    <w:p>
-      <w:pPr>
-        <w:pStyle w:val="Heading2"/>
-      </w:pPr>
-      <w:r>
-        <w:t xml:space="preserve">24.10 DefectoDojo</w:t>
-      </w:r>
-    </w:p>
-    <w:p>
-      <w:pPr>
-        <w:pStyle w:val="FirstParagraph"/>
-      </w:pPr>
-      <w:r>
-        <w:t xml:space="preserve">Propósito: Encontrar ingesta, deduplicación, remediación y retest. Proyecto oficial:</w:t>
+        <w:t xml:space="preserve">Propósito: generación SBOM para imágenes y sistemas de archivos. Proyecto oficial:</w:t>
       </w:r>
       <w:r>
         <w:t xml:space="preserve"> </w:t>
@@ -5733,7 +5628,7 @@
         <w:pStyle w:val="BodyText"/>
       </w:pPr>
       <w:r>
-        <w:t xml:space="preserve">Inicio rápido seguro: Crear un compromiso de prueba, importar resultados seguros, validar la deduplicación, asignar propietarios y fechas debidas, adjuntar prueba y cerrar sólo después de la prueba.</w:t>
+        <w:t xml:space="preserve">Inicio rápido seguro: Correr contra una imagen de laboratorio autorizada, exportar CycloneDX JSON, revisar la cobertura del paquete, grabar la versión y el comando, y almacenar el resultado de forma segura.</w:t>
       </w:r>
     </w:p>
     <w:p>
@@ -5745,13 +5640,13 @@
       </w:r>
     </w:p>
     <w:bookmarkEnd w:id="65"/>
-    <w:bookmarkStart w:id="67" w:name="wazuh"/>
+    <w:bookmarkStart w:id="67" w:name="grype"/>
     <w:p>
       <w:pPr>
         <w:pStyle w:val="Heading2"/>
       </w:pPr>
       <w:r>
-        <w:t xml:space="preserve">24.11 Wazuh</w:t>
+        <w:t xml:space="preserve">24.5 Grype</w:t>
       </w:r>
     </w:p>
     <w:p>
@@ -5759,7 +5654,7 @@
         <w:pStyle w:val="FirstParagraph"/>
       </w:pPr>
       <w:r>
-        <w:t xml:space="preserve">Propósito: Supervisión de puntos finales, integridad de archivos, análisis de registros y alertas. Proyecto oficial:</w:t>
+        <w:t xml:space="preserve">Propósito: Escaneo de vulnerabilidad para imágenes y SBOMs. Proyecto oficial:</w:t>
       </w:r>
       <w:r>
         <w:t xml:space="preserve"> </w:t>
@@ -5778,7 +5673,7 @@
         <w:pStyle w:val="BodyText"/>
       </w:pPr>
       <w:r>
-        <w:t xml:space="preserve">Inicio rápido seguro: Inscribir un punto final de laboratorio, producir un evento de prueba inofensivo, confirmar la recogida y alerta, investigar, y retener la cobertura y evidencia de respuesta.</w:t>
+        <w:t xml:space="preserve">Comenzar rápido seguro: Escanear la imagen del laboratorio o su SBOM, validar resultados importantes, identificar versiones fijas, remediar y reescanear.</w:t>
       </w:r>
     </w:p>
     <w:p>
@@ -5790,13 +5685,13 @@
       </w:r>
     </w:p>
     <w:bookmarkEnd w:id="67"/>
-    <w:bookmarkStart w:id="69" w:name="keycloak"/>
+    <w:bookmarkStart w:id="69" w:name="trivy"/>
     <w:p>
       <w:pPr>
         <w:pStyle w:val="Heading2"/>
       </w:pPr>
       <w:r>
-        <w:t xml:space="preserve">24.12 Keycloak</w:t>
+        <w:t xml:space="preserve">24.6 Trivy</w:t>
       </w:r>
     </w:p>
     <w:p>
@@ -5804,7 +5699,7 @@
         <w:pStyle w:val="FirstParagraph"/>
       </w:pPr>
       <w:r>
-        <w:t xml:space="preserve">Propósito: Identidad, roles, MFA, sesiones y eventos. Proyecto oficial:</w:t>
+        <w:t xml:space="preserve">Propósito: Repositorio, imagen, dependencia, secreto y cheques IaC. Proyecto oficial:</w:t>
       </w:r>
       <w:r>
         <w:t xml:space="preserve"> </w:t>
@@ -5823,7 +5718,7 @@
         <w:pStyle w:val="BodyText"/>
       </w:pPr>
       <w:r>
-        <w:t xml:space="preserve">Comenzar rápido seguro: Crear un reino de laboratorio, configurar roles y MFA, probar casos de conexión a Internet y expiración de acceso a proveedores, luego revisar eventos.</w:t>
+        <w:t xml:space="preserve">Inicio rápido seguro: escanear sólo repositorios o imágenes aprobados, alcance de revisión y falsos positivos, hallazgos correctos, excepciones de documentos, y rescan en CI.</w:t>
       </w:r>
     </w:p>
     <w:p>
@@ -5835,13 +5730,13 @@
       </w:r>
     </w:p>
     <w:bookmarkEnd w:id="69"/>
-    <w:bookmarkStart w:id="70" w:name="owasp-zap"/>
+    <w:bookmarkStart w:id="71" w:name="openssf-scorecard"/>
     <w:p>
       <w:pPr>
         <w:pStyle w:val="Heading2"/>
       </w:pPr>
       <w:r>
-        <w:t xml:space="preserve">24.13 OWASP ZAP</w:t>
+        <w:t xml:space="preserve">24.7 OpenSSF Scorecard</w:t>
       </w:r>
     </w:p>
     <w:p>
@@ -5849,15 +5744,26 @@
         <w:pStyle w:val="FirstParagraph"/>
       </w:pPr>
       <w:r>
-        <w:t xml:space="preserve">Propósito: Pruebas de aplicación web autorizadas. Proyecto oficial: [Seguido] (https://www.zaproxy.org/)</w:t>
-      </w:r>
-    </w:p>
-    <w:p>
-      <w:pPr>
-        <w:pStyle w:val="BodyText"/>
-      </w:pPr>
-      <w:r>
-        <w:t xml:space="preserve">Comenzar rápido seguro: Usar una aplicación de entrenamiento, tráfico proxy, arrastrar pasivamente, utilizar el escaneo activo sólo con aprobación escrita, validar hallazgos, fijar y retest.</w:t>
+        <w:t xml:space="preserve">Propósito: Señales sobre prácticas de seguridad de proyectos de código abierto. Proyecto oficial:</w:t>
+      </w:r>
+      <w:r>
+        <w:t xml:space="preserve"> </w:t>
+      </w:r>
+      <w:hyperlink r:id="rId70">
+        <w:r>
+          <w:rPr>
+            <w:rStyle w:val="Hyperlink"/>
+          </w:rPr>
+          <w:t xml:space="preserve">Seguido</w:t>
+        </w:r>
+      </w:hyperlink>
+    </w:p>
+    <w:p>
+      <w:pPr>
+        <w:pStyle w:val="BodyText"/>
+      </w:pPr>
+      <w:r>
+        <w:t xml:space="preserve">Inicio rápido seguro: Revisar un proyecto público o un repositorio autorizado, entender cada cheque, verificar las señales importantes manualmente, y no tratar la puntuación como prueba de seguridad.</w:t>
       </w:r>
     </w:p>
     <w:p>
@@ -5868,14 +5774,14 @@
         <w:t xml:space="preserve">Pruebas para retener: aprobación y alcance, herramienta/versión, configuración o comando, fecha, población objetivo, resultado bruto, validación analista, limitación, hallazgo, acción y retest. Acceso limitado porque los resultados pueden exponer arquitectura sensible o debilidades.</w:t>
       </w:r>
     </w:p>
-    <w:bookmarkEnd w:id="70"/>
-    <w:bookmarkStart w:id="71" w:name="greenbone-community-edition"/>
+    <w:bookmarkEnd w:id="71"/>
+    <w:bookmarkStart w:id="73" w:name="guac"/>
     <w:p>
       <w:pPr>
         <w:pStyle w:val="Heading2"/>
       </w:pPr>
       <w:r>
-        <w:t xml:space="preserve">24.14 Greenbone Community Edition</w:t>
+        <w:t xml:space="preserve">24.8 GUAC</w:t>
       </w:r>
     </w:p>
     <w:p>
@@ -5883,41 +5789,7 @@
         <w:pStyle w:val="FirstParagraph"/>
       </w:pPr>
       <w:r>
-        <w:t xml:space="preserve">Objetivo: Evaluación autorizada de la vulnerabilidad. Proyecto oficial: [ejecutado]Greenbone Community Edition (10)(https://greenbone.github.io/docs/latest/)</w:t>
-      </w:r>
-    </w:p>
-    <w:p>
-      <w:pPr>
-        <w:pStyle w:val="BodyText"/>
-      </w:pPr>
-      <w:r>
-        <w:t xml:space="preserve">Inicio rápido seguro: Actualizar los alimentos, definir los objetivos de laboratorio aprobados, utilizar credenciales seguras, revisar la cobertura, validar los hallazgos, corregir y cambiar.</w:t>
-      </w:r>
-    </w:p>
-    <w:p>
-      <w:pPr>
-        <w:pStyle w:val="BodyText"/>
-      </w:pPr>
-      <w:r>
-        <w:t xml:space="preserve">Pruebas para retener: aprobación y alcance, herramienta/versión, configuración o comando, fecha, población objetivo, resultado bruto, validación analista, limitación, hallazgo, acción y retest. Acceso limitado porque los resultados pueden exponer arquitectura sensible o debilidades.</w:t>
-      </w:r>
-    </w:p>
-    <w:bookmarkEnd w:id="71"/>
-    <w:bookmarkStart w:id="73" w:name="nmap"/>
-    <w:p>
-      <w:pPr>
-        <w:pStyle w:val="Heading2"/>
-      </w:pPr>
-      <w:r>
-        <w:t xml:space="preserve">24.15 Nmap</w:t>
-      </w:r>
-    </w:p>
-    <w:p>
-      <w:pPr>
-        <w:pStyle w:val="FirstParagraph"/>
-      </w:pPr>
-      <w:r>
-        <w:t xml:space="preserve">Propósito: Servicio autorizado y descubrimiento de activos. Proyecto oficial:</w:t>
+        <w:t xml:space="preserve">Propósito: Metadatos de cadena de suministro de software de Gráficos. Proyecto oficial:</w:t>
       </w:r>
       <w:r>
         <w:t xml:space="preserve"> </w:t>
@@ -5936,7 +5808,7 @@
         <w:pStyle w:val="BodyText"/>
       </w:pPr>
       <w:r>
-        <w:t xml:space="preserve">Comenzar rápido seguro: Escanear sólo rangos escritos con opciones limitadas, comparar resultados con inventario, investigar servicios desconocidos, y preservar el alcance y la evidencia de comando.</w:t>
+        <w:t xml:space="preserve">Comienzo rápido seguro: Cargue el SBOM aprobado y metadatos de vulnerabilidad en un laboratorio, relaciones de componentes de consulta, verifique la procedencia y proteja el gráfico, ya que puede revelar la arquitectura.</w:t>
       </w:r>
     </w:p>
     <w:p>
@@ -5948,13 +5820,13 @@
       </w:r>
     </w:p>
     <w:bookmarkEnd w:id="73"/>
-    <w:bookmarkStart w:id="75" w:name="open-policy-agent"/>
+    <w:bookmarkStart w:id="74" w:name="osv-scanner"/>
     <w:p>
       <w:pPr>
         <w:pStyle w:val="Heading2"/>
       </w:pPr>
       <w:r>
-        <w:t xml:space="preserve">24.16 Open Policy Agent</w:t>
+        <w:t xml:space="preserve">24.9 OSV-Scanner</w:t>
       </w:r>
     </w:p>
     <w:p>
@@ -5962,12 +5834,46 @@
         <w:pStyle w:val="FirstParagraph"/>
       </w:pPr>
       <w:r>
-        <w:t xml:space="preserve">Objetivo: Decisiones de política como código. Proyecto oficial:</w:t>
-      </w:r>
-      <w:r>
-        <w:t xml:space="preserve"> </w:t>
-      </w:r>
-      <w:hyperlink r:id="rId74">
+        <w:t xml:space="preserve">Propósito: Comprobación de vulnerabilidad conocida para dependencias. Proyecto oficial: [ejecutado]o(https://google.github.io/osv-scanner/)</w:t>
+      </w:r>
+    </w:p>
+    <w:p>
+      <w:pPr>
+        <w:pStyle w:val="BodyText"/>
+      </w:pPr>
+      <w:r>
+        <w:t xml:space="preserve">Inicio rápido seguro: Escanear un fichero de bloqueo autorizado, repositorio, imagen o SBOM; validar la aplicabilidad; actualizar o mitigar; y preservar los resultados antes y después.</w:t>
+      </w:r>
+    </w:p>
+    <w:p>
+      <w:pPr>
+        <w:pStyle w:val="BodyText"/>
+      </w:pPr>
+      <w:r>
+        <w:t xml:space="preserve">Pruebas para retener: aprobación y alcance, herramienta/versión, configuración o comando, fecha, población objetivo, resultado bruto, validación analista, limitación, hallazgo, acción y retest. Acceso limitado porque los resultados pueden exponer arquitectura sensible o debilidades.</w:t>
+      </w:r>
+    </w:p>
+    <w:bookmarkEnd w:id="74"/>
+    <w:bookmarkStart w:id="76" w:name="defectodojo"/>
+    <w:p>
+      <w:pPr>
+        <w:pStyle w:val="Heading2"/>
+      </w:pPr>
+      <w:r>
+        <w:t xml:space="preserve">24.10 DefectoDojo</w:t>
+      </w:r>
+    </w:p>
+    <w:p>
+      <w:pPr>
+        <w:pStyle w:val="FirstParagraph"/>
+      </w:pPr>
+      <w:r>
+        <w:t xml:space="preserve">Propósito: Encontrar ingesta, deduplicación, remediación y retest. Proyecto oficial:</w:t>
+      </w:r>
+      <w:r>
+        <w:t xml:space="preserve"> </w:t>
+      </w:r>
+      <w:hyperlink r:id="rId75">
         <w:r>
           <w:rPr>
             <w:rStyle w:val="Hyperlink"/>
@@ -5981,6 +5887,254 @@
         <w:pStyle w:val="BodyText"/>
       </w:pPr>
       <w:r>
+        <w:t xml:space="preserve">Inicio rápido seguro: Crear un compromiso de prueba, importar resultados seguros, validar la deduplicación, asignar propietarios y fechas debidas, adjuntar prueba y cerrar sólo después de la prueba.</w:t>
+      </w:r>
+    </w:p>
+    <w:p>
+      <w:pPr>
+        <w:pStyle w:val="BodyText"/>
+      </w:pPr>
+      <w:r>
+        <w:t xml:space="preserve">Pruebas para retener: aprobación y alcance, herramienta/versión, configuración o comando, fecha, población objetivo, resultado bruto, validación analista, limitación, hallazgo, acción y retest. Acceso limitado porque los resultados pueden exponer arquitectura sensible o debilidades.</w:t>
+      </w:r>
+    </w:p>
+    <w:bookmarkEnd w:id="76"/>
+    <w:bookmarkStart w:id="78" w:name="wazuh"/>
+    <w:p>
+      <w:pPr>
+        <w:pStyle w:val="Heading2"/>
+      </w:pPr>
+      <w:r>
+        <w:t xml:space="preserve">24.11 Wazuh</w:t>
+      </w:r>
+    </w:p>
+    <w:p>
+      <w:pPr>
+        <w:pStyle w:val="FirstParagraph"/>
+      </w:pPr>
+      <w:r>
+        <w:t xml:space="preserve">Propósito: Supervisión de puntos finales, integridad de archivos, análisis de registros y alertas. Proyecto oficial:</w:t>
+      </w:r>
+      <w:r>
+        <w:t xml:space="preserve"> </w:t>
+      </w:r>
+      <w:hyperlink r:id="rId77">
+        <w:r>
+          <w:rPr>
+            <w:rStyle w:val="Hyperlink"/>
+          </w:rPr>
+          <w:t xml:space="preserve">Seguido</w:t>
+        </w:r>
+      </w:hyperlink>
+    </w:p>
+    <w:p>
+      <w:pPr>
+        <w:pStyle w:val="BodyText"/>
+      </w:pPr>
+      <w:r>
+        <w:t xml:space="preserve">Inicio rápido seguro: Inscribir un punto final de laboratorio, producir un evento de prueba inofensivo, confirmar la recogida y alerta, investigar, y retener la cobertura y evidencia de respuesta.</w:t>
+      </w:r>
+    </w:p>
+    <w:p>
+      <w:pPr>
+        <w:pStyle w:val="BodyText"/>
+      </w:pPr>
+      <w:r>
+        <w:t xml:space="preserve">Pruebas para retener: aprobación y alcance, herramienta/versión, configuración o comando, fecha, población objetivo, resultado bruto, validación analista, limitación, hallazgo, acción y retest. Acceso limitado porque los resultados pueden exponer arquitectura sensible o debilidades.</w:t>
+      </w:r>
+    </w:p>
+    <w:bookmarkEnd w:id="78"/>
+    <w:bookmarkStart w:id="80" w:name="keycloak"/>
+    <w:p>
+      <w:pPr>
+        <w:pStyle w:val="Heading2"/>
+      </w:pPr>
+      <w:r>
+        <w:t xml:space="preserve">24.12 Keycloak</w:t>
+      </w:r>
+    </w:p>
+    <w:p>
+      <w:pPr>
+        <w:pStyle w:val="FirstParagraph"/>
+      </w:pPr>
+      <w:r>
+        <w:t xml:space="preserve">Propósito: Identidad, roles, MFA, sesiones y eventos. Proyecto oficial:</w:t>
+      </w:r>
+      <w:r>
+        <w:t xml:space="preserve"> </w:t>
+      </w:r>
+      <w:hyperlink r:id="rId79">
+        <w:r>
+          <w:rPr>
+            <w:rStyle w:val="Hyperlink"/>
+          </w:rPr>
+          <w:t xml:space="preserve">Seguido</w:t>
+        </w:r>
+      </w:hyperlink>
+    </w:p>
+    <w:p>
+      <w:pPr>
+        <w:pStyle w:val="BodyText"/>
+      </w:pPr>
+      <w:r>
+        <w:t xml:space="preserve">Comenzar rápido seguro: Crear un reino de laboratorio, configurar roles y MFA, probar casos de conexión a Internet y expiración de acceso a proveedores, luego revisar eventos.</w:t>
+      </w:r>
+    </w:p>
+    <w:p>
+      <w:pPr>
+        <w:pStyle w:val="BodyText"/>
+      </w:pPr>
+      <w:r>
+        <w:t xml:space="preserve">Pruebas para retener: aprobación y alcance, herramienta/versión, configuración o comando, fecha, población objetivo, resultado bruto, validación analista, limitación, hallazgo, acción y retest. Acceso limitado porque los resultados pueden exponer arquitectura sensible o debilidades.</w:t>
+      </w:r>
+    </w:p>
+    <w:bookmarkEnd w:id="80"/>
+    <w:bookmarkStart w:id="81" w:name="owasp-zap"/>
+    <w:p>
+      <w:pPr>
+        <w:pStyle w:val="Heading2"/>
+      </w:pPr>
+      <w:r>
+        <w:t xml:space="preserve">24.13 OWASP ZAP</w:t>
+      </w:r>
+    </w:p>
+    <w:p>
+      <w:pPr>
+        <w:pStyle w:val="FirstParagraph"/>
+      </w:pPr>
+      <w:r>
+        <w:t xml:space="preserve">Propósito: Pruebas de aplicación web autorizadas. Proyecto oficial: [Seguido] (https://www.zaproxy.org/)</w:t>
+      </w:r>
+    </w:p>
+    <w:p>
+      <w:pPr>
+        <w:pStyle w:val="BodyText"/>
+      </w:pPr>
+      <w:r>
+        <w:t xml:space="preserve">Comenzar rápido seguro: Usar una aplicación de entrenamiento, tráfico proxy, arrastrar pasivamente, utilizar el escaneo activo sólo con aprobación escrita, validar hallazgos, fijar y retest.</w:t>
+      </w:r>
+    </w:p>
+    <w:p>
+      <w:pPr>
+        <w:pStyle w:val="BodyText"/>
+      </w:pPr>
+      <w:r>
+        <w:t xml:space="preserve">Pruebas para retener: aprobación y alcance, herramienta/versión, configuración o comando, fecha, población objetivo, resultado bruto, validación analista, limitación, hallazgo, acción y retest. Acceso limitado porque los resultados pueden exponer arquitectura sensible o debilidades.</w:t>
+      </w:r>
+    </w:p>
+    <w:bookmarkEnd w:id="81"/>
+    <w:bookmarkStart w:id="82" w:name="greenbone-community-edition"/>
+    <w:p>
+      <w:pPr>
+        <w:pStyle w:val="Heading2"/>
+      </w:pPr>
+      <w:r>
+        <w:t xml:space="preserve">24.14 Greenbone Community Edition</w:t>
+      </w:r>
+    </w:p>
+    <w:p>
+      <w:pPr>
+        <w:pStyle w:val="FirstParagraph"/>
+      </w:pPr>
+      <w:r>
+        <w:t xml:space="preserve">Objetivo: Evaluación autorizada de la vulnerabilidad. Proyecto oficial: [ejecutado]Greenbone Community Edition (10)(https://greenbone.github.io/docs/latest/)</w:t>
+      </w:r>
+    </w:p>
+    <w:p>
+      <w:pPr>
+        <w:pStyle w:val="BodyText"/>
+      </w:pPr>
+      <w:r>
+        <w:t xml:space="preserve">Inicio rápido seguro: Actualizar los alimentos, definir los objetivos de laboratorio aprobados, utilizar credenciales seguras, revisar la cobertura, validar los hallazgos, corregir y cambiar.</w:t>
+      </w:r>
+    </w:p>
+    <w:p>
+      <w:pPr>
+        <w:pStyle w:val="BodyText"/>
+      </w:pPr>
+      <w:r>
+        <w:t xml:space="preserve">Pruebas para retener: aprobación y alcance, herramienta/versión, configuración o comando, fecha, población objetivo, resultado bruto, validación analista, limitación, hallazgo, acción y retest. Acceso limitado porque los resultados pueden exponer arquitectura sensible o debilidades.</w:t>
+      </w:r>
+    </w:p>
+    <w:bookmarkEnd w:id="82"/>
+    <w:bookmarkStart w:id="84" w:name="nmap"/>
+    <w:p>
+      <w:pPr>
+        <w:pStyle w:val="Heading2"/>
+      </w:pPr>
+      <w:r>
+        <w:t xml:space="preserve">24.15 Nmap</w:t>
+      </w:r>
+    </w:p>
+    <w:p>
+      <w:pPr>
+        <w:pStyle w:val="FirstParagraph"/>
+      </w:pPr>
+      <w:r>
+        <w:t xml:space="preserve">Propósito: Servicio autorizado y descubrimiento de activos. Proyecto oficial:</w:t>
+      </w:r>
+      <w:r>
+        <w:t xml:space="preserve"> </w:t>
+      </w:r>
+      <w:hyperlink r:id="rId83">
+        <w:r>
+          <w:rPr>
+            <w:rStyle w:val="Hyperlink"/>
+          </w:rPr>
+          <w:t xml:space="preserve">Seguido</w:t>
+        </w:r>
+      </w:hyperlink>
+    </w:p>
+    <w:p>
+      <w:pPr>
+        <w:pStyle w:val="BodyText"/>
+      </w:pPr>
+      <w:r>
+        <w:t xml:space="preserve">Comenzar rápido seguro: Escanear sólo rangos escritos con opciones limitadas, comparar resultados con inventario, investigar servicios desconocidos, y preservar el alcance y la evidencia de comando.</w:t>
+      </w:r>
+    </w:p>
+    <w:p>
+      <w:pPr>
+        <w:pStyle w:val="BodyText"/>
+      </w:pPr>
+      <w:r>
+        <w:t xml:space="preserve">Pruebas para retener: aprobación y alcance, herramienta/versión, configuración o comando, fecha, población objetivo, resultado bruto, validación analista, limitación, hallazgo, acción y retest. Acceso limitado porque los resultados pueden exponer arquitectura sensible o debilidades.</w:t>
+      </w:r>
+    </w:p>
+    <w:bookmarkEnd w:id="84"/>
+    <w:bookmarkStart w:id="86" w:name="open-policy-agent"/>
+    <w:p>
+      <w:pPr>
+        <w:pStyle w:val="Heading2"/>
+      </w:pPr>
+      <w:r>
+        <w:t xml:space="preserve">24.16 Open Policy Agent</w:t>
+      </w:r>
+    </w:p>
+    <w:p>
+      <w:pPr>
+        <w:pStyle w:val="FirstParagraph"/>
+      </w:pPr>
+      <w:r>
+        <w:t xml:space="preserve">Objetivo: Decisiones de política como código. Proyecto oficial:</w:t>
+      </w:r>
+      <w:r>
+        <w:t xml:space="preserve"> </w:t>
+      </w:r>
+      <w:hyperlink r:id="rId85">
+        <w:r>
+          <w:rPr>
+            <w:rStyle w:val="Hyperlink"/>
+          </w:rPr>
+          <w:t xml:space="preserve">Seguido</w:t>
+        </w:r>
+      </w:hyperlink>
+    </w:p>
+    <w:p>
+      <w:pPr>
+        <w:pStyle w:val="BodyText"/>
+      </w:pPr>
+      <w:r>
         <w:t xml:space="preserve">Inicio rápido seguro: Escribir una pequeña política de laboratorio para un atributo de proveedor aprobado, probar permitir y negar casos, cambios de revisión entre pares, decisiones de registro y mantener la aprobación de la excepción humana.</w:t>
       </w:r>
     </w:p>
@@ -5992,9 +6146,9 @@
         <w:t xml:space="preserve">Pruebas para retener: aprobación y alcance, herramienta/versión, configuración o comando, fecha, población objetivo, resultado bruto, validación analista, limitación, hallazgo, acción y retest. Acceso limitado porque los resultados pueden exponer arquitectura sensible o debilidades.</w:t>
       </w:r>
     </w:p>
-    <w:bookmarkEnd w:id="75"/>
-    <w:bookmarkEnd w:id="76"/>
-    <w:bookmarkStart w:id="78" w:name="manual-de-tprm-para-gerentes"/>
+    <w:bookmarkEnd w:id="86"/>
+    <w:bookmarkEnd w:id="87"/>
+    <w:bookmarkStart w:id="89" w:name="manual-de-tprm-para-gerentes"/>
     <w:p>
       <w:pPr>
         <w:pStyle w:val="Heading1"/>
@@ -6009,8 +6163,8 @@
       </w:pPr>
       <w:r>
         <w:rPr>
+          <w:iCs/>
           <w:i/>
-          <w:iCs/>
         </w:rPr>
         <w:t xml:space="preserve">Los administradores hacen que el programa sea real estableciendo prioridades, resolviendo conflictos, financiando tratamiento y desafiando pruebas</w:t>
       </w:r>
@@ -6024,8 +6178,8 @@
       </w:pPr>
       <w:r>
         <w:rPr>
+          <w:bCs/>
           <w:b/>
-          <w:bCs/>
         </w:rPr>
         <w:t xml:space="preserve">Área del panel</w:t>
       </w:r>
@@ -6040,8 +6194,8 @@
       </w:r>
       <w:r>
         <w:rPr>
+          <w:bCs/>
           <w:b/>
-          <w:bCs/>
         </w:rPr>
         <w:t xml:space="preserve">Pregunta principal</w:t>
       </w:r>
@@ -6100,7 +6254,7 @@
         <w:t xml:space="preserve">¿Podemos recuperar datos y reemplazar el servicio a tiempo? | No hay ruta de exportación, alternativa o eliminación probada</w:t>
       </w:r>
     </w:p>
-    <w:bookmarkStart w:id="77" w:name="gestor-de-ritmo-operativo"/>
+    <w:bookmarkStart w:id="88" w:name="gestor-de-ritmo-operativo"/>
     <w:p>
       <w:pPr>
         <w:pStyle w:val="Heading2"/>
@@ -6147,8 +6301,8 @@
       </w:pPr>
       <w:r>
         <w:rPr>
+          <w:bCs/>
           <w:b/>
-          <w:bCs/>
         </w:rPr>
         <w:t xml:space="preserve">Preguntas que importan:</w:t>
       </w:r>
@@ -6165,9 +6319,9 @@
         <w:t xml:space="preserve">|. |</w:t>
       </w:r>
     </w:p>
-    <w:bookmarkEnd w:id="77"/>
-    <w:bookmarkEnd w:id="78"/>
-    <w:bookmarkStart w:id="81" w:name="junior-analyst-career-guide"/>
+    <w:bookmarkEnd w:id="88"/>
+    <w:bookmarkEnd w:id="89"/>
+    <w:bookmarkStart w:id="92" w:name="junior-analyst-career-guide"/>
     <w:p>
       <w:pPr>
         <w:pStyle w:val="Heading1"/>
@@ -6182,8 +6336,8 @@
       </w:pPr>
       <w:r>
         <w:rPr>
+          <w:iCs/>
           <w:i/>
-          <w:iCs/>
         </w:rPr>
         <w:t xml:space="preserve">Los analistas de Junior crean valor produciendo inventarios precisos, exámenes de evidencia, hallazgos y seguimiento.</w:t>
       </w:r>
@@ -6196,7 +6350,13 @@
         <w:t xml:space="preserve">■img src=</w:t>
       </w:r>
       <w:r>
-        <w:t xml:space="preserve">“media/image10.png”</w:t>
+        <w:t xml:space="preserve">“</w:t>
+      </w:r>
+      <w:r>
+        <w:t xml:space="preserve">media/image10.png</w:t>
+      </w:r>
+      <w:r>
+        <w:t xml:space="preserve">”</w:t>
       </w:r>
       <w:r>
         <w:t xml:space="preserve"> </w:t>
@@ -6205,7 +6365,13 @@
         <w:t xml:space="preserve">estilo=</w:t>
       </w:r>
       <w:r>
-        <w:t xml:space="preserve">“width:6.15in;height:3.39605in”</w:t>
+        <w:t xml:space="preserve">“</w:t>
+      </w:r>
+      <w:r>
+        <w:t xml:space="preserve">width:6.15in;height:3.39605in</w:t>
+      </w:r>
+      <w:r>
+        <w:t xml:space="preserve">”</w:t>
       </w:r>
       <w:r>
         <w:t xml:space="preserve"> </w:t>
@@ -6214,7 +6380,13 @@
         <w:t xml:space="preserve">alt=</w:t>
       </w:r>
       <w:r>
-        <w:t xml:space="preserve">“Trabajo cuidado y limitaciones honestas construyen una cartera y confianza profesional.”</w:t>
+        <w:t xml:space="preserve">“</w:t>
+      </w:r>
+      <w:r>
+        <w:t xml:space="preserve">Trabajo cuidado y limitaciones honestas construyen una cartera y confianza profesional.</w:t>
+      </w:r>
+      <w:r>
+        <w:t xml:space="preserve">”</w:t>
       </w:r>
       <w:r>
         <w:t xml:space="preserve"> </w:t>
@@ -6231,7 +6403,7 @@
         <w:t xml:space="preserve">Gráfico 10 Júnior TPRM analista</w:t>
       </w:r>
     </w:p>
-    <w:bookmarkStart w:id="79" w:name="títulos-de-trabajo-comunes"/>
+    <w:bookmarkStart w:id="90" w:name="títulos-de-trabajo-comunes"/>
     <w:p>
       <w:pPr>
         <w:pStyle w:val="Heading2"/>
@@ -6304,8 +6476,8 @@
         <w:t xml:space="preserve">Analista de cadena de suministro de software</w:t>
       </w:r>
     </w:p>
-    <w:bookmarkEnd w:id="79"/>
-    <w:bookmarkStart w:id="80" w:name="típico-trabajo-junior"/>
+    <w:bookmarkEnd w:id="90"/>
+    <w:bookmarkStart w:id="91" w:name="típico-trabajo-junior"/>
     <w:p>
       <w:pPr>
         <w:pStyle w:val="Heading2"/>
@@ -6434,9 +6606,9 @@
         <w:t xml:space="preserve">← Ética ← Autorización escrita, datos sintéticos, redes y limitaciones honestas</w:t>
       </w:r>
     </w:p>
-    <w:bookmarkEnd w:id="80"/>
-    <w:bookmarkEnd w:id="81"/>
-    <w:bookmarkStart w:id="93" w:name="laboratorio-ficcional-y-portfolio"/>
+    <w:bookmarkEnd w:id="91"/>
+    <w:bookmarkEnd w:id="92"/>
+    <w:bookmarkStart w:id="104" w:name="laboratorio-ficcional-y-portfolio"/>
     <w:p>
       <w:pPr>
         <w:pStyle w:val="Heading1"/>
@@ -6451,8 +6623,8 @@
       </w:pPr>
       <w:r>
         <w:rPr>
+          <w:iCs/>
           <w:i/>
-          <w:iCs/>
         </w:rPr>
         <w:t xml:space="preserve">Construir una cartera segura con una empresa ficticia, proveedores sintéticos y laboratorios técnicos aislados</w:t>
       </w:r>
@@ -6590,8 +6762,8 @@
       </w:pPr>
       <w:r>
         <w:rPr>
+          <w:bCs/>
           <w:b/>
-          <w:bCs/>
         </w:rPr>
         <w:t xml:space="preserve">Artifact</w:t>
       </w:r>
@@ -6666,11 +6838,11 @@
     </w:p>
     <w:p>
       <w:pPr>
-        <w:pStyle w:val="Compact"/>
         <w:numPr>
           <w:ilvl w:val="0"/>
           <w:numId w:val="1030"/>
         </w:numPr>
+        <w:pStyle w:val="Compact"/>
       </w:pPr>
       <w:r>
         <w:t xml:space="preserve">Plan de aprendizaje de 30 días</w:t>
@@ -6682,8 +6854,8 @@
       </w:pPr>
       <w:r>
         <w:rPr>
+          <w:iCs/>
           <w:i/>
-          <w:iCs/>
         </w:rPr>
         <w:t xml:space="preserve">Un mes centrado puede crear una capacidad útil de nivel de entrada</w:t>
       </w:r>
@@ -6696,24 +6868,26 @@
         <w:tblStyle w:val="Table"/>
         <w:tblW w:type="auto" w:w="0"/>
         <w:tblLook w:firstRow="1" w:lastRow="0" w:firstColumn="0" w:lastColumn="0" w:noHBand="0" w:noVBand="0" w:val="0020"/>
+        <w:jc w:val="start"/>
       </w:tblPr>
       <w:tblGrid>
         <w:gridCol w:w="7920"/>
       </w:tblGrid>
       <w:tr>
         <w:trPr>
-          <w:tblHeader w:val="on"/>
+          <w:tblHeader w:val="true"/>
         </w:trPr>
         <w:tc>
           <w:tcPr/>
           <w:p>
             <w:pPr>
               <w:pStyle w:val="Compact"/>
+              <w:jc w:val="left"/>
             </w:pPr>
             <w:r>
               <w:rPr>
+                <w:bCs/>
                 <w:b/>
-                <w:bCs/>
               </w:rPr>
               <w:t xml:space="preserve">Días</w:t>
             </w:r>
@@ -6726,6 +6900,7 @@
           <w:p>
             <w:pPr>
               <w:pStyle w:val="Compact"/>
+              <w:jc w:val="left"/>
             </w:pPr>
             <w:r>
               <w:t xml:space="preserve">1–3</w:t>
@@ -6739,6 +6914,7 @@
           <w:p>
             <w:pPr>
               <w:pStyle w:val="Compact"/>
+              <w:jc w:val="left"/>
             </w:pPr>
             <w:r>
               <w:t xml:space="preserve">4–6</w:t>
@@ -6752,6 +6928,7 @@
           <w:p>
             <w:pPr>
               <w:pStyle w:val="Compact"/>
+              <w:jc w:val="left"/>
             </w:pPr>
             <w:r>
               <w:t xml:space="preserve">7–10</w:t>
@@ -6765,6 +6942,7 @@
           <w:p>
             <w:pPr>
               <w:pStyle w:val="Compact"/>
+              <w:jc w:val="left"/>
             </w:pPr>
             <w:r>
               <w:t xml:space="preserve">TEN 11–13</w:t>
@@ -6778,6 +6956,7 @@
           <w:p>
             <w:pPr>
               <w:pStyle w:val="Compact"/>
+              <w:jc w:val="left"/>
             </w:pPr>
             <w:r>
               <w:t xml:space="preserve">TEN 14–16</w:t>
@@ -6791,6 +6970,7 @@
           <w:p>
             <w:pPr>
               <w:pStyle w:val="Compact"/>
+              <w:jc w:val="left"/>
             </w:pPr>
             <w:r>
               <w:t xml:space="preserve">TEN 17–19 ANTERIENTE Contratos, a bordo, monitoreando</w:t>
@@ -6804,6 +6984,7 @@
           <w:p>
             <w:pPr>
               <w:pStyle w:val="Compact"/>
+              <w:jc w:val="left"/>
             </w:pPr>
             <w:r>
               <w:t xml:space="preserve">TEN 20–22</w:t>
@@ -6817,6 +6998,7 @@
           <w:p>
             <w:pPr>
               <w:pStyle w:val="Compact"/>
+              <w:jc w:val="left"/>
             </w:pPr>
             <w:r>
               <w:t xml:space="preserve">TEN 23–25</w:t>
@@ -6830,6 +7012,7 @@
           <w:p>
             <w:pPr>
               <w:pStyle w:val="Compact"/>
+              <w:jc w:val="left"/>
             </w:pPr>
             <w:r>
               <w:t xml:space="preserve">26–27</w:t>
@@ -6843,6 +7026,7 @@
           <w:p>
             <w:pPr>
               <w:pStyle w:val="Compact"/>
+              <w:jc w:val="left"/>
             </w:pPr>
             <w:r>
               <w:t xml:space="preserve">TEN 28–30 TENIDA Metrics, portafolio, entrevista</w:t>
@@ -6853,11 +7037,11 @@
     </w:tbl>
     <w:p>
       <w:pPr>
-        <w:pStyle w:val="Compact"/>
         <w:numPr>
           <w:ilvl w:val="0"/>
           <w:numId w:val="1031"/>
         </w:numPr>
+        <w:pStyle w:val="Compact"/>
       </w:pPr>
       <w:r>
         <w:t xml:space="preserve">Preparación de entrevistas</w:t>
@@ -6869,8 +7053,8 @@
       </w:pPr>
       <w:r>
         <w:rPr>
+          <w:iCs/>
           <w:i/>
-          <w:iCs/>
         </w:rPr>
         <w:t xml:space="preserve">Las respuestas de interés deben ser cortas, precisas y atadas a ejemplos</w:t>
       </w:r>
@@ -6878,7 +7062,7 @@
         <w:t xml:space="preserve">.</w:t>
       </w:r>
     </w:p>
-    <w:bookmarkStart w:id="82" w:name="qué-es-la-tprm"/>
+    <w:bookmarkStart w:id="93" w:name="qué-es-la-tprm"/>
     <w:p>
       <w:pPr>
         <w:pStyle w:val="Heading2"/>
@@ -6895,8 +7079,8 @@
         <w:t xml:space="preserve">Un proceso de ciclo de vida para identificar, evaluar, contratar, supervisar, responder y salir de los riesgos de organizaciones, productos, personas y servicios externos.</w:t>
       </w:r>
     </w:p>
-    <w:bookmarkEnd w:id="82"/>
-    <w:bookmarkStart w:id="83" w:name="tprm-versus-c-scrm"/>
+    <w:bookmarkEnd w:id="93"/>
+    <w:bookmarkStart w:id="94" w:name="tprm-versus-c-scrm"/>
     <w:p>
       <w:pPr>
         <w:pStyle w:val="Heading2"/>
@@ -6913,8 +7097,8 @@
         <w:t xml:space="preserve">TPRM gestiona ampliamente las relaciones externas. C-SCRM se centra en el riesgo de ciberseguridad en toda la cadena de suministro de tecnología y el ciclo de vida de productos o servicios.</w:t>
       </w:r>
     </w:p>
-    <w:bookmarkEnd w:id="83"/>
-    <w:bookmarkStart w:id="84" w:name="un-riesgo-hereditario-versus-residual"/>
+    <w:bookmarkEnd w:id="94"/>
+    <w:bookmarkStart w:id="95" w:name="un-riesgo-hereditario-versus-residual"/>
     <w:p>
       <w:pPr>
         <w:pStyle w:val="Heading2"/>
@@ -6931,8 +7115,8 @@
         <w:t xml:space="preserve">El riesgo inherente existe antes de los controles. El riesgo residual permanece después de controles y tratamiento verificados.</w:t>
       </w:r>
     </w:p>
-    <w:bookmarkEnd w:id="84"/>
-    <w:bookmarkStart w:id="85" w:name="cómo-fijas-un-proveedor"/>
+    <w:bookmarkEnd w:id="95"/>
+    <w:bookmarkStart w:id="96" w:name="cómo-fijas-un-proveedor"/>
     <w:p>
       <w:pPr>
         <w:pStyle w:val="Heading2"/>
@@ -6949,8 +7133,8 @@
         <w:t xml:space="preserve">Use factores de impacto documentados como datos, privilegios, disponibilidad, autoridad de cambio, sustitutabilidad, alcance, geografía y dependencias de aguas abajo.</w:t>
       </w:r>
     </w:p>
-    <w:bookmarkEnd w:id="85"/>
-    <w:bookmarkStart w:id="86" w:name="cómo-revisa-un-informe-soc-2"/>
+    <w:bookmarkEnd w:id="96"/>
+    <w:bookmarkStart w:id="97" w:name="cómo-revisa-un-informe-soc-2"/>
     <w:p>
       <w:pPr>
         <w:pStyle w:val="Heading2"/>
@@ -6967,8 +7151,8 @@
         <w:t xml:space="preserve">Compruebe la entidad y el sistema exactos, criterios, período, opinión, pruebas, excepciones, CUECs, organizaciones de subservicio y eventos subsiguientes; a continuación, mapelo al uso real.</w:t>
       </w:r>
     </w:p>
-    <w:bookmarkEnd w:id="86"/>
-    <w:bookmarkStart w:id="87" w:name="límite-cuestionario"/>
+    <w:bookmarkEnd w:id="97"/>
+    <w:bookmarkStart w:id="98" w:name="límite-cuestionario"/>
     <w:p>
       <w:pPr>
         <w:pStyle w:val="Heading2"/>
@@ -6985,8 +7169,8 @@
         <w:t xml:space="preserve">Es una afirmación del proveedor. valido respuestas importantes con pruebas relevantes, actuales, fiables y lagunas récord.</w:t>
       </w:r>
     </w:p>
-    <w:bookmarkEnd w:id="87"/>
-    <w:bookmarkStart w:id="88" w:name="qué-es-un-sbom"/>
+    <w:bookmarkEnd w:id="98"/>
+    <w:bookmarkStart w:id="99" w:name="qué-es-un-sbom"/>
     <w:p>
       <w:pPr>
         <w:pStyle w:val="Heading2"/>
@@ -7003,8 +7187,8 @@
         <w:t xml:space="preserve">Un inventario estructurado de componentes y relaciones de software. Mejora la visibilidad pero no prueba la aplicabilidad de seguridad o vulnerabilidad.</w:t>
       </w:r>
     </w:p>
-    <w:bookmarkEnd w:id="88"/>
-    <w:bookmarkStart w:id="89" w:name="cómo-cierras-un-hallazgo"/>
+    <w:bookmarkEnd w:id="99"/>
+    <w:bookmarkStart w:id="100" w:name="cómo-cierras-un-hallazgo"/>
     <w:p>
       <w:pPr>
         <w:pStyle w:val="Heading2"/>
@@ -7021,8 +7205,8 @@
         <w:t xml:space="preserve">Reprueba el control corregido utilizando criterios definidos y pruebas fiables; no cierra sólo porque el proveedor dice que está fijo.</w:t>
       </w:r>
     </w:p>
-    <w:bookmarkEnd w:id="89"/>
-    <w:bookmarkStart w:id="90" w:name="X0ad2c4a5d205dd89d58eacc3bf5482e2628f204"/>
+    <w:bookmarkEnd w:id="100"/>
+    <w:bookmarkStart w:id="101" w:name="X0ad2c4a5d205dd89d58eacc3bf5482e2628f204"/>
     <w:p>
       <w:pPr>
         <w:pStyle w:val="Heading2"/>
@@ -7039,8 +7223,8 @@
         <w:t xml:space="preserve">Grabar la brecha, utilizar pruebas independientes disponibles, considerar opciones de diseño y contrato, evaluar la incertidumbre y el riesgo, y escalar a la toma de decisiones autorizada.</w:t>
       </w:r>
     </w:p>
-    <w:bookmarkEnd w:id="90"/>
-    <w:bookmarkStart w:id="91" w:name="qué-hace-un-buen-analista-junior"/>
+    <w:bookmarkEnd w:id="101"/>
+    <w:bookmarkStart w:id="102" w:name="qué-hace-un-buen-analista-junior"/>
     <w:p>
       <w:pPr>
         <w:pStyle w:val="Heading2"/>
@@ -7057,8 +7241,8 @@
         <w:t xml:space="preserve">Alcance cuidadoso, registros completos, escepticismo de evidencia, escritura clara, seguimiento respetuoso, manejo seguro y conclusiones honestas.</w:t>
       </w:r>
     </w:p>
-    <w:bookmarkEnd w:id="91"/>
-    <w:bookmarkStart w:id="92" w:name="preguntas-para-hacer-al-empleador"/>
+    <w:bookmarkEnd w:id="102"/>
+    <w:bookmarkStart w:id="103" w:name="preguntas-para-hacer-al-empleador"/>
     <w:p>
       <w:pPr>
         <w:pStyle w:val="Heading2"/>
@@ -7115,9 +7299,9 @@
         <w:t xml:space="preserve">¿Cómo sería el éxito en los primeros 90 días?</w:t>
       </w:r>
     </w:p>
-    <w:bookmarkEnd w:id="92"/>
-    <w:bookmarkEnd w:id="93"/>
-    <w:bookmarkStart w:id="105" w:name="plantillas-glosario-índice-y-referencias"/>
+    <w:bookmarkEnd w:id="103"/>
+    <w:bookmarkEnd w:id="104"/>
+    <w:bookmarkStart w:id="116" w:name="plantillas-glosario-índice-y-referencias"/>
     <w:p>
       <w:pPr>
         <w:pStyle w:val="Heading1"/>
@@ -7128,17 +7312,17 @@
     </w:p>
     <w:p>
       <w:pPr>
-        <w:pStyle w:val="Compact"/>
         <w:numPr>
           <w:ilvl w:val="0"/>
           <w:numId w:val="1032"/>
         </w:numPr>
+        <w:pStyle w:val="Compact"/>
       </w:pPr>
       <w:r>
         <w:t xml:space="preserve">Estructuras reutilizables, términos clave, índice de sujeto y puntos de partida oficiales.*</w:t>
       </w:r>
     </w:p>
-    <w:bookmarkStart w:id="94" w:name="registro-de-inventario-de-proveedores"/>
+    <w:bookmarkStart w:id="105" w:name="registro-de-inventario-de-proveedores"/>
     <w:p>
       <w:pPr>
         <w:pStyle w:val="Heading2"/>
@@ -7176,7 +7360,13 @@
         <w:t xml:space="preserve"> </w:t>
       </w:r>
       <w:r>
-        <w:t xml:space="preserve">“Pripose”</w:t>
+        <w:t xml:space="preserve">“</w:t>
+      </w:r>
+      <w:r>
+        <w:t xml:space="preserve">Pripose</w:t>
+      </w:r>
+      <w:r>
+        <w:t xml:space="preserve">”</w:t>
       </w:r>
       <w:r>
         <w:t xml:space="preserve"> </w:t>
@@ -7188,7 +7378,13 @@
         <w:t xml:space="preserve"> </w:t>
       </w:r>
       <w:r>
-        <w:t xml:space="preserve">“vivir”</w:t>
+        <w:t xml:space="preserve">“</w:t>
+      </w:r>
+      <w:r>
+        <w:t xml:space="preserve">vivir</w:t>
+      </w:r>
+      <w:r>
+        <w:t xml:space="preserve">”</w:t>
       </w:r>
       <w:r>
         <w:t xml:space="preserve"> </w:t>
@@ -7200,13 +7396,25 @@
         <w:br/>
       </w:r>
       <w:r>
-        <w:t xml:space="preserve">“Acceso a las integraciones / privilegios”</w:t>
-      </w:r>
-      <w:r>
-        <w:t xml:space="preserve"> </w:t>
-      </w:r>
-      <w:r>
-        <w:t xml:space="preserve">“Primeras fiestas / concentración”</w:t>
+        <w:t xml:space="preserve">“</w:t>
+      </w:r>
+      <w:r>
+        <w:t xml:space="preserve">Acceso a las integraciones / privilegios</w:t>
+      </w:r>
+      <w:r>
+        <w:t xml:space="preserve">”</w:t>
+      </w:r>
+      <w:r>
+        <w:t xml:space="preserve"> </w:t>
+      </w:r>
+      <w:r>
+        <w:t xml:space="preserve">“</w:t>
+      </w:r>
+      <w:r>
+        <w:t xml:space="preserve">Primeras fiestas / concentración</w:t>
+      </w:r>
+      <w:r>
+        <w:t xml:space="preserve">”</w:t>
       </w:r>
       <w:r>
         <w:t xml:space="preserve"> </w:t>
@@ -7230,11 +7438,17 @@
         <w:t xml:space="preserve"> </w:t>
       </w:r>
       <w:r>
-        <w:t xml:space="preserve">“La vigilancia / el incidente / estado de la salida”</w:t>
-      </w:r>
-    </w:p>
-    <w:bookmarkEnd w:id="94"/>
-    <w:bookmarkStart w:id="95" w:name="X139557a0fa9fa37146edddecc8a8af05dd4022f"/>
+        <w:t xml:space="preserve">“</w:t>
+      </w:r>
+      <w:r>
+        <w:t xml:space="preserve">La vigilancia / el incidente / estado de la salida</w:t>
+      </w:r>
+      <w:r>
+        <w:t xml:space="preserve">”</w:t>
+      </w:r>
+    </w:p>
+    <w:bookmarkEnd w:id="105"/>
+    <w:bookmarkStart w:id="106" w:name="X139557a0fa9fa37146edddecc8a8af05dd4022f"/>
     <w:p>
       <w:pPr>
         <w:pStyle w:val="Heading2"/>
@@ -7260,7 +7474,13 @@
         <w:t xml:space="preserve"> </w:t>
       </w:r>
       <w:r>
-        <w:t xml:space="preserve">“La decisión y el alcance de la vida”</w:t>
+        <w:t xml:space="preserve">“</w:t>
+      </w:r>
+      <w:r>
+        <w:t xml:space="preserve">La decisión y el alcance de la vida</w:t>
+      </w:r>
+      <w:r>
+        <w:t xml:space="preserve">”</w:t>
       </w:r>
       <w:r>
         <w:t xml:space="preserve"> </w:t>
@@ -7278,13 +7498,25 @@
         <w:br/>
       </w:r>
       <w:r>
-        <w:t xml:space="preserve">“La venganza en la vida”</w:t>
-      </w:r>
-      <w:r>
-        <w:t xml:space="preserve"> </w:t>
-      </w:r>
-      <w:r>
-        <w:t xml:space="preserve">“La Resiliencia de la Vida”</w:t>
+        <w:t xml:space="preserve">“</w:t>
+      </w:r>
+      <w:r>
+        <w:t xml:space="preserve">La venganza en la vida</w:t>
+      </w:r>
+      <w:r>
+        <w:t xml:space="preserve">”</w:t>
+      </w:r>
+      <w:r>
+        <w:t xml:space="preserve"> </w:t>
+      </w:r>
+      <w:r>
+        <w:t xml:space="preserve">“</w:t>
+      </w:r>
+      <w:r>
+        <w:t xml:space="preserve">La Resiliencia de la Vida</w:t>
+      </w:r>
+      <w:r>
+        <w:t xml:space="preserve">”</w:t>
       </w:r>
       <w:r>
         <w:t xml:space="preserve"> </w:t>
@@ -7317,8 +7549,8 @@
         <w:t xml:space="preserve">| CONCLUSIÓN / Aprobador / expiración                           |</w:t>
       </w:r>
     </w:p>
-    <w:bookmarkEnd w:id="95"/>
-    <w:bookmarkStart w:id="96" w:name="assurance-review"/>
+    <w:bookmarkEnd w:id="106"/>
+    <w:bookmarkStart w:id="107" w:name="assurance-review"/>
     <w:p>
       <w:pPr>
         <w:pStyle w:val="Heading2"/>
@@ -7350,7 +7582,13 @@
         <w:t xml:space="preserve"> </w:t>
       </w:r>
       <w:r>
-        <w:t xml:space="preserve">“Entity / system / location scope”</w:t>
+        <w:t xml:space="preserve">“</w:t>
+      </w:r>
+      <w:r>
+        <w:t xml:space="preserve">Entity / system / location scope</w:t>
+      </w:r>
+      <w:r>
+        <w:t xml:space="preserve">”</w:t>
       </w:r>
       <w:r>
         <w:t xml:space="preserve"> </w:t>
@@ -7362,7 +7600,13 @@
         <w:br/>
       </w:r>
       <w:r>
-        <w:t xml:space="preserve">“Opinión o estado de vida”</w:t>
+        <w:t xml:space="preserve">“</w:t>
+      </w:r>
+      <w:r>
+        <w:t xml:space="preserve">Opinión o estado de vida</w:t>
+      </w:r>
+      <w:r>
+        <w:t xml:space="preserve">”</w:t>
       </w:r>
       <w:r>
         <w:t xml:space="preserve"> </w:t>
@@ -7380,7 +7624,13 @@
         <w:t xml:space="preserve"> </w:t>
       </w:r>
       <w:r>
-        <w:t xml:space="preserve">“Las organizaciones de subservicio en la vida”</w:t>
+        <w:t xml:space="preserve">“</w:t>
+      </w:r>
+      <w:r>
+        <w:t xml:space="preserve">Las organizaciones de subservicio en la vida</w:t>
+      </w:r>
+      <w:r>
+        <w:t xml:space="preserve">”</w:t>
       </w:r>
       <w:r>
         <w:t xml:space="preserve"> </w:t>
@@ -7392,7 +7642,13 @@
         <w:br/>
       </w:r>
       <w:r>
-        <w:t xml:space="preserve">“Aplicabilidad a nuestro uso”</w:t>
+        <w:t xml:space="preserve">“</w:t>
+      </w:r>
+      <w:r>
+        <w:t xml:space="preserve">Aplicabilidad a nuestro uso</w:t>
+      </w:r>
+      <w:r>
+        <w:t xml:space="preserve">”</w:t>
       </w:r>
       <w:r>
         <w:t xml:space="preserve"> </w:t>
@@ -7401,8 +7657,8 @@
         <w:t xml:space="preserve">Н Gaps / action / retest ⋅                            </w:t>
       </w:r>
     </w:p>
-    <w:bookmarkEnd w:id="96"/>
-    <w:bookmarkStart w:id="97" w:name="registro-de-búsqueda-y-excepción"/>
+    <w:bookmarkEnd w:id="107"/>
+    <w:bookmarkStart w:id="108" w:name="registro-de-búsqueda-y-excepción"/>
     <w:p>
       <w:pPr>
         <w:pStyle w:val="Heading2"/>
@@ -7428,13 +7684,25 @@
         <w:t xml:space="preserve"> </w:t>
       </w:r>
       <w:r>
-        <w:t xml:space="preserve">“Princes Criteria”</w:t>
-      </w:r>
-      <w:r>
-        <w:t xml:space="preserve"> </w:t>
-      </w:r>
-      <w:r>
-        <w:t xml:space="preserve">“Acondicionamiento/población / evidencia”</w:t>
+        <w:t xml:space="preserve">“</w:t>
+      </w:r>
+      <w:r>
+        <w:t xml:space="preserve">Princes Criteria</w:t>
+      </w:r>
+      <w:r>
+        <w:t xml:space="preserve">”</w:t>
+      </w:r>
+      <w:r>
+        <w:t xml:space="preserve"> </w:t>
+      </w:r>
+      <w:r>
+        <w:t xml:space="preserve">“</w:t>
+      </w:r>
+      <w:r>
+        <w:t xml:space="preserve">Acondicionamiento/población / evidencia</w:t>
+      </w:r>
+      <w:r>
+        <w:t xml:space="preserve">”</w:t>
       </w:r>
       <w:r>
         <w:t xml:space="preserve"> </w:t>
@@ -7452,25 +7720,49 @@
         <w:br/>
       </w:r>
       <w:r>
-        <w:t xml:space="preserve">“Acción permanente / protección provisional”</w:t>
-      </w:r>
-      <w:r>
-        <w:t xml:space="preserve"> </w:t>
-      </w:r>
-      <w:r>
-        <w:t xml:space="preserve">“Prisionista de la vida”</w:t>
-      </w:r>
-      <w:r>
-        <w:t xml:space="preserve"> </w:t>
-      </w:r>
-      <w:r>
-        <w:t xml:space="preserve">“Aprudente de la Excepción”</w:t>
-      </w:r>
-      <w:r>
-        <w:t xml:space="preserve"> </w:t>
-      </w:r>
-      <w:r>
-        <w:t xml:space="preserve">“La vigilancia de la vida / el gatillo”</w:t>
+        <w:t xml:space="preserve">“</w:t>
+      </w:r>
+      <w:r>
+        <w:t xml:space="preserve">Acción permanente / protección provisional</w:t>
+      </w:r>
+      <w:r>
+        <w:t xml:space="preserve">”</w:t>
+      </w:r>
+      <w:r>
+        <w:t xml:space="preserve"> </w:t>
+      </w:r>
+      <w:r>
+        <w:t xml:space="preserve">“</w:t>
+      </w:r>
+      <w:r>
+        <w:t xml:space="preserve">Prisionista de la vida</w:t>
+      </w:r>
+      <w:r>
+        <w:t xml:space="preserve">”</w:t>
+      </w:r>
+      <w:r>
+        <w:t xml:space="preserve"> </w:t>
+      </w:r>
+      <w:r>
+        <w:t xml:space="preserve">“</w:t>
+      </w:r>
+      <w:r>
+        <w:t xml:space="preserve">Aprudente de la Excepción</w:t>
+      </w:r>
+      <w:r>
+        <w:t xml:space="preserve">”</w:t>
+      </w:r>
+      <w:r>
+        <w:t xml:space="preserve"> </w:t>
+      </w:r>
+      <w:r>
+        <w:t xml:space="preserve">“</w:t>
+      </w:r>
+      <w:r>
+        <w:t xml:space="preserve">La vigilancia de la vida / el gatillo</w:t>
+      </w:r>
+      <w:r>
+        <w:t xml:space="preserve">”</w:t>
       </w:r>
       <w:r>
         <w:t xml:space="preserve"> </w:t>
@@ -7485,8 +7777,8 @@
         <w:t xml:space="preserve">El resultado de la clausura fue la fecha en que se insistió.</w:t>
       </w:r>
     </w:p>
-    <w:bookmarkEnd w:id="97"/>
-    <w:bookmarkStart w:id="98" w:name="X4f819822122dd837ad16dbdabc482764d5be23f"/>
+    <w:bookmarkEnd w:id="108"/>
+    <w:bookmarkStart w:id="109" w:name="X4f819822122dd837ad16dbdabc482764d5be23f"/>
     <w:p>
       <w:pPr>
         <w:pStyle w:val="Heading2"/>
@@ -7519,8 +7811,8 @@
         <w:t xml:space="preserve">El inventario de salida abarca datos, cuentas, claves, certificados, agentes, rutas, dispositivos, integraciones, subprocesadores, respaldos, registros, artefactos AI, depósitos legales y pruebas de eliminación.</w:t>
       </w:r>
     </w:p>
-    <w:bookmarkEnd w:id="98"/>
-    <w:bookmarkStart w:id="99" w:name="glosario"/>
+    <w:bookmarkEnd w:id="109"/>
+    <w:bookmarkStart w:id="110" w:name="glosario"/>
     <w:p>
       <w:pPr>
         <w:pStyle w:val="Heading2"/>
@@ -7639,8 +7931,8 @@
         <w:t xml:space="preserve">TENER TPRM | Gestión del riesgo de terceros a través del ciclo de vida de relación.</w:t>
       </w:r>
     </w:p>
-    <w:bookmarkEnd w:id="99"/>
-    <w:bookmarkStart w:id="100" w:name="subject-index"/>
+    <w:bookmarkEnd w:id="110"/>
+    <w:bookmarkStart w:id="111" w:name="subject-index"/>
     <w:p>
       <w:pPr>
         <w:pStyle w:val="Heading2"/>
@@ -7783,8 +8075,8 @@
         <w:t xml:space="preserve">Silencioso de la vigilancia de los proveedores</w:t>
       </w:r>
     </w:p>
-    <w:bookmarkEnd w:id="100"/>
-    <w:bookmarkStart w:id="104" w:name="referencias-oficiales"/>
+    <w:bookmarkEnd w:id="111"/>
+    <w:bookmarkStart w:id="115" w:name="referencias-oficiales"/>
     <w:p>
       <w:pPr>
         <w:pStyle w:val="Heading2"/>
@@ -7805,7 +8097,7 @@
       <w:pPr>
         <w:pStyle w:val="BodyText"/>
       </w:pPr>
-      <w:hyperlink r:id="rId101">
+      <w:hyperlink r:id="rId112">
         <w:r>
           <w:rPr>
             <w:rStyle w:val="Hyperlink"/>
@@ -7834,7 +8126,7 @@
       <w:pPr>
         <w:pStyle w:val="BodyText"/>
       </w:pPr>
-      <w:hyperlink r:id="rId102">
+      <w:hyperlink r:id="rId113">
         <w:r>
           <w:rPr>
             <w:rStyle w:val="Hyperlink"/>
@@ -7887,7 +8179,7 @@
       <w:pPr>
         <w:pStyle w:val="BodyText"/>
       </w:pPr>
-      <w:hyperlink r:id="rId103">
+      <w:hyperlink r:id="rId114">
         <w:r>
           <w:rPr>
             <w:rStyle w:val="Hyperlink"/>
@@ -7910,8 +8202,8 @@
       </w:pPr>
       <w:r>
         <w:rPr>
+          <w:bCs/>
           <w:b/>
-          <w:bCs/>
         </w:rPr>
         <w:t xml:space="preserve">Recuerdo final:</w:t>
       </w:r>
@@ -7930,13 +8222,9 @@
         <w:t xml:space="preserve">|. |</w:t>
       </w:r>
     </w:p>
-    <w:bookmarkEnd w:id="104"/>
-    <w:bookmarkEnd w:id="105"/>
-    <w:sectPr>
-      <w:footnotePr>
-        <w:numRestart w:val="eachSect"/>
-      </w:footnotePr>
-    </w:sectPr>
+    <w:bookmarkEnd w:id="115"/>
+    <w:bookmarkEnd w:id="116"/>
+    <w:sectPr/>
   </w:body>
 </w:document>
 </file>
@@ -7967,14 +8255,14 @@
 <file path=word/numbering.xml><?xml version="1.0" encoding="utf-8"?>
 <w:numbering xmlns:w="http://schemas.openxmlformats.org/wordprocessingml/2006/main">
   <w:abstractNum w:abstractNumId="990">
-    <w:nsid w:val="0000A990"/>
+    <w:nsid w:val="A990"/>
     <w:multiLevelType w:val="multilevel"/>
     <w:lvl w:ilvl="0">
       <w:numFmt w:val="bullet"/>
       <w:lvlText w:val=" "/>
       <w:lvlJc w:val="left"/>
       <w:pPr>
-        <w:ind w:left="720" w:hanging="360"/>
+        <w:ind w:left="720" w:hanging="480"/>
       </w:pPr>
     </w:lvl>
     <w:lvl w:ilvl="1">
@@ -7982,7 +8270,7 @@
       <w:lvlText w:val=" "/>
       <w:lvlJc w:val="left"/>
       <w:pPr>
-        <w:ind w:left="1440" w:hanging="360"/>
+        <w:ind w:left="1440" w:hanging="480"/>
       </w:pPr>
     </w:lvl>
     <w:lvl w:ilvl="2">
@@ -7990,7 +8278,7 @@
       <w:lvlText w:val=" "/>
       <w:lvlJc w:val="left"/>
       <w:pPr>
-        <w:ind w:left="2160" w:hanging="360"/>
+        <w:ind w:left="2160" w:hanging="480"/>
       </w:pPr>
     </w:lvl>
     <w:lvl w:ilvl="3">
@@ -7998,7 +8286,7 @@
       <w:lvlText w:val=" "/>
       <w:lvlJc w:val="left"/>
       <w:pPr>
-        <w:ind w:left="2880" w:hanging="360"/>
+        <w:ind w:left="2880" w:hanging="480"/>
       </w:pPr>
     </w:lvl>
     <w:lvl w:ilvl="4">
@@ -8006,7 +8294,7 @@
       <w:lvlText w:val=" "/>
       <w:lvlJc w:val="left"/>
       <w:pPr>
-        <w:ind w:left="3600" w:hanging="360"/>
+        <w:ind w:left="3600" w:hanging="480"/>
       </w:pPr>
     </w:lvl>
     <w:lvl w:ilvl="5">
@@ -8014,7 +8302,7 @@
       <w:lvlText w:val=" "/>
       <w:lvlJc w:val="left"/>
       <w:pPr>
-        <w:ind w:left="4320" w:hanging="360"/>
+        <w:ind w:left="4320" w:hanging="480"/>
       </w:pPr>
     </w:lvl>
     <w:lvl w:ilvl="6">
@@ -8022,7 +8310,7 @@
       <w:lvlText w:val=" "/>
       <w:lvlJc w:val="left"/>
       <w:pPr>
-        <w:ind w:left="5040" w:hanging="360"/>
+        <w:ind w:left="5040" w:hanging="480"/>
       </w:pPr>
     </w:lvl>
     <w:lvl w:ilvl="7">
@@ -8030,7 +8318,7 @@
       <w:lvlText w:val=" "/>
       <w:lvlJc w:val="left"/>
       <w:pPr>
-        <w:ind w:left="5760" w:hanging="360"/>
+        <w:ind w:left="5760" w:hanging="480"/>
       </w:pPr>
     </w:lvl>
     <w:lvl w:ilvl="8">
@@ -8038,115 +8326,88 @@
       <w:lvlText w:val=" "/>
       <w:lvlJc w:val="left"/>
       <w:pPr>
-        <w:ind w:left="6480" w:hanging="360"/>
+        <w:ind w:left="6480" w:hanging="480"/>
       </w:pPr>
     </w:lvl>
   </w:abstractNum>
   <w:abstractNum w:abstractNumId="991">
-    <w:nsid w:val="0000A991"/>
+    <w:nsid w:val="A991"/>
     <w:multiLevelType w:val="multilevel"/>
     <w:lvl w:ilvl="0">
       <w:numFmt w:val="bullet"/>
-      <w:lvlText w:val=""/>
-      <w:lvlJc w:val="left"/>
-      <w:pPr>
-        <w:ind w:left="720" w:hanging="360"/>
-      </w:pPr>
-      <w:rPr>
-        <w:rFonts w:ascii="Symbol" w:hAnsi="Symbol" w:cs="Symbol" w:hint="default"/>
-      </w:rPr>
+      <w:lvlText w:val="•"/>
+      <w:lvlJc w:val="left"/>
+      <w:pPr>
+        <w:ind w:left="720" w:hanging="480"/>
+      </w:pPr>
     </w:lvl>
     <w:lvl w:ilvl="1">
       <w:numFmt w:val="bullet"/>
-      <w:lvlText w:val="o"/>
-      <w:lvlJc w:val="left"/>
-      <w:pPr>
-        <w:ind w:left="1440" w:hanging="360"/>
-      </w:pPr>
-      <w:rPr>
-        <w:rFonts w:ascii="Courier New" w:hAnsi="Courier New" w:cs="Courier New" w:hint="default"/>
-      </w:rPr>
+      <w:lvlText w:val="–"/>
+      <w:lvlJc w:val="left"/>
+      <w:pPr>
+        <w:ind w:left="1440" w:hanging="480"/>
+      </w:pPr>
     </w:lvl>
     <w:lvl w:ilvl="2">
       <w:numFmt w:val="bullet"/>
-      <w:lvlText w:val=""/>
-      <w:lvlJc w:val="left"/>
-      <w:pPr>
-        <w:ind w:left="2160" w:hanging="360"/>
-      </w:pPr>
-      <w:rPr>
-        <w:rFonts w:ascii="Wingdings" w:hAnsi="Wingdings" w:cs="Wingdings" w:hint="default"/>
-      </w:rPr>
+      <w:lvlText w:val="•"/>
+      <w:lvlJc w:val="left"/>
+      <w:pPr>
+        <w:ind w:left="2160" w:hanging="480"/>
+      </w:pPr>
     </w:lvl>
     <w:lvl w:ilvl="3">
       <w:numFmt w:val="bullet"/>
-      <w:lvlText w:val=""/>
-      <w:lvlJc w:val="left"/>
-      <w:pPr>
-        <w:ind w:left="2880" w:hanging="360"/>
-      </w:pPr>
-      <w:rPr>
-        <w:rFonts w:ascii="Symbol" w:hAnsi="Symbol" w:cs="Symbol" w:hint="default"/>
-      </w:rPr>
+      <w:lvlText w:val="–"/>
+      <w:lvlJc w:val="left"/>
+      <w:pPr>
+        <w:ind w:left="2880" w:hanging="480"/>
+      </w:pPr>
     </w:lvl>
     <w:lvl w:ilvl="4">
       <w:numFmt w:val="bullet"/>
-      <w:lvlText w:val="o"/>
-      <w:lvlJc w:val="left"/>
-      <w:pPr>
-        <w:ind w:left="3600" w:hanging="360"/>
-      </w:pPr>
-      <w:rPr>
-        <w:rFonts w:ascii="Courier New" w:hAnsi="Courier New" w:cs="Courier New" w:hint="default"/>
-      </w:rPr>
+      <w:lvlText w:val="•"/>
+      <w:lvlJc w:val="left"/>
+      <w:pPr>
+        <w:ind w:left="3600" w:hanging="480"/>
+      </w:pPr>
     </w:lvl>
     <w:lvl w:ilvl="5">
       <w:numFmt w:val="bullet"/>
-      <w:lvlText w:val=""/>
-      <w:lvlJc w:val="left"/>
-      <w:pPr>
-        <w:ind w:left="4320" w:hanging="360"/>
-      </w:pPr>
-      <w:rPr>
-        <w:rFonts w:ascii="Wingdings" w:hAnsi="Wingdings" w:cs="Wingdings" w:hint="default"/>
-      </w:rPr>
+      <w:lvlText w:val="–"/>
+      <w:lvlJc w:val="left"/>
+      <w:pPr>
+        <w:ind w:left="4320" w:hanging="480"/>
+      </w:pPr>
     </w:lvl>
     <w:lvl w:ilvl="6">
       <w:numFmt w:val="bullet"/>
-      <w:lvlText w:val=""/>
-      <w:lvlJc w:val="left"/>
-      <w:pPr>
-        <w:ind w:left="5040" w:hanging="360"/>
-      </w:pPr>
-      <w:rPr>
-        <w:rFonts w:ascii="Symbol" w:hAnsi="Symbol" w:cs="Symbol" w:hint="default"/>
-      </w:rPr>
+      <w:lvlText w:val="•"/>
+      <w:lvlJc w:val="left"/>
+      <w:pPr>
+        <w:ind w:left="5040" w:hanging="480"/>
+      </w:pPr>
     </w:lvl>
     <w:lvl w:ilvl="7">
       <w:numFmt w:val="bullet"/>
-      <w:lvlText w:val="o"/>
-      <w:lvlJc w:val="left"/>
-      <w:pPr>
-        <w:ind w:left="5760" w:hanging="360"/>
-      </w:pPr>
-      <w:rPr>
-        <w:rFonts w:ascii="Courier New" w:hAnsi="Courier New" w:cs="Courier New" w:hint="default"/>
-      </w:rPr>
+      <w:lvlText w:val="–"/>
+      <w:lvlJc w:val="left"/>
+      <w:pPr>
+        <w:ind w:left="5760" w:hanging="480"/>
+      </w:pPr>
     </w:lvl>
     <w:lvl w:ilvl="8">
       <w:numFmt w:val="bullet"/>
-      <w:lvlText w:val=""/>
-      <w:lvlJc w:val="left"/>
-      <w:pPr>
-        <w:ind w:left="6480" w:hanging="360"/>
-      </w:pPr>
-      <w:rPr>
-        <w:rFonts w:ascii="Wingdings" w:hAnsi="Wingdings" w:cs="Wingdings" w:hint="default"/>
-      </w:rPr>
+      <w:lvlText w:val="•"/>
+      <w:lvlJc w:val="left"/>
+      <w:pPr>
+        <w:ind w:left="6480" w:hanging="480"/>
+      </w:pPr>
     </w:lvl>
   </w:abstractNum>
   <w:abstractNum w:abstractNumId="99412">
-    <w:nsid w:val="00A99412"/>
+    <w:nsid w:val="A99412"/>
     <w:multiLevelType w:val="multilevel"/>
     <w:lvl w:ilvl="0">
       <w:start w:val="2"/>
@@ -8154,7 +8415,7 @@
       <w:lvlText w:val="%1."/>
       <w:lvlJc w:val="left"/>
       <w:pPr>
-        <w:ind w:left="720" w:hanging="360"/>
+        <w:ind w:left="720" w:hanging="480"/>
       </w:pPr>
     </w:lvl>
     <w:lvl w:ilvl="1">
@@ -8163,7 +8424,7 @@
       <w:lvlText w:val="%2."/>
       <w:lvlJc w:val="left"/>
       <w:pPr>
-        <w:ind w:left="1440" w:hanging="360"/>
+        <w:ind w:left="1440" w:hanging="480"/>
       </w:pPr>
     </w:lvl>
     <w:lvl w:ilvl="2">
@@ -8172,7 +8433,7 @@
       <w:lvlText w:val="%3."/>
       <w:lvlJc w:val="left"/>
       <w:pPr>
-        <w:ind w:left="2160" w:hanging="360"/>
+        <w:ind w:left="2160" w:hanging="480"/>
       </w:pPr>
     </w:lvl>
     <w:lvl w:ilvl="3">
@@ -8181,7 +8442,7 @@
       <w:lvlText w:val="%4."/>
       <w:lvlJc w:val="left"/>
       <w:pPr>
-        <w:ind w:left="2880" w:hanging="360"/>
+        <w:ind w:left="2880" w:hanging="480"/>
       </w:pPr>
     </w:lvl>
     <w:lvl w:ilvl="4">
@@ -8190,7 +8451,7 @@
       <w:lvlText w:val="%5."/>
       <w:lvlJc w:val="left"/>
       <w:pPr>
-        <w:ind w:left="3600" w:hanging="360"/>
+        <w:ind w:left="3600" w:hanging="480"/>
       </w:pPr>
     </w:lvl>
     <w:lvl w:ilvl="5">
@@ -8199,7 +8460,7 @@
       <w:lvlText w:val="%6."/>
       <w:lvlJc w:val="left"/>
       <w:pPr>
-        <w:ind w:left="4320" w:hanging="360"/>
+        <w:ind w:left="4320" w:hanging="480"/>
       </w:pPr>
     </w:lvl>
     <w:lvl w:ilvl="6">
@@ -8208,7 +8469,7 @@
       <w:lvlText w:val="%7."/>
       <w:lvlJc w:val="left"/>
       <w:pPr>
-        <w:ind w:left="5040" w:hanging="360"/>
+        <w:ind w:left="5040" w:hanging="480"/>
       </w:pPr>
     </w:lvl>
     <w:lvl w:ilvl="7">
@@ -8217,7 +8478,7 @@
       <w:lvlText w:val="%8."/>
       <w:lvlJc w:val="left"/>
       <w:pPr>
-        <w:ind w:left="5760" w:hanging="360"/>
+        <w:ind w:left="5760" w:hanging="480"/>
       </w:pPr>
     </w:lvl>
     <w:lvl w:ilvl="8">
@@ -8226,12 +8487,12 @@
       <w:lvlText w:val="%9."/>
       <w:lvlJc w:val="left"/>
       <w:pPr>
-        <w:ind w:left="6480" w:hanging="360"/>
+        <w:ind w:left="6480" w:hanging="480"/>
       </w:pPr>
     </w:lvl>
   </w:abstractNum>
   <w:abstractNum w:abstractNumId="99413">
-    <w:nsid w:val="00A99413"/>
+    <w:nsid w:val="A99413"/>
     <w:multiLevelType w:val="multilevel"/>
     <w:lvl w:ilvl="0">
       <w:start w:val="3"/>
@@ -8239,7 +8500,7 @@
       <w:lvlText w:val="%1."/>
       <w:lvlJc w:val="left"/>
       <w:pPr>
-        <w:ind w:left="720" w:hanging="360"/>
+        <w:ind w:left="720" w:hanging="480"/>
       </w:pPr>
     </w:lvl>
     <w:lvl w:ilvl="1">
@@ -8248,7 +8509,7 @@
       <w:lvlText w:val="%2."/>
       <w:lvlJc w:val="left"/>
       <w:pPr>
-        <w:ind w:left="1440" w:hanging="360"/>
+        <w:ind w:left="1440" w:hanging="480"/>
       </w:pPr>
     </w:lvl>
     <w:lvl w:ilvl="2">
@@ -8257,7 +8518,7 @@
       <w:lvlText w:val="%3."/>
       <w:lvlJc w:val="left"/>
       <w:pPr>
-        <w:ind w:left="2160" w:hanging="360"/>
+        <w:ind w:left="2160" w:hanging="480"/>
       </w:pPr>
     </w:lvl>
     <w:lvl w:ilvl="3">
@@ -8266,7 +8527,7 @@
       <w:lvlText w:val="%4."/>
       <w:lvlJc w:val="left"/>
       <w:pPr>
-        <w:ind w:left="2880" w:hanging="360"/>
+        <w:ind w:left="2880" w:hanging="480"/>
       </w:pPr>
     </w:lvl>
     <w:lvl w:ilvl="4">
@@ -8275,7 +8536,7 @@
       <w:lvlText w:val="%5."/>
       <w:lvlJc w:val="left"/>
       <w:pPr>
-        <w:ind w:left="3600" w:hanging="360"/>
+        <w:ind w:left="3600" w:hanging="480"/>
       </w:pPr>
     </w:lvl>
     <w:lvl w:ilvl="5">
@@ -8284,7 +8545,7 @@
       <w:lvlText w:val="%6."/>
       <w:lvlJc w:val="left"/>
       <w:pPr>
-        <w:ind w:left="4320" w:hanging="360"/>
+        <w:ind w:left="4320" w:hanging="480"/>
       </w:pPr>
     </w:lvl>
     <w:lvl w:ilvl="6">
@@ -8293,7 +8554,7 @@
       <w:lvlText w:val="%7."/>
       <w:lvlJc w:val="left"/>
       <w:pPr>
-        <w:ind w:left="5040" w:hanging="360"/>
+        <w:ind w:left="5040" w:hanging="480"/>
       </w:pPr>
     </w:lvl>
     <w:lvl w:ilvl="7">
@@ -8302,7 +8563,7 @@
       <w:lvlText w:val="%8."/>
       <w:lvlJc w:val="left"/>
       <w:pPr>
-        <w:ind w:left="5760" w:hanging="360"/>
+        <w:ind w:left="5760" w:hanging="480"/>
       </w:pPr>
     </w:lvl>
     <w:lvl w:ilvl="8">
@@ -8311,12 +8572,12 @@
       <w:lvlText w:val="%9."/>
       <w:lvlJc w:val="left"/>
       <w:pPr>
-        <w:ind w:left="6480" w:hanging="360"/>
+        <w:ind w:left="6480" w:hanging="480"/>
       </w:pPr>
     </w:lvl>
   </w:abstractNum>
   <w:abstractNum w:abstractNumId="99415">
-    <w:nsid w:val="00A99415"/>
+    <w:nsid w:val="A99415"/>
     <w:multiLevelType w:val="multilevel"/>
     <w:lvl w:ilvl="0">
       <w:start w:val="5"/>
@@ -8324,7 +8585,7 @@
       <w:lvlText w:val="%1."/>
       <w:lvlJc w:val="left"/>
       <w:pPr>
-        <w:ind w:left="720" w:hanging="360"/>
+        <w:ind w:left="720" w:hanging="480"/>
       </w:pPr>
     </w:lvl>
     <w:lvl w:ilvl="1">
@@ -8333,7 +8594,7 @@
       <w:lvlText w:val="%2."/>
       <w:lvlJc w:val="left"/>
       <w:pPr>
-        <w:ind w:left="1440" w:hanging="360"/>
+        <w:ind w:left="1440" w:hanging="480"/>
       </w:pPr>
     </w:lvl>
     <w:lvl w:ilvl="2">
@@ -8342,7 +8603,7 @@
       <w:lvlText w:val="%3."/>
       <w:lvlJc w:val="left"/>
       <w:pPr>
-        <w:ind w:left="2160" w:hanging="360"/>
+        <w:ind w:left="2160" w:hanging="480"/>
       </w:pPr>
     </w:lvl>
     <w:lvl w:ilvl="3">
@@ -8351,7 +8612,7 @@
       <w:lvlText w:val="%4."/>
       <w:lvlJc w:val="left"/>
       <w:pPr>
-        <w:ind w:left="2880" w:hanging="360"/>
+        <w:ind w:left="2880" w:hanging="480"/>
       </w:pPr>
     </w:lvl>
     <w:lvl w:ilvl="4">
@@ -8360,7 +8621,7 @@
       <w:lvlText w:val="%5."/>
       <w:lvlJc w:val="left"/>
       <w:pPr>
-        <w:ind w:left="3600" w:hanging="360"/>
+        <w:ind w:left="3600" w:hanging="480"/>
       </w:pPr>
     </w:lvl>
     <w:lvl w:ilvl="5">
@@ -8369,7 +8630,7 @@
       <w:lvlText w:val="%6."/>
       <w:lvlJc w:val="left"/>
       <w:pPr>
-        <w:ind w:left="4320" w:hanging="360"/>
+        <w:ind w:left="4320" w:hanging="480"/>
       </w:pPr>
     </w:lvl>
     <w:lvl w:ilvl="6">
@@ -8378,7 +8639,7 @@
       <w:lvlText w:val="%7."/>
       <w:lvlJc w:val="left"/>
       <w:pPr>
-        <w:ind w:left="5040" w:hanging="360"/>
+        <w:ind w:left="5040" w:hanging="480"/>
       </w:pPr>
     </w:lvl>
     <w:lvl w:ilvl="7">
@@ -8387,7 +8648,7 @@
       <w:lvlText w:val="%8."/>
       <w:lvlJc w:val="left"/>
       <w:pPr>
-        <w:ind w:left="5760" w:hanging="360"/>
+        <w:ind w:left="5760" w:hanging="480"/>
       </w:pPr>
     </w:lvl>
     <w:lvl w:ilvl="8">
@@ -8396,12 +8657,12 @@
       <w:lvlText w:val="%9."/>
       <w:lvlJc w:val="left"/>
       <w:pPr>
-        <w:ind w:left="6480" w:hanging="360"/>
+        <w:ind w:left="6480" w:hanging="480"/>
       </w:pPr>
     </w:lvl>
   </w:abstractNum>
   <w:abstractNum w:abstractNumId="99411">
-    <w:nsid w:val="00A99411"/>
+    <w:nsid w:val="A99411"/>
     <w:multiLevelType w:val="multilevel"/>
     <w:lvl w:ilvl="0">
       <w:start w:val="1"/>
@@ -8409,7 +8670,7 @@
       <w:lvlText w:val="%1."/>
       <w:lvlJc w:val="left"/>
       <w:pPr>
-        <w:ind w:left="720" w:hanging="360"/>
+        <w:ind w:left="720" w:hanging="480"/>
       </w:pPr>
     </w:lvl>
     <w:lvl w:ilvl="1">
@@ -8418,7 +8679,7 @@
       <w:lvlText w:val="%2."/>
       <w:lvlJc w:val="left"/>
       <w:pPr>
-        <w:ind w:left="1440" w:hanging="360"/>
+        <w:ind w:left="1440" w:hanging="480"/>
       </w:pPr>
     </w:lvl>
     <w:lvl w:ilvl="2">
@@ -8427,7 +8688,7 @@
       <w:lvlText w:val="%3."/>
       <w:lvlJc w:val="left"/>
       <w:pPr>
-        <w:ind w:left="2160" w:hanging="360"/>
+        <w:ind w:left="2160" w:hanging="480"/>
       </w:pPr>
     </w:lvl>
     <w:lvl w:ilvl="3">
@@ -8436,7 +8697,7 @@
       <w:lvlText w:val="%4."/>
       <w:lvlJc w:val="left"/>
       <w:pPr>
-        <w:ind w:left="2880" w:hanging="360"/>
+        <w:ind w:left="2880" w:hanging="480"/>
       </w:pPr>
     </w:lvl>
     <w:lvl w:ilvl="4">
@@ -8445,7 +8706,7 @@
       <w:lvlText w:val="%5."/>
       <w:lvlJc w:val="left"/>
       <w:pPr>
-        <w:ind w:left="3600" w:hanging="360"/>
+        <w:ind w:left="3600" w:hanging="480"/>
       </w:pPr>
     </w:lvl>
     <w:lvl w:ilvl="5">
@@ -8454,7 +8715,7 @@
       <w:lvlText w:val="%6."/>
       <w:lvlJc w:val="left"/>
       <w:pPr>
-        <w:ind w:left="4320" w:hanging="360"/>
+        <w:ind w:left="4320" w:hanging="480"/>
       </w:pPr>
     </w:lvl>
     <w:lvl w:ilvl="6">
@@ -8463,7 +8724,7 @@
       <w:lvlText w:val="%7."/>
       <w:lvlJc w:val="left"/>
       <w:pPr>
-        <w:ind w:left="5040" w:hanging="360"/>
+        <w:ind w:left="5040" w:hanging="480"/>
       </w:pPr>
     </w:lvl>
     <w:lvl w:ilvl="7">
@@ -8472,7 +8733,7 @@
       <w:lvlText w:val="%8."/>
       <w:lvlJc w:val="left"/>
       <w:pPr>
-        <w:ind w:left="5760" w:hanging="360"/>
+        <w:ind w:left="5760" w:hanging="480"/>
       </w:pPr>
     </w:lvl>
     <w:lvl w:ilvl="8">
@@ -8481,12 +8742,12 @@
       <w:lvlText w:val="%9."/>
       <w:lvlJc w:val="left"/>
       <w:pPr>
-        <w:ind w:left="6480" w:hanging="360"/>
+        <w:ind w:left="6480" w:hanging="480"/>
       </w:pPr>
     </w:lvl>
   </w:abstractNum>
   <w:abstractNum w:abstractNumId="99416">
-    <w:nsid w:val="00A99416"/>
+    <w:nsid w:val="A99416"/>
     <w:multiLevelType w:val="multilevel"/>
     <w:lvl w:ilvl="0">
       <w:start w:val="6"/>
@@ -8494,7 +8755,7 @@
       <w:lvlText w:val="%1."/>
       <w:lvlJc w:val="left"/>
       <w:pPr>
-        <w:ind w:left="720" w:hanging="360"/>
+        <w:ind w:left="720" w:hanging="480"/>
       </w:pPr>
     </w:lvl>
     <w:lvl w:ilvl="1">
@@ -8503,7 +8764,7 @@
       <w:lvlText w:val="%2."/>
       <w:lvlJc w:val="left"/>
       <w:pPr>
-        <w:ind w:left="1440" w:hanging="360"/>
+        <w:ind w:left="1440" w:hanging="480"/>
       </w:pPr>
     </w:lvl>
     <w:lvl w:ilvl="2">
@@ -8512,7 +8773,7 @@
       <w:lvlText w:val="%3."/>
       <w:lvlJc w:val="left"/>
       <w:pPr>
-        <w:ind w:left="2160" w:hanging="360"/>
+        <w:ind w:left="2160" w:hanging="480"/>
       </w:pPr>
     </w:lvl>
     <w:lvl w:ilvl="3">
@@ -8521,7 +8782,7 @@
       <w:lvlText w:val="%4."/>
       <w:lvlJc w:val="left"/>
       <w:pPr>
-        <w:ind w:left="2880" w:hanging="360"/>
+        <w:ind w:left="2880" w:hanging="480"/>
       </w:pPr>
     </w:lvl>
     <w:lvl w:ilvl="4">
@@ -8530,7 +8791,7 @@
       <w:lvlText w:val="%5."/>
       <w:lvlJc w:val="left"/>
       <w:pPr>
-        <w:ind w:left="3600" w:hanging="360"/>
+        <w:ind w:left="3600" w:hanging="480"/>
       </w:pPr>
     </w:lvl>
     <w:lvl w:ilvl="5">
@@ -8539,7 +8800,7 @@
       <w:lvlText w:val="%6."/>
       <w:lvlJc w:val="left"/>
       <w:pPr>
-        <w:ind w:left="4320" w:hanging="360"/>
+        <w:ind w:left="4320" w:hanging="480"/>
       </w:pPr>
     </w:lvl>
     <w:lvl w:ilvl="6">
@@ -8548,7 +8809,7 @@
       <w:lvlText w:val="%7."/>
       <w:lvlJc w:val="left"/>
       <w:pPr>
-        <w:ind w:left="5040" w:hanging="360"/>
+        <w:ind w:left="5040" w:hanging="480"/>
       </w:pPr>
     </w:lvl>
     <w:lvl w:ilvl="7">
@@ -8557,7 +8818,7 @@
       <w:lvlText w:val="%8."/>
       <w:lvlJc w:val="left"/>
       <w:pPr>
-        <w:ind w:left="5760" w:hanging="360"/>
+        <w:ind w:left="5760" w:hanging="480"/>
       </w:pPr>
     </w:lvl>
     <w:lvl w:ilvl="8">
@@ -8566,12 +8827,12 @@
       <w:lvlText w:val="%9."/>
       <w:lvlJc w:val="left"/>
       <w:pPr>
-        <w:ind w:left="6480" w:hanging="360"/>
+        <w:ind w:left="6480" w:hanging="480"/>
       </w:pPr>
     </w:lvl>
   </w:abstractNum>
   <w:abstractNum w:abstractNumId="99419">
-    <w:nsid w:val="00A99419"/>
+    <w:nsid w:val="A99419"/>
     <w:multiLevelType w:val="multilevel"/>
     <w:lvl w:ilvl="0">
       <w:start w:val="9"/>
@@ -8579,7 +8840,7 @@
       <w:lvlText w:val="%1."/>
       <w:lvlJc w:val="left"/>
       <w:pPr>
-        <w:ind w:left="720" w:hanging="360"/>
+        <w:ind w:left="720" w:hanging="480"/>
       </w:pPr>
     </w:lvl>
     <w:lvl w:ilvl="1">
@@ -8588,7 +8849,7 @@
       <w:lvlText w:val="%2."/>
       <w:lvlJc w:val="left"/>
       <w:pPr>
-        <w:ind w:left="1440" w:hanging="360"/>
+        <w:ind w:left="1440" w:hanging="480"/>
       </w:pPr>
     </w:lvl>
     <w:lvl w:ilvl="2">
@@ -8597,7 +8858,7 @@
       <w:lvlText w:val="%3."/>
       <w:lvlJc w:val="left"/>
       <w:pPr>
-        <w:ind w:left="2160" w:hanging="360"/>
+        <w:ind w:left="2160" w:hanging="480"/>
       </w:pPr>
     </w:lvl>
     <w:lvl w:ilvl="3">
@@ -8606,7 +8867,7 @@
       <w:lvlText w:val="%4."/>
       <w:lvlJc w:val="left"/>
       <w:pPr>
-        <w:ind w:left="2880" w:hanging="360"/>
+        <w:ind w:left="2880" w:hanging="480"/>
       </w:pPr>
     </w:lvl>
     <w:lvl w:ilvl="4">
@@ -8615,7 +8876,7 @@
       <w:lvlText w:val="%5."/>
       <w:lvlJc w:val="left"/>
       <w:pPr>
-        <w:ind w:left="3600" w:hanging="360"/>
+        <w:ind w:left="3600" w:hanging="480"/>
       </w:pPr>
     </w:lvl>
     <w:lvl w:ilvl="5">
@@ -8624,7 +8885,7 @@
       <w:lvlText w:val="%6."/>
       <w:lvlJc w:val="left"/>
       <w:pPr>
-        <w:ind w:left="4320" w:hanging="360"/>
+        <w:ind w:left="4320" w:hanging="480"/>
       </w:pPr>
     </w:lvl>
     <w:lvl w:ilvl="6">
@@ -8633,7 +8894,7 @@
       <w:lvlText w:val="%7."/>
       <w:lvlJc w:val="left"/>
       <w:pPr>
-        <w:ind w:left="5040" w:hanging="360"/>
+        <w:ind w:left="5040" w:hanging="480"/>
       </w:pPr>
     </w:lvl>
     <w:lvl w:ilvl="7">
@@ -8642,7 +8903,7 @@
       <w:lvlText w:val="%8."/>
       <w:lvlJc w:val="left"/>
       <w:pPr>
-        <w:ind w:left="5760" w:hanging="360"/>
+        <w:ind w:left="5760" w:hanging="480"/>
       </w:pPr>
     </w:lvl>
     <w:lvl w:ilvl="8">
@@ -8651,12 +8912,12 @@
       <w:lvlText w:val="%9."/>
       <w:lvlJc w:val="left"/>
       <w:pPr>
-        <w:ind w:left="6480" w:hanging="360"/>
+        <w:ind w:left="6480" w:hanging="480"/>
       </w:pPr>
     </w:lvl>
   </w:abstractNum>
   <w:abstractNum w:abstractNumId="994111">
-    <w:nsid w:val="0A994111"/>
+    <w:nsid w:val="A994111"/>
     <w:multiLevelType w:val="multilevel"/>
     <w:lvl w:ilvl="0">
       <w:start w:val="11"/>
@@ -8664,7 +8925,7 @@
       <w:lvlText w:val="%1."/>
       <w:lvlJc w:val="left"/>
       <w:pPr>
-        <w:ind w:left="720" w:hanging="360"/>
+        <w:ind w:left="720" w:hanging="480"/>
       </w:pPr>
     </w:lvl>
     <w:lvl w:ilvl="1">
@@ -8673,7 +8934,7 @@
       <w:lvlText w:val="%2."/>
       <w:lvlJc w:val="left"/>
       <w:pPr>
-        <w:ind w:left="1440" w:hanging="360"/>
+        <w:ind w:left="1440" w:hanging="480"/>
       </w:pPr>
     </w:lvl>
     <w:lvl w:ilvl="2">
@@ -8682,7 +8943,7 @@
       <w:lvlText w:val="%3."/>
       <w:lvlJc w:val="left"/>
       <w:pPr>
-        <w:ind w:left="2160" w:hanging="360"/>
+        <w:ind w:left="2160" w:hanging="480"/>
       </w:pPr>
     </w:lvl>
     <w:lvl w:ilvl="3">
@@ -8691,7 +8952,7 @@
       <w:lvlText w:val="%4."/>
       <w:lvlJc w:val="left"/>
       <w:pPr>
-        <w:ind w:left="2880" w:hanging="360"/>
+        <w:ind w:left="2880" w:hanging="480"/>
       </w:pPr>
     </w:lvl>
     <w:lvl w:ilvl="4">
@@ -8700,7 +8961,7 @@
       <w:lvlText w:val="%5."/>
       <w:lvlJc w:val="left"/>
       <w:pPr>
-        <w:ind w:left="3600" w:hanging="360"/>
+        <w:ind w:left="3600" w:hanging="480"/>
       </w:pPr>
     </w:lvl>
     <w:lvl w:ilvl="5">
@@ -8709,7 +8970,7 @@
       <w:lvlText w:val="%6."/>
       <w:lvlJc w:val="left"/>
       <w:pPr>
-        <w:ind w:left="4320" w:hanging="360"/>
+        <w:ind w:left="4320" w:hanging="480"/>
       </w:pPr>
     </w:lvl>
     <w:lvl w:ilvl="6">
@@ -8718,7 +8979,7 @@
       <w:lvlText w:val="%7."/>
       <w:lvlJc w:val="left"/>
       <w:pPr>
-        <w:ind w:left="5040" w:hanging="360"/>
+        <w:ind w:left="5040" w:hanging="480"/>
       </w:pPr>
     </w:lvl>
     <w:lvl w:ilvl="7">
@@ -8727,7 +8988,7 @@
       <w:lvlText w:val="%8."/>
       <w:lvlJc w:val="left"/>
       <w:pPr>
-        <w:ind w:left="5760" w:hanging="360"/>
+        <w:ind w:left="5760" w:hanging="480"/>
       </w:pPr>
     </w:lvl>
     <w:lvl w:ilvl="8">
@@ -8736,12 +8997,12 @@
       <w:lvlText w:val="%9."/>
       <w:lvlJc w:val="left"/>
       <w:pPr>
-        <w:ind w:left="6480" w:hanging="360"/>
+        <w:ind w:left="6480" w:hanging="480"/>
       </w:pPr>
     </w:lvl>
   </w:abstractNum>
   <w:abstractNum w:abstractNumId="994119">
-    <w:nsid w:val="0A994119"/>
+    <w:nsid w:val="A994119"/>
     <w:multiLevelType w:val="multilevel"/>
     <w:lvl w:ilvl="0">
       <w:start w:val="19"/>
@@ -8749,7 +9010,7 @@
       <w:lvlText w:val="%1."/>
       <w:lvlJc w:val="left"/>
       <w:pPr>
-        <w:ind w:left="720" w:hanging="360"/>
+        <w:ind w:left="720" w:hanging="480"/>
       </w:pPr>
     </w:lvl>
     <w:lvl w:ilvl="1">
@@ -8758,7 +9019,7 @@
       <w:lvlText w:val="%2."/>
       <w:lvlJc w:val="left"/>
       <w:pPr>
-        <w:ind w:left="1440" w:hanging="360"/>
+        <w:ind w:left="1440" w:hanging="480"/>
       </w:pPr>
     </w:lvl>
     <w:lvl w:ilvl="2">
@@ -8767,7 +9028,7 @@
       <w:lvlText w:val="%3."/>
       <w:lvlJc w:val="left"/>
       <w:pPr>
-        <w:ind w:left="2160" w:hanging="360"/>
+        <w:ind w:left="2160" w:hanging="480"/>
       </w:pPr>
     </w:lvl>
     <w:lvl w:ilvl="3">
@@ -8776,7 +9037,7 @@
       <w:lvlText w:val="%4."/>
       <w:lvlJc w:val="left"/>
       <w:pPr>
-        <w:ind w:left="2880" w:hanging="360"/>
+        <w:ind w:left="2880" w:hanging="480"/>
       </w:pPr>
     </w:lvl>
     <w:lvl w:ilvl="4">
@@ -8785,7 +9046,7 @@
       <w:lvlText w:val="%5."/>
       <w:lvlJc w:val="left"/>
       <w:pPr>
-        <w:ind w:left="3600" w:hanging="360"/>
+        <w:ind w:left="3600" w:hanging="480"/>
       </w:pPr>
     </w:lvl>
     <w:lvl w:ilvl="5">
@@ -8794,7 +9055,7 @@
       <w:lvlText w:val="%6."/>
       <w:lvlJc w:val="left"/>
       <w:pPr>
-        <w:ind w:left="4320" w:hanging="360"/>
+        <w:ind w:left="4320" w:hanging="480"/>
       </w:pPr>
     </w:lvl>
     <w:lvl w:ilvl="6">
@@ -8803,7 +9064,7 @@
       <w:lvlText w:val="%7."/>
       <w:lvlJc w:val="left"/>
       <w:pPr>
-        <w:ind w:left="5040" w:hanging="360"/>
+        <w:ind w:left="5040" w:hanging="480"/>
       </w:pPr>
     </w:lvl>
     <w:lvl w:ilvl="7">
@@ -8812,7 +9073,7 @@
       <w:lvlText w:val="%8."/>
       <w:lvlJc w:val="left"/>
       <w:pPr>
-        <w:ind w:left="5760" w:hanging="360"/>
+        <w:ind w:left="5760" w:hanging="480"/>
       </w:pPr>
     </w:lvl>
     <w:lvl w:ilvl="8">
@@ -8821,12 +9082,12 @@
       <w:lvlText w:val="%9."/>
       <w:lvlJc w:val="left"/>
       <w:pPr>
-        <w:ind w:left="6480" w:hanging="360"/>
+        <w:ind w:left="6480" w:hanging="480"/>
       </w:pPr>
     </w:lvl>
   </w:abstractNum>
   <w:abstractNum w:abstractNumId="994120">
-    <w:nsid w:val="0A994120"/>
+    <w:nsid w:val="A994120"/>
     <w:multiLevelType w:val="multilevel"/>
     <w:lvl w:ilvl="0">
       <w:start w:val="20"/>
@@ -8834,7 +9095,7 @@
       <w:lvlText w:val="%1."/>
       <w:lvlJc w:val="left"/>
       <w:pPr>
-        <w:ind w:left="720" w:hanging="360"/>
+        <w:ind w:left="720" w:hanging="480"/>
       </w:pPr>
     </w:lvl>
     <w:lvl w:ilvl="1">
@@ -8843,7 +9104,7 @@
       <w:lvlText w:val="%2."/>
       <w:lvlJc w:val="left"/>
       <w:pPr>
-        <w:ind w:left="1440" w:hanging="360"/>
+        <w:ind w:left="1440" w:hanging="480"/>
       </w:pPr>
     </w:lvl>
     <w:lvl w:ilvl="2">
@@ -8852,7 +9113,7 @@
       <w:lvlText w:val="%3."/>
       <w:lvlJc w:val="left"/>
       <w:pPr>
-        <w:ind w:left="2160" w:hanging="360"/>
+        <w:ind w:left="2160" w:hanging="480"/>
       </w:pPr>
     </w:lvl>
     <w:lvl w:ilvl="3">
@@ -8861,7 +9122,7 @@
       <w:lvlText w:val="%4."/>
       <w:lvlJc w:val="left"/>
       <w:pPr>
-        <w:ind w:left="2880" w:hanging="360"/>
+        <w:ind w:left="2880" w:hanging="480"/>
       </w:pPr>
     </w:lvl>
     <w:lvl w:ilvl="4">
@@ -8870,7 +9131,7 @@
       <w:lvlText w:val="%5."/>
       <w:lvlJc w:val="left"/>
       <w:pPr>
-        <w:ind w:left="3600" w:hanging="360"/>
+        <w:ind w:left="3600" w:hanging="480"/>
       </w:pPr>
     </w:lvl>
     <w:lvl w:ilvl="5">
@@ -8879,7 +9140,7 @@
       <w:lvlText w:val="%6."/>
       <w:lvlJc w:val="left"/>
       <w:pPr>
-        <w:ind w:left="4320" w:hanging="360"/>
+        <w:ind w:left="4320" w:hanging="480"/>
       </w:pPr>
     </w:lvl>
     <w:lvl w:ilvl="6">
@@ -8888,7 +9149,7 @@
       <w:lvlText w:val="%7."/>
       <w:lvlJc w:val="left"/>
       <w:pPr>
-        <w:ind w:left="5040" w:hanging="360"/>
+        <w:ind w:left="5040" w:hanging="480"/>
       </w:pPr>
     </w:lvl>
     <w:lvl w:ilvl="7">
@@ -8897,7 +9158,7 @@
       <w:lvlText w:val="%8."/>
       <w:lvlJc w:val="left"/>
       <w:pPr>
-        <w:ind w:left="5760" w:hanging="360"/>
+        <w:ind w:left="5760" w:hanging="480"/>
       </w:pPr>
     </w:lvl>
     <w:lvl w:ilvl="8">
@@ -8906,12 +9167,12 @@
       <w:lvlText w:val="%9."/>
       <w:lvlJc w:val="left"/>
       <w:pPr>
-        <w:ind w:left="6480" w:hanging="360"/>
+        <w:ind w:left="6480" w:hanging="480"/>
       </w:pPr>
     </w:lvl>
   </w:abstractNum>
   <w:abstractNum w:abstractNumId="994124">
-    <w:nsid w:val="0A994124"/>
+    <w:nsid w:val="A994124"/>
     <w:multiLevelType w:val="multilevel"/>
     <w:lvl w:ilvl="0">
       <w:start w:val="24"/>
@@ -8919,7 +9180,7 @@
       <w:lvlText w:val="%1."/>
       <w:lvlJc w:val="left"/>
       <w:pPr>
-        <w:ind w:left="720" w:hanging="360"/>
+        <w:ind w:left="720" w:hanging="480"/>
       </w:pPr>
     </w:lvl>
     <w:lvl w:ilvl="1">
@@ -8928,7 +9189,7 @@
       <w:lvlText w:val="%2."/>
       <w:lvlJc w:val="left"/>
       <w:pPr>
-        <w:ind w:left="1440" w:hanging="360"/>
+        <w:ind w:left="1440" w:hanging="480"/>
       </w:pPr>
     </w:lvl>
     <w:lvl w:ilvl="2">
@@ -8937,7 +9198,7 @@
       <w:lvlText w:val="%3."/>
       <w:lvlJc w:val="left"/>
       <w:pPr>
-        <w:ind w:left="2160" w:hanging="360"/>
+        <w:ind w:left="2160" w:hanging="480"/>
       </w:pPr>
     </w:lvl>
     <w:lvl w:ilvl="3">
@@ -8946,7 +9207,7 @@
       <w:lvlText w:val="%4."/>
       <w:lvlJc w:val="left"/>
       <w:pPr>
-        <w:ind w:left="2880" w:hanging="360"/>
+        <w:ind w:left="2880" w:hanging="480"/>
       </w:pPr>
     </w:lvl>
     <w:lvl w:ilvl="4">
@@ -8955,7 +9216,7 @@
       <w:lvlText w:val="%5."/>
       <w:lvlJc w:val="left"/>
       <w:pPr>
-        <w:ind w:left="3600" w:hanging="360"/>
+        <w:ind w:left="3600" w:hanging="480"/>
       </w:pPr>
     </w:lvl>
     <w:lvl w:ilvl="5">
@@ -8964,7 +9225,7 @@
       <w:lvlText w:val="%6."/>
       <w:lvlJc w:val="left"/>
       <w:pPr>
-        <w:ind w:left="4320" w:hanging="360"/>
+        <w:ind w:left="4320" w:hanging="480"/>
       </w:pPr>
     </w:lvl>
     <w:lvl w:ilvl="6">
@@ -8973,7 +9234,7 @@
       <w:lvlText w:val="%7."/>
       <w:lvlJc w:val="left"/>
       <w:pPr>
-        <w:ind w:left="5040" w:hanging="360"/>
+        <w:ind w:left="5040" w:hanging="480"/>
       </w:pPr>
     </w:lvl>
     <w:lvl w:ilvl="7">
@@ -8982,7 +9243,7 @@
       <w:lvlText w:val="%8."/>
       <w:lvlJc w:val="left"/>
       <w:pPr>
-        <w:ind w:left="5760" w:hanging="360"/>
+        <w:ind w:left="5760" w:hanging="480"/>
       </w:pPr>
     </w:lvl>
     <w:lvl w:ilvl="8">
@@ -8991,12 +9252,12 @@
       <w:lvlText w:val="%9."/>
       <w:lvlJc w:val="left"/>
       <w:pPr>
-        <w:ind w:left="6480" w:hanging="360"/>
+        <w:ind w:left="6480" w:hanging="480"/>
       </w:pPr>
     </w:lvl>
   </w:abstractNum>
   <w:abstractNum w:abstractNumId="994128">
-    <w:nsid w:val="0A994128"/>
+    <w:nsid w:val="A994128"/>
     <w:multiLevelType w:val="multilevel"/>
     <w:lvl w:ilvl="0">
       <w:start w:val="28"/>
@@ -9004,7 +9265,7 @@
       <w:lvlText w:val="%1."/>
       <w:lvlJc w:val="left"/>
       <w:pPr>
-        <w:ind w:left="720" w:hanging="360"/>
+        <w:ind w:left="720" w:hanging="480"/>
       </w:pPr>
     </w:lvl>
     <w:lvl w:ilvl="1">
@@ -9013,7 +9274,7 @@
       <w:lvlText w:val="%2."/>
       <w:lvlJc w:val="left"/>
       <w:pPr>
-        <w:ind w:left="1440" w:hanging="360"/>
+        <w:ind w:left="1440" w:hanging="480"/>
       </w:pPr>
     </w:lvl>
     <w:lvl w:ilvl="2">
@@ -9022,7 +9283,7 @@
       <w:lvlText w:val="%3."/>
       <w:lvlJc w:val="left"/>
       <w:pPr>
-        <w:ind w:left="2160" w:hanging="360"/>
+        <w:ind w:left="2160" w:hanging="480"/>
       </w:pPr>
     </w:lvl>
     <w:lvl w:ilvl="3">
@@ -9031,7 +9292,7 @@
       <w:lvlText w:val="%4."/>
       <w:lvlJc w:val="left"/>
       <w:pPr>
-        <w:ind w:left="2880" w:hanging="360"/>
+        <w:ind w:left="2880" w:hanging="480"/>
       </w:pPr>
     </w:lvl>
     <w:lvl w:ilvl="4">
@@ -9040,7 +9301,7 @@
       <w:lvlText w:val="%5."/>
       <w:lvlJc w:val="left"/>
       <w:pPr>
-        <w:ind w:left="3600" w:hanging="360"/>
+        <w:ind w:left="3600" w:hanging="480"/>
       </w:pPr>
     </w:lvl>
     <w:lvl w:ilvl="5">
@@ -9049,7 +9310,7 @@
       <w:lvlText w:val="%6."/>
       <w:lvlJc w:val="left"/>
       <w:pPr>
-        <w:ind w:left="4320" w:hanging="360"/>
+        <w:ind w:left="4320" w:hanging="480"/>
       </w:pPr>
     </w:lvl>
     <w:lvl w:ilvl="6">
@@ -9058,7 +9319,7 @@
       <w:lvlText w:val="%7."/>
       <w:lvlJc w:val="left"/>
       <w:pPr>
-        <w:ind w:left="5040" w:hanging="360"/>
+        <w:ind w:left="5040" w:hanging="480"/>
       </w:pPr>
     </w:lvl>
     <w:lvl w:ilvl="7">
@@ -9067,7 +9328,7 @@
       <w:lvlText w:val="%8."/>
       <w:lvlJc w:val="left"/>
       <w:pPr>
-        <w:ind w:left="5760" w:hanging="360"/>
+        <w:ind w:left="5760" w:hanging="480"/>
       </w:pPr>
     </w:lvl>
     <w:lvl w:ilvl="8">
@@ -9076,12 +9337,12 @@
       <w:lvlText w:val="%9."/>
       <w:lvlJc w:val="left"/>
       <w:pPr>
-        <w:ind w:left="6480" w:hanging="360"/>
+        <w:ind w:left="6480" w:hanging="480"/>
       </w:pPr>
     </w:lvl>
   </w:abstractNum>
   <w:abstractNum w:abstractNumId="994129">
-    <w:nsid w:val="0A994129"/>
+    <w:nsid w:val="A994129"/>
     <w:multiLevelType w:val="multilevel"/>
     <w:lvl w:ilvl="0">
       <w:start w:val="29"/>
@@ -9089,7 +9350,7 @@
       <w:lvlText w:val="%1."/>
       <w:lvlJc w:val="left"/>
       <w:pPr>
-        <w:ind w:left="720" w:hanging="360"/>
+        <w:ind w:left="720" w:hanging="480"/>
       </w:pPr>
     </w:lvl>
     <w:lvl w:ilvl="1">
@@ -9098,7 +9359,7 @@
       <w:lvlText w:val="%2."/>
       <w:lvlJc w:val="left"/>
       <w:pPr>
-        <w:ind w:left="1440" w:hanging="360"/>
+        <w:ind w:left="1440" w:hanging="480"/>
       </w:pPr>
     </w:lvl>
     <w:lvl w:ilvl="2">
@@ -9107,7 +9368,7 @@
       <w:lvlText w:val="%3."/>
       <w:lvlJc w:val="left"/>
       <w:pPr>
-        <w:ind w:left="2160" w:hanging="360"/>
+        <w:ind w:left="2160" w:hanging="480"/>
       </w:pPr>
     </w:lvl>
     <w:lvl w:ilvl="3">
@@ -9116,7 +9377,7 @@
       <w:lvlText w:val="%4."/>
       <w:lvlJc w:val="left"/>
       <w:pPr>
-        <w:ind w:left="2880" w:hanging="360"/>
+        <w:ind w:left="2880" w:hanging="480"/>
       </w:pPr>
     </w:lvl>
     <w:lvl w:ilvl="4">
@@ -9125,7 +9386,7 @@
       <w:lvlText w:val="%5."/>
       <w:lvlJc w:val="left"/>
       <w:pPr>
-        <w:ind w:left="3600" w:hanging="360"/>
+        <w:ind w:left="3600" w:hanging="480"/>
       </w:pPr>
     </w:lvl>
     <w:lvl w:ilvl="5">
@@ -9134,7 +9395,7 @@
       <w:lvlText w:val="%6."/>
       <w:lvlJc w:val="left"/>
       <w:pPr>
-        <w:ind w:left="4320" w:hanging="360"/>
+        <w:ind w:left="4320" w:hanging="480"/>
       </w:pPr>
     </w:lvl>
     <w:lvl w:ilvl="6">
@@ -9143,7 +9404,7 @@
       <w:lvlText w:val="%7."/>
       <w:lvlJc w:val="left"/>
       <w:pPr>
-        <w:ind w:left="5040" w:hanging="360"/>
+        <w:ind w:left="5040" w:hanging="480"/>
       </w:pPr>
     </w:lvl>
     <w:lvl w:ilvl="7">
@@ -9152,7 +9413,7 @@
       <w:lvlText w:val="%8."/>
       <w:lvlJc w:val="left"/>
       <w:pPr>
-        <w:ind w:left="5760" w:hanging="360"/>
+        <w:ind w:left="5760" w:hanging="480"/>
       </w:pPr>
     </w:lvl>
     <w:lvl w:ilvl="8">
@@ -9161,7 +9422,7 @@
       <w:lvlText w:val="%9."/>
       <w:lvlJc w:val="left"/>
       <w:pPr>
-        <w:ind w:left="6480" w:hanging="360"/>
+        <w:ind w:left="6480" w:hanging="480"/>
       </w:pPr>
     </w:lvl>
   </w:abstractNum>
@@ -9677,10 +9938,10 @@
   <w:docDefaults>
     <w:rPrDefault>
       <w:rPr>
-        <w:rFonts w:asciiTheme="minorHAnsi" w:cstheme="minorBidi" w:eastAsiaTheme="minorEastAsia" w:hAnsiTheme="minorHAnsi"/>
+        <w:rFonts w:asciiTheme="minorHAnsi" w:cstheme="minorBidi" w:eastAsiaTheme="minorHAnsi" w:hAnsiTheme="minorHAnsi"/>
         <w:sz w:val="24"/>
         <w:szCs w:val="24"/>
-        <w:lang w:bidi="ar-SA" w:eastAsia="zh-CN" w:val="en-US"/>
+        <w:lang w:bidi="ar-SA" w:eastAsia="en-US" w:val="en-US"/>
       </w:rPr>
     </w:rPrDefault>
     <w:pPrDefault>
@@ -9698,10 +9959,10 @@
     <w:name w:val="Body Text"/>
     <w:basedOn w:val="Normal"/>
     <w:link w:val="BodyTextChar"/>
-    <w:qFormat/>
     <w:pPr>
       <w:spacing w:after="180" w:before="180"/>
     </w:pPr>
+    <w:qFormat/>
   </w:style>
   <w:style w:customStyle="1" w:styleId="FirstParagraph" w:type="paragraph">
     <w:name w:val="First Paragraph"/>
@@ -9721,94 +9982,57 @@
     <w:name w:val="Title"/>
     <w:basedOn w:val="Normal"/>
     <w:next w:val="BodyText"/>
-    <w:link w:val="TitleChar"/>
-    <w:uiPriority w:val="10"/>
     <w:qFormat/>
-    <w:rsid w:val="00A10FD9"/>
     <w:pPr>
-      <w:spacing w:after="80" w:line="240" w:lineRule="auto"/>
-      <w:contextualSpacing/>
+      <w:keepNext/>
+      <w:keepLines/>
+      <w:spacing w:after="240" w:before="480"/>
       <w:jc w:val="center"/>
     </w:pPr>
     <w:rPr>
       <w:rFonts w:asciiTheme="majorHAnsi" w:cstheme="majorBidi" w:eastAsiaTheme="majorEastAsia" w:hAnsiTheme="majorHAnsi"/>
-      <w:sz w:val="56"/>
-      <w:szCs w:val="56"/>
-    </w:rPr>
-  </w:style>
-  <w:style w:customStyle="1" w:styleId="TitleChar" w:type="character">
-    <w:name w:val="Title Char"/>
-    <w:basedOn w:val="DefaultParagraphFont"/>
-    <w:link w:val="Title"/>
-    <w:uiPriority w:val="10"/>
-    <w:rsid w:val="00A10FD9"/>
-    <w:rPr>
-      <w:rFonts w:asciiTheme="majorHAnsi" w:cstheme="majorBidi" w:eastAsiaTheme="majorEastAsia" w:hAnsiTheme="majorHAnsi"/>
-      <w:sz w:val="56"/>
-      <w:szCs w:val="56"/>
+      <w:b/>
+      <w:bCs/>
+      <w:color w:themeColor="accent1" w:themeShade="B5" w:val="345A8A"/>
+      <w:sz w:val="36"/>
+      <w:szCs w:val="36"/>
     </w:rPr>
   </w:style>
   <w:style w:styleId="Subtitle" w:type="paragraph">
     <w:name w:val="Subtitle"/>
     <w:basedOn w:val="Title"/>
     <w:next w:val="BodyText"/>
-    <w:link w:val="SubtitleChar"/>
-    <w:uiPriority w:val="11"/>
     <w:qFormat/>
-    <w:rsid w:val="00A10FD9"/>
     <w:pPr>
-      <w:numPr>
-        <w:ilvl w:val="1"/>
-      </w:numPr>
+      <w:keepNext/>
+      <w:keepLines/>
+      <w:spacing w:after="240" w:before="240"/>
+      <w:jc w:val="center"/>
     </w:pPr>
     <w:rPr>
-      <w:rFonts w:cstheme="majorBidi" w:eastAsiaTheme="majorEastAsia"/>
-      <w:spacing w:val="15"/>
-      <w:sz w:val="28"/>
-      <w:szCs w:val="28"/>
-    </w:rPr>
-  </w:style>
-  <w:style w:customStyle="1" w:styleId="SubtitleChar" w:type="character">
-    <w:name w:val="Subtitle Char"/>
-    <w:basedOn w:val="DefaultParagraphFont"/>
-    <w:link w:val="Subtitle"/>
-    <w:uiPriority w:val="11"/>
-    <w:rsid w:val="00A10FD9"/>
-    <w:rPr>
-      <w:rFonts w:cstheme="majorBidi" w:eastAsiaTheme="majorEastAsia"/>
-      <w:color w:themeColor="text1" w:themeTint="A6" w:val="595959"/>
-      <w:spacing w:val="15"/>
-      <w:sz w:val="28"/>
-      <w:szCs w:val="28"/>
+      <w:sz w:val="30"/>
+      <w:szCs w:val="30"/>
     </w:rPr>
   </w:style>
   <w:style w:customStyle="1" w:styleId="Author" w:type="paragraph">
     <w:name w:val="Author"/>
-    <w:basedOn w:val="Title"/>
     <w:next w:val="BodyText"/>
     <w:qFormat/>
     <w:pPr>
       <w:keepNext/>
       <w:keepLines/>
+      <w:jc w:val="center"/>
     </w:pPr>
-    <w:rPr>
-      <w:sz w:val="24"/>
-      <w:szCs w:val="24"/>
-    </w:rPr>
   </w:style>
   <w:style w:styleId="Date" w:type="paragraph">
     <w:name w:val="Date"/>
-    <w:basedOn w:val="Title"/>
     <w:next w:val="BodyText"/>
     <w:qFormat/>
     <w:pPr>
       <w:keepNext/>
       <w:keepLines/>
+      <w:jc w:val="center"/>
     </w:pPr>
-    <w:rPr>
-      <w:sz w:val="24"/>
-      <w:szCs w:val="24"/>
-    </w:rPr>
   </w:style>
   <w:style w:customStyle="1" w:styleId="AbstractTitle" w:type="paragraph">
     <w:name w:val="Abstract Title"/>
@@ -9818,13 +10042,15 @@
     <w:pPr>
       <w:keepNext/>
       <w:keepLines/>
+      <w:jc w:val="center"/>
       <w:spacing w:after="0" w:before="300"/>
-      <w:jc w:val="center"/>
     </w:pPr>
     <w:rPr>
-      <w:b/>
       <w:sz w:val="20"/>
       <w:szCs w:val="20"/>
+      <w:b/>
+      <w:color w:val="345A8A"/>
+      &gt;
     </w:rPr>
   </w:style>
   <w:style w:customStyle="1" w:styleId="Abstract" w:type="paragraph">
@@ -9851,321 +10077,191 @@
     <w:rPr/>
   </w:style>
   <w:style w:styleId="Heading1" w:type="paragraph">
-    <w:name w:val="heading 1"/>
+    <w:name w:val="Heading 1"/>
     <w:basedOn w:val="Normal"/>
     <w:next w:val="BodyText"/>
-    <w:link w:val="Heading1Char"/>
     <w:uiPriority w:val="9"/>
     <w:qFormat/>
-    <w:rsid w:val="00A10FD9"/>
     <w:pPr>
       <w:keepNext/>
       <w:keepLines/>
-      <w:spacing w:after="80" w:before="360"/>
+      <w:spacing w:after="0" w:before="480"/>
       <w:outlineLvl w:val="0"/>
     </w:pPr>
     <w:rPr>
       <w:rFonts w:asciiTheme="majorHAnsi" w:cstheme="majorBidi" w:eastAsiaTheme="majorEastAsia" w:hAnsiTheme="majorHAnsi"/>
-      <w:color w:themeColor="accent1" w:themeShade="BF" w:val="0F4761"/>
-      <w:sz w:val="40"/>
-      <w:szCs w:val="40"/>
+      <w:b/>
+      <w:bCs/>
+      <w:color w:themeColor="accent1" w:val="4F81BD"/>
+      <w:sz w:val="32"/>
+      <w:szCs w:val="32"/>
     </w:rPr>
   </w:style>
   <w:style w:styleId="Heading2" w:type="paragraph">
-    <w:name w:val="heading 2"/>
+    <w:name w:val="Heading 2"/>
     <w:basedOn w:val="Normal"/>
     <w:next w:val="BodyText"/>
-    <w:link w:val="Heading2Char"/>
     <w:uiPriority w:val="9"/>
-    <w:semiHidden/>
     <w:unhideWhenUsed/>
     <w:qFormat/>
-    <w:rsid w:val="00A10FD9"/>
     <w:pPr>
       <w:keepNext/>
       <w:keepLines/>
-      <w:spacing w:after="80" w:before="160"/>
+      <w:spacing w:after="0" w:before="200"/>
       <w:outlineLvl w:val="1"/>
     </w:pPr>
     <w:rPr>
       <w:rFonts w:asciiTheme="majorHAnsi" w:cstheme="majorBidi" w:eastAsiaTheme="majorEastAsia" w:hAnsiTheme="majorHAnsi"/>
-      <w:color w:themeColor="accent1" w:themeShade="BF" w:val="0F4761"/>
-      <w:sz w:val="32"/>
-      <w:szCs w:val="32"/>
-    </w:rPr>
-  </w:style>
-  <w:style w:styleId="Heading3" w:type="paragraph">
-    <w:name w:val="heading 3"/>
-    <w:basedOn w:val="Normal"/>
-    <w:next w:val="BodyText"/>
-    <w:link w:val="Heading3Char"/>
-    <w:uiPriority w:val="9"/>
-    <w:semiHidden/>
-    <w:unhideWhenUsed/>
-    <w:qFormat/>
-    <w:rsid w:val="00A10FD9"/>
-    <w:pPr>
-      <w:keepNext/>
-      <w:keepLines/>
-      <w:spacing w:after="80" w:before="160"/>
-      <w:outlineLvl w:val="2"/>
-    </w:pPr>
-    <w:rPr>
-      <w:rFonts w:cstheme="majorBidi" w:eastAsiaTheme="majorEastAsia"/>
-      <w:color w:themeColor="accent1" w:themeShade="BF" w:val="0F4761"/>
+      <w:b/>
+      <w:bCs/>
+      <w:color w:themeColor="accent1" w:val="4F81BD"/>
       <w:sz w:val="28"/>
       <w:szCs w:val="28"/>
     </w:rPr>
   </w:style>
-  <w:style w:styleId="Heading4" w:type="paragraph">
-    <w:name w:val="heading 4"/>
+  <w:style w:styleId="Heading3" w:type="paragraph">
+    <w:name w:val="Heading 3"/>
     <w:basedOn w:val="Normal"/>
     <w:next w:val="BodyText"/>
-    <w:link w:val="Heading4Char"/>
     <w:uiPriority w:val="9"/>
-    <w:semiHidden/>
     <w:unhideWhenUsed/>
     <w:qFormat/>
-    <w:rsid w:val="00A10FD9"/>
     <w:pPr>
       <w:keepNext/>
       <w:keepLines/>
-      <w:spacing w:after="40" w:before="80"/>
+      <w:spacing w:after="0" w:before="200"/>
+      <w:outlineLvl w:val="2"/>
+    </w:pPr>
+    <w:rPr>
+      <w:rFonts w:asciiTheme="majorHAnsi" w:cstheme="majorBidi" w:eastAsiaTheme="majorEastAsia" w:hAnsiTheme="majorHAnsi"/>
+      <w:b/>
+      <w:bCs/>
+      <w:color w:themeColor="accent1" w:val="4F81BD"/>
+      <w:sz w:val="24"/>
+      <w:szCs w:val="24"/>
+    </w:rPr>
+  </w:style>
+  <w:style w:styleId="Heading4" w:type="paragraph">
+    <w:name w:val="Heading 4"/>
+    <w:basedOn w:val="Normal"/>
+    <w:next w:val="BodyText"/>
+    <w:uiPriority w:val="9"/>
+    <w:unhideWhenUsed/>
+    <w:qFormat/>
+    <w:pPr>
+      <w:keepNext/>
+      <w:keepLines/>
+      <w:spacing w:after="0" w:before="200"/>
       <w:outlineLvl w:val="3"/>
     </w:pPr>
     <w:rPr>
-      <w:rFonts w:cstheme="majorBidi" w:eastAsiaTheme="majorEastAsia"/>
+      <w:rFonts w:asciiTheme="majorHAnsi" w:cstheme="majorBidi" w:eastAsiaTheme="majorEastAsia" w:hAnsiTheme="majorHAnsi"/>
       <w:i/>
-      <w:iCs/>
-      <w:color w:themeColor="accent1" w:themeShade="BF" w:val="0F4761"/>
+      <w:bCs/>
+      <w:color w:themeColor="accent1" w:val="4F81BD"/>
+      <w:sz w:val="24"/>
+      <w:szCs w:val="24"/>
     </w:rPr>
   </w:style>
   <w:style w:styleId="Heading5" w:type="paragraph">
-    <w:name w:val="heading 5"/>
+    <w:name w:val="Heading 5"/>
     <w:basedOn w:val="Normal"/>
     <w:next w:val="BodyText"/>
-    <w:link w:val="Heading5Char"/>
     <w:uiPriority w:val="9"/>
-    <w:semiHidden/>
     <w:unhideWhenUsed/>
     <w:qFormat/>
-    <w:rsid w:val="00A10FD9"/>
     <w:pPr>
       <w:keepNext/>
       <w:keepLines/>
-      <w:spacing w:after="40" w:before="80"/>
+      <w:spacing w:after="0" w:before="200"/>
       <w:outlineLvl w:val="4"/>
     </w:pPr>
     <w:rPr>
-      <w:rFonts w:cstheme="majorBidi" w:eastAsiaTheme="majorEastAsia"/>
-      <w:color w:themeColor="accent1" w:themeShade="BF" w:val="0F4761"/>
+      <w:rFonts w:asciiTheme="majorHAnsi" w:cstheme="majorBidi" w:eastAsiaTheme="majorEastAsia" w:hAnsiTheme="majorHAnsi"/>
+      <w:iCs/>
+      <w:color w:themeColor="accent1" w:val="4F81BD"/>
+      <w:sz w:val="24"/>
+      <w:szCs w:val="24"/>
     </w:rPr>
   </w:style>
   <w:style w:styleId="Heading6" w:type="paragraph">
-    <w:name w:val="heading 6"/>
+    <w:name w:val="Heading 6"/>
     <w:basedOn w:val="Normal"/>
     <w:next w:val="BodyText"/>
-    <w:link w:val="Heading6Char"/>
     <w:uiPriority w:val="9"/>
-    <w:semiHidden/>
     <w:unhideWhenUsed/>
     <w:qFormat/>
-    <w:rsid w:val="00A10FD9"/>
     <w:pPr>
       <w:keepNext/>
       <w:keepLines/>
-      <w:spacing w:after="0" w:before="40"/>
+      <w:spacing w:after="0" w:before="200"/>
       <w:outlineLvl w:val="5"/>
     </w:pPr>
     <w:rPr>
-      <w:rFonts w:cstheme="majorBidi" w:eastAsiaTheme="majorEastAsia"/>
-      <w:i/>
-      <w:iCs/>
-      <w:color w:themeColor="text1" w:themeTint="A6" w:val="595959"/>
+      <w:rFonts w:asciiTheme="majorHAnsi" w:cstheme="majorBidi" w:eastAsiaTheme="majorEastAsia" w:hAnsiTheme="majorHAnsi"/>
+      <w:color w:themeColor="accent1" w:val="4F81BD"/>
+      <w:sz w:val="24"/>
+      <w:szCs w:val="24"/>
     </w:rPr>
   </w:style>
   <w:style w:styleId="Heading7" w:type="paragraph">
-    <w:name w:val="heading 7"/>
+    <w:name w:val="Heading 7"/>
     <w:basedOn w:val="Normal"/>
     <w:next w:val="BodyText"/>
-    <w:link w:val="Heading7Char"/>
     <w:uiPriority w:val="9"/>
-    <w:semiHidden/>
     <w:unhideWhenUsed/>
     <w:qFormat/>
-    <w:rsid w:val="00A10FD9"/>
     <w:pPr>
       <w:keepNext/>
       <w:keepLines/>
-      <w:spacing w:after="0" w:before="40"/>
+      <w:spacing w:after="0" w:before="200"/>
       <w:outlineLvl w:val="6"/>
     </w:pPr>
     <w:rPr>
-      <w:rFonts w:cstheme="majorBidi" w:eastAsiaTheme="majorEastAsia"/>
-      <w:color w:themeColor="text1" w:themeTint="A6" w:val="595959"/>
+      <w:rFonts w:asciiTheme="majorHAnsi" w:cstheme="majorBidi" w:eastAsiaTheme="majorEastAsia" w:hAnsiTheme="majorHAnsi"/>
+      <w:color w:themeColor="accent1" w:val="4F81BD"/>
+      <w:sz w:val="24"/>
+      <w:szCs w:val="24"/>
     </w:rPr>
   </w:style>
   <w:style w:styleId="Heading8" w:type="paragraph">
-    <w:name w:val="heading 8"/>
+    <w:name w:val="Heading 8"/>
     <w:basedOn w:val="Normal"/>
     <w:next w:val="BodyText"/>
-    <w:link w:val="Heading8Char"/>
     <w:uiPriority w:val="9"/>
-    <w:semiHidden/>
     <w:unhideWhenUsed/>
     <w:qFormat/>
-    <w:rsid w:val="00A10FD9"/>
     <w:pPr>
       <w:keepNext/>
       <w:keepLines/>
-      <w:spacing w:after="0"/>
+      <w:spacing w:after="0" w:before="200"/>
       <w:outlineLvl w:val="7"/>
     </w:pPr>
     <w:rPr>
-      <w:rFonts w:cstheme="majorBidi" w:eastAsiaTheme="majorEastAsia"/>
-      <w:i/>
-      <w:iCs/>
-      <w:color w:themeColor="text1" w:themeTint="D8" w:val="272727"/>
+      <w:rFonts w:asciiTheme="majorHAnsi" w:cstheme="majorBidi" w:eastAsiaTheme="majorEastAsia" w:hAnsiTheme="majorHAnsi"/>
+      <w:color w:themeColor="accent1" w:val="4F81BD"/>
+      <w:sz w:val="24"/>
+      <w:szCs w:val="24"/>
     </w:rPr>
   </w:style>
   <w:style w:styleId="Heading9" w:type="paragraph">
-    <w:name w:val="heading 9"/>
+    <w:name w:val="Heading 9"/>
     <w:basedOn w:val="Normal"/>
     <w:next w:val="BodyText"/>
-    <w:link w:val="Heading9Char"/>
     <w:uiPriority w:val="9"/>
-    <w:semiHidden/>
     <w:unhideWhenUsed/>
     <w:qFormat/>
-    <w:rsid w:val="00A10FD9"/>
     <w:pPr>
       <w:keepNext/>
       <w:keepLines/>
-      <w:spacing w:after="0"/>
+      <w:spacing w:after="0" w:before="200"/>
       <w:outlineLvl w:val="8"/>
     </w:pPr>
     <w:rPr>
-      <w:rFonts w:cstheme="majorBidi" w:eastAsiaTheme="majorEastAsia"/>
-      <w:color w:themeColor="text1" w:themeTint="D8" w:val="272727"/>
-    </w:rPr>
-  </w:style>
-  <w:style w:customStyle="1" w:styleId="Heading1Char" w:type="character">
-    <w:name w:val="Heading 1 Char"/>
-    <w:basedOn w:val="DefaultParagraphFont"/>
-    <w:link w:val="Heading1"/>
-    <w:uiPriority w:val="9"/>
-    <w:rsid w:val="00A10FD9"/>
-    <w:rPr>
       <w:rFonts w:asciiTheme="majorHAnsi" w:cstheme="majorBidi" w:eastAsiaTheme="majorEastAsia" w:hAnsiTheme="majorHAnsi"/>
-      <w:color w:themeColor="accent1" w:themeShade="BF" w:val="0F4761"/>
-      <w:sz w:val="40"/>
-      <w:szCs w:val="40"/>
-    </w:rPr>
-  </w:style>
-  <w:style w:customStyle="1" w:styleId="Heading2Char" w:type="character">
-    <w:name w:val="Heading 2 Char"/>
-    <w:basedOn w:val="DefaultParagraphFont"/>
-    <w:link w:val="Heading2"/>
-    <w:uiPriority w:val="9"/>
-    <w:semiHidden/>
-    <w:rsid w:val="00A10FD9"/>
-    <w:rPr>
-      <w:rFonts w:asciiTheme="majorHAnsi" w:cstheme="majorBidi" w:eastAsiaTheme="majorEastAsia" w:hAnsiTheme="majorHAnsi"/>
-      <w:color w:themeColor="accent1" w:themeShade="BF" w:val="0F4761"/>
-      <w:sz w:val="32"/>
-      <w:szCs w:val="32"/>
-    </w:rPr>
-  </w:style>
-  <w:style w:customStyle="1" w:styleId="Heading3Char" w:type="character">
-    <w:name w:val="Heading 3 Char"/>
-    <w:basedOn w:val="DefaultParagraphFont"/>
-    <w:link w:val="Heading3"/>
-    <w:uiPriority w:val="9"/>
-    <w:semiHidden/>
-    <w:rsid w:val="00A10FD9"/>
-    <w:rPr>
-      <w:rFonts w:cstheme="majorBidi" w:eastAsiaTheme="majorEastAsia"/>
-      <w:color w:themeColor="accent1" w:themeShade="BF" w:val="0F4761"/>
-      <w:sz w:val="28"/>
-      <w:szCs w:val="28"/>
-    </w:rPr>
-  </w:style>
-  <w:style w:customStyle="1" w:styleId="Heading4Char" w:type="character">
-    <w:name w:val="Heading 4 Char"/>
-    <w:basedOn w:val="DefaultParagraphFont"/>
-    <w:link w:val="Heading4"/>
-    <w:uiPriority w:val="9"/>
-    <w:semiHidden/>
-    <w:rsid w:val="00A10FD9"/>
-    <w:rPr>
-      <w:rFonts w:cstheme="majorBidi" w:eastAsiaTheme="majorEastAsia"/>
-      <w:i/>
-      <w:iCs/>
-      <w:color w:themeColor="accent1" w:themeShade="BF" w:val="0F4761"/>
-    </w:rPr>
-  </w:style>
-  <w:style w:customStyle="1" w:styleId="Heading5Char" w:type="character">
-    <w:name w:val="Heading 5 Char"/>
-    <w:basedOn w:val="DefaultParagraphFont"/>
-    <w:link w:val="Heading5"/>
-    <w:uiPriority w:val="9"/>
-    <w:semiHidden/>
-    <w:rsid w:val="00A10FD9"/>
-    <w:rPr>
-      <w:rFonts w:cstheme="majorBidi" w:eastAsiaTheme="majorEastAsia"/>
-      <w:color w:themeColor="accent1" w:themeShade="BF" w:val="0F4761"/>
-    </w:rPr>
-  </w:style>
-  <w:style w:customStyle="1" w:styleId="Heading6Char" w:type="character">
-    <w:name w:val="Heading 6 Char"/>
-    <w:basedOn w:val="DefaultParagraphFont"/>
-    <w:link w:val="Heading6"/>
-    <w:uiPriority w:val="9"/>
-    <w:semiHidden/>
-    <w:rsid w:val="00A10FD9"/>
-    <w:rPr>
-      <w:rFonts w:cstheme="majorBidi" w:eastAsiaTheme="majorEastAsia"/>
-      <w:i/>
-      <w:iCs/>
-      <w:color w:themeColor="text1" w:themeTint="A6" w:val="595959"/>
-    </w:rPr>
-  </w:style>
-  <w:style w:customStyle="1" w:styleId="Heading7Char" w:type="character">
-    <w:name w:val="Heading 7 Char"/>
-    <w:basedOn w:val="DefaultParagraphFont"/>
-    <w:link w:val="Heading7"/>
-    <w:uiPriority w:val="9"/>
-    <w:semiHidden/>
-    <w:rsid w:val="00A10FD9"/>
-    <w:rPr>
-      <w:rFonts w:cstheme="majorBidi" w:eastAsiaTheme="majorEastAsia"/>
-      <w:color w:themeColor="text1" w:themeTint="A6" w:val="595959"/>
-    </w:rPr>
-  </w:style>
-  <w:style w:customStyle="1" w:styleId="Heading8Char" w:type="character">
-    <w:name w:val="Heading 8 Char"/>
-    <w:basedOn w:val="DefaultParagraphFont"/>
-    <w:link w:val="Heading8"/>
-    <w:uiPriority w:val="9"/>
-    <w:semiHidden/>
-    <w:rsid w:val="00A10FD9"/>
-    <w:rPr>
-      <w:rFonts w:cstheme="majorBidi" w:eastAsiaTheme="majorEastAsia"/>
-      <w:i/>
-      <w:iCs/>
-      <w:color w:themeColor="text1" w:themeTint="D8" w:val="272727"/>
-    </w:rPr>
-  </w:style>
-  <w:style w:customStyle="1" w:styleId="Heading9Char" w:type="character">
-    <w:name w:val="Heading 9 Char"/>
-    <w:basedOn w:val="DefaultParagraphFont"/>
-    <w:link w:val="Heading9"/>
-    <w:uiPriority w:val="9"/>
-    <w:semiHidden/>
-    <w:rsid w:val="00A10FD9"/>
-    <w:rPr>
-      <w:rFonts w:cstheme="majorBidi" w:eastAsiaTheme="majorEastAsia"/>
-      <w:color w:themeColor="text1" w:themeTint="D8" w:val="272727"/>
+      <w:color w:themeColor="accent1" w:val="4F81BD"/>
+      <w:sz w:val="24"/>
+      <w:szCs w:val="24"/>
     </w:rPr>
   </w:style>
   <w:style w:styleId="BlockText" w:type="paragraph">
@@ -10188,18 +10284,6 @@
     <w:unhideWhenUsed/>
     <w:qFormat/>
   </w:style>
-  <w:style w:styleId="FootnoteBlockText" w:type="paragraph">
-    <w:name w:val="Footnote Block Text"/>
-    <w:basedOn w:val="FootnoteText"/>
-    <w:next w:val="FootnoteText"/>
-    <w:uiPriority w:val="9"/>
-    <w:unhideWhenUsed/>
-    <w:qFormat/>
-    <w:pPr>
-      <w:spacing w:after="100" w:before="100"/>
-      <w:ind w:firstLine="0" w:left="480" w:right="480"/>
-    </w:pPr>
-  </w:style>
   <w:style w:default="1" w:styleId="DefaultParagraphFont" w:type="character">
     <w:name w:val="Default Paragraph Font"/>
     <w:semiHidden/>
@@ -10221,11 +10305,18 @@
       </w:tblCellMar>
     </w:tblPr>
     <w:tblStylePr w:type="firstRow">
+      <w:tblPr>
+        <w:jc w:val="left"/>
+        <w:tblInd w:type="dxa" w:w="0"/>
+      </w:tblPr>
+      <w:trPr>
+        <w:jc w:val="left"/>
+      </w:trPr>
       <w:tcPr>
+        <w:vAlign w:val="bottom"/>
         <w:tcBorders>
           <w:bottom w:val="single"/>
         </w:tcBorders>
-        <w:vAlign w:val="bottom"/>
       </w:tcPr>
     </w:tblStylePr>
   </w:style>
@@ -10340,8 +10431,8 @@
     <w:name w:val="KeywordTok"/>
     <w:basedOn w:val="VerbatimChar"/>
     <w:rPr>
+      <w:color w:val="007020"/>
       <w:b/>
-      <w:color w:val="007020"/>
     </w:rPr>
   </w:style>
   <w:style w:type="character" w:customStyle="1" w:styleId="DataTypeTok">
@@ -10418,42 +10509,42 @@
     <w:name w:val="ImportTok"/>
     <w:basedOn w:val="VerbatimChar"/>
     <w:rPr>
+      <w:color w:val="008000"/>
       <w:b/>
-      <w:color w:val="008000"/>
     </w:rPr>
   </w:style>
   <w:style w:type="character" w:customStyle="1" w:styleId="CommentTok">
     <w:name w:val="CommentTok"/>
     <w:basedOn w:val="VerbatimChar"/>
     <w:rPr>
+      <w:color w:val="60a0b0"/>
       <w:i/>
-      <w:color w:val="60a0b0"/>
     </w:rPr>
   </w:style>
   <w:style w:type="character" w:customStyle="1" w:styleId="DocumentationTok">
     <w:name w:val="DocumentationTok"/>
     <w:basedOn w:val="VerbatimChar"/>
     <w:rPr>
+      <w:color w:val="ba2121"/>
       <w:i/>
-      <w:color w:val="ba2121"/>
     </w:rPr>
   </w:style>
   <w:style w:type="character" w:customStyle="1" w:styleId="AnnotationTok">
     <w:name w:val="AnnotationTok"/>
     <w:basedOn w:val="VerbatimChar"/>
     <w:rPr>
+      <w:color w:val="60a0b0"/>
       <w:b/>
       <w:i/>
-      <w:color w:val="60a0b0"/>
     </w:rPr>
   </w:style>
   <w:style w:type="character" w:customStyle="1" w:styleId="CommentVarTok">
     <w:name w:val="CommentVarTok"/>
     <w:basedOn w:val="VerbatimChar"/>
     <w:rPr>
+      <w:color w:val="60a0b0"/>
       <w:b/>
       <w:i/>
-      <w:color w:val="60a0b0"/>
     </w:rPr>
   </w:style>
   <w:style w:type="character" w:customStyle="1" w:styleId="OtherTok">
@@ -10481,8 +10572,8 @@
     <w:name w:val="ControlFlowTok"/>
     <w:basedOn w:val="VerbatimChar"/>
     <w:rPr>
+      <w:color w:val="007020"/>
       <w:b/>
-      <w:color w:val="007020"/>
     </w:rPr>
   </w:style>
   <w:style w:type="character" w:customStyle="1" w:styleId="OperatorTok">
@@ -10527,34 +10618,34 @@
     <w:name w:val="InformationTok"/>
     <w:basedOn w:val="VerbatimChar"/>
     <w:rPr>
+      <w:color w:val="60a0b0"/>
       <w:b/>
       <w:i/>
-      <w:color w:val="60a0b0"/>
     </w:rPr>
   </w:style>
   <w:style w:type="character" w:customStyle="1" w:styleId="WarningTok">
     <w:name w:val="WarningTok"/>
     <w:basedOn w:val="VerbatimChar"/>
     <w:rPr>
+      <w:color w:val="60a0b0"/>
       <w:b/>
       <w:i/>
-      <w:color w:val="60a0b0"/>
     </w:rPr>
   </w:style>
   <w:style w:type="character" w:customStyle="1" w:styleId="AlertTok">
     <w:name w:val="AlertTok"/>
     <w:basedOn w:val="VerbatimChar"/>
     <w:rPr>
+      <w:color w:val="ff0000"/>
       <w:b/>
-      <w:color w:val="ff0000"/>
     </w:rPr>
   </w:style>
   <w:style w:type="character" w:customStyle="1" w:styleId="ErrorTok">
     <w:name w:val="ErrorTok"/>
     <w:basedOn w:val="VerbatimChar"/>
     <w:rPr>
+      <w:color w:val="ff0000"/>
       <w:b/>
-      <w:color w:val="ff0000"/>
     </w:rPr>
   </w:style>
   <w:style w:type="character" w:customStyle="1" w:styleId="NormalTok">
@@ -10576,44 +10667,44 @@
         <a:sysClr val="window" lastClr="FFFFFF"/>
       </a:lt1>
       <a:dk2>
-        <a:srgbClr val="0E2841"/>
+        <a:srgbClr val="1F497D"/>
       </a:dk2>
       <a:lt2>
-        <a:srgbClr val="E8E8E8"/>
+        <a:srgbClr val="EEECE1"/>
       </a:lt2>
       <a:accent1>
-        <a:srgbClr val="156082"/>
+        <a:srgbClr val="4F81BD"/>
       </a:accent1>
       <a:accent2>
-        <a:srgbClr val="E97132"/>
+        <a:srgbClr val="C0504D"/>
       </a:accent2>
       <a:accent3>
-        <a:srgbClr val="196B24"/>
+        <a:srgbClr val="9BBB59"/>
       </a:accent3>
       <a:accent4>
-        <a:srgbClr val="0F9ED5"/>
+        <a:srgbClr val="8064A2"/>
       </a:accent4>
       <a:accent5>
-        <a:srgbClr val="A02B93"/>
+        <a:srgbClr val="4BACC6"/>
       </a:accent5>
       <a:accent6>
-        <a:srgbClr val="4EA72E"/>
+        <a:srgbClr val="F79646"/>
       </a:accent6>
       <a:hlink>
-        <a:srgbClr val="467886"/>
+        <a:srgbClr val="0000FF"/>
       </a:hlink>
       <a:folHlink>
-        <a:srgbClr val="96607D"/>
+        <a:srgbClr val="800080"/>
       </a:folHlink>
     </a:clrScheme>
     <a:fontScheme name="Office">
       <a:majorFont>
-        <a:latin typeface="Aptos Display" panose="02110004020202020204"/>
+        <a:latin typeface="Calibri"/>
         <a:ea typeface=""/>
         <a:cs typeface=""/>
-        <a:font script="Jpan" typeface="游ゴシック Light"/>
+        <a:font script="Jpan" typeface="ＭＳ ゴシック"/>
         <a:font script="Hang" typeface="맑은 고딕"/>
-        <a:font script="Hans" typeface="等线 Light"/>
+        <a:font script="Hans" typeface="宋体"/>
         <a:font script="Hant" typeface="新細明體"/>
         <a:font script="Arab" typeface="Times New Roman"/>
         <a:font script="Hebr" typeface="Times New Roman"/>
@@ -10640,32 +10731,14 @@
         <a:font script="Mong" typeface="Mongolian Baiti"/>
         <a:font script="Viet" typeface="Times New Roman"/>
         <a:font script="Uigh" typeface="Microsoft Uighur"/>
-        <a:font script="Geor" typeface="Sylfaen"/>
-        <a:font script="Armn" typeface="Arial"/>
-        <a:font script="Bugi" typeface="Leelawadee UI"/>
-        <a:font script="Bopo" typeface="Microsoft JhengHei"/>
-        <a:font script="Java" typeface="Javanese Text"/>
-        <a:font script="Lisu" typeface="Segoe UI"/>
-        <a:font script="Mymr" typeface="Myanmar Text"/>
-        <a:font script="Nkoo" typeface="Ebrima"/>
-        <a:font script="Olck" typeface="Nirmala UI"/>
-        <a:font script="Osma" typeface="Ebrima"/>
-        <a:font script="Phag" typeface="Phagspa"/>
-        <a:font script="Syrn" typeface="Estrangelo Edessa"/>
-        <a:font script="Syrj" typeface="Estrangelo Edessa"/>
-        <a:font script="Syre" typeface="Estrangelo Edessa"/>
-        <a:font script="Sora" typeface="Nirmala UI"/>
-        <a:font script="Tale" typeface="Microsoft Tai Le"/>
-        <a:font script="Talu" typeface="Microsoft New Tai Lue"/>
-        <a:font script="Tfng" typeface="Ebrima"/>
       </a:majorFont>
       <a:minorFont>
-        <a:latin typeface="Aptos" panose="02110004020202020204"/>
+        <a:latin typeface="Cambria"/>
         <a:ea typeface=""/>
         <a:cs typeface=""/>
-        <a:font script="Jpan" typeface="游明朝"/>
+        <a:font script="Jpan" typeface="ＭＳ 明朝"/>
         <a:font script="Hang" typeface="맑은 고딕"/>
-        <a:font script="Hans" typeface="等线"/>
+        <a:font script="Hans" typeface="宋体"/>
         <a:font script="Hant" typeface="新細明體"/>
         <a:font script="Arab" typeface="Arial"/>
         <a:font script="Hebr" typeface="Arial"/>
@@ -10692,24 +10765,6 @@
         <a:font script="Mong" typeface="Mongolian Baiti"/>
         <a:font script="Viet" typeface="Arial"/>
         <a:font script="Uigh" typeface="Microsoft Uighur"/>
-        <a:font script="Geor" typeface="Sylfaen"/>
-        <a:font script="Armn" typeface="Arial"/>
-        <a:font script="Bugi" typeface="Leelawadee UI"/>
-        <a:font script="Bopo" typeface="Microsoft JhengHei"/>
-        <a:font script="Java" typeface="Javanese Text"/>
-        <a:font script="Lisu" typeface="Segoe UI"/>
-        <a:font script="Mymr" typeface="Myanmar Text"/>
-        <a:font script="Nkoo" typeface="Ebrima"/>
-        <a:font script="Olck" typeface="Nirmala UI"/>
-        <a:font script="Osma" typeface="Ebrima"/>
-        <a:font script="Phag" typeface="Phagspa"/>
-        <a:font script="Syrn" typeface="Estrangelo Edessa"/>
-        <a:font script="Syrj" typeface="Estrangelo Edessa"/>
-        <a:font script="Syre" typeface="Estrangelo Edessa"/>
-        <a:font script="Sora" typeface="Nirmala UI"/>
-        <a:font script="Tale" typeface="Microsoft Tai Le"/>
-        <a:font script="Talu" typeface="Microsoft New Tai Lue"/>
-        <a:font script="Tfng" typeface="Ebrima"/>
       </a:minorFont>
     </a:fontScheme>
     <a:fmtScheme name="Office">
@@ -10721,141 +10776,200 @@
           <a:gsLst>
             <a:gs pos="0">
               <a:schemeClr val="phClr">
-                <a:lumMod val="110000"/>
-                <a:satMod val="105000"/>
-                <a:tint val="67000"/>
+                <a:tint val="50000"/>
+                <a:satMod val="300000"/>
               </a:schemeClr>
             </a:gs>
-            <a:gs pos="50000">
+            <a:gs pos="35000">
               <a:schemeClr val="phClr">
-                <a:lumMod val="105000"/>
-                <a:satMod val="103000"/>
-                <a:tint val="73000"/>
+                <a:tint val="37000"/>
+                <a:satMod val="300000"/>
               </a:schemeClr>
             </a:gs>
             <a:gs pos="100000">
               <a:schemeClr val="phClr">
-                <a:lumMod val="105000"/>
-                <a:satMod val="109000"/>
-                <a:tint val="81000"/>
+                <a:tint val="15000"/>
+                <a:satMod val="350000"/>
               </a:schemeClr>
             </a:gs>
           </a:gsLst>
-          <a:lin ang="5400000" scaled="0"/>
+          <a:lin ang="16200000" scaled="1"/>
         </a:gradFill>
         <a:gradFill rotWithShape="1">
           <a:gsLst>
             <a:gs pos="0">
               <a:schemeClr val="phClr">
-                <a:satMod val="103000"/>
-                <a:lumMod val="102000"/>
-                <a:tint val="94000"/>
-              </a:schemeClr>
-            </a:gs>
-            <a:gs pos="50000">
-              <a:schemeClr val="phClr">
-                <a:satMod val="110000"/>
-                <a:lumMod val="100000"/>
+                <a:tint val="100000"/>
                 <a:shade val="100000"/>
+                <a:satMod val="130000"/>
               </a:schemeClr>
             </a:gs>
             <a:gs pos="100000">
               <a:schemeClr val="phClr">
-                <a:lumMod val="99000"/>
-                <a:satMod val="120000"/>
-                <a:shade val="78000"/>
+                <a:tint val="50000"/>
+                <a:shade val="100000"/>
+                <a:satMod val="350000"/>
               </a:schemeClr>
             </a:gs>
           </a:gsLst>
-          <a:lin ang="5400000" scaled="0"/>
+          <a:lin ang="16200000" scaled="0"/>
         </a:gradFill>
       </a:fillStyleLst>
       <a:lnStyleLst>
-        <a:ln w="6350" cap="flat" cmpd="sng" algn="ctr">
+        <a:ln w="9525" cap="flat" cmpd="sng" algn="ctr">
+          <a:solidFill>
+            <a:schemeClr val="phClr">
+              <a:shade val="95000"/>
+              <a:satMod val="105000"/>
+            </a:schemeClr>
+          </a:solidFill>
+          <a:prstDash val="solid"/>
+        </a:ln>
+        <a:ln w="25400" cap="flat" cmpd="sng" algn="ctr">
           <a:solidFill>
             <a:schemeClr val="phClr"/>
           </a:solidFill>
           <a:prstDash val="solid"/>
-          <a:miter lim="800000"/>
         </a:ln>
-        <a:ln w="12700" cap="flat" cmpd="sng" algn="ctr">
+        <a:ln w="38100" cap="flat" cmpd="sng" algn="ctr">
           <a:solidFill>
             <a:schemeClr val="phClr"/>
           </a:solidFill>
           <a:prstDash val="solid"/>
-          <a:miter lim="800000"/>
-        </a:ln>
-        <a:ln w="19050" cap="flat" cmpd="sng" algn="ctr">
-          <a:solidFill>
-            <a:schemeClr val="phClr"/>
-          </a:solidFill>
-          <a:prstDash val="solid"/>
-          <a:miter lim="800000"/>
         </a:ln>
       </a:lnStyleLst>
       <a:effectStyleLst>
         <a:effectStyle>
-          <a:effectLst/>
-        </a:effectStyle>
-        <a:effectStyle>
-          <a:effectLst/>
+          <a:effectLst>
+            <a:outerShdw blurRad="40000" dist="20000" dir="5400000" rotWithShape="0">
+              <a:srgbClr val="000000">
+                <a:alpha val="38000"/>
+              </a:srgbClr>
+            </a:outerShdw>
+          </a:effectLst>
         </a:effectStyle>
         <a:effectStyle>
           <a:effectLst>
-            <a:outerShdw blurRad="57150" dist="19050" dir="5400000" algn="ctr" rotWithShape="0">
+            <a:outerShdw blurRad="40000" dist="23000" dir="5400000" rotWithShape="0">
               <a:srgbClr val="000000">
-                <a:alpha val="63000"/>
+                <a:alpha val="35000"/>
               </a:srgbClr>
             </a:outerShdw>
           </a:effectLst>
+        </a:effectStyle>
+        <a:effectStyle>
+          <a:effectLst>
+            <a:outerShdw blurRad="40000" dist="23000" dir="5400000" rotWithShape="0">
+              <a:srgbClr val="000000">
+                <a:alpha val="35000"/>
+              </a:srgbClr>
+            </a:outerShdw>
+          </a:effectLst>
+          <a:scene3d>
+            <a:camera prst="orthographicFront">
+              <a:rot lat="0" lon="0" rev="0"/>
+            </a:camera>
+            <a:lightRig rig="threePt" dir="t">
+              <a:rot lat="0" lon="0" rev="1200000"/>
+            </a:lightRig>
+          </a:scene3d>
+          <a:sp3d>
+            <a:bevelT w="63500" h="25400"/>
+          </a:sp3d>
         </a:effectStyle>
       </a:effectStyleLst>
       <a:bgFillStyleLst>
         <a:solidFill>
           <a:schemeClr val="phClr"/>
         </a:solidFill>
-        <a:solidFill>
-          <a:schemeClr val="phClr">
-            <a:tint val="95000"/>
-            <a:satMod val="170000"/>
-          </a:schemeClr>
-        </a:solidFill>
         <a:gradFill rotWithShape="1">
           <a:gsLst>
             <a:gs pos="0">
               <a:schemeClr val="phClr">
-                <a:tint val="93000"/>
-                <a:satMod val="150000"/>
-                <a:shade val="98000"/>
-                <a:lumMod val="102000"/>
+                <a:tint val="40000"/>
+                <a:satMod val="350000"/>
               </a:schemeClr>
             </a:gs>
-            <a:gs pos="50000">
+            <a:gs pos="40000">
               <a:schemeClr val="phClr">
-                <a:tint val="98000"/>
-                <a:satMod val="130000"/>
-                <a:shade val="90000"/>
-                <a:lumMod val="103000"/>
+                <a:tint val="45000"/>
+                <a:shade val="99000"/>
+                <a:satMod val="350000"/>
               </a:schemeClr>
             </a:gs>
             <a:gs pos="100000">
               <a:schemeClr val="phClr">
-                <a:shade val="63000"/>
-                <a:satMod val="120000"/>
+                <a:shade val="20000"/>
+                <a:satMod val="255000"/>
               </a:schemeClr>
             </a:gs>
           </a:gsLst>
-          <a:lin ang="5400000" scaled="0"/>
+          <a:path path="circle">
+            <a:fillToRect l="50000" t="-80000" r="50000" b="180000"/>
+          </a:path>
+        </a:gradFill>
+        <a:gradFill rotWithShape="1">
+          <a:gsLst>
+            <a:gs pos="0">
+              <a:schemeClr val="phClr">
+                <a:tint val="80000"/>
+                <a:satMod val="300000"/>
+              </a:schemeClr>
+            </a:gs>
+            <a:gs pos="100000">
+              <a:schemeClr val="phClr">
+                <a:shade val="30000"/>
+                <a:satMod val="200000"/>
+              </a:schemeClr>
+            </a:gs>
+          </a:gsLst>
+          <a:path path="circle">
+            <a:fillToRect l="50000" t="50000" r="50000" b="50000"/>
+          </a:path>
         </a:gradFill>
       </a:bgFillStyleLst>
     </a:fmtScheme>
   </a:themeElements>
-  <a:objectDefaults/>
+  <a:objectDefaults>
+    <a:spDef>
+      <a:spPr/>
+      <a:bodyPr/>
+      <a:lstStyle/>
+      <a:style>
+        <a:lnRef idx="1">
+          <a:schemeClr val="accent1"/>
+        </a:lnRef>
+        <a:fillRef idx="3">
+          <a:schemeClr val="accent1"/>
+        </a:fillRef>
+        <a:effectRef idx="2">
+          <a:schemeClr val="accent1"/>
+        </a:effectRef>
+        <a:fontRef idx="minor">
+          <a:schemeClr val="lt1"/>
+        </a:fontRef>
+      </a:style>
+    </a:spDef>
+    <a:lnDef>
+      <a:spPr/>
+      <a:bodyPr/>
+      <a:lstStyle/>
+      <a:style>
+        <a:lnRef idx="2">
+          <a:schemeClr val="accent1"/>
+        </a:lnRef>
+        <a:fillRef idx="0">
+          <a:schemeClr val="accent1"/>
+        </a:fillRef>
+        <a:effectRef idx="1">
+          <a:schemeClr val="accent1"/>
+        </a:effectRef>
+        <a:fontRef idx="minor">
+          <a:schemeClr val="tx1"/>
+        </a:fontRef>
+      </a:style>
+    </a:lnDef>
+  </a:objectDefaults>
   <a:extraClrSchemeLst/>
-  <a:extLst>
-    <a:ext uri="{05A4C25C-085E-4340-85A3-A5531E510DB2}">
-      <thm15:themeFamily xmlns:thm15="http://schemas.microsoft.com/office/thememl/2012/main" name="Office Theme" id="{2E142A2C-CD16-42D6-873A-C26D2A0506FA}" vid="{1BDDFF52-6CD6-40A5-AB3C-68EB2F1E4D0A}"/>
-    </a:ext>
-  </a:extLst>
 </a:theme>
 </file>
--- a/07-third-party-risk/Third_Party_Risk_and_Supply_Chain/Espanol/Third_Party_Risk_Management_and_Cyber_Supply_Chain_Security_Manual_Espanol_v1.0.docx
+++ b/07-third-party-risk/Third_Party_Risk_and_Supply_Chain/Espanol/Third_Party_Risk_Management_and_Cyber_Supply_Chain_Security_Manual_Espanol_v1.0.docx
@@ -9967,7 +9967,7 @@
         <w:rFonts w:asciiTheme="minorHAnsi" w:cstheme="minorBidi" w:eastAsiaTheme="minorHAnsi" w:hAnsiTheme="minorHAnsi"/>
         <w:sz w:val="24"/>
         <w:szCs w:val="24"/>
-        <w:lang w:bidi="ar-SA" w:eastAsia="en-US" w:val="en-US"/>
+        <w:lang w:bidi="ar-SA" w:eastAsia="es-419" w:val="es-419"/>
       </w:rPr>
     </w:rPrDefault>
     <w:pPrDefault>
